--- a/古文今讀101-110.docx
+++ b/古文今讀101-110.docx
@@ -202,6 +202,23 @@
               <w:t xml:space="preserve">後「顧」之憂</w:t>
             </w:r>
           </w:p>
+        </w:tc>
+      </w:tr>
+      <w:tr>
+        <w:tc>
+          <w:tcPr/>
+          <w:p>
+            <w:pPr>
+              <w:pStyle w:val="Compact"/>
+              <w:jc w:val="left"/>
+            </w:pPr>
+            <w:r>
+              <w:t xml:space="preserve">看、張望，V</w:t>
+            </w:r>
+          </w:p>
+        </w:tc>
+        <w:tc>
+          <w:tcPr/>
           <w:p>
             <w:pPr>
               <w:pStyle w:val="Compact"/>
@@ -305,15 +322,6 @@
             </w:pPr>
             <w:r>
               <w:t xml:space="preserve">「顧」此失彼</w:t>
-            </w:r>
-          </w:p>
-          <w:p>
-            <w:pPr>
-              <w:pStyle w:val="Compact"/>
-              <w:jc w:val="left"/>
-            </w:pPr>
-            <w:r>
-              <w:t xml:space="preserve">不能兼「顧」</w:t>
             </w:r>
           </w:p>
         </w:tc>
@@ -1207,6 +1215,84 @@
             </w:pPr>
             <w:r>
               <w:t xml:space="preserve">比喻敬賢之禮、誠心邀請。</w:t>
+            </w:r>
+          </w:p>
+        </w:tc>
+      </w:tr>
+      <w:tr>
+        <w:tc>
+          <w:tcPr/>
+          <w:p>
+            <w:pPr>
+              <w:pStyle w:val="Compact"/>
+              <w:jc w:val="left"/>
+            </w:pPr>
+            <w:r>
+              <w:t xml:space="preserve">奮不顧身</w:t>
+            </w:r>
+          </w:p>
+        </w:tc>
+        <w:tc>
+          <w:tcPr/>
+          <w:p>
+            <w:pPr>
+              <w:pStyle w:val="Compact"/>
+              <w:jc w:val="left"/>
+            </w:pPr>
+            <w:r>
+              <w:t xml:space="preserve">勇往直前，不顧生死。</w:t>
+            </w:r>
+          </w:p>
+        </w:tc>
+      </w:tr>
+      <w:tr>
+        <w:tc>
+          <w:tcPr/>
+          <w:p>
+            <w:pPr>
+              <w:pStyle w:val="Compact"/>
+              <w:jc w:val="left"/>
+            </w:pPr>
+            <w:r>
+              <w:t xml:space="preserve">顧此失彼</w:t>
+            </w:r>
+          </w:p>
+        </w:tc>
+        <w:tc>
+          <w:tcPr/>
+          <w:p>
+            <w:pPr>
+              <w:pStyle w:val="Compact"/>
+              <w:jc w:val="left"/>
+            </w:pPr>
+            <w:r>
+              <w:t xml:space="preserve">注意這個卻忽略那個，指不能全面兼顧。</w:t>
+            </w:r>
+          </w:p>
+        </w:tc>
+      </w:tr>
+      <w:tr>
+        <w:tc>
+          <w:tcPr/>
+          <w:p>
+            <w:pPr>
+              <w:pStyle w:val="Compact"/>
+              <w:jc w:val="left"/>
+            </w:pPr>
+            <w:r>
+              <w:t xml:space="preserve">伯樂一顧</w:t>
+            </w:r>
+          </w:p>
+        </w:tc>
+        <w:tc>
+          <w:tcPr/>
+          <w:p>
+            <w:pPr>
+              <w:pStyle w:val="Compact"/>
+              <w:jc w:val="left"/>
+            </w:pPr>
+            <w:r>
+              <w:t xml:space="preserve">比喻才能受人賞識、肯定。</w:t>
             </w:r>
           </w:p>
         </w:tc>

--- a/古文今讀101-110.docx
+++ b/古文今讀101-110.docx
@@ -1318,7 +1318,33 @@
               <w:jc w:val="left"/>
             </w:pPr>
             <w:r>
-              <w:t xml:space="preserve">犯錯後及時更正，尚能補救。</w:t>
+              <w:t xml:space="preserve">丟失了羊，就趕快修補羊圈，還不算晚。比喻犯錯後及時更正，尚能補救。</w:t>
+            </w:r>
+          </w:p>
+        </w:tc>
+      </w:tr>
+      <w:tr>
+        <w:tc>
+          <w:tcPr/>
+          <w:p>
+            <w:pPr>
+              <w:pStyle w:val="Compact"/>
+              <w:jc w:val="left"/>
+            </w:pPr>
+            <w:r>
+              <w:t xml:space="preserve">日知其所亡，月無忘其所能</w:t>
+            </w:r>
+          </w:p>
+        </w:tc>
+        <w:tc>
+          <w:tcPr/>
+          <w:p>
+            <w:pPr>
+              <w:pStyle w:val="Compact"/>
+              <w:jc w:val="left"/>
+            </w:pPr>
+            <w:r>
+              <w:t xml:space="preserve">每天知道一些過去所不知道的知識，每月不忘記已經掌握的知識，便可以稱為好學的人了。＝溫故知新</w:t>
             </w:r>
           </w:p>
         </w:tc>

--- a/古文今讀101-110.docx
+++ b/古文今讀101-110.docx
@@ -22,7 +22,7 @@
         <w:t xml:space="preserve">課　虛字整理與選擇題</w:t>
       </w:r>
     </w:p>
-    <w:bookmarkStart w:id="45" w:name="古文今讀-第-101110-課"/>
+    <w:bookmarkStart w:id="49" w:name="古文今讀-第-101110-課"/>
     <w:p>
       <w:pPr>
         <w:pStyle w:val="Heading1"/>
@@ -119,7 +119,7 @@
         </w:r>
       </w:hyperlink>
     </w:p>
-    <w:bookmarkStart w:id="26" w:name="handout"/>
+    <w:bookmarkStart w:id="30" w:name="handout"/>
     <w:bookmarkStart w:id="22" w:name="一顧ㄍㄨˋ第101課"/>
     <w:p>
       <w:pPr>
@@ -986,15 +986,13 @@
       </w:tr>
     </w:tbl>
     <w:bookmarkEnd w:id="25"/>
-    <w:bookmarkEnd w:id="26"/>
-    <w:bookmarkStart w:id="28" w:name="idioms"/>
-    <w:bookmarkStart w:id="27" w:name="五成語整理"/>
+    <w:bookmarkStart w:id="26" w:name="五人稱代詞與自謙用語第101104109課"/>
     <w:p>
       <w:pPr>
         <w:pStyle w:val="Heading2"/>
       </w:pPr>
       <w:r>
-        <w:t xml:space="preserve">五、成語整理</w:t>
+        <w:t xml:space="preserve">五、人稱代詞與自謙用語（第101、104、109課）</w:t>
       </w:r>
     </w:p>
     <w:tbl>
@@ -1020,401 +1018,1257 @@
               <w:jc w:val="left"/>
             </w:pPr>
             <w:r>
-              <w:t xml:space="preserve">成語</w:t>
-            </w:r>
-          </w:p>
-        </w:tc>
-        <w:tc>
-          <w:tcPr/>
-          <w:p>
-            <w:pPr>
-              <w:pStyle w:val="Compact"/>
-              <w:jc w:val="left"/>
-            </w:pPr>
-            <w:r>
-              <w:t xml:space="preserve">意義</w:t>
-            </w:r>
-          </w:p>
-        </w:tc>
-      </w:tr>
-      <w:tr>
-        <w:tc>
-          <w:tcPr/>
-          <w:p>
-            <w:pPr>
-              <w:pStyle w:val="Compact"/>
-              <w:jc w:val="left"/>
-            </w:pPr>
-            <w:r>
-              <w:t xml:space="preserve">苛政猛於虎</w:t>
-            </w:r>
-          </w:p>
-        </w:tc>
-        <w:tc>
-          <w:tcPr/>
-          <w:p>
-            <w:pPr>
-              <w:pStyle w:val="Compact"/>
-              <w:jc w:val="left"/>
-            </w:pPr>
-            <w:r>
-              <w:t xml:space="preserve">比喻暴政比猛虎更可怕。</w:t>
-            </w:r>
-          </w:p>
-        </w:tc>
-      </w:tr>
-      <w:tr>
-        <w:tc>
-          <w:tcPr/>
-          <w:p>
-            <w:pPr>
-              <w:pStyle w:val="Compact"/>
-              <w:jc w:val="left"/>
-            </w:pPr>
-            <w:r>
-              <w:t xml:space="preserve">畫蛇添足</w:t>
-            </w:r>
-          </w:p>
-        </w:tc>
-        <w:tc>
-          <w:tcPr/>
-          <w:p>
-            <w:pPr>
-              <w:pStyle w:val="Compact"/>
-              <w:jc w:val="left"/>
-            </w:pPr>
-            <w:r>
-              <w:t xml:space="preserve">比喻多此一舉，反而弄巧成拙。</w:t>
-            </w:r>
-          </w:p>
-        </w:tc>
-      </w:tr>
-      <w:tr>
-        <w:tc>
-          <w:tcPr/>
-          <w:p>
-            <w:pPr>
-              <w:pStyle w:val="Compact"/>
-              <w:jc w:val="left"/>
-            </w:pPr>
-            <w:r>
-              <w:t xml:space="preserve">高山流水</w:t>
-            </w:r>
-          </w:p>
-        </w:tc>
-        <w:tc>
-          <w:tcPr/>
-          <w:p>
-            <w:pPr>
-              <w:pStyle w:val="Compact"/>
-              <w:jc w:val="left"/>
-            </w:pPr>
-            <w:r>
-              <w:t xml:space="preserve">形容樂曲高妙；比喻知音難遇。</w:t>
-            </w:r>
-          </w:p>
-        </w:tc>
-      </w:tr>
-      <w:tr>
-        <w:tc>
-          <w:tcPr/>
-          <w:p>
-            <w:pPr>
-              <w:pStyle w:val="Compact"/>
-              <w:jc w:val="left"/>
-            </w:pPr>
-            <w:r>
-              <w:t xml:space="preserve">暮夜懷金</w:t>
-            </w:r>
-          </w:p>
-        </w:tc>
-        <w:tc>
-          <w:tcPr/>
-          <w:p>
-            <w:pPr>
-              <w:pStyle w:val="Compact"/>
-              <w:jc w:val="left"/>
-            </w:pPr>
-            <w:r>
-              <w:t xml:space="preserve">暗中行賄。楊震「四知」拒賄。</w:t>
-            </w:r>
-          </w:p>
-        </w:tc>
-      </w:tr>
-      <w:tr>
-        <w:tc>
-          <w:tcPr/>
-          <w:p>
-            <w:pPr>
-              <w:pStyle w:val="Compact"/>
-              <w:jc w:val="left"/>
-            </w:pPr>
-            <w:r>
-              <w:t xml:space="preserve">桃李不言，下自成蹊</w:t>
-            </w:r>
-          </w:p>
-        </w:tc>
-        <w:tc>
-          <w:tcPr/>
-          <w:p>
-            <w:pPr>
-              <w:pStyle w:val="Compact"/>
-              <w:jc w:val="left"/>
-            </w:pPr>
-            <w:r>
-              <w:t xml:space="preserve">比喻真誠篤實，自然感召人心。</w:t>
-            </w:r>
-          </w:p>
-        </w:tc>
-      </w:tr>
-      <w:tr>
-        <w:tc>
-          <w:tcPr/>
-          <w:p>
-            <w:pPr>
-              <w:pStyle w:val="Compact"/>
-              <w:jc w:val="left"/>
-            </w:pPr>
-            <w:r>
-              <w:t xml:space="preserve">朝三暮四</w:t>
-            </w:r>
-          </w:p>
-        </w:tc>
-        <w:tc>
-          <w:tcPr/>
-          <w:p>
-            <w:pPr>
-              <w:pStyle w:val="Compact"/>
-              <w:jc w:val="left"/>
-            </w:pPr>
-            <w:r>
-              <w:t xml:space="preserve">比喻反覆無常，或只重形式不重實質。</w:t>
-            </w:r>
-          </w:p>
-        </w:tc>
-      </w:tr>
-      <w:tr>
-        <w:tc>
-          <w:tcPr/>
-          <w:p>
-            <w:pPr>
-              <w:pStyle w:val="Compact"/>
-              <w:jc w:val="left"/>
-            </w:pPr>
-            <w:r>
-              <w:t xml:space="preserve">三顧茅廬</w:t>
-            </w:r>
-          </w:p>
-        </w:tc>
-        <w:tc>
-          <w:tcPr/>
-          <w:p>
-            <w:pPr>
-              <w:pStyle w:val="Compact"/>
-              <w:jc w:val="left"/>
-            </w:pPr>
-            <w:r>
-              <w:t xml:space="preserve">比喻敬賢之禮、誠心邀請。</w:t>
-            </w:r>
-          </w:p>
-        </w:tc>
-      </w:tr>
-      <w:tr>
-        <w:tc>
-          <w:tcPr/>
-          <w:p>
-            <w:pPr>
-              <w:pStyle w:val="Compact"/>
-              <w:jc w:val="left"/>
-            </w:pPr>
-            <w:r>
-              <w:t xml:space="preserve">奮不顧身</w:t>
-            </w:r>
-          </w:p>
-        </w:tc>
-        <w:tc>
-          <w:tcPr/>
-          <w:p>
-            <w:pPr>
-              <w:pStyle w:val="Compact"/>
-              <w:jc w:val="left"/>
-            </w:pPr>
-            <w:r>
-              <w:t xml:space="preserve">勇往直前，不顧生死。</w:t>
-            </w:r>
-          </w:p>
-        </w:tc>
-      </w:tr>
-      <w:tr>
-        <w:tc>
-          <w:tcPr/>
-          <w:p>
-            <w:pPr>
-              <w:pStyle w:val="Compact"/>
-              <w:jc w:val="left"/>
-            </w:pPr>
-            <w:r>
-              <w:t xml:space="preserve">顧此失彼</w:t>
-            </w:r>
-          </w:p>
-        </w:tc>
-        <w:tc>
-          <w:tcPr/>
-          <w:p>
-            <w:pPr>
-              <w:pStyle w:val="Compact"/>
-              <w:jc w:val="left"/>
-            </w:pPr>
-            <w:r>
-              <w:t xml:space="preserve">注意這個卻忽略那個，指不能全面兼顧。</w:t>
-            </w:r>
-          </w:p>
-        </w:tc>
-      </w:tr>
-      <w:tr>
-        <w:tc>
-          <w:tcPr/>
-          <w:p>
-            <w:pPr>
-              <w:pStyle w:val="Compact"/>
-              <w:jc w:val="left"/>
-            </w:pPr>
-            <w:r>
-              <w:t xml:space="preserve">伯樂一顧</w:t>
-            </w:r>
-          </w:p>
-        </w:tc>
-        <w:tc>
-          <w:tcPr/>
-          <w:p>
-            <w:pPr>
-              <w:pStyle w:val="Compact"/>
-              <w:jc w:val="left"/>
-            </w:pPr>
-            <w:r>
-              <w:t xml:space="preserve">比喻才能受人賞識、肯定。</w:t>
-            </w:r>
-          </w:p>
-        </w:tc>
-      </w:tr>
-      <w:tr>
-        <w:tc>
-          <w:tcPr/>
-          <w:p>
-            <w:pPr>
-              <w:pStyle w:val="Compact"/>
-              <w:jc w:val="left"/>
-            </w:pPr>
-            <w:r>
-              <w:t xml:space="preserve">亡羊補牢</w:t>
-            </w:r>
-          </w:p>
-        </w:tc>
-        <w:tc>
-          <w:tcPr/>
-          <w:p>
-            <w:pPr>
-              <w:pStyle w:val="Compact"/>
-              <w:jc w:val="left"/>
-            </w:pPr>
-            <w:r>
-              <w:t xml:space="preserve">丟失了羊，就趕快修補羊圈，還不算晚。比喻犯錯後及時更正，尚能補救。</w:t>
-            </w:r>
-          </w:p>
-        </w:tc>
-      </w:tr>
-      <w:tr>
-        <w:tc>
-          <w:tcPr/>
-          <w:p>
-            <w:pPr>
-              <w:pStyle w:val="Compact"/>
-              <w:jc w:val="left"/>
-            </w:pPr>
-            <w:r>
-              <w:t xml:space="preserve">日知其所亡，月無忘其所能</w:t>
-            </w:r>
-          </w:p>
-        </w:tc>
-        <w:tc>
-          <w:tcPr/>
-          <w:p>
-            <w:pPr>
-              <w:pStyle w:val="Compact"/>
-              <w:jc w:val="left"/>
-            </w:pPr>
-            <w:r>
-              <w:t xml:space="preserve">每天知道一些過去所不知道的知識，每月不忘記已經掌握的知識，便可以稱為好學的人了。＝溫故知新</w:t>
-            </w:r>
-          </w:p>
-        </w:tc>
-      </w:tr>
-      <w:tr>
-        <w:tc>
-          <w:tcPr/>
-          <w:p>
-            <w:pPr>
-              <w:pStyle w:val="Compact"/>
-              <w:jc w:val="left"/>
-            </w:pPr>
-            <w:r>
-              <w:t xml:space="preserve">尺有所短，寸有所長</w:t>
-            </w:r>
-          </w:p>
-        </w:tc>
-        <w:tc>
-          <w:tcPr/>
-          <w:p>
-            <w:pPr>
-              <w:pStyle w:val="Compact"/>
-              <w:jc w:val="left"/>
-            </w:pPr>
-            <w:r>
-              <w:t xml:space="preserve">人各有長處與短處，各有所適。</w:t>
-            </w:r>
-          </w:p>
-        </w:tc>
-      </w:tr>
-      <w:tr>
-        <w:tc>
-          <w:tcPr/>
-          <w:p>
-            <w:pPr>
-              <w:pStyle w:val="Compact"/>
-              <w:jc w:val="left"/>
-            </w:pPr>
-            <w:r>
-              <w:t xml:space="preserve">桑榆晚景</w:t>
-            </w:r>
-          </w:p>
-        </w:tc>
-        <w:tc>
-          <w:tcPr/>
-          <w:p>
-            <w:pPr>
-              <w:pStyle w:val="Compact"/>
-              <w:jc w:val="left"/>
-            </w:pPr>
-            <w:r>
-              <w:t xml:space="preserve">比喻晚年。</w:t>
+              <w:t xml:space="preserve">項目</w:t>
+            </w:r>
+          </w:p>
+        </w:tc>
+        <w:tc>
+          <w:tcPr/>
+          <w:p>
+            <w:pPr>
+              <w:pStyle w:val="Compact"/>
+              <w:jc w:val="left"/>
+            </w:pPr>
+            <w:r>
+              <w:t xml:space="preserve">例</w:t>
+            </w:r>
+          </w:p>
+        </w:tc>
+      </w:tr>
+      <w:tr>
+        <w:tc>
+          <w:tcPr/>
+          <w:p>
+            <w:pPr>
+              <w:pStyle w:val="Compact"/>
+              <w:jc w:val="left"/>
+            </w:pPr>
+            <w:r>
+              <w:t xml:space="preserve">第二人稱</w:t>
+            </w:r>
+          </w:p>
+        </w:tc>
+        <w:tc>
+          <w:tcPr/>
+          <w:p>
+            <w:pPr>
+              <w:pStyle w:val="Compact"/>
+              <w:jc w:val="left"/>
+            </w:pPr>
+            <w:r>
+              <w:t xml:space="preserve">汝＝爾＝子＝若＝君（女通汝）</w:t>
+            </w:r>
+          </w:p>
+        </w:tc>
+      </w:tr>
+      <w:tr>
+        <w:tc>
+          <w:tcPr/>
+          <w:p>
+            <w:pPr>
+              <w:pStyle w:val="Compact"/>
+              <w:jc w:val="left"/>
+            </w:pPr>
+            <w:r>
+              <w:t xml:space="preserve">第一人稱</w:t>
+            </w:r>
+          </w:p>
+        </w:tc>
+        <w:tc>
+          <w:tcPr/>
+          <w:p>
+            <w:pPr>
+              <w:pStyle w:val="Compact"/>
+              <w:jc w:val="left"/>
+            </w:pPr>
+            <w:r>
+              <w:t xml:space="preserve">予＝余＝吾</w:t>
+            </w:r>
+          </w:p>
+        </w:tc>
+      </w:tr>
+      <w:tr>
+        <w:tc>
+          <w:tcPr/>
+          <w:p>
+            <w:pPr>
+              <w:pStyle w:val="Compact"/>
+              <w:jc w:val="left"/>
+            </w:pPr>
+            <w:r>
+              <w:t xml:space="preserve">自謙</w:t>
+            </w:r>
+          </w:p>
+        </w:tc>
+        <w:tc>
+          <w:tcPr/>
+          <w:p>
+            <w:pPr>
+              <w:pStyle w:val="Compact"/>
+              <w:jc w:val="left"/>
+            </w:pPr>
+            <w:r>
+              <w:t xml:space="preserve">愚＝某＝僕</w:t>
+            </w:r>
+          </w:p>
+        </w:tc>
+      </w:tr>
+    </w:tbl>
+    <w:bookmarkEnd w:id="26"/>
+    <w:bookmarkStart w:id="27" w:name="六於-補充被第104課"/>
+    <w:p>
+      <w:pPr>
+        <w:pStyle w:val="Heading2"/>
+      </w:pPr>
+      <w:r>
+        <w:t xml:space="preserve">六、於　補充：被（第104課）</w:t>
+      </w:r>
+    </w:p>
+    <w:tbl>
+      <w:tblPr>
+        <w:tblStyle w:val="Table"/>
+        <w:tblW w:type="auto" w:w="0"/>
+        <w:tblLook w:firstRow="1" w:lastRow="0" w:firstColumn="0" w:lastColumn="0" w:noHBand="0" w:noVBand="0" w:val="0020"/>
+        <w:jc w:val="start"/>
+      </w:tblPr>
+      <w:tblGrid>
+        <w:gridCol w:w="3960"/>
+        <w:gridCol w:w="3960"/>
+      </w:tblGrid>
+      <w:tr>
+        <w:trPr>
+          <w:tblHeader w:val="true"/>
+        </w:trPr>
+        <w:tc>
+          <w:tcPr/>
+          <w:p>
+            <w:pPr>
+              <w:pStyle w:val="Compact"/>
+              <w:jc w:val="left"/>
+            </w:pPr>
+            <w:r>
+              <w:t xml:space="preserve">項目</w:t>
+            </w:r>
+          </w:p>
+        </w:tc>
+        <w:tc>
+          <w:tcPr/>
+          <w:p>
+            <w:pPr>
+              <w:pStyle w:val="Compact"/>
+              <w:jc w:val="left"/>
+            </w:pPr>
+            <w:r>
+              <w:t xml:space="preserve">例</w:t>
+            </w:r>
+          </w:p>
+        </w:tc>
+      </w:tr>
+      <w:tr>
+        <w:tc>
+          <w:tcPr/>
+          <w:p>
+            <w:pPr>
+              <w:pStyle w:val="Compact"/>
+              <w:jc w:val="left"/>
+            </w:pPr>
+            <w:r>
+              <w:t xml:space="preserve">被，介</w:t>
+            </w:r>
+          </w:p>
+        </w:tc>
+        <w:tc>
+          <w:tcPr/>
+          <w:p>
+            <w:pPr>
+              <w:pStyle w:val="Compact"/>
+              <w:jc w:val="left"/>
+            </w:pPr>
+            <w:r>
+              <w:t xml:space="preserve">受制「於」人</w:t>
             </w:r>
           </w:p>
         </w:tc>
       </w:tr>
     </w:tbl>
     <w:bookmarkEnd w:id="27"/>
+    <w:bookmarkStart w:id="28" w:name="七為ㄨㄟˊㄨㄟˋ第107課"/>
+    <w:p>
+      <w:pPr>
+        <w:pStyle w:val="Heading2"/>
+      </w:pPr>
+      <w:r>
+        <w:t xml:space="preserve">七、為（ㄨㄟˊ／ㄨㄟˋ）（第107課）</w:t>
+      </w:r>
+    </w:p>
+    <w:tbl>
+      <w:tblPr>
+        <w:tblStyle w:val="Table"/>
+        <w:tblW w:type="auto" w:w="0"/>
+        <w:tblLook w:firstRow="1" w:lastRow="0" w:firstColumn="0" w:lastColumn="0" w:noHBand="0" w:noVBand="0" w:val="0020"/>
+        <w:jc w:val="start"/>
+      </w:tblPr>
+      <w:tblGrid>
+        <w:gridCol w:w="3960"/>
+        <w:gridCol w:w="3960"/>
+      </w:tblGrid>
+      <w:tr>
+        <w:trPr>
+          <w:tblHeader w:val="true"/>
+        </w:trPr>
+        <w:tc>
+          <w:tcPr/>
+          <w:p>
+            <w:pPr>
+              <w:pStyle w:val="Compact"/>
+              <w:jc w:val="left"/>
+            </w:pPr>
+            <w:r>
+              <w:t xml:space="preserve">項目</w:t>
+            </w:r>
+          </w:p>
+        </w:tc>
+        <w:tc>
+          <w:tcPr/>
+          <w:p>
+            <w:pPr>
+              <w:pStyle w:val="Compact"/>
+              <w:jc w:val="left"/>
+            </w:pPr>
+            <w:r>
+              <w:t xml:space="preserve">例</w:t>
+            </w:r>
+          </w:p>
+        </w:tc>
+      </w:tr>
+      <w:tr>
+        <w:tc>
+          <w:tcPr/>
+          <w:p>
+            <w:pPr>
+              <w:pStyle w:val="Compact"/>
+              <w:jc w:val="left"/>
+            </w:pPr>
+            <w:r>
+              <w:t xml:space="preserve">擔任，動</w:t>
+            </w:r>
+          </w:p>
+        </w:tc>
+        <w:tc>
+          <w:tcPr/>
+          <w:p>
+            <w:pPr>
+              <w:pStyle w:val="Compact"/>
+              <w:jc w:val="left"/>
+            </w:pPr>
+            <w:r>
+              <w:t xml:space="preserve">王密為昌邑令</w:t>
+            </w:r>
+          </w:p>
+        </w:tc>
+      </w:tr>
+      <w:tr>
+        <w:tc>
+          <w:tcPr/>
+          <w:p>
+            <w:pPr>
+              <w:pStyle w:val="Compact"/>
+              <w:jc w:val="left"/>
+            </w:pPr>
+            <w:r>
+              <w:t xml:space="preserve">是，動</w:t>
+            </w:r>
+          </w:p>
+        </w:tc>
+        <w:tc>
+          <w:tcPr/>
+          <w:p>
+            <w:pPr>
+              <w:pStyle w:val="Compact"/>
+              <w:jc w:val="left"/>
+            </w:pPr>
+            <w:r>
+              <w:t xml:space="preserve">為＝是</w:t>
+            </w:r>
+          </w:p>
+        </w:tc>
+      </w:tr>
+      <w:tr>
+        <w:tc>
+          <w:tcPr/>
+          <w:p>
+            <w:pPr>
+              <w:pStyle w:val="Compact"/>
+              <w:jc w:val="left"/>
+            </w:pPr>
+            <w:r>
+              <w:t xml:space="preserve">被，介</w:t>
+            </w:r>
+          </w:p>
+        </w:tc>
+        <w:tc>
+          <w:tcPr/>
+          <w:p>
+            <w:pPr>
+              <w:pStyle w:val="Compact"/>
+              <w:jc w:val="left"/>
+            </w:pPr>
+            <w:r>
+              <w:t xml:space="preserve">為所吞</w:t>
+            </w:r>
+          </w:p>
+        </w:tc>
+      </w:tr>
+      <w:tr>
+        <w:tc>
+          <w:tcPr/>
+          <w:p>
+            <w:pPr>
+              <w:pStyle w:val="Compact"/>
+              <w:jc w:val="left"/>
+            </w:pPr>
+            <w:r>
+              <w:t xml:space="preserve">因為，介</w:t>
+            </w:r>
+          </w:p>
+        </w:tc>
+        <w:tc>
+          <w:tcPr/>
+          <w:p>
+            <w:pPr>
+              <w:pStyle w:val="Compact"/>
+              <w:jc w:val="left"/>
+            </w:pPr>
+            <w:r>
+              <w:t xml:space="preserve">為之強</w:t>
+            </w:r>
+          </w:p>
+        </w:tc>
+      </w:tr>
+    </w:tbl>
     <w:bookmarkEnd w:id="28"/>
-    <w:bookmarkStart w:id="40" w:name="notes"/>
-    <w:bookmarkStart w:id="39" w:name="六各課重點"/>
+    <w:bookmarkStart w:id="29" w:name="八舉第107課"/>
     <w:p>
       <w:pPr>
         <w:pStyle w:val="Heading2"/>
       </w:pPr>
       <w:r>
-        <w:t xml:space="preserve">六、各課重點</w:t>
-      </w:r>
-    </w:p>
-    <w:bookmarkStart w:id="29" w:name="第101課-曾子殺彘-韓非子"/>
+        <w:t xml:space="preserve">八、舉（第107課）</w:t>
+      </w:r>
+    </w:p>
+    <w:tbl>
+      <w:tblPr>
+        <w:tblStyle w:val="Table"/>
+        <w:tblW w:type="auto" w:w="0"/>
+        <w:tblLook w:firstRow="1" w:lastRow="0" w:firstColumn="0" w:lastColumn="0" w:noHBand="0" w:noVBand="0" w:val="0020"/>
+        <w:jc w:val="start"/>
+      </w:tblPr>
+      <w:tblGrid>
+        <w:gridCol w:w="3960"/>
+        <w:gridCol w:w="3960"/>
+      </w:tblGrid>
+      <w:tr>
+        <w:trPr>
+          <w:tblHeader w:val="true"/>
+        </w:trPr>
+        <w:tc>
+          <w:tcPr/>
+          <w:p>
+            <w:pPr>
+              <w:pStyle w:val="Compact"/>
+              <w:jc w:val="left"/>
+            </w:pPr>
+            <w:r>
+              <w:t xml:space="preserve">項目</w:t>
+            </w:r>
+          </w:p>
+        </w:tc>
+        <w:tc>
+          <w:tcPr/>
+          <w:p>
+            <w:pPr>
+              <w:pStyle w:val="Compact"/>
+              <w:jc w:val="left"/>
+            </w:pPr>
+            <w:r>
+              <w:t xml:space="preserve">例</w:t>
+            </w:r>
+          </w:p>
+        </w:tc>
+      </w:tr>
+      <w:tr>
+        <w:tc>
+          <w:tcPr/>
+          <w:p>
+            <w:pPr>
+              <w:pStyle w:val="Compact"/>
+              <w:jc w:val="left"/>
+            </w:pPr>
+            <w:r>
+              <w:t xml:space="preserve">興起、發動</w:t>
+            </w:r>
+          </w:p>
+        </w:tc>
+        <w:tc>
+          <w:tcPr/>
+          <w:p>
+            <w:pPr>
+              <w:pStyle w:val="Compact"/>
+              <w:jc w:val="left"/>
+            </w:pPr>
+            <w:r>
+              <w:t xml:space="preserve">舉義、百廢待舉</w:t>
+            </w:r>
+          </w:p>
+        </w:tc>
+      </w:tr>
+      <w:tr>
+        <w:tc>
+          <w:tcPr/>
+          <w:p>
+            <w:pPr>
+              <w:pStyle w:val="Compact"/>
+              <w:jc w:val="left"/>
+            </w:pPr>
+            <w:r>
+              <w:t xml:space="preserve">全部的、整個的</w:t>
+            </w:r>
+          </w:p>
+        </w:tc>
+        <w:tc>
+          <w:tcPr/>
+          <w:p>
+            <w:pPr>
+              <w:pStyle w:val="Compact"/>
+              <w:jc w:val="left"/>
+            </w:pPr>
+            <w:r>
+              <w:t xml:space="preserve">舉國上下、舉世公認、舉國歡騰</w:t>
+            </w:r>
+          </w:p>
+        </w:tc>
+      </w:tr>
+      <w:tr>
+        <w:tc>
+          <w:tcPr/>
+          <w:p>
+            <w:pPr>
+              <w:pStyle w:val="Compact"/>
+              <w:jc w:val="left"/>
+            </w:pPr>
+            <w:r>
+              <w:t xml:space="preserve">推薦</w:t>
+            </w:r>
+          </w:p>
+        </w:tc>
+        <w:tc>
+          <w:tcPr/>
+          <w:p>
+            <w:pPr>
+              <w:pStyle w:val="Compact"/>
+              <w:jc w:val="left"/>
+            </w:pPr>
+            <w:r>
+              <w:t xml:space="preserve">舉茂才</w:t>
+            </w:r>
+          </w:p>
+        </w:tc>
+      </w:tr>
+      <w:tr>
+        <w:tc>
+          <w:tcPr/>
+          <w:p>
+            <w:pPr>
+              <w:pStyle w:val="Compact"/>
+              <w:jc w:val="left"/>
+            </w:pPr>
+            <w:r>
+              <w:t xml:space="preserve">中舉，V</w:t>
+            </w:r>
+          </w:p>
+        </w:tc>
+        <w:tc>
+          <w:tcPr/>
+          <w:p>
+            <w:pPr>
+              <w:pStyle w:val="Compact"/>
+              <w:jc w:val="left"/>
+            </w:pPr>
+            <w:r>
+              <w:t xml:space="preserve">舉人</w:t>
+            </w:r>
+          </w:p>
+        </w:tc>
+      </w:tr>
+    </w:tbl>
+    <w:bookmarkEnd w:id="29"/>
+    <w:bookmarkEnd w:id="30"/>
+    <w:bookmarkStart w:id="32" w:name="idioms"/>
+    <w:bookmarkStart w:id="31" w:name="九成語整理"/>
+    <w:p>
+      <w:pPr>
+        <w:pStyle w:val="Heading2"/>
+      </w:pPr>
+      <w:r>
+        <w:t xml:space="preserve">九、成語整理</w:t>
+      </w:r>
+    </w:p>
+    <w:tbl>
+      <w:tblPr>
+        <w:tblStyle w:val="Table"/>
+        <w:tblW w:type="auto" w:w="0"/>
+        <w:tblLook w:firstRow="1" w:lastRow="0" w:firstColumn="0" w:lastColumn="0" w:noHBand="0" w:noVBand="0" w:val="0020"/>
+        <w:jc w:val="start"/>
+      </w:tblPr>
+      <w:tblGrid>
+        <w:gridCol w:w="3960"/>
+        <w:gridCol w:w="3960"/>
+      </w:tblGrid>
+      <w:tr>
+        <w:trPr>
+          <w:tblHeader w:val="true"/>
+        </w:trPr>
+        <w:tc>
+          <w:tcPr/>
+          <w:p>
+            <w:pPr>
+              <w:pStyle w:val="Compact"/>
+              <w:jc w:val="left"/>
+            </w:pPr>
+            <w:r>
+              <w:t xml:space="preserve">成語</w:t>
+            </w:r>
+          </w:p>
+        </w:tc>
+        <w:tc>
+          <w:tcPr/>
+          <w:p>
+            <w:pPr>
+              <w:pStyle w:val="Compact"/>
+              <w:jc w:val="left"/>
+            </w:pPr>
+            <w:r>
+              <w:t xml:space="preserve">意義</w:t>
+            </w:r>
+          </w:p>
+        </w:tc>
+      </w:tr>
+      <w:tr>
+        <w:tc>
+          <w:tcPr/>
+          <w:p>
+            <w:pPr>
+              <w:pStyle w:val="Compact"/>
+              <w:jc w:val="left"/>
+            </w:pPr>
+            <w:r>
+              <w:t xml:space="preserve">苛政猛於虎</w:t>
+            </w:r>
+          </w:p>
+        </w:tc>
+        <w:tc>
+          <w:tcPr/>
+          <w:p>
+            <w:pPr>
+              <w:pStyle w:val="Compact"/>
+              <w:jc w:val="left"/>
+            </w:pPr>
+            <w:r>
+              <w:t xml:space="preserve">比喻暴政比猛虎更可怕。</w:t>
+            </w:r>
+          </w:p>
+        </w:tc>
+      </w:tr>
+      <w:tr>
+        <w:tc>
+          <w:tcPr/>
+          <w:p>
+            <w:pPr>
+              <w:pStyle w:val="Compact"/>
+              <w:jc w:val="left"/>
+            </w:pPr>
+            <w:r>
+              <w:t xml:space="preserve">畫蛇添足</w:t>
+            </w:r>
+          </w:p>
+        </w:tc>
+        <w:tc>
+          <w:tcPr/>
+          <w:p>
+            <w:pPr>
+              <w:pStyle w:val="Compact"/>
+              <w:jc w:val="left"/>
+            </w:pPr>
+            <w:r>
+              <w:t xml:space="preserve">比喻多此一舉，反而弄巧成拙。</w:t>
+            </w:r>
+          </w:p>
+        </w:tc>
+      </w:tr>
+      <w:tr>
+        <w:tc>
+          <w:tcPr/>
+          <w:p>
+            <w:pPr>
+              <w:pStyle w:val="Compact"/>
+              <w:jc w:val="left"/>
+            </w:pPr>
+            <w:r>
+              <w:t xml:space="preserve">高山流水</w:t>
+            </w:r>
+          </w:p>
+        </w:tc>
+        <w:tc>
+          <w:tcPr/>
+          <w:p>
+            <w:pPr>
+              <w:pStyle w:val="Compact"/>
+              <w:jc w:val="left"/>
+            </w:pPr>
+            <w:r>
+              <w:t xml:space="preserve">形容樂曲高妙；比喻知音難遇。</w:t>
+            </w:r>
+          </w:p>
+        </w:tc>
+      </w:tr>
+      <w:tr>
+        <w:tc>
+          <w:tcPr/>
+          <w:p>
+            <w:pPr>
+              <w:pStyle w:val="Compact"/>
+              <w:jc w:val="left"/>
+            </w:pPr>
+            <w:r>
+              <w:t xml:space="preserve">暮夜懷金</w:t>
+            </w:r>
+          </w:p>
+        </w:tc>
+        <w:tc>
+          <w:tcPr/>
+          <w:p>
+            <w:pPr>
+              <w:pStyle w:val="Compact"/>
+              <w:jc w:val="left"/>
+            </w:pPr>
+            <w:r>
+              <w:t xml:space="preserve">暗中行賄。楊震「四知」拒賄。</w:t>
+            </w:r>
+          </w:p>
+        </w:tc>
+      </w:tr>
+      <w:tr>
+        <w:tc>
+          <w:tcPr/>
+          <w:p>
+            <w:pPr>
+              <w:pStyle w:val="Compact"/>
+              <w:jc w:val="left"/>
+            </w:pPr>
+            <w:r>
+              <w:t xml:space="preserve">桃李不言，下自成蹊</w:t>
+            </w:r>
+          </w:p>
+        </w:tc>
+        <w:tc>
+          <w:tcPr/>
+          <w:p>
+            <w:pPr>
+              <w:pStyle w:val="Compact"/>
+              <w:jc w:val="left"/>
+            </w:pPr>
+            <w:r>
+              <w:t xml:space="preserve">比喻真誠篤實，自然感召人心。</w:t>
+            </w:r>
+          </w:p>
+        </w:tc>
+      </w:tr>
+      <w:tr>
+        <w:tc>
+          <w:tcPr/>
+          <w:p>
+            <w:pPr>
+              <w:pStyle w:val="Compact"/>
+              <w:jc w:val="left"/>
+            </w:pPr>
+            <w:r>
+              <w:t xml:space="preserve">朝三暮四</w:t>
+            </w:r>
+          </w:p>
+        </w:tc>
+        <w:tc>
+          <w:tcPr/>
+          <w:p>
+            <w:pPr>
+              <w:pStyle w:val="Compact"/>
+              <w:jc w:val="left"/>
+            </w:pPr>
+            <w:r>
+              <w:t xml:space="preserve">比喻反覆無常，或只重形式不重實質。</w:t>
+            </w:r>
+          </w:p>
+        </w:tc>
+      </w:tr>
+      <w:tr>
+        <w:tc>
+          <w:tcPr/>
+          <w:p>
+            <w:pPr>
+              <w:pStyle w:val="Compact"/>
+              <w:jc w:val="left"/>
+            </w:pPr>
+            <w:r>
+              <w:t xml:space="preserve">三顧茅廬</w:t>
+            </w:r>
+          </w:p>
+        </w:tc>
+        <w:tc>
+          <w:tcPr/>
+          <w:p>
+            <w:pPr>
+              <w:pStyle w:val="Compact"/>
+              <w:jc w:val="left"/>
+            </w:pPr>
+            <w:r>
+              <w:t xml:space="preserve">比喻敬賢之禮、誠心邀請。</w:t>
+            </w:r>
+          </w:p>
+        </w:tc>
+      </w:tr>
+      <w:tr>
+        <w:tc>
+          <w:tcPr/>
+          <w:p>
+            <w:pPr>
+              <w:pStyle w:val="Compact"/>
+              <w:jc w:val="left"/>
+            </w:pPr>
+            <w:r>
+              <w:t xml:space="preserve">奮不顧身</w:t>
+            </w:r>
+          </w:p>
+        </w:tc>
+        <w:tc>
+          <w:tcPr/>
+          <w:p>
+            <w:pPr>
+              <w:pStyle w:val="Compact"/>
+              <w:jc w:val="left"/>
+            </w:pPr>
+            <w:r>
+              <w:t xml:space="preserve">勇往直前，不顧生死。</w:t>
+            </w:r>
+          </w:p>
+        </w:tc>
+      </w:tr>
+      <w:tr>
+        <w:tc>
+          <w:tcPr/>
+          <w:p>
+            <w:pPr>
+              <w:pStyle w:val="Compact"/>
+              <w:jc w:val="left"/>
+            </w:pPr>
+            <w:r>
+              <w:t xml:space="preserve">顧此失彼</w:t>
+            </w:r>
+          </w:p>
+        </w:tc>
+        <w:tc>
+          <w:tcPr/>
+          <w:p>
+            <w:pPr>
+              <w:pStyle w:val="Compact"/>
+              <w:jc w:val="left"/>
+            </w:pPr>
+            <w:r>
+              <w:t xml:space="preserve">注意這個卻忽略那個，指不能全面兼顧。</w:t>
+            </w:r>
+          </w:p>
+        </w:tc>
+      </w:tr>
+      <w:tr>
+        <w:tc>
+          <w:tcPr/>
+          <w:p>
+            <w:pPr>
+              <w:pStyle w:val="Compact"/>
+              <w:jc w:val="left"/>
+            </w:pPr>
+            <w:r>
+              <w:t xml:space="preserve">伯樂一顧</w:t>
+            </w:r>
+          </w:p>
+        </w:tc>
+        <w:tc>
+          <w:tcPr/>
+          <w:p>
+            <w:pPr>
+              <w:pStyle w:val="Compact"/>
+              <w:jc w:val="left"/>
+            </w:pPr>
+            <w:r>
+              <w:t xml:space="preserve">比喻才能受人賞識、肯定。</w:t>
+            </w:r>
+          </w:p>
+        </w:tc>
+      </w:tr>
+      <w:tr>
+        <w:tc>
+          <w:tcPr/>
+          <w:p>
+            <w:pPr>
+              <w:pStyle w:val="Compact"/>
+              <w:jc w:val="left"/>
+            </w:pPr>
+            <w:r>
+              <w:t xml:space="preserve">亡羊補牢</w:t>
+            </w:r>
+          </w:p>
+        </w:tc>
+        <w:tc>
+          <w:tcPr/>
+          <w:p>
+            <w:pPr>
+              <w:pStyle w:val="Compact"/>
+              <w:jc w:val="left"/>
+            </w:pPr>
+            <w:r>
+              <w:t xml:space="preserve">丟失了羊，就趕快修補羊圈，還不算晚。比喻犯錯後及時更正，尚能補救。</w:t>
+            </w:r>
+          </w:p>
+        </w:tc>
+      </w:tr>
+      <w:tr>
+        <w:tc>
+          <w:tcPr/>
+          <w:p>
+            <w:pPr>
+              <w:pStyle w:val="Compact"/>
+              <w:jc w:val="left"/>
+            </w:pPr>
+            <w:r>
+              <w:t xml:space="preserve">日知其所亡，月無忘其所能</w:t>
+            </w:r>
+          </w:p>
+        </w:tc>
+        <w:tc>
+          <w:tcPr/>
+          <w:p>
+            <w:pPr>
+              <w:pStyle w:val="Compact"/>
+              <w:jc w:val="left"/>
+            </w:pPr>
+            <w:r>
+              <w:t xml:space="preserve">每天知道一些過去所不知道的知識，每月不忘記已經掌握的知識，便可以稱為好學的人了。＝溫故知新</w:t>
+            </w:r>
+          </w:p>
+        </w:tc>
+      </w:tr>
+      <w:tr>
+        <w:tc>
+          <w:tcPr/>
+          <w:p>
+            <w:pPr>
+              <w:pStyle w:val="Compact"/>
+              <w:jc w:val="left"/>
+            </w:pPr>
+            <w:r>
+              <w:t xml:space="preserve">尺有所短，寸有所長</w:t>
+            </w:r>
+          </w:p>
+        </w:tc>
+        <w:tc>
+          <w:tcPr/>
+          <w:p>
+            <w:pPr>
+              <w:pStyle w:val="Compact"/>
+              <w:jc w:val="left"/>
+            </w:pPr>
+            <w:r>
+              <w:t xml:space="preserve">人各有長處與短處，各有所適。</w:t>
+            </w:r>
+          </w:p>
+        </w:tc>
+      </w:tr>
+      <w:tr>
+        <w:tc>
+          <w:tcPr/>
+          <w:p>
+            <w:pPr>
+              <w:pStyle w:val="Compact"/>
+              <w:jc w:val="left"/>
+            </w:pPr>
+            <w:r>
+              <w:t xml:space="preserve">桑榆晚景</w:t>
+            </w:r>
+          </w:p>
+        </w:tc>
+        <w:tc>
+          <w:tcPr/>
+          <w:p>
+            <w:pPr>
+              <w:pStyle w:val="Compact"/>
+              <w:jc w:val="left"/>
+            </w:pPr>
+            <w:r>
+              <w:t xml:space="preserve">比喻晚年。</w:t>
+            </w:r>
+          </w:p>
+        </w:tc>
+      </w:tr>
+      <w:tr>
+        <w:tc>
+          <w:tcPr/>
+          <w:p>
+            <w:pPr>
+              <w:pStyle w:val="Compact"/>
+              <w:jc w:val="left"/>
+            </w:pPr>
+            <w:r>
+              <w:t xml:space="preserve">桑榆晚景／日薄西山</w:t>
+            </w:r>
+          </w:p>
+        </w:tc>
+        <w:tc>
+          <w:tcPr/>
+          <w:p>
+            <w:pPr>
+              <w:pStyle w:val="Compact"/>
+              <w:jc w:val="left"/>
+            </w:pPr>
+            <w:r>
+              <w:t xml:space="preserve">比喻晚年；日薄西山也比喻事物接近衰亡或人近老年</w:t>
+            </w:r>
+          </w:p>
+        </w:tc>
+      </w:tr>
+      <w:tr>
+        <w:tc>
+          <w:tcPr/>
+          <w:p>
+            <w:pPr>
+              <w:pStyle w:val="Compact"/>
+              <w:jc w:val="left"/>
+            </w:pPr>
+            <w:r>
+              <w:t xml:space="preserve">老驥伏櫪</w:t>
+            </w:r>
+          </w:p>
+        </w:tc>
+        <w:tc>
+          <w:tcPr/>
+          <w:p>
+            <w:pPr>
+              <w:pStyle w:val="Compact"/>
+              <w:jc w:val="left"/>
+            </w:pPr>
+            <w:r>
+              <w:t xml:space="preserve">好馬雖老，仍想奔跑千里；比喻年雖老而仍懷雄心壯志</w:t>
+            </w:r>
+          </w:p>
+        </w:tc>
+      </w:tr>
+      <w:tr>
+        <w:tc>
+          <w:tcPr/>
+          <w:p>
+            <w:pPr>
+              <w:pStyle w:val="Compact"/>
+              <w:jc w:val="left"/>
+            </w:pPr>
+            <w:r>
+              <w:t xml:space="preserve">初生之犢不畏虎</w:t>
+            </w:r>
+          </w:p>
+        </w:tc>
+        <w:tc>
+          <w:tcPr/>
+          <w:p>
+            <w:pPr>
+              <w:pStyle w:val="Compact"/>
+              <w:jc w:val="left"/>
+            </w:pPr>
+            <w:r>
+              <w:t xml:space="preserve">剛出生的小牛不懼怕老虎；比喻閱歷不深的年輕人膽大敢為</w:t>
+            </w:r>
+          </w:p>
+        </w:tc>
+      </w:tr>
+      <w:tr>
+        <w:tc>
+          <w:tcPr/>
+          <w:p>
+            <w:pPr>
+              <w:pStyle w:val="Compact"/>
+              <w:jc w:val="left"/>
+            </w:pPr>
+            <w:r>
+              <w:t xml:space="preserve">豆蔻年華</w:t>
+            </w:r>
+          </w:p>
+        </w:tc>
+        <w:tc>
+          <w:tcPr/>
+          <w:p>
+            <w:pPr>
+              <w:pStyle w:val="Compact"/>
+              <w:jc w:val="left"/>
+            </w:pPr>
+            <w:r>
+              <w:t xml:space="preserve">比喻年輕少女，多指十三、四歲之時</w:t>
+            </w:r>
+          </w:p>
+        </w:tc>
+      </w:tr>
+      <w:tr>
+        <w:tc>
+          <w:tcPr/>
+          <w:p>
+            <w:pPr>
+              <w:pStyle w:val="Compact"/>
+              <w:jc w:val="left"/>
+            </w:pPr>
+            <w:r>
+              <w:t xml:space="preserve">黃口孺子</w:t>
+            </w:r>
+          </w:p>
+        </w:tc>
+        <w:tc>
+          <w:tcPr/>
+          <w:p>
+            <w:pPr>
+              <w:pStyle w:val="Compact"/>
+              <w:jc w:val="left"/>
+            </w:pPr>
+            <w:r>
+              <w:t xml:space="preserve">幼兒；比喻淺薄幼稚的人</w:t>
+            </w:r>
+          </w:p>
+        </w:tc>
+      </w:tr>
+      <w:tr>
+        <w:tc>
+          <w:tcPr/>
+          <w:p>
+            <w:pPr>
+              <w:pStyle w:val="Compact"/>
+              <w:jc w:val="left"/>
+            </w:pPr>
+            <w:r>
+              <w:t xml:space="preserve">一錢太守</w:t>
+            </w:r>
+          </w:p>
+        </w:tc>
+        <w:tc>
+          <w:tcPr/>
+          <w:p>
+            <w:pPr>
+              <w:pStyle w:val="Compact"/>
+              <w:jc w:val="left"/>
+            </w:pPr>
+            <w:r>
+              <w:t xml:space="preserve">形容清廉的官吏</w:t>
+            </w:r>
+          </w:p>
+        </w:tc>
+      </w:tr>
+      <w:tr>
+        <w:tc>
+          <w:tcPr/>
+          <w:p>
+            <w:pPr>
+              <w:pStyle w:val="Compact"/>
+              <w:jc w:val="left"/>
+            </w:pPr>
+            <w:r>
+              <w:t xml:space="preserve">一介不取</w:t>
+            </w:r>
+          </w:p>
+        </w:tc>
+        <w:tc>
+          <w:tcPr/>
+          <w:p>
+            <w:pPr>
+              <w:pStyle w:val="Compact"/>
+              <w:jc w:val="left"/>
+            </w:pPr>
+            <w:r>
+              <w:t xml:space="preserve">一分一毫也不苟取；形容人的操守非常清廉</w:t>
+            </w:r>
+          </w:p>
+        </w:tc>
+      </w:tr>
+      <w:tr>
+        <w:tc>
+          <w:tcPr/>
+          <w:p>
+            <w:pPr>
+              <w:pStyle w:val="Compact"/>
+              <w:jc w:val="left"/>
+            </w:pPr>
+            <w:r>
+              <w:t xml:space="preserve">兩袖清風</w:t>
+            </w:r>
+          </w:p>
+        </w:tc>
+        <w:tc>
+          <w:tcPr/>
+          <w:p>
+            <w:pPr>
+              <w:pStyle w:val="Compact"/>
+              <w:jc w:val="left"/>
+            </w:pPr>
+            <w:r>
+              <w:t xml:space="preserve">衣袖內空無一物，只有滿袖清風；比喻官吏清廉，毫無貪贓枉法之事，也可形容人生活窮苦，沒有積蓄</w:t>
+            </w:r>
+          </w:p>
+        </w:tc>
+      </w:tr>
+      <w:tr>
+        <w:tc>
+          <w:tcPr/>
+          <w:p>
+            <w:pPr>
+              <w:pStyle w:val="Compact"/>
+              <w:jc w:val="left"/>
+            </w:pPr>
+            <w:r>
+              <w:t xml:space="preserve">李代桃僵</w:t>
+            </w:r>
+          </w:p>
+        </w:tc>
+        <w:tc>
+          <w:tcPr/>
+          <w:p>
+            <w:pPr>
+              <w:pStyle w:val="Compact"/>
+              <w:jc w:val="left"/>
+            </w:pPr>
+            <w:r>
+              <w:t xml:space="preserve">李樹代替桃樹受蟲蛀而枯乾；後指以這個代替那個，或代替別人承受苦難</w:t>
+            </w:r>
+          </w:p>
+        </w:tc>
+      </w:tr>
+      <w:tr>
+        <w:tc>
+          <w:tcPr/>
+          <w:p>
+            <w:pPr>
+              <w:pStyle w:val="Compact"/>
+              <w:jc w:val="left"/>
+            </w:pPr>
+            <w:r>
+              <w:t xml:space="preserve">投桃報李</w:t>
+            </w:r>
+          </w:p>
+        </w:tc>
+        <w:tc>
+          <w:tcPr/>
+          <w:p>
+            <w:pPr>
+              <w:pStyle w:val="Compact"/>
+              <w:jc w:val="left"/>
+            </w:pPr>
+            <w:r>
+              <w:t xml:space="preserve">你送我桃子，我回贈以李子；比喻朋友間的贈答或友好往來</w:t>
+            </w:r>
+          </w:p>
+        </w:tc>
+      </w:tr>
+      <w:tr>
+        <w:tc>
+          <w:tcPr/>
+          <w:p>
+            <w:pPr>
+              <w:pStyle w:val="Compact"/>
+              <w:jc w:val="left"/>
+            </w:pPr>
+            <w:r>
+              <w:t xml:space="preserve">桃李春風</w:t>
+            </w:r>
+          </w:p>
+        </w:tc>
+        <w:tc>
+          <w:tcPr/>
+          <w:p>
+            <w:pPr>
+              <w:pStyle w:val="Compact"/>
+              <w:jc w:val="left"/>
+            </w:pPr>
+            <w:r>
+              <w:t xml:space="preserve">比喻所栽培的門生後輩；比喻學生受到良師的諄諄教誨</w:t>
+            </w:r>
+          </w:p>
+        </w:tc>
+      </w:tr>
+      <w:tr>
+        <w:tc>
+          <w:tcPr/>
+          <w:p>
+            <w:pPr>
+              <w:pStyle w:val="Compact"/>
+              <w:jc w:val="left"/>
+            </w:pPr>
+            <w:r>
+              <w:t xml:space="preserve">鉤心鬥角</w:t>
+            </w:r>
+          </w:p>
+        </w:tc>
+        <w:tc>
+          <w:tcPr/>
+          <w:p>
+            <w:pPr>
+              <w:pStyle w:val="Compact"/>
+              <w:jc w:val="left"/>
+            </w:pPr>
+            <w:r>
+              <w:t xml:space="preserve">比喻彼此明爭暗鬥，各用心機</w:t>
+            </w:r>
+          </w:p>
+        </w:tc>
+      </w:tr>
+      <w:tr>
+        <w:tc>
+          <w:tcPr/>
+          <w:p>
+            <w:pPr>
+              <w:pStyle w:val="Compact"/>
+              <w:jc w:val="left"/>
+            </w:pPr>
+            <w:r>
+              <w:t xml:space="preserve">尺有所短，寸有所長</w:t>
+            </w:r>
+          </w:p>
+        </w:tc>
+        <w:tc>
+          <w:tcPr/>
+          <w:p>
+            <w:pPr>
+              <w:pStyle w:val="Compact"/>
+              <w:jc w:val="left"/>
+            </w:pPr>
+            <w:r>
+              <w:t xml:space="preserve">比喻人各有其長處與短處，各有所適，各有所取</w:t>
+            </w:r>
+          </w:p>
+        </w:tc>
+      </w:tr>
+    </w:tbl>
+    <w:bookmarkEnd w:id="31"/>
+    <w:bookmarkEnd w:id="32"/>
+    <w:bookmarkStart w:id="44" w:name="notes"/>
+    <w:bookmarkStart w:id="43" w:name="十各課重點"/>
+    <w:p>
+      <w:pPr>
+        <w:pStyle w:val="Heading2"/>
+      </w:pPr>
+      <w:r>
+        <w:t xml:space="preserve">十、各課重點</w:t>
+      </w:r>
+    </w:p>
+    <w:bookmarkStart w:id="33" w:name="第101課-曾子殺彘-韓非子"/>
     <w:p>
       <w:pPr>
         <w:pStyle w:val="Heading3"/>
@@ -1434,8 +2288,23 @@
         <w:t xml:space="preserve">汝＝爾＝子＝若＝君（第二人稱）；「女」通「汝」；「市」＝市集；「特」＝只不過；「顧」＝回頭；教育孩子要以身作則、言而有信。</w:t>
       </w:r>
     </w:p>
-    <w:bookmarkEnd w:id="29"/>
-    <w:bookmarkStart w:id="30" w:name="第102課-爭高下-唐語林"/>
+    <w:p>
+      <w:pPr>
+        <w:pStyle w:val="BodyText"/>
+      </w:pPr>
+      <w:r>
+        <w:rPr>
+          <w:bCs/>
+          <w:b/>
+        </w:rPr>
+        <w:t xml:space="preserve">詞語表：</w:t>
+      </w:r>
+      <w:r>
+        <w:t xml:space="preserve">曾子＝曾參，孔子的學生；市＝市集；女＝你，通「汝」；還＝回去；顧＝回頭；特＝只不過；嬰兒＝此指小孩；戲＝開玩笑；知＝智慧；教＝教導、教育；烹＝煮；之＝代，指曾子之妻；隨＝跟隨；止＝阻止；彘＝豬</w:t>
+      </w:r>
+    </w:p>
+    <w:bookmarkEnd w:id="33"/>
+    <w:bookmarkStart w:id="34" w:name="第102課-爭高下-唐語林"/>
     <w:p>
       <w:pPr>
         <w:pStyle w:val="Heading3"/>
@@ -1455,8 +2324,23 @@
         <w:t xml:space="preserve">擬人法；「爾」＝你；「毫端」＝毛的末端；「辨」＝分別；寓意：尺有所短，寸有所長，團體中各有所長、應合作。</w:t>
       </w:r>
     </w:p>
-    <w:bookmarkEnd w:id="30"/>
-    <w:bookmarkStart w:id="31" w:name="第103課-遠公講學-世說新語"/>
+    <w:p>
+      <w:pPr>
+        <w:pStyle w:val="BodyText"/>
+      </w:pPr>
+      <w:r>
+        <w:rPr>
+          <w:bCs/>
+          <w:b/>
+        </w:rPr>
+        <w:t xml:space="preserve">詞語表：</w:t>
+      </w:r>
+      <w:r>
+        <w:t xml:space="preserve">高下＝上下、勝負；是非＝事理的對與錯；爾＝你；辨＝分別、判別；鑒＝審察；毫端＝毛的末端；益＝用處；禮儀＝禮節的規範與儀式；面目＝樣子、相貌；若＝如果；無＝同「毋」不要；唯＝只有</w:t>
+      </w:r>
+    </w:p>
+    <w:bookmarkEnd w:id="34"/>
+    <w:bookmarkStart w:id="35" w:name="第103課-遠公講學-世說新語"/>
     <w:p>
       <w:pPr>
         <w:pStyle w:val="Heading3"/>
@@ -1476,8 +2360,23 @@
         <w:t xml:space="preserve">桑榆之光＝晚年；朝陽之暉＝少壯；遠公老而好學，勉人珍惜時光；「執經登坐」「諷誦朗暢」。</w:t>
       </w:r>
     </w:p>
-    <w:bookmarkEnd w:id="31"/>
-    <w:bookmarkStart w:id="32" w:name="第104課-苛政猛於虎-禮記"/>
+    <w:p>
+      <w:pPr>
+        <w:pStyle w:val="BodyText"/>
+      </w:pPr>
+      <w:r>
+        <w:rPr>
+          <w:bCs/>
+          <w:b/>
+        </w:rPr>
+        <w:t xml:space="preserve">詞語表：</w:t>
+      </w:r>
+      <w:r>
+        <w:t xml:space="preserve">遠公＝東晉高僧釋慧遠；輟＝停止；惰＝懈怠；桑榆之光＝日落時餘暉斜照桑樹、榆樹，比喻人的晚年；朝陽＝早晨的太陽，比喻少壯；暉＝日光；與＝跟隨；諷＝誦讀；苦＝懇切；高足＝對他人弟子的美稱；肅然＝莊嚴恭敬的樣子</w:t>
+      </w:r>
+    </w:p>
+    <w:bookmarkEnd w:id="35"/>
+    <w:bookmarkStart w:id="36" w:name="第104課-苛政猛於虎-禮記"/>
     <w:p>
       <w:pPr>
         <w:pStyle w:val="Heading3"/>
@@ -1497,8 +2396,23 @@
         <w:t xml:space="preserve">「於」＝比（置於形容詞後表比較）；「式」通「軾」；「去」＝離開；「小子識之」的「之」指苛政猛於虎這件事；予＝余＝吾。</w:t>
       </w:r>
     </w:p>
-    <w:bookmarkEnd w:id="32"/>
-    <w:bookmarkStart w:id="33" w:name="第105課-畫蛇添足-戰國策"/>
+    <w:p>
+      <w:pPr>
+        <w:pStyle w:val="BodyText"/>
+      </w:pPr>
+      <w:r>
+        <w:rPr>
+          <w:bCs/>
+          <w:b/>
+        </w:rPr>
+        <w:t xml:space="preserve">詞語表：</w:t>
+      </w:r>
+      <w:r>
+        <w:t xml:space="preserve">側＝旁；夫子＝先生，這裡指孔子；式＝車前橫木，這裡作動詞，扶在橫木上；子路＝孔子的學生；壹＝實在、的確；重＝重疊；舅＝公公；去＝離開；苛政＝專制暴虐的政令；小子＝年輕人；識＝記住；於＝比；之＝代，指苛政猛於虎這件事</w:t>
+      </w:r>
+    </w:p>
+    <w:bookmarkEnd w:id="36"/>
+    <w:bookmarkStart w:id="37" w:name="第105課-畫蛇添足-戰國策"/>
     <w:p>
       <w:pPr>
         <w:pStyle w:val="Heading3"/>
@@ -1518,8 +2432,23 @@
         <w:t xml:space="preserve">「祠者」＝負責祭祀的人；「舍人」＝門客；「卮」＝酒器；「為」＝替；「固」＝本來；「亡」＝失去；多此一舉，反而弄巧成拙。</w:t>
       </w:r>
     </w:p>
-    <w:bookmarkEnd w:id="33"/>
-    <w:bookmarkStart w:id="34" w:name="第106課-高山流水-呂氏春秋"/>
+    <w:p>
+      <w:pPr>
+        <w:pStyle w:val="BodyText"/>
+      </w:pPr>
+      <w:r>
+        <w:rPr>
+          <w:bCs/>
+          <w:b/>
+        </w:rPr>
+        <w:t xml:space="preserve">詞語表：</w:t>
+      </w:r>
+      <w:r>
+        <w:t xml:space="preserve">祠者＝負責祭祀的人；舍人＝門客，幫忙辦事的手下；卮酒＝一壺酒；引＝拿取；且＝將；乃＝才；卮＝古代盛酒的器具；奪＝強取；固＝本來；安能＝怎麼能；亡＝失去；為＝替</w:t>
+      </w:r>
+    </w:p>
+    <w:bookmarkEnd w:id="37"/>
+    <w:bookmarkStart w:id="38" w:name="第106課-高山流水-呂氏春秋"/>
     <w:p>
       <w:pPr>
         <w:pStyle w:val="Heading3"/>
@@ -1539,8 +2468,23 @@
         <w:t xml:space="preserve">「志」＝意向；「善哉乎鼓琴」；「少選」＝一會兒；「復」＝再；知音難遇，比喻心靈契合的朋友。</w:t>
       </w:r>
     </w:p>
-    <w:bookmarkEnd w:id="34"/>
-    <w:bookmarkStart w:id="35" w:name="第107課-楊震不受賄-後漢書"/>
+    <w:p>
+      <w:pPr>
+        <w:pStyle w:val="BodyText"/>
+      </w:pPr>
+      <w:r>
+        <w:rPr>
+          <w:bCs/>
+          <w:b/>
+        </w:rPr>
+        <w:t xml:space="preserve">詞語表：</w:t>
+      </w:r>
+      <w:r>
+        <w:t xml:space="preserve">鼓＝彈奏；志＝意向；太山＝即泰山；善哉＝太好了；巍巍＝崇高偉大的樣子；少選＝一會兒；湯湯＝水流盛大的樣子；破＝毀壞；絕＝斷；無足＝不值得；復＝再；高山流水：1.形容樂曲高妙 2.比喻知音難遇</w:t>
+      </w:r>
+    </w:p>
+    <w:bookmarkEnd w:id="38"/>
+    <w:bookmarkStart w:id="39" w:name="第107課-楊震不受賄-後漢書"/>
     <w:p>
       <w:pPr>
         <w:pStyle w:val="Heading3"/>
@@ -1560,8 +2504,23 @@
         <w:t xml:space="preserve">「舉」＝推薦；「為」＝擔任；「故人」＝老朋友；「暮夜懷金」＝暗中行賄；天知、神知、我知、子知，四知拒賄。</w:t>
       </w:r>
     </w:p>
-    <w:bookmarkEnd w:id="35"/>
-    <w:bookmarkStart w:id="36" w:name="第108課-預浩造塔-歸田錄"/>
+    <w:p>
+      <w:pPr>
+        <w:pStyle w:val="BodyText"/>
+      </w:pPr>
+      <w:r>
+        <w:rPr>
+          <w:bCs/>
+          <w:b/>
+        </w:rPr>
+        <w:t xml:space="preserve">詞語表：</w:t>
+      </w:r>
+      <w:r>
+        <w:t xml:space="preserve">楊震＝東漢高官，博學廉潔，有「關西孔子」美譽；邑＝漢代縣名；故＝從前、過去；舉＝推薦；茂才＝即秀才，東漢避光武帝劉秀名諱而改稱；謁＝拜見；懷＝藏在腹中；遺＝贈送；故人＝老朋友；愧＝羞慚；為＝擔任</w:t>
+      </w:r>
+    </w:p>
+    <w:bookmarkEnd w:id="39"/>
+    <w:bookmarkStart w:id="40" w:name="第108課-預浩造塔-歸田錄"/>
     <w:p>
       <w:pPr>
         <w:pStyle w:val="Heading3"/>
@@ -1581,8 +2540,23 @@
         <w:t xml:space="preserve">「都料匠」＝總工程師；「預浩」＝宋代木工；「傾」＝傾斜；「國朝」＝本朝；「初」＝剛；讚嘆預浩思慮深遠、技藝超群。</w:t>
       </w:r>
     </w:p>
-    <w:bookmarkEnd w:id="36"/>
-    <w:bookmarkStart w:id="37" w:name="第109課-桃李不言-史記"/>
+    <w:p>
+      <w:pPr>
+        <w:pStyle w:val="BodyText"/>
+      </w:pPr>
+      <w:r>
+        <w:rPr>
+          <w:bCs/>
+          <w:b/>
+        </w:rPr>
+        <w:t xml:space="preserve">詞語表：</w:t>
+      </w:r>
+      <w:r>
+        <w:t xml:space="preserve">開寶寺塔＝在京師的塔中最高；京師＝北宋都城汴梁；諸＝眾、所有；制度＝規劃、設計；都料匠＝掌管設計及施工的土木工程總負責人；預浩＝五代末至北宋初的建築師；初＝剛；傾＝傾斜；怪＝感到奇怪；如此＝這樣；國朝＝指本朝，即宋朝</w:t>
+      </w:r>
+    </w:p>
+    <w:bookmarkEnd w:id="40"/>
+    <w:bookmarkStart w:id="41" w:name="第109課-桃李不言-史記"/>
     <w:p>
       <w:pPr>
         <w:pStyle w:val="Heading3"/>
@@ -1602,8 +2576,23 @@
         <w:t xml:space="preserve">「悛悛」誠懇敦厚；「鄙人」＝質樸淺陋的人；「彼」指李將軍；桃李不言，下自成蹊：為人真誠篤實，自然感召人心。</w:t>
       </w:r>
     </w:p>
-    <w:bookmarkEnd w:id="37"/>
-    <w:bookmarkStart w:id="38" w:name="第110課-朝三暮四-列子"/>
+    <w:p>
+      <w:pPr>
+        <w:pStyle w:val="BodyText"/>
+      </w:pPr>
+      <w:r>
+        <w:rPr>
+          <w:bCs/>
+          <w:b/>
+        </w:rPr>
+        <w:t xml:space="preserve">詞語表：</w:t>
+      </w:r>
+      <w:r>
+        <w:t xml:space="preserve">余＝我，指《史記》作者司馬遷；李將軍＝李廣；悛悛＝誠懇敦厚的樣子；鄙人＝質樸淺陋的人；道＝說、談；諺＝民間流傳具有說理、勸誡意義的話；蹊＝小路；喻＝比喻</w:t>
+      </w:r>
+    </w:p>
+    <w:bookmarkEnd w:id="41"/>
+    <w:bookmarkStart w:id="42" w:name="第110課-朝三暮四-列子"/>
     <w:p>
       <w:pPr>
         <w:pStyle w:val="Heading3"/>
@@ -1623,11 +2612,26 @@
         <w:t xml:space="preserve">「狙公」＝養猴的人；「家口」＝家中人口；「馴」＝順從；「若」＝你們；朝三暮四：比喻心意不定、反覆無常；也比喻只重形式、不重實質。</w:t>
       </w:r>
     </w:p>
-    <w:bookmarkEnd w:id="38"/>
-    <w:bookmarkEnd w:id="39"/>
-    <w:bookmarkEnd w:id="40"/>
-    <w:bookmarkStart w:id="42" w:name="practice"/>
-    <w:bookmarkStart w:id="41" w:name="古文今讀-101110-課-練習題"/>
+    <w:p>
+      <w:pPr>
+        <w:pStyle w:val="BodyText"/>
+      </w:pPr>
+      <w:r>
+        <w:rPr>
+          <w:bCs/>
+          <w:b/>
+        </w:rPr>
+        <w:t xml:space="preserve">詞語表：</w:t>
+      </w:r>
+      <w:r>
+        <w:t xml:space="preserve">狙公＝養猴的人；狙＝獼猴；解＝理解；損＝減少；家口＝家中人口；充＝滿足；俄而＝不久；匱＝缺乏；馴＝順從；詛＝說謊、欺騙；若＝你們；芧＝橡樹的果實；伏＝趴在地上</w:t>
+      </w:r>
+    </w:p>
+    <w:bookmarkEnd w:id="42"/>
+    <w:bookmarkEnd w:id="43"/>
+    <w:bookmarkEnd w:id="44"/>
+    <w:bookmarkStart w:id="46" w:name="practice"/>
+    <w:bookmarkStart w:id="45" w:name="古文今讀-101110-課-練習題"/>
     <w:p>
       <w:pPr>
         <w:pStyle w:val="Heading2"/>
@@ -3248,10 +4252,10 @@
         <w:t xml:space="preserve">騎虎難下</w:t>
       </w:r>
     </w:p>
-    <w:bookmarkEnd w:id="41"/>
-    <w:bookmarkEnd w:id="42"/>
-    <w:bookmarkStart w:id="44" w:name="answers"/>
-    <w:bookmarkStart w:id="43" w:name="參考答案與解析"/>
+    <w:bookmarkEnd w:id="45"/>
+    <w:bookmarkEnd w:id="46"/>
+    <w:bookmarkStart w:id="48" w:name="answers"/>
+    <w:bookmarkStart w:id="47" w:name="參考答案與解析"/>
     <w:p>
       <w:pPr>
         <w:pStyle w:val="Heading2"/>
@@ -4044,9 +5048,9 @@
         </w:tc>
       </w:tr>
     </w:tbl>
-    <w:bookmarkEnd w:id="43"/>
-    <w:bookmarkEnd w:id="44"/>
-    <w:bookmarkEnd w:id="45"/>
+    <w:bookmarkEnd w:id="47"/>
+    <w:bookmarkEnd w:id="48"/>
+    <w:bookmarkEnd w:id="49"/>
     <w:sectPr/>
   </w:body>
 </w:document>

--- a/古文今讀101-110.docx
+++ b/古文今讀101-110.docx
@@ -286,15 +286,6 @@
               <w:jc w:val="left"/>
             </w:pPr>
             <w:r>
-              <w:t xml:space="preserve">照「顧」</w:t>
-            </w:r>
-          </w:p>
-          <w:p>
-            <w:pPr>
-              <w:pStyle w:val="Compact"/>
-              <w:jc w:val="left"/>
-            </w:pPr>
-            <w:r>
               <w:t xml:space="preserve">奮不「顧」身</w:t>
             </w:r>
           </w:p>
@@ -1860,7 +1851,7 @@
               <w:jc w:val="left"/>
             </w:pPr>
             <w:r>
-              <w:t xml:space="preserve">每天知道一些過去所不知道的知識，每月不忘記已經掌握的知識，便可以稱為好學的人了。＝溫故知新</w:t>
+              <w:t xml:space="preserve">每天學習自己還不知道的新知識，每月溫習並記牢已經學會的技能，這樣就能稱得上是真正的好學的人。</w:t>
             </w:r>
           </w:p>
         </w:tc>

--- a/古文今讀101-110.docx
+++ b/古文今讀101-110.docx
@@ -1839,19 +1839,19 @@
               <w:jc w:val="left"/>
             </w:pPr>
             <w:r>
-              <w:t xml:space="preserve">日知其所亡，月無忘其所能</w:t>
-            </w:r>
-          </w:p>
-        </w:tc>
-        <w:tc>
-          <w:tcPr/>
-          <w:p>
-            <w:pPr>
-              <w:pStyle w:val="Compact"/>
-              <w:jc w:val="left"/>
-            </w:pPr>
-            <w:r>
-              <w:t xml:space="preserve">每天學習自己還不知道的新知識，每月溫習並記牢已經學會的技能，這樣就能稱得上是真正的好學的人。</w:t>
+              <w:t xml:space="preserve">日知其所亡，月亡忘其所能</w:t>
+            </w:r>
+          </w:p>
+        </w:tc>
+        <w:tc>
+          <w:tcPr/>
+          <w:p>
+            <w:pPr>
+              <w:pStyle w:val="Compact"/>
+              <w:jc w:val="left"/>
+            </w:pPr>
+            <w:r>
+              <w:t xml:space="preserve">每天學習自己還不知道的新知識，每月溫習並記牢已經學會的技能，這樣就能稱得上是真正的好學的人。＝溫故知新</w:t>
             </w:r>
           </w:p>
         </w:tc>

--- a/古文今讀101-110.docx
+++ b/古文今讀101-110.docx
@@ -22,7 +22,7 @@
         <w:t xml:space="preserve">課　虛字整理與選擇題</w:t>
       </w:r>
     </w:p>
-    <w:bookmarkStart w:id="49" w:name="古文今讀-第-101110-課"/>
+    <w:bookmarkStart w:id="52" w:name="古文今讀-第-101110-課"/>
     <w:p>
       <w:pPr>
         <w:pStyle w:val="Heading1"/>
@@ -2621,8 +2621,8 @@
     <w:bookmarkEnd w:id="42"/>
     <w:bookmarkEnd w:id="43"/>
     <w:bookmarkEnd w:id="44"/>
-    <w:bookmarkStart w:id="46" w:name="practice"/>
-    <w:bookmarkStart w:id="45" w:name="古文今讀-101110-課-練習題"/>
+    <w:bookmarkStart w:id="49" w:name="practice"/>
+    <w:bookmarkStart w:id="48" w:name="古文今讀-101110-課-練習題"/>
     <w:p>
       <w:pPr>
         <w:pStyle w:val="Heading2"/>
@@ -2644,14 +2644,1723 @@
         <w:pStyle w:val="BodyText"/>
       </w:pPr>
       <w:r>
-        <w:t xml:space="preserve">課文選擇題（每題 1 分，共 19 題）。</w:t>
+        <w:t xml:space="preserve">課文選擇題（每題 1 分，共 56 題）。</w:t>
+      </w:r>
+    </w:p>
+    <w:bookmarkStart w:id="45" w:name="壹虛字練習顧於固亡"/>
+    <w:p>
+      <w:pPr>
+        <w:pStyle w:val="Heading3"/>
+      </w:pPr>
+      <w:r>
+        <w:t xml:space="preserve">壹、虛字練習（顧、於、固、亡）</w:t>
       </w:r>
     </w:p>
     <w:p>
       <w:pPr>
         <w:numPr>
           <w:ilvl w:val="0"/>
-          <w:numId w:val="1001"/>
+          <w:numId w:val="1002"/>
+        </w:numPr>
+        <w:pStyle w:val="Compact"/>
+      </w:pPr>
+      <w:r>
+        <w:t xml:space="preserve">伯樂一「顧」的「顧」？</w:t>
+      </w:r>
+    </w:p>
+    <w:p>
+      <w:pPr>
+        <w:numPr>
+          <w:ilvl w:val="1"/>
+          <w:numId w:val="1003"/>
+        </w:numPr>
+        <w:pStyle w:val="Compact"/>
+      </w:pPr>
+      <w:r>
+        <w:t xml:space="preserve">(A)</w:t>
+      </w:r>
+      <w:r>
+        <w:t xml:space="preserve"> </w:t>
+      </w:r>
+      <w:r>
+        <w:t xml:space="preserve">回頭、回首看</w:t>
+      </w:r>
+    </w:p>
+    <w:p>
+      <w:pPr>
+        <w:numPr>
+          <w:ilvl w:val="1"/>
+          <w:numId w:val="1003"/>
+        </w:numPr>
+        <w:pStyle w:val="Compact"/>
+      </w:pPr>
+      <w:r>
+        <w:t xml:space="preserve">(B)</w:t>
+      </w:r>
+      <w:r>
+        <w:t xml:space="preserve"> </w:t>
+      </w:r>
+      <w:r>
+        <w:t xml:space="preserve">拜訪、探望</w:t>
+      </w:r>
+    </w:p>
+    <w:p>
+      <w:pPr>
+        <w:numPr>
+          <w:ilvl w:val="1"/>
+          <w:numId w:val="1003"/>
+        </w:numPr>
+        <w:pStyle w:val="Compact"/>
+      </w:pPr>
+      <w:r>
+        <w:t xml:space="preserve">(C)</w:t>
+      </w:r>
+      <w:r>
+        <w:t xml:space="preserve"> </w:t>
+      </w:r>
+      <w:r>
+        <w:t xml:space="preserve">關注、照應</w:t>
+      </w:r>
+    </w:p>
+    <w:p>
+      <w:pPr>
+        <w:numPr>
+          <w:ilvl w:val="1"/>
+          <w:numId w:val="1003"/>
+        </w:numPr>
+        <w:pStyle w:val="Compact"/>
+      </w:pPr>
+      <w:r>
+        <w:t xml:space="preserve">(D)</w:t>
+      </w:r>
+      <w:r>
+        <w:t xml:space="preserve"> </w:t>
+      </w:r>
+      <w:r>
+        <w:t xml:space="preserve">反而、連</w:t>
+      </w:r>
+    </w:p>
+    <w:p>
+      <w:pPr>
+        <w:numPr>
+          <w:ilvl w:val="0"/>
+          <w:numId w:val="1002"/>
+        </w:numPr>
+        <w:pStyle w:val="Compact"/>
+      </w:pPr>
+      <w:r>
+        <w:t xml:space="preserve">三「顧」茅廬的「顧」？</w:t>
+      </w:r>
+    </w:p>
+    <w:p>
+      <w:pPr>
+        <w:numPr>
+          <w:ilvl w:val="1"/>
+          <w:numId w:val="1004"/>
+        </w:numPr>
+        <w:pStyle w:val="Compact"/>
+      </w:pPr>
+      <w:r>
+        <w:t xml:space="preserve">(A)</w:t>
+      </w:r>
+      <w:r>
+        <w:t xml:space="preserve"> </w:t>
+      </w:r>
+      <w:r>
+        <w:t xml:space="preserve">看、張望</w:t>
+      </w:r>
+    </w:p>
+    <w:p>
+      <w:pPr>
+        <w:numPr>
+          <w:ilvl w:val="1"/>
+          <w:numId w:val="1004"/>
+        </w:numPr>
+        <w:pStyle w:val="Compact"/>
+      </w:pPr>
+      <w:r>
+        <w:t xml:space="preserve">(B)</w:t>
+      </w:r>
+      <w:r>
+        <w:t xml:space="preserve"> </w:t>
+      </w:r>
+      <w:r>
+        <w:t xml:space="preserve">拜訪、探望</w:t>
+      </w:r>
+    </w:p>
+    <w:p>
+      <w:pPr>
+        <w:numPr>
+          <w:ilvl w:val="1"/>
+          <w:numId w:val="1004"/>
+        </w:numPr>
+        <w:pStyle w:val="Compact"/>
+      </w:pPr>
+      <w:r>
+        <w:t xml:space="preserve">(C)</w:t>
+      </w:r>
+      <w:r>
+        <w:t xml:space="preserve"> </w:t>
+      </w:r>
+      <w:r>
+        <w:t xml:space="preserve">關注、照應</w:t>
+      </w:r>
+    </w:p>
+    <w:p>
+      <w:pPr>
+        <w:numPr>
+          <w:ilvl w:val="1"/>
+          <w:numId w:val="1004"/>
+        </w:numPr>
+        <w:pStyle w:val="Compact"/>
+      </w:pPr>
+      <w:r>
+        <w:t xml:space="preserve">(D)</w:t>
+      </w:r>
+      <w:r>
+        <w:t xml:space="preserve"> </w:t>
+      </w:r>
+      <w:r>
+        <w:t xml:space="preserve">反而、連</w:t>
+      </w:r>
+    </w:p>
+    <w:p>
+      <w:pPr>
+        <w:numPr>
+          <w:ilvl w:val="0"/>
+          <w:numId w:val="1002"/>
+        </w:numPr>
+        <w:pStyle w:val="Compact"/>
+      </w:pPr>
+      <w:r>
+        <w:t xml:space="preserve">奮不「顧」身的「顧」？</w:t>
+      </w:r>
+    </w:p>
+    <w:p>
+      <w:pPr>
+        <w:numPr>
+          <w:ilvl w:val="1"/>
+          <w:numId w:val="1005"/>
+        </w:numPr>
+        <w:pStyle w:val="Compact"/>
+      </w:pPr>
+      <w:r>
+        <w:t xml:space="preserve">(A)</w:t>
+      </w:r>
+      <w:r>
+        <w:t xml:space="preserve"> </w:t>
+      </w:r>
+      <w:r>
+        <w:t xml:space="preserve">回頭、回首看</w:t>
+      </w:r>
+    </w:p>
+    <w:p>
+      <w:pPr>
+        <w:numPr>
+          <w:ilvl w:val="1"/>
+          <w:numId w:val="1005"/>
+        </w:numPr>
+        <w:pStyle w:val="Compact"/>
+      </w:pPr>
+      <w:r>
+        <w:t xml:space="preserve">(B)</w:t>
+      </w:r>
+      <w:r>
+        <w:t xml:space="preserve"> </w:t>
+      </w:r>
+      <w:r>
+        <w:t xml:space="preserve">拜訪、探望</w:t>
+      </w:r>
+    </w:p>
+    <w:p>
+      <w:pPr>
+        <w:numPr>
+          <w:ilvl w:val="1"/>
+          <w:numId w:val="1005"/>
+        </w:numPr>
+        <w:pStyle w:val="Compact"/>
+      </w:pPr>
+      <w:r>
+        <w:t xml:space="preserve">(C)</w:t>
+      </w:r>
+      <w:r>
+        <w:t xml:space="preserve"> </w:t>
+      </w:r>
+      <w:r>
+        <w:t xml:space="preserve">關注、照應</w:t>
+      </w:r>
+    </w:p>
+    <w:p>
+      <w:pPr>
+        <w:numPr>
+          <w:ilvl w:val="1"/>
+          <w:numId w:val="1005"/>
+        </w:numPr>
+        <w:pStyle w:val="Compact"/>
+      </w:pPr>
+      <w:r>
+        <w:t xml:space="preserve">(D)</w:t>
+      </w:r>
+      <w:r>
+        <w:t xml:space="preserve"> </w:t>
+      </w:r>
+      <w:r>
+        <w:t xml:space="preserve">反而、連</w:t>
+      </w:r>
+    </w:p>
+    <w:p>
+      <w:pPr>
+        <w:numPr>
+          <w:ilvl w:val="0"/>
+          <w:numId w:val="1002"/>
+        </w:numPr>
+        <w:pStyle w:val="Compact"/>
+      </w:pPr>
+      <w:r>
+        <w:t xml:space="preserve">「顧」不如蜀鄙之僧哉的「顧」？</w:t>
+      </w:r>
+    </w:p>
+    <w:p>
+      <w:pPr>
+        <w:numPr>
+          <w:ilvl w:val="1"/>
+          <w:numId w:val="1006"/>
+        </w:numPr>
+        <w:pStyle w:val="Compact"/>
+      </w:pPr>
+      <w:r>
+        <w:t xml:space="preserve">(A)</w:t>
+      </w:r>
+      <w:r>
+        <w:t xml:space="preserve"> </w:t>
+      </w:r>
+      <w:r>
+        <w:t xml:space="preserve">回頭看</w:t>
+      </w:r>
+    </w:p>
+    <w:p>
+      <w:pPr>
+        <w:numPr>
+          <w:ilvl w:val="1"/>
+          <w:numId w:val="1006"/>
+        </w:numPr>
+        <w:pStyle w:val="Compact"/>
+      </w:pPr>
+      <w:r>
+        <w:t xml:space="preserve">(B)</w:t>
+      </w:r>
+      <w:r>
+        <w:t xml:space="preserve"> </w:t>
+      </w:r>
+      <w:r>
+        <w:t xml:space="preserve">拜訪</w:t>
+      </w:r>
+    </w:p>
+    <w:p>
+      <w:pPr>
+        <w:numPr>
+          <w:ilvl w:val="1"/>
+          <w:numId w:val="1006"/>
+        </w:numPr>
+        <w:pStyle w:val="Compact"/>
+      </w:pPr>
+      <w:r>
+        <w:t xml:space="preserve">(C)</w:t>
+      </w:r>
+      <w:r>
+        <w:t xml:space="preserve"> </w:t>
+      </w:r>
+      <w:r>
+        <w:t xml:space="preserve">關注、照應</w:t>
+      </w:r>
+    </w:p>
+    <w:p>
+      <w:pPr>
+        <w:numPr>
+          <w:ilvl w:val="1"/>
+          <w:numId w:val="1006"/>
+        </w:numPr>
+        <w:pStyle w:val="Compact"/>
+      </w:pPr>
+      <w:r>
+        <w:t xml:space="preserve">(D)</w:t>
+      </w:r>
+      <w:r>
+        <w:t xml:space="preserve"> </w:t>
+      </w:r>
+      <w:r>
+        <w:t xml:space="preserve">反而、連</w:t>
+      </w:r>
+    </w:p>
+    <w:p>
+      <w:pPr>
+        <w:numPr>
+          <w:ilvl w:val="0"/>
+          <w:numId w:val="1002"/>
+        </w:numPr>
+        <w:pStyle w:val="Compact"/>
+      </w:pPr>
+      <w:r>
+        <w:t xml:space="preserve">苛政猛「於」虎的「於」？</w:t>
+      </w:r>
+    </w:p>
+    <w:p>
+      <w:pPr>
+        <w:numPr>
+          <w:ilvl w:val="1"/>
+          <w:numId w:val="1007"/>
+        </w:numPr>
+        <w:pStyle w:val="Compact"/>
+      </w:pPr>
+      <w:r>
+        <w:t xml:space="preserve">(A)</w:t>
+      </w:r>
+      <w:r>
+        <w:t xml:space="preserve"> </w:t>
+      </w:r>
+      <w:r>
+        <w:t xml:space="preserve">對</w:t>
+      </w:r>
+    </w:p>
+    <w:p>
+      <w:pPr>
+        <w:numPr>
+          <w:ilvl w:val="1"/>
+          <w:numId w:val="1007"/>
+        </w:numPr>
+        <w:pStyle w:val="Compact"/>
+      </w:pPr>
+      <w:r>
+        <w:t xml:space="preserve">(B)</w:t>
+      </w:r>
+      <w:r>
+        <w:t xml:space="preserve"> </w:t>
+      </w:r>
+      <w:r>
+        <w:t xml:space="preserve">給</w:t>
+      </w:r>
+    </w:p>
+    <w:p>
+      <w:pPr>
+        <w:numPr>
+          <w:ilvl w:val="1"/>
+          <w:numId w:val="1007"/>
+        </w:numPr>
+        <w:pStyle w:val="Compact"/>
+      </w:pPr>
+      <w:r>
+        <w:t xml:space="preserve">(C)</w:t>
+      </w:r>
+      <w:r>
+        <w:t xml:space="preserve"> </w:t>
+      </w:r>
+      <w:r>
+        <w:t xml:space="preserve">比</w:t>
+      </w:r>
+    </w:p>
+    <w:p>
+      <w:pPr>
+        <w:numPr>
+          <w:ilvl w:val="1"/>
+          <w:numId w:val="1007"/>
+        </w:numPr>
+        <w:pStyle w:val="Compact"/>
+      </w:pPr>
+      <w:r>
+        <w:t xml:space="preserve">(D)</w:t>
+      </w:r>
+      <w:r>
+        <w:t xml:space="preserve"> </w:t>
+      </w:r>
+      <w:r>
+        <w:t xml:space="preserve">向</w:t>
+      </w:r>
+    </w:p>
+    <w:p>
+      <w:pPr>
+        <w:numPr>
+          <w:ilvl w:val="0"/>
+          <w:numId w:val="1002"/>
+        </w:numPr>
+        <w:pStyle w:val="Compact"/>
+      </w:pPr>
+      <w:r>
+        <w:t xml:space="preserve">己所不欲，勿施「於」人的「於」？</w:t>
+      </w:r>
+    </w:p>
+    <w:p>
+      <w:pPr>
+        <w:numPr>
+          <w:ilvl w:val="1"/>
+          <w:numId w:val="1008"/>
+        </w:numPr>
+        <w:pStyle w:val="Compact"/>
+      </w:pPr>
+      <w:r>
+        <w:t xml:space="preserve">(A)</w:t>
+      </w:r>
+      <w:r>
+        <w:t xml:space="preserve"> </w:t>
+      </w:r>
+      <w:r>
+        <w:t xml:space="preserve">對</w:t>
+      </w:r>
+    </w:p>
+    <w:p>
+      <w:pPr>
+        <w:numPr>
+          <w:ilvl w:val="1"/>
+          <w:numId w:val="1008"/>
+        </w:numPr>
+        <w:pStyle w:val="Compact"/>
+      </w:pPr>
+      <w:r>
+        <w:t xml:space="preserve">(B)</w:t>
+      </w:r>
+      <w:r>
+        <w:t xml:space="preserve"> </w:t>
+      </w:r>
+      <w:r>
+        <w:t xml:space="preserve">給</w:t>
+      </w:r>
+    </w:p>
+    <w:p>
+      <w:pPr>
+        <w:numPr>
+          <w:ilvl w:val="1"/>
+          <w:numId w:val="1008"/>
+        </w:numPr>
+        <w:pStyle w:val="Compact"/>
+      </w:pPr>
+      <w:r>
+        <w:t xml:space="preserve">(C)</w:t>
+      </w:r>
+      <w:r>
+        <w:t xml:space="preserve"> </w:t>
+      </w:r>
+      <w:r>
+        <w:t xml:space="preserve">從</w:t>
+      </w:r>
+    </w:p>
+    <w:p>
+      <w:pPr>
+        <w:numPr>
+          <w:ilvl w:val="1"/>
+          <w:numId w:val="1008"/>
+        </w:numPr>
+        <w:pStyle w:val="Compact"/>
+      </w:pPr>
+      <w:r>
+        <w:t xml:space="preserve">(D)</w:t>
+      </w:r>
+      <w:r>
+        <w:t xml:space="preserve"> </w:t>
+      </w:r>
+      <w:r>
+        <w:t xml:space="preserve">在</w:t>
+      </w:r>
+    </w:p>
+    <w:p>
+      <w:pPr>
+        <w:numPr>
+          <w:ilvl w:val="0"/>
+          <w:numId w:val="1002"/>
+        </w:numPr>
+        <w:pStyle w:val="Compact"/>
+      </w:pPr>
+      <w:r>
+        <w:t xml:space="preserve">得之「於」人者太多的「於」？</w:t>
+      </w:r>
+    </w:p>
+    <w:p>
+      <w:pPr>
+        <w:numPr>
+          <w:ilvl w:val="1"/>
+          <w:numId w:val="1009"/>
+        </w:numPr>
+        <w:pStyle w:val="Compact"/>
+      </w:pPr>
+      <w:r>
+        <w:t xml:space="preserve">(A)</w:t>
+      </w:r>
+      <w:r>
+        <w:t xml:space="preserve"> </w:t>
+      </w:r>
+      <w:r>
+        <w:t xml:space="preserve">向</w:t>
+      </w:r>
+    </w:p>
+    <w:p>
+      <w:pPr>
+        <w:numPr>
+          <w:ilvl w:val="1"/>
+          <w:numId w:val="1009"/>
+        </w:numPr>
+        <w:pStyle w:val="Compact"/>
+      </w:pPr>
+      <w:r>
+        <w:t xml:space="preserve">(B)</w:t>
+      </w:r>
+      <w:r>
+        <w:t xml:space="preserve"> </w:t>
+      </w:r>
+      <w:r>
+        <w:t xml:space="preserve">比</w:t>
+      </w:r>
+    </w:p>
+    <w:p>
+      <w:pPr>
+        <w:numPr>
+          <w:ilvl w:val="1"/>
+          <w:numId w:val="1009"/>
+        </w:numPr>
+        <w:pStyle w:val="Compact"/>
+      </w:pPr>
+      <w:r>
+        <w:t xml:space="preserve">(C)</w:t>
+      </w:r>
+      <w:r>
+        <w:t xml:space="preserve"> </w:t>
+      </w:r>
+      <w:r>
+        <w:t xml:space="preserve">從</w:t>
+      </w:r>
+    </w:p>
+    <w:p>
+      <w:pPr>
+        <w:numPr>
+          <w:ilvl w:val="1"/>
+          <w:numId w:val="1009"/>
+        </w:numPr>
+        <w:pStyle w:val="Compact"/>
+      </w:pPr>
+      <w:r>
+        <w:t xml:space="preserve">(D)</w:t>
+      </w:r>
+      <w:r>
+        <w:t xml:space="preserve"> </w:t>
+      </w:r>
+      <w:r>
+        <w:t xml:space="preserve">在</w:t>
+      </w:r>
+    </w:p>
+    <w:p>
+      <w:pPr>
+        <w:numPr>
+          <w:ilvl w:val="0"/>
+          <w:numId w:val="1002"/>
+        </w:numPr>
+        <w:pStyle w:val="Compact"/>
+      </w:pPr>
+      <w:r>
+        <w:t xml:space="preserve">子禽問「於」子貢的「於」？</w:t>
+      </w:r>
+    </w:p>
+    <w:p>
+      <w:pPr>
+        <w:numPr>
+          <w:ilvl w:val="1"/>
+          <w:numId w:val="1010"/>
+        </w:numPr>
+        <w:pStyle w:val="Compact"/>
+      </w:pPr>
+      <w:r>
+        <w:t xml:space="preserve">(A)</w:t>
+      </w:r>
+      <w:r>
+        <w:t xml:space="preserve"> </w:t>
+      </w:r>
+      <w:r>
+        <w:t xml:space="preserve">向</w:t>
+      </w:r>
+    </w:p>
+    <w:p>
+      <w:pPr>
+        <w:numPr>
+          <w:ilvl w:val="1"/>
+          <w:numId w:val="1010"/>
+        </w:numPr>
+        <w:pStyle w:val="Compact"/>
+      </w:pPr>
+      <w:r>
+        <w:t xml:space="preserve">(B)</w:t>
+      </w:r>
+      <w:r>
+        <w:t xml:space="preserve"> </w:t>
+      </w:r>
+      <w:r>
+        <w:t xml:space="preserve">在</w:t>
+      </w:r>
+    </w:p>
+    <w:p>
+      <w:pPr>
+        <w:numPr>
+          <w:ilvl w:val="1"/>
+          <w:numId w:val="1010"/>
+        </w:numPr>
+        <w:pStyle w:val="Compact"/>
+      </w:pPr>
+      <w:r>
+        <w:t xml:space="preserve">(C)</w:t>
+      </w:r>
+      <w:r>
+        <w:t xml:space="preserve"> </w:t>
+      </w:r>
+      <w:r>
+        <w:t xml:space="preserve">對</w:t>
+      </w:r>
+    </w:p>
+    <w:p>
+      <w:pPr>
+        <w:numPr>
+          <w:ilvl w:val="1"/>
+          <w:numId w:val="1010"/>
+        </w:numPr>
+        <w:pStyle w:val="Compact"/>
+      </w:pPr>
+      <w:r>
+        <w:t xml:space="preserve">(D)</w:t>
+      </w:r>
+      <w:r>
+        <w:t xml:space="preserve"> </w:t>
+      </w:r>
+      <w:r>
+        <w:t xml:space="preserve">比</w:t>
+      </w:r>
+    </w:p>
+    <w:p>
+      <w:pPr>
+        <w:numPr>
+          <w:ilvl w:val="0"/>
+          <w:numId w:val="1002"/>
+        </w:numPr>
+        <w:pStyle w:val="Compact"/>
+      </w:pPr>
+      <w:r>
+        <w:t xml:space="preserve">「固」守的「固」？</w:t>
+      </w:r>
+    </w:p>
+    <w:p>
+      <w:pPr>
+        <w:numPr>
+          <w:ilvl w:val="1"/>
+          <w:numId w:val="1011"/>
+        </w:numPr>
+        <w:pStyle w:val="Compact"/>
+      </w:pPr>
+      <w:r>
+        <w:t xml:space="preserve">(A)</w:t>
+      </w:r>
+      <w:r>
+        <w:t xml:space="preserve"> </w:t>
+      </w:r>
+      <w:r>
+        <w:t xml:space="preserve">結實的</w:t>
+      </w:r>
+    </w:p>
+    <w:p>
+      <w:pPr>
+        <w:numPr>
+          <w:ilvl w:val="1"/>
+          <w:numId w:val="1011"/>
+        </w:numPr>
+        <w:pStyle w:val="Compact"/>
+      </w:pPr>
+      <w:r>
+        <w:t xml:space="preserve">(B)</w:t>
+      </w:r>
+      <w:r>
+        <w:t xml:space="preserve"> </w:t>
+      </w:r>
+      <w:r>
+        <w:t xml:space="preserve">安定</w:t>
+      </w:r>
+    </w:p>
+    <w:p>
+      <w:pPr>
+        <w:numPr>
+          <w:ilvl w:val="1"/>
+          <w:numId w:val="1011"/>
+        </w:numPr>
+        <w:pStyle w:val="Compact"/>
+      </w:pPr>
+      <w:r>
+        <w:t xml:space="preserve">(C)</w:t>
+      </w:r>
+      <w:r>
+        <w:t xml:space="preserve"> </w:t>
+      </w:r>
+      <w:r>
+        <w:t xml:space="preserve">堅決地</w:t>
+      </w:r>
+    </w:p>
+    <w:p>
+      <w:pPr>
+        <w:numPr>
+          <w:ilvl w:val="1"/>
+          <w:numId w:val="1011"/>
+        </w:numPr>
+        <w:pStyle w:val="Compact"/>
+      </w:pPr>
+      <w:r>
+        <w:t xml:space="preserve">(D)</w:t>
+      </w:r>
+      <w:r>
+        <w:t xml:space="preserve"> </w:t>
+      </w:r>
+      <w:r>
+        <w:t xml:space="preserve">本來</w:t>
+      </w:r>
+    </w:p>
+    <w:p>
+      <w:pPr>
+        <w:numPr>
+          <w:ilvl w:val="0"/>
+          <w:numId w:val="1002"/>
+        </w:numPr>
+        <w:pStyle w:val="Compact"/>
+      </w:pPr>
+      <w:r>
+        <w:t xml:space="preserve">「固」有道德的「固」？</w:t>
+      </w:r>
+    </w:p>
+    <w:p>
+      <w:pPr>
+        <w:numPr>
+          <w:ilvl w:val="1"/>
+          <w:numId w:val="1012"/>
+        </w:numPr>
+        <w:pStyle w:val="Compact"/>
+      </w:pPr>
+      <w:r>
+        <w:t xml:space="preserve">(A)</w:t>
+      </w:r>
+      <w:r>
+        <w:t xml:space="preserve"> </w:t>
+      </w:r>
+      <w:r>
+        <w:t xml:space="preserve">安定</w:t>
+      </w:r>
+    </w:p>
+    <w:p>
+      <w:pPr>
+        <w:numPr>
+          <w:ilvl w:val="1"/>
+          <w:numId w:val="1012"/>
+        </w:numPr>
+        <w:pStyle w:val="Compact"/>
+      </w:pPr>
+      <w:r>
+        <w:t xml:space="preserve">(B)</w:t>
+      </w:r>
+      <w:r>
+        <w:t xml:space="preserve"> </w:t>
+      </w:r>
+      <w:r>
+        <w:t xml:space="preserve">本來、一向</w:t>
+      </w:r>
+    </w:p>
+    <w:p>
+      <w:pPr>
+        <w:numPr>
+          <w:ilvl w:val="1"/>
+          <w:numId w:val="1012"/>
+        </w:numPr>
+        <w:pStyle w:val="Compact"/>
+      </w:pPr>
+      <w:r>
+        <w:t xml:space="preserve">(C)</w:t>
+      </w:r>
+      <w:r>
+        <w:t xml:space="preserve"> </w:t>
+      </w:r>
+      <w:r>
+        <w:t xml:space="preserve">堅決地</w:t>
+      </w:r>
+    </w:p>
+    <w:p>
+      <w:pPr>
+        <w:numPr>
+          <w:ilvl w:val="1"/>
+          <w:numId w:val="1012"/>
+        </w:numPr>
+        <w:pStyle w:val="Compact"/>
+      </w:pPr>
+      <w:r>
+        <w:t xml:space="preserve">(D)</w:t>
+      </w:r>
+      <w:r>
+        <w:t xml:space="preserve"> </w:t>
+      </w:r>
+      <w:r>
+        <w:t xml:space="preserve">結實的</w:t>
+      </w:r>
+    </w:p>
+    <w:p>
+      <w:pPr>
+        <w:numPr>
+          <w:ilvl w:val="0"/>
+          <w:numId w:val="1002"/>
+        </w:numPr>
+        <w:pStyle w:val="Compact"/>
+      </w:pPr>
+      <w:r>
+        <w:t xml:space="preserve">「亡」羊補牢的「亡」？</w:t>
+      </w:r>
+    </w:p>
+    <w:p>
+      <w:pPr>
+        <w:numPr>
+          <w:ilvl w:val="1"/>
+          <w:numId w:val="1013"/>
+        </w:numPr>
+        <w:pStyle w:val="Compact"/>
+      </w:pPr>
+      <w:r>
+        <w:t xml:space="preserve">(A)</w:t>
+      </w:r>
+      <w:r>
+        <w:t xml:space="preserve"> </w:t>
+      </w:r>
+      <w:r>
+        <w:t xml:space="preserve">逃跑</w:t>
+      </w:r>
+    </w:p>
+    <w:p>
+      <w:pPr>
+        <w:numPr>
+          <w:ilvl w:val="1"/>
+          <w:numId w:val="1013"/>
+        </w:numPr>
+        <w:pStyle w:val="Compact"/>
+      </w:pPr>
+      <w:r>
+        <w:t xml:space="preserve">(B)</w:t>
+      </w:r>
+      <w:r>
+        <w:t xml:space="preserve"> </w:t>
+      </w:r>
+      <w:r>
+        <w:t xml:space="preserve">死去</w:t>
+      </w:r>
+    </w:p>
+    <w:p>
+      <w:pPr>
+        <w:numPr>
+          <w:ilvl w:val="1"/>
+          <w:numId w:val="1013"/>
+        </w:numPr>
+        <w:pStyle w:val="Compact"/>
+      </w:pPr>
+      <w:r>
+        <w:t xml:space="preserve">(C)</w:t>
+      </w:r>
+      <w:r>
+        <w:t xml:space="preserve"> </w:t>
+      </w:r>
+      <w:r>
+        <w:t xml:space="preserve">失去</w:t>
+      </w:r>
+    </w:p>
+    <w:p>
+      <w:pPr>
+        <w:numPr>
+          <w:ilvl w:val="1"/>
+          <w:numId w:val="1013"/>
+        </w:numPr>
+        <w:pStyle w:val="Compact"/>
+      </w:pPr>
+      <w:r>
+        <w:t xml:space="preserve">(D)</w:t>
+      </w:r>
+      <w:r>
+        <w:t xml:space="preserve"> </w:t>
+      </w:r>
+      <w:r>
+        <w:t xml:space="preserve">滅亡</w:t>
+      </w:r>
+    </w:p>
+    <w:p>
+      <w:pPr>
+        <w:numPr>
+          <w:ilvl w:val="0"/>
+          <w:numId w:val="1002"/>
+        </w:numPr>
+        <w:pStyle w:val="Compact"/>
+      </w:pPr>
+      <w:r>
+        <w:t xml:space="preserve">日知其所「亡」的「亡」？</w:t>
+      </w:r>
+    </w:p>
+    <w:p>
+      <w:pPr>
+        <w:numPr>
+          <w:ilvl w:val="1"/>
+          <w:numId w:val="1014"/>
+        </w:numPr>
+        <w:pStyle w:val="Compact"/>
+      </w:pPr>
+      <w:r>
+        <w:t xml:space="preserve">(A)</w:t>
+      </w:r>
+      <w:r>
+        <w:t xml:space="preserve"> </w:t>
+      </w:r>
+      <w:r>
+        <w:t xml:space="preserve">沒有</w:t>
+      </w:r>
+    </w:p>
+    <w:p>
+      <w:pPr>
+        <w:numPr>
+          <w:ilvl w:val="1"/>
+          <w:numId w:val="1014"/>
+        </w:numPr>
+        <w:pStyle w:val="Compact"/>
+      </w:pPr>
+      <w:r>
+        <w:t xml:space="preserve">(B)</w:t>
+      </w:r>
+      <w:r>
+        <w:t xml:space="preserve"> </w:t>
+      </w:r>
+      <w:r>
+        <w:t xml:space="preserve">死去</w:t>
+      </w:r>
+    </w:p>
+    <w:p>
+      <w:pPr>
+        <w:numPr>
+          <w:ilvl w:val="1"/>
+          <w:numId w:val="1014"/>
+        </w:numPr>
+        <w:pStyle w:val="Compact"/>
+      </w:pPr>
+      <w:r>
+        <w:t xml:space="preserve">(C)</w:t>
+      </w:r>
+      <w:r>
+        <w:t xml:space="preserve"> </w:t>
+      </w:r>
+      <w:r>
+        <w:t xml:space="preserve">逃跑</w:t>
+      </w:r>
+    </w:p>
+    <w:p>
+      <w:pPr>
+        <w:numPr>
+          <w:ilvl w:val="1"/>
+          <w:numId w:val="1014"/>
+        </w:numPr>
+        <w:pStyle w:val="Compact"/>
+      </w:pPr>
+      <w:r>
+        <w:t xml:space="preserve">(D)</w:t>
+      </w:r>
+      <w:r>
+        <w:t xml:space="preserve"> </w:t>
+      </w:r>
+      <w:r>
+        <w:t xml:space="preserve">失去</w:t>
+      </w:r>
+    </w:p>
+    <w:bookmarkEnd w:id="45"/>
+    <w:bookmarkStart w:id="46" w:name="貳成語練習"/>
+    <w:p>
+      <w:pPr>
+        <w:pStyle w:val="Heading3"/>
+      </w:pPr>
+      <w:r>
+        <w:t xml:space="preserve">貳、成語練習</w:t>
+      </w:r>
+    </w:p>
+    <w:p>
+      <w:pPr>
+        <w:numPr>
+          <w:ilvl w:val="0"/>
+          <w:numId w:val="1015"/>
+        </w:numPr>
+        <w:pStyle w:val="Compact"/>
+      </w:pPr>
+      <w:r>
+        <w:t xml:space="preserve">「畫蛇添足」比喻？</w:t>
+      </w:r>
+    </w:p>
+    <w:p>
+      <w:pPr>
+        <w:numPr>
+          <w:ilvl w:val="1"/>
+          <w:numId w:val="1016"/>
+        </w:numPr>
+        <w:pStyle w:val="Compact"/>
+      </w:pPr>
+      <w:r>
+        <w:t xml:space="preserve">(A)</w:t>
+      </w:r>
+      <w:r>
+        <w:t xml:space="preserve"> </w:t>
+      </w:r>
+      <w:r>
+        <w:t xml:space="preserve">做事周全</w:t>
+      </w:r>
+    </w:p>
+    <w:p>
+      <w:pPr>
+        <w:numPr>
+          <w:ilvl w:val="1"/>
+          <w:numId w:val="1016"/>
+        </w:numPr>
+        <w:pStyle w:val="Compact"/>
+      </w:pPr>
+      <w:r>
+        <w:t xml:space="preserve">(B)</w:t>
+      </w:r>
+      <w:r>
+        <w:t xml:space="preserve"> </w:t>
+      </w:r>
+      <w:r>
+        <w:t xml:space="preserve">多此一舉，反而弄巧成拙</w:t>
+      </w:r>
+    </w:p>
+    <w:p>
+      <w:pPr>
+        <w:numPr>
+          <w:ilvl w:val="1"/>
+          <w:numId w:val="1016"/>
+        </w:numPr>
+        <w:pStyle w:val="Compact"/>
+      </w:pPr>
+      <w:r>
+        <w:t xml:space="preserve">(C)</w:t>
+      </w:r>
+      <w:r>
+        <w:t xml:space="preserve"> </w:t>
+      </w:r>
+      <w:r>
+        <w:t xml:space="preserve">畫技高超</w:t>
+      </w:r>
+    </w:p>
+    <w:p>
+      <w:pPr>
+        <w:numPr>
+          <w:ilvl w:val="1"/>
+          <w:numId w:val="1016"/>
+        </w:numPr>
+        <w:pStyle w:val="Compact"/>
+      </w:pPr>
+      <w:r>
+        <w:t xml:space="preserve">(D)</w:t>
+      </w:r>
+      <w:r>
+        <w:t xml:space="preserve"> </w:t>
+      </w:r>
+      <w:r>
+        <w:t xml:space="preserve">錦上添花</w:t>
+      </w:r>
+    </w:p>
+    <w:p>
+      <w:pPr>
+        <w:numPr>
+          <w:ilvl w:val="0"/>
+          <w:numId w:val="1015"/>
+        </w:numPr>
+        <w:pStyle w:val="Compact"/>
+      </w:pPr>
+      <w:r>
+        <w:t xml:space="preserve">「高山流水」可比喻？</w:t>
+      </w:r>
+    </w:p>
+    <w:p>
+      <w:pPr>
+        <w:numPr>
+          <w:ilvl w:val="1"/>
+          <w:numId w:val="1017"/>
+        </w:numPr>
+        <w:pStyle w:val="Compact"/>
+      </w:pPr>
+      <w:r>
+        <w:t xml:space="preserve">(A)</w:t>
+      </w:r>
+      <w:r>
+        <w:t xml:space="preserve"> </w:t>
+      </w:r>
+      <w:r>
+        <w:t xml:space="preserve">風景優美</w:t>
+      </w:r>
+    </w:p>
+    <w:p>
+      <w:pPr>
+        <w:numPr>
+          <w:ilvl w:val="1"/>
+          <w:numId w:val="1017"/>
+        </w:numPr>
+        <w:pStyle w:val="Compact"/>
+      </w:pPr>
+      <w:r>
+        <w:t xml:space="preserve">(B)</w:t>
+      </w:r>
+      <w:r>
+        <w:t xml:space="preserve"> </w:t>
+      </w:r>
+      <w:r>
+        <w:t xml:space="preserve">知音難遇</w:t>
+      </w:r>
+    </w:p>
+    <w:p>
+      <w:pPr>
+        <w:numPr>
+          <w:ilvl w:val="1"/>
+          <w:numId w:val="1017"/>
+        </w:numPr>
+        <w:pStyle w:val="Compact"/>
+      </w:pPr>
+      <w:r>
+        <w:t xml:space="preserve">(C)</w:t>
+      </w:r>
+      <w:r>
+        <w:t xml:space="preserve"> </w:t>
+      </w:r>
+      <w:r>
+        <w:t xml:space="preserve">堅持不懈</w:t>
+      </w:r>
+    </w:p>
+    <w:p>
+      <w:pPr>
+        <w:numPr>
+          <w:ilvl w:val="1"/>
+          <w:numId w:val="1017"/>
+        </w:numPr>
+        <w:pStyle w:val="Compact"/>
+      </w:pPr>
+      <w:r>
+        <w:t xml:space="preserve">(D)</w:t>
+      </w:r>
+      <w:r>
+        <w:t xml:space="preserve"> </w:t>
+      </w:r>
+      <w:r>
+        <w:t xml:space="preserve">隱居山林</w:t>
+      </w:r>
+    </w:p>
+    <w:p>
+      <w:pPr>
+        <w:numPr>
+          <w:ilvl w:val="0"/>
+          <w:numId w:val="1015"/>
+        </w:numPr>
+        <w:pStyle w:val="Compact"/>
+      </w:pPr>
+      <w:r>
+        <w:t xml:space="preserve">「暮夜懷金」指？</w:t>
+      </w:r>
+    </w:p>
+    <w:p>
+      <w:pPr>
+        <w:numPr>
+          <w:ilvl w:val="1"/>
+          <w:numId w:val="1018"/>
+        </w:numPr>
+        <w:pStyle w:val="Compact"/>
+      </w:pPr>
+      <w:r>
+        <w:t xml:space="preserve">(A)</w:t>
+      </w:r>
+      <w:r>
+        <w:t xml:space="preserve"> </w:t>
+      </w:r>
+      <w:r>
+        <w:t xml:space="preserve">暗中行賄</w:t>
+      </w:r>
+    </w:p>
+    <w:p>
+      <w:pPr>
+        <w:numPr>
+          <w:ilvl w:val="1"/>
+          <w:numId w:val="1018"/>
+        </w:numPr>
+        <w:pStyle w:val="Compact"/>
+      </w:pPr>
+      <w:r>
+        <w:t xml:space="preserve">(B)</w:t>
+      </w:r>
+      <w:r>
+        <w:t xml:space="preserve"> </w:t>
+      </w:r>
+      <w:r>
+        <w:t xml:space="preserve">夜行遠路</w:t>
+      </w:r>
+    </w:p>
+    <w:p>
+      <w:pPr>
+        <w:numPr>
+          <w:ilvl w:val="1"/>
+          <w:numId w:val="1018"/>
+        </w:numPr>
+        <w:pStyle w:val="Compact"/>
+      </w:pPr>
+      <w:r>
+        <w:t xml:space="preserve">(C)</w:t>
+      </w:r>
+      <w:r>
+        <w:t xml:space="preserve"> </w:t>
+      </w:r>
+      <w:r>
+        <w:t xml:space="preserve">攜帶盤纏</w:t>
+      </w:r>
+    </w:p>
+    <w:p>
+      <w:pPr>
+        <w:numPr>
+          <w:ilvl w:val="1"/>
+          <w:numId w:val="1018"/>
+        </w:numPr>
+        <w:pStyle w:val="Compact"/>
+      </w:pPr>
+      <w:r>
+        <w:t xml:space="preserve">(D)</w:t>
+      </w:r>
+      <w:r>
+        <w:t xml:space="preserve"> </w:t>
+      </w:r>
+      <w:r>
+        <w:t xml:space="preserve">偷竊錢財</w:t>
+      </w:r>
+    </w:p>
+    <w:p>
+      <w:pPr>
+        <w:numPr>
+          <w:ilvl w:val="0"/>
+          <w:numId w:val="1015"/>
+        </w:numPr>
+        <w:pStyle w:val="Compact"/>
+      </w:pPr>
+      <w:r>
+        <w:t xml:space="preserve">「朝三暮四」比喻？</w:t>
+      </w:r>
+    </w:p>
+    <w:p>
+      <w:pPr>
+        <w:numPr>
+          <w:ilvl w:val="1"/>
+          <w:numId w:val="1019"/>
+        </w:numPr>
+        <w:pStyle w:val="Compact"/>
+      </w:pPr>
+      <w:r>
+        <w:t xml:space="preserve">(A)</w:t>
+      </w:r>
+      <w:r>
+        <w:t xml:space="preserve"> </w:t>
+      </w:r>
+      <w:r>
+        <w:t xml:space="preserve">早晚勤學</w:t>
+      </w:r>
+    </w:p>
+    <w:p>
+      <w:pPr>
+        <w:numPr>
+          <w:ilvl w:val="1"/>
+          <w:numId w:val="1019"/>
+        </w:numPr>
+        <w:pStyle w:val="Compact"/>
+      </w:pPr>
+      <w:r>
+        <w:t xml:space="preserve">(B)</w:t>
+      </w:r>
+      <w:r>
+        <w:t xml:space="preserve"> </w:t>
+      </w:r>
+      <w:r>
+        <w:t xml:space="preserve">心意不定，反覆無常</w:t>
+      </w:r>
+    </w:p>
+    <w:p>
+      <w:pPr>
+        <w:numPr>
+          <w:ilvl w:val="1"/>
+          <w:numId w:val="1019"/>
+        </w:numPr>
+        <w:pStyle w:val="Compact"/>
+      </w:pPr>
+      <w:r>
+        <w:t xml:space="preserve">(C)</w:t>
+      </w:r>
+      <w:r>
+        <w:t xml:space="preserve"> </w:t>
+      </w:r>
+      <w:r>
+        <w:t xml:space="preserve">做事有計畫</w:t>
+      </w:r>
+    </w:p>
+    <w:p>
+      <w:pPr>
+        <w:numPr>
+          <w:ilvl w:val="1"/>
+          <w:numId w:val="1019"/>
+        </w:numPr>
+        <w:pStyle w:val="Compact"/>
+      </w:pPr>
+      <w:r>
+        <w:t xml:space="preserve">(D)</w:t>
+      </w:r>
+      <w:r>
+        <w:t xml:space="preserve"> </w:t>
+      </w:r>
+      <w:r>
+        <w:t xml:space="preserve">時間短暫</w:t>
+      </w:r>
+    </w:p>
+    <w:p>
+      <w:pPr>
+        <w:numPr>
+          <w:ilvl w:val="0"/>
+          <w:numId w:val="1015"/>
+        </w:numPr>
+        <w:pStyle w:val="Compact"/>
+      </w:pPr>
+      <w:r>
+        <w:t xml:space="preserve">「兩袖清風」形容？</w:t>
+      </w:r>
+    </w:p>
+    <w:p>
+      <w:pPr>
+        <w:numPr>
+          <w:ilvl w:val="1"/>
+          <w:numId w:val="1020"/>
+        </w:numPr>
+        <w:pStyle w:val="Compact"/>
+      </w:pPr>
+      <w:r>
+        <w:t xml:space="preserve">(A)</w:t>
+      </w:r>
+      <w:r>
+        <w:t xml:space="preserve"> </w:t>
+      </w:r>
+      <w:r>
+        <w:t xml:space="preserve">衣服單薄</w:t>
+      </w:r>
+    </w:p>
+    <w:p>
+      <w:pPr>
+        <w:numPr>
+          <w:ilvl w:val="1"/>
+          <w:numId w:val="1020"/>
+        </w:numPr>
+        <w:pStyle w:val="Compact"/>
+      </w:pPr>
+      <w:r>
+        <w:t xml:space="preserve">(B)</w:t>
+      </w:r>
+      <w:r>
+        <w:t xml:space="preserve"> </w:t>
+      </w:r>
+      <w:r>
+        <w:t xml:space="preserve">天氣涼爽</w:t>
+      </w:r>
+    </w:p>
+    <w:p>
+      <w:pPr>
+        <w:numPr>
+          <w:ilvl w:val="1"/>
+          <w:numId w:val="1020"/>
+        </w:numPr>
+        <w:pStyle w:val="Compact"/>
+      </w:pPr>
+      <w:r>
+        <w:t xml:space="preserve">(C)</w:t>
+      </w:r>
+      <w:r>
+        <w:t xml:space="preserve"> </w:t>
+      </w:r>
+      <w:r>
+        <w:t xml:space="preserve">官吏清廉</w:t>
+      </w:r>
+    </w:p>
+    <w:p>
+      <w:pPr>
+        <w:numPr>
+          <w:ilvl w:val="1"/>
+          <w:numId w:val="1020"/>
+        </w:numPr>
+        <w:pStyle w:val="Compact"/>
+      </w:pPr>
+      <w:r>
+        <w:t xml:space="preserve">(D)</w:t>
+      </w:r>
+      <w:r>
+        <w:t xml:space="preserve"> </w:t>
+      </w:r>
+      <w:r>
+        <w:t xml:space="preserve">生活悠閒</w:t>
+      </w:r>
+    </w:p>
+    <w:p>
+      <w:pPr>
+        <w:numPr>
+          <w:ilvl w:val="0"/>
+          <w:numId w:val="1015"/>
+        </w:numPr>
+        <w:pStyle w:val="Compact"/>
+      </w:pPr>
+      <w:r>
+        <w:t xml:space="preserve">「三顧茅廬」比喻？</w:t>
+      </w:r>
+    </w:p>
+    <w:p>
+      <w:pPr>
+        <w:numPr>
+          <w:ilvl w:val="1"/>
+          <w:numId w:val="1021"/>
+        </w:numPr>
+        <w:pStyle w:val="Compact"/>
+      </w:pPr>
+      <w:r>
+        <w:t xml:space="preserve">(A)</w:t>
+      </w:r>
+      <w:r>
+        <w:t xml:space="preserve"> </w:t>
+      </w:r>
+      <w:r>
+        <w:t xml:space="preserve">誠心邀請賢才</w:t>
+      </w:r>
+    </w:p>
+    <w:p>
+      <w:pPr>
+        <w:numPr>
+          <w:ilvl w:val="1"/>
+          <w:numId w:val="1021"/>
+        </w:numPr>
+        <w:pStyle w:val="Compact"/>
+      </w:pPr>
+      <w:r>
+        <w:t xml:space="preserve">(B)</w:t>
+      </w:r>
+      <w:r>
+        <w:t xml:space="preserve"> </w:t>
+      </w:r>
+      <w:r>
+        <w:t xml:space="preserve">屢次拜訪朋友</w:t>
+      </w:r>
+    </w:p>
+    <w:p>
+      <w:pPr>
+        <w:numPr>
+          <w:ilvl w:val="1"/>
+          <w:numId w:val="1021"/>
+        </w:numPr>
+        <w:pStyle w:val="Compact"/>
+      </w:pPr>
+      <w:r>
+        <w:t xml:space="preserve">(C)</w:t>
+      </w:r>
+      <w:r>
+        <w:t xml:space="preserve"> </w:t>
+      </w:r>
+      <w:r>
+        <w:t xml:space="preserve">居住簡陋</w:t>
+      </w:r>
+    </w:p>
+    <w:p>
+      <w:pPr>
+        <w:numPr>
+          <w:ilvl w:val="1"/>
+          <w:numId w:val="1021"/>
+        </w:numPr>
+        <w:pStyle w:val="Compact"/>
+      </w:pPr>
+      <w:r>
+        <w:t xml:space="preserve">(D)</w:t>
+      </w:r>
+      <w:r>
+        <w:t xml:space="preserve"> </w:t>
+      </w:r>
+      <w:r>
+        <w:t xml:space="preserve">隱居山林</w:t>
+      </w:r>
+    </w:p>
+    <w:p>
+      <w:pPr>
+        <w:numPr>
+          <w:ilvl w:val="0"/>
+          <w:numId w:val="1015"/>
+        </w:numPr>
+        <w:pStyle w:val="Compact"/>
+      </w:pPr>
+      <w:r>
+        <w:t xml:space="preserve">「桃李不言，下自成蹊」比喻？</w:t>
+      </w:r>
+    </w:p>
+    <w:p>
+      <w:pPr>
+        <w:numPr>
+          <w:ilvl w:val="1"/>
+          <w:numId w:val="1022"/>
+        </w:numPr>
+        <w:pStyle w:val="Compact"/>
+      </w:pPr>
+      <w:r>
+        <w:t xml:space="preserve">(A)</w:t>
+      </w:r>
+      <w:r>
+        <w:t xml:space="preserve"> </w:t>
+      </w:r>
+      <w:r>
+        <w:t xml:space="preserve">做人要少說話</w:t>
+      </w:r>
+    </w:p>
+    <w:p>
+      <w:pPr>
+        <w:numPr>
+          <w:ilvl w:val="1"/>
+          <w:numId w:val="1022"/>
+        </w:numPr>
+        <w:pStyle w:val="Compact"/>
+      </w:pPr>
+      <w:r>
+        <w:t xml:space="preserve">(B)</w:t>
+      </w:r>
+      <w:r>
+        <w:t xml:space="preserve"> </w:t>
+      </w:r>
+      <w:r>
+        <w:t xml:space="preserve">真誠篤實，自然感召人</w:t>
+      </w:r>
+    </w:p>
+    <w:p>
+      <w:pPr>
+        <w:numPr>
+          <w:ilvl w:val="1"/>
+          <w:numId w:val="1022"/>
+        </w:numPr>
+        <w:pStyle w:val="Compact"/>
+      </w:pPr>
+      <w:r>
+        <w:t xml:space="preserve">(C)</w:t>
+      </w:r>
+      <w:r>
+        <w:t xml:space="preserve"> </w:t>
+      </w:r>
+      <w:r>
+        <w:t xml:space="preserve">桃李樹下有路</w:t>
+      </w:r>
+    </w:p>
+    <w:p>
+      <w:pPr>
+        <w:numPr>
+          <w:ilvl w:val="1"/>
+          <w:numId w:val="1022"/>
+        </w:numPr>
+        <w:pStyle w:val="Compact"/>
+      </w:pPr>
+      <w:r>
+        <w:t xml:space="preserve">(D)</w:t>
+      </w:r>
+      <w:r>
+        <w:t xml:space="preserve"> </w:t>
+      </w:r>
+      <w:r>
+        <w:t xml:space="preserve">成功要靠運氣</w:t>
+      </w:r>
+    </w:p>
+    <w:p>
+      <w:pPr>
+        <w:numPr>
+          <w:ilvl w:val="0"/>
+          <w:numId w:val="1015"/>
+        </w:numPr>
+        <w:pStyle w:val="Compact"/>
+      </w:pPr>
+      <w:r>
+        <w:t xml:space="preserve">「亡羊補牢」比喻？</w:t>
+      </w:r>
+    </w:p>
+    <w:p>
+      <w:pPr>
+        <w:numPr>
+          <w:ilvl w:val="1"/>
+          <w:numId w:val="1023"/>
+        </w:numPr>
+        <w:pStyle w:val="Compact"/>
+      </w:pPr>
+      <w:r>
+        <w:t xml:space="preserve">(A)</w:t>
+      </w:r>
+      <w:r>
+        <w:t xml:space="preserve"> </w:t>
+      </w:r>
+      <w:r>
+        <w:t xml:space="preserve">羊群走失</w:t>
+      </w:r>
+    </w:p>
+    <w:p>
+      <w:pPr>
+        <w:numPr>
+          <w:ilvl w:val="1"/>
+          <w:numId w:val="1023"/>
+        </w:numPr>
+        <w:pStyle w:val="Compact"/>
+      </w:pPr>
+      <w:r>
+        <w:t xml:space="preserve">(B)</w:t>
+      </w:r>
+      <w:r>
+        <w:t xml:space="preserve"> </w:t>
+      </w:r>
+      <w:r>
+        <w:t xml:space="preserve">犯錯後及時更正，尚能補救</w:t>
+      </w:r>
+    </w:p>
+    <w:p>
+      <w:pPr>
+        <w:numPr>
+          <w:ilvl w:val="1"/>
+          <w:numId w:val="1023"/>
+        </w:numPr>
+        <w:pStyle w:val="Compact"/>
+      </w:pPr>
+      <w:r>
+        <w:t xml:space="preserve">(C)</w:t>
+      </w:r>
+      <w:r>
+        <w:t xml:space="preserve"> </w:t>
+      </w:r>
+      <w:r>
+        <w:t xml:space="preserve">做事不用心</w:t>
+      </w:r>
+    </w:p>
+    <w:p>
+      <w:pPr>
+        <w:numPr>
+          <w:ilvl w:val="1"/>
+          <w:numId w:val="1023"/>
+        </w:numPr>
+        <w:pStyle w:val="Compact"/>
+      </w:pPr>
+      <w:r>
+        <w:t xml:space="preserve">(D)</w:t>
+      </w:r>
+      <w:r>
+        <w:t xml:space="preserve"> </w:t>
+      </w:r>
+      <w:r>
+        <w:t xml:space="preserve">預防勝於治療</w:t>
+      </w:r>
+    </w:p>
+    <w:bookmarkEnd w:id="46"/>
+    <w:bookmarkStart w:id="47" w:name="參課文選擇題"/>
+    <w:p>
+      <w:pPr>
+        <w:pStyle w:val="Heading3"/>
+      </w:pPr>
+      <w:r>
+        <w:t xml:space="preserve">參、課文選擇題</w:t>
+      </w:r>
+    </w:p>
+    <w:p>
+      <w:pPr>
+        <w:numPr>
+          <w:ilvl w:val="0"/>
+          <w:numId w:val="1024"/>
         </w:numPr>
         <w:pStyle w:val="Compact"/>
       </w:pPr>
@@ -2663,7 +4372,7 @@
       <w:pPr>
         <w:numPr>
           <w:ilvl w:val="1"/>
-          <w:numId w:val="1002"/>
+          <w:numId w:val="1025"/>
         </w:numPr>
         <w:pStyle w:val="Compact"/>
       </w:pPr>
@@ -2681,7 +4390,7 @@
       <w:pPr>
         <w:numPr>
           <w:ilvl w:val="1"/>
-          <w:numId w:val="1002"/>
+          <w:numId w:val="1025"/>
         </w:numPr>
         <w:pStyle w:val="Compact"/>
       </w:pPr>
@@ -2699,7 +4408,7 @@
       <w:pPr>
         <w:numPr>
           <w:ilvl w:val="1"/>
-          <w:numId w:val="1002"/>
+          <w:numId w:val="1025"/>
         </w:numPr>
         <w:pStyle w:val="Compact"/>
       </w:pPr>
@@ -2717,7 +4426,7 @@
       <w:pPr>
         <w:numPr>
           <w:ilvl w:val="1"/>
-          <w:numId w:val="1002"/>
+          <w:numId w:val="1025"/>
         </w:numPr>
         <w:pStyle w:val="Compact"/>
       </w:pPr>
@@ -2735,7 +4444,7 @@
       <w:pPr>
         <w:numPr>
           <w:ilvl w:val="0"/>
-          <w:numId w:val="1001"/>
+          <w:numId w:val="1024"/>
         </w:numPr>
         <w:pStyle w:val="Compact"/>
       </w:pPr>
@@ -2747,7 +4456,7 @@
       <w:pPr>
         <w:numPr>
           <w:ilvl w:val="1"/>
-          <w:numId w:val="1003"/>
+          <w:numId w:val="1026"/>
         </w:numPr>
         <w:pStyle w:val="Compact"/>
       </w:pPr>
@@ -2765,7 +4474,7 @@
       <w:pPr>
         <w:numPr>
           <w:ilvl w:val="1"/>
-          <w:numId w:val="1003"/>
+          <w:numId w:val="1026"/>
         </w:numPr>
         <w:pStyle w:val="Compact"/>
       </w:pPr>
@@ -2783,7 +4492,7 @@
       <w:pPr>
         <w:numPr>
           <w:ilvl w:val="1"/>
-          <w:numId w:val="1003"/>
+          <w:numId w:val="1026"/>
         </w:numPr>
         <w:pStyle w:val="Compact"/>
       </w:pPr>
@@ -2801,7 +4510,7 @@
       <w:pPr>
         <w:numPr>
           <w:ilvl w:val="1"/>
-          <w:numId w:val="1003"/>
+          <w:numId w:val="1026"/>
         </w:numPr>
         <w:pStyle w:val="Compact"/>
       </w:pPr>
@@ -2819,7 +4528,175 @@
       <w:pPr>
         <w:numPr>
           <w:ilvl w:val="0"/>
-          <w:numId w:val="1001"/>
+          <w:numId w:val="1024"/>
+        </w:numPr>
+        <w:pStyle w:val="Compact"/>
+      </w:pPr>
+      <w:r>
+        <w:t xml:space="preserve">【第101課】本文的主旨是？</w:t>
+      </w:r>
+    </w:p>
+    <w:p>
+      <w:pPr>
+        <w:numPr>
+          <w:ilvl w:val="1"/>
+          <w:numId w:val="1027"/>
+        </w:numPr>
+        <w:pStyle w:val="Compact"/>
+      </w:pPr>
+      <w:r>
+        <w:t xml:space="preserve">(A)</w:t>
+      </w:r>
+      <w:r>
+        <w:t xml:space="preserve"> </w:t>
+      </w:r>
+      <w:r>
+        <w:t xml:space="preserve">要教育孩子仁愛的精神</w:t>
+      </w:r>
+    </w:p>
+    <w:p>
+      <w:pPr>
+        <w:numPr>
+          <w:ilvl w:val="1"/>
+          <w:numId w:val="1027"/>
+        </w:numPr>
+        <w:pStyle w:val="Compact"/>
+      </w:pPr>
+      <w:r>
+        <w:t xml:space="preserve">(B)</w:t>
+      </w:r>
+      <w:r>
+        <w:t xml:space="preserve"> </w:t>
+      </w:r>
+      <w:r>
+        <w:t xml:space="preserve">父母疼愛子女不求回報</w:t>
+      </w:r>
+    </w:p>
+    <w:p>
+      <w:pPr>
+        <w:numPr>
+          <w:ilvl w:val="1"/>
+          <w:numId w:val="1027"/>
+        </w:numPr>
+        <w:pStyle w:val="Compact"/>
+      </w:pPr>
+      <w:r>
+        <w:t xml:space="preserve">(C)</w:t>
+      </w:r>
+      <w:r>
+        <w:t xml:space="preserve"> </w:t>
+      </w:r>
+      <w:r>
+        <w:t xml:space="preserve">望子成龍就必須先嚴格管束</w:t>
+      </w:r>
+    </w:p>
+    <w:p>
+      <w:pPr>
+        <w:numPr>
+          <w:ilvl w:val="1"/>
+          <w:numId w:val="1027"/>
+        </w:numPr>
+        <w:pStyle w:val="Compact"/>
+      </w:pPr>
+      <w:r>
+        <w:t xml:space="preserve">(D)</w:t>
+      </w:r>
+      <w:r>
+        <w:t xml:space="preserve"> </w:t>
+      </w:r>
+      <w:r>
+        <w:t xml:space="preserve">父母教導子女應言行一致</w:t>
+      </w:r>
+    </w:p>
+    <w:p>
+      <w:pPr>
+        <w:numPr>
+          <w:ilvl w:val="0"/>
+          <w:numId w:val="1024"/>
+        </w:numPr>
+        <w:pStyle w:val="Compact"/>
+      </w:pPr>
+      <w:r>
+        <w:t xml:space="preserve">【第101課】「今子欺之，是教子欺也」兩個「子」字，指的是？</w:t>
+      </w:r>
+    </w:p>
+    <w:p>
+      <w:pPr>
+        <w:numPr>
+          <w:ilvl w:val="1"/>
+          <w:numId w:val="1028"/>
+        </w:numPr>
+        <w:pStyle w:val="Compact"/>
+      </w:pPr>
+      <w:r>
+        <w:t xml:space="preserve">(A)</w:t>
+      </w:r>
+      <w:r>
+        <w:t xml:space="preserve"> </w:t>
+      </w:r>
+      <w:r>
+        <w:t xml:space="preserve">皆指曾子的妻子</w:t>
+      </w:r>
+    </w:p>
+    <w:p>
+      <w:pPr>
+        <w:numPr>
+          <w:ilvl w:val="1"/>
+          <w:numId w:val="1028"/>
+        </w:numPr>
+        <w:pStyle w:val="Compact"/>
+      </w:pPr>
+      <w:r>
+        <w:t xml:space="preserve">(B)</w:t>
+      </w:r>
+      <w:r>
+        <w:t xml:space="preserve"> </w:t>
+      </w:r>
+      <w:r>
+        <w:t xml:space="preserve">皆指曾子的兒子</w:t>
+      </w:r>
+    </w:p>
+    <w:p>
+      <w:pPr>
+        <w:numPr>
+          <w:ilvl w:val="1"/>
+          <w:numId w:val="1028"/>
+        </w:numPr>
+        <w:pStyle w:val="Compact"/>
+      </w:pPr>
+      <w:r>
+        <w:t xml:space="preserve">(C)</w:t>
+      </w:r>
+      <w:r>
+        <w:t xml:space="preserve"> </w:t>
+      </w:r>
+      <w:r>
+        <w:t xml:space="preserve">前指曾子的妻子，後指曾子的兒子</w:t>
+      </w:r>
+    </w:p>
+    <w:p>
+      <w:pPr>
+        <w:numPr>
+          <w:ilvl w:val="1"/>
+          <w:numId w:val="1028"/>
+        </w:numPr>
+        <w:pStyle w:val="Compact"/>
+      </w:pPr>
+      <w:r>
+        <w:t xml:space="preserve">(D)</w:t>
+      </w:r>
+      <w:r>
+        <w:t xml:space="preserve"> </w:t>
+      </w:r>
+      <w:r>
+        <w:t xml:space="preserve">前指曾子的兒子，後指曾子的妻子</w:t>
+      </w:r>
+    </w:p>
+    <w:p>
+      <w:pPr>
+        <w:numPr>
+          <w:ilvl w:val="0"/>
+          <w:numId w:val="1024"/>
         </w:numPr>
         <w:pStyle w:val="Compact"/>
       </w:pPr>
@@ -2831,7 +4708,7 @@
       <w:pPr>
         <w:numPr>
           <w:ilvl w:val="1"/>
-          <w:numId w:val="1004"/>
+          <w:numId w:val="1029"/>
         </w:numPr>
         <w:pStyle w:val="Compact"/>
       </w:pPr>
@@ -2849,7 +4726,7 @@
       <w:pPr>
         <w:numPr>
           <w:ilvl w:val="1"/>
-          <w:numId w:val="1004"/>
+          <w:numId w:val="1029"/>
         </w:numPr>
         <w:pStyle w:val="Compact"/>
       </w:pPr>
@@ -2867,7 +4744,7 @@
       <w:pPr>
         <w:numPr>
           <w:ilvl w:val="1"/>
-          <w:numId w:val="1004"/>
+          <w:numId w:val="1029"/>
         </w:numPr>
         <w:pStyle w:val="Compact"/>
       </w:pPr>
@@ -2885,7 +4762,7 @@
       <w:pPr>
         <w:numPr>
           <w:ilvl w:val="1"/>
-          <w:numId w:val="1004"/>
+          <w:numId w:val="1029"/>
         </w:numPr>
         <w:pStyle w:val="Compact"/>
       </w:pPr>
@@ -2903,7 +4780,7 @@
       <w:pPr>
         <w:numPr>
           <w:ilvl w:val="0"/>
-          <w:numId w:val="1001"/>
+          <w:numId w:val="1024"/>
         </w:numPr>
         <w:pStyle w:val="Compact"/>
       </w:pPr>
@@ -2915,7 +4792,7 @@
       <w:pPr>
         <w:numPr>
           <w:ilvl w:val="1"/>
-          <w:numId w:val="1005"/>
+          <w:numId w:val="1030"/>
         </w:numPr>
         <w:pStyle w:val="Compact"/>
       </w:pPr>
@@ -2933,7 +4810,7 @@
       <w:pPr>
         <w:numPr>
           <w:ilvl w:val="1"/>
-          <w:numId w:val="1005"/>
+          <w:numId w:val="1030"/>
         </w:numPr>
         <w:pStyle w:val="Compact"/>
       </w:pPr>
@@ -2951,7 +4828,7 @@
       <w:pPr>
         <w:numPr>
           <w:ilvl w:val="1"/>
-          <w:numId w:val="1005"/>
+          <w:numId w:val="1030"/>
         </w:numPr>
         <w:pStyle w:val="Compact"/>
       </w:pPr>
@@ -2969,7 +4846,7 @@
       <w:pPr>
         <w:numPr>
           <w:ilvl w:val="1"/>
-          <w:numId w:val="1005"/>
+          <w:numId w:val="1030"/>
         </w:numPr>
         <w:pStyle w:val="Compact"/>
       </w:pPr>
@@ -2987,7 +4864,175 @@
       <w:pPr>
         <w:numPr>
           <w:ilvl w:val="0"/>
-          <w:numId w:val="1001"/>
+          <w:numId w:val="1024"/>
+        </w:numPr>
+        <w:pStyle w:val="Compact"/>
+      </w:pPr>
+      <w:r>
+        <w:t xml:space="preserve">【第102課】文中眉毛將自己比喻成什麼？</w:t>
+      </w:r>
+    </w:p>
+    <w:p>
+      <w:pPr>
+        <w:numPr>
+          <w:ilvl w:val="1"/>
+          <w:numId w:val="1031"/>
+        </w:numPr>
+        <w:pStyle w:val="Compact"/>
+      </w:pPr>
+      <w:r>
+        <w:t xml:space="preserve">(A)</w:t>
+      </w:r>
+      <w:r>
+        <w:t xml:space="preserve"> </w:t>
+      </w:r>
+      <w:r>
+        <w:t xml:space="preserve">毫端</w:t>
+      </w:r>
+    </w:p>
+    <w:p>
+      <w:pPr>
+        <w:numPr>
+          <w:ilvl w:val="1"/>
+          <w:numId w:val="1031"/>
+        </w:numPr>
+        <w:pStyle w:val="Compact"/>
+      </w:pPr>
+      <w:r>
+        <w:t xml:space="preserve">(B)</w:t>
+      </w:r>
+      <w:r>
+        <w:t xml:space="preserve"> </w:t>
+      </w:r>
+      <w:r>
+        <w:t xml:space="preserve">賓客</w:t>
+      </w:r>
+    </w:p>
+    <w:p>
+      <w:pPr>
+        <w:numPr>
+          <w:ilvl w:val="1"/>
+          <w:numId w:val="1031"/>
+        </w:numPr>
+        <w:pStyle w:val="Compact"/>
+      </w:pPr>
+      <w:r>
+        <w:t xml:space="preserve">(C)</w:t>
+      </w:r>
+      <w:r>
+        <w:t xml:space="preserve"> </w:t>
+      </w:r>
+      <w:r>
+        <w:t xml:space="preserve">主人</w:t>
+      </w:r>
+    </w:p>
+    <w:p>
+      <w:pPr>
+        <w:numPr>
+          <w:ilvl w:val="1"/>
+          <w:numId w:val="1031"/>
+        </w:numPr>
+        <w:pStyle w:val="Compact"/>
+      </w:pPr>
+      <w:r>
+        <w:t xml:space="preserve">(D)</w:t>
+      </w:r>
+      <w:r>
+        <w:t xml:space="preserve"> </w:t>
+      </w:r>
+      <w:r>
+        <w:t xml:space="preserve">總指</w:t>
+      </w:r>
+    </w:p>
+    <w:p>
+      <w:pPr>
+        <w:numPr>
+          <w:ilvl w:val="0"/>
+          <w:numId w:val="1024"/>
+        </w:numPr>
+        <w:pStyle w:val="Compact"/>
+      </w:pPr>
+      <w:r>
+        <w:t xml:space="preserve">【第102課】這則寓言主要說明了什麼道理？</w:t>
+      </w:r>
+    </w:p>
+    <w:p>
+      <w:pPr>
+        <w:numPr>
+          <w:ilvl w:val="1"/>
+          <w:numId w:val="1032"/>
+        </w:numPr>
+        <w:pStyle w:val="Compact"/>
+      </w:pPr>
+      <w:r>
+        <w:t xml:space="preserve">(A)</w:t>
+      </w:r>
+      <w:r>
+        <w:t xml:space="preserve"> </w:t>
+      </w:r>
+      <w:r>
+        <w:t xml:space="preserve">一點小事都可能引發大衝突</w:t>
+      </w:r>
+    </w:p>
+    <w:p>
+      <w:pPr>
+        <w:numPr>
+          <w:ilvl w:val="1"/>
+          <w:numId w:val="1032"/>
+        </w:numPr>
+        <w:pStyle w:val="Compact"/>
+      </w:pPr>
+      <w:r>
+        <w:t xml:space="preserve">(B)</w:t>
+      </w:r>
+      <w:r>
+        <w:t xml:space="preserve"> </w:t>
+      </w:r>
+      <w:r>
+        <w:t xml:space="preserve">我們常看不到身邊人的缺點</w:t>
+      </w:r>
+    </w:p>
+    <w:p>
+      <w:pPr>
+        <w:numPr>
+          <w:ilvl w:val="1"/>
+          <w:numId w:val="1032"/>
+        </w:numPr>
+        <w:pStyle w:val="Compact"/>
+      </w:pPr>
+      <w:r>
+        <w:t xml:space="preserve">(C)</w:t>
+      </w:r>
+      <w:r>
+        <w:t xml:space="preserve"> </w:t>
+      </w:r>
+      <w:r>
+        <w:t xml:space="preserve">喜歡說大話的人往往能力不足</w:t>
+      </w:r>
+    </w:p>
+    <w:p>
+      <w:pPr>
+        <w:numPr>
+          <w:ilvl w:val="1"/>
+          <w:numId w:val="1032"/>
+        </w:numPr>
+        <w:pStyle w:val="Compact"/>
+      </w:pPr>
+      <w:r>
+        <w:t xml:space="preserve">(D)</w:t>
+      </w:r>
+      <w:r>
+        <w:t xml:space="preserve"> </w:t>
+      </w:r>
+      <w:r>
+        <w:t xml:space="preserve">團體之中尺有所短，寸有所長，應團結合作</w:t>
+      </w:r>
+    </w:p>
+    <w:p>
+      <w:pPr>
+        <w:numPr>
+          <w:ilvl w:val="0"/>
+          <w:numId w:val="1024"/>
         </w:numPr>
         <w:pStyle w:val="Compact"/>
       </w:pPr>
@@ -2999,7 +5044,7 @@
       <w:pPr>
         <w:numPr>
           <w:ilvl w:val="1"/>
-          <w:numId w:val="1006"/>
+          <w:numId w:val="1033"/>
         </w:numPr>
         <w:pStyle w:val="Compact"/>
       </w:pPr>
@@ -3017,7 +5062,7 @@
       <w:pPr>
         <w:numPr>
           <w:ilvl w:val="1"/>
-          <w:numId w:val="1006"/>
+          <w:numId w:val="1033"/>
         </w:numPr>
         <w:pStyle w:val="Compact"/>
       </w:pPr>
@@ -3035,7 +5080,7 @@
       <w:pPr>
         <w:numPr>
           <w:ilvl w:val="1"/>
-          <w:numId w:val="1006"/>
+          <w:numId w:val="1033"/>
         </w:numPr>
         <w:pStyle w:val="Compact"/>
       </w:pPr>
@@ -3053,7 +5098,7 @@
       <w:pPr>
         <w:numPr>
           <w:ilvl w:val="1"/>
-          <w:numId w:val="1006"/>
+          <w:numId w:val="1033"/>
         </w:numPr>
         <w:pStyle w:val="Compact"/>
       </w:pPr>
@@ -3071,7 +5116,7 @@
       <w:pPr>
         <w:numPr>
           <w:ilvl w:val="0"/>
-          <w:numId w:val="1001"/>
+          <w:numId w:val="1024"/>
         </w:numPr>
         <w:pStyle w:val="Compact"/>
       </w:pPr>
@@ -3083,7 +5128,7 @@
       <w:pPr>
         <w:numPr>
           <w:ilvl w:val="1"/>
-          <w:numId w:val="1007"/>
+          <w:numId w:val="1034"/>
         </w:numPr>
         <w:pStyle w:val="Compact"/>
       </w:pPr>
@@ -3101,7 +5146,7 @@
       <w:pPr>
         <w:numPr>
           <w:ilvl w:val="1"/>
-          <w:numId w:val="1007"/>
+          <w:numId w:val="1034"/>
         </w:numPr>
         <w:pStyle w:val="Compact"/>
       </w:pPr>
@@ -3119,7 +5164,7 @@
       <w:pPr>
         <w:numPr>
           <w:ilvl w:val="1"/>
-          <w:numId w:val="1007"/>
+          <w:numId w:val="1034"/>
         </w:numPr>
         <w:pStyle w:val="Compact"/>
       </w:pPr>
@@ -3137,7 +5182,7 @@
       <w:pPr>
         <w:numPr>
           <w:ilvl w:val="1"/>
-          <w:numId w:val="1007"/>
+          <w:numId w:val="1034"/>
         </w:numPr>
         <w:pStyle w:val="Compact"/>
       </w:pPr>
@@ -3155,7 +5200,7 @@
       <w:pPr>
         <w:numPr>
           <w:ilvl w:val="0"/>
-          <w:numId w:val="1001"/>
+          <w:numId w:val="1024"/>
         </w:numPr>
         <w:pStyle w:val="Compact"/>
       </w:pPr>
@@ -3167,7 +5212,7 @@
       <w:pPr>
         <w:numPr>
           <w:ilvl w:val="1"/>
-          <w:numId w:val="1008"/>
+          <w:numId w:val="1035"/>
         </w:numPr>
         <w:pStyle w:val="Compact"/>
       </w:pPr>
@@ -3185,7 +5230,7 @@
       <w:pPr>
         <w:numPr>
           <w:ilvl w:val="1"/>
-          <w:numId w:val="1008"/>
+          <w:numId w:val="1035"/>
         </w:numPr>
         <w:pStyle w:val="Compact"/>
       </w:pPr>
@@ -3203,7 +5248,7 @@
       <w:pPr>
         <w:numPr>
           <w:ilvl w:val="1"/>
-          <w:numId w:val="1008"/>
+          <w:numId w:val="1035"/>
         </w:numPr>
         <w:pStyle w:val="Compact"/>
       </w:pPr>
@@ -3221,7 +5266,7 @@
       <w:pPr>
         <w:numPr>
           <w:ilvl w:val="1"/>
-          <w:numId w:val="1008"/>
+          <w:numId w:val="1035"/>
         </w:numPr>
         <w:pStyle w:val="Compact"/>
       </w:pPr>
@@ -3239,7 +5284,175 @@
       <w:pPr>
         <w:numPr>
           <w:ilvl w:val="0"/>
-          <w:numId w:val="1001"/>
+          <w:numId w:val="1024"/>
+        </w:numPr>
+        <w:pStyle w:val="Compact"/>
+      </w:pPr>
+      <w:r>
+        <w:t xml:space="preserve">【第104課】「子之哭也，壹似重有憂者」是形容這婦人？</w:t>
+      </w:r>
+    </w:p>
+    <w:p>
+      <w:pPr>
+        <w:numPr>
+          <w:ilvl w:val="1"/>
+          <w:numId w:val="1036"/>
+        </w:numPr>
+        <w:pStyle w:val="Compact"/>
+      </w:pPr>
+      <w:r>
+        <w:t xml:space="preserve">(A)</w:t>
+      </w:r>
+      <w:r>
+        <w:t xml:space="preserve"> </w:t>
+      </w:r>
+      <w:r>
+        <w:t xml:space="preserve">悲慘痛哭的樣子</w:t>
+      </w:r>
+    </w:p>
+    <w:p>
+      <w:pPr>
+        <w:numPr>
+          <w:ilvl w:val="1"/>
+          <w:numId w:val="1036"/>
+        </w:numPr>
+        <w:pStyle w:val="Compact"/>
+      </w:pPr>
+      <w:r>
+        <w:t xml:space="preserve">(B)</w:t>
+      </w:r>
+      <w:r>
+        <w:t xml:space="preserve"> </w:t>
+      </w:r>
+      <w:r>
+        <w:t xml:space="preserve">身染重病的樣子</w:t>
+      </w:r>
+    </w:p>
+    <w:p>
+      <w:pPr>
+        <w:numPr>
+          <w:ilvl w:val="1"/>
+          <w:numId w:val="1036"/>
+        </w:numPr>
+        <w:pStyle w:val="Compact"/>
+      </w:pPr>
+      <w:r>
+        <w:t xml:space="preserve">(C)</w:t>
+      </w:r>
+      <w:r>
+        <w:t xml:space="preserve"> </w:t>
+      </w:r>
+      <w:r>
+        <w:t xml:space="preserve">心事重重的樣子</w:t>
+      </w:r>
+    </w:p>
+    <w:p>
+      <w:pPr>
+        <w:numPr>
+          <w:ilvl w:val="1"/>
+          <w:numId w:val="1036"/>
+        </w:numPr>
+        <w:pStyle w:val="Compact"/>
+      </w:pPr>
+      <w:r>
+        <w:t xml:space="preserve">(D)</w:t>
+      </w:r>
+      <w:r>
+        <w:t xml:space="preserve"> </w:t>
+      </w:r>
+      <w:r>
+        <w:t xml:space="preserve">啜哭無淚的樣子</w:t>
+      </w:r>
+    </w:p>
+    <w:p>
+      <w:pPr>
+        <w:numPr>
+          <w:ilvl w:val="0"/>
+          <w:numId w:val="1024"/>
+        </w:numPr>
+        <w:pStyle w:val="Compact"/>
+      </w:pPr>
+      <w:r>
+        <w:t xml:space="preserve">【第104課】夫子曰「小子識之」，是要晚輩記得什麼事？</w:t>
+      </w:r>
+    </w:p>
+    <w:p>
+      <w:pPr>
+        <w:numPr>
+          <w:ilvl w:val="1"/>
+          <w:numId w:val="1037"/>
+        </w:numPr>
+        <w:pStyle w:val="Compact"/>
+      </w:pPr>
+      <w:r>
+        <w:t xml:space="preserve">(A)</w:t>
+      </w:r>
+      <w:r>
+        <w:t xml:space="preserve"> </w:t>
+      </w:r>
+      <w:r>
+        <w:t xml:space="preserve">要挺身而出反抗暴政</w:t>
+      </w:r>
+    </w:p>
+    <w:p>
+      <w:pPr>
+        <w:numPr>
+          <w:ilvl w:val="1"/>
+          <w:numId w:val="1037"/>
+        </w:numPr>
+        <w:pStyle w:val="Compact"/>
+      </w:pPr>
+      <w:r>
+        <w:t xml:space="preserve">(B)</w:t>
+      </w:r>
+      <w:r>
+        <w:t xml:space="preserve"> </w:t>
+      </w:r>
+      <w:r>
+        <w:t xml:space="preserve">苛政比吃人的老虎更可怕</w:t>
+      </w:r>
+    </w:p>
+    <w:p>
+      <w:pPr>
+        <w:numPr>
+          <w:ilvl w:val="1"/>
+          <w:numId w:val="1037"/>
+        </w:numPr>
+        <w:pStyle w:val="Compact"/>
+      </w:pPr>
+      <w:r>
+        <w:t xml:space="preserve">(C)</w:t>
+      </w:r>
+      <w:r>
+        <w:t xml:space="preserve"> </w:t>
+      </w:r>
+      <w:r>
+        <w:t xml:space="preserve">出門在外要提高警覺</w:t>
+      </w:r>
+    </w:p>
+    <w:p>
+      <w:pPr>
+        <w:numPr>
+          <w:ilvl w:val="1"/>
+          <w:numId w:val="1037"/>
+        </w:numPr>
+        <w:pStyle w:val="Compact"/>
+      </w:pPr>
+      <w:r>
+        <w:t xml:space="preserve">(D)</w:t>
+      </w:r>
+      <w:r>
+        <w:t xml:space="preserve"> </w:t>
+      </w:r>
+      <w:r>
+        <w:t xml:space="preserve">一味逃避問題不去解決</w:t>
+      </w:r>
+    </w:p>
+    <w:p>
+      <w:pPr>
+        <w:numPr>
+          <w:ilvl w:val="0"/>
+          <w:numId w:val="1024"/>
         </w:numPr>
         <w:pStyle w:val="Compact"/>
       </w:pPr>
@@ -3251,7 +5464,7 @@
       <w:pPr>
         <w:numPr>
           <w:ilvl w:val="1"/>
-          <w:numId w:val="1009"/>
+          <w:numId w:val="1038"/>
         </w:numPr>
         <w:pStyle w:val="Compact"/>
       </w:pPr>
@@ -3269,7 +5482,7 @@
       <w:pPr>
         <w:numPr>
           <w:ilvl w:val="1"/>
-          <w:numId w:val="1009"/>
+          <w:numId w:val="1038"/>
         </w:numPr>
         <w:pStyle w:val="Compact"/>
       </w:pPr>
@@ -3287,7 +5500,7 @@
       <w:pPr>
         <w:numPr>
           <w:ilvl w:val="1"/>
-          <w:numId w:val="1009"/>
+          <w:numId w:val="1038"/>
         </w:numPr>
         <w:pStyle w:val="Compact"/>
       </w:pPr>
@@ -3305,7 +5518,7 @@
       <w:pPr>
         <w:numPr>
           <w:ilvl w:val="1"/>
-          <w:numId w:val="1009"/>
+          <w:numId w:val="1038"/>
         </w:numPr>
         <w:pStyle w:val="Compact"/>
       </w:pPr>
@@ -3323,7 +5536,7 @@
       <w:pPr>
         <w:numPr>
           <w:ilvl w:val="0"/>
-          <w:numId w:val="1001"/>
+          <w:numId w:val="1024"/>
         </w:numPr>
         <w:pStyle w:val="Compact"/>
       </w:pPr>
@@ -3335,7 +5548,7 @@
       <w:pPr>
         <w:numPr>
           <w:ilvl w:val="1"/>
-          <w:numId w:val="1010"/>
+          <w:numId w:val="1039"/>
         </w:numPr>
         <w:pStyle w:val="Compact"/>
       </w:pPr>
@@ -3353,7 +5566,7 @@
       <w:pPr>
         <w:numPr>
           <w:ilvl w:val="1"/>
-          <w:numId w:val="1010"/>
+          <w:numId w:val="1039"/>
         </w:numPr>
         <w:pStyle w:val="Compact"/>
       </w:pPr>
@@ -3371,7 +5584,7 @@
       <w:pPr>
         <w:numPr>
           <w:ilvl w:val="1"/>
-          <w:numId w:val="1010"/>
+          <w:numId w:val="1039"/>
         </w:numPr>
         <w:pStyle w:val="Compact"/>
       </w:pPr>
@@ -3389,7 +5602,7 @@
       <w:pPr>
         <w:numPr>
           <w:ilvl w:val="1"/>
-          <w:numId w:val="1010"/>
+          <w:numId w:val="1039"/>
         </w:numPr>
         <w:pStyle w:val="Compact"/>
       </w:pPr>
@@ -3407,7 +5620,175 @@
       <w:pPr>
         <w:numPr>
           <w:ilvl w:val="0"/>
-          <w:numId w:val="1001"/>
+          <w:numId w:val="1024"/>
+        </w:numPr>
+        <w:pStyle w:val="Compact"/>
+      </w:pPr>
+      <w:r>
+        <w:t xml:space="preserve">【第105課】本文中，最後喝到酒的是？</w:t>
+      </w:r>
+    </w:p>
+    <w:p>
+      <w:pPr>
+        <w:numPr>
+          <w:ilvl w:val="1"/>
+          <w:numId w:val="1040"/>
+        </w:numPr>
+        <w:pStyle w:val="Compact"/>
+      </w:pPr>
+      <w:r>
+        <w:t xml:space="preserve">(A)</w:t>
+      </w:r>
+      <w:r>
+        <w:t xml:space="preserve"> </w:t>
+      </w:r>
+      <w:r>
+        <w:t xml:space="preserve">第一個畫好蛇的人</w:t>
+      </w:r>
+    </w:p>
+    <w:p>
+      <w:pPr>
+        <w:numPr>
+          <w:ilvl w:val="1"/>
+          <w:numId w:val="1040"/>
+        </w:numPr>
+        <w:pStyle w:val="Compact"/>
+      </w:pPr>
+      <w:r>
+        <w:t xml:space="preserve">(B)</w:t>
+      </w:r>
+      <w:r>
+        <w:t xml:space="preserve"> </w:t>
+      </w:r>
+      <w:r>
+        <w:t xml:space="preserve">第二個畫好蛇的人</w:t>
+      </w:r>
+    </w:p>
+    <w:p>
+      <w:pPr>
+        <w:numPr>
+          <w:ilvl w:val="1"/>
+          <w:numId w:val="1040"/>
+        </w:numPr>
+        <w:pStyle w:val="Compact"/>
+      </w:pPr>
+      <w:r>
+        <w:t xml:space="preserve">(C)</w:t>
+      </w:r>
+      <w:r>
+        <w:t xml:space="preserve"> </w:t>
+      </w:r>
+      <w:r>
+        <w:t xml:space="preserve">大家都喝到了酒</w:t>
+      </w:r>
+    </w:p>
+    <w:p>
+      <w:pPr>
+        <w:numPr>
+          <w:ilvl w:val="1"/>
+          <w:numId w:val="1040"/>
+        </w:numPr>
+        <w:pStyle w:val="Compact"/>
+      </w:pPr>
+      <w:r>
+        <w:t xml:space="preserve">(D)</w:t>
+      </w:r>
+      <w:r>
+        <w:t xml:space="preserve"> </w:t>
+      </w:r>
+      <w:r>
+        <w:t xml:space="preserve">大家都沒有喝到酒</w:t>
+      </w:r>
+    </w:p>
+    <w:p>
+      <w:pPr>
+        <w:numPr>
+          <w:ilvl w:val="0"/>
+          <w:numId w:val="1024"/>
+        </w:numPr>
+        <w:pStyle w:val="Compact"/>
+      </w:pPr>
+      <w:r>
+        <w:t xml:space="preserve">【第105課】本來得到酒的人，為何又失去了酒？</w:t>
+      </w:r>
+    </w:p>
+    <w:p>
+      <w:pPr>
+        <w:numPr>
+          <w:ilvl w:val="1"/>
+          <w:numId w:val="1041"/>
+        </w:numPr>
+        <w:pStyle w:val="Compact"/>
+      </w:pPr>
+      <w:r>
+        <w:t xml:space="preserve">(A)</w:t>
+      </w:r>
+      <w:r>
+        <w:t xml:space="preserve"> </w:t>
+      </w:r>
+      <w:r>
+        <w:t xml:space="preserve">畫得比別人慢</w:t>
+      </w:r>
+    </w:p>
+    <w:p>
+      <w:pPr>
+        <w:numPr>
+          <w:ilvl w:val="1"/>
+          <w:numId w:val="1041"/>
+        </w:numPr>
+        <w:pStyle w:val="Compact"/>
+      </w:pPr>
+      <w:r>
+        <w:t xml:space="preserve">(B)</w:t>
+      </w:r>
+      <w:r>
+        <w:t xml:space="preserve"> </w:t>
+      </w:r>
+      <w:r>
+        <w:t xml:space="preserve">忘記替蛇畫上了腳</w:t>
+      </w:r>
+    </w:p>
+    <w:p>
+      <w:pPr>
+        <w:numPr>
+          <w:ilvl w:val="1"/>
+          <w:numId w:val="1041"/>
+        </w:numPr>
+        <w:pStyle w:val="Compact"/>
+      </w:pPr>
+      <w:r>
+        <w:t xml:space="preserve">(C)</w:t>
+      </w:r>
+      <w:r>
+        <w:t xml:space="preserve"> </w:t>
+      </w:r>
+      <w:r>
+        <w:t xml:space="preserve">畫蛇太專注，被別人奪走了酒</w:t>
+      </w:r>
+    </w:p>
+    <w:p>
+      <w:pPr>
+        <w:numPr>
+          <w:ilvl w:val="1"/>
+          <w:numId w:val="1041"/>
+        </w:numPr>
+        <w:pStyle w:val="Compact"/>
+      </w:pPr>
+      <w:r>
+        <w:t xml:space="preserve">(D)</w:t>
+      </w:r>
+      <w:r>
+        <w:t xml:space="preserve"> </w:t>
+      </w:r>
+      <w:r>
+        <w:t xml:space="preserve">想替蛇畫上腳，結果所畫的已經不是蛇了</w:t>
+      </w:r>
+    </w:p>
+    <w:p>
+      <w:pPr>
+        <w:numPr>
+          <w:ilvl w:val="0"/>
+          <w:numId w:val="1024"/>
         </w:numPr>
         <w:pStyle w:val="Compact"/>
       </w:pPr>
@@ -3419,7 +5800,7 @@
       <w:pPr>
         <w:numPr>
           <w:ilvl w:val="1"/>
-          <w:numId w:val="1011"/>
+          <w:numId w:val="1042"/>
         </w:numPr>
         <w:pStyle w:val="Compact"/>
       </w:pPr>
@@ -3437,7 +5818,7 @@
       <w:pPr>
         <w:numPr>
           <w:ilvl w:val="1"/>
-          <w:numId w:val="1011"/>
+          <w:numId w:val="1042"/>
         </w:numPr>
         <w:pStyle w:val="Compact"/>
       </w:pPr>
@@ -3455,7 +5836,7 @@
       <w:pPr>
         <w:numPr>
           <w:ilvl w:val="1"/>
-          <w:numId w:val="1011"/>
+          <w:numId w:val="1042"/>
         </w:numPr>
         <w:pStyle w:val="Compact"/>
       </w:pPr>
@@ -3473,7 +5854,7 @@
       <w:pPr>
         <w:numPr>
           <w:ilvl w:val="1"/>
-          <w:numId w:val="1011"/>
+          <w:numId w:val="1042"/>
         </w:numPr>
         <w:pStyle w:val="Compact"/>
       </w:pPr>
@@ -3491,7 +5872,7 @@
       <w:pPr>
         <w:numPr>
           <w:ilvl w:val="0"/>
-          <w:numId w:val="1001"/>
+          <w:numId w:val="1024"/>
         </w:numPr>
         <w:pStyle w:val="Compact"/>
       </w:pPr>
@@ -3503,7 +5884,7 @@
       <w:pPr>
         <w:numPr>
           <w:ilvl w:val="1"/>
-          <w:numId w:val="1012"/>
+          <w:numId w:val="1043"/>
         </w:numPr>
         <w:pStyle w:val="Compact"/>
       </w:pPr>
@@ -3521,7 +5902,7 @@
       <w:pPr>
         <w:numPr>
           <w:ilvl w:val="1"/>
-          <w:numId w:val="1012"/>
+          <w:numId w:val="1043"/>
         </w:numPr>
         <w:pStyle w:val="Compact"/>
       </w:pPr>
@@ -3539,7 +5920,7 @@
       <w:pPr>
         <w:numPr>
           <w:ilvl w:val="1"/>
-          <w:numId w:val="1012"/>
+          <w:numId w:val="1043"/>
         </w:numPr>
         <w:pStyle w:val="Compact"/>
       </w:pPr>
@@ -3557,7 +5938,7 @@
       <w:pPr>
         <w:numPr>
           <w:ilvl w:val="1"/>
-          <w:numId w:val="1012"/>
+          <w:numId w:val="1043"/>
         </w:numPr>
         <w:pStyle w:val="Compact"/>
       </w:pPr>
@@ -3575,7 +5956,175 @@
       <w:pPr>
         <w:numPr>
           <w:ilvl w:val="0"/>
-          <w:numId w:val="1001"/>
+          <w:numId w:val="1024"/>
+        </w:numPr>
+        <w:pStyle w:val="Compact"/>
+      </w:pPr>
+      <w:r>
+        <w:t xml:space="preserve">【第106課】伯牙為什麼破琴絕弦？</w:t>
+      </w:r>
+    </w:p>
+    <w:p>
+      <w:pPr>
+        <w:numPr>
+          <w:ilvl w:val="1"/>
+          <w:numId w:val="1044"/>
+        </w:numPr>
+        <w:pStyle w:val="Compact"/>
+      </w:pPr>
+      <w:r>
+        <w:t xml:space="preserve">(A)</w:t>
+      </w:r>
+      <w:r>
+        <w:t xml:space="preserve"> </w:t>
+      </w:r>
+      <w:r>
+        <w:t xml:space="preserve">琴不夠好</w:t>
+      </w:r>
+    </w:p>
+    <w:p>
+      <w:pPr>
+        <w:numPr>
+          <w:ilvl w:val="1"/>
+          <w:numId w:val="1044"/>
+        </w:numPr>
+        <w:pStyle w:val="Compact"/>
+      </w:pPr>
+      <w:r>
+        <w:t xml:space="preserve">(B)</w:t>
+      </w:r>
+      <w:r>
+        <w:t xml:space="preserve"> </w:t>
+      </w:r>
+      <w:r>
+        <w:t xml:space="preserve">認為自己彈得沒有鍾子期好</w:t>
+      </w:r>
+    </w:p>
+    <w:p>
+      <w:pPr>
+        <w:numPr>
+          <w:ilvl w:val="1"/>
+          <w:numId w:val="1044"/>
+        </w:numPr>
+        <w:pStyle w:val="Compact"/>
+      </w:pPr>
+      <w:r>
+        <w:t xml:space="preserve">(C)</w:t>
+      </w:r>
+      <w:r>
+        <w:t xml:space="preserve"> </w:t>
+      </w:r>
+      <w:r>
+        <w:t xml:space="preserve">能欣賞他的朋友鍾子期已過世</w:t>
+      </w:r>
+    </w:p>
+    <w:p>
+      <w:pPr>
+        <w:numPr>
+          <w:ilvl w:val="1"/>
+          <w:numId w:val="1044"/>
+        </w:numPr>
+        <w:pStyle w:val="Compact"/>
+      </w:pPr>
+      <w:r>
+        <w:t xml:space="preserve">(D)</w:t>
+      </w:r>
+      <w:r>
+        <w:t xml:space="preserve"> </w:t>
+      </w:r>
+      <w:r>
+        <w:t xml:space="preserve">認為自己琴藝已是天下第一</w:t>
+      </w:r>
+    </w:p>
+    <w:p>
+      <w:pPr>
+        <w:numPr>
+          <w:ilvl w:val="0"/>
+          <w:numId w:val="1024"/>
+        </w:numPr>
+        <w:pStyle w:val="Compact"/>
+      </w:pPr>
+      <w:r>
+        <w:t xml:space="preserve">【第106課】後人用「高山流水」形容樂曲高妙，並引申出什麼意思？</w:t>
+      </w:r>
+    </w:p>
+    <w:p>
+      <w:pPr>
+        <w:numPr>
+          <w:ilvl w:val="1"/>
+          <w:numId w:val="1045"/>
+        </w:numPr>
+        <w:pStyle w:val="Compact"/>
+      </w:pPr>
+      <w:r>
+        <w:t xml:space="preserve">(A)</w:t>
+      </w:r>
+      <w:r>
+        <w:t xml:space="preserve"> </w:t>
+      </w:r>
+      <w:r>
+        <w:t xml:space="preserve">自然美景</w:t>
+      </w:r>
+    </w:p>
+    <w:p>
+      <w:pPr>
+        <w:numPr>
+          <w:ilvl w:val="1"/>
+          <w:numId w:val="1045"/>
+        </w:numPr>
+        <w:pStyle w:val="Compact"/>
+      </w:pPr>
+      <w:r>
+        <w:t xml:space="preserve">(B)</w:t>
+      </w:r>
+      <w:r>
+        <w:t xml:space="preserve"> </w:t>
+      </w:r>
+      <w:r>
+        <w:t xml:space="preserve">知音難遇</w:t>
+      </w:r>
+    </w:p>
+    <w:p>
+      <w:pPr>
+        <w:numPr>
+          <w:ilvl w:val="1"/>
+          <w:numId w:val="1045"/>
+        </w:numPr>
+        <w:pStyle w:val="Compact"/>
+      </w:pPr>
+      <w:r>
+        <w:t xml:space="preserve">(C)</w:t>
+      </w:r>
+      <w:r>
+        <w:t xml:space="preserve"> </w:t>
+      </w:r>
+      <w:r>
+        <w:t xml:space="preserve">泛泛之交</w:t>
+      </w:r>
+    </w:p>
+    <w:p>
+      <w:pPr>
+        <w:numPr>
+          <w:ilvl w:val="1"/>
+          <w:numId w:val="1045"/>
+        </w:numPr>
+        <w:pStyle w:val="Compact"/>
+      </w:pPr>
+      <w:r>
+        <w:t xml:space="preserve">(D)</w:t>
+      </w:r>
+      <w:r>
+        <w:t xml:space="preserve"> </w:t>
+      </w:r>
+      <w:r>
+        <w:t xml:space="preserve">手足情深</w:t>
+      </w:r>
+    </w:p>
+    <w:p>
+      <w:pPr>
+        <w:numPr>
+          <w:ilvl w:val="0"/>
+          <w:numId w:val="1024"/>
         </w:numPr>
         <w:pStyle w:val="Compact"/>
       </w:pPr>
@@ -3587,7 +6136,7 @@
       <w:pPr>
         <w:numPr>
           <w:ilvl w:val="1"/>
-          <w:numId w:val="1013"/>
+          <w:numId w:val="1046"/>
         </w:numPr>
         <w:pStyle w:val="Compact"/>
       </w:pPr>
@@ -3605,7 +6154,7 @@
       <w:pPr>
         <w:numPr>
           <w:ilvl w:val="1"/>
-          <w:numId w:val="1013"/>
+          <w:numId w:val="1046"/>
         </w:numPr>
         <w:pStyle w:val="Compact"/>
       </w:pPr>
@@ -3623,7 +6172,7 @@
       <w:pPr>
         <w:numPr>
           <w:ilvl w:val="1"/>
-          <w:numId w:val="1013"/>
+          <w:numId w:val="1046"/>
         </w:numPr>
         <w:pStyle w:val="Compact"/>
       </w:pPr>
@@ -3641,7 +6190,7 @@
       <w:pPr>
         <w:numPr>
           <w:ilvl w:val="1"/>
-          <w:numId w:val="1013"/>
+          <w:numId w:val="1046"/>
         </w:numPr>
         <w:pStyle w:val="Compact"/>
       </w:pPr>
@@ -3659,7 +6208,7 @@
       <w:pPr>
         <w:numPr>
           <w:ilvl w:val="0"/>
-          <w:numId w:val="1001"/>
+          <w:numId w:val="1024"/>
         </w:numPr>
         <w:pStyle w:val="Compact"/>
       </w:pPr>
@@ -3671,7 +6220,7 @@
       <w:pPr>
         <w:numPr>
           <w:ilvl w:val="1"/>
-          <w:numId w:val="1014"/>
+          <w:numId w:val="1047"/>
         </w:numPr>
         <w:pStyle w:val="Compact"/>
       </w:pPr>
@@ -3689,7 +6238,7 @@
       <w:pPr>
         <w:numPr>
           <w:ilvl w:val="1"/>
-          <w:numId w:val="1014"/>
+          <w:numId w:val="1047"/>
         </w:numPr>
         <w:pStyle w:val="Compact"/>
       </w:pPr>
@@ -3707,7 +6256,7 @@
       <w:pPr>
         <w:numPr>
           <w:ilvl w:val="1"/>
-          <w:numId w:val="1014"/>
+          <w:numId w:val="1047"/>
         </w:numPr>
         <w:pStyle w:val="Compact"/>
       </w:pPr>
@@ -3725,7 +6274,7 @@
       <w:pPr>
         <w:numPr>
           <w:ilvl w:val="1"/>
-          <w:numId w:val="1014"/>
+          <w:numId w:val="1047"/>
         </w:numPr>
         <w:pStyle w:val="Compact"/>
       </w:pPr>
@@ -3743,7 +6292,175 @@
       <w:pPr>
         <w:numPr>
           <w:ilvl w:val="0"/>
-          <w:numId w:val="1001"/>
+          <w:numId w:val="1024"/>
+        </w:numPr>
+        <w:pStyle w:val="Compact"/>
+      </w:pPr>
+      <w:r>
+        <w:t xml:space="preserve">【第107課】「故人知君，君不知故人」句中的「故人」是指？</w:t>
+      </w:r>
+    </w:p>
+    <w:p>
+      <w:pPr>
+        <w:numPr>
+          <w:ilvl w:val="1"/>
+          <w:numId w:val="1048"/>
+        </w:numPr>
+        <w:pStyle w:val="Compact"/>
+      </w:pPr>
+      <w:r>
+        <w:t xml:space="preserve">(A)</w:t>
+      </w:r>
+      <w:r>
+        <w:t xml:space="preserve"> </w:t>
+      </w:r>
+      <w:r>
+        <w:t xml:space="preserve">楊震</w:t>
+      </w:r>
+    </w:p>
+    <w:p>
+      <w:pPr>
+        <w:numPr>
+          <w:ilvl w:val="1"/>
+          <w:numId w:val="1048"/>
+        </w:numPr>
+        <w:pStyle w:val="Compact"/>
+      </w:pPr>
+      <w:r>
+        <w:t xml:space="preserve">(B)</w:t>
+      </w:r>
+      <w:r>
+        <w:t xml:space="preserve"> </w:t>
+      </w:r>
+      <w:r>
+        <w:t xml:space="preserve">王密</w:t>
+      </w:r>
+    </w:p>
+    <w:p>
+      <w:pPr>
+        <w:numPr>
+          <w:ilvl w:val="1"/>
+          <w:numId w:val="1048"/>
+        </w:numPr>
+        <w:pStyle w:val="Compact"/>
+      </w:pPr>
+      <w:r>
+        <w:t xml:space="preserve">(C)</w:t>
+      </w:r>
+      <w:r>
+        <w:t xml:space="preserve"> </w:t>
+      </w:r>
+      <w:r>
+        <w:t xml:space="preserve">上天</w:t>
+      </w:r>
+    </w:p>
+    <w:p>
+      <w:pPr>
+        <w:numPr>
+          <w:ilvl w:val="1"/>
+          <w:numId w:val="1048"/>
+        </w:numPr>
+        <w:pStyle w:val="Compact"/>
+      </w:pPr>
+      <w:r>
+        <w:t xml:space="preserve">(D)</w:t>
+      </w:r>
+      <w:r>
+        <w:t xml:space="preserve"> </w:t>
+      </w:r>
+      <w:r>
+        <w:t xml:space="preserve">神明</w:t>
+      </w:r>
+    </w:p>
+    <w:p>
+      <w:pPr>
+        <w:numPr>
+          <w:ilvl w:val="0"/>
+          <w:numId w:val="1024"/>
+        </w:numPr>
+        <w:pStyle w:val="Compact"/>
+      </w:pPr>
+      <w:r>
+        <w:t xml:space="preserve">【第107課】下列哪一句最適合用來形容楊震的為人？</w:t>
+      </w:r>
+    </w:p>
+    <w:p>
+      <w:pPr>
+        <w:numPr>
+          <w:ilvl w:val="1"/>
+          <w:numId w:val="1049"/>
+        </w:numPr>
+        <w:pStyle w:val="Compact"/>
+      </w:pPr>
+      <w:r>
+        <w:t xml:space="preserve">(A)</w:t>
+      </w:r>
+      <w:r>
+        <w:t xml:space="preserve"> </w:t>
+      </w:r>
+      <w:r>
+        <w:t xml:space="preserve">安貧樂道，遠離塵囂</w:t>
+      </w:r>
+    </w:p>
+    <w:p>
+      <w:pPr>
+        <w:numPr>
+          <w:ilvl w:val="1"/>
+          <w:numId w:val="1049"/>
+        </w:numPr>
+        <w:pStyle w:val="Compact"/>
+      </w:pPr>
+      <w:r>
+        <w:t xml:space="preserve">(B)</w:t>
+      </w:r>
+      <w:r>
+        <w:t xml:space="preserve"> </w:t>
+      </w:r>
+      <w:r>
+        <w:t xml:space="preserve">見賢思齊，聞過則喜</w:t>
+      </w:r>
+    </w:p>
+    <w:p>
+      <w:pPr>
+        <w:numPr>
+          <w:ilvl w:val="1"/>
+          <w:numId w:val="1049"/>
+        </w:numPr>
+        <w:pStyle w:val="Compact"/>
+      </w:pPr>
+      <w:r>
+        <w:t xml:space="preserve">(C)</w:t>
+      </w:r>
+      <w:r>
+        <w:t xml:space="preserve"> </w:t>
+      </w:r>
+      <w:r>
+        <w:t xml:space="preserve">道貌岸然，文過飾非</w:t>
+      </w:r>
+    </w:p>
+    <w:p>
+      <w:pPr>
+        <w:numPr>
+          <w:ilvl w:val="1"/>
+          <w:numId w:val="1049"/>
+        </w:numPr>
+        <w:pStyle w:val="Compact"/>
+      </w:pPr>
+      <w:r>
+        <w:t xml:space="preserve">(D)</w:t>
+      </w:r>
+      <w:r>
+        <w:t xml:space="preserve"> </w:t>
+      </w:r>
+      <w:r>
+        <w:t xml:space="preserve">堅持操守，一介不取</w:t>
+      </w:r>
+    </w:p>
+    <w:p>
+      <w:pPr>
+        <w:numPr>
+          <w:ilvl w:val="0"/>
+          <w:numId w:val="1024"/>
         </w:numPr>
         <w:pStyle w:val="Compact"/>
       </w:pPr>
@@ -3755,7 +6472,7 @@
       <w:pPr>
         <w:numPr>
           <w:ilvl w:val="1"/>
-          <w:numId w:val="1015"/>
+          <w:numId w:val="1050"/>
         </w:numPr>
         <w:pStyle w:val="Compact"/>
       </w:pPr>
@@ -3773,7 +6490,7 @@
       <w:pPr>
         <w:numPr>
           <w:ilvl w:val="1"/>
-          <w:numId w:val="1015"/>
+          <w:numId w:val="1050"/>
         </w:numPr>
         <w:pStyle w:val="Compact"/>
       </w:pPr>
@@ -3791,7 +6508,7 @@
       <w:pPr>
         <w:numPr>
           <w:ilvl w:val="1"/>
-          <w:numId w:val="1015"/>
+          <w:numId w:val="1050"/>
         </w:numPr>
         <w:pStyle w:val="Compact"/>
       </w:pPr>
@@ -3809,7 +6526,7 @@
       <w:pPr>
         <w:numPr>
           <w:ilvl w:val="1"/>
-          <w:numId w:val="1015"/>
+          <w:numId w:val="1050"/>
         </w:numPr>
         <w:pStyle w:val="Compact"/>
       </w:pPr>
@@ -3827,7 +6544,175 @@
       <w:pPr>
         <w:numPr>
           <w:ilvl w:val="0"/>
-          <w:numId w:val="1001"/>
+          <w:numId w:val="1024"/>
+        </w:numPr>
+        <w:pStyle w:val="Compact"/>
+      </w:pPr>
+      <w:r>
+        <w:t xml:space="preserve">【第108課】本文主要在敘述？</w:t>
+      </w:r>
+    </w:p>
+    <w:p>
+      <w:pPr>
+        <w:numPr>
+          <w:ilvl w:val="1"/>
+          <w:numId w:val="1051"/>
+        </w:numPr>
+        <w:pStyle w:val="Compact"/>
+      </w:pPr>
+      <w:r>
+        <w:t xml:space="preserve">(A)</w:t>
+      </w:r>
+      <w:r>
+        <w:t xml:space="preserve"> </w:t>
+      </w:r>
+      <w:r>
+        <w:t xml:space="preserve">開寶寺塔的宏偉</w:t>
+      </w:r>
+    </w:p>
+    <w:p>
+      <w:pPr>
+        <w:numPr>
+          <w:ilvl w:val="1"/>
+          <w:numId w:val="1051"/>
+        </w:numPr>
+        <w:pStyle w:val="Compact"/>
+      </w:pPr>
+      <w:r>
+        <w:t xml:space="preserve">(B)</w:t>
+      </w:r>
+      <w:r>
+        <w:t xml:space="preserve"> </w:t>
+      </w:r>
+      <w:r>
+        <w:t xml:space="preserve">開寶寺塔是斜塔</w:t>
+      </w:r>
+    </w:p>
+    <w:p>
+      <w:pPr>
+        <w:numPr>
+          <w:ilvl w:val="1"/>
+          <w:numId w:val="1051"/>
+        </w:numPr>
+        <w:pStyle w:val="Compact"/>
+      </w:pPr>
+      <w:r>
+        <w:t xml:space="preserve">(C)</w:t>
+      </w:r>
+      <w:r>
+        <w:t xml:space="preserve"> </w:t>
+      </w:r>
+      <w:r>
+        <w:t xml:space="preserve">都料匠預浩高超的建築才能</w:t>
+      </w:r>
+    </w:p>
+    <w:p>
+      <w:pPr>
+        <w:numPr>
+          <w:ilvl w:val="1"/>
+          <w:numId w:val="1051"/>
+        </w:numPr>
+        <w:pStyle w:val="Compact"/>
+      </w:pPr>
+      <w:r>
+        <w:t xml:space="preserve">(D)</w:t>
+      </w:r>
+      <w:r>
+        <w:t xml:space="preserve"> </w:t>
+      </w:r>
+      <w:r>
+        <w:t xml:space="preserve">都料匠預浩造塔過程非常艱辛</w:t>
+      </w:r>
+    </w:p>
+    <w:p>
+      <w:pPr>
+        <w:numPr>
+          <w:ilvl w:val="0"/>
+          <w:numId w:val="1024"/>
+        </w:numPr>
+        <w:pStyle w:val="Compact"/>
+      </w:pPr>
+      <w:r>
+        <w:t xml:space="preserve">【第108課】京師地平無山，多西北風，說明？</w:t>
+      </w:r>
+    </w:p>
+    <w:p>
+      <w:pPr>
+        <w:numPr>
+          <w:ilvl w:val="1"/>
+          <w:numId w:val="1052"/>
+        </w:numPr>
+        <w:pStyle w:val="Compact"/>
+      </w:pPr>
+      <w:r>
+        <w:t xml:space="preserve">(A)</w:t>
+      </w:r>
+      <w:r>
+        <w:t xml:space="preserve"> </w:t>
+      </w:r>
+      <w:r>
+        <w:t xml:space="preserve">地形、氣候對建築物的影響</w:t>
+      </w:r>
+    </w:p>
+    <w:p>
+      <w:pPr>
+        <w:numPr>
+          <w:ilvl w:val="1"/>
+          <w:numId w:val="1052"/>
+        </w:numPr>
+        <w:pStyle w:val="Compact"/>
+      </w:pPr>
+      <w:r>
+        <w:t xml:space="preserve">(B)</w:t>
+      </w:r>
+      <w:r>
+        <w:t xml:space="preserve"> </w:t>
+      </w:r>
+      <w:r>
+        <w:t xml:space="preserve">風勢愈大塔愈穩</w:t>
+      </w:r>
+    </w:p>
+    <w:p>
+      <w:pPr>
+        <w:numPr>
+          <w:ilvl w:val="1"/>
+          <w:numId w:val="1052"/>
+        </w:numPr>
+        <w:pStyle w:val="Compact"/>
+      </w:pPr>
+      <w:r>
+        <w:t xml:space="preserve">(C)</w:t>
+      </w:r>
+      <w:r>
+        <w:t xml:space="preserve"> </w:t>
+      </w:r>
+      <w:r>
+        <w:t xml:space="preserve">塔必須建在山上</w:t>
+      </w:r>
+    </w:p>
+    <w:p>
+      <w:pPr>
+        <w:numPr>
+          <w:ilvl w:val="1"/>
+          <w:numId w:val="1052"/>
+        </w:numPr>
+        <w:pStyle w:val="Compact"/>
+      </w:pPr>
+      <w:r>
+        <w:t xml:space="preserve">(D)</w:t>
+      </w:r>
+      <w:r>
+        <w:t xml:space="preserve"> </w:t>
+      </w:r>
+      <w:r>
+        <w:t xml:space="preserve">北宋風沙嚴重</w:t>
+      </w:r>
+    </w:p>
+    <w:p>
+      <w:pPr>
+        <w:numPr>
+          <w:ilvl w:val="0"/>
+          <w:numId w:val="1024"/>
         </w:numPr>
         <w:pStyle w:val="Compact"/>
       </w:pPr>
@@ -3839,7 +6724,7 @@
       <w:pPr>
         <w:numPr>
           <w:ilvl w:val="1"/>
-          <w:numId w:val="1016"/>
+          <w:numId w:val="1053"/>
         </w:numPr>
         <w:pStyle w:val="Compact"/>
       </w:pPr>
@@ -3857,7 +6742,7 @@
       <w:pPr>
         <w:numPr>
           <w:ilvl w:val="1"/>
-          <w:numId w:val="1016"/>
+          <w:numId w:val="1053"/>
         </w:numPr>
         <w:pStyle w:val="Compact"/>
       </w:pPr>
@@ -3875,7 +6760,7 @@
       <w:pPr>
         <w:numPr>
           <w:ilvl w:val="1"/>
-          <w:numId w:val="1016"/>
+          <w:numId w:val="1053"/>
         </w:numPr>
         <w:pStyle w:val="Compact"/>
       </w:pPr>
@@ -3893,7 +6778,7 @@
       <w:pPr>
         <w:numPr>
           <w:ilvl w:val="1"/>
-          <w:numId w:val="1016"/>
+          <w:numId w:val="1053"/>
         </w:numPr>
         <w:pStyle w:val="Compact"/>
       </w:pPr>
@@ -3911,7 +6796,7 @@
       <w:pPr>
         <w:numPr>
           <w:ilvl w:val="0"/>
-          <w:numId w:val="1001"/>
+          <w:numId w:val="1024"/>
         </w:numPr>
         <w:pStyle w:val="Compact"/>
       </w:pPr>
@@ -3923,7 +6808,7 @@
       <w:pPr>
         <w:numPr>
           <w:ilvl w:val="1"/>
-          <w:numId w:val="1017"/>
+          <w:numId w:val="1054"/>
         </w:numPr>
         <w:pStyle w:val="Compact"/>
       </w:pPr>
@@ -3941,7 +6826,7 @@
       <w:pPr>
         <w:numPr>
           <w:ilvl w:val="1"/>
-          <w:numId w:val="1017"/>
+          <w:numId w:val="1054"/>
         </w:numPr>
         <w:pStyle w:val="Compact"/>
       </w:pPr>
@@ -3959,7 +6844,7 @@
       <w:pPr>
         <w:numPr>
           <w:ilvl w:val="1"/>
-          <w:numId w:val="1017"/>
+          <w:numId w:val="1054"/>
         </w:numPr>
         <w:pStyle w:val="Compact"/>
       </w:pPr>
@@ -3977,7 +6862,7 @@
       <w:pPr>
         <w:numPr>
           <w:ilvl w:val="1"/>
-          <w:numId w:val="1017"/>
+          <w:numId w:val="1054"/>
         </w:numPr>
         <w:pStyle w:val="Compact"/>
       </w:pPr>
@@ -3995,7 +6880,175 @@
       <w:pPr>
         <w:numPr>
           <w:ilvl w:val="0"/>
-          <w:numId w:val="1001"/>
+          <w:numId w:val="1024"/>
+        </w:numPr>
+        <w:pStyle w:val="Compact"/>
+      </w:pPr>
+      <w:r>
+        <w:t xml:space="preserve">【第109課】根據《史記》，李將軍的外形是？</w:t>
+      </w:r>
+    </w:p>
+    <w:p>
+      <w:pPr>
+        <w:numPr>
+          <w:ilvl w:val="1"/>
+          <w:numId w:val="1055"/>
+        </w:numPr>
+        <w:pStyle w:val="Compact"/>
+      </w:pPr>
+      <w:r>
+        <w:t xml:space="preserve">(A)</w:t>
+      </w:r>
+      <w:r>
+        <w:t xml:space="preserve"> </w:t>
+      </w:r>
+      <w:r>
+        <w:t xml:space="preserve">貌不驚人</w:t>
+      </w:r>
+    </w:p>
+    <w:p>
+      <w:pPr>
+        <w:numPr>
+          <w:ilvl w:val="1"/>
+          <w:numId w:val="1055"/>
+        </w:numPr>
+        <w:pStyle w:val="Compact"/>
+      </w:pPr>
+      <w:r>
+        <w:t xml:space="preserve">(B)</w:t>
+      </w:r>
+      <w:r>
+        <w:t xml:space="preserve"> </w:t>
+      </w:r>
+      <w:r>
+        <w:t xml:space="preserve">相貌堂堂</w:t>
+      </w:r>
+    </w:p>
+    <w:p>
+      <w:pPr>
+        <w:numPr>
+          <w:ilvl w:val="1"/>
+          <w:numId w:val="1055"/>
+        </w:numPr>
+        <w:pStyle w:val="Compact"/>
+      </w:pPr>
+      <w:r>
+        <w:t xml:space="preserve">(C)</w:t>
+      </w:r>
+      <w:r>
+        <w:t xml:space="preserve"> </w:t>
+      </w:r>
+      <w:r>
+        <w:t xml:space="preserve">玉樹臨風</w:t>
+      </w:r>
+    </w:p>
+    <w:p>
+      <w:pPr>
+        <w:numPr>
+          <w:ilvl w:val="1"/>
+          <w:numId w:val="1055"/>
+        </w:numPr>
+        <w:pStyle w:val="Compact"/>
+      </w:pPr>
+      <w:r>
+        <w:t xml:space="preserve">(D)</w:t>
+      </w:r>
+      <w:r>
+        <w:t xml:space="preserve"> </w:t>
+      </w:r>
+      <w:r>
+        <w:t xml:space="preserve">虎背熊腰</w:t>
+      </w:r>
+    </w:p>
+    <w:p>
+      <w:pPr>
+        <w:numPr>
+          <w:ilvl w:val="0"/>
+          <w:numId w:val="1024"/>
+        </w:numPr>
+        <w:pStyle w:val="Compact"/>
+      </w:pPr>
+      <w:r>
+        <w:t xml:space="preserve">【第109課】「口不能道辭」的意思是？</w:t>
+      </w:r>
+    </w:p>
+    <w:p>
+      <w:pPr>
+        <w:numPr>
+          <w:ilvl w:val="1"/>
+          <w:numId w:val="1056"/>
+        </w:numPr>
+        <w:pStyle w:val="Compact"/>
+      </w:pPr>
+      <w:r>
+        <w:t xml:space="preserve">(A)</w:t>
+      </w:r>
+      <w:r>
+        <w:t xml:space="preserve"> </w:t>
+      </w:r>
+      <w:r>
+        <w:t xml:space="preserve">啞巴</w:t>
+      </w:r>
+    </w:p>
+    <w:p>
+      <w:pPr>
+        <w:numPr>
+          <w:ilvl w:val="1"/>
+          <w:numId w:val="1056"/>
+        </w:numPr>
+        <w:pStyle w:val="Compact"/>
+      </w:pPr>
+      <w:r>
+        <w:t xml:space="preserve">(B)</w:t>
+      </w:r>
+      <w:r>
+        <w:t xml:space="preserve"> </w:t>
+      </w:r>
+      <w:r>
+        <w:t xml:space="preserve">說起話來結結巴巴</w:t>
+      </w:r>
+    </w:p>
+    <w:p>
+      <w:pPr>
+        <w:numPr>
+          <w:ilvl w:val="1"/>
+          <w:numId w:val="1056"/>
+        </w:numPr>
+        <w:pStyle w:val="Compact"/>
+      </w:pPr>
+      <w:r>
+        <w:t xml:space="preserve">(C)</w:t>
+      </w:r>
+      <w:r>
+        <w:t xml:space="preserve"> </w:t>
+      </w:r>
+      <w:r>
+        <w:t xml:space="preserve">不善言辭</w:t>
+      </w:r>
+    </w:p>
+    <w:p>
+      <w:pPr>
+        <w:numPr>
+          <w:ilvl w:val="1"/>
+          <w:numId w:val="1056"/>
+        </w:numPr>
+        <w:pStyle w:val="Compact"/>
+      </w:pPr>
+      <w:r>
+        <w:t xml:space="preserve">(D)</w:t>
+      </w:r>
+      <w:r>
+        <w:t xml:space="preserve"> </w:t>
+      </w:r>
+      <w:r>
+        <w:t xml:space="preserve">書讀得不夠多</w:t>
+      </w:r>
+    </w:p>
+    <w:p>
+      <w:pPr>
+        <w:numPr>
+          <w:ilvl w:val="0"/>
+          <w:numId w:val="1024"/>
         </w:numPr>
         <w:pStyle w:val="Compact"/>
       </w:pPr>
@@ -4007,7 +7060,7 @@
       <w:pPr>
         <w:numPr>
           <w:ilvl w:val="1"/>
-          <w:numId w:val="1018"/>
+          <w:numId w:val="1057"/>
         </w:numPr>
         <w:pStyle w:val="Compact"/>
       </w:pPr>
@@ -4025,7 +7078,7 @@
       <w:pPr>
         <w:numPr>
           <w:ilvl w:val="1"/>
-          <w:numId w:val="1018"/>
+          <w:numId w:val="1057"/>
         </w:numPr>
         <w:pStyle w:val="Compact"/>
       </w:pPr>
@@ -4043,7 +7096,7 @@
       <w:pPr>
         <w:numPr>
           <w:ilvl w:val="1"/>
-          <w:numId w:val="1018"/>
+          <w:numId w:val="1057"/>
         </w:numPr>
         <w:pStyle w:val="Compact"/>
       </w:pPr>
@@ -4061,7 +7114,7 @@
       <w:pPr>
         <w:numPr>
           <w:ilvl w:val="1"/>
-          <w:numId w:val="1018"/>
+          <w:numId w:val="1057"/>
         </w:numPr>
         <w:pStyle w:val="Compact"/>
       </w:pPr>
@@ -4079,7 +7132,7 @@
       <w:pPr>
         <w:numPr>
           <w:ilvl w:val="0"/>
-          <w:numId w:val="1001"/>
+          <w:numId w:val="1024"/>
         </w:numPr>
         <w:pStyle w:val="Compact"/>
       </w:pPr>
@@ -4091,7 +7144,7 @@
       <w:pPr>
         <w:numPr>
           <w:ilvl w:val="1"/>
-          <w:numId w:val="1019"/>
+          <w:numId w:val="1058"/>
         </w:numPr>
         <w:pStyle w:val="Compact"/>
       </w:pPr>
@@ -4109,7 +7162,7 @@
       <w:pPr>
         <w:numPr>
           <w:ilvl w:val="1"/>
-          <w:numId w:val="1019"/>
+          <w:numId w:val="1058"/>
         </w:numPr>
         <w:pStyle w:val="Compact"/>
       </w:pPr>
@@ -4127,7 +7180,7 @@
       <w:pPr>
         <w:numPr>
           <w:ilvl w:val="1"/>
-          <w:numId w:val="1019"/>
+          <w:numId w:val="1058"/>
         </w:numPr>
         <w:pStyle w:val="Compact"/>
       </w:pPr>
@@ -4145,7 +7198,7 @@
       <w:pPr>
         <w:numPr>
           <w:ilvl w:val="1"/>
-          <w:numId w:val="1019"/>
+          <w:numId w:val="1058"/>
         </w:numPr>
         <w:pStyle w:val="Compact"/>
       </w:pPr>
@@ -4163,7 +7216,7 @@
       <w:pPr>
         <w:numPr>
           <w:ilvl w:val="0"/>
-          <w:numId w:val="1001"/>
+          <w:numId w:val="1024"/>
         </w:numPr>
         <w:pStyle w:val="Compact"/>
       </w:pPr>
@@ -4175,7 +7228,7 @@
       <w:pPr>
         <w:numPr>
           <w:ilvl w:val="1"/>
-          <w:numId w:val="1020"/>
+          <w:numId w:val="1059"/>
         </w:numPr>
         <w:pStyle w:val="Compact"/>
       </w:pPr>
@@ -4193,7 +7246,7 @@
       <w:pPr>
         <w:numPr>
           <w:ilvl w:val="1"/>
-          <w:numId w:val="1020"/>
+          <w:numId w:val="1059"/>
         </w:numPr>
         <w:pStyle w:val="Compact"/>
       </w:pPr>
@@ -4211,7 +7264,7 @@
       <w:pPr>
         <w:numPr>
           <w:ilvl w:val="1"/>
-          <w:numId w:val="1020"/>
+          <w:numId w:val="1059"/>
         </w:numPr>
         <w:pStyle w:val="Compact"/>
       </w:pPr>
@@ -4229,7 +7282,7 @@
       <w:pPr>
         <w:numPr>
           <w:ilvl w:val="1"/>
-          <w:numId w:val="1020"/>
+          <w:numId w:val="1059"/>
         </w:numPr>
         <w:pStyle w:val="Compact"/>
       </w:pPr>
@@ -4243,10 +7296,95 @@
         <w:t xml:space="preserve">騎虎難下</w:t>
       </w:r>
     </w:p>
-    <w:bookmarkEnd w:id="45"/>
-    <w:bookmarkEnd w:id="46"/>
-    <w:bookmarkStart w:id="48" w:name="answers"/>
-    <w:bookmarkStart w:id="47" w:name="參考答案與解析"/>
+    <w:p>
+      <w:pPr>
+        <w:numPr>
+          <w:ilvl w:val="0"/>
+          <w:numId w:val="1024"/>
+        </w:numPr>
+        <w:pStyle w:val="Compact"/>
+      </w:pPr>
+      <w:r>
+        <w:t xml:space="preserve">【第110課】狙公給猴子的糧食，由朝三暮四改為朝四暮三，差別是？</w:t>
+      </w:r>
+    </w:p>
+    <w:p>
+      <w:pPr>
+        <w:numPr>
+          <w:ilvl w:val="1"/>
+          <w:numId w:val="1060"/>
+        </w:numPr>
+        <w:pStyle w:val="Compact"/>
+      </w:pPr>
+      <w:r>
+        <w:t xml:space="preserve">(A)</w:t>
+      </w:r>
+      <w:r>
+        <w:t xml:space="preserve"> </w:t>
+      </w:r>
+      <w:r>
+        <w:t xml:space="preserve">數量變多了</w:t>
+      </w:r>
+    </w:p>
+    <w:p>
+      <w:pPr>
+        <w:numPr>
+          <w:ilvl w:val="1"/>
+          <w:numId w:val="1060"/>
+        </w:numPr>
+        <w:pStyle w:val="Compact"/>
+      </w:pPr>
+      <w:r>
+        <w:t xml:space="preserve">(B)</w:t>
+      </w:r>
+      <w:r>
+        <w:t xml:space="preserve"> </w:t>
+      </w:r>
+      <w:r>
+        <w:t xml:space="preserve">數量變少了</w:t>
+      </w:r>
+    </w:p>
+    <w:p>
+      <w:pPr>
+        <w:numPr>
+          <w:ilvl w:val="1"/>
+          <w:numId w:val="1060"/>
+        </w:numPr>
+        <w:pStyle w:val="Compact"/>
+      </w:pPr>
+      <w:r>
+        <w:t xml:space="preserve">(C)</w:t>
+      </w:r>
+      <w:r>
+        <w:t xml:space="preserve"> </w:t>
+      </w:r>
+      <w:r>
+        <w:t xml:space="preserve">數量不變，沒有差別</w:t>
+      </w:r>
+    </w:p>
+    <w:p>
+      <w:pPr>
+        <w:numPr>
+          <w:ilvl w:val="1"/>
+          <w:numId w:val="1060"/>
+        </w:numPr>
+        <w:pStyle w:val="Compact"/>
+      </w:pPr>
+      <w:r>
+        <w:t xml:space="preserve">(D)</w:t>
+      </w:r>
+      <w:r>
+        <w:t xml:space="preserve"> </w:t>
+      </w:r>
+      <w:r>
+        <w:t xml:space="preserve">數量不變，次數變多</w:t>
+      </w:r>
+    </w:p>
+    <w:bookmarkEnd w:id="47"/>
+    <w:bookmarkEnd w:id="48"/>
+    <w:bookmarkEnd w:id="49"/>
+    <w:bookmarkStart w:id="51" w:name="answers"/>
+    <w:bookmarkStart w:id="50" w:name="參考答案與解析"/>
     <w:p>
       <w:pPr>
         <w:pStyle w:val="Heading2"/>
@@ -4337,6 +7475,120 @@
               <w:jc w:val="left"/>
             </w:pPr>
             <w:r>
+              <w:t xml:space="preserve">A</w:t>
+            </w:r>
+          </w:p>
+        </w:tc>
+        <w:tc>
+          <w:tcPr/>
+          <w:p>
+            <w:pPr>
+              <w:pStyle w:val="Compact"/>
+              <w:jc w:val="left"/>
+            </w:pPr>
+            <w:r>
+              <w:t xml:space="preserve">顧：動詞，回頭看。</w:t>
+            </w:r>
+          </w:p>
+        </w:tc>
+      </w:tr>
+      <w:tr>
+        <w:tc>
+          <w:tcPr/>
+          <w:p>
+            <w:pPr>
+              <w:pStyle w:val="Compact"/>
+              <w:jc w:val="left"/>
+            </w:pPr>
+            <w:r>
+              <w:t xml:space="preserve">2</w:t>
+            </w:r>
+          </w:p>
+        </w:tc>
+        <w:tc>
+          <w:tcPr/>
+          <w:p>
+            <w:pPr>
+              <w:pStyle w:val="Compact"/>
+              <w:jc w:val="left"/>
+            </w:pPr>
+            <w:r>
+              <w:t xml:space="preserve">B</w:t>
+            </w:r>
+          </w:p>
+        </w:tc>
+        <w:tc>
+          <w:tcPr/>
+          <w:p>
+            <w:pPr>
+              <w:pStyle w:val="Compact"/>
+              <w:jc w:val="left"/>
+            </w:pPr>
+            <w:r>
+              <w:t xml:space="preserve">顧：動詞，拜訪、探望。</w:t>
+            </w:r>
+          </w:p>
+        </w:tc>
+      </w:tr>
+      <w:tr>
+        <w:tc>
+          <w:tcPr/>
+          <w:p>
+            <w:pPr>
+              <w:pStyle w:val="Compact"/>
+              <w:jc w:val="left"/>
+            </w:pPr>
+            <w:r>
+              <w:t xml:space="preserve">3</w:t>
+            </w:r>
+          </w:p>
+        </w:tc>
+        <w:tc>
+          <w:tcPr/>
+          <w:p>
+            <w:pPr>
+              <w:pStyle w:val="Compact"/>
+              <w:jc w:val="left"/>
+            </w:pPr>
+            <w:r>
+              <w:t xml:space="preserve">C</w:t>
+            </w:r>
+          </w:p>
+        </w:tc>
+        <w:tc>
+          <w:tcPr/>
+          <w:p>
+            <w:pPr>
+              <w:pStyle w:val="Compact"/>
+              <w:jc w:val="left"/>
+            </w:pPr>
+            <w:r>
+              <w:t xml:space="preserve">顧：動詞，關注、照應。</w:t>
+            </w:r>
+          </w:p>
+        </w:tc>
+      </w:tr>
+      <w:tr>
+        <w:tc>
+          <w:tcPr/>
+          <w:p>
+            <w:pPr>
+              <w:pStyle w:val="Compact"/>
+              <w:jc w:val="left"/>
+            </w:pPr>
+            <w:r>
+              <w:t xml:space="preserve">4</w:t>
+            </w:r>
+          </w:p>
+        </w:tc>
+        <w:tc>
+          <w:tcPr/>
+          <w:p>
+            <w:pPr>
+              <w:pStyle w:val="Compact"/>
+              <w:jc w:val="left"/>
+            </w:pPr>
+            <w:r>
               <w:t xml:space="preserve">D</w:t>
             </w:r>
           </w:p>
@@ -4349,6 +7601,652 @@
               <w:jc w:val="left"/>
             </w:pPr>
             <w:r>
+              <w:t xml:space="preserve">顧：副詞，反而、連。</w:t>
+            </w:r>
+          </w:p>
+        </w:tc>
+      </w:tr>
+      <w:tr>
+        <w:tc>
+          <w:tcPr/>
+          <w:p>
+            <w:pPr>
+              <w:pStyle w:val="Compact"/>
+              <w:jc w:val="left"/>
+            </w:pPr>
+            <w:r>
+              <w:t xml:space="preserve">5</w:t>
+            </w:r>
+          </w:p>
+        </w:tc>
+        <w:tc>
+          <w:tcPr/>
+          <w:p>
+            <w:pPr>
+              <w:pStyle w:val="Compact"/>
+              <w:jc w:val="left"/>
+            </w:pPr>
+            <w:r>
+              <w:t xml:space="preserve">C</w:t>
+            </w:r>
+          </w:p>
+        </w:tc>
+        <w:tc>
+          <w:tcPr/>
+          <w:p>
+            <w:pPr>
+              <w:pStyle w:val="Compact"/>
+              <w:jc w:val="left"/>
+            </w:pPr>
+            <w:r>
+              <w:t xml:space="preserve">於：介詞，比。</w:t>
+            </w:r>
+          </w:p>
+        </w:tc>
+      </w:tr>
+      <w:tr>
+        <w:tc>
+          <w:tcPr/>
+          <w:p>
+            <w:pPr>
+              <w:pStyle w:val="Compact"/>
+              <w:jc w:val="left"/>
+            </w:pPr>
+            <w:r>
+              <w:t xml:space="preserve">6</w:t>
+            </w:r>
+          </w:p>
+        </w:tc>
+        <w:tc>
+          <w:tcPr/>
+          <w:p>
+            <w:pPr>
+              <w:pStyle w:val="Compact"/>
+              <w:jc w:val="left"/>
+            </w:pPr>
+            <w:r>
+              <w:t xml:space="preserve">B</w:t>
+            </w:r>
+          </w:p>
+        </w:tc>
+        <w:tc>
+          <w:tcPr/>
+          <w:p>
+            <w:pPr>
+              <w:pStyle w:val="Compact"/>
+              <w:jc w:val="left"/>
+            </w:pPr>
+            <w:r>
+              <w:t xml:space="preserve">於：介詞，給。</w:t>
+            </w:r>
+          </w:p>
+        </w:tc>
+      </w:tr>
+      <w:tr>
+        <w:tc>
+          <w:tcPr/>
+          <w:p>
+            <w:pPr>
+              <w:pStyle w:val="Compact"/>
+              <w:jc w:val="left"/>
+            </w:pPr>
+            <w:r>
+              <w:t xml:space="preserve">7</w:t>
+            </w:r>
+          </w:p>
+        </w:tc>
+        <w:tc>
+          <w:tcPr/>
+          <w:p>
+            <w:pPr>
+              <w:pStyle w:val="Compact"/>
+              <w:jc w:val="left"/>
+            </w:pPr>
+            <w:r>
+              <w:t xml:space="preserve">C</w:t>
+            </w:r>
+          </w:p>
+        </w:tc>
+        <w:tc>
+          <w:tcPr/>
+          <w:p>
+            <w:pPr>
+              <w:pStyle w:val="Compact"/>
+              <w:jc w:val="left"/>
+            </w:pPr>
+            <w:r>
+              <w:t xml:space="preserve">於：介詞，從。</w:t>
+            </w:r>
+          </w:p>
+        </w:tc>
+      </w:tr>
+      <w:tr>
+        <w:tc>
+          <w:tcPr/>
+          <w:p>
+            <w:pPr>
+              <w:pStyle w:val="Compact"/>
+              <w:jc w:val="left"/>
+            </w:pPr>
+            <w:r>
+              <w:t xml:space="preserve">8</w:t>
+            </w:r>
+          </w:p>
+        </w:tc>
+        <w:tc>
+          <w:tcPr/>
+          <w:p>
+            <w:pPr>
+              <w:pStyle w:val="Compact"/>
+              <w:jc w:val="left"/>
+            </w:pPr>
+            <w:r>
+              <w:t xml:space="preserve">A</w:t>
+            </w:r>
+          </w:p>
+        </w:tc>
+        <w:tc>
+          <w:tcPr/>
+          <w:p>
+            <w:pPr>
+              <w:pStyle w:val="Compact"/>
+              <w:jc w:val="left"/>
+            </w:pPr>
+            <w:r>
+              <w:t xml:space="preserve">於：介詞，向。</w:t>
+            </w:r>
+          </w:p>
+        </w:tc>
+      </w:tr>
+      <w:tr>
+        <w:tc>
+          <w:tcPr/>
+          <w:p>
+            <w:pPr>
+              <w:pStyle w:val="Compact"/>
+              <w:jc w:val="left"/>
+            </w:pPr>
+            <w:r>
+              <w:t xml:space="preserve">9</w:t>
+            </w:r>
+          </w:p>
+        </w:tc>
+        <w:tc>
+          <w:tcPr/>
+          <w:p>
+            <w:pPr>
+              <w:pStyle w:val="Compact"/>
+              <w:jc w:val="left"/>
+            </w:pPr>
+            <w:r>
+              <w:t xml:space="preserve">C</w:t>
+            </w:r>
+          </w:p>
+        </w:tc>
+        <w:tc>
+          <w:tcPr/>
+          <w:p>
+            <w:pPr>
+              <w:pStyle w:val="Compact"/>
+              <w:jc w:val="left"/>
+            </w:pPr>
+            <w:r>
+              <w:t xml:space="preserve">固：副詞，堅決地。</w:t>
+            </w:r>
+          </w:p>
+        </w:tc>
+      </w:tr>
+      <w:tr>
+        <w:tc>
+          <w:tcPr/>
+          <w:p>
+            <w:pPr>
+              <w:pStyle w:val="Compact"/>
+              <w:jc w:val="left"/>
+            </w:pPr>
+            <w:r>
+              <w:t xml:space="preserve">10</w:t>
+            </w:r>
+          </w:p>
+        </w:tc>
+        <w:tc>
+          <w:tcPr/>
+          <w:p>
+            <w:pPr>
+              <w:pStyle w:val="Compact"/>
+              <w:jc w:val="left"/>
+            </w:pPr>
+            <w:r>
+              <w:t xml:space="preserve">B</w:t>
+            </w:r>
+          </w:p>
+        </w:tc>
+        <w:tc>
+          <w:tcPr/>
+          <w:p>
+            <w:pPr>
+              <w:pStyle w:val="Compact"/>
+              <w:jc w:val="left"/>
+            </w:pPr>
+            <w:r>
+              <w:t xml:space="preserve">固：副詞，本來、一向。</w:t>
+            </w:r>
+          </w:p>
+        </w:tc>
+      </w:tr>
+      <w:tr>
+        <w:tc>
+          <w:tcPr/>
+          <w:p>
+            <w:pPr>
+              <w:pStyle w:val="Compact"/>
+              <w:jc w:val="left"/>
+            </w:pPr>
+            <w:r>
+              <w:t xml:space="preserve">11</w:t>
+            </w:r>
+          </w:p>
+        </w:tc>
+        <w:tc>
+          <w:tcPr/>
+          <w:p>
+            <w:pPr>
+              <w:pStyle w:val="Compact"/>
+              <w:jc w:val="left"/>
+            </w:pPr>
+            <w:r>
+              <w:t xml:space="preserve">C</w:t>
+            </w:r>
+          </w:p>
+        </w:tc>
+        <w:tc>
+          <w:tcPr/>
+          <w:p>
+            <w:pPr>
+              <w:pStyle w:val="Compact"/>
+              <w:jc w:val="left"/>
+            </w:pPr>
+            <w:r>
+              <w:t xml:space="preserve">亡：動詞，失去。</w:t>
+            </w:r>
+          </w:p>
+        </w:tc>
+      </w:tr>
+      <w:tr>
+        <w:tc>
+          <w:tcPr/>
+          <w:p>
+            <w:pPr>
+              <w:pStyle w:val="Compact"/>
+              <w:jc w:val="left"/>
+            </w:pPr>
+            <w:r>
+              <w:t xml:space="preserve">12</w:t>
+            </w:r>
+          </w:p>
+        </w:tc>
+        <w:tc>
+          <w:tcPr/>
+          <w:p>
+            <w:pPr>
+              <w:pStyle w:val="Compact"/>
+              <w:jc w:val="left"/>
+            </w:pPr>
+            <w:r>
+              <w:t xml:space="preserve">A</w:t>
+            </w:r>
+          </w:p>
+        </w:tc>
+        <w:tc>
+          <w:tcPr/>
+          <w:p>
+            <w:pPr>
+              <w:pStyle w:val="Compact"/>
+              <w:jc w:val="left"/>
+            </w:pPr>
+            <w:r>
+              <w:t xml:space="preserve">亡：同「無」。</w:t>
+            </w:r>
+          </w:p>
+        </w:tc>
+      </w:tr>
+      <w:tr>
+        <w:tc>
+          <w:tcPr/>
+          <w:p>
+            <w:pPr>
+              <w:pStyle w:val="Compact"/>
+              <w:jc w:val="left"/>
+            </w:pPr>
+            <w:r>
+              <w:t xml:space="preserve">13</w:t>
+            </w:r>
+          </w:p>
+        </w:tc>
+        <w:tc>
+          <w:tcPr/>
+          <w:p>
+            <w:pPr>
+              <w:pStyle w:val="Compact"/>
+              <w:jc w:val="left"/>
+            </w:pPr>
+            <w:r>
+              <w:t xml:space="preserve">B</w:t>
+            </w:r>
+          </w:p>
+        </w:tc>
+        <w:tc>
+          <w:tcPr/>
+          <w:p>
+            <w:pPr>
+              <w:pStyle w:val="Compact"/>
+              <w:jc w:val="left"/>
+            </w:pPr>
+            <w:r>
+              <w:t xml:space="preserve">多此一舉。</w:t>
+            </w:r>
+          </w:p>
+        </w:tc>
+      </w:tr>
+      <w:tr>
+        <w:tc>
+          <w:tcPr/>
+          <w:p>
+            <w:pPr>
+              <w:pStyle w:val="Compact"/>
+              <w:jc w:val="left"/>
+            </w:pPr>
+            <w:r>
+              <w:t xml:space="preserve">14</w:t>
+            </w:r>
+          </w:p>
+        </w:tc>
+        <w:tc>
+          <w:tcPr/>
+          <w:p>
+            <w:pPr>
+              <w:pStyle w:val="Compact"/>
+              <w:jc w:val="left"/>
+            </w:pPr>
+            <w:r>
+              <w:t xml:space="preserve">B</w:t>
+            </w:r>
+          </w:p>
+        </w:tc>
+        <w:tc>
+          <w:tcPr/>
+          <w:p>
+            <w:pPr>
+              <w:pStyle w:val="Compact"/>
+              <w:jc w:val="left"/>
+            </w:pPr>
+            <w:r>
+              <w:t xml:space="preserve">形容樂曲高妙；比喻知音難遇。</w:t>
+            </w:r>
+          </w:p>
+        </w:tc>
+      </w:tr>
+      <w:tr>
+        <w:tc>
+          <w:tcPr/>
+          <w:p>
+            <w:pPr>
+              <w:pStyle w:val="Compact"/>
+              <w:jc w:val="left"/>
+            </w:pPr>
+            <w:r>
+              <w:t xml:space="preserve">15</w:t>
+            </w:r>
+          </w:p>
+        </w:tc>
+        <w:tc>
+          <w:tcPr/>
+          <w:p>
+            <w:pPr>
+              <w:pStyle w:val="Compact"/>
+              <w:jc w:val="left"/>
+            </w:pPr>
+            <w:r>
+              <w:t xml:space="preserve">A</w:t>
+            </w:r>
+          </w:p>
+        </w:tc>
+        <w:tc>
+          <w:tcPr/>
+          <w:p>
+            <w:pPr>
+              <w:pStyle w:val="Compact"/>
+              <w:jc w:val="left"/>
+            </w:pPr>
+            <w:r>
+              <w:t xml:space="preserve">楊震四知拒賄。</w:t>
+            </w:r>
+          </w:p>
+        </w:tc>
+      </w:tr>
+      <w:tr>
+        <w:tc>
+          <w:tcPr/>
+          <w:p>
+            <w:pPr>
+              <w:pStyle w:val="Compact"/>
+              <w:jc w:val="left"/>
+            </w:pPr>
+            <w:r>
+              <w:t xml:space="preserve">16</w:t>
+            </w:r>
+          </w:p>
+        </w:tc>
+        <w:tc>
+          <w:tcPr/>
+          <w:p>
+            <w:pPr>
+              <w:pStyle w:val="Compact"/>
+              <w:jc w:val="left"/>
+            </w:pPr>
+            <w:r>
+              <w:t xml:space="preserve">B</w:t>
+            </w:r>
+          </w:p>
+        </w:tc>
+        <w:tc>
+          <w:tcPr/>
+          <w:p>
+            <w:pPr>
+              <w:pStyle w:val="Compact"/>
+              <w:jc w:val="left"/>
+            </w:pPr>
+            <w:r>
+              <w:t xml:space="preserve">反覆無常。</w:t>
+            </w:r>
+          </w:p>
+        </w:tc>
+      </w:tr>
+      <w:tr>
+        <w:tc>
+          <w:tcPr/>
+          <w:p>
+            <w:pPr>
+              <w:pStyle w:val="Compact"/>
+              <w:jc w:val="left"/>
+            </w:pPr>
+            <w:r>
+              <w:t xml:space="preserve">17</w:t>
+            </w:r>
+          </w:p>
+        </w:tc>
+        <w:tc>
+          <w:tcPr/>
+          <w:p>
+            <w:pPr>
+              <w:pStyle w:val="Compact"/>
+              <w:jc w:val="left"/>
+            </w:pPr>
+            <w:r>
+              <w:t xml:space="preserve">C</w:t>
+            </w:r>
+          </w:p>
+        </w:tc>
+        <w:tc>
+          <w:tcPr/>
+          <w:p>
+            <w:pPr>
+              <w:pStyle w:val="Compact"/>
+              <w:jc w:val="left"/>
+            </w:pPr>
+            <w:r>
+              <w:t xml:space="preserve">形容為官清廉。</w:t>
+            </w:r>
+          </w:p>
+        </w:tc>
+      </w:tr>
+      <w:tr>
+        <w:tc>
+          <w:tcPr/>
+          <w:p>
+            <w:pPr>
+              <w:pStyle w:val="Compact"/>
+              <w:jc w:val="left"/>
+            </w:pPr>
+            <w:r>
+              <w:t xml:space="preserve">18</w:t>
+            </w:r>
+          </w:p>
+        </w:tc>
+        <w:tc>
+          <w:tcPr/>
+          <w:p>
+            <w:pPr>
+              <w:pStyle w:val="Compact"/>
+              <w:jc w:val="left"/>
+            </w:pPr>
+            <w:r>
+              <w:t xml:space="preserve">A</w:t>
+            </w:r>
+          </w:p>
+        </w:tc>
+        <w:tc>
+          <w:tcPr/>
+          <w:p>
+            <w:pPr>
+              <w:pStyle w:val="Compact"/>
+              <w:jc w:val="left"/>
+            </w:pPr>
+            <w:r>
+              <w:t xml:space="preserve">劉備三訪諸葛亮。</w:t>
+            </w:r>
+          </w:p>
+        </w:tc>
+      </w:tr>
+      <w:tr>
+        <w:tc>
+          <w:tcPr/>
+          <w:p>
+            <w:pPr>
+              <w:pStyle w:val="Compact"/>
+              <w:jc w:val="left"/>
+            </w:pPr>
+            <w:r>
+              <w:t xml:space="preserve">19</w:t>
+            </w:r>
+          </w:p>
+        </w:tc>
+        <w:tc>
+          <w:tcPr/>
+          <w:p>
+            <w:pPr>
+              <w:pStyle w:val="Compact"/>
+              <w:jc w:val="left"/>
+            </w:pPr>
+            <w:r>
+              <w:t xml:space="preserve">B</w:t>
+            </w:r>
+          </w:p>
+        </w:tc>
+        <w:tc>
+          <w:tcPr/>
+          <w:p>
+            <w:pPr>
+              <w:pStyle w:val="Compact"/>
+              <w:jc w:val="left"/>
+            </w:pPr>
+            <w:r>
+              <w:t xml:space="preserve">為人真誠篤實，自然感召人心。</w:t>
+            </w:r>
+          </w:p>
+        </w:tc>
+      </w:tr>
+      <w:tr>
+        <w:tc>
+          <w:tcPr/>
+          <w:p>
+            <w:pPr>
+              <w:pStyle w:val="Compact"/>
+              <w:jc w:val="left"/>
+            </w:pPr>
+            <w:r>
+              <w:t xml:space="preserve">20</w:t>
+            </w:r>
+          </w:p>
+        </w:tc>
+        <w:tc>
+          <w:tcPr/>
+          <w:p>
+            <w:pPr>
+              <w:pStyle w:val="Compact"/>
+              <w:jc w:val="left"/>
+            </w:pPr>
+            <w:r>
+              <w:t xml:space="preserve">B</w:t>
+            </w:r>
+          </w:p>
+        </w:tc>
+        <w:tc>
+          <w:tcPr/>
+          <w:p>
+            <w:pPr>
+              <w:pStyle w:val="Compact"/>
+              <w:jc w:val="left"/>
+            </w:pPr>
+            <w:r>
+              <w:t xml:space="preserve">及時補救。</w:t>
+            </w:r>
+          </w:p>
+        </w:tc>
+      </w:tr>
+      <w:tr>
+        <w:tc>
+          <w:tcPr/>
+          <w:p>
+            <w:pPr>
+              <w:pStyle w:val="Compact"/>
+              <w:jc w:val="left"/>
+            </w:pPr>
+            <w:r>
+              <w:t xml:space="preserve">21</w:t>
+            </w:r>
+          </w:p>
+        </w:tc>
+        <w:tc>
+          <w:tcPr/>
+          <w:p>
+            <w:pPr>
+              <w:pStyle w:val="Compact"/>
+              <w:jc w:val="left"/>
+            </w:pPr>
+            <w:r>
+              <w:t xml:space="preserve">D</w:t>
+            </w:r>
+          </w:p>
+        </w:tc>
+        <w:tc>
+          <w:tcPr/>
+          <w:p>
+            <w:pPr>
+              <w:pStyle w:val="Compact"/>
+              <w:jc w:val="left"/>
+            </w:pPr>
+            <w:r>
               <w:t xml:space="preserve">兒子哭著要跟母親去市集。</w:t>
             </w:r>
           </w:p>
@@ -4363,7 +8261,7 @@
               <w:jc w:val="left"/>
             </w:pPr>
             <w:r>
-              <w:t xml:space="preserve">2</w:t>
+              <w:t xml:space="preserve">22</w:t>
             </w:r>
           </w:p>
         </w:tc>
@@ -4401,7 +8299,83 @@
               <w:jc w:val="left"/>
             </w:pPr>
             <w:r>
-              <w:t xml:space="preserve">3</w:t>
+              <w:t xml:space="preserve">23</w:t>
+            </w:r>
+          </w:p>
+        </w:tc>
+        <w:tc>
+          <w:tcPr/>
+          <w:p>
+            <w:pPr>
+              <w:pStyle w:val="Compact"/>
+              <w:jc w:val="left"/>
+            </w:pPr>
+            <w:r>
+              <w:t xml:space="preserve">D</w:t>
+            </w:r>
+          </w:p>
+        </w:tc>
+        <w:tc>
+          <w:tcPr/>
+          <w:p>
+            <w:pPr>
+              <w:pStyle w:val="Compact"/>
+              <w:jc w:val="left"/>
+            </w:pPr>
+            <w:r>
+              <w:t xml:space="preserve">曾子以身作則，言行一致。</w:t>
+            </w:r>
+          </w:p>
+        </w:tc>
+      </w:tr>
+      <w:tr>
+        <w:tc>
+          <w:tcPr/>
+          <w:p>
+            <w:pPr>
+              <w:pStyle w:val="Compact"/>
+              <w:jc w:val="left"/>
+            </w:pPr>
+            <w:r>
+              <w:t xml:space="preserve">24</w:t>
+            </w:r>
+          </w:p>
+        </w:tc>
+        <w:tc>
+          <w:tcPr/>
+          <w:p>
+            <w:pPr>
+              <w:pStyle w:val="Compact"/>
+              <w:jc w:val="left"/>
+            </w:pPr>
+            <w:r>
+              <w:t xml:space="preserve">C</w:t>
+            </w:r>
+          </w:p>
+        </w:tc>
+        <w:tc>
+          <w:tcPr/>
+          <w:p>
+            <w:pPr>
+              <w:pStyle w:val="Compact"/>
+              <w:jc w:val="left"/>
+            </w:pPr>
+            <w:r>
+              <w:t xml:space="preserve">前「子」＝你，指曾子的妻子；後「子」指兒子。</w:t>
+            </w:r>
+          </w:p>
+        </w:tc>
+      </w:tr>
+      <w:tr>
+        <w:tc>
+          <w:tcPr/>
+          <w:p>
+            <w:pPr>
+              <w:pStyle w:val="Compact"/>
+              <w:jc w:val="left"/>
+            </w:pPr>
+            <w:r>
+              <w:t xml:space="preserve">25</w:t>
             </w:r>
           </w:p>
         </w:tc>
@@ -4439,7 +8413,7 @@
               <w:jc w:val="left"/>
             </w:pPr>
             <w:r>
-              <w:t xml:space="preserve">4</w:t>
+              <w:t xml:space="preserve">26</w:t>
             </w:r>
           </w:p>
         </w:tc>
@@ -4477,7 +8451,45 @@
               <w:jc w:val="left"/>
             </w:pPr>
             <w:r>
-              <w:t xml:space="preserve">5</w:t>
+              <w:t xml:space="preserve">27</w:t>
+            </w:r>
+          </w:p>
+        </w:tc>
+        <w:tc>
+          <w:tcPr/>
+          <w:p>
+            <w:pPr>
+              <w:pStyle w:val="Compact"/>
+              <w:jc w:val="left"/>
+            </w:pPr>
+            <w:r>
+              <w:t xml:space="preserve">B</w:t>
+            </w:r>
+          </w:p>
+        </w:tc>
+        <w:tc>
+          <w:tcPr/>
+          <w:p>
+            <w:pPr>
+              <w:pStyle w:val="Compact"/>
+              <w:jc w:val="left"/>
+            </w:pPr>
+            <w:r>
+              <w:t xml:space="preserve">眉曰：我雖無用，亦如世有賓客。</w:t>
+            </w:r>
+          </w:p>
+        </w:tc>
+      </w:tr>
+      <w:tr>
+        <w:tc>
+          <w:tcPr/>
+          <w:p>
+            <w:pPr>
+              <w:pStyle w:val="Compact"/>
+              <w:jc w:val="left"/>
+            </w:pPr>
+            <w:r>
+              <w:t xml:space="preserve">28</w:t>
             </w:r>
           </w:p>
         </w:tc>
@@ -4501,6 +8513,44 @@
               <w:jc w:val="left"/>
             </w:pPr>
             <w:r>
+              <w:t xml:space="preserve">口鼻眼眉各有長短，缺一不可。</w:t>
+            </w:r>
+          </w:p>
+        </w:tc>
+      </w:tr>
+      <w:tr>
+        <w:tc>
+          <w:tcPr/>
+          <w:p>
+            <w:pPr>
+              <w:pStyle w:val="Compact"/>
+              <w:jc w:val="left"/>
+            </w:pPr>
+            <w:r>
+              <w:t xml:space="preserve">29</w:t>
+            </w:r>
+          </w:p>
+        </w:tc>
+        <w:tc>
+          <w:tcPr/>
+          <w:p>
+            <w:pPr>
+              <w:pStyle w:val="Compact"/>
+              <w:jc w:val="left"/>
+            </w:pPr>
+            <w:r>
+              <w:t xml:space="preserve">D</w:t>
+            </w:r>
+          </w:p>
+        </w:tc>
+        <w:tc>
+          <w:tcPr/>
+          <w:p>
+            <w:pPr>
+              <w:pStyle w:val="Compact"/>
+              <w:jc w:val="left"/>
+            </w:pPr>
+            <w:r>
               <w:t xml:space="preserve">以晚年之光勉勵少壯者。</w:t>
             </w:r>
           </w:p>
@@ -4515,7 +8565,7 @@
               <w:jc w:val="left"/>
             </w:pPr>
             <w:r>
-              <w:t xml:space="preserve">6</w:t>
+              <w:t xml:space="preserve">30</w:t>
             </w:r>
           </w:p>
         </w:tc>
@@ -4553,7 +8603,7 @@
               <w:jc w:val="left"/>
             </w:pPr>
             <w:r>
-              <w:t xml:space="preserve">7</w:t>
+              <w:t xml:space="preserve">31</w:t>
             </w:r>
           </w:p>
         </w:tc>
@@ -4591,7 +8641,45 @@
               <w:jc w:val="left"/>
             </w:pPr>
             <w:r>
-              <w:t xml:space="preserve">8</w:t>
+              <w:t xml:space="preserve">32</w:t>
+            </w:r>
+          </w:p>
+        </w:tc>
+        <w:tc>
+          <w:tcPr/>
+          <w:p>
+            <w:pPr>
+              <w:pStyle w:val="Compact"/>
+              <w:jc w:val="left"/>
+            </w:pPr>
+            <w:r>
+              <w:t xml:space="preserve">A</w:t>
+            </w:r>
+          </w:p>
+        </w:tc>
+        <w:tc>
+          <w:tcPr/>
+          <w:p>
+            <w:pPr>
+              <w:pStyle w:val="Compact"/>
+              <w:jc w:val="left"/>
+            </w:pPr>
+            <w:r>
+              <w:t xml:space="preserve">壹似＝實在像；重有憂＝有重重憂愁。</w:t>
+            </w:r>
+          </w:p>
+        </w:tc>
+      </w:tr>
+      <w:tr>
+        <w:tc>
+          <w:tcPr/>
+          <w:p>
+            <w:pPr>
+              <w:pStyle w:val="Compact"/>
+              <w:jc w:val="left"/>
+            </w:pPr>
+            <w:r>
+              <w:t xml:space="preserve">33</w:t>
             </w:r>
           </w:p>
         </w:tc>
@@ -4615,6 +8703,44 @@
               <w:jc w:val="left"/>
             </w:pPr>
             <w:r>
+              <w:t xml:space="preserve">苛政猛於虎也。</w:t>
+            </w:r>
+          </w:p>
+        </w:tc>
+      </w:tr>
+      <w:tr>
+        <w:tc>
+          <w:tcPr/>
+          <w:p>
+            <w:pPr>
+              <w:pStyle w:val="Compact"/>
+              <w:jc w:val="left"/>
+            </w:pPr>
+            <w:r>
+              <w:t xml:space="preserve">34</w:t>
+            </w:r>
+          </w:p>
+        </w:tc>
+        <w:tc>
+          <w:tcPr/>
+          <w:p>
+            <w:pPr>
+              <w:pStyle w:val="Compact"/>
+              <w:jc w:val="left"/>
+            </w:pPr>
+            <w:r>
+              <w:t xml:space="preserve">B</w:t>
+            </w:r>
+          </w:p>
+        </w:tc>
+        <w:tc>
+          <w:tcPr/>
+          <w:p>
+            <w:pPr>
+              <w:pStyle w:val="Compact"/>
+              <w:jc w:val="left"/>
+            </w:pPr>
+            <w:r>
               <w:t xml:space="preserve">先畫成者飲此酒。</w:t>
             </w:r>
           </w:p>
@@ -4629,7 +8755,7 @@
               <w:jc w:val="left"/>
             </w:pPr>
             <w:r>
-              <w:t xml:space="preserve">9</w:t>
+              <w:t xml:space="preserve">35</w:t>
             </w:r>
           </w:p>
         </w:tc>
@@ -4667,7 +8793,45 @@
               <w:jc w:val="left"/>
             </w:pPr>
             <w:r>
-              <w:t xml:space="preserve">10</w:t>
+              <w:t xml:space="preserve">36</w:t>
+            </w:r>
+          </w:p>
+        </w:tc>
+        <w:tc>
+          <w:tcPr/>
+          <w:p>
+            <w:pPr>
+              <w:pStyle w:val="Compact"/>
+              <w:jc w:val="left"/>
+            </w:pPr>
+            <w:r>
+              <w:t xml:space="preserve">B</w:t>
+            </w:r>
+          </w:p>
+        </w:tc>
+        <w:tc>
+          <w:tcPr/>
+          <w:p>
+            <w:pPr>
+              <w:pStyle w:val="Compact"/>
+              <w:jc w:val="left"/>
+            </w:pPr>
+            <w:r>
+              <w:t xml:space="preserve">第二人奪卮飲酒。</w:t>
+            </w:r>
+          </w:p>
+        </w:tc>
+      </w:tr>
+      <w:tr>
+        <w:tc>
+          <w:tcPr/>
+          <w:p>
+            <w:pPr>
+              <w:pStyle w:val="Compact"/>
+              <w:jc w:val="left"/>
+            </w:pPr>
+            <w:r>
+              <w:t xml:space="preserve">37</w:t>
             </w:r>
           </w:p>
         </w:tc>
@@ -4691,6 +8855,44 @@
               <w:jc w:val="left"/>
             </w:pPr>
             <w:r>
+              <w:t xml:space="preserve">蛇固無足，子安能為之足。</w:t>
+            </w:r>
+          </w:p>
+        </w:tc>
+      </w:tr>
+      <w:tr>
+        <w:tc>
+          <w:tcPr/>
+          <w:p>
+            <w:pPr>
+              <w:pStyle w:val="Compact"/>
+              <w:jc w:val="left"/>
+            </w:pPr>
+            <w:r>
+              <w:t xml:space="preserve">38</w:t>
+            </w:r>
+          </w:p>
+        </w:tc>
+        <w:tc>
+          <w:tcPr/>
+          <w:p>
+            <w:pPr>
+              <w:pStyle w:val="Compact"/>
+              <w:jc w:val="left"/>
+            </w:pPr>
+            <w:r>
+              <w:t xml:space="preserve">D</w:t>
+            </w:r>
+          </w:p>
+        </w:tc>
+        <w:tc>
+          <w:tcPr/>
+          <w:p>
+            <w:pPr>
+              <w:pStyle w:val="Compact"/>
+              <w:jc w:val="left"/>
+            </w:pPr>
+            <w:r>
               <w:t xml:space="preserve">伯牙志在高山、流水，子期皆能聽出。</w:t>
             </w:r>
           </w:p>
@@ -4705,7 +8907,7 @@
               <w:jc w:val="left"/>
             </w:pPr>
             <w:r>
-              <w:t xml:space="preserve">11</w:t>
+              <w:t xml:space="preserve">39</w:t>
             </w:r>
           </w:p>
         </w:tc>
@@ -4743,7 +8945,7 @@
               <w:jc w:val="left"/>
             </w:pPr>
             <w:r>
-              <w:t xml:space="preserve">12</w:t>
+              <w:t xml:space="preserve">40</w:t>
             </w:r>
           </w:p>
         </w:tc>
@@ -4767,6 +8969,82 @@
               <w:jc w:val="left"/>
             </w:pPr>
             <w:r>
+              <w:t xml:space="preserve">以為世無足復為鼓琴者。</w:t>
+            </w:r>
+          </w:p>
+        </w:tc>
+      </w:tr>
+      <w:tr>
+        <w:tc>
+          <w:tcPr/>
+          <w:p>
+            <w:pPr>
+              <w:pStyle w:val="Compact"/>
+              <w:jc w:val="left"/>
+            </w:pPr>
+            <w:r>
+              <w:t xml:space="preserve">41</w:t>
+            </w:r>
+          </w:p>
+        </w:tc>
+        <w:tc>
+          <w:tcPr/>
+          <w:p>
+            <w:pPr>
+              <w:pStyle w:val="Compact"/>
+              <w:jc w:val="left"/>
+            </w:pPr>
+            <w:r>
+              <w:t xml:space="preserve">B</w:t>
+            </w:r>
+          </w:p>
+        </w:tc>
+        <w:tc>
+          <w:tcPr/>
+          <w:p>
+            <w:pPr>
+              <w:pStyle w:val="Compact"/>
+              <w:jc w:val="left"/>
+            </w:pPr>
+            <w:r>
+              <w:t xml:space="preserve">比喻知音難遇。</w:t>
+            </w:r>
+          </w:p>
+        </w:tc>
+      </w:tr>
+      <w:tr>
+        <w:tc>
+          <w:tcPr/>
+          <w:p>
+            <w:pPr>
+              <w:pStyle w:val="Compact"/>
+              <w:jc w:val="left"/>
+            </w:pPr>
+            <w:r>
+              <w:t xml:space="preserve">42</w:t>
+            </w:r>
+          </w:p>
+        </w:tc>
+        <w:tc>
+          <w:tcPr/>
+          <w:p>
+            <w:pPr>
+              <w:pStyle w:val="Compact"/>
+              <w:jc w:val="left"/>
+            </w:pPr>
+            <w:r>
+              <w:t xml:space="preserve">C</w:t>
+            </w:r>
+          </w:p>
+        </w:tc>
+        <w:tc>
+          <w:tcPr/>
+          <w:p>
+            <w:pPr>
+              <w:pStyle w:val="Compact"/>
+              <w:jc w:val="left"/>
+            </w:pPr>
+            <w:r>
               <w:t xml:space="preserve">感謝楊震先前的薦舉。</w:t>
             </w:r>
           </w:p>
@@ -4781,7 +9059,7 @@
               <w:jc w:val="left"/>
             </w:pPr>
             <w:r>
-              <w:t xml:space="preserve">13</w:t>
+              <w:t xml:space="preserve">43</w:t>
             </w:r>
           </w:p>
         </w:tc>
@@ -4819,7 +9097,83 @@
               <w:jc w:val="left"/>
             </w:pPr>
             <w:r>
-              <w:t xml:space="preserve">14</w:t>
+              <w:t xml:space="preserve">44</w:t>
+            </w:r>
+          </w:p>
+        </w:tc>
+        <w:tc>
+          <w:tcPr/>
+          <w:p>
+            <w:pPr>
+              <w:pStyle w:val="Compact"/>
+              <w:jc w:val="left"/>
+            </w:pPr>
+            <w:r>
+              <w:t xml:space="preserve">A</w:t>
+            </w:r>
+          </w:p>
+        </w:tc>
+        <w:tc>
+          <w:tcPr/>
+          <w:p>
+            <w:pPr>
+              <w:pStyle w:val="Compact"/>
+              <w:jc w:val="left"/>
+            </w:pPr>
+            <w:r>
+              <w:t xml:space="preserve">楊震自稱，意思是我了解你，你卻不了解我。</w:t>
+            </w:r>
+          </w:p>
+        </w:tc>
+      </w:tr>
+      <w:tr>
+        <w:tc>
+          <w:tcPr/>
+          <w:p>
+            <w:pPr>
+              <w:pStyle w:val="Compact"/>
+              <w:jc w:val="left"/>
+            </w:pPr>
+            <w:r>
+              <w:t xml:space="preserve">45</w:t>
+            </w:r>
+          </w:p>
+        </w:tc>
+        <w:tc>
+          <w:tcPr/>
+          <w:p>
+            <w:pPr>
+              <w:pStyle w:val="Compact"/>
+              <w:jc w:val="left"/>
+            </w:pPr>
+            <w:r>
+              <w:t xml:space="preserve">D</w:t>
+            </w:r>
+          </w:p>
+        </w:tc>
+        <w:tc>
+          <w:tcPr/>
+          <w:p>
+            <w:pPr>
+              <w:pStyle w:val="Compact"/>
+              <w:jc w:val="left"/>
+            </w:pPr>
+            <w:r>
+              <w:t xml:space="preserve">四知拒賄，清廉不取。</w:t>
+            </w:r>
+          </w:p>
+        </w:tc>
+      </w:tr>
+      <w:tr>
+        <w:tc>
+          <w:tcPr/>
+          <w:p>
+            <w:pPr>
+              <w:pStyle w:val="Compact"/>
+              <w:jc w:val="left"/>
+            </w:pPr>
+            <w:r>
+              <w:t xml:space="preserve">46</w:t>
             </w:r>
           </w:p>
         </w:tc>
@@ -4857,7 +9211,7 @@
               <w:jc w:val="left"/>
             </w:pPr>
             <w:r>
-              <w:t xml:space="preserve">15</w:t>
+              <w:t xml:space="preserve">47</w:t>
             </w:r>
           </w:p>
         </w:tc>
@@ -4881,6 +9235,82 @@
               <w:jc w:val="left"/>
             </w:pPr>
             <w:r>
+              <w:t xml:space="preserve">預浩知西北風會把塔吹正，故意使塔稍斜。</w:t>
+            </w:r>
+          </w:p>
+        </w:tc>
+      </w:tr>
+      <w:tr>
+        <w:tc>
+          <w:tcPr/>
+          <w:p>
+            <w:pPr>
+              <w:pStyle w:val="Compact"/>
+              <w:jc w:val="left"/>
+            </w:pPr>
+            <w:r>
+              <w:t xml:space="preserve">48</w:t>
+            </w:r>
+          </w:p>
+        </w:tc>
+        <w:tc>
+          <w:tcPr/>
+          <w:p>
+            <w:pPr>
+              <w:pStyle w:val="Compact"/>
+              <w:jc w:val="left"/>
+            </w:pPr>
+            <w:r>
+              <w:t xml:space="preserve">A</w:t>
+            </w:r>
+          </w:p>
+        </w:tc>
+        <w:tc>
+          <w:tcPr/>
+          <w:p>
+            <w:pPr>
+              <w:pStyle w:val="Compact"/>
+              <w:jc w:val="left"/>
+            </w:pPr>
+            <w:r>
+              <w:t xml:space="preserve">預浩考慮風向與地形。</w:t>
+            </w:r>
+          </w:p>
+        </w:tc>
+      </w:tr>
+      <w:tr>
+        <w:tc>
+          <w:tcPr/>
+          <w:p>
+            <w:pPr>
+              <w:pStyle w:val="Compact"/>
+              <w:jc w:val="left"/>
+            </w:pPr>
+            <w:r>
+              <w:t xml:space="preserve">49</w:t>
+            </w:r>
+          </w:p>
+        </w:tc>
+        <w:tc>
+          <w:tcPr/>
+          <w:p>
+            <w:pPr>
+              <w:pStyle w:val="Compact"/>
+              <w:jc w:val="left"/>
+            </w:pPr>
+            <w:r>
+              <w:t xml:space="preserve">C</w:t>
+            </w:r>
+          </w:p>
+        </w:tc>
+        <w:tc>
+          <w:tcPr/>
+          <w:p>
+            <w:pPr>
+              <w:pStyle w:val="Compact"/>
+              <w:jc w:val="left"/>
+            </w:pPr>
+            <w:r>
               <w:t xml:space="preserve">以桃李比喻李將軍篤實。</w:t>
             </w:r>
           </w:p>
@@ -4895,7 +9325,7 @@
               <w:jc w:val="left"/>
             </w:pPr>
             <w:r>
-              <w:t xml:space="preserve">16</w:t>
+              <w:t xml:space="preserve">50</w:t>
             </w:r>
           </w:p>
         </w:tc>
@@ -4933,7 +9363,7 @@
               <w:jc w:val="left"/>
             </w:pPr>
             <w:r>
-              <w:t xml:space="preserve">17</w:t>
+              <w:t xml:space="preserve">51</w:t>
             </w:r>
           </w:p>
         </w:tc>
@@ -4957,6 +9387,82 @@
               <w:jc w:val="left"/>
             </w:pPr>
             <w:r>
+              <w:t xml:space="preserve">司馬遷說他悛悛如鄙人。</w:t>
+            </w:r>
+          </w:p>
+        </w:tc>
+      </w:tr>
+      <w:tr>
+        <w:tc>
+          <w:tcPr/>
+          <w:p>
+            <w:pPr>
+              <w:pStyle w:val="Compact"/>
+              <w:jc w:val="left"/>
+            </w:pPr>
+            <w:r>
+              <w:t xml:space="preserve">52</w:t>
+            </w:r>
+          </w:p>
+        </w:tc>
+        <w:tc>
+          <w:tcPr/>
+          <w:p>
+            <w:pPr>
+              <w:pStyle w:val="Compact"/>
+              <w:jc w:val="left"/>
+            </w:pPr>
+            <w:r>
+              <w:t xml:space="preserve">C</w:t>
+            </w:r>
+          </w:p>
+        </w:tc>
+        <w:tc>
+          <w:tcPr/>
+          <w:p>
+            <w:pPr>
+              <w:pStyle w:val="Compact"/>
+              <w:jc w:val="left"/>
+            </w:pPr>
+            <w:r>
+              <w:t xml:space="preserve">不能道辭＝不善於說話。</w:t>
+            </w:r>
+          </w:p>
+        </w:tc>
+      </w:tr>
+      <w:tr>
+        <w:tc>
+          <w:tcPr/>
+          <w:p>
+            <w:pPr>
+              <w:pStyle w:val="Compact"/>
+              <w:jc w:val="left"/>
+            </w:pPr>
+            <w:r>
+              <w:t xml:space="preserve">53</w:t>
+            </w:r>
+          </w:p>
+        </w:tc>
+        <w:tc>
+          <w:tcPr/>
+          <w:p>
+            <w:pPr>
+              <w:pStyle w:val="Compact"/>
+              <w:jc w:val="left"/>
+            </w:pPr>
+            <w:r>
+              <w:t xml:space="preserve">A</w:t>
+            </w:r>
+          </w:p>
+        </w:tc>
+        <w:tc>
+          <w:tcPr/>
+          <w:p>
+            <w:pPr>
+              <w:pStyle w:val="Compact"/>
+              <w:jc w:val="left"/>
+            </w:pPr>
+            <w:r>
               <w:t xml:space="preserve">馴＝順從。</w:t>
             </w:r>
           </w:p>
@@ -4971,7 +9477,7 @@
               <w:jc w:val="left"/>
             </w:pPr>
             <w:r>
-              <w:t xml:space="preserve">18</w:t>
+              <w:t xml:space="preserve">54</w:t>
             </w:r>
           </w:p>
         </w:tc>
@@ -5009,7 +9515,7 @@
               <w:jc w:val="left"/>
             </w:pPr>
             <w:r>
-              <w:t xml:space="preserve">19</w:t>
+              <w:t xml:space="preserve">55</w:t>
             </w:r>
           </w:p>
         </w:tc>
@@ -5038,10 +9544,48 @@
           </w:p>
         </w:tc>
       </w:tr>
+      <w:tr>
+        <w:tc>
+          <w:tcPr/>
+          <w:p>
+            <w:pPr>
+              <w:pStyle w:val="Compact"/>
+              <w:jc w:val="left"/>
+            </w:pPr>
+            <w:r>
+              <w:t xml:space="preserve">56</w:t>
+            </w:r>
+          </w:p>
+        </w:tc>
+        <w:tc>
+          <w:tcPr/>
+          <w:p>
+            <w:pPr>
+              <w:pStyle w:val="Compact"/>
+              <w:jc w:val="left"/>
+            </w:pPr>
+            <w:r>
+              <w:t xml:space="preserve">C</w:t>
+            </w:r>
+          </w:p>
+        </w:tc>
+        <w:tc>
+          <w:tcPr/>
+          <w:p>
+            <w:pPr>
+              <w:pStyle w:val="Compact"/>
+              <w:jc w:val="left"/>
+            </w:pPr>
+            <w:r>
+              <w:t xml:space="preserve">三＋四＝四＋三＝七。</w:t>
+            </w:r>
+          </w:p>
+        </w:tc>
+      </w:tr>
     </w:tbl>
-    <w:bookmarkEnd w:id="47"/>
-    <w:bookmarkEnd w:id="48"/>
-    <w:bookmarkEnd w:id="49"/>
+    <w:bookmarkEnd w:id="50"/>
+    <w:bookmarkEnd w:id="51"/>
+    <w:bookmarkEnd w:id="52"/>
     <w:sectPr/>
   </w:body>
 </w:document>
@@ -5343,7 +9887,34 @@
     </w:lvlOverride>
   </w:num>
   <w:num w:numId="1002">
-    <w:abstractNumId w:val="991"/>
+    <w:abstractNumId w:val="99201"/>
+    <w:lvlOverride w:ilvl="0">
+      <w:startOverride w:val="1"/>
+    </w:lvlOverride>
+    <w:lvlOverride w:ilvl="1">
+      <w:startOverride w:val="1"/>
+    </w:lvlOverride>
+    <w:lvlOverride w:ilvl="2">
+      <w:startOverride w:val="1"/>
+    </w:lvlOverride>
+    <w:lvlOverride w:ilvl="3">
+      <w:startOverride w:val="1"/>
+    </w:lvlOverride>
+    <w:lvlOverride w:ilvl="4">
+      <w:startOverride w:val="1"/>
+    </w:lvlOverride>
+    <w:lvlOverride w:ilvl="5">
+      <w:startOverride w:val="1"/>
+    </w:lvlOverride>
+    <w:lvlOverride w:ilvl="6">
+      <w:startOverride w:val="1"/>
+    </w:lvlOverride>
+    <w:lvlOverride w:ilvl="7">
+      <w:startOverride w:val="1"/>
+    </w:lvlOverride>
+    <w:lvlOverride w:ilvl="8">
+      <w:startOverride w:val="1"/>
+    </w:lvlOverride>
   </w:num>
   <w:num w:numId="1003">
     <w:abstractNumId w:val="991"/>
@@ -5382,7 +9953,34 @@
     <w:abstractNumId w:val="991"/>
   </w:num>
   <w:num w:numId="1015">
-    <w:abstractNumId w:val="991"/>
+    <w:abstractNumId w:val="99201"/>
+    <w:lvlOverride w:ilvl="0">
+      <w:startOverride w:val="1"/>
+    </w:lvlOverride>
+    <w:lvlOverride w:ilvl="1">
+      <w:startOverride w:val="1"/>
+    </w:lvlOverride>
+    <w:lvlOverride w:ilvl="2">
+      <w:startOverride w:val="1"/>
+    </w:lvlOverride>
+    <w:lvlOverride w:ilvl="3">
+      <w:startOverride w:val="1"/>
+    </w:lvlOverride>
+    <w:lvlOverride w:ilvl="4">
+      <w:startOverride w:val="1"/>
+    </w:lvlOverride>
+    <w:lvlOverride w:ilvl="5">
+      <w:startOverride w:val="1"/>
+    </w:lvlOverride>
+    <w:lvlOverride w:ilvl="6">
+      <w:startOverride w:val="1"/>
+    </w:lvlOverride>
+    <w:lvlOverride w:ilvl="7">
+      <w:startOverride w:val="1"/>
+    </w:lvlOverride>
+    <w:lvlOverride w:ilvl="8">
+      <w:startOverride w:val="1"/>
+    </w:lvlOverride>
   </w:num>
   <w:num w:numId="1016">
     <w:abstractNumId w:val="991"/>
@@ -5397,6 +9995,153 @@
     <w:abstractNumId w:val="991"/>
   </w:num>
   <w:num w:numId="1020">
+    <w:abstractNumId w:val="991"/>
+  </w:num>
+  <w:num w:numId="1021">
+    <w:abstractNumId w:val="991"/>
+  </w:num>
+  <w:num w:numId="1022">
+    <w:abstractNumId w:val="991"/>
+  </w:num>
+  <w:num w:numId="1023">
+    <w:abstractNumId w:val="991"/>
+  </w:num>
+  <w:num w:numId="1024">
+    <w:abstractNumId w:val="99201"/>
+    <w:lvlOverride w:ilvl="0">
+      <w:startOverride w:val="1"/>
+    </w:lvlOverride>
+    <w:lvlOverride w:ilvl="1">
+      <w:startOverride w:val="1"/>
+    </w:lvlOverride>
+    <w:lvlOverride w:ilvl="2">
+      <w:startOverride w:val="1"/>
+    </w:lvlOverride>
+    <w:lvlOverride w:ilvl="3">
+      <w:startOverride w:val="1"/>
+    </w:lvlOverride>
+    <w:lvlOverride w:ilvl="4">
+      <w:startOverride w:val="1"/>
+    </w:lvlOverride>
+    <w:lvlOverride w:ilvl="5">
+      <w:startOverride w:val="1"/>
+    </w:lvlOverride>
+    <w:lvlOverride w:ilvl="6">
+      <w:startOverride w:val="1"/>
+    </w:lvlOverride>
+    <w:lvlOverride w:ilvl="7">
+      <w:startOverride w:val="1"/>
+    </w:lvlOverride>
+    <w:lvlOverride w:ilvl="8">
+      <w:startOverride w:val="1"/>
+    </w:lvlOverride>
+  </w:num>
+  <w:num w:numId="1025">
+    <w:abstractNumId w:val="991"/>
+  </w:num>
+  <w:num w:numId="1026">
+    <w:abstractNumId w:val="991"/>
+  </w:num>
+  <w:num w:numId="1027">
+    <w:abstractNumId w:val="991"/>
+  </w:num>
+  <w:num w:numId="1028">
+    <w:abstractNumId w:val="991"/>
+  </w:num>
+  <w:num w:numId="1029">
+    <w:abstractNumId w:val="991"/>
+  </w:num>
+  <w:num w:numId="1030">
+    <w:abstractNumId w:val="991"/>
+  </w:num>
+  <w:num w:numId="1031">
+    <w:abstractNumId w:val="991"/>
+  </w:num>
+  <w:num w:numId="1032">
+    <w:abstractNumId w:val="991"/>
+  </w:num>
+  <w:num w:numId="1033">
+    <w:abstractNumId w:val="991"/>
+  </w:num>
+  <w:num w:numId="1034">
+    <w:abstractNumId w:val="991"/>
+  </w:num>
+  <w:num w:numId="1035">
+    <w:abstractNumId w:val="991"/>
+  </w:num>
+  <w:num w:numId="1036">
+    <w:abstractNumId w:val="991"/>
+  </w:num>
+  <w:num w:numId="1037">
+    <w:abstractNumId w:val="991"/>
+  </w:num>
+  <w:num w:numId="1038">
+    <w:abstractNumId w:val="991"/>
+  </w:num>
+  <w:num w:numId="1039">
+    <w:abstractNumId w:val="991"/>
+  </w:num>
+  <w:num w:numId="1040">
+    <w:abstractNumId w:val="991"/>
+  </w:num>
+  <w:num w:numId="1041">
+    <w:abstractNumId w:val="991"/>
+  </w:num>
+  <w:num w:numId="1042">
+    <w:abstractNumId w:val="991"/>
+  </w:num>
+  <w:num w:numId="1043">
+    <w:abstractNumId w:val="991"/>
+  </w:num>
+  <w:num w:numId="1044">
+    <w:abstractNumId w:val="991"/>
+  </w:num>
+  <w:num w:numId="1045">
+    <w:abstractNumId w:val="991"/>
+  </w:num>
+  <w:num w:numId="1046">
+    <w:abstractNumId w:val="991"/>
+  </w:num>
+  <w:num w:numId="1047">
+    <w:abstractNumId w:val="991"/>
+  </w:num>
+  <w:num w:numId="1048">
+    <w:abstractNumId w:val="991"/>
+  </w:num>
+  <w:num w:numId="1049">
+    <w:abstractNumId w:val="991"/>
+  </w:num>
+  <w:num w:numId="1050">
+    <w:abstractNumId w:val="991"/>
+  </w:num>
+  <w:num w:numId="1051">
+    <w:abstractNumId w:val="991"/>
+  </w:num>
+  <w:num w:numId="1052">
+    <w:abstractNumId w:val="991"/>
+  </w:num>
+  <w:num w:numId="1053">
+    <w:abstractNumId w:val="991"/>
+  </w:num>
+  <w:num w:numId="1054">
+    <w:abstractNumId w:val="991"/>
+  </w:num>
+  <w:num w:numId="1055">
+    <w:abstractNumId w:val="991"/>
+  </w:num>
+  <w:num w:numId="1056">
+    <w:abstractNumId w:val="991"/>
+  </w:num>
+  <w:num w:numId="1057">
+    <w:abstractNumId w:val="991"/>
+  </w:num>
+  <w:num w:numId="1058">
+    <w:abstractNumId w:val="991"/>
+  </w:num>
+  <w:num w:numId="1059">
+    <w:abstractNumId w:val="991"/>
+  </w:num>
+  <w:num w:numId="1060">
     <w:abstractNumId w:val="991"/>
   </w:num>
 </w:numbering>

--- a/古文今讀101-110.docx
+++ b/古文今讀101-110.docx
@@ -289,23 +289,6 @@
               <w:t xml:space="preserve">奮不「顧」身</w:t>
             </w:r>
           </w:p>
-        </w:tc>
-      </w:tr>
-      <w:tr>
-        <w:tc>
-          <w:tcPr/>
-          <w:p>
-            <w:pPr>
-              <w:pStyle w:val="Compact"/>
-              <w:jc w:val="left"/>
-            </w:pPr>
-            <w:r>
-              <w:t xml:space="preserve">注意這個卻忽略那個</w:t>
-            </w:r>
-          </w:p>
-        </w:tc>
-        <w:tc>
-          <w:tcPr/>
           <w:p>
             <w:pPr>
               <w:pStyle w:val="Compact"/>

--- a/古文今讀101-110.docx
+++ b/古文今讀101-110.docx
@@ -234,7 +234,25 @@
               <w:jc w:val="left"/>
             </w:pPr>
             <w:r>
+              <w:t xml:space="preserve">相「顧」一笑</w:t>
+            </w:r>
+          </w:p>
+          <w:p>
+            <w:pPr>
+              <w:pStyle w:val="Compact"/>
+              <w:jc w:val="left"/>
+            </w:pPr>
+            <w:r>
               <w:t xml:space="preserve">環「顧」</w:t>
+            </w:r>
+          </w:p>
+          <w:p>
+            <w:pPr>
+              <w:pStyle w:val="Compact"/>
+              <w:jc w:val="left"/>
+            </w:pPr>
+            <w:r>
+              <w:t xml:space="preserve">左「顧」右盼</w:t>
             </w:r>
           </w:p>
         </w:tc>

--- a/古文今讀101-110.docx
+++ b/古文今讀101-110.docx
@@ -22,7 +22,7 @@
         <w:t xml:space="preserve">課　虛字整理與選擇題</w:t>
       </w:r>
     </w:p>
-    <w:bookmarkStart w:id="52" w:name="古文今讀-第-101110-課"/>
+    <w:bookmarkStart w:id="51" w:name="古文今讀-第-101110-課"/>
     <w:p>
       <w:pPr>
         <w:pStyle w:val="Heading1"/>
@@ -119,7 +119,7 @@
         </w:r>
       </w:hyperlink>
     </w:p>
-    <w:bookmarkStart w:id="30" w:name="handout"/>
+    <w:bookmarkStart w:id="29" w:name="handout"/>
     <w:bookmarkStart w:id="22" w:name="一顧ㄍㄨˋ第101課"/>
     <w:p>
       <w:pPr>
@@ -560,6 +560,32 @@
           </w:p>
         </w:tc>
       </w:tr>
+      <w:tr>
+        <w:tc>
+          <w:tcPr/>
+          <w:p>
+            <w:pPr>
+              <w:pStyle w:val="Compact"/>
+              <w:jc w:val="left"/>
+            </w:pPr>
+            <w:r>
+              <w:t xml:space="preserve">被，介</w:t>
+            </w:r>
+          </w:p>
+        </w:tc>
+        <w:tc>
+          <w:tcPr/>
+          <w:p>
+            <w:pPr>
+              <w:pStyle w:val="Compact"/>
+              <w:jc w:val="left"/>
+            </w:pPr>
+            <w:r>
+              <w:t xml:space="preserve">受制「於」人</w:t>
+            </w:r>
+          </w:p>
+        </w:tc>
+      </w:tr>
     </w:tbl>
     <w:bookmarkEnd w:id="23"/>
     <w:bookmarkStart w:id="24" w:name="三固ㄍㄨˋ第105課"/>
@@ -1107,13 +1133,13 @@
       </w:tr>
     </w:tbl>
     <w:bookmarkEnd w:id="26"/>
-    <w:bookmarkStart w:id="27" w:name="六於-補充被第104課"/>
+    <w:bookmarkStart w:id="27" w:name="六為ㄨㄟˊㄨㄟˋ第107課"/>
     <w:p>
       <w:pPr>
         <w:pStyle w:val="Heading2"/>
       </w:pPr>
       <w:r>
-        <w:t xml:space="preserve">六、於　補充：被（第104課）</w:t>
+        <w:t xml:space="preserve">六、為（ㄨㄟˊ／ㄨㄟˋ）（第107課）</w:t>
       </w:r>
     </w:p>
     <w:tbl>
@@ -1165,6 +1191,58 @@
               <w:jc w:val="left"/>
             </w:pPr>
             <w:r>
+              <w:t xml:space="preserve">擔任，動</w:t>
+            </w:r>
+          </w:p>
+        </w:tc>
+        <w:tc>
+          <w:tcPr/>
+          <w:p>
+            <w:pPr>
+              <w:pStyle w:val="Compact"/>
+              <w:jc w:val="left"/>
+            </w:pPr>
+            <w:r>
+              <w:t xml:space="preserve">王密為昌邑令</w:t>
+            </w:r>
+          </w:p>
+        </w:tc>
+      </w:tr>
+      <w:tr>
+        <w:tc>
+          <w:tcPr/>
+          <w:p>
+            <w:pPr>
+              <w:pStyle w:val="Compact"/>
+              <w:jc w:val="left"/>
+            </w:pPr>
+            <w:r>
+              <w:t xml:space="preserve">是，動</w:t>
+            </w:r>
+          </w:p>
+        </w:tc>
+        <w:tc>
+          <w:tcPr/>
+          <w:p>
+            <w:pPr>
+              <w:pStyle w:val="Compact"/>
+              <w:jc w:val="left"/>
+            </w:pPr>
+            <w:r>
+              <w:t xml:space="preserve">為＝是</w:t>
+            </w:r>
+          </w:p>
+        </w:tc>
+      </w:tr>
+      <w:tr>
+        <w:tc>
+          <w:tcPr/>
+          <w:p>
+            <w:pPr>
+              <w:pStyle w:val="Compact"/>
+              <w:jc w:val="left"/>
+            </w:pPr>
+            <w:r>
               <w:t xml:space="preserve">被，介</w:t>
             </w:r>
           </w:p>
@@ -1177,20 +1255,46 @@
               <w:jc w:val="left"/>
             </w:pPr>
             <w:r>
-              <w:t xml:space="preserve">受制「於」人</w:t>
+              <w:t xml:space="preserve">為所吞</w:t>
+            </w:r>
+          </w:p>
+        </w:tc>
+      </w:tr>
+      <w:tr>
+        <w:tc>
+          <w:tcPr/>
+          <w:p>
+            <w:pPr>
+              <w:pStyle w:val="Compact"/>
+              <w:jc w:val="left"/>
+            </w:pPr>
+            <w:r>
+              <w:t xml:space="preserve">因為，介</w:t>
+            </w:r>
+          </w:p>
+        </w:tc>
+        <w:tc>
+          <w:tcPr/>
+          <w:p>
+            <w:pPr>
+              <w:pStyle w:val="Compact"/>
+              <w:jc w:val="left"/>
+            </w:pPr>
+            <w:r>
+              <w:t xml:space="preserve">為之強</w:t>
             </w:r>
           </w:p>
         </w:tc>
       </w:tr>
     </w:tbl>
     <w:bookmarkEnd w:id="27"/>
-    <w:bookmarkStart w:id="28" w:name="七為ㄨㄟˊㄨㄟˋ第107課"/>
+    <w:bookmarkStart w:id="28" w:name="七舉第107課"/>
     <w:p>
       <w:pPr>
         <w:pStyle w:val="Heading2"/>
       </w:pPr>
       <w:r>
-        <w:t xml:space="preserve">七、為（ㄨㄟˊ／ㄨㄟˋ）（第107課）</w:t>
+        <w:t xml:space="preserve">七、舉（第107課）</w:t>
       </w:r>
     </w:p>
     <w:tbl>
@@ -1242,110 +1346,112 @@
               <w:jc w:val="left"/>
             </w:pPr>
             <w:r>
-              <w:t xml:space="preserve">擔任，動</w:t>
-            </w:r>
-          </w:p>
-        </w:tc>
-        <w:tc>
-          <w:tcPr/>
-          <w:p>
-            <w:pPr>
-              <w:pStyle w:val="Compact"/>
-              <w:jc w:val="left"/>
-            </w:pPr>
-            <w:r>
-              <w:t xml:space="preserve">王密為昌邑令</w:t>
-            </w:r>
-          </w:p>
-        </w:tc>
-      </w:tr>
-      <w:tr>
-        <w:tc>
-          <w:tcPr/>
-          <w:p>
-            <w:pPr>
-              <w:pStyle w:val="Compact"/>
-              <w:jc w:val="left"/>
-            </w:pPr>
-            <w:r>
-              <w:t xml:space="preserve">是，動</w:t>
-            </w:r>
-          </w:p>
-        </w:tc>
-        <w:tc>
-          <w:tcPr/>
-          <w:p>
-            <w:pPr>
-              <w:pStyle w:val="Compact"/>
-              <w:jc w:val="left"/>
-            </w:pPr>
-            <w:r>
-              <w:t xml:space="preserve">為＝是</w:t>
-            </w:r>
-          </w:p>
-        </w:tc>
-      </w:tr>
-      <w:tr>
-        <w:tc>
-          <w:tcPr/>
-          <w:p>
-            <w:pPr>
-              <w:pStyle w:val="Compact"/>
-              <w:jc w:val="left"/>
-            </w:pPr>
-            <w:r>
-              <w:t xml:space="preserve">被，介</w:t>
-            </w:r>
-          </w:p>
-        </w:tc>
-        <w:tc>
-          <w:tcPr/>
-          <w:p>
-            <w:pPr>
-              <w:pStyle w:val="Compact"/>
-              <w:jc w:val="left"/>
-            </w:pPr>
-            <w:r>
-              <w:t xml:space="preserve">為所吞</w:t>
-            </w:r>
-          </w:p>
-        </w:tc>
-      </w:tr>
-      <w:tr>
-        <w:tc>
-          <w:tcPr/>
-          <w:p>
-            <w:pPr>
-              <w:pStyle w:val="Compact"/>
-              <w:jc w:val="left"/>
-            </w:pPr>
-            <w:r>
-              <w:t xml:space="preserve">因為，介</w:t>
-            </w:r>
-          </w:p>
-        </w:tc>
-        <w:tc>
-          <w:tcPr/>
-          <w:p>
-            <w:pPr>
-              <w:pStyle w:val="Compact"/>
-              <w:jc w:val="left"/>
-            </w:pPr>
-            <w:r>
-              <w:t xml:space="preserve">為之強</w:t>
+              <w:t xml:space="preserve">興起、發動</w:t>
+            </w:r>
+          </w:p>
+        </w:tc>
+        <w:tc>
+          <w:tcPr/>
+          <w:p>
+            <w:pPr>
+              <w:pStyle w:val="Compact"/>
+              <w:jc w:val="left"/>
+            </w:pPr>
+            <w:r>
+              <w:t xml:space="preserve">舉義、百廢待舉</w:t>
+            </w:r>
+          </w:p>
+        </w:tc>
+      </w:tr>
+      <w:tr>
+        <w:tc>
+          <w:tcPr/>
+          <w:p>
+            <w:pPr>
+              <w:pStyle w:val="Compact"/>
+              <w:jc w:val="left"/>
+            </w:pPr>
+            <w:r>
+              <w:t xml:space="preserve">全部的、整個的</w:t>
+            </w:r>
+          </w:p>
+        </w:tc>
+        <w:tc>
+          <w:tcPr/>
+          <w:p>
+            <w:pPr>
+              <w:pStyle w:val="Compact"/>
+              <w:jc w:val="left"/>
+            </w:pPr>
+            <w:r>
+              <w:t xml:space="preserve">舉國上下、舉世公認、舉國歡騰</w:t>
+            </w:r>
+          </w:p>
+        </w:tc>
+      </w:tr>
+      <w:tr>
+        <w:tc>
+          <w:tcPr/>
+          <w:p>
+            <w:pPr>
+              <w:pStyle w:val="Compact"/>
+              <w:jc w:val="left"/>
+            </w:pPr>
+            <w:r>
+              <w:t xml:space="preserve">推薦</w:t>
+            </w:r>
+          </w:p>
+        </w:tc>
+        <w:tc>
+          <w:tcPr/>
+          <w:p>
+            <w:pPr>
+              <w:pStyle w:val="Compact"/>
+              <w:jc w:val="left"/>
+            </w:pPr>
+            <w:r>
+              <w:t xml:space="preserve">舉茂才</w:t>
+            </w:r>
+          </w:p>
+        </w:tc>
+      </w:tr>
+      <w:tr>
+        <w:tc>
+          <w:tcPr/>
+          <w:p>
+            <w:pPr>
+              <w:pStyle w:val="Compact"/>
+              <w:jc w:val="left"/>
+            </w:pPr>
+            <w:r>
+              <w:t xml:space="preserve">中舉，V</w:t>
+            </w:r>
+          </w:p>
+        </w:tc>
+        <w:tc>
+          <w:tcPr/>
+          <w:p>
+            <w:pPr>
+              <w:pStyle w:val="Compact"/>
+              <w:jc w:val="left"/>
+            </w:pPr>
+            <w:r>
+              <w:t xml:space="preserve">舉人</w:t>
             </w:r>
           </w:p>
         </w:tc>
       </w:tr>
     </w:tbl>
     <w:bookmarkEnd w:id="28"/>
-    <w:bookmarkStart w:id="29" w:name="八舉第107課"/>
+    <w:bookmarkEnd w:id="29"/>
+    <w:bookmarkStart w:id="31" w:name="idioms"/>
+    <w:bookmarkStart w:id="30" w:name="九成語整理"/>
     <w:p>
       <w:pPr>
         <w:pStyle w:val="Heading2"/>
       </w:pPr>
       <w:r>
-        <w:t xml:space="preserve">八、舉（第107課）</w:t>
+        <w:t xml:space="preserve">九、成語整理</w:t>
       </w:r>
     </w:p>
     <w:tbl>
@@ -1371,896 +1477,739 @@
               <w:jc w:val="left"/>
             </w:pPr>
             <w:r>
-              <w:t xml:space="preserve">項目</w:t>
-            </w:r>
-          </w:p>
-        </w:tc>
-        <w:tc>
-          <w:tcPr/>
-          <w:p>
-            <w:pPr>
-              <w:pStyle w:val="Compact"/>
-              <w:jc w:val="left"/>
-            </w:pPr>
-            <w:r>
-              <w:t xml:space="preserve">例</w:t>
-            </w:r>
-          </w:p>
-        </w:tc>
-      </w:tr>
-      <w:tr>
-        <w:tc>
-          <w:tcPr/>
-          <w:p>
-            <w:pPr>
-              <w:pStyle w:val="Compact"/>
-              <w:jc w:val="left"/>
-            </w:pPr>
-            <w:r>
-              <w:t xml:space="preserve">興起、發動</w:t>
-            </w:r>
-          </w:p>
-        </w:tc>
-        <w:tc>
-          <w:tcPr/>
-          <w:p>
-            <w:pPr>
-              <w:pStyle w:val="Compact"/>
-              <w:jc w:val="left"/>
-            </w:pPr>
-            <w:r>
-              <w:t xml:space="preserve">舉義、百廢待舉</w:t>
-            </w:r>
-          </w:p>
-        </w:tc>
-      </w:tr>
-      <w:tr>
-        <w:tc>
-          <w:tcPr/>
-          <w:p>
-            <w:pPr>
-              <w:pStyle w:val="Compact"/>
-              <w:jc w:val="left"/>
-            </w:pPr>
-            <w:r>
-              <w:t xml:space="preserve">全部的、整個的</w:t>
-            </w:r>
-          </w:p>
-        </w:tc>
-        <w:tc>
-          <w:tcPr/>
-          <w:p>
-            <w:pPr>
-              <w:pStyle w:val="Compact"/>
-              <w:jc w:val="left"/>
-            </w:pPr>
-            <w:r>
-              <w:t xml:space="preserve">舉國上下、舉世公認、舉國歡騰</w:t>
-            </w:r>
-          </w:p>
-        </w:tc>
-      </w:tr>
-      <w:tr>
-        <w:tc>
-          <w:tcPr/>
-          <w:p>
-            <w:pPr>
-              <w:pStyle w:val="Compact"/>
-              <w:jc w:val="left"/>
-            </w:pPr>
-            <w:r>
-              <w:t xml:space="preserve">推薦</w:t>
-            </w:r>
-          </w:p>
-        </w:tc>
-        <w:tc>
-          <w:tcPr/>
-          <w:p>
-            <w:pPr>
-              <w:pStyle w:val="Compact"/>
-              <w:jc w:val="left"/>
-            </w:pPr>
-            <w:r>
-              <w:t xml:space="preserve">舉茂才</w:t>
-            </w:r>
-          </w:p>
-        </w:tc>
-      </w:tr>
-      <w:tr>
-        <w:tc>
-          <w:tcPr/>
-          <w:p>
-            <w:pPr>
-              <w:pStyle w:val="Compact"/>
-              <w:jc w:val="left"/>
-            </w:pPr>
-            <w:r>
-              <w:t xml:space="preserve">中舉，V</w:t>
-            </w:r>
-          </w:p>
-        </w:tc>
-        <w:tc>
-          <w:tcPr/>
-          <w:p>
-            <w:pPr>
-              <w:pStyle w:val="Compact"/>
-              <w:jc w:val="left"/>
-            </w:pPr>
-            <w:r>
-              <w:t xml:space="preserve">舉人</w:t>
+              <w:t xml:space="preserve">成語</w:t>
+            </w:r>
+          </w:p>
+        </w:tc>
+        <w:tc>
+          <w:tcPr/>
+          <w:p>
+            <w:pPr>
+              <w:pStyle w:val="Compact"/>
+              <w:jc w:val="left"/>
+            </w:pPr>
+            <w:r>
+              <w:t xml:space="preserve">意義</w:t>
+            </w:r>
+          </w:p>
+        </w:tc>
+      </w:tr>
+      <w:tr>
+        <w:tc>
+          <w:tcPr/>
+          <w:p>
+            <w:pPr>
+              <w:pStyle w:val="Compact"/>
+              <w:jc w:val="left"/>
+            </w:pPr>
+            <w:r>
+              <w:t xml:space="preserve">苛政猛於虎</w:t>
+            </w:r>
+          </w:p>
+        </w:tc>
+        <w:tc>
+          <w:tcPr/>
+          <w:p>
+            <w:pPr>
+              <w:pStyle w:val="Compact"/>
+              <w:jc w:val="left"/>
+            </w:pPr>
+            <w:r>
+              <w:t xml:space="preserve">比喻暴政比猛虎更可怕。</w:t>
+            </w:r>
+          </w:p>
+        </w:tc>
+      </w:tr>
+      <w:tr>
+        <w:tc>
+          <w:tcPr/>
+          <w:p>
+            <w:pPr>
+              <w:pStyle w:val="Compact"/>
+              <w:jc w:val="left"/>
+            </w:pPr>
+            <w:r>
+              <w:t xml:space="preserve">畫蛇添足</w:t>
+            </w:r>
+          </w:p>
+        </w:tc>
+        <w:tc>
+          <w:tcPr/>
+          <w:p>
+            <w:pPr>
+              <w:pStyle w:val="Compact"/>
+              <w:jc w:val="left"/>
+            </w:pPr>
+            <w:r>
+              <w:t xml:space="preserve">比喻多此一舉，反而弄巧成拙。</w:t>
+            </w:r>
+          </w:p>
+        </w:tc>
+      </w:tr>
+      <w:tr>
+        <w:tc>
+          <w:tcPr/>
+          <w:p>
+            <w:pPr>
+              <w:pStyle w:val="Compact"/>
+              <w:jc w:val="left"/>
+            </w:pPr>
+            <w:r>
+              <w:t xml:space="preserve">高山流水</w:t>
+            </w:r>
+          </w:p>
+        </w:tc>
+        <w:tc>
+          <w:tcPr/>
+          <w:p>
+            <w:pPr>
+              <w:pStyle w:val="Compact"/>
+              <w:jc w:val="left"/>
+            </w:pPr>
+            <w:r>
+              <w:t xml:space="preserve">形容樂曲高妙；比喻知音難遇。</w:t>
+            </w:r>
+          </w:p>
+        </w:tc>
+      </w:tr>
+      <w:tr>
+        <w:tc>
+          <w:tcPr/>
+          <w:p>
+            <w:pPr>
+              <w:pStyle w:val="Compact"/>
+              <w:jc w:val="left"/>
+            </w:pPr>
+            <w:r>
+              <w:t xml:space="preserve">暮夜懷金</w:t>
+            </w:r>
+          </w:p>
+        </w:tc>
+        <w:tc>
+          <w:tcPr/>
+          <w:p>
+            <w:pPr>
+              <w:pStyle w:val="Compact"/>
+              <w:jc w:val="left"/>
+            </w:pPr>
+            <w:r>
+              <w:t xml:space="preserve">暗中行賄。楊震「四知」拒賄。</w:t>
+            </w:r>
+          </w:p>
+        </w:tc>
+      </w:tr>
+      <w:tr>
+        <w:tc>
+          <w:tcPr/>
+          <w:p>
+            <w:pPr>
+              <w:pStyle w:val="Compact"/>
+              <w:jc w:val="left"/>
+            </w:pPr>
+            <w:r>
+              <w:t xml:space="preserve">桃李不言，下自成蹊</w:t>
+            </w:r>
+          </w:p>
+        </w:tc>
+        <w:tc>
+          <w:tcPr/>
+          <w:p>
+            <w:pPr>
+              <w:pStyle w:val="Compact"/>
+              <w:jc w:val="left"/>
+            </w:pPr>
+            <w:r>
+              <w:t xml:space="preserve">比喻真誠篤實，自然感召人心。</w:t>
+            </w:r>
+          </w:p>
+        </w:tc>
+      </w:tr>
+      <w:tr>
+        <w:tc>
+          <w:tcPr/>
+          <w:p>
+            <w:pPr>
+              <w:pStyle w:val="Compact"/>
+              <w:jc w:val="left"/>
+            </w:pPr>
+            <w:r>
+              <w:t xml:space="preserve">朝三暮四</w:t>
+            </w:r>
+          </w:p>
+        </w:tc>
+        <w:tc>
+          <w:tcPr/>
+          <w:p>
+            <w:pPr>
+              <w:pStyle w:val="Compact"/>
+              <w:jc w:val="left"/>
+            </w:pPr>
+            <w:r>
+              <w:t xml:space="preserve">比喻反覆無常，或只重形式不重實質。</w:t>
+            </w:r>
+          </w:p>
+        </w:tc>
+      </w:tr>
+      <w:tr>
+        <w:tc>
+          <w:tcPr/>
+          <w:p>
+            <w:pPr>
+              <w:pStyle w:val="Compact"/>
+              <w:jc w:val="left"/>
+            </w:pPr>
+            <w:r>
+              <w:t xml:space="preserve">三顧茅廬</w:t>
+            </w:r>
+          </w:p>
+        </w:tc>
+        <w:tc>
+          <w:tcPr/>
+          <w:p>
+            <w:pPr>
+              <w:pStyle w:val="Compact"/>
+              <w:jc w:val="left"/>
+            </w:pPr>
+            <w:r>
+              <w:t xml:space="preserve">比喻敬賢之禮、誠心邀請。</w:t>
+            </w:r>
+          </w:p>
+        </w:tc>
+      </w:tr>
+      <w:tr>
+        <w:tc>
+          <w:tcPr/>
+          <w:p>
+            <w:pPr>
+              <w:pStyle w:val="Compact"/>
+              <w:jc w:val="left"/>
+            </w:pPr>
+            <w:r>
+              <w:t xml:space="preserve">奮不顧身</w:t>
+            </w:r>
+          </w:p>
+        </w:tc>
+        <w:tc>
+          <w:tcPr/>
+          <w:p>
+            <w:pPr>
+              <w:pStyle w:val="Compact"/>
+              <w:jc w:val="left"/>
+            </w:pPr>
+            <w:r>
+              <w:t xml:space="preserve">勇往直前，不顧生死。</w:t>
+            </w:r>
+          </w:p>
+        </w:tc>
+      </w:tr>
+      <w:tr>
+        <w:tc>
+          <w:tcPr/>
+          <w:p>
+            <w:pPr>
+              <w:pStyle w:val="Compact"/>
+              <w:jc w:val="left"/>
+            </w:pPr>
+            <w:r>
+              <w:t xml:space="preserve">顧此失彼</w:t>
+            </w:r>
+          </w:p>
+        </w:tc>
+        <w:tc>
+          <w:tcPr/>
+          <w:p>
+            <w:pPr>
+              <w:pStyle w:val="Compact"/>
+              <w:jc w:val="left"/>
+            </w:pPr>
+            <w:r>
+              <w:t xml:space="preserve">注意這個卻忽略那個，指不能全面兼顧。</w:t>
+            </w:r>
+          </w:p>
+        </w:tc>
+      </w:tr>
+      <w:tr>
+        <w:tc>
+          <w:tcPr/>
+          <w:p>
+            <w:pPr>
+              <w:pStyle w:val="Compact"/>
+              <w:jc w:val="left"/>
+            </w:pPr>
+            <w:r>
+              <w:t xml:space="preserve">伯樂一顧</w:t>
+            </w:r>
+          </w:p>
+        </w:tc>
+        <w:tc>
+          <w:tcPr/>
+          <w:p>
+            <w:pPr>
+              <w:pStyle w:val="Compact"/>
+              <w:jc w:val="left"/>
+            </w:pPr>
+            <w:r>
+              <w:t xml:space="preserve">比喻才能受人賞識、肯定。</w:t>
+            </w:r>
+          </w:p>
+        </w:tc>
+      </w:tr>
+      <w:tr>
+        <w:tc>
+          <w:tcPr/>
+          <w:p>
+            <w:pPr>
+              <w:pStyle w:val="Compact"/>
+              <w:jc w:val="left"/>
+            </w:pPr>
+            <w:r>
+              <w:t xml:space="preserve">亡羊補牢</w:t>
+            </w:r>
+          </w:p>
+        </w:tc>
+        <w:tc>
+          <w:tcPr/>
+          <w:p>
+            <w:pPr>
+              <w:pStyle w:val="Compact"/>
+              <w:jc w:val="left"/>
+            </w:pPr>
+            <w:r>
+              <w:t xml:space="preserve">丟失了羊，就趕快修補羊圈，還不算晚。比喻犯錯後及時更正，尚能補救。</w:t>
+            </w:r>
+          </w:p>
+        </w:tc>
+      </w:tr>
+      <w:tr>
+        <w:tc>
+          <w:tcPr/>
+          <w:p>
+            <w:pPr>
+              <w:pStyle w:val="Compact"/>
+              <w:jc w:val="left"/>
+            </w:pPr>
+            <w:r>
+              <w:t xml:space="preserve">日知其所亡，月亡忘其所能</w:t>
+            </w:r>
+          </w:p>
+        </w:tc>
+        <w:tc>
+          <w:tcPr/>
+          <w:p>
+            <w:pPr>
+              <w:pStyle w:val="Compact"/>
+              <w:jc w:val="left"/>
+            </w:pPr>
+            <w:r>
+              <w:t xml:space="preserve">每天學習自己還不知道的新知識，每月溫習並記牢已經學會的技能，這樣就能稱得上是真正的好學的人。＝溫故知新</w:t>
+            </w:r>
+          </w:p>
+        </w:tc>
+      </w:tr>
+      <w:tr>
+        <w:tc>
+          <w:tcPr/>
+          <w:p>
+            <w:pPr>
+              <w:pStyle w:val="Compact"/>
+              <w:jc w:val="left"/>
+            </w:pPr>
+            <w:r>
+              <w:t xml:space="preserve">尺有所短，寸有所長</w:t>
+            </w:r>
+          </w:p>
+        </w:tc>
+        <w:tc>
+          <w:tcPr/>
+          <w:p>
+            <w:pPr>
+              <w:pStyle w:val="Compact"/>
+              <w:jc w:val="left"/>
+            </w:pPr>
+            <w:r>
+              <w:t xml:space="preserve">人各有長處與短處，各有所適。</w:t>
+            </w:r>
+          </w:p>
+        </w:tc>
+      </w:tr>
+      <w:tr>
+        <w:tc>
+          <w:tcPr/>
+          <w:p>
+            <w:pPr>
+              <w:pStyle w:val="Compact"/>
+              <w:jc w:val="left"/>
+            </w:pPr>
+            <w:r>
+              <w:t xml:space="preserve">桑榆晚景</w:t>
+            </w:r>
+          </w:p>
+        </w:tc>
+        <w:tc>
+          <w:tcPr/>
+          <w:p>
+            <w:pPr>
+              <w:pStyle w:val="Compact"/>
+              <w:jc w:val="left"/>
+            </w:pPr>
+            <w:r>
+              <w:t xml:space="preserve">比喻晚年。</w:t>
+            </w:r>
+          </w:p>
+        </w:tc>
+      </w:tr>
+      <w:tr>
+        <w:tc>
+          <w:tcPr/>
+          <w:p>
+            <w:pPr>
+              <w:pStyle w:val="Compact"/>
+              <w:jc w:val="left"/>
+            </w:pPr>
+            <w:r>
+              <w:t xml:space="preserve">桑榆晚景／日薄西山</w:t>
+            </w:r>
+          </w:p>
+        </w:tc>
+        <w:tc>
+          <w:tcPr/>
+          <w:p>
+            <w:pPr>
+              <w:pStyle w:val="Compact"/>
+              <w:jc w:val="left"/>
+            </w:pPr>
+            <w:r>
+              <w:t xml:space="preserve">比喻晚年；日薄西山也比喻事物接近衰亡或人近老年</w:t>
+            </w:r>
+          </w:p>
+        </w:tc>
+      </w:tr>
+      <w:tr>
+        <w:tc>
+          <w:tcPr/>
+          <w:p>
+            <w:pPr>
+              <w:pStyle w:val="Compact"/>
+              <w:jc w:val="left"/>
+            </w:pPr>
+            <w:r>
+              <w:t xml:space="preserve">老驥伏櫪</w:t>
+            </w:r>
+          </w:p>
+        </w:tc>
+        <w:tc>
+          <w:tcPr/>
+          <w:p>
+            <w:pPr>
+              <w:pStyle w:val="Compact"/>
+              <w:jc w:val="left"/>
+            </w:pPr>
+            <w:r>
+              <w:t xml:space="preserve">好馬雖老，仍想奔跑千里；比喻年雖老而仍懷雄心壯志</w:t>
+            </w:r>
+          </w:p>
+        </w:tc>
+      </w:tr>
+      <w:tr>
+        <w:tc>
+          <w:tcPr/>
+          <w:p>
+            <w:pPr>
+              <w:pStyle w:val="Compact"/>
+              <w:jc w:val="left"/>
+            </w:pPr>
+            <w:r>
+              <w:t xml:space="preserve">初生之犢不畏虎</w:t>
+            </w:r>
+          </w:p>
+        </w:tc>
+        <w:tc>
+          <w:tcPr/>
+          <w:p>
+            <w:pPr>
+              <w:pStyle w:val="Compact"/>
+              <w:jc w:val="left"/>
+            </w:pPr>
+            <w:r>
+              <w:t xml:space="preserve">剛出生的小牛不懼怕老虎；比喻閱歷不深的年輕人膽大敢為</w:t>
+            </w:r>
+          </w:p>
+        </w:tc>
+      </w:tr>
+      <w:tr>
+        <w:tc>
+          <w:tcPr/>
+          <w:p>
+            <w:pPr>
+              <w:pStyle w:val="Compact"/>
+              <w:jc w:val="left"/>
+            </w:pPr>
+            <w:r>
+              <w:t xml:space="preserve">豆蔻年華</w:t>
+            </w:r>
+          </w:p>
+        </w:tc>
+        <w:tc>
+          <w:tcPr/>
+          <w:p>
+            <w:pPr>
+              <w:pStyle w:val="Compact"/>
+              <w:jc w:val="left"/>
+            </w:pPr>
+            <w:r>
+              <w:t xml:space="preserve">比喻年輕少女，多指十三、四歲之時</w:t>
+            </w:r>
+          </w:p>
+        </w:tc>
+      </w:tr>
+      <w:tr>
+        <w:tc>
+          <w:tcPr/>
+          <w:p>
+            <w:pPr>
+              <w:pStyle w:val="Compact"/>
+              <w:jc w:val="left"/>
+            </w:pPr>
+            <w:r>
+              <w:t xml:space="preserve">黃口孺子</w:t>
+            </w:r>
+          </w:p>
+        </w:tc>
+        <w:tc>
+          <w:tcPr/>
+          <w:p>
+            <w:pPr>
+              <w:pStyle w:val="Compact"/>
+              <w:jc w:val="left"/>
+            </w:pPr>
+            <w:r>
+              <w:t xml:space="preserve">幼兒；比喻淺薄幼稚的人</w:t>
+            </w:r>
+          </w:p>
+        </w:tc>
+      </w:tr>
+      <w:tr>
+        <w:tc>
+          <w:tcPr/>
+          <w:p>
+            <w:pPr>
+              <w:pStyle w:val="Compact"/>
+              <w:jc w:val="left"/>
+            </w:pPr>
+            <w:r>
+              <w:t xml:space="preserve">一錢太守</w:t>
+            </w:r>
+          </w:p>
+        </w:tc>
+        <w:tc>
+          <w:tcPr/>
+          <w:p>
+            <w:pPr>
+              <w:pStyle w:val="Compact"/>
+              <w:jc w:val="left"/>
+            </w:pPr>
+            <w:r>
+              <w:t xml:space="preserve">形容清廉的官吏</w:t>
+            </w:r>
+          </w:p>
+        </w:tc>
+      </w:tr>
+      <w:tr>
+        <w:tc>
+          <w:tcPr/>
+          <w:p>
+            <w:pPr>
+              <w:pStyle w:val="Compact"/>
+              <w:jc w:val="left"/>
+            </w:pPr>
+            <w:r>
+              <w:t xml:space="preserve">一介不取</w:t>
+            </w:r>
+          </w:p>
+        </w:tc>
+        <w:tc>
+          <w:tcPr/>
+          <w:p>
+            <w:pPr>
+              <w:pStyle w:val="Compact"/>
+              <w:jc w:val="left"/>
+            </w:pPr>
+            <w:r>
+              <w:t xml:space="preserve">一分一毫也不苟取；形容人的操守非常清廉</w:t>
+            </w:r>
+          </w:p>
+        </w:tc>
+      </w:tr>
+      <w:tr>
+        <w:tc>
+          <w:tcPr/>
+          <w:p>
+            <w:pPr>
+              <w:pStyle w:val="Compact"/>
+              <w:jc w:val="left"/>
+            </w:pPr>
+            <w:r>
+              <w:t xml:space="preserve">兩袖清風</w:t>
+            </w:r>
+          </w:p>
+        </w:tc>
+        <w:tc>
+          <w:tcPr/>
+          <w:p>
+            <w:pPr>
+              <w:pStyle w:val="Compact"/>
+              <w:jc w:val="left"/>
+            </w:pPr>
+            <w:r>
+              <w:t xml:space="preserve">衣袖內空無一物，只有滿袖清風；比喻官吏清廉，毫無貪贓枉法之事，也可形容人生活窮苦，沒有積蓄</w:t>
+            </w:r>
+          </w:p>
+        </w:tc>
+      </w:tr>
+      <w:tr>
+        <w:tc>
+          <w:tcPr/>
+          <w:p>
+            <w:pPr>
+              <w:pStyle w:val="Compact"/>
+              <w:jc w:val="left"/>
+            </w:pPr>
+            <w:r>
+              <w:t xml:space="preserve">李代桃僵</w:t>
+            </w:r>
+          </w:p>
+        </w:tc>
+        <w:tc>
+          <w:tcPr/>
+          <w:p>
+            <w:pPr>
+              <w:pStyle w:val="Compact"/>
+              <w:jc w:val="left"/>
+            </w:pPr>
+            <w:r>
+              <w:t xml:space="preserve">李樹代替桃樹受蟲蛀而枯乾；後指以這個代替那個，或代替別人承受苦難</w:t>
+            </w:r>
+          </w:p>
+        </w:tc>
+      </w:tr>
+      <w:tr>
+        <w:tc>
+          <w:tcPr/>
+          <w:p>
+            <w:pPr>
+              <w:pStyle w:val="Compact"/>
+              <w:jc w:val="left"/>
+            </w:pPr>
+            <w:r>
+              <w:t xml:space="preserve">投桃報李</w:t>
+            </w:r>
+          </w:p>
+        </w:tc>
+        <w:tc>
+          <w:tcPr/>
+          <w:p>
+            <w:pPr>
+              <w:pStyle w:val="Compact"/>
+              <w:jc w:val="left"/>
+            </w:pPr>
+            <w:r>
+              <w:t xml:space="preserve">你送我桃子，我回贈以李子；比喻朋友間的贈答或友好往來</w:t>
+            </w:r>
+          </w:p>
+        </w:tc>
+      </w:tr>
+      <w:tr>
+        <w:tc>
+          <w:tcPr/>
+          <w:p>
+            <w:pPr>
+              <w:pStyle w:val="Compact"/>
+              <w:jc w:val="left"/>
+            </w:pPr>
+            <w:r>
+              <w:t xml:space="preserve">桃李春風</w:t>
+            </w:r>
+          </w:p>
+        </w:tc>
+        <w:tc>
+          <w:tcPr/>
+          <w:p>
+            <w:pPr>
+              <w:pStyle w:val="Compact"/>
+              <w:jc w:val="left"/>
+            </w:pPr>
+            <w:r>
+              <w:t xml:space="preserve">比喻所栽培的門生後輩；比喻學生受到良師的諄諄教誨</w:t>
+            </w:r>
+          </w:p>
+        </w:tc>
+      </w:tr>
+      <w:tr>
+        <w:tc>
+          <w:tcPr/>
+          <w:p>
+            <w:pPr>
+              <w:pStyle w:val="Compact"/>
+              <w:jc w:val="left"/>
+            </w:pPr>
+            <w:r>
+              <w:t xml:space="preserve">鉤心鬥角</w:t>
+            </w:r>
+          </w:p>
+        </w:tc>
+        <w:tc>
+          <w:tcPr/>
+          <w:p>
+            <w:pPr>
+              <w:pStyle w:val="Compact"/>
+              <w:jc w:val="left"/>
+            </w:pPr>
+            <w:r>
+              <w:t xml:space="preserve">比喻彼此明爭暗鬥，各用心機</w:t>
+            </w:r>
+          </w:p>
+        </w:tc>
+      </w:tr>
+      <w:tr>
+        <w:tc>
+          <w:tcPr/>
+          <w:p>
+            <w:pPr>
+              <w:pStyle w:val="Compact"/>
+              <w:jc w:val="left"/>
+            </w:pPr>
+            <w:r>
+              <w:t xml:space="preserve">尺有所短，寸有所長</w:t>
+            </w:r>
+          </w:p>
+        </w:tc>
+        <w:tc>
+          <w:tcPr/>
+          <w:p>
+            <w:pPr>
+              <w:pStyle w:val="Compact"/>
+              <w:jc w:val="left"/>
+            </w:pPr>
+            <w:r>
+              <w:t xml:space="preserve">比喻人各有其長處與短處，各有所適，各有所取</w:t>
             </w:r>
           </w:p>
         </w:tc>
       </w:tr>
     </w:tbl>
-    <w:bookmarkEnd w:id="29"/>
     <w:bookmarkEnd w:id="30"/>
-    <w:bookmarkStart w:id="32" w:name="idioms"/>
-    <w:bookmarkStart w:id="31" w:name="九成語整理"/>
+    <w:bookmarkEnd w:id="31"/>
+    <w:bookmarkStart w:id="43" w:name="notes"/>
+    <w:bookmarkStart w:id="42" w:name="十各課重點"/>
     <w:p>
       <w:pPr>
         <w:pStyle w:val="Heading2"/>
       </w:pPr>
       <w:r>
-        <w:t xml:space="preserve">九、成語整理</w:t>
-      </w:r>
-    </w:p>
-    <w:tbl>
-      <w:tblPr>
-        <w:tblStyle w:val="Table"/>
-        <w:tblW w:type="auto" w:w="0"/>
-        <w:tblLook w:firstRow="1" w:lastRow="0" w:firstColumn="0" w:lastColumn="0" w:noHBand="0" w:noVBand="0" w:val="0020"/>
-        <w:jc w:val="start"/>
-      </w:tblPr>
-      <w:tblGrid>
-        <w:gridCol w:w="3960"/>
-        <w:gridCol w:w="3960"/>
-      </w:tblGrid>
-      <w:tr>
-        <w:trPr>
-          <w:tblHeader w:val="true"/>
-        </w:trPr>
-        <w:tc>
-          <w:tcPr/>
-          <w:p>
-            <w:pPr>
-              <w:pStyle w:val="Compact"/>
-              <w:jc w:val="left"/>
-            </w:pPr>
-            <w:r>
-              <w:t xml:space="preserve">成語</w:t>
-            </w:r>
-          </w:p>
-        </w:tc>
-        <w:tc>
-          <w:tcPr/>
-          <w:p>
-            <w:pPr>
-              <w:pStyle w:val="Compact"/>
-              <w:jc w:val="left"/>
-            </w:pPr>
-            <w:r>
-              <w:t xml:space="preserve">意義</w:t>
-            </w:r>
-          </w:p>
-        </w:tc>
-      </w:tr>
-      <w:tr>
-        <w:tc>
-          <w:tcPr/>
-          <w:p>
-            <w:pPr>
-              <w:pStyle w:val="Compact"/>
-              <w:jc w:val="left"/>
-            </w:pPr>
-            <w:r>
-              <w:t xml:space="preserve">苛政猛於虎</w:t>
-            </w:r>
-          </w:p>
-        </w:tc>
-        <w:tc>
-          <w:tcPr/>
-          <w:p>
-            <w:pPr>
-              <w:pStyle w:val="Compact"/>
-              <w:jc w:val="left"/>
-            </w:pPr>
-            <w:r>
-              <w:t xml:space="preserve">比喻暴政比猛虎更可怕。</w:t>
-            </w:r>
-          </w:p>
-        </w:tc>
-      </w:tr>
-      <w:tr>
-        <w:tc>
-          <w:tcPr/>
-          <w:p>
-            <w:pPr>
-              <w:pStyle w:val="Compact"/>
-              <w:jc w:val="left"/>
-            </w:pPr>
-            <w:r>
-              <w:t xml:space="preserve">畫蛇添足</w:t>
-            </w:r>
-          </w:p>
-        </w:tc>
-        <w:tc>
-          <w:tcPr/>
-          <w:p>
-            <w:pPr>
-              <w:pStyle w:val="Compact"/>
-              <w:jc w:val="left"/>
-            </w:pPr>
-            <w:r>
-              <w:t xml:space="preserve">比喻多此一舉，反而弄巧成拙。</w:t>
-            </w:r>
-          </w:p>
-        </w:tc>
-      </w:tr>
-      <w:tr>
-        <w:tc>
-          <w:tcPr/>
-          <w:p>
-            <w:pPr>
-              <w:pStyle w:val="Compact"/>
-              <w:jc w:val="left"/>
-            </w:pPr>
-            <w:r>
-              <w:t xml:space="preserve">高山流水</w:t>
-            </w:r>
-          </w:p>
-        </w:tc>
-        <w:tc>
-          <w:tcPr/>
-          <w:p>
-            <w:pPr>
-              <w:pStyle w:val="Compact"/>
-              <w:jc w:val="left"/>
-            </w:pPr>
-            <w:r>
-              <w:t xml:space="preserve">形容樂曲高妙；比喻知音難遇。</w:t>
-            </w:r>
-          </w:p>
-        </w:tc>
-      </w:tr>
-      <w:tr>
-        <w:tc>
-          <w:tcPr/>
-          <w:p>
-            <w:pPr>
-              <w:pStyle w:val="Compact"/>
-              <w:jc w:val="left"/>
-            </w:pPr>
-            <w:r>
-              <w:t xml:space="preserve">暮夜懷金</w:t>
-            </w:r>
-          </w:p>
-        </w:tc>
-        <w:tc>
-          <w:tcPr/>
-          <w:p>
-            <w:pPr>
-              <w:pStyle w:val="Compact"/>
-              <w:jc w:val="left"/>
-            </w:pPr>
-            <w:r>
-              <w:t xml:space="preserve">暗中行賄。楊震「四知」拒賄。</w:t>
-            </w:r>
-          </w:p>
-        </w:tc>
-      </w:tr>
-      <w:tr>
-        <w:tc>
-          <w:tcPr/>
-          <w:p>
-            <w:pPr>
-              <w:pStyle w:val="Compact"/>
-              <w:jc w:val="left"/>
-            </w:pPr>
-            <w:r>
-              <w:t xml:space="preserve">桃李不言，下自成蹊</w:t>
-            </w:r>
-          </w:p>
-        </w:tc>
-        <w:tc>
-          <w:tcPr/>
-          <w:p>
-            <w:pPr>
-              <w:pStyle w:val="Compact"/>
-              <w:jc w:val="left"/>
-            </w:pPr>
-            <w:r>
-              <w:t xml:space="preserve">比喻真誠篤實，自然感召人心。</w:t>
-            </w:r>
-          </w:p>
-        </w:tc>
-      </w:tr>
-      <w:tr>
-        <w:tc>
-          <w:tcPr/>
-          <w:p>
-            <w:pPr>
-              <w:pStyle w:val="Compact"/>
-              <w:jc w:val="left"/>
-            </w:pPr>
-            <w:r>
-              <w:t xml:space="preserve">朝三暮四</w:t>
-            </w:r>
-          </w:p>
-        </w:tc>
-        <w:tc>
-          <w:tcPr/>
-          <w:p>
-            <w:pPr>
-              <w:pStyle w:val="Compact"/>
-              <w:jc w:val="left"/>
-            </w:pPr>
-            <w:r>
-              <w:t xml:space="preserve">比喻反覆無常，或只重形式不重實質。</w:t>
-            </w:r>
-          </w:p>
-        </w:tc>
-      </w:tr>
-      <w:tr>
-        <w:tc>
-          <w:tcPr/>
-          <w:p>
-            <w:pPr>
-              <w:pStyle w:val="Compact"/>
-              <w:jc w:val="left"/>
-            </w:pPr>
-            <w:r>
-              <w:t xml:space="preserve">三顧茅廬</w:t>
-            </w:r>
-          </w:p>
-        </w:tc>
-        <w:tc>
-          <w:tcPr/>
-          <w:p>
-            <w:pPr>
-              <w:pStyle w:val="Compact"/>
-              <w:jc w:val="left"/>
-            </w:pPr>
-            <w:r>
-              <w:t xml:space="preserve">比喻敬賢之禮、誠心邀請。</w:t>
-            </w:r>
-          </w:p>
-        </w:tc>
-      </w:tr>
-      <w:tr>
-        <w:tc>
-          <w:tcPr/>
-          <w:p>
-            <w:pPr>
-              <w:pStyle w:val="Compact"/>
-              <w:jc w:val="left"/>
-            </w:pPr>
-            <w:r>
-              <w:t xml:space="preserve">奮不顧身</w:t>
-            </w:r>
-          </w:p>
-        </w:tc>
-        <w:tc>
-          <w:tcPr/>
-          <w:p>
-            <w:pPr>
-              <w:pStyle w:val="Compact"/>
-              <w:jc w:val="left"/>
-            </w:pPr>
-            <w:r>
-              <w:t xml:space="preserve">勇往直前，不顧生死。</w:t>
-            </w:r>
-          </w:p>
-        </w:tc>
-      </w:tr>
-      <w:tr>
-        <w:tc>
-          <w:tcPr/>
-          <w:p>
-            <w:pPr>
-              <w:pStyle w:val="Compact"/>
-              <w:jc w:val="left"/>
-            </w:pPr>
-            <w:r>
-              <w:t xml:space="preserve">顧此失彼</w:t>
-            </w:r>
-          </w:p>
-        </w:tc>
-        <w:tc>
-          <w:tcPr/>
-          <w:p>
-            <w:pPr>
-              <w:pStyle w:val="Compact"/>
-              <w:jc w:val="left"/>
-            </w:pPr>
-            <w:r>
-              <w:t xml:space="preserve">注意這個卻忽略那個，指不能全面兼顧。</w:t>
-            </w:r>
-          </w:p>
-        </w:tc>
-      </w:tr>
-      <w:tr>
-        <w:tc>
-          <w:tcPr/>
-          <w:p>
-            <w:pPr>
-              <w:pStyle w:val="Compact"/>
-              <w:jc w:val="left"/>
-            </w:pPr>
-            <w:r>
-              <w:t xml:space="preserve">伯樂一顧</w:t>
-            </w:r>
-          </w:p>
-        </w:tc>
-        <w:tc>
-          <w:tcPr/>
-          <w:p>
-            <w:pPr>
-              <w:pStyle w:val="Compact"/>
-              <w:jc w:val="left"/>
-            </w:pPr>
-            <w:r>
-              <w:t xml:space="preserve">比喻才能受人賞識、肯定。</w:t>
-            </w:r>
-          </w:p>
-        </w:tc>
-      </w:tr>
-      <w:tr>
-        <w:tc>
-          <w:tcPr/>
-          <w:p>
-            <w:pPr>
-              <w:pStyle w:val="Compact"/>
-              <w:jc w:val="left"/>
-            </w:pPr>
-            <w:r>
-              <w:t xml:space="preserve">亡羊補牢</w:t>
-            </w:r>
-          </w:p>
-        </w:tc>
-        <w:tc>
-          <w:tcPr/>
-          <w:p>
-            <w:pPr>
-              <w:pStyle w:val="Compact"/>
-              <w:jc w:val="left"/>
-            </w:pPr>
-            <w:r>
-              <w:t xml:space="preserve">丟失了羊，就趕快修補羊圈，還不算晚。比喻犯錯後及時更正，尚能補救。</w:t>
-            </w:r>
-          </w:p>
-        </w:tc>
-      </w:tr>
-      <w:tr>
-        <w:tc>
-          <w:tcPr/>
-          <w:p>
-            <w:pPr>
-              <w:pStyle w:val="Compact"/>
-              <w:jc w:val="left"/>
-            </w:pPr>
-            <w:r>
-              <w:t xml:space="preserve">日知其所亡，月亡忘其所能</w:t>
-            </w:r>
-          </w:p>
-        </w:tc>
-        <w:tc>
-          <w:tcPr/>
-          <w:p>
-            <w:pPr>
-              <w:pStyle w:val="Compact"/>
-              <w:jc w:val="left"/>
-            </w:pPr>
-            <w:r>
-              <w:t xml:space="preserve">每天學習自己還不知道的新知識，每月溫習並記牢已經學會的技能，這樣就能稱得上是真正的好學的人。＝溫故知新</w:t>
-            </w:r>
-          </w:p>
-        </w:tc>
-      </w:tr>
-      <w:tr>
-        <w:tc>
-          <w:tcPr/>
-          <w:p>
-            <w:pPr>
-              <w:pStyle w:val="Compact"/>
-              <w:jc w:val="left"/>
-            </w:pPr>
-            <w:r>
-              <w:t xml:space="preserve">尺有所短，寸有所長</w:t>
-            </w:r>
-          </w:p>
-        </w:tc>
-        <w:tc>
-          <w:tcPr/>
-          <w:p>
-            <w:pPr>
-              <w:pStyle w:val="Compact"/>
-              <w:jc w:val="left"/>
-            </w:pPr>
-            <w:r>
-              <w:t xml:space="preserve">人各有長處與短處，各有所適。</w:t>
-            </w:r>
-          </w:p>
-        </w:tc>
-      </w:tr>
-      <w:tr>
-        <w:tc>
-          <w:tcPr/>
-          <w:p>
-            <w:pPr>
-              <w:pStyle w:val="Compact"/>
-              <w:jc w:val="left"/>
-            </w:pPr>
-            <w:r>
-              <w:t xml:space="preserve">桑榆晚景</w:t>
-            </w:r>
-          </w:p>
-        </w:tc>
-        <w:tc>
-          <w:tcPr/>
-          <w:p>
-            <w:pPr>
-              <w:pStyle w:val="Compact"/>
-              <w:jc w:val="left"/>
-            </w:pPr>
-            <w:r>
-              <w:t xml:space="preserve">比喻晚年。</w:t>
-            </w:r>
-          </w:p>
-        </w:tc>
-      </w:tr>
-      <w:tr>
-        <w:tc>
-          <w:tcPr/>
-          <w:p>
-            <w:pPr>
-              <w:pStyle w:val="Compact"/>
-              <w:jc w:val="left"/>
-            </w:pPr>
-            <w:r>
-              <w:t xml:space="preserve">桑榆晚景／日薄西山</w:t>
-            </w:r>
-          </w:p>
-        </w:tc>
-        <w:tc>
-          <w:tcPr/>
-          <w:p>
-            <w:pPr>
-              <w:pStyle w:val="Compact"/>
-              <w:jc w:val="left"/>
-            </w:pPr>
-            <w:r>
-              <w:t xml:space="preserve">比喻晚年；日薄西山也比喻事物接近衰亡或人近老年</w:t>
-            </w:r>
-          </w:p>
-        </w:tc>
-      </w:tr>
-      <w:tr>
-        <w:tc>
-          <w:tcPr/>
-          <w:p>
-            <w:pPr>
-              <w:pStyle w:val="Compact"/>
-              <w:jc w:val="left"/>
-            </w:pPr>
-            <w:r>
-              <w:t xml:space="preserve">老驥伏櫪</w:t>
-            </w:r>
-          </w:p>
-        </w:tc>
-        <w:tc>
-          <w:tcPr/>
-          <w:p>
-            <w:pPr>
-              <w:pStyle w:val="Compact"/>
-              <w:jc w:val="left"/>
-            </w:pPr>
-            <w:r>
-              <w:t xml:space="preserve">好馬雖老，仍想奔跑千里；比喻年雖老而仍懷雄心壯志</w:t>
-            </w:r>
-          </w:p>
-        </w:tc>
-      </w:tr>
-      <w:tr>
-        <w:tc>
-          <w:tcPr/>
-          <w:p>
-            <w:pPr>
-              <w:pStyle w:val="Compact"/>
-              <w:jc w:val="left"/>
-            </w:pPr>
-            <w:r>
-              <w:t xml:space="preserve">初生之犢不畏虎</w:t>
-            </w:r>
-          </w:p>
-        </w:tc>
-        <w:tc>
-          <w:tcPr/>
-          <w:p>
-            <w:pPr>
-              <w:pStyle w:val="Compact"/>
-              <w:jc w:val="left"/>
-            </w:pPr>
-            <w:r>
-              <w:t xml:space="preserve">剛出生的小牛不懼怕老虎；比喻閱歷不深的年輕人膽大敢為</w:t>
-            </w:r>
-          </w:p>
-        </w:tc>
-      </w:tr>
-      <w:tr>
-        <w:tc>
-          <w:tcPr/>
-          <w:p>
-            <w:pPr>
-              <w:pStyle w:val="Compact"/>
-              <w:jc w:val="left"/>
-            </w:pPr>
-            <w:r>
-              <w:t xml:space="preserve">豆蔻年華</w:t>
-            </w:r>
-          </w:p>
-        </w:tc>
-        <w:tc>
-          <w:tcPr/>
-          <w:p>
-            <w:pPr>
-              <w:pStyle w:val="Compact"/>
-              <w:jc w:val="left"/>
-            </w:pPr>
-            <w:r>
-              <w:t xml:space="preserve">比喻年輕少女，多指十三、四歲之時</w:t>
-            </w:r>
-          </w:p>
-        </w:tc>
-      </w:tr>
-      <w:tr>
-        <w:tc>
-          <w:tcPr/>
-          <w:p>
-            <w:pPr>
-              <w:pStyle w:val="Compact"/>
-              <w:jc w:val="left"/>
-            </w:pPr>
-            <w:r>
-              <w:t xml:space="preserve">黃口孺子</w:t>
-            </w:r>
-          </w:p>
-        </w:tc>
-        <w:tc>
-          <w:tcPr/>
-          <w:p>
-            <w:pPr>
-              <w:pStyle w:val="Compact"/>
-              <w:jc w:val="left"/>
-            </w:pPr>
-            <w:r>
-              <w:t xml:space="preserve">幼兒；比喻淺薄幼稚的人</w:t>
-            </w:r>
-          </w:p>
-        </w:tc>
-      </w:tr>
-      <w:tr>
-        <w:tc>
-          <w:tcPr/>
-          <w:p>
-            <w:pPr>
-              <w:pStyle w:val="Compact"/>
-              <w:jc w:val="left"/>
-            </w:pPr>
-            <w:r>
-              <w:t xml:space="preserve">一錢太守</w:t>
-            </w:r>
-          </w:p>
-        </w:tc>
-        <w:tc>
-          <w:tcPr/>
-          <w:p>
-            <w:pPr>
-              <w:pStyle w:val="Compact"/>
-              <w:jc w:val="left"/>
-            </w:pPr>
-            <w:r>
-              <w:t xml:space="preserve">形容清廉的官吏</w:t>
-            </w:r>
-          </w:p>
-        </w:tc>
-      </w:tr>
-      <w:tr>
-        <w:tc>
-          <w:tcPr/>
-          <w:p>
-            <w:pPr>
-              <w:pStyle w:val="Compact"/>
-              <w:jc w:val="left"/>
-            </w:pPr>
-            <w:r>
-              <w:t xml:space="preserve">一介不取</w:t>
-            </w:r>
-          </w:p>
-        </w:tc>
-        <w:tc>
-          <w:tcPr/>
-          <w:p>
-            <w:pPr>
-              <w:pStyle w:val="Compact"/>
-              <w:jc w:val="left"/>
-            </w:pPr>
-            <w:r>
-              <w:t xml:space="preserve">一分一毫也不苟取；形容人的操守非常清廉</w:t>
-            </w:r>
-          </w:p>
-        </w:tc>
-      </w:tr>
-      <w:tr>
-        <w:tc>
-          <w:tcPr/>
-          <w:p>
-            <w:pPr>
-              <w:pStyle w:val="Compact"/>
-              <w:jc w:val="left"/>
-            </w:pPr>
-            <w:r>
-              <w:t xml:space="preserve">兩袖清風</w:t>
-            </w:r>
-          </w:p>
-        </w:tc>
-        <w:tc>
-          <w:tcPr/>
-          <w:p>
-            <w:pPr>
-              <w:pStyle w:val="Compact"/>
-              <w:jc w:val="left"/>
-            </w:pPr>
-            <w:r>
-              <w:t xml:space="preserve">衣袖內空無一物，只有滿袖清風；比喻官吏清廉，毫無貪贓枉法之事，也可形容人生活窮苦，沒有積蓄</w:t>
-            </w:r>
-          </w:p>
-        </w:tc>
-      </w:tr>
-      <w:tr>
-        <w:tc>
-          <w:tcPr/>
-          <w:p>
-            <w:pPr>
-              <w:pStyle w:val="Compact"/>
-              <w:jc w:val="left"/>
-            </w:pPr>
-            <w:r>
-              <w:t xml:space="preserve">李代桃僵</w:t>
-            </w:r>
-          </w:p>
-        </w:tc>
-        <w:tc>
-          <w:tcPr/>
-          <w:p>
-            <w:pPr>
-              <w:pStyle w:val="Compact"/>
-              <w:jc w:val="left"/>
-            </w:pPr>
-            <w:r>
-              <w:t xml:space="preserve">李樹代替桃樹受蟲蛀而枯乾；後指以這個代替那個，或代替別人承受苦難</w:t>
-            </w:r>
-          </w:p>
-        </w:tc>
-      </w:tr>
-      <w:tr>
-        <w:tc>
-          <w:tcPr/>
-          <w:p>
-            <w:pPr>
-              <w:pStyle w:val="Compact"/>
-              <w:jc w:val="left"/>
-            </w:pPr>
-            <w:r>
-              <w:t xml:space="preserve">投桃報李</w:t>
-            </w:r>
-          </w:p>
-        </w:tc>
-        <w:tc>
-          <w:tcPr/>
-          <w:p>
-            <w:pPr>
-              <w:pStyle w:val="Compact"/>
-              <w:jc w:val="left"/>
-            </w:pPr>
-            <w:r>
-              <w:t xml:space="preserve">你送我桃子，我回贈以李子；比喻朋友間的贈答或友好往來</w:t>
-            </w:r>
-          </w:p>
-        </w:tc>
-      </w:tr>
-      <w:tr>
-        <w:tc>
-          <w:tcPr/>
-          <w:p>
-            <w:pPr>
-              <w:pStyle w:val="Compact"/>
-              <w:jc w:val="left"/>
-            </w:pPr>
-            <w:r>
-              <w:t xml:space="preserve">桃李春風</w:t>
-            </w:r>
-          </w:p>
-        </w:tc>
-        <w:tc>
-          <w:tcPr/>
-          <w:p>
-            <w:pPr>
-              <w:pStyle w:val="Compact"/>
-              <w:jc w:val="left"/>
-            </w:pPr>
-            <w:r>
-              <w:t xml:space="preserve">比喻所栽培的門生後輩；比喻學生受到良師的諄諄教誨</w:t>
-            </w:r>
-          </w:p>
-        </w:tc>
-      </w:tr>
-      <w:tr>
-        <w:tc>
-          <w:tcPr/>
-          <w:p>
-            <w:pPr>
-              <w:pStyle w:val="Compact"/>
-              <w:jc w:val="left"/>
-            </w:pPr>
-            <w:r>
-              <w:t xml:space="preserve">鉤心鬥角</w:t>
-            </w:r>
-          </w:p>
-        </w:tc>
-        <w:tc>
-          <w:tcPr/>
-          <w:p>
-            <w:pPr>
-              <w:pStyle w:val="Compact"/>
-              <w:jc w:val="left"/>
-            </w:pPr>
-            <w:r>
-              <w:t xml:space="preserve">比喻彼此明爭暗鬥，各用心機</w:t>
-            </w:r>
-          </w:p>
-        </w:tc>
-      </w:tr>
-      <w:tr>
-        <w:tc>
-          <w:tcPr/>
-          <w:p>
-            <w:pPr>
-              <w:pStyle w:val="Compact"/>
-              <w:jc w:val="left"/>
-            </w:pPr>
-            <w:r>
-              <w:t xml:space="preserve">尺有所短，寸有所長</w:t>
-            </w:r>
-          </w:p>
-        </w:tc>
-        <w:tc>
-          <w:tcPr/>
-          <w:p>
-            <w:pPr>
-              <w:pStyle w:val="Compact"/>
-              <w:jc w:val="left"/>
-            </w:pPr>
-            <w:r>
-              <w:t xml:space="preserve">比喻人各有其長處與短處，各有所適，各有所取</w:t>
-            </w:r>
-          </w:p>
-        </w:tc>
-      </w:tr>
-    </w:tbl>
-    <w:bookmarkEnd w:id="31"/>
-    <w:bookmarkEnd w:id="32"/>
-    <w:bookmarkStart w:id="44" w:name="notes"/>
-    <w:bookmarkStart w:id="43" w:name="十各課重點"/>
-    <w:p>
-      <w:pPr>
-        <w:pStyle w:val="Heading2"/>
-      </w:pPr>
-      <w:r>
         <w:t xml:space="preserve">十、各課重點</w:t>
       </w:r>
     </w:p>
-    <w:bookmarkStart w:id="33" w:name="第101課-曾子殺彘-韓非子"/>
+    <w:bookmarkStart w:id="32" w:name="第101課-曾子殺彘-韓非子"/>
     <w:p>
       <w:pPr>
         <w:pStyle w:val="Heading3"/>
@@ -2295,8 +2244,8 @@
         <w:t xml:space="preserve">曾子＝曾參，孔子的學生；市＝市集；女＝你，通「汝」；還＝回去；顧＝回頭；特＝只不過；嬰兒＝此指小孩；戲＝開玩笑；知＝智慧；教＝教導、教育；烹＝煮；之＝代，指曾子之妻；隨＝跟隨；止＝阻止；彘＝豬</w:t>
       </w:r>
     </w:p>
-    <w:bookmarkEnd w:id="33"/>
-    <w:bookmarkStart w:id="34" w:name="第102課-爭高下-唐語林"/>
+    <w:bookmarkEnd w:id="32"/>
+    <w:bookmarkStart w:id="33" w:name="第102課-爭高下-唐語林"/>
     <w:p>
       <w:pPr>
         <w:pStyle w:val="Heading3"/>
@@ -2331,8 +2280,8 @@
         <w:t xml:space="preserve">高下＝上下、勝負；是非＝事理的對與錯；爾＝你；辨＝分別、判別；鑒＝審察；毫端＝毛的末端；益＝用處；禮儀＝禮節的規範與儀式；面目＝樣子、相貌；若＝如果；無＝同「毋」不要；唯＝只有</w:t>
       </w:r>
     </w:p>
-    <w:bookmarkEnd w:id="34"/>
-    <w:bookmarkStart w:id="35" w:name="第103課-遠公講學-世說新語"/>
+    <w:bookmarkEnd w:id="33"/>
+    <w:bookmarkStart w:id="34" w:name="第103課-遠公講學-世說新語"/>
     <w:p>
       <w:pPr>
         <w:pStyle w:val="Heading3"/>
@@ -2367,8 +2316,8 @@
         <w:t xml:space="preserve">遠公＝東晉高僧釋慧遠；輟＝停止；惰＝懈怠；桑榆之光＝日落時餘暉斜照桑樹、榆樹，比喻人的晚年；朝陽＝早晨的太陽，比喻少壯；暉＝日光；與＝跟隨；諷＝誦讀；苦＝懇切；高足＝對他人弟子的美稱；肅然＝莊嚴恭敬的樣子</w:t>
       </w:r>
     </w:p>
-    <w:bookmarkEnd w:id="35"/>
-    <w:bookmarkStart w:id="36" w:name="第104課-苛政猛於虎-禮記"/>
+    <w:bookmarkEnd w:id="34"/>
+    <w:bookmarkStart w:id="35" w:name="第104課-苛政猛於虎-禮記"/>
     <w:p>
       <w:pPr>
         <w:pStyle w:val="Heading3"/>
@@ -2403,8 +2352,8 @@
         <w:t xml:space="preserve">側＝旁；夫子＝先生，這裡指孔子；式＝車前橫木，這裡作動詞，扶在橫木上；子路＝孔子的學生；壹＝實在、的確；重＝重疊；舅＝公公；去＝離開；苛政＝專制暴虐的政令；小子＝年輕人；識＝記住；於＝比；之＝代，指苛政猛於虎這件事</w:t>
       </w:r>
     </w:p>
-    <w:bookmarkEnd w:id="36"/>
-    <w:bookmarkStart w:id="37" w:name="第105課-畫蛇添足-戰國策"/>
+    <w:bookmarkEnd w:id="35"/>
+    <w:bookmarkStart w:id="36" w:name="第105課-畫蛇添足-戰國策"/>
     <w:p>
       <w:pPr>
         <w:pStyle w:val="Heading3"/>
@@ -2439,8 +2388,8 @@
         <w:t xml:space="preserve">祠者＝負責祭祀的人；舍人＝門客，幫忙辦事的手下；卮酒＝一壺酒；引＝拿取；且＝將；乃＝才；卮＝古代盛酒的器具；奪＝強取；固＝本來；安能＝怎麼能；亡＝失去；為＝替</w:t>
       </w:r>
     </w:p>
-    <w:bookmarkEnd w:id="37"/>
-    <w:bookmarkStart w:id="38" w:name="第106課-高山流水-呂氏春秋"/>
+    <w:bookmarkEnd w:id="36"/>
+    <w:bookmarkStart w:id="37" w:name="第106課-高山流水-呂氏春秋"/>
     <w:p>
       <w:pPr>
         <w:pStyle w:val="Heading3"/>
@@ -2475,8 +2424,8 @@
         <w:t xml:space="preserve">鼓＝彈奏；志＝意向；太山＝即泰山；善哉＝太好了；巍巍＝崇高偉大的樣子；少選＝一會兒；湯湯＝水流盛大的樣子；破＝毀壞；絕＝斷；無足＝不值得；復＝再；高山流水：1.形容樂曲高妙 2.比喻知音難遇</w:t>
       </w:r>
     </w:p>
-    <w:bookmarkEnd w:id="38"/>
-    <w:bookmarkStart w:id="39" w:name="第107課-楊震不受賄-後漢書"/>
+    <w:bookmarkEnd w:id="37"/>
+    <w:bookmarkStart w:id="38" w:name="第107課-楊震不受賄-後漢書"/>
     <w:p>
       <w:pPr>
         <w:pStyle w:val="Heading3"/>
@@ -2511,8 +2460,8 @@
         <w:t xml:space="preserve">楊震＝東漢高官，博學廉潔，有「關西孔子」美譽；邑＝漢代縣名；故＝從前、過去；舉＝推薦；茂才＝即秀才，東漢避光武帝劉秀名諱而改稱；謁＝拜見；懷＝藏在腹中；遺＝贈送；故人＝老朋友；愧＝羞慚；為＝擔任</w:t>
       </w:r>
     </w:p>
-    <w:bookmarkEnd w:id="39"/>
-    <w:bookmarkStart w:id="40" w:name="第108課-預浩造塔-歸田錄"/>
+    <w:bookmarkEnd w:id="38"/>
+    <w:bookmarkStart w:id="39" w:name="第108課-預浩造塔-歸田錄"/>
     <w:p>
       <w:pPr>
         <w:pStyle w:val="Heading3"/>
@@ -2547,8 +2496,8 @@
         <w:t xml:space="preserve">開寶寺塔＝在京師的塔中最高；京師＝北宋都城汴梁；諸＝眾、所有；制度＝規劃、設計；都料匠＝掌管設計及施工的土木工程總負責人；預浩＝五代末至北宋初的建築師；初＝剛；傾＝傾斜；怪＝感到奇怪；如此＝這樣；國朝＝指本朝，即宋朝</w:t>
       </w:r>
     </w:p>
-    <w:bookmarkEnd w:id="40"/>
-    <w:bookmarkStart w:id="41" w:name="第109課-桃李不言-史記"/>
+    <w:bookmarkEnd w:id="39"/>
+    <w:bookmarkStart w:id="40" w:name="第109課-桃李不言-史記"/>
     <w:p>
       <w:pPr>
         <w:pStyle w:val="Heading3"/>
@@ -2583,8 +2532,8 @@
         <w:t xml:space="preserve">余＝我，指《史記》作者司馬遷；李將軍＝李廣；悛悛＝誠懇敦厚的樣子；鄙人＝質樸淺陋的人；道＝說、談；諺＝民間流傳具有說理、勸誡意義的話；蹊＝小路；喻＝比喻</w:t>
       </w:r>
     </w:p>
-    <w:bookmarkEnd w:id="41"/>
-    <w:bookmarkStart w:id="42" w:name="第110課-朝三暮四-列子"/>
+    <w:bookmarkEnd w:id="40"/>
+    <w:bookmarkStart w:id="41" w:name="第110課-朝三暮四-列子"/>
     <w:p>
       <w:pPr>
         <w:pStyle w:val="Heading3"/>
@@ -2619,11 +2568,11 @@
         <w:t xml:space="preserve">狙公＝養猴的人；狙＝獼猴；解＝理解；損＝減少；家口＝家中人口；充＝滿足；俄而＝不久；匱＝缺乏；馴＝順從；詛＝說謊、欺騙；若＝你們；芧＝橡樹的果實；伏＝趴在地上</w:t>
       </w:r>
     </w:p>
+    <w:bookmarkEnd w:id="41"/>
     <w:bookmarkEnd w:id="42"/>
     <w:bookmarkEnd w:id="43"/>
-    <w:bookmarkEnd w:id="44"/>
-    <w:bookmarkStart w:id="49" w:name="practice"/>
-    <w:bookmarkStart w:id="48" w:name="古文今讀-101110-課-練習題"/>
+    <w:bookmarkStart w:id="48" w:name="practice"/>
+    <w:bookmarkStart w:id="47" w:name="古文今讀-101110-課-練習題"/>
     <w:p>
       <w:pPr>
         <w:pStyle w:val="Heading2"/>
@@ -2648,7 +2597,7 @@
         <w:t xml:space="preserve">課文選擇題（每題 1 分，共 56 題）。</w:t>
       </w:r>
     </w:p>
-    <w:bookmarkStart w:id="45" w:name="壹虛字練習顧於固亡"/>
+    <w:bookmarkStart w:id="44" w:name="壹虛字練習顧於固亡"/>
     <w:p>
       <w:pPr>
         <w:pStyle w:val="Heading3"/>
@@ -3665,8 +3614,8 @@
         <w:t xml:space="preserve">失去</w:t>
       </w:r>
     </w:p>
-    <w:bookmarkEnd w:id="45"/>
-    <w:bookmarkStart w:id="46" w:name="貳成語練習"/>
+    <w:bookmarkEnd w:id="44"/>
+    <w:bookmarkStart w:id="45" w:name="貳成語練習"/>
     <w:p>
       <w:pPr>
         <w:pStyle w:val="Heading3"/>
@@ -4347,8 +4296,8 @@
         <w:t xml:space="preserve">預防勝於治療</w:t>
       </w:r>
     </w:p>
-    <w:bookmarkEnd w:id="46"/>
-    <w:bookmarkStart w:id="47" w:name="參課文選擇題"/>
+    <w:bookmarkEnd w:id="45"/>
+    <w:bookmarkStart w:id="46" w:name="參課文選擇題"/>
     <w:p>
       <w:pPr>
         <w:pStyle w:val="Heading3"/>
@@ -7381,11 +7330,11 @@
         <w:t xml:space="preserve">數量不變，次數變多</w:t>
       </w:r>
     </w:p>
+    <w:bookmarkEnd w:id="46"/>
     <w:bookmarkEnd w:id="47"/>
     <w:bookmarkEnd w:id="48"/>
-    <w:bookmarkEnd w:id="49"/>
-    <w:bookmarkStart w:id="51" w:name="answers"/>
-    <w:bookmarkStart w:id="50" w:name="參考答案與解析"/>
+    <w:bookmarkStart w:id="50" w:name="answers"/>
+    <w:bookmarkStart w:id="49" w:name="參考答案與解析"/>
     <w:p>
       <w:pPr>
         <w:pStyle w:val="Heading2"/>
@@ -9584,9 +9533,9 @@
         </w:tc>
       </w:tr>
     </w:tbl>
+    <w:bookmarkEnd w:id="49"/>
     <w:bookmarkEnd w:id="50"/>
     <w:bookmarkEnd w:id="51"/>
-    <w:bookmarkEnd w:id="52"/>
     <w:sectPr/>
   </w:body>
 </w:document>

--- a/古文今讀101-110.docx
+++ b/古文今讀101-110.docx
@@ -2238,31 +2238,25 @@
           <w:bCs/>
           <w:b/>
         </w:rPr>
-        <w:t xml:space="preserve">詞語表：</w:t>
-      </w:r>
-      <w:r>
-        <w:t xml:space="preserve">曾子＝曾參，孔子的學生；市＝市集；女＝你，通「汝」；還＝回去；顧＝回頭；特＝只不過；嬰兒＝此指小孩；戲＝開玩笑；知＝智慧；教＝教導、教育；烹＝煮；之＝代，指曾子之妻；隨＝跟隨；止＝阻止；彘＝豬</w:t>
-      </w:r>
-    </w:p>
-    <w:bookmarkEnd w:id="32"/>
-    <w:bookmarkStart w:id="33" w:name="第102課-爭高下-唐語林"/>
-    <w:p>
-      <w:pPr>
-        <w:pStyle w:val="Heading3"/>
-      </w:pPr>
-      <w:r>
-        <w:t xml:space="preserve">第102課　爭高下</w:t>
-      </w:r>
-      <w:r>
-        <w:t xml:space="preserve">　《唐語林》</w:t>
-      </w:r>
-    </w:p>
-    <w:p>
-      <w:pPr>
-        <w:pStyle w:val="FirstParagraph"/>
-      </w:pPr>
-      <w:r>
-        <w:t xml:space="preserve">擬人法；「爾」＝你；「毫端」＝毛的末端；「辨」＝分別；寓意：尺有所短，寸有所長，團體中各有所長、應合作。</w:t>
+        <w:t xml:space="preserve">原文：</w:t>
+      </w:r>
+      <w:r>
+        <w:t xml:space="preserve">曾子之妻之市，其子隨之而泣。其母曰：「女還，顧反，為女殺彘。」妻適市來，曾子欲捕彘殺之。妻止之曰：「特與嬰兒戲耳！」曾子曰：「嬰兒非與戲也。嬰兒非有知也，待父母而學者也，聽父母之教。今子欺之，是教子欺也。母欺子，子而不信其母，非所以成教也。」遂烹彘也。</w:t>
+      </w:r>
+    </w:p>
+    <w:p>
+      <w:pPr>
+        <w:pStyle w:val="BodyText"/>
+      </w:pPr>
+      <w:r>
+        <w:rPr>
+          <w:bCs/>
+          <w:b/>
+        </w:rPr>
+        <w:t xml:space="preserve">語譯：</w:t>
+      </w:r>
+      <w:r>
+        <w:t xml:space="preserve">曾子的妻子要上市場去，兒子跟在後面哭鬧。母親說：「你先回去，我從市場回來，就殺豬給你吃。」妻子從市場回來，曾子準備捉豬來殺。妻子阻止說：「我只不過是和小孩子開玩笑罷了！」曾子說：「小孩子不是可以隨便開玩笑的。小孩子沒有知識，要向父母學習，聽從父母的教導。現在你欺騙他，就是教小孩欺騙。母親欺騙孩子，孩子就不會相信母親，這不是教育孩子的辦法啊！」於是就把豬殺了煮來吃。</w:t>
       </w:r>
     </w:p>
     <w:p>
@@ -2277,20 +2271,20 @@
         <w:t xml:space="preserve">詞語表：</w:t>
       </w:r>
       <w:r>
-        <w:t xml:space="preserve">高下＝上下、勝負；是非＝事理的對與錯；爾＝你；辨＝分別、判別；鑒＝審察；毫端＝毛的末端；益＝用處；禮儀＝禮節的規範與儀式；面目＝樣子、相貌；若＝如果；無＝同「毋」不要；唯＝只有</w:t>
-      </w:r>
-    </w:p>
-    <w:bookmarkEnd w:id="33"/>
-    <w:bookmarkStart w:id="34" w:name="第103課-遠公講學-世說新語"/>
+        <w:t xml:space="preserve">曾子＝曾參，孔子的學生；市＝市集；女＝你，通「汝」；還＝回去；顧＝回頭；特＝只不過；嬰兒＝此指小孩；戲＝開玩笑；知＝智慧；教＝教導、教育；烹＝煮；之＝代，指曾子之妻；隨＝跟隨；止＝阻止；彘＝豬</w:t>
+      </w:r>
+    </w:p>
+    <w:bookmarkEnd w:id="32"/>
+    <w:bookmarkStart w:id="33" w:name="第102課-爭高下-唐語林"/>
     <w:p>
       <w:pPr>
         <w:pStyle w:val="Heading3"/>
       </w:pPr>
       <w:r>
-        <w:t xml:space="preserve">第103課　遠公講學</w:t>
-      </w:r>
-      <w:r>
-        <w:t xml:space="preserve">　《世說新語》</w:t>
+        <w:t xml:space="preserve">第102課　爭高下</w:t>
+      </w:r>
+      <w:r>
+        <w:t xml:space="preserve">　《唐語林》</w:t>
       </w:r>
     </w:p>
     <w:p>
@@ -2298,7 +2292,37 @@
         <w:pStyle w:val="FirstParagraph"/>
       </w:pPr>
       <w:r>
-        <w:t xml:space="preserve">桑榆之光＝晚年；朝陽之暉＝少壯；遠公老而好學，勉人珍惜時光；「執經登坐」「諷誦朗暢」。</w:t>
+        <w:t xml:space="preserve">擬人法；「爾」＝你；「毫端」＝毛的末端；「辨」＝分別；寓意：尺有所短，寸有所長，團體中各有所長、應合作。</w:t>
+      </w:r>
+    </w:p>
+    <w:p>
+      <w:pPr>
+        <w:pStyle w:val="BodyText"/>
+      </w:pPr>
+      <w:r>
+        <w:rPr>
+          <w:bCs/>
+          <w:b/>
+        </w:rPr>
+        <w:t xml:space="preserve">原文：</w:t>
+      </w:r>
+      <w:r>
+        <w:t xml:space="preserve">口與鼻爭高下。口曰：「我談古今是非，爾何能居我上？」鼻曰：「飲食非我不能辨。」眼謂鼻曰：「爾何能居我上？」鼻曰：「我近鑒毫端，遠察天際，惟我當先。」又謂眉曰：「爾有何功居我上？」眉曰：「我雖無用，亦如世有賓客，何益主人？無即不成禮儀。若無眉，成何面目？」</w:t>
+      </w:r>
+    </w:p>
+    <w:p>
+      <w:pPr>
+        <w:pStyle w:val="BodyText"/>
+      </w:pPr>
+      <w:r>
+        <w:rPr>
+          <w:bCs/>
+          <w:b/>
+        </w:rPr>
+        <w:t xml:space="preserve">語譯：</w:t>
+      </w:r>
+      <w:r>
+        <w:t xml:space="preserve">嘴巴和鼻子爭上下。嘴巴說：「我談論古今，判斷是非，你有什麼能耐排在我上面？」鼻子說：「所有的飲食氣味，少了我就沒辦法分辨。」眼睛對鼻子說：「你憑什麼排在我上面？」鼻子說：「我近看毫毛尖端，遠望天邊，只有我該排第一。」又對眉毛說：「你有什麼功勞排在我上面？」眉毛說：「我雖然沒有實際用處，也像世間有賓客，對主人有什麼益處？但沒有賓客，就不符合禮節和儀式。如果沒有眉毛，一張臉會變成什麼樣子呢？」</w:t>
       </w:r>
     </w:p>
     <w:p>
@@ -2313,20 +2337,20 @@
         <w:t xml:space="preserve">詞語表：</w:t>
       </w:r>
       <w:r>
-        <w:t xml:space="preserve">遠公＝東晉高僧釋慧遠；輟＝停止；惰＝懈怠；桑榆之光＝日落時餘暉斜照桑樹、榆樹，比喻人的晚年；朝陽＝早晨的太陽，比喻少壯；暉＝日光；與＝跟隨；諷＝誦讀；苦＝懇切；高足＝對他人弟子的美稱；肅然＝莊嚴恭敬的樣子</w:t>
-      </w:r>
-    </w:p>
-    <w:bookmarkEnd w:id="34"/>
-    <w:bookmarkStart w:id="35" w:name="第104課-苛政猛於虎-禮記"/>
+        <w:t xml:space="preserve">高下＝上下、勝負；是非＝事理的對與錯；爾＝你；辨＝分別、判別；鑒＝審察；毫端＝毛的末端；益＝用處；禮儀＝禮節的規範與儀式；面目＝樣子、相貌；若＝如果；無＝同「毋」不要；唯＝只有</w:t>
+      </w:r>
+    </w:p>
+    <w:bookmarkEnd w:id="33"/>
+    <w:bookmarkStart w:id="34" w:name="第103課-遠公講學-世說新語"/>
     <w:p>
       <w:pPr>
         <w:pStyle w:val="Heading3"/>
       </w:pPr>
       <w:r>
-        <w:t xml:space="preserve">第104課　苛政猛於虎</w:t>
-      </w:r>
-      <w:r>
-        <w:t xml:space="preserve">　《禮記》</w:t>
+        <w:t xml:space="preserve">第103課　遠公講學</w:t>
+      </w:r>
+      <w:r>
+        <w:t xml:space="preserve">　《世說新語》</w:t>
       </w:r>
     </w:p>
     <w:p>
@@ -2334,7 +2358,37 @@
         <w:pStyle w:val="FirstParagraph"/>
       </w:pPr>
       <w:r>
-        <w:t xml:space="preserve">「於」＝比（置於形容詞後表比較）；「式」通「軾」；「去」＝離開；「小子識之」的「之」指苛政猛於虎這件事；予＝余＝吾。</w:t>
+        <w:t xml:space="preserve">桑榆之光＝晚年；朝陽之暉＝少壯；遠公老而好學，勉人珍惜時光；「執經登坐」「諷誦朗暢」。</w:t>
+      </w:r>
+    </w:p>
+    <w:p>
+      <w:pPr>
+        <w:pStyle w:val="BodyText"/>
+      </w:pPr>
+      <w:r>
+        <w:rPr>
+          <w:bCs/>
+          <w:b/>
+        </w:rPr>
+        <w:t xml:space="preserve">原文：</w:t>
+      </w:r>
+      <w:r>
+        <w:t xml:space="preserve">遠公在廬山中，雖老，講論不輟。弟子中或有惰者，遠公曰：「桑榆之光，理無遠照；但願朝陽之暉，與時並明耳。」執經登坐，諷誦朗暢，詞色甚苦。高足之徒，皆肅然增敬。</w:t>
+      </w:r>
+    </w:p>
+    <w:p>
+      <w:pPr>
+        <w:pStyle w:val="BodyText"/>
+      </w:pPr>
+      <w:r>
+        <w:rPr>
+          <w:bCs/>
+          <w:b/>
+        </w:rPr>
+        <w:t xml:space="preserve">語譯：</w:t>
+      </w:r>
+      <w:r>
+        <w:t xml:space="preserve">遠公住在廬山中，雖然年老，仍然講論不停。弟子中有人懈怠，遠公說：「晚年的餘光，照不了多遠；只希望你們像早晨的陽光，跟著時間一起光明。」說完便拿著經書登上講座，朗聲誦讀，言辭神色十分懇切。優秀的弟子們都莊嚴恭敬，更加敬佩他。</w:t>
       </w:r>
     </w:p>
     <w:p>
@@ -2349,20 +2403,20 @@
         <w:t xml:space="preserve">詞語表：</w:t>
       </w:r>
       <w:r>
-        <w:t xml:space="preserve">側＝旁；夫子＝先生，這裡指孔子；式＝車前橫木，這裡作動詞，扶在橫木上；子路＝孔子的學生；壹＝實在、的確；重＝重疊；舅＝公公；去＝離開；苛政＝專制暴虐的政令；小子＝年輕人；識＝記住；於＝比；之＝代，指苛政猛於虎這件事</w:t>
-      </w:r>
-    </w:p>
-    <w:bookmarkEnd w:id="35"/>
-    <w:bookmarkStart w:id="36" w:name="第105課-畫蛇添足-戰國策"/>
+        <w:t xml:space="preserve">遠公＝東晉高僧釋慧遠；輟＝停止；惰＝懈怠；桑榆之光＝日落時餘暉斜照桑樹、榆樹，比喻人的晚年；朝陽＝早晨的太陽，比喻少壯；暉＝日光；與＝跟隨；諷＝誦讀；苦＝懇切；高足＝對他人弟子的美稱；肅然＝莊嚴恭敬的樣子</w:t>
+      </w:r>
+    </w:p>
+    <w:bookmarkEnd w:id="34"/>
+    <w:bookmarkStart w:id="35" w:name="第104課-苛政猛於虎-禮記"/>
     <w:p>
       <w:pPr>
         <w:pStyle w:val="Heading3"/>
       </w:pPr>
       <w:r>
-        <w:t xml:space="preserve">第105課　畫蛇添足</w:t>
-      </w:r>
-      <w:r>
-        <w:t xml:space="preserve">　《戰國策》</w:t>
+        <w:t xml:space="preserve">第104課　苛政猛於虎</w:t>
+      </w:r>
+      <w:r>
+        <w:t xml:space="preserve">　《禮記》</w:t>
       </w:r>
     </w:p>
     <w:p>
@@ -2370,7 +2424,37 @@
         <w:pStyle w:val="FirstParagraph"/>
       </w:pPr>
       <w:r>
-        <w:t xml:space="preserve">「祠者」＝負責祭祀的人；「舍人」＝門客；「卮」＝酒器；「為」＝替；「固」＝本來；「亡」＝失去；多此一舉，反而弄巧成拙。</w:t>
+        <w:t xml:space="preserve">「於」＝比（置於形容詞後表比較）；「式」通「軾」；「去」＝離開；「小子識之」的「之」指苛政猛於虎這件事；予＝余＝吾。</w:t>
+      </w:r>
+    </w:p>
+    <w:p>
+      <w:pPr>
+        <w:pStyle w:val="BodyText"/>
+      </w:pPr>
+      <w:r>
+        <w:rPr>
+          <w:bCs/>
+          <w:b/>
+        </w:rPr>
+        <w:t xml:space="preserve">原文：</w:t>
+      </w:r>
+      <w:r>
+        <w:t xml:space="preserve">孔子過泰山側，有婦人哭於墓者而哀，夫子式而聽之。使子路問之曰：「子之哭也，壹似重有憂者。」而曰：「然！昔者吾舅死於虎，吾夫又死焉，今吾子又死焉。」夫子曰：「何為不去也？」曰：「無苛政。」夫子曰：「小子識之，苛政猛於虎也。」</w:t>
+      </w:r>
+    </w:p>
+    <w:p>
+      <w:pPr>
+        <w:pStyle w:val="BodyText"/>
+      </w:pPr>
+      <w:r>
+        <w:rPr>
+          <w:bCs/>
+          <w:b/>
+        </w:rPr>
+        <w:t xml:space="preserve">語譯：</w:t>
+      </w:r>
+      <w:r>
+        <w:t xml:space="preserve">孔子經過泰山旁，有個婦人在墳墓前哭得很哀傷，孔子扶著車前橫木聽她哭。派子路去問：「您哭得這樣傷心，實在像是有重重的憂愁。」婦人說：「是的！從前我的公公被老虎咬死，我的丈夫也被咬死，現在我的兒子又被咬死了。」孔子說：「那為什麼不離開這裡？」婦人說：「這裡沒有苛政。」孔子說：「年輕人要記住，苛政比老虎還要兇猛啊！」</w:t>
       </w:r>
     </w:p>
     <w:p>
@@ -2385,20 +2469,20 @@
         <w:t xml:space="preserve">詞語表：</w:t>
       </w:r>
       <w:r>
-        <w:t xml:space="preserve">祠者＝負責祭祀的人；舍人＝門客，幫忙辦事的手下；卮酒＝一壺酒；引＝拿取；且＝將；乃＝才；卮＝古代盛酒的器具；奪＝強取；固＝本來；安能＝怎麼能；亡＝失去；為＝替</w:t>
-      </w:r>
-    </w:p>
-    <w:bookmarkEnd w:id="36"/>
-    <w:bookmarkStart w:id="37" w:name="第106課-高山流水-呂氏春秋"/>
+        <w:t xml:space="preserve">側＝旁；夫子＝先生，這裡指孔子；式＝車前橫木，這裡作動詞，扶在橫木上；子路＝孔子的學生；壹＝實在、的確；重＝重疊；舅＝公公；去＝離開；苛政＝專制暴虐的政令；小子＝年輕人；識＝記住；於＝比；之＝代，指苛政猛於虎這件事</w:t>
+      </w:r>
+    </w:p>
+    <w:bookmarkEnd w:id="35"/>
+    <w:bookmarkStart w:id="36" w:name="第105課-畫蛇添足-戰國策"/>
     <w:p>
       <w:pPr>
         <w:pStyle w:val="Heading3"/>
       </w:pPr>
       <w:r>
-        <w:t xml:space="preserve">第106課　高山流水</w:t>
-      </w:r>
-      <w:r>
-        <w:t xml:space="preserve">　《呂氏春秋》</w:t>
+        <w:t xml:space="preserve">第105課　畫蛇添足</w:t>
+      </w:r>
+      <w:r>
+        <w:t xml:space="preserve">　《戰國策》</w:t>
       </w:r>
     </w:p>
     <w:p>
@@ -2406,7 +2490,37 @@
         <w:pStyle w:val="FirstParagraph"/>
       </w:pPr>
       <w:r>
-        <w:t xml:space="preserve">「志」＝意向；「善哉乎鼓琴」；「少選」＝一會兒；「復」＝再；知音難遇，比喻心靈契合的朋友。</w:t>
+        <w:t xml:space="preserve">「祠者」＝負責祭祀的人；「舍人」＝門客；「卮」＝酒器；「為」＝替；「固」＝本來；「亡」＝失去；多此一舉，反而弄巧成拙。</w:t>
+      </w:r>
+    </w:p>
+    <w:p>
+      <w:pPr>
+        <w:pStyle w:val="BodyText"/>
+      </w:pPr>
+      <w:r>
+        <w:rPr>
+          <w:bCs/>
+          <w:b/>
+        </w:rPr>
+        <w:t xml:space="preserve">原文：</w:t>
+      </w:r>
+      <w:r>
+        <w:t xml:space="preserve">楚有祠者，賜其舍人卮酒。舍人相謂曰：「數人飲之不足，一人飲之有餘。請畫地為蛇，先成者飲酒。」一人蛇先成，引酒且飲之，乃左手持卮，右手畫蛇，曰：「吾能為之足。」未成，一人之蛇成，奪其卮曰：「蛇固無足，子安能為之足？」遂飲其酒。為蛇足者，終亡其酒。</w:t>
+      </w:r>
+    </w:p>
+    <w:p>
+      <w:pPr>
+        <w:pStyle w:val="BodyText"/>
+      </w:pPr>
+      <w:r>
+        <w:rPr>
+          <w:bCs/>
+          <w:b/>
+        </w:rPr>
+        <w:t xml:space="preserve">語譯：</w:t>
+      </w:r>
+      <w:r>
+        <w:t xml:space="preserve">楚國有個負責祭祀的人，賞給門客一壺酒。門客們互相商量說：「幾個人喝不夠，一個人喝有餘。請大家在地上畫蛇，先畫成的人喝這壺酒。」有一人先畫好蛇，拿起酒要喝，卻左手拿酒壺，右手畫蛇，說：「我還能替蛇畫上腳。」腳還沒畫成，另一人的蛇畫好了，奪過酒壺說：「蛇本來就沒有腳，你怎麼能替牠畫腳？」便喝了那壺酒。替蛇畫腳的人，最後失去了那壺酒。</w:t>
       </w:r>
     </w:p>
     <w:p>
@@ -2421,20 +2535,20 @@
         <w:t xml:space="preserve">詞語表：</w:t>
       </w:r>
       <w:r>
-        <w:t xml:space="preserve">鼓＝彈奏；志＝意向；太山＝即泰山；善哉＝太好了；巍巍＝崇高偉大的樣子；少選＝一會兒；湯湯＝水流盛大的樣子；破＝毀壞；絕＝斷；無足＝不值得；復＝再；高山流水：1.形容樂曲高妙 2.比喻知音難遇</w:t>
-      </w:r>
-    </w:p>
-    <w:bookmarkEnd w:id="37"/>
-    <w:bookmarkStart w:id="38" w:name="第107課-楊震不受賄-後漢書"/>
+        <w:t xml:space="preserve">祠者＝負責祭祀的人；舍人＝門客，幫忙辦事的手下；卮酒＝一壺酒；引＝拿取；且＝將；乃＝才；卮＝古代盛酒的器具；奪＝強取；固＝本來；安能＝怎麼能；亡＝失去；為＝替</w:t>
+      </w:r>
+    </w:p>
+    <w:bookmarkEnd w:id="36"/>
+    <w:bookmarkStart w:id="37" w:name="第106課-高山流水-呂氏春秋"/>
     <w:p>
       <w:pPr>
         <w:pStyle w:val="Heading3"/>
       </w:pPr>
       <w:r>
-        <w:t xml:space="preserve">第107課　楊震不受賄</w:t>
-      </w:r>
-      <w:r>
-        <w:t xml:space="preserve">　《後漢書》</w:t>
+        <w:t xml:space="preserve">第106課　高山流水</w:t>
+      </w:r>
+      <w:r>
+        <w:t xml:space="preserve">　《呂氏春秋》</w:t>
       </w:r>
     </w:p>
     <w:p>
@@ -2442,7 +2556,37 @@
         <w:pStyle w:val="FirstParagraph"/>
       </w:pPr>
       <w:r>
-        <w:t xml:space="preserve">「舉」＝推薦；「為」＝擔任；「故人」＝老朋友；「暮夜懷金」＝暗中行賄；天知、神知、我知、子知，四知拒賄。</w:t>
+        <w:t xml:space="preserve">「志」＝意向；「善哉乎鼓琴」；「少選」＝一會兒；「復」＝再；知音難遇，比喻心靈契合的朋友。</w:t>
+      </w:r>
+    </w:p>
+    <w:p>
+      <w:pPr>
+        <w:pStyle w:val="BodyText"/>
+      </w:pPr>
+      <w:r>
+        <w:rPr>
+          <w:bCs/>
+          <w:b/>
+        </w:rPr>
+        <w:t xml:space="preserve">原文：</w:t>
+      </w:r>
+      <w:r>
+        <w:t xml:space="preserve">伯牙鼓琴，鍾子期聽之。方鼓琴而志在太山，鍾子期曰：「善哉乎鼓琴，巍巍乎若太山。」少選之間，而志在流水，鍾子期又曰：「善哉乎鼓琴，湯湯乎若流水。」鍾子期死，伯牙破琴絕弦，終身不復鼓琴，以為世無足復為鼓琴者。</w:t>
+      </w:r>
+    </w:p>
+    <w:p>
+      <w:pPr>
+        <w:pStyle w:val="BodyText"/>
+      </w:pPr>
+      <w:r>
+        <w:rPr>
+          <w:bCs/>
+          <w:b/>
+        </w:rPr>
+        <w:t xml:space="preserve">語譯：</w:t>
+      </w:r>
+      <w:r>
+        <w:t xml:space="preserve">伯牙彈琴，鍾子期在旁聽。伯牙彈琴時心裡想著高山，鍾子期說：「彈得真好啊，像巍峨的泰山！」不一會兒，伯牙心裡想著流水，鍾子期又說：「彈得真好啊，像浩蕩的流水！」鍾子期死後，伯牙摔破琴、扯斷弦，終身不再彈琴，認為世上沒有值得為他彈琴的人了。</w:t>
       </w:r>
     </w:p>
     <w:p>
@@ -2457,20 +2601,20 @@
         <w:t xml:space="preserve">詞語表：</w:t>
       </w:r>
       <w:r>
-        <w:t xml:space="preserve">楊震＝東漢高官，博學廉潔，有「關西孔子」美譽；邑＝漢代縣名；故＝從前、過去；舉＝推薦；茂才＝即秀才，東漢避光武帝劉秀名諱而改稱；謁＝拜見；懷＝藏在腹中；遺＝贈送；故人＝老朋友；愧＝羞慚；為＝擔任</w:t>
-      </w:r>
-    </w:p>
-    <w:bookmarkEnd w:id="38"/>
-    <w:bookmarkStart w:id="39" w:name="第108課-預浩造塔-歸田錄"/>
+        <w:t xml:space="preserve">鼓＝彈奏；志＝意向；太山＝即泰山；善哉＝太好了；巍巍＝崇高偉大的樣子；少選＝一會兒；湯湯＝水流盛大的樣子；破＝毀壞；絕＝斷；無足＝不值得；復＝再；高山流水：1.形容樂曲高妙 2.比喻知音難遇</w:t>
+      </w:r>
+    </w:p>
+    <w:bookmarkEnd w:id="37"/>
+    <w:bookmarkStart w:id="38" w:name="第107課-楊震不受賄-後漢書"/>
     <w:p>
       <w:pPr>
         <w:pStyle w:val="Heading3"/>
       </w:pPr>
       <w:r>
-        <w:t xml:space="preserve">第108課　預浩造塔</w:t>
-      </w:r>
-      <w:r>
-        <w:t xml:space="preserve">　《歸田錄》</w:t>
+        <w:t xml:space="preserve">第107課　楊震不受賄</w:t>
+      </w:r>
+      <w:r>
+        <w:t xml:space="preserve">　《後漢書》</w:t>
       </w:r>
     </w:p>
     <w:p>
@@ -2478,7 +2622,37 @@
         <w:pStyle w:val="FirstParagraph"/>
       </w:pPr>
       <w:r>
-        <w:t xml:space="preserve">「都料匠」＝總工程師；「預浩」＝宋代木工；「傾」＝傾斜；「國朝」＝本朝；「初」＝剛；讚嘆預浩思慮深遠、技藝超群。</w:t>
+        <w:t xml:space="preserve">「舉」＝推薦；「為」＝擔任；「故人」＝老朋友；「暮夜懷金」＝暗中行賄；天知、神知、我知、子知，四知拒賄。</w:t>
+      </w:r>
+    </w:p>
+    <w:p>
+      <w:pPr>
+        <w:pStyle w:val="BodyText"/>
+      </w:pPr>
+      <w:r>
+        <w:rPr>
+          <w:bCs/>
+          <w:b/>
+        </w:rPr>
+        <w:t xml:space="preserve">原文：</w:t>
+      </w:r>
+      <w:r>
+        <w:t xml:space="preserve">楊震道經昌邑，故所舉荊州茂才王密為昌邑令，謁見，至夜懷金十斤以遺震。震曰：「故人知君，君不知故人，何也？」密曰：「暮夜無知者。」震曰：「天知，神知，我知，子知。何謂無知？」密愧而出。</w:t>
+      </w:r>
+    </w:p>
+    <w:p>
+      <w:pPr>
+        <w:pStyle w:val="BodyText"/>
+      </w:pPr>
+      <w:r>
+        <w:rPr>
+          <w:bCs/>
+          <w:b/>
+        </w:rPr>
+        <w:t xml:space="preserve">語譯：</w:t>
+      </w:r>
+      <w:r>
+        <w:t xml:space="preserve">楊震路過昌邑，從前他所推薦的荊州秀才王密擔任昌邑縣令，前來拜見，到了夜裡懷藏十斤黃金送給楊震。楊震說：「老朋友了解你，你卻不了解老朋友，為什麼呢？」王密說：「夜深沒有人知道。」楊震說：「天知道，神知道，我知道，你知道，怎麼說沒有人知道？」王密羞愧地離開了。</w:t>
       </w:r>
     </w:p>
     <w:p>
@@ -2493,20 +2667,20 @@
         <w:t xml:space="preserve">詞語表：</w:t>
       </w:r>
       <w:r>
-        <w:t xml:space="preserve">開寶寺塔＝在京師的塔中最高；京師＝北宋都城汴梁；諸＝眾、所有；制度＝規劃、設計；都料匠＝掌管設計及施工的土木工程總負責人；預浩＝五代末至北宋初的建築師；初＝剛；傾＝傾斜；怪＝感到奇怪；如此＝這樣；國朝＝指本朝，即宋朝</w:t>
-      </w:r>
-    </w:p>
-    <w:bookmarkEnd w:id="39"/>
-    <w:bookmarkStart w:id="40" w:name="第109課-桃李不言-史記"/>
+        <w:t xml:space="preserve">楊震＝東漢高官，博學廉潔，有「關西孔子」美譽；邑＝漢代縣名；故＝從前、過去；舉＝推薦；茂才＝即秀才，東漢避光武帝劉秀名諱而改稱；謁＝拜見；懷＝藏在腹中；遺＝贈送；故人＝老朋友；愧＝羞慚；為＝擔任</w:t>
+      </w:r>
+    </w:p>
+    <w:bookmarkEnd w:id="38"/>
+    <w:bookmarkStart w:id="39" w:name="第108課-預浩造塔-歸田錄"/>
     <w:p>
       <w:pPr>
         <w:pStyle w:val="Heading3"/>
       </w:pPr>
       <w:r>
-        <w:t xml:space="preserve">第109課　桃李不言</w:t>
-      </w:r>
-      <w:r>
-        <w:t xml:space="preserve">　《史記》</w:t>
+        <w:t xml:space="preserve">第108課　預浩造塔</w:t>
+      </w:r>
+      <w:r>
+        <w:t xml:space="preserve">　《歸田錄》</w:t>
       </w:r>
     </w:p>
     <w:p>
@@ -2514,7 +2688,37 @@
         <w:pStyle w:val="FirstParagraph"/>
       </w:pPr>
       <w:r>
-        <w:t xml:space="preserve">「悛悛」誠懇敦厚；「鄙人」＝質樸淺陋的人；「彼」指李將軍；桃李不言，下自成蹊：為人真誠篤實，自然感召人心。</w:t>
+        <w:t xml:space="preserve">「都料匠」＝總工程師；「預浩」＝宋代木工；「傾」＝傾斜；「國朝」＝本朝；「初」＝剛；讚嘆預浩思慮深遠、技藝超群。</w:t>
+      </w:r>
+    </w:p>
+    <w:p>
+      <w:pPr>
+        <w:pStyle w:val="BodyText"/>
+      </w:pPr>
+      <w:r>
+        <w:rPr>
+          <w:bCs/>
+          <w:b/>
+        </w:rPr>
+        <w:t xml:space="preserve">原文：</w:t>
+      </w:r>
+      <w:r>
+        <w:t xml:space="preserve">開寶寺塔在京師諸塔中最高，而制度甚精，都料匠預浩所造也。塔初成，望之不正而勢傾西北。人怪而問之，浩曰：「京師地平無山，而多西北風，吹之不百年，當正也。」其用心之精，蓋此類也！國朝以來木工，一人而已。</w:t>
+      </w:r>
+    </w:p>
+    <w:p>
+      <w:pPr>
+        <w:pStyle w:val="BodyText"/>
+      </w:pPr>
+      <w:r>
+        <w:rPr>
+          <w:bCs/>
+          <w:b/>
+        </w:rPr>
+        <w:t xml:space="preserve">語譯：</w:t>
+      </w:r>
+      <w:r>
+        <w:t xml:space="preserve">開寶寺塔在京城的塔中最高，而且設計十分精良，是總工程師預浩所建造的。塔剛建成時，看起來不正，向西北傾斜。人們覺得奇怪而詢問，預浩說：「京城地勢平坦沒有山，而且多吹西北風，吹不到一百年，塔就會正了。」他用心的精密大概就是這一類啊！本朝以來的木工，只有他一人而已。</w:t>
       </w:r>
     </w:p>
     <w:p>
@@ -2529,6 +2733,72 @@
         <w:t xml:space="preserve">詞語表：</w:t>
       </w:r>
       <w:r>
+        <w:t xml:space="preserve">開寶寺塔＝在京師的塔中最高；京師＝北宋都城汴梁；諸＝眾、所有；制度＝規劃、設計；都料匠＝掌管設計及施工的土木工程總負責人；預浩＝五代末至北宋初的建築師；初＝剛；傾＝傾斜；怪＝感到奇怪；如此＝這樣；國朝＝指本朝，即宋朝</w:t>
+      </w:r>
+    </w:p>
+    <w:bookmarkEnd w:id="39"/>
+    <w:bookmarkStart w:id="40" w:name="第109課-桃李不言-史記"/>
+    <w:p>
+      <w:pPr>
+        <w:pStyle w:val="Heading3"/>
+      </w:pPr>
+      <w:r>
+        <w:t xml:space="preserve">第109課　桃李不言</w:t>
+      </w:r>
+      <w:r>
+        <w:t xml:space="preserve">　《史記》</w:t>
+      </w:r>
+    </w:p>
+    <w:p>
+      <w:pPr>
+        <w:pStyle w:val="FirstParagraph"/>
+      </w:pPr>
+      <w:r>
+        <w:t xml:space="preserve">「悛悛」誠懇敦厚；「鄙人」＝質樸淺陋的人；「彼」指李將軍；桃李不言，下自成蹊：為人真誠篤實，自然感召人心。</w:t>
+      </w:r>
+    </w:p>
+    <w:p>
+      <w:pPr>
+        <w:pStyle w:val="BodyText"/>
+      </w:pPr>
+      <w:r>
+        <w:rPr>
+          <w:bCs/>
+          <w:b/>
+        </w:rPr>
+        <w:t xml:space="preserve">原文：</w:t>
+      </w:r>
+      <w:r>
+        <w:t xml:space="preserve">余睹李將軍，悛悛如鄙人，口不能道辭。及死之日，天下知與不知，皆為盡哀。彼其忠實心誠信於士大夫也。諺曰：「桃李不言，下自成蹊。」此言雖小，可以喻大也。</w:t>
+      </w:r>
+    </w:p>
+    <w:p>
+      <w:pPr>
+        <w:pStyle w:val="BodyText"/>
+      </w:pPr>
+      <w:r>
+        <w:rPr>
+          <w:bCs/>
+          <w:b/>
+        </w:rPr>
+        <w:t xml:space="preserve">語譯：</w:t>
+      </w:r>
+      <w:r>
+        <w:t xml:space="preserve">我見到李將軍，誠懇敦厚像個質樸的人，不善於說話。到他去世的那一天，天下認識與不認識他的人，都為他盡情哀悼。那是他忠實的心誠信地對待士大夫啊。俗話說：「桃樹李樹不說話，樹下自然走出一條小路。」這話雖小，卻可以比喻大道理。</w:t>
+      </w:r>
+    </w:p>
+    <w:p>
+      <w:pPr>
+        <w:pStyle w:val="BodyText"/>
+      </w:pPr>
+      <w:r>
+        <w:rPr>
+          <w:bCs/>
+          <w:b/>
+        </w:rPr>
+        <w:t xml:space="preserve">詞語表：</w:t>
+      </w:r>
+      <w:r>
         <w:t xml:space="preserve">余＝我，指《史記》作者司馬遷；李將軍＝李廣；悛悛＝誠懇敦厚的樣子；鄙人＝質樸淺陋的人；道＝說、談；諺＝民間流傳具有說理、勸誡意義的話；蹊＝小路；喻＝比喻</w:t>
       </w:r>
     </w:p>
@@ -2551,6 +2821,36 @@
       </w:pPr>
       <w:r>
         <w:t xml:space="preserve">「狙公」＝養猴的人；「家口」＝家中人口；「馴」＝順從；「若」＝你們；朝三暮四：比喻心意不定、反覆無常；也比喻只重形式、不重實質。</w:t>
+      </w:r>
+    </w:p>
+    <w:p>
+      <w:pPr>
+        <w:pStyle w:val="BodyText"/>
+      </w:pPr>
+      <w:r>
+        <w:rPr>
+          <w:bCs/>
+          <w:b/>
+        </w:rPr>
+        <w:t xml:space="preserve">原文：</w:t>
+      </w:r>
+      <w:r>
+        <w:t xml:space="preserve">宋有狙公者，愛狙，養之成群。能解狙之意，狙亦得公之心。損其家口，充狙之欲。俄而匱焉，將限其食，恐眾狙之不馴於己也，先誑之曰：「與若芧，朝三而暮四，足乎？」眾狙皆起而怒。曰：「與若芧，朝四而暮三，足乎？」眾狙皆伏而喜。</w:t>
+      </w:r>
+    </w:p>
+    <w:p>
+      <w:pPr>
+        <w:pStyle w:val="BodyText"/>
+      </w:pPr>
+      <w:r>
+        <w:rPr>
+          <w:bCs/>
+          <w:b/>
+        </w:rPr>
+        <w:t xml:space="preserve">語譯：</w:t>
+      </w:r>
+      <w:r>
+        <w:t xml:space="preserve">宋國有個養猴的人，喜愛猴子，養了一大群。他能了解猴子的心意，猴子也懂得他的心意。他減少家裡人的口糧來滿足猴子的食欲。不久糧食不夠了，打算限制猴子的食量，又擔心猴子不順服自己，就先欺騙牠們說：「給你們橡實，早上三顆，晚上四顆，夠嗎？」猴子都站起來發怒。他又說：「給你們橡實，早上四顆，晚上三顆，夠嗎？」猴子都趴在地上，高興起來。</w:t>
       </w:r>
     </w:p>
     <w:p>

--- a/古文今讀101-110.docx
+++ b/古文今讀101-110.docx
@@ -2256,7 +2256,7 @@
         <w:t xml:space="preserve">語譯：</w:t>
       </w:r>
       <w:r>
-        <w:t xml:space="preserve">曾子的妻子要上市場去，兒子跟在後面哭鬧。母親說：「你先回去，我從市場回來，就殺豬給你吃。」妻子從市場回來，曾子準備捉豬來殺。妻子阻止說：「我只不過是和小孩子開玩笑罷了！」曾子說：「小孩子不是可以隨便開玩笑的。小孩子沒有知識，要向父母學習，聽從父母的教導。現在你欺騙他，就是教小孩欺騙。母親欺騙孩子，孩子就不會相信母親，這不是教育孩子的辦法啊！」於是就把豬殺了煮來吃。</w:t>
+        <w:t xml:space="preserve">曾子的妻子要上市場去，他的兒子在後面哭著要跟去。曾子的妻子對兒子說：「你先回去，我從市場回來，就殺豬給你吃。」曾子的妻子從市場回來，曾子準備把豬抓來殺，他的妻子阻止他說：「我只不過是和小孩子開玩笑罷了！」曾子說：「小孩子不是可以隨便開玩笑的。小孩子並不懂事，什麼知識都需要向父母學習，聽從父母親的教導。現在妳如果欺騙他，這就是教小孩欺騙。母親欺騙孩子，孩子就不會相信他的母親，這不是用來教育孩子的辦法啊！」曾子於是殺了那頭豬。</w:t>
       </w:r>
     </w:p>
     <w:p>
@@ -2322,7 +2322,7 @@
         <w:t xml:space="preserve">語譯：</w:t>
       </w:r>
       <w:r>
-        <w:t xml:space="preserve">嘴巴和鼻子爭上下。嘴巴說：「我談論古今，判斷是非，你有什麼能耐排在我上面？」鼻子說：「所有的飲食氣味，少了我就沒辦法分辨。」眼睛對鼻子說：「你憑什麼排在我上面？」鼻子說：「我近看毫毛尖端，遠望天邊，只有我該排第一。」又對眉毛說：「你有什麼功勞排在我上面？」眉毛說：「我雖然沒有實際用處，也像世間有賓客，對主人有什麼益處？但沒有賓客，就不符合禮節和儀式。如果沒有眉毛，一張臉會變成什麼樣子呢？」</w:t>
+        <w:t xml:space="preserve">嘴巴和鼻子爭上下。嘴巴說：「我談古論今，判斷是非，你有什麼能耐排在我上面？」鼻子說：「所有的飲食氣味，少了我就沒辦法分辨。」眼睛對鼻子說：「我近看毫毛尖端那樣微小的東西，遠望可以觀察到無盡的天，只有我應該處在首位，排在最前面。」又對眉毛說：「你有什麼功勞排在我上面？」眉毛說：「我雖然沒有實際用處，也就像這世上有賓客，對於主人有什麼益處？但是行禮如果沒有賓客參與見證，就不符合禮節和儀式。如果沒有眉毛，一張臉會變成什麼樣子呢？」</w:t>
       </w:r>
     </w:p>
     <w:p>
@@ -2388,7 +2388,7 @@
         <w:t xml:space="preserve">語譯：</w:t>
       </w:r>
       <w:r>
-        <w:t xml:space="preserve">遠公住在廬山中，雖然年老，仍然講論不停。弟子中有人懈怠，遠公說：「晚年的餘光，照不了多遠；只希望你們像早晨的陽光，跟著時間一起光明。」說完便拿著經書登上講座，朗聲誦讀，言辭神色十分懇切。優秀的弟子們都莊嚴恭敬，更加敬佩他。</w:t>
+        <w:t xml:space="preserve">東晉高僧慧遠住在廬山時，雖然年紀已老邁，但依然講論經書而不曾停止。門徒中有人精神懈怠，遠公說：「人老了，有如日暮時的陽光，按道理已經無法照到遠處；只希望你們有如早晨的太陽，隨著時光的推移，越來越明亮。」說完又手拿經書登上講壇，朗聲誦讀，聲音清亮流暢，言詞神色極為懇切，那些高才門徒都深受感動，而興起欽佩敬重之心。</w:t>
       </w:r>
     </w:p>
     <w:p>
@@ -2454,7 +2454,7 @@
         <w:t xml:space="preserve">語譯：</w:t>
       </w:r>
       <w:r>
-        <w:t xml:space="preserve">孔子經過泰山旁，有個婦人在墳墓前哭得很哀傷，孔子扶著車前橫木聽她哭。派子路去問：「您哭得這樣傷心，實在像是有重重的憂愁。」婦人說：「是的！從前我的公公被老虎咬死，我的丈夫也被咬死，現在我的兒子又被咬死了。」孔子說：「那為什麼不離開這裡？」婦人說：「這裡沒有苛政。」孔子說：「年輕人要記住，苛政比老虎還要兇猛啊！」</w:t>
+        <w:t xml:space="preserve">孔子經過泰山旁，有一個婦人在墳墓前哭得很哀傷，孔子靠在車前橫木上聽著，派遣學生子路去問那個婦人：「妳哭得這麼傷心，真像接連發生了好幾件悲痛的事啊！」婦人說：「是的，從前我的公公被老虎咬死了，我的丈夫也被老虎咬死，現在我的兒子又被老虎咬死了。」孔子問：「那妳為什麼不離開這個地方呢？」婦人回答：「這裡沒有繁苛殘暴的政令。」孔子對著學生說：「大家要記住這件事，繁苛殘暴的政令比吃人的老虎還要可怕啊！」</w:t>
       </w:r>
     </w:p>
     <w:p>
@@ -2520,7 +2520,7 @@
         <w:t xml:space="preserve">語譯：</w:t>
       </w:r>
       <w:r>
-        <w:t xml:space="preserve">楚國有個負責祭祀的人，賞給門客一壺酒。門客們互相商量說：「幾個人喝不夠，一個人喝有餘。請大家在地上畫蛇，先畫成的人喝這壺酒。」有一人先畫好蛇，拿起酒要喝，卻左手拿酒壺，右手畫蛇，說：「我還能替蛇畫上腳。」腳還沒畫成，另一人的蛇畫好了，奪過酒壺說：「蛇本來就沒有腳，你怎麼能替牠畫腳？」便喝了那壺酒。替蛇畫腳的人，最後失去了那壺酒。</w:t>
+        <w:t xml:space="preserve">楚國有一個負責廟堂祭祀的人，賞給手下辦事的人一壺酒。門客們相互商量說：「一壺酒幾個人喝不夠，一個人喝才盡興。這樣吧！大家在地上畫一條蛇，先畫好的就可以喝這壺酒。」有一個人先畫好了蛇，拿起酒將要喝，他左手拿著酒壺，右手又畫了起來，說：「我還能幫蛇畫腳。」他還沒畫好，另一個人的蛇已畫好，把酒壺搶過去，說：「蛇本來就沒有腳，你怎麼能再給蛇添上腳呢？」說完，就把酒喝了。那個替蛇畫上腳的人，最後失去了他本來可以喝到的那壺酒。</w:t>
       </w:r>
     </w:p>
     <w:p>
@@ -2586,7 +2586,7 @@
         <w:t xml:space="preserve">語譯：</w:t>
       </w:r>
       <w:r>
-        <w:t xml:space="preserve">伯牙彈琴，鍾子期在旁聽。伯牙彈琴時心裡想著高山，鍾子期說：「彈得真好啊，像巍峨的泰山！」不一會兒，伯牙心裡想著流水，鍾子期又說：「彈得真好啊，像浩蕩的流水！」鍾子期死後，伯牙摔破琴、扯斷弦，終身不再彈琴，認為世上沒有值得為他彈琴的人了。</w:t>
+        <w:t xml:space="preserve">伯牙彈琴，鍾子期在一旁欣賞聆聽。伯牙開始彈出表現大山雄偉的樂曲時，鍾子期說：「彈得太好了，琴音就像大山般崇高雄偉！」隔了一會兒，伯牙又彈出了表現流水的曲子，鍾子期又說：「彈得太好了，琴音就像江河般壯闊浩蕩。」鍾子期過世後，伯牙把琴摔破，把弦扯斷，終生不再彈琴，認為世界上沒有值得為他彈琴的人了！</w:t>
       </w:r>
     </w:p>
     <w:p>
@@ -2652,7 +2652,7 @@
         <w:t xml:space="preserve">語譯：</w:t>
       </w:r>
       <w:r>
-        <w:t xml:space="preserve">楊震路過昌邑，從前他所推薦的荊州秀才王密擔任昌邑縣令，前來拜見，到了夜裡懷藏十斤黃金送給楊震。楊震說：「老朋友了解你，你卻不了解老朋友，為什麼呢？」王密說：「夜深沒有人知道。」楊震說：「天知道，神知道，我知道，你知道，怎麼說沒有人知道？」王密羞愧地離開了。</w:t>
+        <w:t xml:space="preserve">楊震路過昌邑縣，他從前舉薦的荊州秀才王密正擔任昌邑縣令，前來拜見。到了夜裡，王密懷藏十斤黃金送給楊震。楊震說：「老朋友了解你的才能，你卻不了解老朋友的為人，這是為什麼呢？」王密說：「夜深沒有人知道。」楊震說：「天知道，神知道，我知道，你知道，怎麼能說沒有人知道呢？」王密羞愧地離去。</w:t>
       </w:r>
     </w:p>
     <w:p>
@@ -2718,7 +2718,7 @@
         <w:t xml:space="preserve">語譯：</w:t>
       </w:r>
       <w:r>
-        <w:t xml:space="preserve">開寶寺塔在京城的塔中最高，而且設計十分精良，是總工程師預浩所建造的。塔剛建成時，看起來不正，向西北傾斜。人們覺得奇怪而詢問，預浩說：「京城地勢平坦沒有山，而且多吹西北風，吹不到一百年，塔就會正了。」他用心的精密大概就是這一類啊！本朝以來的木工，只有他一人而已。</w:t>
+        <w:t xml:space="preserve">開寶寺塔在京城的眾塔中最高，而且設計十分精密，是總工程師預浩所建造的。塔剛建成時，看起來不正，向西北傾斜。人們覺得奇怪而問他，預浩說：「京城的地形平坦沒有山，而且多吹西北風，吹不到一百年，塔就會被吹正了。」他用心的精妙，大概就是這一類事啊！本朝以來的木工，只有他一人而已。</w:t>
       </w:r>
     </w:p>
     <w:p>
@@ -2784,7 +2784,7 @@
         <w:t xml:space="preserve">語譯：</w:t>
       </w:r>
       <w:r>
-        <w:t xml:space="preserve">我見到李將軍，誠懇敦厚像個質樸的人，不善於說話。到他去世的那一天，天下認識與不認識他的人，都為他盡情哀悼。那是他忠實的心誠信地對待士大夫啊。俗話說：「桃樹李樹不說話，樹下自然走出一條小路。」這話雖小，卻可以比喻大道理。</w:t>
+        <w:t xml:space="preserve">我見到李將軍，誠懇敦厚像個質樸的普通人，嘴巴不善言辭。但他去世的時候，天下人無論認識或不認識他，都為他哀傷。這是他忠誠實在的心確實使士大夫信服。俗話說：「桃樹李樹不會說話，但花朵美麗、果實甜美，自然吸引人們在樹下踩出一條小路。」這話說的雖是小事，卻可以比喻大的道理。</w:t>
       </w:r>
     </w:p>
     <w:p>
@@ -2850,7 +2850,7 @@
         <w:t xml:space="preserve">語譯：</w:t>
       </w:r>
       <w:r>
-        <w:t xml:space="preserve">宋國有個養猴的人，喜愛猴子，養了一大群。他能了解猴子的心意，猴子也懂得他的心意。他減少家裡人的口糧來滿足猴子的食欲。不久糧食不夠了，打算限制猴子的食量，又擔心猴子不順服自己，就先欺騙牠們說：「給你們橡實，早上三顆，晚上四顆，夠嗎？」猴子都站起來發怒。他又說：「給你們橡實，早上四顆，晚上三顆，夠嗎？」猴子都趴在地上，高興起來。</w:t>
+        <w:t xml:space="preserve">宋國有一個善於養猴的狙公，喜歡猴子，飼養了一大群。他能了解猴子的想法，猴子也懂得狙公的心意。狙公減少家裡的口糧來滿足猴子的食欲，不久糧食不夠了，狙公打算限制猴子的食量，卻又擔心猴子不順服自己，於是先欺騙牠們說：「給你們橡實吃，早上三顆，晚上四顆，這樣夠了嗎？」猴子們聽了，都站起來生氣。狙公又說：「給你們橡實，早上四顆，晚上三顆，這樣夠了嗎？」猴子們聽了，都趴在地上，顯得十分歡喜。</w:t>
       </w:r>
     </w:p>
     <w:p>

--- a/古文今讀101-110.docx
+++ b/古文今讀101-110.docx
@@ -1191,97 +1191,97 @@
               <w:jc w:val="left"/>
             </w:pPr>
             <w:r>
-              <w:t xml:space="preserve">擔任，動</w:t>
-            </w:r>
-          </w:p>
-        </w:tc>
-        <w:tc>
-          <w:tcPr/>
-          <w:p>
-            <w:pPr>
-              <w:pStyle w:val="Compact"/>
-              <w:jc w:val="left"/>
-            </w:pPr>
-            <w:r>
-              <w:t xml:space="preserve">王密為昌邑令</w:t>
-            </w:r>
-          </w:p>
-        </w:tc>
-      </w:tr>
-      <w:tr>
-        <w:tc>
-          <w:tcPr/>
-          <w:p>
-            <w:pPr>
-              <w:pStyle w:val="Compact"/>
-              <w:jc w:val="left"/>
-            </w:pPr>
-            <w:r>
-              <w:t xml:space="preserve">是，動</w:t>
-            </w:r>
-          </w:p>
-        </w:tc>
-        <w:tc>
-          <w:tcPr/>
-          <w:p>
-            <w:pPr>
-              <w:pStyle w:val="Compact"/>
-              <w:jc w:val="left"/>
-            </w:pPr>
-            <w:r>
-              <w:t xml:space="preserve">為＝是</w:t>
-            </w:r>
-          </w:p>
-        </w:tc>
-      </w:tr>
-      <w:tr>
-        <w:tc>
-          <w:tcPr/>
-          <w:p>
-            <w:pPr>
-              <w:pStyle w:val="Compact"/>
-              <w:jc w:val="left"/>
-            </w:pPr>
-            <w:r>
-              <w:t xml:space="preserve">被，介</w:t>
-            </w:r>
-          </w:p>
-        </w:tc>
-        <w:tc>
-          <w:tcPr/>
-          <w:p>
-            <w:pPr>
-              <w:pStyle w:val="Compact"/>
-              <w:jc w:val="left"/>
-            </w:pPr>
-            <w:r>
-              <w:t xml:space="preserve">為所吞</w:t>
-            </w:r>
-          </w:p>
-        </w:tc>
-      </w:tr>
-      <w:tr>
-        <w:tc>
-          <w:tcPr/>
-          <w:p>
-            <w:pPr>
-              <w:pStyle w:val="Compact"/>
-              <w:jc w:val="left"/>
-            </w:pPr>
-            <w:r>
-              <w:t xml:space="preserve">因為，介</w:t>
-            </w:r>
-          </w:p>
-        </w:tc>
-        <w:tc>
-          <w:tcPr/>
-          <w:p>
-            <w:pPr>
-              <w:pStyle w:val="Compact"/>
-              <w:jc w:val="left"/>
-            </w:pPr>
-            <w:r>
-              <w:t xml:space="preserve">為之強</w:t>
+              <w:t xml:space="preserve">ㄨㄟˊ　擔任，動</w:t>
+            </w:r>
+          </w:p>
+        </w:tc>
+        <w:tc>
+          <w:tcPr/>
+          <w:p>
+            <w:pPr>
+              <w:pStyle w:val="Compact"/>
+              <w:jc w:val="left"/>
+            </w:pPr>
+            <w:r>
+              <w:t xml:space="preserve">王密「為」昌邑令</w:t>
+            </w:r>
+          </w:p>
+        </w:tc>
+      </w:tr>
+      <w:tr>
+        <w:tc>
+          <w:tcPr/>
+          <w:p>
+            <w:pPr>
+              <w:pStyle w:val="Compact"/>
+              <w:jc w:val="left"/>
+            </w:pPr>
+            <w:r>
+              <w:t xml:space="preserve">ㄨㄟˊ　是，動</w:t>
+            </w:r>
+          </w:p>
+        </w:tc>
+        <w:tc>
+          <w:tcPr/>
+          <w:p>
+            <w:pPr>
+              <w:pStyle w:val="Compact"/>
+              <w:jc w:val="left"/>
+            </w:pPr>
+            <w:r>
+              <w:t xml:space="preserve">「為」＝是</w:t>
+            </w:r>
+          </w:p>
+        </w:tc>
+      </w:tr>
+      <w:tr>
+        <w:tc>
+          <w:tcPr/>
+          <w:p>
+            <w:pPr>
+              <w:pStyle w:val="Compact"/>
+              <w:jc w:val="left"/>
+            </w:pPr>
+            <w:r>
+              <w:t xml:space="preserve">ㄨㄟˊ　被，介</w:t>
+            </w:r>
+          </w:p>
+        </w:tc>
+        <w:tc>
+          <w:tcPr/>
+          <w:p>
+            <w:pPr>
+              <w:pStyle w:val="Compact"/>
+              <w:jc w:val="left"/>
+            </w:pPr>
+            <w:r>
+              <w:t xml:space="preserve">「為」所吞</w:t>
+            </w:r>
+          </w:p>
+        </w:tc>
+      </w:tr>
+      <w:tr>
+        <w:tc>
+          <w:tcPr/>
+          <w:p>
+            <w:pPr>
+              <w:pStyle w:val="Compact"/>
+              <w:jc w:val="left"/>
+            </w:pPr>
+            <w:r>
+              <w:t xml:space="preserve">ㄨㄟˋ　因為，介</w:t>
+            </w:r>
+          </w:p>
+        </w:tc>
+        <w:tc>
+          <w:tcPr/>
+          <w:p>
+            <w:pPr>
+              <w:pStyle w:val="Compact"/>
+              <w:jc w:val="left"/>
+            </w:pPr>
+            <w:r>
+              <w:t xml:space="preserve">項「為」之強</w:t>
             </w:r>
           </w:p>
         </w:tc>

--- a/古文今讀101-110.docx
+++ b/古文今讀101-110.docx
@@ -1358,7 +1358,7 @@
               <w:jc w:val="left"/>
             </w:pPr>
             <w:r>
-              <w:t xml:space="preserve">舉義、百廢待舉</w:t>
+              <w:t xml:space="preserve">「舉」義、百廢待「舉」</w:t>
             </w:r>
           </w:p>
         </w:tc>
@@ -1384,7 +1384,7 @@
               <w:jc w:val="left"/>
             </w:pPr>
             <w:r>
-              <w:t xml:space="preserve">舉國上下、舉世公認、舉國歡騰</w:t>
+              <w:t xml:space="preserve">「舉」國上下、「舉」世公認、「舉」國歡騰</w:t>
             </w:r>
           </w:p>
         </w:tc>
@@ -1410,7 +1410,7 @@
               <w:jc w:val="left"/>
             </w:pPr>
             <w:r>
-              <w:t xml:space="preserve">舉茂才</w:t>
+              <w:t xml:space="preserve">「舉」茂才</w:t>
             </w:r>
           </w:p>
         </w:tc>
@@ -1436,7 +1436,7 @@
               <w:jc w:val="left"/>
             </w:pPr>
             <w:r>
-              <w:t xml:space="preserve">舉人</w:t>
+              <w:t xml:space="preserve">「舉」人</w:t>
             </w:r>
           </w:p>
         </w:tc>

--- a/古文今讀101-110.docx
+++ b/古文今讀101-110.docx
@@ -4615,7 +4615,7 @@
         <w:pStyle w:val="Compact"/>
       </w:pPr>
       <w:r>
-        <w:t xml:space="preserve">【第101課】文中「隨之而泣」是因為？</w:t>
+        <w:t xml:space="preserve">【第101課　曾子殺彘】文中「其子隨之而泣」，兒子哭泣的原因是？</w:t>
       </w:r>
     </w:p>
     <w:p>
@@ -4699,7 +4699,7 @@
         <w:pStyle w:val="Compact"/>
       </w:pPr>
       <w:r>
-        <w:t xml:space="preserve">【第101課】曾子殺彘是為了？</w:t>
+        <w:t xml:space="preserve">【第101課　曾子殺彘】曾子殺彘是為了？</w:t>
       </w:r>
     </w:p>
     <w:p>
@@ -4783,7 +4783,7 @@
         <w:pStyle w:val="Compact"/>
       </w:pPr>
       <w:r>
-        <w:t xml:space="preserve">【第101課】本文的主旨是？</w:t>
+        <w:t xml:space="preserve">【第101課　曾子殺彘】本文的主旨是？</w:t>
       </w:r>
     </w:p>
     <w:p>
@@ -4867,7 +4867,7 @@
         <w:pStyle w:val="Compact"/>
       </w:pPr>
       <w:r>
-        <w:t xml:space="preserve">【第101課】「今子欺之，是教子欺也」兩個「子」字，指的是？</w:t>
+        <w:t xml:space="preserve">【第101課　曾子殺彘】「今子欺之，是教子欺也」兩個「子」字，指的是？</w:t>
       </w:r>
     </w:p>
     <w:p>
@@ -4951,7 +4951,7 @@
         <w:pStyle w:val="Compact"/>
       </w:pPr>
       <w:r>
-        <w:t xml:space="preserve">【第102課】本文寫作方式主要是採？</w:t>
+        <w:t xml:space="preserve">【第102課　爭高下】本文寫作方式主要是採？</w:t>
       </w:r>
     </w:p>
     <w:p>
@@ -5035,7 +5035,7 @@
         <w:pStyle w:val="Compact"/>
       </w:pPr>
       <w:r>
-        <w:t xml:space="preserve">【第102課】「口曰：『我談古今是非，爾何能居我上？』」的「爾」指？</w:t>
+        <w:t xml:space="preserve">【第102課　爭高下】「口曰：『我談古今是非，爾何能居我上？』」的「爾」指？</w:t>
       </w:r>
     </w:p>
     <w:p>
@@ -5119,7 +5119,7 @@
         <w:pStyle w:val="Compact"/>
       </w:pPr>
       <w:r>
-        <w:t xml:space="preserve">【第102課】文中眉毛將自己比喻成什麼？</w:t>
+        <w:t xml:space="preserve">【第102課　爭高下】文中眉毛將自己比喻成什麼？</w:t>
       </w:r>
     </w:p>
     <w:p>
@@ -5203,7 +5203,7 @@
         <w:pStyle w:val="Compact"/>
       </w:pPr>
       <w:r>
-        <w:t xml:space="preserve">【第102課】這則寓言主要說明了什麼道理？</w:t>
+        <w:t xml:space="preserve">【第102課　爭高下】這則寓言主要說明了什麼道理？</w:t>
       </w:r>
     </w:p>
     <w:p>
@@ -5287,7 +5287,7 @@
         <w:pStyle w:val="Compact"/>
       </w:pPr>
       <w:r>
-        <w:t xml:space="preserve">【第103課】遠公對學生說「桑榆之光」一番話，用意是？</w:t>
+        <w:t xml:space="preserve">【第103課　遠公講學】遠公對學生說「桑榆之光」一番話，用意是？</w:t>
       </w:r>
     </w:p>
     <w:p>
@@ -5371,7 +5371,7 @@
         <w:pStyle w:val="Compact"/>
       </w:pPr>
       <w:r>
-        <w:t xml:space="preserve">【第104課】本文的主旨是？</w:t>
+        <w:t xml:space="preserve">【第104課　苛政猛於虎】本文的主旨是？</w:t>
       </w:r>
     </w:p>
     <w:p>
@@ -5455,7 +5455,7 @@
         <w:pStyle w:val="Compact"/>
       </w:pPr>
       <w:r>
-        <w:t xml:space="preserve">【第104課】文中死於虎口的是婦人的？</w:t>
+        <w:t xml:space="preserve">【第104課　苛政猛於虎】文中死於虎口的是婦人的？</w:t>
       </w:r>
     </w:p>
     <w:p>
@@ -5539,7 +5539,7 @@
         <w:pStyle w:val="Compact"/>
       </w:pPr>
       <w:r>
-        <w:t xml:space="preserve">【第104課】「子之哭也，壹似重有憂者」是形容這婦人？</w:t>
+        <w:t xml:space="preserve">【第104課　苛政猛於虎】「子之哭也，壹似重有憂者」是形容這婦人？</w:t>
       </w:r>
     </w:p>
     <w:p>
@@ -5623,7 +5623,7 @@
         <w:pStyle w:val="Compact"/>
       </w:pPr>
       <w:r>
-        <w:t xml:space="preserve">【第104課】夫子曰「小子識之」，是要晚輩記得什麼事？</w:t>
+        <w:t xml:space="preserve">【第104課　苛政猛於虎】夫子曰「小子識之」，是要晚輩記得什麼事？</w:t>
       </w:r>
     </w:p>
     <w:p>
@@ -5707,7 +5707,7 @@
         <w:pStyle w:val="Compact"/>
       </w:pPr>
       <w:r>
-        <w:t xml:space="preserve">【第105課】本文中舍人畫蛇是為了？</w:t>
+        <w:t xml:space="preserve">【第105課　畫蛇添足】本文中舍人畫蛇是為了？</w:t>
       </w:r>
     </w:p>
     <w:p>
@@ -5791,7 +5791,7 @@
         <w:pStyle w:val="Compact"/>
       </w:pPr>
       <w:r>
-        <w:t xml:space="preserve">【第105課】「畫蛇添足」後人用來比喻？</w:t>
+        <w:t xml:space="preserve">【第105課　畫蛇添足】「畫蛇添足」後人用來比喻？</w:t>
       </w:r>
     </w:p>
     <w:p>
@@ -5875,7 +5875,7 @@
         <w:pStyle w:val="Compact"/>
       </w:pPr>
       <w:r>
-        <w:t xml:space="preserve">【第105課】本文中，最後喝到酒的是？</w:t>
+        <w:t xml:space="preserve">【第105課　畫蛇添足】本文中，最後喝到酒的是？</w:t>
       </w:r>
     </w:p>
     <w:p>
@@ -5959,7 +5959,7 @@
         <w:pStyle w:val="Compact"/>
       </w:pPr>
       <w:r>
-        <w:t xml:space="preserve">【第105課】本來得到酒的人，為何又失去了酒？</w:t>
+        <w:t xml:space="preserve">【第105課　畫蛇添足】本來得到酒的人，為何又失去了酒？</w:t>
       </w:r>
     </w:p>
     <w:p>
@@ -6043,7 +6043,7 @@
         <w:pStyle w:val="Compact"/>
       </w:pPr>
       <w:r>
-        <w:t xml:space="preserve">【第106課】鍾子期善於？</w:t>
+        <w:t xml:space="preserve">【第106課　高山流水】鍾子期善於？</w:t>
       </w:r>
     </w:p>
     <w:p>
@@ -6127,7 +6127,7 @@
         <w:pStyle w:val="Compact"/>
       </w:pPr>
       <w:r>
-        <w:t xml:space="preserve">【第106課】「知音」的意思是？</w:t>
+        <w:t xml:space="preserve">【第106課　高山流水】「知音」的意思是？</w:t>
       </w:r>
     </w:p>
     <w:p>
@@ -6211,7 +6211,7 @@
         <w:pStyle w:val="Compact"/>
       </w:pPr>
       <w:r>
-        <w:t xml:space="preserve">【第106課】伯牙為什麼破琴絕弦？</w:t>
+        <w:t xml:space="preserve">【第106課　高山流水】伯牙為什麼破琴絕弦？</w:t>
       </w:r>
     </w:p>
     <w:p>
@@ -6295,7 +6295,7 @@
         <w:pStyle w:val="Compact"/>
       </w:pPr>
       <w:r>
-        <w:t xml:space="preserve">【第106課】後人用「高山流水」形容樂曲高妙，並引申出什麼意思？</w:t>
+        <w:t xml:space="preserve">【第106課　高山流水】後人用「高山流水」形容樂曲高妙，並引申出什麼意思？</w:t>
       </w:r>
     </w:p>
     <w:p>
@@ -6379,7 +6379,7 @@
         <w:pStyle w:val="Compact"/>
       </w:pPr>
       <w:r>
-        <w:t xml:space="preserve">【第107課】王密為何懷金贈楊震？</w:t>
+        <w:t xml:space="preserve">【第107課　楊震不受賄】王密為何懷金贈楊震？</w:t>
       </w:r>
     </w:p>
     <w:p>
@@ -6463,7 +6463,7 @@
         <w:pStyle w:val="Compact"/>
       </w:pPr>
       <w:r>
-        <w:t xml:space="preserve">【第107課】「暮夜懷金」後人用來比喻？</w:t>
+        <w:t xml:space="preserve">【第107課　楊震不受賄】「暮夜懷金」後人用來比喻？</w:t>
       </w:r>
     </w:p>
     <w:p>
@@ -6547,7 +6547,7 @@
         <w:pStyle w:val="Compact"/>
       </w:pPr>
       <w:r>
-        <w:t xml:space="preserve">【第107課】「故人知君，君不知故人」句中的「故人」是指？</w:t>
+        <w:t xml:space="preserve">【第107課　楊震不受賄】「故人知君，君不知故人」句中的「故人」是指？</w:t>
       </w:r>
     </w:p>
     <w:p>
@@ -6631,7 +6631,7 @@
         <w:pStyle w:val="Compact"/>
       </w:pPr>
       <w:r>
-        <w:t xml:space="preserve">【第107課】下列哪一句最適合用來形容楊震的為人？</w:t>
+        <w:t xml:space="preserve">【第107課　楊震不受賄】下列哪一句最適合用來形容楊震的為人？</w:t>
       </w:r>
     </w:p>
     <w:p>
@@ -6715,7 +6715,7 @@
         <w:pStyle w:val="Compact"/>
       </w:pPr>
       <w:r>
-        <w:t xml:space="preserve">【第108課】「國朝以來木工，一人而已」的語氣是？</w:t>
+        <w:t xml:space="preserve">【第108課　預浩造塔】「國朝以來木工，一人而已」的語氣是？</w:t>
       </w:r>
     </w:p>
     <w:p>
@@ -6799,7 +6799,7 @@
         <w:pStyle w:val="Compact"/>
       </w:pPr>
       <w:r>
-        <w:t xml:space="preserve">【第108課】本文主要在敘述？</w:t>
+        <w:t xml:space="preserve">【第108課　預浩造塔】本文主要在敘述？</w:t>
       </w:r>
     </w:p>
     <w:p>
@@ -6883,7 +6883,7 @@
         <w:pStyle w:val="Compact"/>
       </w:pPr>
       <w:r>
-        <w:t xml:space="preserve">【第108課】京師地平無山，多西北風，說明？</w:t>
+        <w:t xml:space="preserve">【第108課　預浩造塔】京師地平無山，多西北風，說明？</w:t>
       </w:r>
     </w:p>
     <w:p>
@@ -6967,7 +6967,7 @@
         <w:pStyle w:val="Compact"/>
       </w:pPr>
       <w:r>
-        <w:t xml:space="preserve">【第109課】本文的主旨是？</w:t>
+        <w:t xml:space="preserve">【第109課　桃李不言】本文的主旨是？</w:t>
       </w:r>
     </w:p>
     <w:p>
@@ -7051,7 +7051,7 @@
         <w:pStyle w:val="Compact"/>
       </w:pPr>
       <w:r>
-        <w:t xml:space="preserve">【第109課】「桃李不言，下自成蹊」說明了什麼道理？</w:t>
+        <w:t xml:space="preserve">【第109課　桃李不言】「桃李不言，下自成蹊」說明了什麼道理？</w:t>
       </w:r>
     </w:p>
     <w:p>
@@ -7135,7 +7135,7 @@
         <w:pStyle w:val="Compact"/>
       </w:pPr>
       <w:r>
-        <w:t xml:space="preserve">【第109課】根據《史記》，李將軍的外形是？</w:t>
+        <w:t xml:space="preserve">【第109課　桃李不言】根據《史記》，李將軍的外形是？</w:t>
       </w:r>
     </w:p>
     <w:p>
@@ -7219,7 +7219,7 @@
         <w:pStyle w:val="Compact"/>
       </w:pPr>
       <w:r>
-        <w:t xml:space="preserve">【第109課】「口不能道辭」的意思是？</w:t>
+        <w:t xml:space="preserve">【第109課　桃李不言】「口不能道辭」的意思是？</w:t>
       </w:r>
     </w:p>
     <w:p>
@@ -7303,7 +7303,7 @@
         <w:pStyle w:val="Compact"/>
       </w:pPr>
       <w:r>
-        <w:t xml:space="preserve">【第110課】狙公「恐眾狙之不馴於己也」是在擔心？</w:t>
+        <w:t xml:space="preserve">【第110課　朝三暮四】狙公「恐眾狙之不馴於己也」是在擔心？</w:t>
       </w:r>
     </w:p>
     <w:p>
@@ -7387,7 +7387,7 @@
         <w:pStyle w:val="Compact"/>
       </w:pPr>
       <w:r>
-        <w:t xml:space="preserve">【第110課】本文的寓意是？</w:t>
+        <w:t xml:space="preserve">【第110課　朝三暮四】本文的寓意是？</w:t>
       </w:r>
     </w:p>
     <w:p>
@@ -7471,7 +7471,7 @@
         <w:pStyle w:val="Compact"/>
       </w:pPr>
       <w:r>
-        <w:t xml:space="preserve">【第110課】「朝三暮四」用來比喻？</w:t>
+        <w:t xml:space="preserve">【第110課　朝三暮四】「朝三暮四」用來比喻？</w:t>
       </w:r>
     </w:p>
     <w:p>
@@ -7555,7 +7555,7 @@
         <w:pStyle w:val="Compact"/>
       </w:pPr>
       <w:r>
-        <w:t xml:space="preserve">【第110課】狙公給猴子的糧食，由朝三暮四改為朝四暮三，差別是？</w:t>
+        <w:t xml:space="preserve">【第110課　朝三暮四】狙公給猴子的糧食，由朝三暮四改為朝四暮三，差別是？</w:t>
       </w:r>
     </w:p>
     <w:p>

--- a/古文今讀101-110.docx
+++ b/古文今讀101-110.docx
@@ -1867,19 +1867,45 @@
               <w:jc w:val="left"/>
             </w:pPr>
             <w:r>
-              <w:t xml:space="preserve">桑榆晚景／日薄西山</w:t>
-            </w:r>
-          </w:p>
-        </w:tc>
-        <w:tc>
-          <w:tcPr/>
-          <w:p>
-            <w:pPr>
-              <w:pStyle w:val="Compact"/>
-              <w:jc w:val="left"/>
-            </w:pPr>
-            <w:r>
-              <w:t xml:space="preserve">比喻晚年；日薄西山也比喻事物接近衰亡或人近老年</w:t>
+              <w:t xml:space="preserve">桑榆晚景</w:t>
+            </w:r>
+          </w:p>
+        </w:tc>
+        <w:tc>
+          <w:tcPr/>
+          <w:p>
+            <w:pPr>
+              <w:pStyle w:val="Compact"/>
+              <w:jc w:val="left"/>
+            </w:pPr>
+            <w:r>
+              <w:t xml:space="preserve">傍晚時夕陽斜照桑榆的景象。比喻晚年</w:t>
+            </w:r>
+          </w:p>
+        </w:tc>
+      </w:tr>
+      <w:tr>
+        <w:tc>
+          <w:tcPr/>
+          <w:p>
+            <w:pPr>
+              <w:pStyle w:val="Compact"/>
+              <w:jc w:val="left"/>
+            </w:pPr>
+            <w:r>
+              <w:t xml:space="preserve">日薄西山</w:t>
+            </w:r>
+          </w:p>
+        </w:tc>
+        <w:tc>
+          <w:tcPr/>
+          <w:p>
+            <w:pPr>
+              <w:pStyle w:val="Compact"/>
+              <w:jc w:val="left"/>
+            </w:pPr>
+            <w:r>
+              <w:t xml:space="preserve">太陽已經接近西邊的山。比喻事物接近衰亡或人近老年</w:t>
             </w:r>
           </w:p>
         </w:tc>
@@ -2241,7 +2267,7 @@
         <w:t xml:space="preserve">原文：</w:t>
       </w:r>
       <w:r>
-        <w:t xml:space="preserve">曾子之妻之市，其子隨之而泣。其母曰：「女還，顧反，為女殺彘。」妻適市來，曾子欲捕彘殺之。妻止之曰：「特與嬰兒戲耳！」曾子曰：「嬰兒非與戲也。嬰兒非有知也，待父母而學者也，聽父母之教。今子欺之，是教子欺也。母欺子，子而不信其母，非所以成教也。」遂烹彘也。</w:t>
+        <w:t xml:space="preserve">曾子之妻之市，其子隨之而泣。其母曰：「女還，顧反，為女殺彘。」妻適市來，曾子欲捕彘殺之。妻止之曰：「特與嬰兒戲耳！」曾子曰：「嬰兒非與戲也。嬰兒非有知也，待父母而學也，聽父母之教。今子欺之，是教子欺也。母欺子，子而不信其母，非所以成教也。」遂烹彘也。</w:t>
       </w:r>
     </w:p>
     <w:p>
@@ -2271,7 +2297,7 @@
         <w:t xml:space="preserve">詞語表：</w:t>
       </w:r>
       <w:r>
-        <w:t xml:space="preserve">曾子＝曾參，孔子的學生；市＝市集；女＝你，通「汝」；還＝回去；顧＝回頭；特＝只不過；嬰兒＝此指小孩；戲＝開玩笑；知＝智慧；教＝教導、教育；烹＝煮；之＝代，指曾子之妻；隨＝跟隨；止＝阻止；彘＝豬</w:t>
+        <w:t xml:space="preserve">曾子＝曾參，孔子的學生；市＝市集；女＝你，通「汝」；還＝回去；顧＝回頭；特＝只不過；嬰兒＝此指小孩；戲＝開玩笑；知＝智慧；教＝教導、教育；烹＝煮；之＝代，指曾子之妻；隨＝跟隨；止＝阻止；彘＝豬；注音：彘ㄓˋ、女ㄖㄨˇ、還ㄏㄨㄢˊ、知ㄓˋ（通「智」）；重信守承諾：柳季重信（頁31）、季札掛劍（頁123）、曾子殺彘（頁105）</w:t>
       </w:r>
     </w:p>
     <w:bookmarkEnd w:id="32"/>
@@ -2403,7 +2429,7 @@
         <w:t xml:space="preserve">詞語表：</w:t>
       </w:r>
       <w:r>
-        <w:t xml:space="preserve">遠公＝東晉高僧釋慧遠；輟＝停止；惰＝懈怠；桑榆之光＝日落時餘暉斜照桑樹、榆樹，比喻人的晚年；朝陽＝早晨的太陽，比喻少壯；暉＝日光；與＝跟隨；諷＝誦讀；苦＝懇切；高足＝對他人弟子的美稱；肅然＝莊嚴恭敬的樣子</w:t>
+        <w:t xml:space="preserve">遠公＝東晉高僧釋慧遠；輟＝停止；惰＝懈怠；桑榆之光＝日落時餘暉斜照桑樹、榆樹，比喻人的晚年；朝陽＝早晨的太陽，比喻少壯；暉＝日光；與＝跟隨；諷＝誦讀；苦＝懇切；高足＝對他人弟子的美稱；肅然＝莊嚴恭敬的樣子；名言：求學如植樹，春天開花朵，秋天結果實。（莎士比亞）知識像燭光，能照亮一個人，也能照亮無數的人。（培根）學習知識要善於思考，思考，再思考，我就是靠這個方法成為科學家的。（愛因斯坦）在讀書上，數量不是首要的重點，重要的是書的品質與所引起思索的程度。（富蘭克林）</w:t>
       </w:r>
     </w:p>
     <w:bookmarkEnd w:id="34"/>
@@ -2894,7 +2920,7 @@
         <w:pStyle w:val="BodyText"/>
       </w:pPr>
       <w:r>
-        <w:t xml:space="preserve">課文選擇題（每題 1 分，共 56 題）。</w:t>
+        <w:t xml:space="preserve">課文選擇題（每題 1 分，共 59 題）。</w:t>
       </w:r>
     </w:p>
     <w:bookmarkStart w:id="44" w:name="壹虛字練習顧於固亡"/>
@@ -5287,7 +5313,7 @@
         <w:pStyle w:val="Compact"/>
       </w:pPr>
       <w:r>
-        <w:t xml:space="preserve">【第103課　遠公講學】遠公對學生說「桑榆之光」一番話，用意是？</w:t>
+        <w:t xml:space="preserve">【第103課　遠公講學】本文中，遠公的形象是？</w:t>
       </w:r>
     </w:p>
     <w:p>
@@ -5305,7 +5331,7 @@
         <w:t xml:space="preserve"> </w:t>
       </w:r>
       <w:r>
-        <w:t xml:space="preserve">訓勉學生</w:t>
+        <w:t xml:space="preserve">程門立雪，誠心向學</w:t>
       </w:r>
     </w:p>
     <w:p>
@@ -5323,7 +5349,7 @@
         <w:t xml:space="preserve"> </w:t>
       </w:r>
       <w:r>
-        <w:t xml:space="preserve">告訴學生專心致志</w:t>
+        <w:t xml:space="preserve">老驥伏櫪，志在千里</w:t>
       </w:r>
     </w:p>
     <w:p>
@@ -5341,7 +5367,7 @@
         <w:t xml:space="preserve"> </w:t>
       </w:r>
       <w:r>
-        <w:t xml:space="preserve">希望學生像自己</w:t>
+        <w:t xml:space="preserve">言傳身教，誨人不倦</w:t>
       </w:r>
     </w:p>
     <w:p>
@@ -5359,7 +5385,7 @@
         <w:t xml:space="preserve"> </w:t>
       </w:r>
       <w:r>
-        <w:t xml:space="preserve">期勉年輕人珍惜時光、努力上進</w:t>
+        <w:t xml:space="preserve">愁眉不展，憂心忡忡</w:t>
       </w:r>
     </w:p>
     <w:p>
@@ -5371,7 +5397,7 @@
         <w:pStyle w:val="Compact"/>
       </w:pPr>
       <w:r>
-        <w:t xml:space="preserve">【第104課　苛政猛於虎】本文的主旨是？</w:t>
+        <w:t xml:space="preserve">【第103課　遠公講學】「桑榆之光」意近於？</w:t>
       </w:r>
     </w:p>
     <w:p>
@@ -5389,7 +5415,7 @@
         <w:t xml:space="preserve"> </w:t>
       </w:r>
       <w:r>
-        <w:t xml:space="preserve">因材施教</w:t>
+        <w:t xml:space="preserve">初生之犢</w:t>
       </w:r>
     </w:p>
     <w:p>
@@ -5407,7 +5433,7 @@
         <w:t xml:space="preserve"> </w:t>
       </w:r>
       <w:r>
-        <w:t xml:space="preserve">慎選環境</w:t>
+        <w:t xml:space="preserve">日薄西山</w:t>
       </w:r>
     </w:p>
     <w:p>
@@ -5425,7 +5451,7 @@
         <w:t xml:space="preserve"> </w:t>
       </w:r>
       <w:r>
-        <w:t xml:space="preserve">苛政比老虎更可怕</w:t>
+        <w:t xml:space="preserve">豆蔻年華</w:t>
       </w:r>
     </w:p>
     <w:p>
@@ -5443,7 +5469,7 @@
         <w:t xml:space="preserve"> </w:t>
       </w:r>
       <w:r>
-        <w:t xml:space="preserve">人心險惡更甚於老虎</w:t>
+        <w:t xml:space="preserve">黃口孺子</w:t>
       </w:r>
     </w:p>
     <w:p>
@@ -5455,7 +5481,7 @@
         <w:pStyle w:val="Compact"/>
       </w:pPr>
       <w:r>
-        <w:t xml:space="preserve">【第104課　苛政猛於虎】文中死於虎口的是婦人的？</w:t>
+        <w:t xml:space="preserve">【第103課　遠公講學】遠公用「朝陽之暉」來比喻？</w:t>
       </w:r>
     </w:p>
     <w:p>
@@ -5473,7 +5499,7 @@
         <w:t xml:space="preserve"> </w:t>
       </w:r>
       <w:r>
-        <w:t xml:space="preserve">父親、哥哥和丈夫</w:t>
+        <w:t xml:space="preserve">學海無涯</w:t>
       </w:r>
     </w:p>
     <w:p>
@@ -5491,7 +5517,7 @@
         <w:t xml:space="preserve"> </w:t>
       </w:r>
       <w:r>
-        <w:t xml:space="preserve">父親、丈夫和兒子</w:t>
+        <w:t xml:space="preserve">求學態度</w:t>
       </w:r>
     </w:p>
     <w:p>
@@ -5509,7 +5535,7 @@
         <w:t xml:space="preserve"> </w:t>
       </w:r>
       <w:r>
-        <w:t xml:space="preserve">公公、丈夫和兒子</w:t>
+        <w:t xml:space="preserve">青年學子</w:t>
       </w:r>
     </w:p>
     <w:p>
@@ -5527,7 +5553,7 @@
         <w:t xml:space="preserve"> </w:t>
       </w:r>
       <w:r>
-        <w:t xml:space="preserve">丈夫、兒子和孫子</w:t>
+        <w:t xml:space="preserve">老年人的智慧</w:t>
       </w:r>
     </w:p>
     <w:p>
@@ -5539,7 +5565,7 @@
         <w:pStyle w:val="Compact"/>
       </w:pPr>
       <w:r>
-        <w:t xml:space="preserve">【第104課　苛政猛於虎】「子之哭也，壹似重有憂者」是形容這婦人？</w:t>
+        <w:t xml:space="preserve">【第103課　遠公講學】遠公對學生說的一番話，用意是？</w:t>
       </w:r>
     </w:p>
     <w:p>
@@ -5557,7 +5583,7 @@
         <w:t xml:space="preserve"> </w:t>
       </w:r>
       <w:r>
-        <w:t xml:space="preserve">悲慘痛哭的樣子</w:t>
+        <w:t xml:space="preserve">訓勉學生尊師重道的重要</w:t>
       </w:r>
     </w:p>
     <w:p>
@@ -5575,7 +5601,7 @@
         <w:t xml:space="preserve"> </w:t>
       </w:r>
       <w:r>
-        <w:t xml:space="preserve">身染重病的樣子</w:t>
+        <w:t xml:space="preserve">告訴學生學習必須專心致志</w:t>
       </w:r>
     </w:p>
     <w:p>
@@ -5593,7 +5619,7 @@
         <w:t xml:space="preserve"> </w:t>
       </w:r>
       <w:r>
-        <w:t xml:space="preserve">心事重重的樣子</w:t>
+        <w:t xml:space="preserve">希望學生像自己一樣，活到老，學到老</w:t>
       </w:r>
     </w:p>
     <w:p>
@@ -5611,7 +5637,7 @@
         <w:t xml:space="preserve"> </w:t>
       </w:r>
       <w:r>
-        <w:t xml:space="preserve">啜哭無淚的樣子</w:t>
+        <w:t xml:space="preserve">期勉年輕人不要蹉跎時光，要努力上進，有所成就</w:t>
       </w:r>
     </w:p>
     <w:p>
@@ -5623,7 +5649,7 @@
         <w:pStyle w:val="Compact"/>
       </w:pPr>
       <w:r>
-        <w:t xml:space="preserve">【第104課　苛政猛於虎】夫子曰「小子識之」，是要晚輩記得什麼事？</w:t>
+        <w:t xml:space="preserve">【第104課　苛政猛於虎】本文的主旨是？</w:t>
       </w:r>
     </w:p>
     <w:p>
@@ -5641,7 +5667,7 @@
         <w:t xml:space="preserve"> </w:t>
       </w:r>
       <w:r>
-        <w:t xml:space="preserve">要挺身而出反抗暴政</w:t>
+        <w:t xml:space="preserve">因材施教</w:t>
       </w:r>
     </w:p>
     <w:p>
@@ -5659,7 +5685,7 @@
         <w:t xml:space="preserve"> </w:t>
       </w:r>
       <w:r>
-        <w:t xml:space="preserve">苛政比吃人的老虎更可怕</w:t>
+        <w:t xml:space="preserve">慎選環境</w:t>
       </w:r>
     </w:p>
     <w:p>
@@ -5677,7 +5703,7 @@
         <w:t xml:space="preserve"> </w:t>
       </w:r>
       <w:r>
-        <w:t xml:space="preserve">出門在外要提高警覺</w:t>
+        <w:t xml:space="preserve">苛政比老虎更可怕</w:t>
       </w:r>
     </w:p>
     <w:p>
@@ -5695,7 +5721,7 @@
         <w:t xml:space="preserve"> </w:t>
       </w:r>
       <w:r>
-        <w:t xml:space="preserve">一味逃避問題不去解決</w:t>
+        <w:t xml:space="preserve">人心險惡更甚於老虎</w:t>
       </w:r>
     </w:p>
     <w:p>
@@ -5707,7 +5733,7 @@
         <w:pStyle w:val="Compact"/>
       </w:pPr>
       <w:r>
-        <w:t xml:space="preserve">【第105課　畫蛇添足】本文中舍人畫蛇是為了？</w:t>
+        <w:t xml:space="preserve">【第104課　苛政猛於虎】文中死於虎口的是婦人的？</w:t>
       </w:r>
     </w:p>
     <w:p>
@@ -5725,7 +5751,7 @@
         <w:t xml:space="preserve"> </w:t>
       </w:r>
       <w:r>
-        <w:t xml:space="preserve">決定誰先喝酒</w:t>
+        <w:t xml:space="preserve">父親、哥哥和丈夫</w:t>
       </w:r>
     </w:p>
     <w:p>
@@ -5743,7 +5769,7 @@
         <w:t xml:space="preserve"> </w:t>
       </w:r>
       <w:r>
-        <w:t xml:space="preserve">決定誰可獨飲一壺酒</w:t>
+        <w:t xml:space="preserve">父親、丈夫和兒子</w:t>
       </w:r>
     </w:p>
     <w:p>
@@ -5761,7 +5787,7 @@
         <w:t xml:space="preserve"> </w:t>
       </w:r>
       <w:r>
-        <w:t xml:space="preserve">決定誰多喝一點</w:t>
+        <w:t xml:space="preserve">公公、丈夫和兒子</w:t>
       </w:r>
     </w:p>
     <w:p>
@@ -5779,7 +5805,7 @@
         <w:t xml:space="preserve"> </w:t>
       </w:r>
       <w:r>
-        <w:t xml:space="preserve">決定誰擔任祠者</w:t>
+        <w:t xml:space="preserve">丈夫、兒子和孫子</w:t>
       </w:r>
     </w:p>
     <w:p>
@@ -5791,7 +5817,7 @@
         <w:pStyle w:val="Compact"/>
       </w:pPr>
       <w:r>
-        <w:t xml:space="preserve">【第105課　畫蛇添足】「畫蛇添足」後人用來比喻？</w:t>
+        <w:t xml:space="preserve">【第104課　苛政猛於虎】「子之哭也，壹似重有憂者」是形容這婦人？</w:t>
       </w:r>
     </w:p>
     <w:p>
@@ -5809,7 +5835,7 @@
         <w:t xml:space="preserve"> </w:t>
       </w:r>
       <w:r>
-        <w:t xml:space="preserve">自成一家</w:t>
+        <w:t xml:space="preserve">悲慘痛哭的樣子</w:t>
       </w:r>
     </w:p>
     <w:p>
@@ -5827,7 +5853,7 @@
         <w:t xml:space="preserve"> </w:t>
       </w:r>
       <w:r>
-        <w:t xml:space="preserve">心願得到滿足</w:t>
+        <w:t xml:space="preserve">身染重病的樣子</w:t>
       </w:r>
     </w:p>
     <w:p>
@@ -5845,7 +5871,7 @@
         <w:t xml:space="preserve"> </w:t>
       </w:r>
       <w:r>
-        <w:t xml:space="preserve">多此一舉，結果徒勞無功</w:t>
+        <w:t xml:space="preserve">心事重重的樣子</w:t>
       </w:r>
     </w:p>
     <w:p>
@@ -5863,7 +5889,7 @@
         <w:t xml:space="preserve"> </w:t>
       </w:r>
       <w:r>
-        <w:t xml:space="preserve">在最關鍵之處加上一筆</w:t>
+        <w:t xml:space="preserve">啜哭無淚的樣子</w:t>
       </w:r>
     </w:p>
     <w:p>
@@ -5875,7 +5901,7 @@
         <w:pStyle w:val="Compact"/>
       </w:pPr>
       <w:r>
-        <w:t xml:space="preserve">【第105課　畫蛇添足】本文中，最後喝到酒的是？</w:t>
+        <w:t xml:space="preserve">【第104課　苛政猛於虎】夫子曰「小子識之」，是要晚輩記得什麼事？</w:t>
       </w:r>
     </w:p>
     <w:p>
@@ -5893,7 +5919,7 @@
         <w:t xml:space="preserve"> </w:t>
       </w:r>
       <w:r>
-        <w:t xml:space="preserve">第一個畫好蛇的人</w:t>
+        <w:t xml:space="preserve">要挺身而出反抗暴政</w:t>
       </w:r>
     </w:p>
     <w:p>
@@ -5911,7 +5937,7 @@
         <w:t xml:space="preserve"> </w:t>
       </w:r>
       <w:r>
-        <w:t xml:space="preserve">第二個畫好蛇的人</w:t>
+        <w:t xml:space="preserve">苛政比吃人的老虎更可怕</w:t>
       </w:r>
     </w:p>
     <w:p>
@@ -5929,7 +5955,7 @@
         <w:t xml:space="preserve"> </w:t>
       </w:r>
       <w:r>
-        <w:t xml:space="preserve">大家都喝到了酒</w:t>
+        <w:t xml:space="preserve">出門在外要提高警覺</w:t>
       </w:r>
     </w:p>
     <w:p>
@@ -5947,7 +5973,7 @@
         <w:t xml:space="preserve"> </w:t>
       </w:r>
       <w:r>
-        <w:t xml:space="preserve">大家都沒有喝到酒</w:t>
+        <w:t xml:space="preserve">一味逃避問題不去解決</w:t>
       </w:r>
     </w:p>
     <w:p>
@@ -5959,7 +5985,7 @@
         <w:pStyle w:val="Compact"/>
       </w:pPr>
       <w:r>
-        <w:t xml:space="preserve">【第105課　畫蛇添足】本來得到酒的人，為何又失去了酒？</w:t>
+        <w:t xml:space="preserve">【第105課　畫蛇添足】本文中舍人畫蛇是為了？</w:t>
       </w:r>
     </w:p>
     <w:p>
@@ -5977,7 +6003,7 @@
         <w:t xml:space="preserve"> </w:t>
       </w:r>
       <w:r>
-        <w:t xml:space="preserve">畫得比別人慢</w:t>
+        <w:t xml:space="preserve">決定誰先喝酒</w:t>
       </w:r>
     </w:p>
     <w:p>
@@ -5995,7 +6021,7 @@
         <w:t xml:space="preserve"> </w:t>
       </w:r>
       <w:r>
-        <w:t xml:space="preserve">忘記替蛇畫上了腳</w:t>
+        <w:t xml:space="preserve">決定誰可獨飲一壺酒</w:t>
       </w:r>
     </w:p>
     <w:p>
@@ -6013,7 +6039,7 @@
         <w:t xml:space="preserve"> </w:t>
       </w:r>
       <w:r>
-        <w:t xml:space="preserve">畫蛇太專注，被別人奪走了酒</w:t>
+        <w:t xml:space="preserve">決定誰多喝一點</w:t>
       </w:r>
     </w:p>
     <w:p>
@@ -6031,7 +6057,7 @@
         <w:t xml:space="preserve"> </w:t>
       </w:r>
       <w:r>
-        <w:t xml:space="preserve">想替蛇畫上腳，結果所畫的已經不是蛇了</w:t>
+        <w:t xml:space="preserve">決定誰擔任祠者</w:t>
       </w:r>
     </w:p>
     <w:p>
@@ -6043,7 +6069,7 @@
         <w:pStyle w:val="Compact"/>
       </w:pPr>
       <w:r>
-        <w:t xml:space="preserve">【第106課　高山流水】鍾子期善於？</w:t>
+        <w:t xml:space="preserve">【第105課　畫蛇添足】「畫蛇添足」後人用來比喻？</w:t>
       </w:r>
     </w:p>
     <w:p>
@@ -6061,7 +6087,7 @@
         <w:t xml:space="preserve"> </w:t>
       </w:r>
       <w:r>
-        <w:t xml:space="preserve">彈琴</w:t>
+        <w:t xml:space="preserve">自成一家</w:t>
       </w:r>
     </w:p>
     <w:p>
@@ -6079,7 +6105,7 @@
         <w:t xml:space="preserve"> </w:t>
       </w:r>
       <w:r>
-        <w:t xml:space="preserve">譜曲</w:t>
+        <w:t xml:space="preserve">心願得到滿足</w:t>
       </w:r>
     </w:p>
     <w:p>
@@ -6097,7 +6123,7 @@
         <w:t xml:space="preserve"> </w:t>
       </w:r>
       <w:r>
-        <w:t xml:space="preserve">用琴音表達伯牙的情思</w:t>
+        <w:t xml:space="preserve">多此一舉，結果徒勞無功</w:t>
       </w:r>
     </w:p>
     <w:p>
@@ -6115,7 +6141,7 @@
         <w:t xml:space="preserve"> </w:t>
       </w:r>
       <w:r>
-        <w:t xml:space="preserve">聽出伯牙琴音裡要表達的心意</w:t>
+        <w:t xml:space="preserve">在最關鍵之處加上一筆</w:t>
       </w:r>
     </w:p>
     <w:p>
@@ -6127,7 +6153,7 @@
         <w:pStyle w:val="Compact"/>
       </w:pPr>
       <w:r>
-        <w:t xml:space="preserve">【第106課　高山流水】「知音」的意思是？</w:t>
+        <w:t xml:space="preserve">【第105課　畫蛇添足】本文中，最後喝到酒的是？</w:t>
       </w:r>
     </w:p>
     <w:p>
@@ -6145,7 +6171,7 @@
         <w:t xml:space="preserve"> </w:t>
       </w:r>
       <w:r>
-        <w:t xml:space="preserve">精通樂理的人</w:t>
+        <w:t xml:space="preserve">第一個畫好蛇的人</w:t>
       </w:r>
     </w:p>
     <w:p>
@@ -6163,7 +6189,7 @@
         <w:t xml:space="preserve"> </w:t>
       </w:r>
       <w:r>
-        <w:t xml:space="preserve">不會違背自己意思的朋友</w:t>
+        <w:t xml:space="preserve">第二個畫好蛇的人</w:t>
       </w:r>
     </w:p>
     <w:p>
@@ -6181,7 +6207,7 @@
         <w:t xml:space="preserve"> </w:t>
       </w:r>
       <w:r>
-        <w:t xml:space="preserve">心靈相契合、相知甚深的朋友</w:t>
+        <w:t xml:space="preserve">大家都喝到了酒</w:t>
       </w:r>
     </w:p>
     <w:p>
@@ -6199,7 +6225,7 @@
         <w:t xml:space="preserve"> </w:t>
       </w:r>
       <w:r>
-        <w:t xml:space="preserve">共患難的朋友</w:t>
+        <w:t xml:space="preserve">大家都沒有喝到酒</w:t>
       </w:r>
     </w:p>
     <w:p>
@@ -6211,7 +6237,7 @@
         <w:pStyle w:val="Compact"/>
       </w:pPr>
       <w:r>
-        <w:t xml:space="preserve">【第106課　高山流水】伯牙為什麼破琴絕弦？</w:t>
+        <w:t xml:space="preserve">【第105課　畫蛇添足】本來得到酒的人，為何又失去了酒？</w:t>
       </w:r>
     </w:p>
     <w:p>
@@ -6229,7 +6255,7 @@
         <w:t xml:space="preserve"> </w:t>
       </w:r>
       <w:r>
-        <w:t xml:space="preserve">琴不夠好</w:t>
+        <w:t xml:space="preserve">畫得比別人慢</w:t>
       </w:r>
     </w:p>
     <w:p>
@@ -6247,7 +6273,7 @@
         <w:t xml:space="preserve"> </w:t>
       </w:r>
       <w:r>
-        <w:t xml:space="preserve">認為自己彈得沒有鍾子期好</w:t>
+        <w:t xml:space="preserve">忘記替蛇畫上了腳</w:t>
       </w:r>
     </w:p>
     <w:p>
@@ -6265,7 +6291,7 @@
         <w:t xml:space="preserve"> </w:t>
       </w:r>
       <w:r>
-        <w:t xml:space="preserve">能欣賞他的朋友鍾子期已過世</w:t>
+        <w:t xml:space="preserve">畫蛇太專注，被別人奪走了酒</w:t>
       </w:r>
     </w:p>
     <w:p>
@@ -6283,7 +6309,7 @@
         <w:t xml:space="preserve"> </w:t>
       </w:r>
       <w:r>
-        <w:t xml:space="preserve">認為自己琴藝已是天下第一</w:t>
+        <w:t xml:space="preserve">想替蛇畫上腳，結果所畫的已經不是蛇了</w:t>
       </w:r>
     </w:p>
     <w:p>
@@ -6295,7 +6321,7 @@
         <w:pStyle w:val="Compact"/>
       </w:pPr>
       <w:r>
-        <w:t xml:space="preserve">【第106課　高山流水】後人用「高山流水」形容樂曲高妙，並引申出什麼意思？</w:t>
+        <w:t xml:space="preserve">【第106課　高山流水】鍾子期善於？</w:t>
       </w:r>
     </w:p>
     <w:p>
@@ -6313,7 +6339,7 @@
         <w:t xml:space="preserve"> </w:t>
       </w:r>
       <w:r>
-        <w:t xml:space="preserve">自然美景</w:t>
+        <w:t xml:space="preserve">彈琴</w:t>
       </w:r>
     </w:p>
     <w:p>
@@ -6331,7 +6357,7 @@
         <w:t xml:space="preserve"> </w:t>
       </w:r>
       <w:r>
-        <w:t xml:space="preserve">知音難遇</w:t>
+        <w:t xml:space="preserve">譜曲</w:t>
       </w:r>
     </w:p>
     <w:p>
@@ -6349,7 +6375,7 @@
         <w:t xml:space="preserve"> </w:t>
       </w:r>
       <w:r>
-        <w:t xml:space="preserve">泛泛之交</w:t>
+        <w:t xml:space="preserve">用琴音表達伯牙的情思</w:t>
       </w:r>
     </w:p>
     <w:p>
@@ -6367,7 +6393,7 @@
         <w:t xml:space="preserve"> </w:t>
       </w:r>
       <w:r>
-        <w:t xml:space="preserve">手足情深</w:t>
+        <w:t xml:space="preserve">聽出伯牙琴音裡要表達的心意</w:t>
       </w:r>
     </w:p>
     <w:p>
@@ -6379,7 +6405,7 @@
         <w:pStyle w:val="Compact"/>
       </w:pPr>
       <w:r>
-        <w:t xml:space="preserve">【第107課　楊震不受賄】王密為何懷金贈楊震？</w:t>
+        <w:t xml:space="preserve">【第106課　高山流水】「知音」的意思是？</w:t>
       </w:r>
     </w:p>
     <w:p>
@@ -6397,7 +6423,7 @@
         <w:t xml:space="preserve"> </w:t>
       </w:r>
       <w:r>
-        <w:t xml:space="preserve">希望楊震讓他考取秀才</w:t>
+        <w:t xml:space="preserve">精通樂理的人</w:t>
       </w:r>
     </w:p>
     <w:p>
@@ -6415,7 +6441,7 @@
         <w:t xml:space="preserve"> </w:t>
       </w:r>
       <w:r>
-        <w:t xml:space="preserve">希望楊震推薦他為秀才</w:t>
+        <w:t xml:space="preserve">不會違背自己意思的朋友</w:t>
       </w:r>
     </w:p>
     <w:p>
@@ -6433,7 +6459,7 @@
         <w:t xml:space="preserve"> </w:t>
       </w:r>
       <w:r>
-        <w:t xml:space="preserve">感謝楊震薦舉他為秀才</w:t>
+        <w:t xml:space="preserve">心靈相契合、相知甚深的朋友</w:t>
       </w:r>
     </w:p>
     <w:p>
@@ -6451,7 +6477,7 @@
         <w:t xml:space="preserve"> </w:t>
       </w:r>
       <w:r>
-        <w:t xml:space="preserve">請楊震收買他</w:t>
+        <w:t xml:space="preserve">共患難的朋友</w:t>
       </w:r>
     </w:p>
     <w:p>
@@ -6463,7 +6489,7 @@
         <w:pStyle w:val="Compact"/>
       </w:pPr>
       <w:r>
-        <w:t xml:space="preserve">【第107課　楊震不受賄】「暮夜懷金」後人用來比喻？</w:t>
+        <w:t xml:space="preserve">【第106課　高山流水】伯牙為什麼破琴絕弦？</w:t>
       </w:r>
     </w:p>
     <w:p>
@@ -6481,7 +6507,7 @@
         <w:t xml:space="preserve"> </w:t>
       </w:r>
       <w:r>
-        <w:t xml:space="preserve">中飽私囊</w:t>
+        <w:t xml:space="preserve">琴不夠好</w:t>
       </w:r>
     </w:p>
     <w:p>
@@ -6499,7 +6525,7 @@
         <w:t xml:space="preserve"> </w:t>
       </w:r>
       <w:r>
-        <w:t xml:space="preserve">暗中行賄</w:t>
+        <w:t xml:space="preserve">認為自己彈得沒有鍾子期好</w:t>
       </w:r>
     </w:p>
     <w:p>
@@ -6517,7 +6543,7 @@
         <w:t xml:space="preserve"> </w:t>
       </w:r>
       <w:r>
-        <w:t xml:space="preserve">知恩圖報</w:t>
+        <w:t xml:space="preserve">能欣賞他的朋友鍾子期已過世</w:t>
       </w:r>
     </w:p>
     <w:p>
@@ -6535,7 +6561,7 @@
         <w:t xml:space="preserve"> </w:t>
       </w:r>
       <w:r>
-        <w:t xml:space="preserve">徇私舞弊</w:t>
+        <w:t xml:space="preserve">認為自己琴藝已是天下第一</w:t>
       </w:r>
     </w:p>
     <w:p>
@@ -6547,7 +6573,7 @@
         <w:pStyle w:val="Compact"/>
       </w:pPr>
       <w:r>
-        <w:t xml:space="preserve">【第107課　楊震不受賄】「故人知君，君不知故人」句中的「故人」是指？</w:t>
+        <w:t xml:space="preserve">【第106課　高山流水】後人用「高山流水」形容樂曲高妙，並引申出什麼意思？</w:t>
       </w:r>
     </w:p>
     <w:p>
@@ -6565,7 +6591,7 @@
         <w:t xml:space="preserve"> </w:t>
       </w:r>
       <w:r>
-        <w:t xml:space="preserve">楊震</w:t>
+        <w:t xml:space="preserve">自然美景</w:t>
       </w:r>
     </w:p>
     <w:p>
@@ -6583,7 +6609,7 @@
         <w:t xml:space="preserve"> </w:t>
       </w:r>
       <w:r>
-        <w:t xml:space="preserve">王密</w:t>
+        <w:t xml:space="preserve">知音難遇</w:t>
       </w:r>
     </w:p>
     <w:p>
@@ -6601,7 +6627,7 @@
         <w:t xml:space="preserve"> </w:t>
       </w:r>
       <w:r>
-        <w:t xml:space="preserve">上天</w:t>
+        <w:t xml:space="preserve">泛泛之交</w:t>
       </w:r>
     </w:p>
     <w:p>
@@ -6619,7 +6645,7 @@
         <w:t xml:space="preserve"> </w:t>
       </w:r>
       <w:r>
-        <w:t xml:space="preserve">神明</w:t>
+        <w:t xml:space="preserve">手足情深</w:t>
       </w:r>
     </w:p>
     <w:p>
@@ -6631,7 +6657,7 @@
         <w:pStyle w:val="Compact"/>
       </w:pPr>
       <w:r>
-        <w:t xml:space="preserve">【第107課　楊震不受賄】下列哪一句最適合用來形容楊震的為人？</w:t>
+        <w:t xml:space="preserve">【第107課　楊震不受賄】王密為何懷金贈楊震？</w:t>
       </w:r>
     </w:p>
     <w:p>
@@ -6649,7 +6675,7 @@
         <w:t xml:space="preserve"> </w:t>
       </w:r>
       <w:r>
-        <w:t xml:space="preserve">安貧樂道，遠離塵囂</w:t>
+        <w:t xml:space="preserve">希望楊震讓他考取秀才</w:t>
       </w:r>
     </w:p>
     <w:p>
@@ -6667,7 +6693,7 @@
         <w:t xml:space="preserve"> </w:t>
       </w:r>
       <w:r>
-        <w:t xml:space="preserve">見賢思齊，聞過則喜</w:t>
+        <w:t xml:space="preserve">希望楊震推薦他為秀才</w:t>
       </w:r>
     </w:p>
     <w:p>
@@ -6685,7 +6711,7 @@
         <w:t xml:space="preserve"> </w:t>
       </w:r>
       <w:r>
-        <w:t xml:space="preserve">道貌岸然，文過飾非</w:t>
+        <w:t xml:space="preserve">感謝楊震薦舉他為秀才</w:t>
       </w:r>
     </w:p>
     <w:p>
@@ -6703,7 +6729,7 @@
         <w:t xml:space="preserve"> </w:t>
       </w:r>
       <w:r>
-        <w:t xml:space="preserve">堅持操守，一介不取</w:t>
+        <w:t xml:space="preserve">請楊震收買他</w:t>
       </w:r>
     </w:p>
     <w:p>
@@ -6715,7 +6741,7 @@
         <w:pStyle w:val="Compact"/>
       </w:pPr>
       <w:r>
-        <w:t xml:space="preserve">【第108課　預浩造塔】「國朝以來木工，一人而已」的語氣是？</w:t>
+        <w:t xml:space="preserve">【第107課　楊震不受賄】「暮夜懷金」後人用來比喻？</w:t>
       </w:r>
     </w:p>
     <w:p>
@@ -6733,7 +6759,7 @@
         <w:t xml:space="preserve"> </w:t>
       </w:r>
       <w:r>
-        <w:t xml:space="preserve">調侃</w:t>
+        <w:t xml:space="preserve">中飽私囊</w:t>
       </w:r>
     </w:p>
     <w:p>
@@ -6751,7 +6777,7 @@
         <w:t xml:space="preserve"> </w:t>
       </w:r>
       <w:r>
-        <w:t xml:space="preserve">盛讚</w:t>
+        <w:t xml:space="preserve">暗中行賄</w:t>
       </w:r>
     </w:p>
     <w:p>
@@ -6769,7 +6795,7 @@
         <w:t xml:space="preserve"> </w:t>
       </w:r>
       <w:r>
-        <w:t xml:space="preserve">諷刺</w:t>
+        <w:t xml:space="preserve">知恩圖報</w:t>
       </w:r>
     </w:p>
     <w:p>
@@ -6787,7 +6813,7 @@
         <w:t xml:space="preserve"> </w:t>
       </w:r>
       <w:r>
-        <w:t xml:space="preserve">不予置評</w:t>
+        <w:t xml:space="preserve">徇私舞弊</w:t>
       </w:r>
     </w:p>
     <w:p>
@@ -6799,7 +6825,7 @@
         <w:pStyle w:val="Compact"/>
       </w:pPr>
       <w:r>
-        <w:t xml:space="preserve">【第108課　預浩造塔】本文主要在敘述？</w:t>
+        <w:t xml:space="preserve">【第107課　楊震不受賄】「故人知君，君不知故人」句中的「故人」是指？</w:t>
       </w:r>
     </w:p>
     <w:p>
@@ -6817,7 +6843,7 @@
         <w:t xml:space="preserve"> </w:t>
       </w:r>
       <w:r>
-        <w:t xml:space="preserve">開寶寺塔的宏偉</w:t>
+        <w:t xml:space="preserve">楊震</w:t>
       </w:r>
     </w:p>
     <w:p>
@@ -6835,7 +6861,7 @@
         <w:t xml:space="preserve"> </w:t>
       </w:r>
       <w:r>
-        <w:t xml:space="preserve">開寶寺塔是斜塔</w:t>
+        <w:t xml:space="preserve">王密</w:t>
       </w:r>
     </w:p>
     <w:p>
@@ -6853,7 +6879,7 @@
         <w:t xml:space="preserve"> </w:t>
       </w:r>
       <w:r>
-        <w:t xml:space="preserve">都料匠預浩高超的建築才能</w:t>
+        <w:t xml:space="preserve">上天</w:t>
       </w:r>
     </w:p>
     <w:p>
@@ -6871,7 +6897,7 @@
         <w:t xml:space="preserve"> </w:t>
       </w:r>
       <w:r>
-        <w:t xml:space="preserve">都料匠預浩造塔過程非常艱辛</w:t>
+        <w:t xml:space="preserve">神明</w:t>
       </w:r>
     </w:p>
     <w:p>
@@ -6883,7 +6909,7 @@
         <w:pStyle w:val="Compact"/>
       </w:pPr>
       <w:r>
-        <w:t xml:space="preserve">【第108課　預浩造塔】京師地平無山，多西北風，說明？</w:t>
+        <w:t xml:space="preserve">【第107課　楊震不受賄】下列哪一句最適合用來形容楊震的為人？</w:t>
       </w:r>
     </w:p>
     <w:p>
@@ -6901,7 +6927,7 @@
         <w:t xml:space="preserve"> </w:t>
       </w:r>
       <w:r>
-        <w:t xml:space="preserve">地形、氣候對建築物的影響</w:t>
+        <w:t xml:space="preserve">安貧樂道，遠離塵囂</w:t>
       </w:r>
     </w:p>
     <w:p>
@@ -6919,7 +6945,7 @@
         <w:t xml:space="preserve"> </w:t>
       </w:r>
       <w:r>
-        <w:t xml:space="preserve">風勢愈大塔愈穩</w:t>
+        <w:t xml:space="preserve">見賢思齊，聞過則喜</w:t>
       </w:r>
     </w:p>
     <w:p>
@@ -6937,7 +6963,7 @@
         <w:t xml:space="preserve"> </w:t>
       </w:r>
       <w:r>
-        <w:t xml:space="preserve">塔必須建在山上</w:t>
+        <w:t xml:space="preserve">道貌岸然，文過飾非</w:t>
       </w:r>
     </w:p>
     <w:p>
@@ -6955,7 +6981,7 @@
         <w:t xml:space="preserve"> </w:t>
       </w:r>
       <w:r>
-        <w:t xml:space="preserve">北宋風沙嚴重</w:t>
+        <w:t xml:space="preserve">堅持操守，一介不取</w:t>
       </w:r>
     </w:p>
     <w:p>
@@ -6967,7 +6993,7 @@
         <w:pStyle w:val="Compact"/>
       </w:pPr>
       <w:r>
-        <w:t xml:space="preserve">【第109課　桃李不言】本文的主旨是？</w:t>
+        <w:t xml:space="preserve">【第108課　預浩造塔】「國朝以來木工，一人而已」的語氣是？</w:t>
       </w:r>
     </w:p>
     <w:p>
@@ -6985,7 +7011,7 @@
         <w:t xml:space="preserve"> </w:t>
       </w:r>
       <w:r>
-        <w:t xml:space="preserve">讚揚李將軍愛護百姓</w:t>
+        <w:t xml:space="preserve">調侃</w:t>
       </w:r>
     </w:p>
     <w:p>
@@ -7003,7 +7029,7 @@
         <w:t xml:space="preserve"> </w:t>
       </w:r>
       <w:r>
-        <w:t xml:space="preserve">讚美李將軍外形如桃李</w:t>
+        <w:t xml:space="preserve">盛讚</w:t>
       </w:r>
     </w:p>
     <w:p>
@@ -7021,7 +7047,7 @@
         <w:t xml:space="preserve"> </w:t>
       </w:r>
       <w:r>
-        <w:t xml:space="preserve">讚揚李廣忠厚篤實的人格，令人景仰</w:t>
+        <w:t xml:space="preserve">諷刺</w:t>
       </w:r>
     </w:p>
     <w:p>
@@ -7039,7 +7065,7 @@
         <w:t xml:space="preserve"> </w:t>
       </w:r>
       <w:r>
-        <w:t xml:space="preserve">感嘆李將軍人格偉大</w:t>
+        <w:t xml:space="preserve">不予置評</w:t>
       </w:r>
     </w:p>
     <w:p>
@@ -7051,7 +7077,7 @@
         <w:pStyle w:val="Compact"/>
       </w:pPr>
       <w:r>
-        <w:t xml:space="preserve">【第109課　桃李不言】「桃李不言，下自成蹊」說明了什麼道理？</w:t>
+        <w:t xml:space="preserve">【第108課　預浩造塔】本文主要在敘述？</w:t>
       </w:r>
     </w:p>
     <w:p>
@@ -7069,7 +7095,7 @@
         <w:t xml:space="preserve"> </w:t>
       </w:r>
       <w:r>
-        <w:t xml:space="preserve">不善言辭的人常被忽略</w:t>
+        <w:t xml:space="preserve">開寶寺塔的宏偉</w:t>
       </w:r>
     </w:p>
     <w:p>
@@ -7087,7 +7113,7 @@
         <w:t xml:space="preserve"> </w:t>
       </w:r>
       <w:r>
-        <w:t xml:space="preserve">不喜歡說話的人朋友較少</w:t>
+        <w:t xml:space="preserve">開寶寺塔是斜塔</w:t>
       </w:r>
     </w:p>
     <w:p>
@@ -7105,7 +7131,7 @@
         <w:t xml:space="preserve"> </w:t>
       </w:r>
       <w:r>
-        <w:t xml:space="preserve">只要努力付出，一定有豐碩成果</w:t>
+        <w:t xml:space="preserve">都料匠預浩高超的建築才能</w:t>
       </w:r>
     </w:p>
     <w:p>
@@ -7123,7 +7149,7 @@
         <w:t xml:space="preserve"> </w:t>
       </w:r>
       <w:r>
-        <w:t xml:space="preserve">為人真誠篤實，自然能感召人</w:t>
+        <w:t xml:space="preserve">都料匠預浩造塔過程非常艱辛</w:t>
       </w:r>
     </w:p>
     <w:p>
@@ -7135,7 +7161,7 @@
         <w:pStyle w:val="Compact"/>
       </w:pPr>
       <w:r>
-        <w:t xml:space="preserve">【第109課　桃李不言】根據《史記》，李將軍的外形是？</w:t>
+        <w:t xml:space="preserve">【第108課　預浩造塔】京師地平無山，多西北風，說明？</w:t>
       </w:r>
     </w:p>
     <w:p>
@@ -7153,7 +7179,7 @@
         <w:t xml:space="preserve"> </w:t>
       </w:r>
       <w:r>
-        <w:t xml:space="preserve">貌不驚人</w:t>
+        <w:t xml:space="preserve">地形、氣候對建築物的影響</w:t>
       </w:r>
     </w:p>
     <w:p>
@@ -7171,7 +7197,7 @@
         <w:t xml:space="preserve"> </w:t>
       </w:r>
       <w:r>
-        <w:t xml:space="preserve">相貌堂堂</w:t>
+        <w:t xml:space="preserve">風勢愈大塔愈穩</w:t>
       </w:r>
     </w:p>
     <w:p>
@@ -7189,7 +7215,7 @@
         <w:t xml:space="preserve"> </w:t>
       </w:r>
       <w:r>
-        <w:t xml:space="preserve">玉樹臨風</w:t>
+        <w:t xml:space="preserve">塔必須建在山上</w:t>
       </w:r>
     </w:p>
     <w:p>
@@ -7207,7 +7233,7 @@
         <w:t xml:space="preserve"> </w:t>
       </w:r>
       <w:r>
-        <w:t xml:space="preserve">虎背熊腰</w:t>
+        <w:t xml:space="preserve">北宋風沙嚴重</w:t>
       </w:r>
     </w:p>
     <w:p>
@@ -7219,7 +7245,7 @@
         <w:pStyle w:val="Compact"/>
       </w:pPr>
       <w:r>
-        <w:t xml:space="preserve">【第109課　桃李不言】「口不能道辭」的意思是？</w:t>
+        <w:t xml:space="preserve">【第109課　桃李不言】本文的主旨是？</w:t>
       </w:r>
     </w:p>
     <w:p>
@@ -7237,7 +7263,7 @@
         <w:t xml:space="preserve"> </w:t>
       </w:r>
       <w:r>
-        <w:t xml:space="preserve">啞巴</w:t>
+        <w:t xml:space="preserve">讚揚李將軍愛護百姓</w:t>
       </w:r>
     </w:p>
     <w:p>
@@ -7255,7 +7281,7 @@
         <w:t xml:space="preserve"> </w:t>
       </w:r>
       <w:r>
-        <w:t xml:space="preserve">說起話來結結巴巴</w:t>
+        <w:t xml:space="preserve">讚美李將軍外形如桃李</w:t>
       </w:r>
     </w:p>
     <w:p>
@@ -7273,7 +7299,7 @@
         <w:t xml:space="preserve"> </w:t>
       </w:r>
       <w:r>
-        <w:t xml:space="preserve">不善言辭</w:t>
+        <w:t xml:space="preserve">讚揚李廣忠厚篤實的人格，令人景仰</w:t>
       </w:r>
     </w:p>
     <w:p>
@@ -7291,7 +7317,7 @@
         <w:t xml:space="preserve"> </w:t>
       </w:r>
       <w:r>
-        <w:t xml:space="preserve">書讀得不夠多</w:t>
+        <w:t xml:space="preserve">感嘆李將軍人格偉大</w:t>
       </w:r>
     </w:p>
     <w:p>
@@ -7303,7 +7329,7 @@
         <w:pStyle w:val="Compact"/>
       </w:pPr>
       <w:r>
-        <w:t xml:space="preserve">【第110課　朝三暮四】狙公「恐眾狙之不馴於己也」是在擔心？</w:t>
+        <w:t xml:space="preserve">【第109課　桃李不言】「桃李不言，下自成蹊」說明了什麼道理？</w:t>
       </w:r>
     </w:p>
     <w:p>
@@ -7321,7 +7347,7 @@
         <w:t xml:space="preserve"> </w:t>
       </w:r>
       <w:r>
-        <w:t xml:space="preserve">猴子不順從</w:t>
+        <w:t xml:space="preserve">不善言辭的人常被忽略</w:t>
       </w:r>
     </w:p>
     <w:p>
@@ -7339,7 +7365,7 @@
         <w:t xml:space="preserve"> </w:t>
       </w:r>
       <w:r>
-        <w:t xml:space="preserve">減少食糧</w:t>
+        <w:t xml:space="preserve">不喜歡說話的人朋友較少</w:t>
       </w:r>
     </w:p>
     <w:p>
@@ -7357,7 +7383,7 @@
         <w:t xml:space="preserve"> </w:t>
       </w:r>
       <w:r>
-        <w:t xml:space="preserve">改吃香蕉</w:t>
+        <w:t xml:space="preserve">只要努力付出，一定有豐碩成果</w:t>
       </w:r>
     </w:p>
     <w:p>
@@ -7375,7 +7401,7 @@
         <w:t xml:space="preserve"> </w:t>
       </w:r>
       <w:r>
-        <w:t xml:space="preserve">增加飼養</w:t>
+        <w:t xml:space="preserve">為人真誠篤實，自然能感召人</w:t>
       </w:r>
     </w:p>
     <w:p>
@@ -7387,7 +7413,7 @@
         <w:pStyle w:val="Compact"/>
       </w:pPr>
       <w:r>
-        <w:t xml:space="preserve">【第110課　朝三暮四】本文的寓意是？</w:t>
+        <w:t xml:space="preserve">【第109課　桃李不言】根據《史記》，李將軍的外形是？</w:t>
       </w:r>
     </w:p>
     <w:p>
@@ -7405,7 +7431,7 @@
         <w:t xml:space="preserve"> </w:t>
       </w:r>
       <w:r>
-        <w:t xml:space="preserve">飼養動物不能半途而廢</w:t>
+        <w:t xml:space="preserve">貌不驚人</w:t>
       </w:r>
     </w:p>
     <w:p>
@@ -7423,7 +7449,7 @@
         <w:t xml:space="preserve"> </w:t>
       </w:r>
       <w:r>
-        <w:t xml:space="preserve">貪圖眼前的利益常有後患</w:t>
+        <w:t xml:space="preserve">相貌堂堂</w:t>
       </w:r>
     </w:p>
     <w:p>
@@ -7441,7 +7467,7 @@
         <w:t xml:space="preserve"> </w:t>
       </w:r>
       <w:r>
-        <w:t xml:space="preserve">對牛彈琴</w:t>
+        <w:t xml:space="preserve">玉樹臨風</w:t>
       </w:r>
     </w:p>
     <w:p>
@@ -7459,7 +7485,7 @@
         <w:t xml:space="preserve"> </w:t>
       </w:r>
       <w:r>
-        <w:t xml:space="preserve">看事情要重實際，不要被形式迷惑</w:t>
+        <w:t xml:space="preserve">虎背熊腰</w:t>
       </w:r>
     </w:p>
     <w:p>
@@ -7471,7 +7497,7 @@
         <w:pStyle w:val="Compact"/>
       </w:pPr>
       <w:r>
-        <w:t xml:space="preserve">【第110課　朝三暮四】「朝三暮四」用來比喻？</w:t>
+        <w:t xml:space="preserve">【第109課　桃李不言】「口不能道辭」的意思是？</w:t>
       </w:r>
     </w:p>
     <w:p>
@@ -7489,7 +7515,7 @@
         <w:t xml:space="preserve"> </w:t>
       </w:r>
       <w:r>
-        <w:t xml:space="preserve">陷入絕境</w:t>
+        <w:t xml:space="preserve">啞巴</w:t>
       </w:r>
     </w:p>
     <w:p>
@@ -7507,7 +7533,7 @@
         <w:t xml:space="preserve"> </w:t>
       </w:r>
       <w:r>
-        <w:t xml:space="preserve">心意不定、反覆無常</w:t>
+        <w:t xml:space="preserve">說起話來結結巴巴</w:t>
       </w:r>
     </w:p>
     <w:p>
@@ -7525,7 +7551,7 @@
         <w:t xml:space="preserve"> </w:t>
       </w:r>
       <w:r>
-        <w:t xml:space="preserve">鉤心鬥角</w:t>
+        <w:t xml:space="preserve">不善言辭</w:t>
       </w:r>
     </w:p>
     <w:p>
@@ -7543,7 +7569,7 @@
         <w:t xml:space="preserve"> </w:t>
       </w:r>
       <w:r>
-        <w:t xml:space="preserve">騎虎難下</w:t>
+        <w:t xml:space="preserve">書讀得不夠多</w:t>
       </w:r>
     </w:p>
     <w:p>
@@ -7555,6 +7581,258 @@
         <w:pStyle w:val="Compact"/>
       </w:pPr>
       <w:r>
+        <w:t xml:space="preserve">【第110課　朝三暮四】狙公「恐眾狙之不馴於己也」是在擔心？</w:t>
+      </w:r>
+    </w:p>
+    <w:p>
+      <w:pPr>
+        <w:numPr>
+          <w:ilvl w:val="1"/>
+          <w:numId w:val="1060"/>
+        </w:numPr>
+        <w:pStyle w:val="Compact"/>
+      </w:pPr>
+      <w:r>
+        <w:t xml:space="preserve">(A)</w:t>
+      </w:r>
+      <w:r>
+        <w:t xml:space="preserve"> </w:t>
+      </w:r>
+      <w:r>
+        <w:t xml:space="preserve">猴子不順從</w:t>
+      </w:r>
+    </w:p>
+    <w:p>
+      <w:pPr>
+        <w:numPr>
+          <w:ilvl w:val="1"/>
+          <w:numId w:val="1060"/>
+        </w:numPr>
+        <w:pStyle w:val="Compact"/>
+      </w:pPr>
+      <w:r>
+        <w:t xml:space="preserve">(B)</w:t>
+      </w:r>
+      <w:r>
+        <w:t xml:space="preserve"> </w:t>
+      </w:r>
+      <w:r>
+        <w:t xml:space="preserve">減少食糧</w:t>
+      </w:r>
+    </w:p>
+    <w:p>
+      <w:pPr>
+        <w:numPr>
+          <w:ilvl w:val="1"/>
+          <w:numId w:val="1060"/>
+        </w:numPr>
+        <w:pStyle w:val="Compact"/>
+      </w:pPr>
+      <w:r>
+        <w:t xml:space="preserve">(C)</w:t>
+      </w:r>
+      <w:r>
+        <w:t xml:space="preserve"> </w:t>
+      </w:r>
+      <w:r>
+        <w:t xml:space="preserve">改吃香蕉</w:t>
+      </w:r>
+    </w:p>
+    <w:p>
+      <w:pPr>
+        <w:numPr>
+          <w:ilvl w:val="1"/>
+          <w:numId w:val="1060"/>
+        </w:numPr>
+        <w:pStyle w:val="Compact"/>
+      </w:pPr>
+      <w:r>
+        <w:t xml:space="preserve">(D)</w:t>
+      </w:r>
+      <w:r>
+        <w:t xml:space="preserve"> </w:t>
+      </w:r>
+      <w:r>
+        <w:t xml:space="preserve">增加飼養</w:t>
+      </w:r>
+    </w:p>
+    <w:p>
+      <w:pPr>
+        <w:numPr>
+          <w:ilvl w:val="0"/>
+          <w:numId w:val="1024"/>
+        </w:numPr>
+        <w:pStyle w:val="Compact"/>
+      </w:pPr>
+      <w:r>
+        <w:t xml:space="preserve">【第110課　朝三暮四】本文的寓意是？</w:t>
+      </w:r>
+    </w:p>
+    <w:p>
+      <w:pPr>
+        <w:numPr>
+          <w:ilvl w:val="1"/>
+          <w:numId w:val="1061"/>
+        </w:numPr>
+        <w:pStyle w:val="Compact"/>
+      </w:pPr>
+      <w:r>
+        <w:t xml:space="preserve">(A)</w:t>
+      </w:r>
+      <w:r>
+        <w:t xml:space="preserve"> </w:t>
+      </w:r>
+      <w:r>
+        <w:t xml:space="preserve">飼養動物不能半途而廢</w:t>
+      </w:r>
+    </w:p>
+    <w:p>
+      <w:pPr>
+        <w:numPr>
+          <w:ilvl w:val="1"/>
+          <w:numId w:val="1061"/>
+        </w:numPr>
+        <w:pStyle w:val="Compact"/>
+      </w:pPr>
+      <w:r>
+        <w:t xml:space="preserve">(B)</w:t>
+      </w:r>
+      <w:r>
+        <w:t xml:space="preserve"> </w:t>
+      </w:r>
+      <w:r>
+        <w:t xml:space="preserve">貪圖眼前的利益常有後患</w:t>
+      </w:r>
+    </w:p>
+    <w:p>
+      <w:pPr>
+        <w:numPr>
+          <w:ilvl w:val="1"/>
+          <w:numId w:val="1061"/>
+        </w:numPr>
+        <w:pStyle w:val="Compact"/>
+      </w:pPr>
+      <w:r>
+        <w:t xml:space="preserve">(C)</w:t>
+      </w:r>
+      <w:r>
+        <w:t xml:space="preserve"> </w:t>
+      </w:r>
+      <w:r>
+        <w:t xml:space="preserve">對牛彈琴</w:t>
+      </w:r>
+    </w:p>
+    <w:p>
+      <w:pPr>
+        <w:numPr>
+          <w:ilvl w:val="1"/>
+          <w:numId w:val="1061"/>
+        </w:numPr>
+        <w:pStyle w:val="Compact"/>
+      </w:pPr>
+      <w:r>
+        <w:t xml:space="preserve">(D)</w:t>
+      </w:r>
+      <w:r>
+        <w:t xml:space="preserve"> </w:t>
+      </w:r>
+      <w:r>
+        <w:t xml:space="preserve">看事情要重實際，不要被形式迷惑</w:t>
+      </w:r>
+    </w:p>
+    <w:p>
+      <w:pPr>
+        <w:numPr>
+          <w:ilvl w:val="0"/>
+          <w:numId w:val="1024"/>
+        </w:numPr>
+        <w:pStyle w:val="Compact"/>
+      </w:pPr>
+      <w:r>
+        <w:t xml:space="preserve">【第110課　朝三暮四】「朝三暮四」用來比喻？</w:t>
+      </w:r>
+    </w:p>
+    <w:p>
+      <w:pPr>
+        <w:numPr>
+          <w:ilvl w:val="1"/>
+          <w:numId w:val="1062"/>
+        </w:numPr>
+        <w:pStyle w:val="Compact"/>
+      </w:pPr>
+      <w:r>
+        <w:t xml:space="preserve">(A)</w:t>
+      </w:r>
+      <w:r>
+        <w:t xml:space="preserve"> </w:t>
+      </w:r>
+      <w:r>
+        <w:t xml:space="preserve">陷入絕境</w:t>
+      </w:r>
+    </w:p>
+    <w:p>
+      <w:pPr>
+        <w:numPr>
+          <w:ilvl w:val="1"/>
+          <w:numId w:val="1062"/>
+        </w:numPr>
+        <w:pStyle w:val="Compact"/>
+      </w:pPr>
+      <w:r>
+        <w:t xml:space="preserve">(B)</w:t>
+      </w:r>
+      <w:r>
+        <w:t xml:space="preserve"> </w:t>
+      </w:r>
+      <w:r>
+        <w:t xml:space="preserve">心意不定、反覆無常</w:t>
+      </w:r>
+    </w:p>
+    <w:p>
+      <w:pPr>
+        <w:numPr>
+          <w:ilvl w:val="1"/>
+          <w:numId w:val="1062"/>
+        </w:numPr>
+        <w:pStyle w:val="Compact"/>
+      </w:pPr>
+      <w:r>
+        <w:t xml:space="preserve">(C)</w:t>
+      </w:r>
+      <w:r>
+        <w:t xml:space="preserve"> </w:t>
+      </w:r>
+      <w:r>
+        <w:t xml:space="preserve">鉤心鬥角</w:t>
+      </w:r>
+    </w:p>
+    <w:p>
+      <w:pPr>
+        <w:numPr>
+          <w:ilvl w:val="1"/>
+          <w:numId w:val="1062"/>
+        </w:numPr>
+        <w:pStyle w:val="Compact"/>
+      </w:pPr>
+      <w:r>
+        <w:t xml:space="preserve">(D)</w:t>
+      </w:r>
+      <w:r>
+        <w:t xml:space="preserve"> </w:t>
+      </w:r>
+      <w:r>
+        <w:t xml:space="preserve">騎虎難下</w:t>
+      </w:r>
+    </w:p>
+    <w:p>
+      <w:pPr>
+        <w:numPr>
+          <w:ilvl w:val="0"/>
+          <w:numId w:val="1024"/>
+        </w:numPr>
+        <w:pStyle w:val="Compact"/>
+      </w:pPr>
+      <w:r>
         <w:t xml:space="preserve">【第110課　朝三暮四】狙公給猴子的糧食，由朝三暮四改為朝四暮三，差別是？</w:t>
       </w:r>
     </w:p>
@@ -7562,7 +7840,7 @@
       <w:pPr>
         <w:numPr>
           <w:ilvl w:val="1"/>
-          <w:numId w:val="1060"/>
+          <w:numId w:val="1063"/>
         </w:numPr>
         <w:pStyle w:val="Compact"/>
       </w:pPr>
@@ -7580,7 +7858,7 @@
       <w:pPr>
         <w:numPr>
           <w:ilvl w:val="1"/>
-          <w:numId w:val="1060"/>
+          <w:numId w:val="1063"/>
         </w:numPr>
         <w:pStyle w:val="Compact"/>
       </w:pPr>
@@ -7598,7 +7876,7 @@
       <w:pPr>
         <w:numPr>
           <w:ilvl w:val="1"/>
-          <w:numId w:val="1060"/>
+          <w:numId w:val="1063"/>
         </w:numPr>
         <w:pStyle w:val="Compact"/>
       </w:pPr>
@@ -7616,7 +7894,7 @@
       <w:pPr>
         <w:numPr>
           <w:ilvl w:val="1"/>
-          <w:numId w:val="1060"/>
+          <w:numId w:val="1063"/>
         </w:numPr>
         <w:pStyle w:val="Compact"/>
       </w:pPr>
@@ -8789,6 +9067,120 @@
               <w:jc w:val="left"/>
             </w:pPr>
             <w:r>
+              <w:t xml:space="preserve">C</w:t>
+            </w:r>
+          </w:p>
+        </w:tc>
+        <w:tc>
+          <w:tcPr/>
+          <w:p>
+            <w:pPr>
+              <w:pStyle w:val="Compact"/>
+              <w:jc w:val="left"/>
+            </w:pPr>
+            <w:r>
+              <w:t xml:space="preserve">遠公年老仍講論不輟，並勉勵弟子。</w:t>
+            </w:r>
+          </w:p>
+        </w:tc>
+      </w:tr>
+      <w:tr>
+        <w:tc>
+          <w:tcPr/>
+          <w:p>
+            <w:pPr>
+              <w:pStyle w:val="Compact"/>
+              <w:jc w:val="left"/>
+            </w:pPr>
+            <w:r>
+              <w:t xml:space="preserve">30</w:t>
+            </w:r>
+          </w:p>
+        </w:tc>
+        <w:tc>
+          <w:tcPr/>
+          <w:p>
+            <w:pPr>
+              <w:pStyle w:val="Compact"/>
+              <w:jc w:val="left"/>
+            </w:pPr>
+            <w:r>
+              <w:t xml:space="preserve">B</w:t>
+            </w:r>
+          </w:p>
+        </w:tc>
+        <w:tc>
+          <w:tcPr/>
+          <w:p>
+            <w:pPr>
+              <w:pStyle w:val="Compact"/>
+              <w:jc w:val="left"/>
+            </w:pPr>
+            <w:r>
+              <w:t xml:space="preserve">桑榆之光比喻晚年，意近日薄西山。</w:t>
+            </w:r>
+          </w:p>
+        </w:tc>
+      </w:tr>
+      <w:tr>
+        <w:tc>
+          <w:tcPr/>
+          <w:p>
+            <w:pPr>
+              <w:pStyle w:val="Compact"/>
+              <w:jc w:val="left"/>
+            </w:pPr>
+            <w:r>
+              <w:t xml:space="preserve">31</w:t>
+            </w:r>
+          </w:p>
+        </w:tc>
+        <w:tc>
+          <w:tcPr/>
+          <w:p>
+            <w:pPr>
+              <w:pStyle w:val="Compact"/>
+              <w:jc w:val="left"/>
+            </w:pPr>
+            <w:r>
+              <w:t xml:space="preserve">C</w:t>
+            </w:r>
+          </w:p>
+        </w:tc>
+        <w:tc>
+          <w:tcPr/>
+          <w:p>
+            <w:pPr>
+              <w:pStyle w:val="Compact"/>
+              <w:jc w:val="left"/>
+            </w:pPr>
+            <w:r>
+              <w:t xml:space="preserve">朝陽比喻少壯、青年學子。</w:t>
+            </w:r>
+          </w:p>
+        </w:tc>
+      </w:tr>
+      <w:tr>
+        <w:tc>
+          <w:tcPr/>
+          <w:p>
+            <w:pPr>
+              <w:pStyle w:val="Compact"/>
+              <w:jc w:val="left"/>
+            </w:pPr>
+            <w:r>
+              <w:t xml:space="preserve">32</w:t>
+            </w:r>
+          </w:p>
+        </w:tc>
+        <w:tc>
+          <w:tcPr/>
+          <w:p>
+            <w:pPr>
+              <w:pStyle w:val="Compact"/>
+              <w:jc w:val="left"/>
+            </w:pPr>
+            <w:r>
               <w:t xml:space="preserve">D</w:t>
             </w:r>
           </w:p>
@@ -8801,21 +9193,21 @@
               <w:jc w:val="left"/>
             </w:pPr>
             <w:r>
-              <w:t xml:space="preserve">以晚年之光勉勵少壯者。</w:t>
-            </w:r>
-          </w:p>
-        </w:tc>
-      </w:tr>
-      <w:tr>
-        <w:tc>
-          <w:tcPr/>
-          <w:p>
-            <w:pPr>
-              <w:pStyle w:val="Compact"/>
-              <w:jc w:val="left"/>
-            </w:pPr>
-            <w:r>
-              <w:t xml:space="preserve">30</w:t>
+              <w:t xml:space="preserve">以晚年之光勉勵少壯者把握時光。</w:t>
+            </w:r>
+          </w:p>
+        </w:tc>
+      </w:tr>
+      <w:tr>
+        <w:tc>
+          <w:tcPr/>
+          <w:p>
+            <w:pPr>
+              <w:pStyle w:val="Compact"/>
+              <w:jc w:val="left"/>
+            </w:pPr>
+            <w:r>
+              <w:t xml:space="preserve">33</w:t>
             </w:r>
           </w:p>
         </w:tc>
@@ -8853,7 +9245,7 @@
               <w:jc w:val="left"/>
             </w:pPr>
             <w:r>
-              <w:t xml:space="preserve">31</w:t>
+              <w:t xml:space="preserve">34</w:t>
             </w:r>
           </w:p>
         </w:tc>
@@ -8891,7 +9283,7 @@
               <w:jc w:val="left"/>
             </w:pPr>
             <w:r>
-              <w:t xml:space="preserve">32</w:t>
+              <w:t xml:space="preserve">35</w:t>
             </w:r>
           </w:p>
         </w:tc>
@@ -8929,7 +9321,7 @@
               <w:jc w:val="left"/>
             </w:pPr>
             <w:r>
-              <w:t xml:space="preserve">33</w:t>
+              <w:t xml:space="preserve">36</w:t>
             </w:r>
           </w:p>
         </w:tc>
@@ -8967,7 +9359,7 @@
               <w:jc w:val="left"/>
             </w:pPr>
             <w:r>
-              <w:t xml:space="preserve">34</w:t>
+              <w:t xml:space="preserve">37</w:t>
             </w:r>
           </w:p>
         </w:tc>
@@ -9005,7 +9397,7 @@
               <w:jc w:val="left"/>
             </w:pPr>
             <w:r>
-              <w:t xml:space="preserve">35</w:t>
+              <w:t xml:space="preserve">38</w:t>
             </w:r>
           </w:p>
         </w:tc>
@@ -9043,7 +9435,7 @@
               <w:jc w:val="left"/>
             </w:pPr>
             <w:r>
-              <w:t xml:space="preserve">36</w:t>
+              <w:t xml:space="preserve">39</w:t>
             </w:r>
           </w:p>
         </w:tc>
@@ -9081,7 +9473,7 @@
               <w:jc w:val="left"/>
             </w:pPr>
             <w:r>
-              <w:t xml:space="preserve">37</w:t>
+              <w:t xml:space="preserve">40</w:t>
             </w:r>
           </w:p>
         </w:tc>
@@ -9119,7 +9511,7 @@
               <w:jc w:val="left"/>
             </w:pPr>
             <w:r>
-              <w:t xml:space="preserve">38</w:t>
+              <w:t xml:space="preserve">41</w:t>
             </w:r>
           </w:p>
         </w:tc>
@@ -9157,7 +9549,7 @@
               <w:jc w:val="left"/>
             </w:pPr>
             <w:r>
-              <w:t xml:space="preserve">39</w:t>
+              <w:t xml:space="preserve">42</w:t>
             </w:r>
           </w:p>
         </w:tc>
@@ -9195,7 +9587,7 @@
               <w:jc w:val="left"/>
             </w:pPr>
             <w:r>
-              <w:t xml:space="preserve">40</w:t>
+              <w:t xml:space="preserve">43</w:t>
             </w:r>
           </w:p>
         </w:tc>
@@ -9233,7 +9625,7 @@
               <w:jc w:val="left"/>
             </w:pPr>
             <w:r>
-              <w:t xml:space="preserve">41</w:t>
+              <w:t xml:space="preserve">44</w:t>
             </w:r>
           </w:p>
         </w:tc>
@@ -9271,7 +9663,7 @@
               <w:jc w:val="left"/>
             </w:pPr>
             <w:r>
-              <w:t xml:space="preserve">42</w:t>
+              <w:t xml:space="preserve">45</w:t>
             </w:r>
           </w:p>
         </w:tc>
@@ -9309,7 +9701,7 @@
               <w:jc w:val="left"/>
             </w:pPr>
             <w:r>
-              <w:t xml:space="preserve">43</w:t>
+              <w:t xml:space="preserve">46</w:t>
             </w:r>
           </w:p>
         </w:tc>
@@ -9347,7 +9739,7 @@
               <w:jc w:val="left"/>
             </w:pPr>
             <w:r>
-              <w:t xml:space="preserve">44</w:t>
+              <w:t xml:space="preserve">47</w:t>
             </w:r>
           </w:p>
         </w:tc>
@@ -9385,7 +9777,7 @@
               <w:jc w:val="left"/>
             </w:pPr>
             <w:r>
-              <w:t xml:space="preserve">45</w:t>
+              <w:t xml:space="preserve">48</w:t>
             </w:r>
           </w:p>
         </w:tc>
@@ -9423,7 +9815,7 @@
               <w:jc w:val="left"/>
             </w:pPr>
             <w:r>
-              <w:t xml:space="preserve">46</w:t>
+              <w:t xml:space="preserve">49</w:t>
             </w:r>
           </w:p>
         </w:tc>
@@ -9461,7 +9853,7 @@
               <w:jc w:val="left"/>
             </w:pPr>
             <w:r>
-              <w:t xml:space="preserve">47</w:t>
+              <w:t xml:space="preserve">50</w:t>
             </w:r>
           </w:p>
         </w:tc>
@@ -9499,7 +9891,7 @@
               <w:jc w:val="left"/>
             </w:pPr>
             <w:r>
-              <w:t xml:space="preserve">48</w:t>
+              <w:t xml:space="preserve">51</w:t>
             </w:r>
           </w:p>
         </w:tc>
@@ -9537,7 +9929,7 @@
               <w:jc w:val="left"/>
             </w:pPr>
             <w:r>
-              <w:t xml:space="preserve">49</w:t>
+              <w:t xml:space="preserve">52</w:t>
             </w:r>
           </w:p>
         </w:tc>
@@ -9575,7 +9967,7 @@
               <w:jc w:val="left"/>
             </w:pPr>
             <w:r>
-              <w:t xml:space="preserve">50</w:t>
+              <w:t xml:space="preserve">53</w:t>
             </w:r>
           </w:p>
         </w:tc>
@@ -9613,7 +10005,7 @@
               <w:jc w:val="left"/>
             </w:pPr>
             <w:r>
-              <w:t xml:space="preserve">51</w:t>
+              <w:t xml:space="preserve">54</w:t>
             </w:r>
           </w:p>
         </w:tc>
@@ -9651,7 +10043,7 @@
               <w:jc w:val="left"/>
             </w:pPr>
             <w:r>
-              <w:t xml:space="preserve">52</w:t>
+              <w:t xml:space="preserve">55</w:t>
             </w:r>
           </w:p>
         </w:tc>
@@ -9689,7 +10081,7 @@
               <w:jc w:val="left"/>
             </w:pPr>
             <w:r>
-              <w:t xml:space="preserve">53</w:t>
+              <w:t xml:space="preserve">56</w:t>
             </w:r>
           </w:p>
         </w:tc>
@@ -9727,7 +10119,7 @@
               <w:jc w:val="left"/>
             </w:pPr>
             <w:r>
-              <w:t xml:space="preserve">54</w:t>
+              <w:t xml:space="preserve">57</w:t>
             </w:r>
           </w:p>
         </w:tc>
@@ -9765,7 +10157,7 @@
               <w:jc w:val="left"/>
             </w:pPr>
             <w:r>
-              <w:t xml:space="preserve">55</w:t>
+              <w:t xml:space="preserve">58</w:t>
             </w:r>
           </w:p>
         </w:tc>
@@ -9803,7 +10195,7 @@
               <w:jc w:val="left"/>
             </w:pPr>
             <w:r>
-              <w:t xml:space="preserve">56</w:t>
+              <w:t xml:space="preserve">59</w:t>
             </w:r>
           </w:p>
         </w:tc>
@@ -10392,6 +10784,15 @@
     <w:abstractNumId w:val="991"/>
   </w:num>
   <w:num w:numId="1060">
+    <w:abstractNumId w:val="991"/>
+  </w:num>
+  <w:num w:numId="1061">
+    <w:abstractNumId w:val="991"/>
+  </w:num>
+  <w:num w:numId="1062">
+    <w:abstractNumId w:val="991"/>
+  </w:num>
+  <w:num w:numId="1063">
     <w:abstractNumId w:val="991"/>
   </w:num>
 </w:numbering>

--- a/古文今讀101-110.docx
+++ b/古文今讀101-110.docx
@@ -2920,7 +2920,7 @@
         <w:pStyle w:val="BodyText"/>
       </w:pPr>
       <w:r>
-        <w:t xml:space="preserve">課文選擇題（每題 1 分，共 59 題）。</w:t>
+        <w:t xml:space="preserve">課文選擇題（每題 1 分，共 79 題）。</w:t>
       </w:r>
     </w:p>
     <w:bookmarkStart w:id="44" w:name="壹虛字練習顧於固亡"/>
@@ -4977,7 +4977,7 @@
         <w:pStyle w:val="Compact"/>
       </w:pPr>
       <w:r>
-        <w:t xml:space="preserve">【第102課　爭高下】本文寫作方式主要是採？</w:t>
+        <w:t xml:space="preserve">【第101課　曾子殺彘】「女還，顧反」的「女」意思是？</w:t>
       </w:r>
     </w:p>
     <w:p>
@@ -4995,7 +4995,7 @@
         <w:t xml:space="preserve"> </w:t>
       </w:r>
       <w:r>
-        <w:t xml:space="preserve">擬人法</w:t>
+        <w:t xml:space="preserve">女兒</w:t>
       </w:r>
     </w:p>
     <w:p>
@@ -5013,7 +5013,7 @@
         <w:t xml:space="preserve"> </w:t>
       </w:r>
       <w:r>
-        <w:t xml:space="preserve">摹寫法</w:t>
+        <w:t xml:space="preserve">婦女</w:t>
       </w:r>
     </w:p>
     <w:p>
@@ -5031,7 +5031,7 @@
         <w:t xml:space="preserve"> </w:t>
       </w:r>
       <w:r>
-        <w:t xml:space="preserve">譬喻法</w:t>
+        <w:t xml:space="preserve">妻子</w:t>
       </w:r>
     </w:p>
     <w:p>
@@ -5049,7 +5049,7 @@
         <w:t xml:space="preserve"> </w:t>
       </w:r>
       <w:r>
-        <w:t xml:space="preserve">設問法</w:t>
+        <w:t xml:space="preserve">你，通「汝」</w:t>
       </w:r>
     </w:p>
     <w:p>
@@ -5061,7 +5061,7 @@
         <w:pStyle w:val="Compact"/>
       </w:pPr>
       <w:r>
-        <w:t xml:space="preserve">【第102課　爭高下】「口曰：『我談古今是非，爾何能居我上？』」的「爾」指？</w:t>
+        <w:t xml:space="preserve">【第101課　曾子殺彘】「特與嬰兒戲耳」的「特」意思是？</w:t>
       </w:r>
     </w:p>
     <w:p>
@@ -5079,7 +5079,7 @@
         <w:t xml:space="preserve"> </w:t>
       </w:r>
       <w:r>
-        <w:t xml:space="preserve">鼻</w:t>
+        <w:t xml:space="preserve">特別</w:t>
       </w:r>
     </w:p>
     <w:p>
@@ -5097,7 +5097,7 @@
         <w:t xml:space="preserve"> </w:t>
       </w:r>
       <w:r>
-        <w:t xml:space="preserve">眼</w:t>
+        <w:t xml:space="preserve">只不過</w:t>
       </w:r>
     </w:p>
     <w:p>
@@ -5115,7 +5115,7 @@
         <w:t xml:space="preserve"> </w:t>
       </w:r>
       <w:r>
-        <w:t xml:space="preserve">眉</w:t>
+        <w:t xml:space="preserve">特地</w:t>
       </w:r>
     </w:p>
     <w:p>
@@ -5133,7 +5133,7 @@
         <w:t xml:space="preserve"> </w:t>
       </w:r>
       <w:r>
-        <w:t xml:space="preserve">耳</w:t>
+        <w:t xml:space="preserve">獨特</w:t>
       </w:r>
     </w:p>
     <w:p>
@@ -5145,7 +5145,7 @@
         <w:pStyle w:val="Compact"/>
       </w:pPr>
       <w:r>
-        <w:t xml:space="preserve">【第102課　爭高下】文中眉毛將自己比喻成什麼？</w:t>
+        <w:t xml:space="preserve">【第102課　爭高下】本文寫作方式主要是採？</w:t>
       </w:r>
     </w:p>
     <w:p>
@@ -5163,7 +5163,7 @@
         <w:t xml:space="preserve"> </w:t>
       </w:r>
       <w:r>
-        <w:t xml:space="preserve">毫端</w:t>
+        <w:t xml:space="preserve">擬人法</w:t>
       </w:r>
     </w:p>
     <w:p>
@@ -5181,7 +5181,7 @@
         <w:t xml:space="preserve"> </w:t>
       </w:r>
       <w:r>
-        <w:t xml:space="preserve">賓客</w:t>
+        <w:t xml:space="preserve">摹寫法</w:t>
       </w:r>
     </w:p>
     <w:p>
@@ -5199,7 +5199,7 @@
         <w:t xml:space="preserve"> </w:t>
       </w:r>
       <w:r>
-        <w:t xml:space="preserve">主人</w:t>
+        <w:t xml:space="preserve">譬喻法</w:t>
       </w:r>
     </w:p>
     <w:p>
@@ -5217,7 +5217,7 @@
         <w:t xml:space="preserve"> </w:t>
       </w:r>
       <w:r>
-        <w:t xml:space="preserve">總指</w:t>
+        <w:t xml:space="preserve">設問法</w:t>
       </w:r>
     </w:p>
     <w:p>
@@ -5229,7 +5229,7 @@
         <w:pStyle w:val="Compact"/>
       </w:pPr>
       <w:r>
-        <w:t xml:space="preserve">【第102課　爭高下】這則寓言主要說明了什麼道理？</w:t>
+        <w:t xml:space="preserve">【第102課　爭高下】「口曰：『我談古今是非，爾何能居我上？』」的「爾」指？</w:t>
       </w:r>
     </w:p>
     <w:p>
@@ -5247,7 +5247,7 @@
         <w:t xml:space="preserve"> </w:t>
       </w:r>
       <w:r>
-        <w:t xml:space="preserve">一點小事都可能引發大衝突</w:t>
+        <w:t xml:space="preserve">鼻</w:t>
       </w:r>
     </w:p>
     <w:p>
@@ -5265,7 +5265,7 @@
         <w:t xml:space="preserve"> </w:t>
       </w:r>
       <w:r>
-        <w:t xml:space="preserve">我們常看不到身邊人的缺點</w:t>
+        <w:t xml:space="preserve">眼</w:t>
       </w:r>
     </w:p>
     <w:p>
@@ -5283,7 +5283,7 @@
         <w:t xml:space="preserve"> </w:t>
       </w:r>
       <w:r>
-        <w:t xml:space="preserve">喜歡說大話的人往往能力不足</w:t>
+        <w:t xml:space="preserve">眉</w:t>
       </w:r>
     </w:p>
     <w:p>
@@ -5301,7 +5301,7 @@
         <w:t xml:space="preserve"> </w:t>
       </w:r>
       <w:r>
-        <w:t xml:space="preserve">團體之中尺有所短，寸有所長，應團結合作</w:t>
+        <w:t xml:space="preserve">耳</w:t>
       </w:r>
     </w:p>
     <w:p>
@@ -5313,7 +5313,7 @@
         <w:pStyle w:val="Compact"/>
       </w:pPr>
       <w:r>
-        <w:t xml:space="preserve">【第103課　遠公講學】本文中，遠公的形象是？</w:t>
+        <w:t xml:space="preserve">【第102課　爭高下】文中眉毛將自己比喻成什麼？</w:t>
       </w:r>
     </w:p>
     <w:p>
@@ -5331,7 +5331,7 @@
         <w:t xml:space="preserve"> </w:t>
       </w:r>
       <w:r>
-        <w:t xml:space="preserve">程門立雪，誠心向學</w:t>
+        <w:t xml:space="preserve">毫端</w:t>
       </w:r>
     </w:p>
     <w:p>
@@ -5349,7 +5349,7 @@
         <w:t xml:space="preserve"> </w:t>
       </w:r>
       <w:r>
-        <w:t xml:space="preserve">老驥伏櫪，志在千里</w:t>
+        <w:t xml:space="preserve">賓客</w:t>
       </w:r>
     </w:p>
     <w:p>
@@ -5367,7 +5367,7 @@
         <w:t xml:space="preserve"> </w:t>
       </w:r>
       <w:r>
-        <w:t xml:space="preserve">言傳身教，誨人不倦</w:t>
+        <w:t xml:space="preserve">主人</w:t>
       </w:r>
     </w:p>
     <w:p>
@@ -5385,7 +5385,7 @@
         <w:t xml:space="preserve"> </w:t>
       </w:r>
       <w:r>
-        <w:t xml:space="preserve">愁眉不展，憂心忡忡</w:t>
+        <w:t xml:space="preserve">總指</w:t>
       </w:r>
     </w:p>
     <w:p>
@@ -5397,7 +5397,7 @@
         <w:pStyle w:val="Compact"/>
       </w:pPr>
       <w:r>
-        <w:t xml:space="preserve">【第103課　遠公講學】「桑榆之光」意近於？</w:t>
+        <w:t xml:space="preserve">【第102課　爭高下】這則寓言主要說明了什麼道理？</w:t>
       </w:r>
     </w:p>
     <w:p>
@@ -5415,7 +5415,7 @@
         <w:t xml:space="preserve"> </w:t>
       </w:r>
       <w:r>
-        <w:t xml:space="preserve">初生之犢</w:t>
+        <w:t xml:space="preserve">一點小事都可能引發大衝突</w:t>
       </w:r>
     </w:p>
     <w:p>
@@ -5433,7 +5433,7 @@
         <w:t xml:space="preserve"> </w:t>
       </w:r>
       <w:r>
-        <w:t xml:space="preserve">日薄西山</w:t>
+        <w:t xml:space="preserve">我們常看不到身邊人的缺點</w:t>
       </w:r>
     </w:p>
     <w:p>
@@ -5451,7 +5451,7 @@
         <w:t xml:space="preserve"> </w:t>
       </w:r>
       <w:r>
-        <w:t xml:space="preserve">豆蔻年華</w:t>
+        <w:t xml:space="preserve">喜歡說大話的人往往能力不足</w:t>
       </w:r>
     </w:p>
     <w:p>
@@ -5469,7 +5469,7 @@
         <w:t xml:space="preserve"> </w:t>
       </w:r>
       <w:r>
-        <w:t xml:space="preserve">黃口孺子</w:t>
+        <w:t xml:space="preserve">團體之中尺有所短，寸有所長，應團結合作</w:t>
       </w:r>
     </w:p>
     <w:p>
@@ -5481,7 +5481,7 @@
         <w:pStyle w:val="Compact"/>
       </w:pPr>
       <w:r>
-        <w:t xml:space="preserve">【第103課　遠公講學】遠公用「朝陽之暉」來比喻？</w:t>
+        <w:t xml:space="preserve">【第102課　爭高下】「毫端」的意思是？</w:t>
       </w:r>
     </w:p>
     <w:p>
@@ -5499,7 +5499,7 @@
         <w:t xml:space="preserve"> </w:t>
       </w:r>
       <w:r>
-        <w:t xml:space="preserve">學海無涯</w:t>
+        <w:t xml:space="preserve">細長的毛筆</w:t>
       </w:r>
     </w:p>
     <w:p>
@@ -5517,7 +5517,7 @@
         <w:t xml:space="preserve"> </w:t>
       </w:r>
       <w:r>
-        <w:t xml:space="preserve">求學態度</w:t>
+        <w:t xml:space="preserve">很小的聲音</w:t>
       </w:r>
     </w:p>
     <w:p>
@@ -5535,7 +5535,7 @@
         <w:t xml:space="preserve"> </w:t>
       </w:r>
       <w:r>
-        <w:t xml:space="preserve">青年學子</w:t>
+        <w:t xml:space="preserve">毛的末端</w:t>
       </w:r>
     </w:p>
     <w:p>
@@ -5553,7 +5553,7 @@
         <w:t xml:space="preserve"> </w:t>
       </w:r>
       <w:r>
-        <w:t xml:space="preserve">老年人的智慧</w:t>
+        <w:t xml:space="preserve">極大的功勞</w:t>
       </w:r>
     </w:p>
     <w:p>
@@ -5565,7 +5565,7 @@
         <w:pStyle w:val="Compact"/>
       </w:pPr>
       <w:r>
-        <w:t xml:space="preserve">【第103課　遠公講學】遠公對學生說的一番話，用意是？</w:t>
+        <w:t xml:space="preserve">【第102課　爭高下】眼睛認為自己應排在最前面，理由是？</w:t>
       </w:r>
     </w:p>
     <w:p>
@@ -5583,7 +5583,7 @@
         <w:t xml:space="preserve"> </w:t>
       </w:r>
       <w:r>
-        <w:t xml:space="preserve">訓勉學生尊師重道的重要</w:t>
+        <w:t xml:space="preserve">能近看毫端，遠察天際</w:t>
       </w:r>
     </w:p>
     <w:p>
@@ -5601,7 +5601,7 @@
         <w:t xml:space="preserve"> </w:t>
       </w:r>
       <w:r>
-        <w:t xml:space="preserve">告訴學生學習必須專心致志</w:t>
+        <w:t xml:space="preserve">能辨別飲食氣味</w:t>
       </w:r>
     </w:p>
     <w:p>
@@ -5619,7 +5619,7 @@
         <w:t xml:space="preserve"> </w:t>
       </w:r>
       <w:r>
-        <w:t xml:space="preserve">希望學生像自己一樣，活到老，學到老</w:t>
+        <w:t xml:space="preserve">能談論古今是非</w:t>
       </w:r>
     </w:p>
     <w:p>
@@ -5637,7 +5637,7 @@
         <w:t xml:space="preserve"> </w:t>
       </w:r>
       <w:r>
-        <w:t xml:space="preserve">期勉年輕人不要蹉跎時光，要努力上進，有所成就</w:t>
+        <w:t xml:space="preserve">能招待賓客</w:t>
       </w:r>
     </w:p>
     <w:p>
@@ -5649,7 +5649,7 @@
         <w:pStyle w:val="Compact"/>
       </w:pPr>
       <w:r>
-        <w:t xml:space="preserve">【第104課　苛政猛於虎】本文的主旨是？</w:t>
+        <w:t xml:space="preserve">【第103課　遠公講學】本文中，遠公的形象是？</w:t>
       </w:r>
     </w:p>
     <w:p>
@@ -5667,7 +5667,7 @@
         <w:t xml:space="preserve"> </w:t>
       </w:r>
       <w:r>
-        <w:t xml:space="preserve">因材施教</w:t>
+        <w:t xml:space="preserve">程門立雪，誠心向學</w:t>
       </w:r>
     </w:p>
     <w:p>
@@ -5685,7 +5685,7 @@
         <w:t xml:space="preserve"> </w:t>
       </w:r>
       <w:r>
-        <w:t xml:space="preserve">慎選環境</w:t>
+        <w:t xml:space="preserve">老驥伏櫪，志在千里</w:t>
       </w:r>
     </w:p>
     <w:p>
@@ -5703,7 +5703,7 @@
         <w:t xml:space="preserve"> </w:t>
       </w:r>
       <w:r>
-        <w:t xml:space="preserve">苛政比老虎更可怕</w:t>
+        <w:t xml:space="preserve">言傳身教，誨人不倦</w:t>
       </w:r>
     </w:p>
     <w:p>
@@ -5721,7 +5721,7 @@
         <w:t xml:space="preserve"> </w:t>
       </w:r>
       <w:r>
-        <w:t xml:space="preserve">人心險惡更甚於老虎</w:t>
+        <w:t xml:space="preserve">愁眉不展，憂心忡忡</w:t>
       </w:r>
     </w:p>
     <w:p>
@@ -5733,7 +5733,7 @@
         <w:pStyle w:val="Compact"/>
       </w:pPr>
       <w:r>
-        <w:t xml:space="preserve">【第104課　苛政猛於虎】文中死於虎口的是婦人的？</w:t>
+        <w:t xml:space="preserve">【第103課　遠公講學】「桑榆之光」意近於？</w:t>
       </w:r>
     </w:p>
     <w:p>
@@ -5751,7 +5751,7 @@
         <w:t xml:space="preserve"> </w:t>
       </w:r>
       <w:r>
-        <w:t xml:space="preserve">父親、哥哥和丈夫</w:t>
+        <w:t xml:space="preserve">初生之犢</w:t>
       </w:r>
     </w:p>
     <w:p>
@@ -5769,7 +5769,7 @@
         <w:t xml:space="preserve"> </w:t>
       </w:r>
       <w:r>
-        <w:t xml:space="preserve">父親、丈夫和兒子</w:t>
+        <w:t xml:space="preserve">日薄西山</w:t>
       </w:r>
     </w:p>
     <w:p>
@@ -5787,7 +5787,7 @@
         <w:t xml:space="preserve"> </w:t>
       </w:r>
       <w:r>
-        <w:t xml:space="preserve">公公、丈夫和兒子</w:t>
+        <w:t xml:space="preserve">豆蔻年華</w:t>
       </w:r>
     </w:p>
     <w:p>
@@ -5805,7 +5805,7 @@
         <w:t xml:space="preserve"> </w:t>
       </w:r>
       <w:r>
-        <w:t xml:space="preserve">丈夫、兒子和孫子</w:t>
+        <w:t xml:space="preserve">黃口孺子</w:t>
       </w:r>
     </w:p>
     <w:p>
@@ -5817,7 +5817,7 @@
         <w:pStyle w:val="Compact"/>
       </w:pPr>
       <w:r>
-        <w:t xml:space="preserve">【第104課　苛政猛於虎】「子之哭也，壹似重有憂者」是形容這婦人？</w:t>
+        <w:t xml:space="preserve">【第103課　遠公講學】遠公用「朝陽之暉」來比喻？</w:t>
       </w:r>
     </w:p>
     <w:p>
@@ -5835,7 +5835,7 @@
         <w:t xml:space="preserve"> </w:t>
       </w:r>
       <w:r>
-        <w:t xml:space="preserve">悲慘痛哭的樣子</w:t>
+        <w:t xml:space="preserve">學海無涯</w:t>
       </w:r>
     </w:p>
     <w:p>
@@ -5853,7 +5853,7 @@
         <w:t xml:space="preserve"> </w:t>
       </w:r>
       <w:r>
-        <w:t xml:space="preserve">身染重病的樣子</w:t>
+        <w:t xml:space="preserve">求學態度</w:t>
       </w:r>
     </w:p>
     <w:p>
@@ -5871,7 +5871,7 @@
         <w:t xml:space="preserve"> </w:t>
       </w:r>
       <w:r>
-        <w:t xml:space="preserve">心事重重的樣子</w:t>
+        <w:t xml:space="preserve">青年學子</w:t>
       </w:r>
     </w:p>
     <w:p>
@@ -5889,7 +5889,7 @@
         <w:t xml:space="preserve"> </w:t>
       </w:r>
       <w:r>
-        <w:t xml:space="preserve">啜哭無淚的樣子</w:t>
+        <w:t xml:space="preserve">老年人的智慧</w:t>
       </w:r>
     </w:p>
     <w:p>
@@ -5901,7 +5901,7 @@
         <w:pStyle w:val="Compact"/>
       </w:pPr>
       <w:r>
-        <w:t xml:space="preserve">【第104課　苛政猛於虎】夫子曰「小子識之」，是要晚輩記得什麼事？</w:t>
+        <w:t xml:space="preserve">【第103課　遠公講學】遠公對學生說的一番話，用意是？</w:t>
       </w:r>
     </w:p>
     <w:p>
@@ -5919,7 +5919,7 @@
         <w:t xml:space="preserve"> </w:t>
       </w:r>
       <w:r>
-        <w:t xml:space="preserve">要挺身而出反抗暴政</w:t>
+        <w:t xml:space="preserve">訓勉學生尊師重道的重要</w:t>
       </w:r>
     </w:p>
     <w:p>
@@ -5937,7 +5937,7 @@
         <w:t xml:space="preserve"> </w:t>
       </w:r>
       <w:r>
-        <w:t xml:space="preserve">苛政比吃人的老虎更可怕</w:t>
+        <w:t xml:space="preserve">告訴學生學習必須專心致志</w:t>
       </w:r>
     </w:p>
     <w:p>
@@ -5955,7 +5955,7 @@
         <w:t xml:space="preserve"> </w:t>
       </w:r>
       <w:r>
-        <w:t xml:space="preserve">出門在外要提高警覺</w:t>
+        <w:t xml:space="preserve">希望學生像自己一樣，活到老，學到老</w:t>
       </w:r>
     </w:p>
     <w:p>
@@ -5973,7 +5973,7 @@
         <w:t xml:space="preserve"> </w:t>
       </w:r>
       <w:r>
-        <w:t xml:space="preserve">一味逃避問題不去解決</w:t>
+        <w:t xml:space="preserve">期勉年輕人不要蹉跎時光，要努力上進，有所成就</w:t>
       </w:r>
     </w:p>
     <w:p>
@@ -5985,7 +5985,7 @@
         <w:pStyle w:val="Compact"/>
       </w:pPr>
       <w:r>
-        <w:t xml:space="preserve">【第105課　畫蛇添足】本文中舍人畫蛇是為了？</w:t>
+        <w:t xml:space="preserve">【第103課　遠公講學】「諷誦朗暢」的「諷」意思是？</w:t>
       </w:r>
     </w:p>
     <w:p>
@@ -6003,7 +6003,7 @@
         <w:t xml:space="preserve"> </w:t>
       </w:r>
       <w:r>
-        <w:t xml:space="preserve">決定誰先喝酒</w:t>
+        <w:t xml:space="preserve">嘲諷</w:t>
       </w:r>
     </w:p>
     <w:p>
@@ -6021,7 +6021,7 @@
         <w:t xml:space="preserve"> </w:t>
       </w:r>
       <w:r>
-        <w:t xml:space="preserve">決定誰可獨飲一壺酒</w:t>
+        <w:t xml:space="preserve">誦讀</w:t>
       </w:r>
     </w:p>
     <w:p>
@@ -6039,7 +6039,7 @@
         <w:t xml:space="preserve"> </w:t>
       </w:r>
       <w:r>
-        <w:t xml:space="preserve">決定誰多喝一點</w:t>
+        <w:t xml:space="preserve">諷刺</w:t>
       </w:r>
     </w:p>
     <w:p>
@@ -6057,7 +6057,7 @@
         <w:t xml:space="preserve"> </w:t>
       </w:r>
       <w:r>
-        <w:t xml:space="preserve">決定誰擔任祠者</w:t>
+        <w:t xml:space="preserve">勸告</w:t>
       </w:r>
     </w:p>
     <w:p>
@@ -6069,7 +6069,7 @@
         <w:pStyle w:val="Compact"/>
       </w:pPr>
       <w:r>
-        <w:t xml:space="preserve">【第105課　畫蛇添足】「畫蛇添足」後人用來比喻？</w:t>
+        <w:t xml:space="preserve">【第103課　遠公講學】「高足之徒，皆肅然增敬」的「肅然」是？</w:t>
       </w:r>
     </w:p>
     <w:p>
@@ -6087,7 +6087,7 @@
         <w:t xml:space="preserve"> </w:t>
       </w:r>
       <w:r>
-        <w:t xml:space="preserve">自成一家</w:t>
+        <w:t xml:space="preserve">莊嚴恭敬的樣子</w:t>
       </w:r>
     </w:p>
     <w:p>
@@ -6105,7 +6105,7 @@
         <w:t xml:space="preserve"> </w:t>
       </w:r>
       <w:r>
-        <w:t xml:space="preserve">心願得到滿足</w:t>
+        <w:t xml:space="preserve">嚴厲責備的樣子</w:t>
       </w:r>
     </w:p>
     <w:p>
@@ -6123,7 +6123,7 @@
         <w:t xml:space="preserve"> </w:t>
       </w:r>
       <w:r>
-        <w:t xml:space="preserve">多此一舉，結果徒勞無功</w:t>
+        <w:t xml:space="preserve">冷淡無情的樣子</w:t>
       </w:r>
     </w:p>
     <w:p>
@@ -6141,7 +6141,7 @@
         <w:t xml:space="preserve"> </w:t>
       </w:r>
       <w:r>
-        <w:t xml:space="preserve">在最關鍵之處加上一筆</w:t>
+        <w:t xml:space="preserve">驚慌失措的樣子</w:t>
       </w:r>
     </w:p>
     <w:p>
@@ -6153,7 +6153,7 @@
         <w:pStyle w:val="Compact"/>
       </w:pPr>
       <w:r>
-        <w:t xml:space="preserve">【第105課　畫蛇添足】本文中，最後喝到酒的是？</w:t>
+        <w:t xml:space="preserve">【第104課　苛政猛於虎】本文的主旨是？</w:t>
       </w:r>
     </w:p>
     <w:p>
@@ -6171,7 +6171,7 @@
         <w:t xml:space="preserve"> </w:t>
       </w:r>
       <w:r>
-        <w:t xml:space="preserve">第一個畫好蛇的人</w:t>
+        <w:t xml:space="preserve">因材施教</w:t>
       </w:r>
     </w:p>
     <w:p>
@@ -6189,7 +6189,7 @@
         <w:t xml:space="preserve"> </w:t>
       </w:r>
       <w:r>
-        <w:t xml:space="preserve">第二個畫好蛇的人</w:t>
+        <w:t xml:space="preserve">慎選環境</w:t>
       </w:r>
     </w:p>
     <w:p>
@@ -6207,7 +6207,7 @@
         <w:t xml:space="preserve"> </w:t>
       </w:r>
       <w:r>
-        <w:t xml:space="preserve">大家都喝到了酒</w:t>
+        <w:t xml:space="preserve">苛政比老虎更可怕</w:t>
       </w:r>
     </w:p>
     <w:p>
@@ -6225,7 +6225,7 @@
         <w:t xml:space="preserve"> </w:t>
       </w:r>
       <w:r>
-        <w:t xml:space="preserve">大家都沒有喝到酒</w:t>
+        <w:t xml:space="preserve">人心險惡更甚於老虎</w:t>
       </w:r>
     </w:p>
     <w:p>
@@ -6237,7 +6237,7 @@
         <w:pStyle w:val="Compact"/>
       </w:pPr>
       <w:r>
-        <w:t xml:space="preserve">【第105課　畫蛇添足】本來得到酒的人，為何又失去了酒？</w:t>
+        <w:t xml:space="preserve">【第104課　苛政猛於虎】文中死於虎口的是婦人的？</w:t>
       </w:r>
     </w:p>
     <w:p>
@@ -6255,7 +6255,7 @@
         <w:t xml:space="preserve"> </w:t>
       </w:r>
       <w:r>
-        <w:t xml:space="preserve">畫得比別人慢</w:t>
+        <w:t xml:space="preserve">父親、哥哥和丈夫</w:t>
       </w:r>
     </w:p>
     <w:p>
@@ -6273,7 +6273,7 @@
         <w:t xml:space="preserve"> </w:t>
       </w:r>
       <w:r>
-        <w:t xml:space="preserve">忘記替蛇畫上了腳</w:t>
+        <w:t xml:space="preserve">父親、丈夫和兒子</w:t>
       </w:r>
     </w:p>
     <w:p>
@@ -6291,7 +6291,7 @@
         <w:t xml:space="preserve"> </w:t>
       </w:r>
       <w:r>
-        <w:t xml:space="preserve">畫蛇太專注，被別人奪走了酒</w:t>
+        <w:t xml:space="preserve">公公、丈夫和兒子</w:t>
       </w:r>
     </w:p>
     <w:p>
@@ -6309,7 +6309,7 @@
         <w:t xml:space="preserve"> </w:t>
       </w:r>
       <w:r>
-        <w:t xml:space="preserve">想替蛇畫上腳，結果所畫的已經不是蛇了</w:t>
+        <w:t xml:space="preserve">丈夫、兒子和孫子</w:t>
       </w:r>
     </w:p>
     <w:p>
@@ -6321,7 +6321,7 @@
         <w:pStyle w:val="Compact"/>
       </w:pPr>
       <w:r>
-        <w:t xml:space="preserve">【第106課　高山流水】鍾子期善於？</w:t>
+        <w:t xml:space="preserve">【第104課　苛政猛於虎】「子之哭也，壹似重有憂者」是形容這婦人？</w:t>
       </w:r>
     </w:p>
     <w:p>
@@ -6339,7 +6339,7 @@
         <w:t xml:space="preserve"> </w:t>
       </w:r>
       <w:r>
-        <w:t xml:space="preserve">彈琴</w:t>
+        <w:t xml:space="preserve">悲慘痛哭的樣子</w:t>
       </w:r>
     </w:p>
     <w:p>
@@ -6357,7 +6357,7 @@
         <w:t xml:space="preserve"> </w:t>
       </w:r>
       <w:r>
-        <w:t xml:space="preserve">譜曲</w:t>
+        <w:t xml:space="preserve">身染重病的樣子</w:t>
       </w:r>
     </w:p>
     <w:p>
@@ -6375,7 +6375,7 @@
         <w:t xml:space="preserve"> </w:t>
       </w:r>
       <w:r>
-        <w:t xml:space="preserve">用琴音表達伯牙的情思</w:t>
+        <w:t xml:space="preserve">心事重重的樣子</w:t>
       </w:r>
     </w:p>
     <w:p>
@@ -6393,7 +6393,7 @@
         <w:t xml:space="preserve"> </w:t>
       </w:r>
       <w:r>
-        <w:t xml:space="preserve">聽出伯牙琴音裡要表達的心意</w:t>
+        <w:t xml:space="preserve">啜哭無淚的樣子</w:t>
       </w:r>
     </w:p>
     <w:p>
@@ -6405,7 +6405,7 @@
         <w:pStyle w:val="Compact"/>
       </w:pPr>
       <w:r>
-        <w:t xml:space="preserve">【第106課　高山流水】「知音」的意思是？</w:t>
+        <w:t xml:space="preserve">【第104課　苛政猛於虎】夫子曰「小子識之」，是要晚輩記得什麼事？</w:t>
       </w:r>
     </w:p>
     <w:p>
@@ -6423,7 +6423,7 @@
         <w:t xml:space="preserve"> </w:t>
       </w:r>
       <w:r>
-        <w:t xml:space="preserve">精通樂理的人</w:t>
+        <w:t xml:space="preserve">要挺身而出反抗暴政</w:t>
       </w:r>
     </w:p>
     <w:p>
@@ -6441,7 +6441,7 @@
         <w:t xml:space="preserve"> </w:t>
       </w:r>
       <w:r>
-        <w:t xml:space="preserve">不會違背自己意思的朋友</w:t>
+        <w:t xml:space="preserve">苛政比吃人的老虎更可怕</w:t>
       </w:r>
     </w:p>
     <w:p>
@@ -6459,7 +6459,7 @@
         <w:t xml:space="preserve"> </w:t>
       </w:r>
       <w:r>
-        <w:t xml:space="preserve">心靈相契合、相知甚深的朋友</w:t>
+        <w:t xml:space="preserve">出門在外要提高警覺</w:t>
       </w:r>
     </w:p>
     <w:p>
@@ -6477,7 +6477,7 @@
         <w:t xml:space="preserve"> </w:t>
       </w:r>
       <w:r>
-        <w:t xml:space="preserve">共患難的朋友</w:t>
+        <w:t xml:space="preserve">一味逃避問題不去解決</w:t>
       </w:r>
     </w:p>
     <w:p>
@@ -6489,7 +6489,7 @@
         <w:pStyle w:val="Compact"/>
       </w:pPr>
       <w:r>
-        <w:t xml:space="preserve">【第106課　高山流水】伯牙為什麼破琴絕弦？</w:t>
+        <w:t xml:space="preserve">【第104課　苛政猛於虎】「壹似重有憂者」的「壹」意思是？</w:t>
       </w:r>
     </w:p>
     <w:p>
@@ -6507,7 +6507,7 @@
         <w:t xml:space="preserve"> </w:t>
       </w:r>
       <w:r>
-        <w:t xml:space="preserve">琴不夠好</w:t>
+        <w:t xml:space="preserve">一次</w:t>
       </w:r>
     </w:p>
     <w:p>
@@ -6525,7 +6525,7 @@
         <w:t xml:space="preserve"> </w:t>
       </w:r>
       <w:r>
-        <w:t xml:space="preserve">認為自己彈得沒有鍾子期好</w:t>
+        <w:t xml:space="preserve">全部</w:t>
       </w:r>
     </w:p>
     <w:p>
@@ -6543,7 +6543,7 @@
         <w:t xml:space="preserve"> </w:t>
       </w:r>
       <w:r>
-        <w:t xml:space="preserve">能欣賞他的朋友鍾子期已過世</w:t>
+        <w:t xml:space="preserve">統一</w:t>
       </w:r>
     </w:p>
     <w:p>
@@ -6561,7 +6561,7 @@
         <w:t xml:space="preserve"> </w:t>
       </w:r>
       <w:r>
-        <w:t xml:space="preserve">認為自己琴藝已是天下第一</w:t>
+        <w:t xml:space="preserve">實在、的確</w:t>
       </w:r>
     </w:p>
     <w:p>
@@ -6573,7 +6573,7 @@
         <w:pStyle w:val="Compact"/>
       </w:pPr>
       <w:r>
-        <w:t xml:space="preserve">【第106課　高山流水】後人用「高山流水」形容樂曲高妙，並引申出什麼意思？</w:t>
+        <w:t xml:space="preserve">【第104課　苛政猛於虎】「何為不去也」的「去」意思是？</w:t>
       </w:r>
     </w:p>
     <w:p>
@@ -6591,7 +6591,7 @@
         <w:t xml:space="preserve"> </w:t>
       </w:r>
       <w:r>
-        <w:t xml:space="preserve">自然美景</w:t>
+        <w:t xml:space="preserve">前往</w:t>
       </w:r>
     </w:p>
     <w:p>
@@ -6609,7 +6609,7 @@
         <w:t xml:space="preserve"> </w:t>
       </w:r>
       <w:r>
-        <w:t xml:space="preserve">知音難遇</w:t>
+        <w:t xml:space="preserve">除去</w:t>
       </w:r>
     </w:p>
     <w:p>
@@ -6627,7 +6627,7 @@
         <w:t xml:space="preserve"> </w:t>
       </w:r>
       <w:r>
-        <w:t xml:space="preserve">泛泛之交</w:t>
+        <w:t xml:space="preserve">離開</w:t>
       </w:r>
     </w:p>
     <w:p>
@@ -6645,7 +6645,7 @@
         <w:t xml:space="preserve"> </w:t>
       </w:r>
       <w:r>
-        <w:t xml:space="preserve">手足情深</w:t>
+        <w:t xml:space="preserve">過去</w:t>
       </w:r>
     </w:p>
     <w:p>
@@ -6657,7 +6657,7 @@
         <w:pStyle w:val="Compact"/>
       </w:pPr>
       <w:r>
-        <w:t xml:space="preserve">【第107課　楊震不受賄】王密為何懷金贈楊震？</w:t>
+        <w:t xml:space="preserve">【第105課　畫蛇添足】本文中舍人畫蛇是為了？</w:t>
       </w:r>
     </w:p>
     <w:p>
@@ -6675,7 +6675,7 @@
         <w:t xml:space="preserve"> </w:t>
       </w:r>
       <w:r>
-        <w:t xml:space="preserve">希望楊震讓他考取秀才</w:t>
+        <w:t xml:space="preserve">決定誰先喝酒</w:t>
       </w:r>
     </w:p>
     <w:p>
@@ -6693,7 +6693,7 @@
         <w:t xml:space="preserve"> </w:t>
       </w:r>
       <w:r>
-        <w:t xml:space="preserve">希望楊震推薦他為秀才</w:t>
+        <w:t xml:space="preserve">決定誰可獨飲一壺酒</w:t>
       </w:r>
     </w:p>
     <w:p>
@@ -6711,7 +6711,7 @@
         <w:t xml:space="preserve"> </w:t>
       </w:r>
       <w:r>
-        <w:t xml:space="preserve">感謝楊震薦舉他為秀才</w:t>
+        <w:t xml:space="preserve">決定誰多喝一點</w:t>
       </w:r>
     </w:p>
     <w:p>
@@ -6729,7 +6729,7 @@
         <w:t xml:space="preserve"> </w:t>
       </w:r>
       <w:r>
-        <w:t xml:space="preserve">請楊震收買他</w:t>
+        <w:t xml:space="preserve">決定誰擔任祠者</w:t>
       </w:r>
     </w:p>
     <w:p>
@@ -6741,7 +6741,7 @@
         <w:pStyle w:val="Compact"/>
       </w:pPr>
       <w:r>
-        <w:t xml:space="preserve">【第107課　楊震不受賄】「暮夜懷金」後人用來比喻？</w:t>
+        <w:t xml:space="preserve">【第105課　畫蛇添足】「畫蛇添足」後人用來比喻？</w:t>
       </w:r>
     </w:p>
     <w:p>
@@ -6759,7 +6759,7 @@
         <w:t xml:space="preserve"> </w:t>
       </w:r>
       <w:r>
-        <w:t xml:space="preserve">中飽私囊</w:t>
+        <w:t xml:space="preserve">自成一家</w:t>
       </w:r>
     </w:p>
     <w:p>
@@ -6777,7 +6777,7 @@
         <w:t xml:space="preserve"> </w:t>
       </w:r>
       <w:r>
-        <w:t xml:space="preserve">暗中行賄</w:t>
+        <w:t xml:space="preserve">心願得到滿足</w:t>
       </w:r>
     </w:p>
     <w:p>
@@ -6795,7 +6795,7 @@
         <w:t xml:space="preserve"> </w:t>
       </w:r>
       <w:r>
-        <w:t xml:space="preserve">知恩圖報</w:t>
+        <w:t xml:space="preserve">多此一舉，結果徒勞無功</w:t>
       </w:r>
     </w:p>
     <w:p>
@@ -6813,7 +6813,7 @@
         <w:t xml:space="preserve"> </w:t>
       </w:r>
       <w:r>
-        <w:t xml:space="preserve">徇私舞弊</w:t>
+        <w:t xml:space="preserve">在最關鍵之處加上一筆</w:t>
       </w:r>
     </w:p>
     <w:p>
@@ -6825,7 +6825,7 @@
         <w:pStyle w:val="Compact"/>
       </w:pPr>
       <w:r>
-        <w:t xml:space="preserve">【第107課　楊震不受賄】「故人知君，君不知故人」句中的「故人」是指？</w:t>
+        <w:t xml:space="preserve">【第105課　畫蛇添足】本文中，最後喝到酒的是？</w:t>
       </w:r>
     </w:p>
     <w:p>
@@ -6843,7 +6843,7 @@
         <w:t xml:space="preserve"> </w:t>
       </w:r>
       <w:r>
-        <w:t xml:space="preserve">楊震</w:t>
+        <w:t xml:space="preserve">第一個畫好蛇的人</w:t>
       </w:r>
     </w:p>
     <w:p>
@@ -6861,7 +6861,7 @@
         <w:t xml:space="preserve"> </w:t>
       </w:r>
       <w:r>
-        <w:t xml:space="preserve">王密</w:t>
+        <w:t xml:space="preserve">第二個畫好蛇的人</w:t>
       </w:r>
     </w:p>
     <w:p>
@@ -6879,7 +6879,7 @@
         <w:t xml:space="preserve"> </w:t>
       </w:r>
       <w:r>
-        <w:t xml:space="preserve">上天</w:t>
+        <w:t xml:space="preserve">大家都喝到了酒</w:t>
       </w:r>
     </w:p>
     <w:p>
@@ -6897,7 +6897,7 @@
         <w:t xml:space="preserve"> </w:t>
       </w:r>
       <w:r>
-        <w:t xml:space="preserve">神明</w:t>
+        <w:t xml:space="preserve">大家都沒有喝到酒</w:t>
       </w:r>
     </w:p>
     <w:p>
@@ -6909,7 +6909,7 @@
         <w:pStyle w:val="Compact"/>
       </w:pPr>
       <w:r>
-        <w:t xml:space="preserve">【第107課　楊震不受賄】下列哪一句最適合用來形容楊震的為人？</w:t>
+        <w:t xml:space="preserve">【第105課　畫蛇添足】本來得到酒的人，為何又失去了酒？</w:t>
       </w:r>
     </w:p>
     <w:p>
@@ -6927,7 +6927,7 @@
         <w:t xml:space="preserve"> </w:t>
       </w:r>
       <w:r>
-        <w:t xml:space="preserve">安貧樂道，遠離塵囂</w:t>
+        <w:t xml:space="preserve">畫得比別人慢</w:t>
       </w:r>
     </w:p>
     <w:p>
@@ -6945,7 +6945,7 @@
         <w:t xml:space="preserve"> </w:t>
       </w:r>
       <w:r>
-        <w:t xml:space="preserve">見賢思齊，聞過則喜</w:t>
+        <w:t xml:space="preserve">忘記替蛇畫上了腳</w:t>
       </w:r>
     </w:p>
     <w:p>
@@ -6963,7 +6963,7 @@
         <w:t xml:space="preserve"> </w:t>
       </w:r>
       <w:r>
-        <w:t xml:space="preserve">道貌岸然，文過飾非</w:t>
+        <w:t xml:space="preserve">畫蛇太專注，被別人奪走了酒</w:t>
       </w:r>
     </w:p>
     <w:p>
@@ -6981,7 +6981,7 @@
         <w:t xml:space="preserve"> </w:t>
       </w:r>
       <w:r>
-        <w:t xml:space="preserve">堅持操守，一介不取</w:t>
+        <w:t xml:space="preserve">想替蛇畫上腳，結果所畫的已經不是蛇了</w:t>
       </w:r>
     </w:p>
     <w:p>
@@ -6993,7 +6993,7 @@
         <w:pStyle w:val="Compact"/>
       </w:pPr>
       <w:r>
-        <w:t xml:space="preserve">【第108課　預浩造塔】「國朝以來木工，一人而已」的語氣是？</w:t>
+        <w:t xml:space="preserve">【第105課　畫蛇添足】「蛇固無足」的「固」意思是？</w:t>
       </w:r>
     </w:p>
     <w:p>
@@ -7011,7 +7011,7 @@
         <w:t xml:space="preserve"> </w:t>
       </w:r>
       <w:r>
-        <w:t xml:space="preserve">調侃</w:t>
+        <w:t xml:space="preserve">堅固</w:t>
       </w:r>
     </w:p>
     <w:p>
@@ -7029,7 +7029,7 @@
         <w:t xml:space="preserve"> </w:t>
       </w:r>
       <w:r>
-        <w:t xml:space="preserve">盛讚</w:t>
+        <w:t xml:space="preserve">本來</w:t>
       </w:r>
     </w:p>
     <w:p>
@@ -7047,7 +7047,7 @@
         <w:t xml:space="preserve"> </w:t>
       </w:r>
       <w:r>
-        <w:t xml:space="preserve">諷刺</w:t>
+        <w:t xml:space="preserve">堅決地</w:t>
       </w:r>
     </w:p>
     <w:p>
@@ -7065,7 +7065,7 @@
         <w:t xml:space="preserve"> </w:t>
       </w:r>
       <w:r>
-        <w:t xml:space="preserve">不予置評</w:t>
+        <w:t xml:space="preserve">鞏固</w:t>
       </w:r>
     </w:p>
     <w:p>
@@ -7077,7 +7077,7 @@
         <w:pStyle w:val="Compact"/>
       </w:pPr>
       <w:r>
-        <w:t xml:space="preserve">【第108課　預浩造塔】本文主要在敘述？</w:t>
+        <w:t xml:space="preserve">【第105課　畫蛇添足】「卮」指的是？</w:t>
       </w:r>
     </w:p>
     <w:p>
@@ -7095,7 +7095,7 @@
         <w:t xml:space="preserve"> </w:t>
       </w:r>
       <w:r>
-        <w:t xml:space="preserve">開寶寺塔的宏偉</w:t>
+        <w:t xml:space="preserve">古代盛酒的器具</w:t>
       </w:r>
     </w:p>
     <w:p>
@@ -7113,7 +7113,7 @@
         <w:t xml:space="preserve"> </w:t>
       </w:r>
       <w:r>
-        <w:t xml:space="preserve">開寶寺塔是斜塔</w:t>
+        <w:t xml:space="preserve">祭祀用的蛇</w:t>
       </w:r>
     </w:p>
     <w:p>
@@ -7131,7 +7131,7 @@
         <w:t xml:space="preserve"> </w:t>
       </w:r>
       <w:r>
-        <w:t xml:space="preserve">都料匠預浩高超的建築才能</w:t>
+        <w:t xml:space="preserve">畫蛇的筆</w:t>
       </w:r>
     </w:p>
     <w:p>
@@ -7149,7 +7149,7 @@
         <w:t xml:space="preserve"> </w:t>
       </w:r>
       <w:r>
-        <w:t xml:space="preserve">都料匠預浩造塔過程非常艱辛</w:t>
+        <w:t xml:space="preserve">楚國的官名</w:t>
       </w:r>
     </w:p>
     <w:p>
@@ -7161,7 +7161,7 @@
         <w:pStyle w:val="Compact"/>
       </w:pPr>
       <w:r>
-        <w:t xml:space="preserve">【第108課　預浩造塔】京師地平無山，多西北風，說明？</w:t>
+        <w:t xml:space="preserve">【第106課　高山流水】鍾子期善於？</w:t>
       </w:r>
     </w:p>
     <w:p>
@@ -7179,7 +7179,7 @@
         <w:t xml:space="preserve"> </w:t>
       </w:r>
       <w:r>
-        <w:t xml:space="preserve">地形、氣候對建築物的影響</w:t>
+        <w:t xml:space="preserve">彈琴</w:t>
       </w:r>
     </w:p>
     <w:p>
@@ -7197,7 +7197,7 @@
         <w:t xml:space="preserve"> </w:t>
       </w:r>
       <w:r>
-        <w:t xml:space="preserve">風勢愈大塔愈穩</w:t>
+        <w:t xml:space="preserve">譜曲</w:t>
       </w:r>
     </w:p>
     <w:p>
@@ -7215,7 +7215,7 @@
         <w:t xml:space="preserve"> </w:t>
       </w:r>
       <w:r>
-        <w:t xml:space="preserve">塔必須建在山上</w:t>
+        <w:t xml:space="preserve">用琴音表達伯牙的情思</w:t>
       </w:r>
     </w:p>
     <w:p>
@@ -7233,7 +7233,7 @@
         <w:t xml:space="preserve"> </w:t>
       </w:r>
       <w:r>
-        <w:t xml:space="preserve">北宋風沙嚴重</w:t>
+        <w:t xml:space="preserve">聽出伯牙琴音裡要表達的心意</w:t>
       </w:r>
     </w:p>
     <w:p>
@@ -7245,7 +7245,7 @@
         <w:pStyle w:val="Compact"/>
       </w:pPr>
       <w:r>
-        <w:t xml:space="preserve">【第109課　桃李不言】本文的主旨是？</w:t>
+        <w:t xml:space="preserve">【第106課　高山流水】「知音」的意思是？</w:t>
       </w:r>
     </w:p>
     <w:p>
@@ -7263,7 +7263,7 @@
         <w:t xml:space="preserve"> </w:t>
       </w:r>
       <w:r>
-        <w:t xml:space="preserve">讚揚李將軍愛護百姓</w:t>
+        <w:t xml:space="preserve">精通樂理的人</w:t>
       </w:r>
     </w:p>
     <w:p>
@@ -7281,7 +7281,7 @@
         <w:t xml:space="preserve"> </w:t>
       </w:r>
       <w:r>
-        <w:t xml:space="preserve">讚美李將軍外形如桃李</w:t>
+        <w:t xml:space="preserve">不會違背自己意思的朋友</w:t>
       </w:r>
     </w:p>
     <w:p>
@@ -7299,7 +7299,7 @@
         <w:t xml:space="preserve"> </w:t>
       </w:r>
       <w:r>
-        <w:t xml:space="preserve">讚揚李廣忠厚篤實的人格，令人景仰</w:t>
+        <w:t xml:space="preserve">心靈相契合、相知甚深的朋友</w:t>
       </w:r>
     </w:p>
     <w:p>
@@ -7317,7 +7317,7 @@
         <w:t xml:space="preserve"> </w:t>
       </w:r>
       <w:r>
-        <w:t xml:space="preserve">感嘆李將軍人格偉大</w:t>
+        <w:t xml:space="preserve">共患難的朋友</w:t>
       </w:r>
     </w:p>
     <w:p>
@@ -7329,7 +7329,7 @@
         <w:pStyle w:val="Compact"/>
       </w:pPr>
       <w:r>
-        <w:t xml:space="preserve">【第109課　桃李不言】「桃李不言，下自成蹊」說明了什麼道理？</w:t>
+        <w:t xml:space="preserve">【第106課　高山流水】伯牙為什麼破琴絕弦？</w:t>
       </w:r>
     </w:p>
     <w:p>
@@ -7347,7 +7347,7 @@
         <w:t xml:space="preserve"> </w:t>
       </w:r>
       <w:r>
-        <w:t xml:space="preserve">不善言辭的人常被忽略</w:t>
+        <w:t xml:space="preserve">琴不夠好</w:t>
       </w:r>
     </w:p>
     <w:p>
@@ -7365,7 +7365,7 @@
         <w:t xml:space="preserve"> </w:t>
       </w:r>
       <w:r>
-        <w:t xml:space="preserve">不喜歡說話的人朋友較少</w:t>
+        <w:t xml:space="preserve">認為自己彈得沒有鍾子期好</w:t>
       </w:r>
     </w:p>
     <w:p>
@@ -7383,7 +7383,7 @@
         <w:t xml:space="preserve"> </w:t>
       </w:r>
       <w:r>
-        <w:t xml:space="preserve">只要努力付出，一定有豐碩成果</w:t>
+        <w:t xml:space="preserve">能欣賞他的朋友鍾子期已過世</w:t>
       </w:r>
     </w:p>
     <w:p>
@@ -7401,7 +7401,7 @@
         <w:t xml:space="preserve"> </w:t>
       </w:r>
       <w:r>
-        <w:t xml:space="preserve">為人真誠篤實，自然能感召人</w:t>
+        <w:t xml:space="preserve">認為自己琴藝已是天下第一</w:t>
       </w:r>
     </w:p>
     <w:p>
@@ -7413,7 +7413,7 @@
         <w:pStyle w:val="Compact"/>
       </w:pPr>
       <w:r>
-        <w:t xml:space="preserve">【第109課　桃李不言】根據《史記》，李將軍的外形是？</w:t>
+        <w:t xml:space="preserve">【第106課　高山流水】後人用「高山流水」形容樂曲高妙，並引申出什麼意思？</w:t>
       </w:r>
     </w:p>
     <w:p>
@@ -7431,7 +7431,7 @@
         <w:t xml:space="preserve"> </w:t>
       </w:r>
       <w:r>
-        <w:t xml:space="preserve">貌不驚人</w:t>
+        <w:t xml:space="preserve">自然美景</w:t>
       </w:r>
     </w:p>
     <w:p>
@@ -7449,7 +7449,7 @@
         <w:t xml:space="preserve"> </w:t>
       </w:r>
       <w:r>
-        <w:t xml:space="preserve">相貌堂堂</w:t>
+        <w:t xml:space="preserve">知音難遇</w:t>
       </w:r>
     </w:p>
     <w:p>
@@ -7467,7 +7467,7 @@
         <w:t xml:space="preserve"> </w:t>
       </w:r>
       <w:r>
-        <w:t xml:space="preserve">玉樹臨風</w:t>
+        <w:t xml:space="preserve">泛泛之交</w:t>
       </w:r>
     </w:p>
     <w:p>
@@ -7485,7 +7485,7 @@
         <w:t xml:space="preserve"> </w:t>
       </w:r>
       <w:r>
-        <w:t xml:space="preserve">虎背熊腰</w:t>
+        <w:t xml:space="preserve">手足情深</w:t>
       </w:r>
     </w:p>
     <w:p>
@@ -7497,7 +7497,7 @@
         <w:pStyle w:val="Compact"/>
       </w:pPr>
       <w:r>
-        <w:t xml:space="preserve">【第109課　桃李不言】「口不能道辭」的意思是？</w:t>
+        <w:t xml:space="preserve">【第106課　高山流水】「少選之間」的「少選」意思是？</w:t>
       </w:r>
     </w:p>
     <w:p>
@@ -7515,7 +7515,7 @@
         <w:t xml:space="preserve"> </w:t>
       </w:r>
       <w:r>
-        <w:t xml:space="preserve">啞巴</w:t>
+        <w:t xml:space="preserve">年輕人</w:t>
       </w:r>
     </w:p>
     <w:p>
@@ -7533,7 +7533,7 @@
         <w:t xml:space="preserve"> </w:t>
       </w:r>
       <w:r>
-        <w:t xml:space="preserve">說起話來結結巴巴</w:t>
+        <w:t xml:space="preserve">少量選擇</w:t>
       </w:r>
     </w:p>
     <w:p>
@@ -7551,7 +7551,7 @@
         <w:t xml:space="preserve"> </w:t>
       </w:r>
       <w:r>
-        <w:t xml:space="preserve">不善言辭</w:t>
+        <w:t xml:space="preserve">一會兒</w:t>
       </w:r>
     </w:p>
     <w:p>
@@ -7569,7 +7569,7 @@
         <w:t xml:space="preserve"> </w:t>
       </w:r>
       <w:r>
-        <w:t xml:space="preserve">書讀得不夠多</w:t>
+        <w:t xml:space="preserve">選拔人才</w:t>
       </w:r>
     </w:p>
     <w:p>
@@ -7581,7 +7581,7 @@
         <w:pStyle w:val="Compact"/>
       </w:pPr>
       <w:r>
-        <w:t xml:space="preserve">【第110課　朝三暮四】狙公「恐眾狙之不馴於己也」是在擔心？</w:t>
+        <w:t xml:space="preserve">【第106課　高山流水】鍾子期稱讚琴音「巍巍乎若太山」，是因為伯牙心中所想的是？</w:t>
       </w:r>
     </w:p>
     <w:p>
@@ -7599,7 +7599,7 @@
         <w:t xml:space="preserve"> </w:t>
       </w:r>
       <w:r>
-        <w:t xml:space="preserve">猴子不順從</w:t>
+        <w:t xml:space="preserve">高山</w:t>
       </w:r>
     </w:p>
     <w:p>
@@ -7617,7 +7617,7 @@
         <w:t xml:space="preserve"> </w:t>
       </w:r>
       <w:r>
-        <w:t xml:space="preserve">減少食糧</w:t>
+        <w:t xml:space="preserve">流水</w:t>
       </w:r>
     </w:p>
     <w:p>
@@ -7635,7 +7635,7 @@
         <w:t xml:space="preserve"> </w:t>
       </w:r>
       <w:r>
-        <w:t xml:space="preserve">改吃香蕉</w:t>
+        <w:t xml:space="preserve">明月</w:t>
       </w:r>
     </w:p>
     <w:p>
@@ -7653,7 +7653,7 @@
         <w:t xml:space="preserve"> </w:t>
       </w:r>
       <w:r>
-        <w:t xml:space="preserve">增加飼養</w:t>
+        <w:t xml:space="preserve">松風</w:t>
       </w:r>
     </w:p>
     <w:p>
@@ -7665,7 +7665,7 @@
         <w:pStyle w:val="Compact"/>
       </w:pPr>
       <w:r>
-        <w:t xml:space="preserve">【第110課　朝三暮四】本文的寓意是？</w:t>
+        <w:t xml:space="preserve">【第107課　楊震不受賄】王密為何懷金贈楊震？</w:t>
       </w:r>
     </w:p>
     <w:p>
@@ -7683,7 +7683,7 @@
         <w:t xml:space="preserve"> </w:t>
       </w:r>
       <w:r>
-        <w:t xml:space="preserve">飼養動物不能半途而廢</w:t>
+        <w:t xml:space="preserve">希望楊震讓他考取秀才</w:t>
       </w:r>
     </w:p>
     <w:p>
@@ -7701,7 +7701,7 @@
         <w:t xml:space="preserve"> </w:t>
       </w:r>
       <w:r>
-        <w:t xml:space="preserve">貪圖眼前的利益常有後患</w:t>
+        <w:t xml:space="preserve">希望楊震推薦他為秀才</w:t>
       </w:r>
     </w:p>
     <w:p>
@@ -7719,7 +7719,7 @@
         <w:t xml:space="preserve"> </w:t>
       </w:r>
       <w:r>
-        <w:t xml:space="preserve">對牛彈琴</w:t>
+        <w:t xml:space="preserve">感謝楊震薦舉他為秀才</w:t>
       </w:r>
     </w:p>
     <w:p>
@@ -7737,7 +7737,7 @@
         <w:t xml:space="preserve"> </w:t>
       </w:r>
       <w:r>
-        <w:t xml:space="preserve">看事情要重實際，不要被形式迷惑</w:t>
+        <w:t xml:space="preserve">請楊震收買他</w:t>
       </w:r>
     </w:p>
     <w:p>
@@ -7749,7 +7749,7 @@
         <w:pStyle w:val="Compact"/>
       </w:pPr>
       <w:r>
-        <w:t xml:space="preserve">【第110課　朝三暮四】「朝三暮四」用來比喻？</w:t>
+        <w:t xml:space="preserve">【第107課　楊震不受賄】「暮夜懷金」後人用來比喻？</w:t>
       </w:r>
     </w:p>
     <w:p>
@@ -7767,7 +7767,7 @@
         <w:t xml:space="preserve"> </w:t>
       </w:r>
       <w:r>
-        <w:t xml:space="preserve">陷入絕境</w:t>
+        <w:t xml:space="preserve">中飽私囊</w:t>
       </w:r>
     </w:p>
     <w:p>
@@ -7785,7 +7785,7 @@
         <w:t xml:space="preserve"> </w:t>
       </w:r>
       <w:r>
-        <w:t xml:space="preserve">心意不定、反覆無常</w:t>
+        <w:t xml:space="preserve">暗中行賄</w:t>
       </w:r>
     </w:p>
     <w:p>
@@ -7803,7 +7803,7 @@
         <w:t xml:space="preserve"> </w:t>
       </w:r>
       <w:r>
-        <w:t xml:space="preserve">鉤心鬥角</w:t>
+        <w:t xml:space="preserve">知恩圖報</w:t>
       </w:r>
     </w:p>
     <w:p>
@@ -7821,7 +7821,7 @@
         <w:t xml:space="preserve"> </w:t>
       </w:r>
       <w:r>
-        <w:t xml:space="preserve">騎虎難下</w:t>
+        <w:t xml:space="preserve">徇私舞弊</w:t>
       </w:r>
     </w:p>
     <w:p>
@@ -7833,6 +7833,1518 @@
         <w:pStyle w:val="Compact"/>
       </w:pPr>
       <w:r>
+        <w:t xml:space="preserve">【第107課　楊震不受賄】「故人知君，君不知故人」句中的「故人」是指？</w:t>
+      </w:r>
+    </w:p>
+    <w:p>
+      <w:pPr>
+        <w:numPr>
+          <w:ilvl w:val="1"/>
+          <w:numId w:val="1063"/>
+        </w:numPr>
+        <w:pStyle w:val="Compact"/>
+      </w:pPr>
+      <w:r>
+        <w:t xml:space="preserve">(A)</w:t>
+      </w:r>
+      <w:r>
+        <w:t xml:space="preserve"> </w:t>
+      </w:r>
+      <w:r>
+        <w:t xml:space="preserve">楊震</w:t>
+      </w:r>
+    </w:p>
+    <w:p>
+      <w:pPr>
+        <w:numPr>
+          <w:ilvl w:val="1"/>
+          <w:numId w:val="1063"/>
+        </w:numPr>
+        <w:pStyle w:val="Compact"/>
+      </w:pPr>
+      <w:r>
+        <w:t xml:space="preserve">(B)</w:t>
+      </w:r>
+      <w:r>
+        <w:t xml:space="preserve"> </w:t>
+      </w:r>
+      <w:r>
+        <w:t xml:space="preserve">王密</w:t>
+      </w:r>
+    </w:p>
+    <w:p>
+      <w:pPr>
+        <w:numPr>
+          <w:ilvl w:val="1"/>
+          <w:numId w:val="1063"/>
+        </w:numPr>
+        <w:pStyle w:val="Compact"/>
+      </w:pPr>
+      <w:r>
+        <w:t xml:space="preserve">(C)</w:t>
+      </w:r>
+      <w:r>
+        <w:t xml:space="preserve"> </w:t>
+      </w:r>
+      <w:r>
+        <w:t xml:space="preserve">上天</w:t>
+      </w:r>
+    </w:p>
+    <w:p>
+      <w:pPr>
+        <w:numPr>
+          <w:ilvl w:val="1"/>
+          <w:numId w:val="1063"/>
+        </w:numPr>
+        <w:pStyle w:val="Compact"/>
+      </w:pPr>
+      <w:r>
+        <w:t xml:space="preserve">(D)</w:t>
+      </w:r>
+      <w:r>
+        <w:t xml:space="preserve"> </w:t>
+      </w:r>
+      <w:r>
+        <w:t xml:space="preserve">神明</w:t>
+      </w:r>
+    </w:p>
+    <w:p>
+      <w:pPr>
+        <w:numPr>
+          <w:ilvl w:val="0"/>
+          <w:numId w:val="1024"/>
+        </w:numPr>
+        <w:pStyle w:val="Compact"/>
+      </w:pPr>
+      <w:r>
+        <w:t xml:space="preserve">【第107課　楊震不受賄】下列哪一句最適合用來形容楊震的為人？</w:t>
+      </w:r>
+    </w:p>
+    <w:p>
+      <w:pPr>
+        <w:numPr>
+          <w:ilvl w:val="1"/>
+          <w:numId w:val="1064"/>
+        </w:numPr>
+        <w:pStyle w:val="Compact"/>
+      </w:pPr>
+      <w:r>
+        <w:t xml:space="preserve">(A)</w:t>
+      </w:r>
+      <w:r>
+        <w:t xml:space="preserve"> </w:t>
+      </w:r>
+      <w:r>
+        <w:t xml:space="preserve">安貧樂道，遠離塵囂</w:t>
+      </w:r>
+    </w:p>
+    <w:p>
+      <w:pPr>
+        <w:numPr>
+          <w:ilvl w:val="1"/>
+          <w:numId w:val="1064"/>
+        </w:numPr>
+        <w:pStyle w:val="Compact"/>
+      </w:pPr>
+      <w:r>
+        <w:t xml:space="preserve">(B)</w:t>
+      </w:r>
+      <w:r>
+        <w:t xml:space="preserve"> </w:t>
+      </w:r>
+      <w:r>
+        <w:t xml:space="preserve">見賢思齊，聞過則喜</w:t>
+      </w:r>
+    </w:p>
+    <w:p>
+      <w:pPr>
+        <w:numPr>
+          <w:ilvl w:val="1"/>
+          <w:numId w:val="1064"/>
+        </w:numPr>
+        <w:pStyle w:val="Compact"/>
+      </w:pPr>
+      <w:r>
+        <w:t xml:space="preserve">(C)</w:t>
+      </w:r>
+      <w:r>
+        <w:t xml:space="preserve"> </w:t>
+      </w:r>
+      <w:r>
+        <w:t xml:space="preserve">道貌岸然，文過飾非</w:t>
+      </w:r>
+    </w:p>
+    <w:p>
+      <w:pPr>
+        <w:numPr>
+          <w:ilvl w:val="1"/>
+          <w:numId w:val="1064"/>
+        </w:numPr>
+        <w:pStyle w:val="Compact"/>
+      </w:pPr>
+      <w:r>
+        <w:t xml:space="preserve">(D)</w:t>
+      </w:r>
+      <w:r>
+        <w:t xml:space="preserve"> </w:t>
+      </w:r>
+      <w:r>
+        <w:t xml:space="preserve">堅持操守，一介不取</w:t>
+      </w:r>
+    </w:p>
+    <w:p>
+      <w:pPr>
+        <w:numPr>
+          <w:ilvl w:val="0"/>
+          <w:numId w:val="1024"/>
+        </w:numPr>
+        <w:pStyle w:val="Compact"/>
+      </w:pPr>
+      <w:r>
+        <w:t xml:space="preserve">【第107課　楊震不受賄】楊震所舉薦的人是？</w:t>
+      </w:r>
+    </w:p>
+    <w:p>
+      <w:pPr>
+        <w:numPr>
+          <w:ilvl w:val="1"/>
+          <w:numId w:val="1065"/>
+        </w:numPr>
+        <w:pStyle w:val="Compact"/>
+      </w:pPr>
+      <w:r>
+        <w:t xml:space="preserve">(A)</w:t>
+      </w:r>
+      <w:r>
+        <w:t xml:space="preserve"> </w:t>
+      </w:r>
+      <w:r>
+        <w:t xml:space="preserve">荊州刺史</w:t>
+      </w:r>
+    </w:p>
+    <w:p>
+      <w:pPr>
+        <w:numPr>
+          <w:ilvl w:val="1"/>
+          <w:numId w:val="1065"/>
+        </w:numPr>
+        <w:pStyle w:val="Compact"/>
+      </w:pPr>
+      <w:r>
+        <w:t xml:space="preserve">(B)</w:t>
+      </w:r>
+      <w:r>
+        <w:t xml:space="preserve"> </w:t>
+      </w:r>
+      <w:r>
+        <w:t xml:space="preserve">昌邑百姓</w:t>
+      </w:r>
+    </w:p>
+    <w:p>
+      <w:pPr>
+        <w:numPr>
+          <w:ilvl w:val="1"/>
+          <w:numId w:val="1065"/>
+        </w:numPr>
+        <w:pStyle w:val="Compact"/>
+      </w:pPr>
+      <w:r>
+        <w:t xml:space="preserve">(C)</w:t>
+      </w:r>
+      <w:r>
+        <w:t xml:space="preserve"> </w:t>
+      </w:r>
+      <w:r>
+        <w:t xml:space="preserve">朝廷大臣</w:t>
+      </w:r>
+    </w:p>
+    <w:p>
+      <w:pPr>
+        <w:numPr>
+          <w:ilvl w:val="1"/>
+          <w:numId w:val="1065"/>
+        </w:numPr>
+        <w:pStyle w:val="Compact"/>
+      </w:pPr>
+      <w:r>
+        <w:t xml:space="preserve">(D)</w:t>
+      </w:r>
+      <w:r>
+        <w:t xml:space="preserve"> </w:t>
+      </w:r>
+      <w:r>
+        <w:t xml:space="preserve">王密</w:t>
+      </w:r>
+    </w:p>
+    <w:p>
+      <w:pPr>
+        <w:numPr>
+          <w:ilvl w:val="0"/>
+          <w:numId w:val="1024"/>
+        </w:numPr>
+        <w:pStyle w:val="Compact"/>
+      </w:pPr>
+      <w:r>
+        <w:t xml:space="preserve">【第107課　楊震不受賄】「天知，神知，我知，子知」，楊震想表達？</w:t>
+      </w:r>
+    </w:p>
+    <w:p>
+      <w:pPr>
+        <w:numPr>
+          <w:ilvl w:val="1"/>
+          <w:numId w:val="1066"/>
+        </w:numPr>
+        <w:pStyle w:val="Compact"/>
+      </w:pPr>
+      <w:r>
+        <w:t xml:space="preserve">(A)</w:t>
+      </w:r>
+      <w:r>
+        <w:t xml:space="preserve"> </w:t>
+      </w:r>
+      <w:r>
+        <w:t xml:space="preserve">夜裡不會有人發現</w:t>
+      </w:r>
+    </w:p>
+    <w:p>
+      <w:pPr>
+        <w:numPr>
+          <w:ilvl w:val="1"/>
+          <w:numId w:val="1066"/>
+        </w:numPr>
+        <w:pStyle w:val="Compact"/>
+      </w:pPr>
+      <w:r>
+        <w:t xml:space="preserve">(B)</w:t>
+      </w:r>
+      <w:r>
+        <w:t xml:space="preserve"> </w:t>
+      </w:r>
+      <w:r>
+        <w:t xml:space="preserve">不義之財無人不知，不可接受</w:t>
+      </w:r>
+    </w:p>
+    <w:p>
+      <w:pPr>
+        <w:numPr>
+          <w:ilvl w:val="1"/>
+          <w:numId w:val="1066"/>
+        </w:numPr>
+        <w:pStyle w:val="Compact"/>
+      </w:pPr>
+      <w:r>
+        <w:t xml:space="preserve">(C)</w:t>
+      </w:r>
+      <w:r>
+        <w:t xml:space="preserve"> </w:t>
+      </w:r>
+      <w:r>
+        <w:t xml:space="preserve">自己知道感謝王密</w:t>
+      </w:r>
+    </w:p>
+    <w:p>
+      <w:pPr>
+        <w:numPr>
+          <w:ilvl w:val="1"/>
+          <w:numId w:val="1066"/>
+        </w:numPr>
+        <w:pStyle w:val="Compact"/>
+      </w:pPr>
+      <w:r>
+        <w:t xml:space="preserve">(D)</w:t>
+      </w:r>
+      <w:r>
+        <w:t xml:space="preserve"> </w:t>
+      </w:r>
+      <w:r>
+        <w:t xml:space="preserve">上天會賜福給清廉的人</w:t>
+      </w:r>
+    </w:p>
+    <w:p>
+      <w:pPr>
+        <w:numPr>
+          <w:ilvl w:val="0"/>
+          <w:numId w:val="1024"/>
+        </w:numPr>
+        <w:pStyle w:val="Compact"/>
+      </w:pPr>
+      <w:r>
+        <w:t xml:space="preserve">【第108課　預浩造塔】「國朝以來木工，一人而已」的語氣是？</w:t>
+      </w:r>
+    </w:p>
+    <w:p>
+      <w:pPr>
+        <w:numPr>
+          <w:ilvl w:val="1"/>
+          <w:numId w:val="1067"/>
+        </w:numPr>
+        <w:pStyle w:val="Compact"/>
+      </w:pPr>
+      <w:r>
+        <w:t xml:space="preserve">(A)</w:t>
+      </w:r>
+      <w:r>
+        <w:t xml:space="preserve"> </w:t>
+      </w:r>
+      <w:r>
+        <w:t xml:space="preserve">調侃</w:t>
+      </w:r>
+    </w:p>
+    <w:p>
+      <w:pPr>
+        <w:numPr>
+          <w:ilvl w:val="1"/>
+          <w:numId w:val="1067"/>
+        </w:numPr>
+        <w:pStyle w:val="Compact"/>
+      </w:pPr>
+      <w:r>
+        <w:t xml:space="preserve">(B)</w:t>
+      </w:r>
+      <w:r>
+        <w:t xml:space="preserve"> </w:t>
+      </w:r>
+      <w:r>
+        <w:t xml:space="preserve">盛讚</w:t>
+      </w:r>
+    </w:p>
+    <w:p>
+      <w:pPr>
+        <w:numPr>
+          <w:ilvl w:val="1"/>
+          <w:numId w:val="1067"/>
+        </w:numPr>
+        <w:pStyle w:val="Compact"/>
+      </w:pPr>
+      <w:r>
+        <w:t xml:space="preserve">(C)</w:t>
+      </w:r>
+      <w:r>
+        <w:t xml:space="preserve"> </w:t>
+      </w:r>
+      <w:r>
+        <w:t xml:space="preserve">諷刺</w:t>
+      </w:r>
+    </w:p>
+    <w:p>
+      <w:pPr>
+        <w:numPr>
+          <w:ilvl w:val="1"/>
+          <w:numId w:val="1067"/>
+        </w:numPr>
+        <w:pStyle w:val="Compact"/>
+      </w:pPr>
+      <w:r>
+        <w:t xml:space="preserve">(D)</w:t>
+      </w:r>
+      <w:r>
+        <w:t xml:space="preserve"> </w:t>
+      </w:r>
+      <w:r>
+        <w:t xml:space="preserve">不予置評</w:t>
+      </w:r>
+    </w:p>
+    <w:p>
+      <w:pPr>
+        <w:numPr>
+          <w:ilvl w:val="0"/>
+          <w:numId w:val="1024"/>
+        </w:numPr>
+        <w:pStyle w:val="Compact"/>
+      </w:pPr>
+      <w:r>
+        <w:t xml:space="preserve">【第108課　預浩造塔】本文主要在敘述？</w:t>
+      </w:r>
+    </w:p>
+    <w:p>
+      <w:pPr>
+        <w:numPr>
+          <w:ilvl w:val="1"/>
+          <w:numId w:val="1068"/>
+        </w:numPr>
+        <w:pStyle w:val="Compact"/>
+      </w:pPr>
+      <w:r>
+        <w:t xml:space="preserve">(A)</w:t>
+      </w:r>
+      <w:r>
+        <w:t xml:space="preserve"> </w:t>
+      </w:r>
+      <w:r>
+        <w:t xml:space="preserve">開寶寺塔的宏偉</w:t>
+      </w:r>
+    </w:p>
+    <w:p>
+      <w:pPr>
+        <w:numPr>
+          <w:ilvl w:val="1"/>
+          <w:numId w:val="1068"/>
+        </w:numPr>
+        <w:pStyle w:val="Compact"/>
+      </w:pPr>
+      <w:r>
+        <w:t xml:space="preserve">(B)</w:t>
+      </w:r>
+      <w:r>
+        <w:t xml:space="preserve"> </w:t>
+      </w:r>
+      <w:r>
+        <w:t xml:space="preserve">開寶寺塔是斜塔</w:t>
+      </w:r>
+    </w:p>
+    <w:p>
+      <w:pPr>
+        <w:numPr>
+          <w:ilvl w:val="1"/>
+          <w:numId w:val="1068"/>
+        </w:numPr>
+        <w:pStyle w:val="Compact"/>
+      </w:pPr>
+      <w:r>
+        <w:t xml:space="preserve">(C)</w:t>
+      </w:r>
+      <w:r>
+        <w:t xml:space="preserve"> </w:t>
+      </w:r>
+      <w:r>
+        <w:t xml:space="preserve">都料匠預浩高超的建築才能</w:t>
+      </w:r>
+    </w:p>
+    <w:p>
+      <w:pPr>
+        <w:numPr>
+          <w:ilvl w:val="1"/>
+          <w:numId w:val="1068"/>
+        </w:numPr>
+        <w:pStyle w:val="Compact"/>
+      </w:pPr>
+      <w:r>
+        <w:t xml:space="preserve">(D)</w:t>
+      </w:r>
+      <w:r>
+        <w:t xml:space="preserve"> </w:t>
+      </w:r>
+      <w:r>
+        <w:t xml:space="preserve">都料匠預浩造塔過程非常艱辛</w:t>
+      </w:r>
+    </w:p>
+    <w:p>
+      <w:pPr>
+        <w:numPr>
+          <w:ilvl w:val="0"/>
+          <w:numId w:val="1024"/>
+        </w:numPr>
+        <w:pStyle w:val="Compact"/>
+      </w:pPr>
+      <w:r>
+        <w:t xml:space="preserve">【第108課　預浩造塔】京師地平無山，多西北風，說明？</w:t>
+      </w:r>
+    </w:p>
+    <w:p>
+      <w:pPr>
+        <w:numPr>
+          <w:ilvl w:val="1"/>
+          <w:numId w:val="1069"/>
+        </w:numPr>
+        <w:pStyle w:val="Compact"/>
+      </w:pPr>
+      <w:r>
+        <w:t xml:space="preserve">(A)</w:t>
+      </w:r>
+      <w:r>
+        <w:t xml:space="preserve"> </w:t>
+      </w:r>
+      <w:r>
+        <w:t xml:space="preserve">地形、氣候對建築物的影響</w:t>
+      </w:r>
+    </w:p>
+    <w:p>
+      <w:pPr>
+        <w:numPr>
+          <w:ilvl w:val="1"/>
+          <w:numId w:val="1069"/>
+        </w:numPr>
+        <w:pStyle w:val="Compact"/>
+      </w:pPr>
+      <w:r>
+        <w:t xml:space="preserve">(B)</w:t>
+      </w:r>
+      <w:r>
+        <w:t xml:space="preserve"> </w:t>
+      </w:r>
+      <w:r>
+        <w:t xml:space="preserve">風勢愈大塔愈穩</w:t>
+      </w:r>
+    </w:p>
+    <w:p>
+      <w:pPr>
+        <w:numPr>
+          <w:ilvl w:val="1"/>
+          <w:numId w:val="1069"/>
+        </w:numPr>
+        <w:pStyle w:val="Compact"/>
+      </w:pPr>
+      <w:r>
+        <w:t xml:space="preserve">(C)</w:t>
+      </w:r>
+      <w:r>
+        <w:t xml:space="preserve"> </w:t>
+      </w:r>
+      <w:r>
+        <w:t xml:space="preserve">塔必須建在山上</w:t>
+      </w:r>
+    </w:p>
+    <w:p>
+      <w:pPr>
+        <w:numPr>
+          <w:ilvl w:val="1"/>
+          <w:numId w:val="1069"/>
+        </w:numPr>
+        <w:pStyle w:val="Compact"/>
+      </w:pPr>
+      <w:r>
+        <w:t xml:space="preserve">(D)</w:t>
+      </w:r>
+      <w:r>
+        <w:t xml:space="preserve"> </w:t>
+      </w:r>
+      <w:r>
+        <w:t xml:space="preserve">北宋風沙嚴重</w:t>
+      </w:r>
+    </w:p>
+    <w:p>
+      <w:pPr>
+        <w:numPr>
+          <w:ilvl w:val="0"/>
+          <w:numId w:val="1024"/>
+        </w:numPr>
+        <w:pStyle w:val="Compact"/>
+      </w:pPr>
+      <w:r>
+        <w:t xml:space="preserve">【第108課　預浩造塔】「都料匠」指的是？</w:t>
+      </w:r>
+    </w:p>
+    <w:p>
+      <w:pPr>
+        <w:numPr>
+          <w:ilvl w:val="1"/>
+          <w:numId w:val="1070"/>
+        </w:numPr>
+        <w:pStyle w:val="Compact"/>
+      </w:pPr>
+      <w:r>
+        <w:t xml:space="preserve">(A)</w:t>
+      </w:r>
+      <w:r>
+        <w:t xml:space="preserve"> </w:t>
+      </w:r>
+      <w:r>
+        <w:t xml:space="preserve">收稅的官員</w:t>
+      </w:r>
+    </w:p>
+    <w:p>
+      <w:pPr>
+        <w:numPr>
+          <w:ilvl w:val="1"/>
+          <w:numId w:val="1070"/>
+        </w:numPr>
+        <w:pStyle w:val="Compact"/>
+      </w:pPr>
+      <w:r>
+        <w:t xml:space="preserve">(B)</w:t>
+      </w:r>
+      <w:r>
+        <w:t xml:space="preserve"> </w:t>
+      </w:r>
+      <w:r>
+        <w:t xml:space="preserve">京城的守衛</w:t>
+      </w:r>
+    </w:p>
+    <w:p>
+      <w:pPr>
+        <w:numPr>
+          <w:ilvl w:val="1"/>
+          <w:numId w:val="1070"/>
+        </w:numPr>
+        <w:pStyle w:val="Compact"/>
+      </w:pPr>
+      <w:r>
+        <w:t xml:space="preserve">(C)</w:t>
+      </w:r>
+      <w:r>
+        <w:t xml:space="preserve"> </w:t>
+      </w:r>
+      <w:r>
+        <w:t xml:space="preserve">掌管設計及施工的土木工程總負責人</w:t>
+      </w:r>
+    </w:p>
+    <w:p>
+      <w:pPr>
+        <w:numPr>
+          <w:ilvl w:val="1"/>
+          <w:numId w:val="1070"/>
+        </w:numPr>
+        <w:pStyle w:val="Compact"/>
+      </w:pPr>
+      <w:r>
+        <w:t xml:space="preserve">(D)</w:t>
+      </w:r>
+      <w:r>
+        <w:t xml:space="preserve"> </w:t>
+      </w:r>
+      <w:r>
+        <w:t xml:space="preserve">負責造塔的工人</w:t>
+      </w:r>
+    </w:p>
+    <w:p>
+      <w:pPr>
+        <w:numPr>
+          <w:ilvl w:val="0"/>
+          <w:numId w:val="1024"/>
+        </w:numPr>
+        <w:pStyle w:val="Compact"/>
+      </w:pPr>
+      <w:r>
+        <w:t xml:space="preserve">【第108課　預浩造塔】預浩說塔會自己正的原因是？</w:t>
+      </w:r>
+    </w:p>
+    <w:p>
+      <w:pPr>
+        <w:numPr>
+          <w:ilvl w:val="1"/>
+          <w:numId w:val="1071"/>
+        </w:numPr>
+        <w:pStyle w:val="Compact"/>
+      </w:pPr>
+      <w:r>
+        <w:t xml:space="preserve">(A)</w:t>
+      </w:r>
+      <w:r>
+        <w:t xml:space="preserve"> </w:t>
+      </w:r>
+      <w:r>
+        <w:t xml:space="preserve">京師多西北風，會把塔吹正</w:t>
+      </w:r>
+    </w:p>
+    <w:p>
+      <w:pPr>
+        <w:numPr>
+          <w:ilvl w:val="1"/>
+          <w:numId w:val="1071"/>
+        </w:numPr>
+        <w:pStyle w:val="Compact"/>
+      </w:pPr>
+      <w:r>
+        <w:t xml:space="preserve">(B)</w:t>
+      </w:r>
+      <w:r>
+        <w:t xml:space="preserve"> </w:t>
+      </w:r>
+      <w:r>
+        <w:t xml:space="preserve">塔基會慢慢下沉</w:t>
+      </w:r>
+    </w:p>
+    <w:p>
+      <w:pPr>
+        <w:numPr>
+          <w:ilvl w:val="1"/>
+          <w:numId w:val="1071"/>
+        </w:numPr>
+        <w:pStyle w:val="Compact"/>
+      </w:pPr>
+      <w:r>
+        <w:t xml:space="preserve">(C)</w:t>
+      </w:r>
+      <w:r>
+        <w:t xml:space="preserve"> </w:t>
+      </w:r>
+      <w:r>
+        <w:t xml:space="preserve">地震會震正它</w:t>
+      </w:r>
+    </w:p>
+    <w:p>
+      <w:pPr>
+        <w:numPr>
+          <w:ilvl w:val="1"/>
+          <w:numId w:val="1071"/>
+        </w:numPr>
+        <w:pStyle w:val="Compact"/>
+      </w:pPr>
+      <w:r>
+        <w:t xml:space="preserve">(D)</w:t>
+      </w:r>
+      <w:r>
+        <w:t xml:space="preserve"> </w:t>
+      </w:r>
+      <w:r>
+        <w:t xml:space="preserve">工匠日後會修補</w:t>
+      </w:r>
+    </w:p>
+    <w:p>
+      <w:pPr>
+        <w:numPr>
+          <w:ilvl w:val="0"/>
+          <w:numId w:val="1024"/>
+        </w:numPr>
+        <w:pStyle w:val="Compact"/>
+      </w:pPr>
+      <w:r>
+        <w:t xml:space="preserve">【第109課　桃李不言】本文的主旨是？</w:t>
+      </w:r>
+    </w:p>
+    <w:p>
+      <w:pPr>
+        <w:numPr>
+          <w:ilvl w:val="1"/>
+          <w:numId w:val="1072"/>
+        </w:numPr>
+        <w:pStyle w:val="Compact"/>
+      </w:pPr>
+      <w:r>
+        <w:t xml:space="preserve">(A)</w:t>
+      </w:r>
+      <w:r>
+        <w:t xml:space="preserve"> </w:t>
+      </w:r>
+      <w:r>
+        <w:t xml:space="preserve">讚揚李將軍愛護百姓</w:t>
+      </w:r>
+    </w:p>
+    <w:p>
+      <w:pPr>
+        <w:numPr>
+          <w:ilvl w:val="1"/>
+          <w:numId w:val="1072"/>
+        </w:numPr>
+        <w:pStyle w:val="Compact"/>
+      </w:pPr>
+      <w:r>
+        <w:t xml:space="preserve">(B)</w:t>
+      </w:r>
+      <w:r>
+        <w:t xml:space="preserve"> </w:t>
+      </w:r>
+      <w:r>
+        <w:t xml:space="preserve">讚美李將軍外形如桃李</w:t>
+      </w:r>
+    </w:p>
+    <w:p>
+      <w:pPr>
+        <w:numPr>
+          <w:ilvl w:val="1"/>
+          <w:numId w:val="1072"/>
+        </w:numPr>
+        <w:pStyle w:val="Compact"/>
+      </w:pPr>
+      <w:r>
+        <w:t xml:space="preserve">(C)</w:t>
+      </w:r>
+      <w:r>
+        <w:t xml:space="preserve"> </w:t>
+      </w:r>
+      <w:r>
+        <w:t xml:space="preserve">讚揚李廣忠厚篤實的人格，令人景仰</w:t>
+      </w:r>
+    </w:p>
+    <w:p>
+      <w:pPr>
+        <w:numPr>
+          <w:ilvl w:val="1"/>
+          <w:numId w:val="1072"/>
+        </w:numPr>
+        <w:pStyle w:val="Compact"/>
+      </w:pPr>
+      <w:r>
+        <w:t xml:space="preserve">(D)</w:t>
+      </w:r>
+      <w:r>
+        <w:t xml:space="preserve"> </w:t>
+      </w:r>
+      <w:r>
+        <w:t xml:space="preserve">感嘆李將軍人格偉大</w:t>
+      </w:r>
+    </w:p>
+    <w:p>
+      <w:pPr>
+        <w:numPr>
+          <w:ilvl w:val="0"/>
+          <w:numId w:val="1024"/>
+        </w:numPr>
+        <w:pStyle w:val="Compact"/>
+      </w:pPr>
+      <w:r>
+        <w:t xml:space="preserve">【第109課　桃李不言】「桃李不言，下自成蹊」說明了什麼道理？</w:t>
+      </w:r>
+    </w:p>
+    <w:p>
+      <w:pPr>
+        <w:numPr>
+          <w:ilvl w:val="1"/>
+          <w:numId w:val="1073"/>
+        </w:numPr>
+        <w:pStyle w:val="Compact"/>
+      </w:pPr>
+      <w:r>
+        <w:t xml:space="preserve">(A)</w:t>
+      </w:r>
+      <w:r>
+        <w:t xml:space="preserve"> </w:t>
+      </w:r>
+      <w:r>
+        <w:t xml:space="preserve">不善言辭的人常被忽略</w:t>
+      </w:r>
+    </w:p>
+    <w:p>
+      <w:pPr>
+        <w:numPr>
+          <w:ilvl w:val="1"/>
+          <w:numId w:val="1073"/>
+        </w:numPr>
+        <w:pStyle w:val="Compact"/>
+      </w:pPr>
+      <w:r>
+        <w:t xml:space="preserve">(B)</w:t>
+      </w:r>
+      <w:r>
+        <w:t xml:space="preserve"> </w:t>
+      </w:r>
+      <w:r>
+        <w:t xml:space="preserve">不喜歡說話的人朋友較少</w:t>
+      </w:r>
+    </w:p>
+    <w:p>
+      <w:pPr>
+        <w:numPr>
+          <w:ilvl w:val="1"/>
+          <w:numId w:val="1073"/>
+        </w:numPr>
+        <w:pStyle w:val="Compact"/>
+      </w:pPr>
+      <w:r>
+        <w:t xml:space="preserve">(C)</w:t>
+      </w:r>
+      <w:r>
+        <w:t xml:space="preserve"> </w:t>
+      </w:r>
+      <w:r>
+        <w:t xml:space="preserve">只要努力付出，一定有豐碩成果</w:t>
+      </w:r>
+    </w:p>
+    <w:p>
+      <w:pPr>
+        <w:numPr>
+          <w:ilvl w:val="1"/>
+          <w:numId w:val="1073"/>
+        </w:numPr>
+        <w:pStyle w:val="Compact"/>
+      </w:pPr>
+      <w:r>
+        <w:t xml:space="preserve">(D)</w:t>
+      </w:r>
+      <w:r>
+        <w:t xml:space="preserve"> </w:t>
+      </w:r>
+      <w:r>
+        <w:t xml:space="preserve">為人真誠篤實，自然能感召人</w:t>
+      </w:r>
+    </w:p>
+    <w:p>
+      <w:pPr>
+        <w:numPr>
+          <w:ilvl w:val="0"/>
+          <w:numId w:val="1024"/>
+        </w:numPr>
+        <w:pStyle w:val="Compact"/>
+      </w:pPr>
+      <w:r>
+        <w:t xml:space="preserve">【第109課　桃李不言】根據《史記》，李將軍的外形是？</w:t>
+      </w:r>
+    </w:p>
+    <w:p>
+      <w:pPr>
+        <w:numPr>
+          <w:ilvl w:val="1"/>
+          <w:numId w:val="1074"/>
+        </w:numPr>
+        <w:pStyle w:val="Compact"/>
+      </w:pPr>
+      <w:r>
+        <w:t xml:space="preserve">(A)</w:t>
+      </w:r>
+      <w:r>
+        <w:t xml:space="preserve"> </w:t>
+      </w:r>
+      <w:r>
+        <w:t xml:space="preserve">貌不驚人</w:t>
+      </w:r>
+    </w:p>
+    <w:p>
+      <w:pPr>
+        <w:numPr>
+          <w:ilvl w:val="1"/>
+          <w:numId w:val="1074"/>
+        </w:numPr>
+        <w:pStyle w:val="Compact"/>
+      </w:pPr>
+      <w:r>
+        <w:t xml:space="preserve">(B)</w:t>
+      </w:r>
+      <w:r>
+        <w:t xml:space="preserve"> </w:t>
+      </w:r>
+      <w:r>
+        <w:t xml:space="preserve">相貌堂堂</w:t>
+      </w:r>
+    </w:p>
+    <w:p>
+      <w:pPr>
+        <w:numPr>
+          <w:ilvl w:val="1"/>
+          <w:numId w:val="1074"/>
+        </w:numPr>
+        <w:pStyle w:val="Compact"/>
+      </w:pPr>
+      <w:r>
+        <w:t xml:space="preserve">(C)</w:t>
+      </w:r>
+      <w:r>
+        <w:t xml:space="preserve"> </w:t>
+      </w:r>
+      <w:r>
+        <w:t xml:space="preserve">玉樹臨風</w:t>
+      </w:r>
+    </w:p>
+    <w:p>
+      <w:pPr>
+        <w:numPr>
+          <w:ilvl w:val="1"/>
+          <w:numId w:val="1074"/>
+        </w:numPr>
+        <w:pStyle w:val="Compact"/>
+      </w:pPr>
+      <w:r>
+        <w:t xml:space="preserve">(D)</w:t>
+      </w:r>
+      <w:r>
+        <w:t xml:space="preserve"> </w:t>
+      </w:r>
+      <w:r>
+        <w:t xml:space="preserve">虎背熊腰</w:t>
+      </w:r>
+    </w:p>
+    <w:p>
+      <w:pPr>
+        <w:numPr>
+          <w:ilvl w:val="0"/>
+          <w:numId w:val="1024"/>
+        </w:numPr>
+        <w:pStyle w:val="Compact"/>
+      </w:pPr>
+      <w:r>
+        <w:t xml:space="preserve">【第109課　桃李不言】「口不能道辭」的意思是？</w:t>
+      </w:r>
+    </w:p>
+    <w:p>
+      <w:pPr>
+        <w:numPr>
+          <w:ilvl w:val="1"/>
+          <w:numId w:val="1075"/>
+        </w:numPr>
+        <w:pStyle w:val="Compact"/>
+      </w:pPr>
+      <w:r>
+        <w:t xml:space="preserve">(A)</w:t>
+      </w:r>
+      <w:r>
+        <w:t xml:space="preserve"> </w:t>
+      </w:r>
+      <w:r>
+        <w:t xml:space="preserve">啞巴</w:t>
+      </w:r>
+    </w:p>
+    <w:p>
+      <w:pPr>
+        <w:numPr>
+          <w:ilvl w:val="1"/>
+          <w:numId w:val="1075"/>
+        </w:numPr>
+        <w:pStyle w:val="Compact"/>
+      </w:pPr>
+      <w:r>
+        <w:t xml:space="preserve">(B)</w:t>
+      </w:r>
+      <w:r>
+        <w:t xml:space="preserve"> </w:t>
+      </w:r>
+      <w:r>
+        <w:t xml:space="preserve">說起話來結結巴巴</w:t>
+      </w:r>
+    </w:p>
+    <w:p>
+      <w:pPr>
+        <w:numPr>
+          <w:ilvl w:val="1"/>
+          <w:numId w:val="1075"/>
+        </w:numPr>
+        <w:pStyle w:val="Compact"/>
+      </w:pPr>
+      <w:r>
+        <w:t xml:space="preserve">(C)</w:t>
+      </w:r>
+      <w:r>
+        <w:t xml:space="preserve"> </w:t>
+      </w:r>
+      <w:r>
+        <w:t xml:space="preserve">不善言辭</w:t>
+      </w:r>
+    </w:p>
+    <w:p>
+      <w:pPr>
+        <w:numPr>
+          <w:ilvl w:val="1"/>
+          <w:numId w:val="1075"/>
+        </w:numPr>
+        <w:pStyle w:val="Compact"/>
+      </w:pPr>
+      <w:r>
+        <w:t xml:space="preserve">(D)</w:t>
+      </w:r>
+      <w:r>
+        <w:t xml:space="preserve"> </w:t>
+      </w:r>
+      <w:r>
+        <w:t xml:space="preserve">書讀得不夠多</w:t>
+      </w:r>
+    </w:p>
+    <w:p>
+      <w:pPr>
+        <w:numPr>
+          <w:ilvl w:val="0"/>
+          <w:numId w:val="1024"/>
+        </w:numPr>
+        <w:pStyle w:val="Compact"/>
+      </w:pPr>
+      <w:r>
+        <w:t xml:space="preserve">【第109課　桃李不言】「悛悛如鄙人」是形容李將軍？</w:t>
+      </w:r>
+    </w:p>
+    <w:p>
+      <w:pPr>
+        <w:numPr>
+          <w:ilvl w:val="1"/>
+          <w:numId w:val="1076"/>
+        </w:numPr>
+        <w:pStyle w:val="Compact"/>
+      </w:pPr>
+      <w:r>
+        <w:t xml:space="preserve">(A)</w:t>
+      </w:r>
+      <w:r>
+        <w:t xml:space="preserve"> </w:t>
+      </w:r>
+      <w:r>
+        <w:t xml:space="preserve">性情暴躁</w:t>
+      </w:r>
+    </w:p>
+    <w:p>
+      <w:pPr>
+        <w:numPr>
+          <w:ilvl w:val="1"/>
+          <w:numId w:val="1076"/>
+        </w:numPr>
+        <w:pStyle w:val="Compact"/>
+      </w:pPr>
+      <w:r>
+        <w:t xml:space="preserve">(B)</w:t>
+      </w:r>
+      <w:r>
+        <w:t xml:space="preserve"> </w:t>
+      </w:r>
+      <w:r>
+        <w:t xml:space="preserve">誠懇敦厚而質樸</w:t>
+      </w:r>
+    </w:p>
+    <w:p>
+      <w:pPr>
+        <w:numPr>
+          <w:ilvl w:val="1"/>
+          <w:numId w:val="1076"/>
+        </w:numPr>
+        <w:pStyle w:val="Compact"/>
+      </w:pPr>
+      <w:r>
+        <w:t xml:space="preserve">(C)</w:t>
+      </w:r>
+      <w:r>
+        <w:t xml:space="preserve"> </w:t>
+      </w:r>
+      <w:r>
+        <w:t xml:space="preserve">不屑與人交談</w:t>
+      </w:r>
+    </w:p>
+    <w:p>
+      <w:pPr>
+        <w:numPr>
+          <w:ilvl w:val="1"/>
+          <w:numId w:val="1076"/>
+        </w:numPr>
+        <w:pStyle w:val="Compact"/>
+      </w:pPr>
+      <w:r>
+        <w:t xml:space="preserve">(D)</w:t>
+      </w:r>
+      <w:r>
+        <w:t xml:space="preserve"> </w:t>
+      </w:r>
+      <w:r>
+        <w:t xml:space="preserve">喜歡誇耀</w:t>
+      </w:r>
+    </w:p>
+    <w:p>
+      <w:pPr>
+        <w:numPr>
+          <w:ilvl w:val="0"/>
+          <w:numId w:val="1024"/>
+        </w:numPr>
+        <w:pStyle w:val="Compact"/>
+      </w:pPr>
+      <w:r>
+        <w:t xml:space="preserve">【第109課　桃李不言】「桃李不言，下自成蹊」的「蹊」是？</w:t>
+      </w:r>
+    </w:p>
+    <w:p>
+      <w:pPr>
+        <w:numPr>
+          <w:ilvl w:val="1"/>
+          <w:numId w:val="1077"/>
+        </w:numPr>
+        <w:pStyle w:val="Compact"/>
+      </w:pPr>
+      <w:r>
+        <w:t xml:space="preserve">(A)</w:t>
+      </w:r>
+      <w:r>
+        <w:t xml:space="preserve"> </w:t>
+      </w:r>
+      <w:r>
+        <w:t xml:space="preserve">果實</w:t>
+      </w:r>
+    </w:p>
+    <w:p>
+      <w:pPr>
+        <w:numPr>
+          <w:ilvl w:val="1"/>
+          <w:numId w:val="1077"/>
+        </w:numPr>
+        <w:pStyle w:val="Compact"/>
+      </w:pPr>
+      <w:r>
+        <w:t xml:space="preserve">(B)</w:t>
+      </w:r>
+      <w:r>
+        <w:t xml:space="preserve"> </w:t>
+      </w:r>
+      <w:r>
+        <w:t xml:space="preserve">花朵</w:t>
+      </w:r>
+    </w:p>
+    <w:p>
+      <w:pPr>
+        <w:numPr>
+          <w:ilvl w:val="1"/>
+          <w:numId w:val="1077"/>
+        </w:numPr>
+        <w:pStyle w:val="Compact"/>
+      </w:pPr>
+      <w:r>
+        <w:t xml:space="preserve">(C)</w:t>
+      </w:r>
+      <w:r>
+        <w:t xml:space="preserve"> </w:t>
+      </w:r>
+      <w:r>
+        <w:t xml:space="preserve">樹蔭</w:t>
+      </w:r>
+    </w:p>
+    <w:p>
+      <w:pPr>
+        <w:numPr>
+          <w:ilvl w:val="1"/>
+          <w:numId w:val="1077"/>
+        </w:numPr>
+        <w:pStyle w:val="Compact"/>
+      </w:pPr>
+      <w:r>
+        <w:t xml:space="preserve">(D)</w:t>
+      </w:r>
+      <w:r>
+        <w:t xml:space="preserve"> </w:t>
+      </w:r>
+      <w:r>
+        <w:t xml:space="preserve">小路</w:t>
+      </w:r>
+    </w:p>
+    <w:p>
+      <w:pPr>
+        <w:numPr>
+          <w:ilvl w:val="0"/>
+          <w:numId w:val="1024"/>
+        </w:numPr>
+        <w:pStyle w:val="Compact"/>
+      </w:pPr>
+      <w:r>
+        <w:t xml:space="preserve">【第110課　朝三暮四】狙公「恐眾狙之不馴於己也」是在擔心？</w:t>
+      </w:r>
+    </w:p>
+    <w:p>
+      <w:pPr>
+        <w:numPr>
+          <w:ilvl w:val="1"/>
+          <w:numId w:val="1078"/>
+        </w:numPr>
+        <w:pStyle w:val="Compact"/>
+      </w:pPr>
+      <w:r>
+        <w:t xml:space="preserve">(A)</w:t>
+      </w:r>
+      <w:r>
+        <w:t xml:space="preserve"> </w:t>
+      </w:r>
+      <w:r>
+        <w:t xml:space="preserve">猴子不順從</w:t>
+      </w:r>
+    </w:p>
+    <w:p>
+      <w:pPr>
+        <w:numPr>
+          <w:ilvl w:val="1"/>
+          <w:numId w:val="1078"/>
+        </w:numPr>
+        <w:pStyle w:val="Compact"/>
+      </w:pPr>
+      <w:r>
+        <w:t xml:space="preserve">(B)</w:t>
+      </w:r>
+      <w:r>
+        <w:t xml:space="preserve"> </w:t>
+      </w:r>
+      <w:r>
+        <w:t xml:space="preserve">減少食糧</w:t>
+      </w:r>
+    </w:p>
+    <w:p>
+      <w:pPr>
+        <w:numPr>
+          <w:ilvl w:val="1"/>
+          <w:numId w:val="1078"/>
+        </w:numPr>
+        <w:pStyle w:val="Compact"/>
+      </w:pPr>
+      <w:r>
+        <w:t xml:space="preserve">(C)</w:t>
+      </w:r>
+      <w:r>
+        <w:t xml:space="preserve"> </w:t>
+      </w:r>
+      <w:r>
+        <w:t xml:space="preserve">改吃香蕉</w:t>
+      </w:r>
+    </w:p>
+    <w:p>
+      <w:pPr>
+        <w:numPr>
+          <w:ilvl w:val="1"/>
+          <w:numId w:val="1078"/>
+        </w:numPr>
+        <w:pStyle w:val="Compact"/>
+      </w:pPr>
+      <w:r>
+        <w:t xml:space="preserve">(D)</w:t>
+      </w:r>
+      <w:r>
+        <w:t xml:space="preserve"> </w:t>
+      </w:r>
+      <w:r>
+        <w:t xml:space="preserve">增加飼養</w:t>
+      </w:r>
+    </w:p>
+    <w:p>
+      <w:pPr>
+        <w:numPr>
+          <w:ilvl w:val="0"/>
+          <w:numId w:val="1024"/>
+        </w:numPr>
+        <w:pStyle w:val="Compact"/>
+      </w:pPr>
+      <w:r>
+        <w:t xml:space="preserve">【第110課　朝三暮四】本文的寓意是？</w:t>
+      </w:r>
+    </w:p>
+    <w:p>
+      <w:pPr>
+        <w:numPr>
+          <w:ilvl w:val="1"/>
+          <w:numId w:val="1079"/>
+        </w:numPr>
+        <w:pStyle w:val="Compact"/>
+      </w:pPr>
+      <w:r>
+        <w:t xml:space="preserve">(A)</w:t>
+      </w:r>
+      <w:r>
+        <w:t xml:space="preserve"> </w:t>
+      </w:r>
+      <w:r>
+        <w:t xml:space="preserve">飼養動物不能半途而廢</w:t>
+      </w:r>
+    </w:p>
+    <w:p>
+      <w:pPr>
+        <w:numPr>
+          <w:ilvl w:val="1"/>
+          <w:numId w:val="1079"/>
+        </w:numPr>
+        <w:pStyle w:val="Compact"/>
+      </w:pPr>
+      <w:r>
+        <w:t xml:space="preserve">(B)</w:t>
+      </w:r>
+      <w:r>
+        <w:t xml:space="preserve"> </w:t>
+      </w:r>
+      <w:r>
+        <w:t xml:space="preserve">貪圖眼前的利益常有後患</w:t>
+      </w:r>
+    </w:p>
+    <w:p>
+      <w:pPr>
+        <w:numPr>
+          <w:ilvl w:val="1"/>
+          <w:numId w:val="1079"/>
+        </w:numPr>
+        <w:pStyle w:val="Compact"/>
+      </w:pPr>
+      <w:r>
+        <w:t xml:space="preserve">(C)</w:t>
+      </w:r>
+      <w:r>
+        <w:t xml:space="preserve"> </w:t>
+      </w:r>
+      <w:r>
+        <w:t xml:space="preserve">對牛彈琴</w:t>
+      </w:r>
+    </w:p>
+    <w:p>
+      <w:pPr>
+        <w:numPr>
+          <w:ilvl w:val="1"/>
+          <w:numId w:val="1079"/>
+        </w:numPr>
+        <w:pStyle w:val="Compact"/>
+      </w:pPr>
+      <w:r>
+        <w:t xml:space="preserve">(D)</w:t>
+      </w:r>
+      <w:r>
+        <w:t xml:space="preserve"> </w:t>
+      </w:r>
+      <w:r>
+        <w:t xml:space="preserve">看事情要重實際，不要被形式迷惑</w:t>
+      </w:r>
+    </w:p>
+    <w:p>
+      <w:pPr>
+        <w:numPr>
+          <w:ilvl w:val="0"/>
+          <w:numId w:val="1024"/>
+        </w:numPr>
+        <w:pStyle w:val="Compact"/>
+      </w:pPr>
+      <w:r>
+        <w:t xml:space="preserve">【第110課　朝三暮四】「朝三暮四」用來比喻？</w:t>
+      </w:r>
+    </w:p>
+    <w:p>
+      <w:pPr>
+        <w:numPr>
+          <w:ilvl w:val="1"/>
+          <w:numId w:val="1080"/>
+        </w:numPr>
+        <w:pStyle w:val="Compact"/>
+      </w:pPr>
+      <w:r>
+        <w:t xml:space="preserve">(A)</w:t>
+      </w:r>
+      <w:r>
+        <w:t xml:space="preserve"> </w:t>
+      </w:r>
+      <w:r>
+        <w:t xml:space="preserve">陷入絕境</w:t>
+      </w:r>
+    </w:p>
+    <w:p>
+      <w:pPr>
+        <w:numPr>
+          <w:ilvl w:val="1"/>
+          <w:numId w:val="1080"/>
+        </w:numPr>
+        <w:pStyle w:val="Compact"/>
+      </w:pPr>
+      <w:r>
+        <w:t xml:space="preserve">(B)</w:t>
+      </w:r>
+      <w:r>
+        <w:t xml:space="preserve"> </w:t>
+      </w:r>
+      <w:r>
+        <w:t xml:space="preserve">心意不定、反覆無常</w:t>
+      </w:r>
+    </w:p>
+    <w:p>
+      <w:pPr>
+        <w:numPr>
+          <w:ilvl w:val="1"/>
+          <w:numId w:val="1080"/>
+        </w:numPr>
+        <w:pStyle w:val="Compact"/>
+      </w:pPr>
+      <w:r>
+        <w:t xml:space="preserve">(C)</w:t>
+      </w:r>
+      <w:r>
+        <w:t xml:space="preserve"> </w:t>
+      </w:r>
+      <w:r>
+        <w:t xml:space="preserve">鉤心鬥角</w:t>
+      </w:r>
+    </w:p>
+    <w:p>
+      <w:pPr>
+        <w:numPr>
+          <w:ilvl w:val="1"/>
+          <w:numId w:val="1080"/>
+        </w:numPr>
+        <w:pStyle w:val="Compact"/>
+      </w:pPr>
+      <w:r>
+        <w:t xml:space="preserve">(D)</w:t>
+      </w:r>
+      <w:r>
+        <w:t xml:space="preserve"> </w:t>
+      </w:r>
+      <w:r>
+        <w:t xml:space="preserve">騎虎難下</w:t>
+      </w:r>
+    </w:p>
+    <w:p>
+      <w:pPr>
+        <w:numPr>
+          <w:ilvl w:val="0"/>
+          <w:numId w:val="1024"/>
+        </w:numPr>
+        <w:pStyle w:val="Compact"/>
+      </w:pPr>
+      <w:r>
         <w:t xml:space="preserve">【第110課　朝三暮四】狙公給猴子的糧食，由朝三暮四改為朝四暮三，差別是？</w:t>
       </w:r>
     </w:p>
@@ -7840,7 +9352,7 @@
       <w:pPr>
         <w:numPr>
           <w:ilvl w:val="1"/>
-          <w:numId w:val="1063"/>
+          <w:numId w:val="1081"/>
         </w:numPr>
         <w:pStyle w:val="Compact"/>
       </w:pPr>
@@ -7858,7 +9370,7 @@
       <w:pPr>
         <w:numPr>
           <w:ilvl w:val="1"/>
-          <w:numId w:val="1063"/>
+          <w:numId w:val="1081"/>
         </w:numPr>
         <w:pStyle w:val="Compact"/>
       </w:pPr>
@@ -7876,7 +9388,7 @@
       <w:pPr>
         <w:numPr>
           <w:ilvl w:val="1"/>
-          <w:numId w:val="1063"/>
+          <w:numId w:val="1081"/>
         </w:numPr>
         <w:pStyle w:val="Compact"/>
       </w:pPr>
@@ -7894,7 +9406,7 @@
       <w:pPr>
         <w:numPr>
           <w:ilvl w:val="1"/>
-          <w:numId w:val="1063"/>
+          <w:numId w:val="1081"/>
         </w:numPr>
         <w:pStyle w:val="Compact"/>
       </w:pPr>
@@ -7906,6 +9418,174 @@
       </w:r>
       <w:r>
         <w:t xml:space="preserve">數量不變，次數變多</w:t>
+      </w:r>
+    </w:p>
+    <w:p>
+      <w:pPr>
+        <w:numPr>
+          <w:ilvl w:val="0"/>
+          <w:numId w:val="1024"/>
+        </w:numPr>
+        <w:pStyle w:val="Compact"/>
+      </w:pPr>
+      <w:r>
+        <w:t xml:space="preserve">【第110課　朝三暮四】「恐眾狙之不馴於己也」的「馴」意思是？</w:t>
+      </w:r>
+    </w:p>
+    <w:p>
+      <w:pPr>
+        <w:numPr>
+          <w:ilvl w:val="1"/>
+          <w:numId w:val="1082"/>
+        </w:numPr>
+        <w:pStyle w:val="Compact"/>
+      </w:pPr>
+      <w:r>
+        <w:t xml:space="preserve">(A)</w:t>
+      </w:r>
+      <w:r>
+        <w:t xml:space="preserve"> </w:t>
+      </w:r>
+      <w:r>
+        <w:t xml:space="preserve">順從</w:t>
+      </w:r>
+    </w:p>
+    <w:p>
+      <w:pPr>
+        <w:numPr>
+          <w:ilvl w:val="1"/>
+          <w:numId w:val="1082"/>
+        </w:numPr>
+        <w:pStyle w:val="Compact"/>
+      </w:pPr>
+      <w:r>
+        <w:t xml:space="preserve">(B)</w:t>
+      </w:r>
+      <w:r>
+        <w:t xml:space="preserve"> </w:t>
+      </w:r>
+      <w:r>
+        <w:t xml:space="preserve">勇猛</w:t>
+      </w:r>
+    </w:p>
+    <w:p>
+      <w:pPr>
+        <w:numPr>
+          <w:ilvl w:val="1"/>
+          <w:numId w:val="1082"/>
+        </w:numPr>
+        <w:pStyle w:val="Compact"/>
+      </w:pPr>
+      <w:r>
+        <w:t xml:space="preserve">(C)</w:t>
+      </w:r>
+      <w:r>
+        <w:t xml:space="preserve"> </w:t>
+      </w:r>
+      <w:r>
+        <w:t xml:space="preserve">飢餓</w:t>
+      </w:r>
+    </w:p>
+    <w:p>
+      <w:pPr>
+        <w:numPr>
+          <w:ilvl w:val="1"/>
+          <w:numId w:val="1082"/>
+        </w:numPr>
+        <w:pStyle w:val="Compact"/>
+      </w:pPr>
+      <w:r>
+        <w:t xml:space="preserve">(D)</w:t>
+      </w:r>
+      <w:r>
+        <w:t xml:space="preserve"> </w:t>
+      </w:r>
+      <w:r>
+        <w:t xml:space="preserve">訓練</w:t>
+      </w:r>
+    </w:p>
+    <w:p>
+      <w:pPr>
+        <w:numPr>
+          <w:ilvl w:val="0"/>
+          <w:numId w:val="1024"/>
+        </w:numPr>
+        <w:pStyle w:val="Compact"/>
+      </w:pPr>
+      <w:r>
+        <w:t xml:space="preserve">【第110課　朝三暮四】眾狙先怒後喜，原因是？</w:t>
+      </w:r>
+    </w:p>
+    <w:p>
+      <w:pPr>
+        <w:numPr>
+          <w:ilvl w:val="1"/>
+          <w:numId w:val="1083"/>
+        </w:numPr>
+        <w:pStyle w:val="Compact"/>
+      </w:pPr>
+      <w:r>
+        <w:t xml:space="preserve">(A)</w:t>
+      </w:r>
+      <w:r>
+        <w:t xml:space="preserve"> </w:t>
+      </w:r>
+      <w:r>
+        <w:t xml:space="preserve">糧食增加了</w:t>
+      </w:r>
+    </w:p>
+    <w:p>
+      <w:pPr>
+        <w:numPr>
+          <w:ilvl w:val="1"/>
+          <w:numId w:val="1083"/>
+        </w:numPr>
+        <w:pStyle w:val="Compact"/>
+      </w:pPr>
+      <w:r>
+        <w:t xml:space="preserve">(B)</w:t>
+      </w:r>
+      <w:r>
+        <w:t xml:space="preserve"> </w:t>
+      </w:r>
+      <w:r>
+        <w:t xml:space="preserve">猴子換了主人</w:t>
+      </w:r>
+    </w:p>
+    <w:p>
+      <w:pPr>
+        <w:numPr>
+          <w:ilvl w:val="1"/>
+          <w:numId w:val="1083"/>
+        </w:numPr>
+        <w:pStyle w:val="Compact"/>
+      </w:pPr>
+      <w:r>
+        <w:t xml:space="preserve">(C)</w:t>
+      </w:r>
+      <w:r>
+        <w:t xml:space="preserve"> </w:t>
+      </w:r>
+      <w:r>
+        <w:t xml:space="preserve">只重視早晚數量的形式，忽略總數相同</w:t>
+      </w:r>
+    </w:p>
+    <w:p>
+      <w:pPr>
+        <w:numPr>
+          <w:ilvl w:val="1"/>
+          <w:numId w:val="1083"/>
+        </w:numPr>
+        <w:pStyle w:val="Compact"/>
+      </w:pPr>
+      <w:r>
+        <w:t xml:space="preserve">(D)</w:t>
+      </w:r>
+      <w:r>
+        <w:t xml:space="preserve"> </w:t>
+      </w:r>
+      <w:r>
+        <w:t xml:space="preserve">狙公道歉了</w:t>
       </w:r>
     </w:p>
     <w:bookmarkEnd w:id="46"/>
@@ -8915,6 +10595,82 @@
               <w:jc w:val="left"/>
             </w:pPr>
             <w:r>
+              <w:t xml:space="preserve">D</w:t>
+            </w:r>
+          </w:p>
+        </w:tc>
+        <w:tc>
+          <w:tcPr/>
+          <w:p>
+            <w:pPr>
+              <w:pStyle w:val="Compact"/>
+              <w:jc w:val="left"/>
+            </w:pPr>
+            <w:r>
+              <w:t xml:space="preserve">女通「汝」，你。</w:t>
+            </w:r>
+          </w:p>
+        </w:tc>
+      </w:tr>
+      <w:tr>
+        <w:tc>
+          <w:tcPr/>
+          <w:p>
+            <w:pPr>
+              <w:pStyle w:val="Compact"/>
+              <w:jc w:val="left"/>
+            </w:pPr>
+            <w:r>
+              <w:t xml:space="preserve">26</w:t>
+            </w:r>
+          </w:p>
+        </w:tc>
+        <w:tc>
+          <w:tcPr/>
+          <w:p>
+            <w:pPr>
+              <w:pStyle w:val="Compact"/>
+              <w:jc w:val="left"/>
+            </w:pPr>
+            <w:r>
+              <w:t xml:space="preserve">B</w:t>
+            </w:r>
+          </w:p>
+        </w:tc>
+        <w:tc>
+          <w:tcPr/>
+          <w:p>
+            <w:pPr>
+              <w:pStyle w:val="Compact"/>
+              <w:jc w:val="left"/>
+            </w:pPr>
+            <w:r>
+              <w:t xml:space="preserve">特：只不過；與小孩開玩笑罷了。</w:t>
+            </w:r>
+          </w:p>
+        </w:tc>
+      </w:tr>
+      <w:tr>
+        <w:tc>
+          <w:tcPr/>
+          <w:p>
+            <w:pPr>
+              <w:pStyle w:val="Compact"/>
+              <w:jc w:val="left"/>
+            </w:pPr>
+            <w:r>
+              <w:t xml:space="preserve">27</w:t>
+            </w:r>
+          </w:p>
+        </w:tc>
+        <w:tc>
+          <w:tcPr/>
+          <w:p>
+            <w:pPr>
+              <w:pStyle w:val="Compact"/>
+              <w:jc w:val="left"/>
+            </w:pPr>
+            <w:r>
               <w:t xml:space="preserve">A</w:t>
             </w:r>
           </w:p>
@@ -8941,7 +10697,7 @@
               <w:jc w:val="left"/>
             </w:pPr>
             <w:r>
-              <w:t xml:space="preserve">26</w:t>
+              <w:t xml:space="preserve">28</w:t>
             </w:r>
           </w:p>
         </w:tc>
@@ -8979,7 +10735,7 @@
               <w:jc w:val="left"/>
             </w:pPr>
             <w:r>
-              <w:t xml:space="preserve">27</w:t>
+              <w:t xml:space="preserve">29</w:t>
             </w:r>
           </w:p>
         </w:tc>
@@ -9017,7 +10773,7 @@
               <w:jc w:val="left"/>
             </w:pPr>
             <w:r>
-              <w:t xml:space="preserve">28</w:t>
+              <w:t xml:space="preserve">30</w:t>
             </w:r>
           </w:p>
         </w:tc>
@@ -9055,7 +10811,7 @@
               <w:jc w:val="left"/>
             </w:pPr>
             <w:r>
-              <w:t xml:space="preserve">29</w:t>
+              <w:t xml:space="preserve">31</w:t>
             </w:r>
           </w:p>
         </w:tc>
@@ -9079,6 +10835,82 @@
               <w:jc w:val="left"/>
             </w:pPr>
             <w:r>
+              <w:t xml:space="preserve">毫端：毛的末端，比喻極微小的東西。</w:t>
+            </w:r>
+          </w:p>
+        </w:tc>
+      </w:tr>
+      <w:tr>
+        <w:tc>
+          <w:tcPr/>
+          <w:p>
+            <w:pPr>
+              <w:pStyle w:val="Compact"/>
+              <w:jc w:val="left"/>
+            </w:pPr>
+            <w:r>
+              <w:t xml:space="preserve">32</w:t>
+            </w:r>
+          </w:p>
+        </w:tc>
+        <w:tc>
+          <w:tcPr/>
+          <w:p>
+            <w:pPr>
+              <w:pStyle w:val="Compact"/>
+              <w:jc w:val="left"/>
+            </w:pPr>
+            <w:r>
+              <w:t xml:space="preserve">A</w:t>
+            </w:r>
+          </w:p>
+        </w:tc>
+        <w:tc>
+          <w:tcPr/>
+          <w:p>
+            <w:pPr>
+              <w:pStyle w:val="Compact"/>
+              <w:jc w:val="left"/>
+            </w:pPr>
+            <w:r>
+              <w:t xml:space="preserve">我近鑒毫端，遠察天際，惟我當先。</w:t>
+            </w:r>
+          </w:p>
+        </w:tc>
+      </w:tr>
+      <w:tr>
+        <w:tc>
+          <w:tcPr/>
+          <w:p>
+            <w:pPr>
+              <w:pStyle w:val="Compact"/>
+              <w:jc w:val="left"/>
+            </w:pPr>
+            <w:r>
+              <w:t xml:space="preserve">33</w:t>
+            </w:r>
+          </w:p>
+        </w:tc>
+        <w:tc>
+          <w:tcPr/>
+          <w:p>
+            <w:pPr>
+              <w:pStyle w:val="Compact"/>
+              <w:jc w:val="left"/>
+            </w:pPr>
+            <w:r>
+              <w:t xml:space="preserve">C</w:t>
+            </w:r>
+          </w:p>
+        </w:tc>
+        <w:tc>
+          <w:tcPr/>
+          <w:p>
+            <w:pPr>
+              <w:pStyle w:val="Compact"/>
+              <w:jc w:val="left"/>
+            </w:pPr>
+            <w:r>
               <w:t xml:space="preserve">遠公年老仍講論不輟，並勉勵弟子。</w:t>
             </w:r>
           </w:p>
@@ -9093,7 +10925,7 @@
               <w:jc w:val="left"/>
             </w:pPr>
             <w:r>
-              <w:t xml:space="preserve">30</w:t>
+              <w:t xml:space="preserve">34</w:t>
             </w:r>
           </w:p>
         </w:tc>
@@ -9131,7 +10963,7 @@
               <w:jc w:val="left"/>
             </w:pPr>
             <w:r>
-              <w:t xml:space="preserve">31</w:t>
+              <w:t xml:space="preserve">35</w:t>
             </w:r>
           </w:p>
         </w:tc>
@@ -9169,7 +11001,7 @@
               <w:jc w:val="left"/>
             </w:pPr>
             <w:r>
-              <w:t xml:space="preserve">32</w:t>
+              <w:t xml:space="preserve">36</w:t>
             </w:r>
           </w:p>
         </w:tc>
@@ -9207,7 +11039,83 @@
               <w:jc w:val="left"/>
             </w:pPr>
             <w:r>
-              <w:t xml:space="preserve">33</w:t>
+              <w:t xml:space="preserve">37</w:t>
+            </w:r>
+          </w:p>
+        </w:tc>
+        <w:tc>
+          <w:tcPr/>
+          <w:p>
+            <w:pPr>
+              <w:pStyle w:val="Compact"/>
+              <w:jc w:val="left"/>
+            </w:pPr>
+            <w:r>
+              <w:t xml:space="preserve">B</w:t>
+            </w:r>
+          </w:p>
+        </w:tc>
+        <w:tc>
+          <w:tcPr/>
+          <w:p>
+            <w:pPr>
+              <w:pStyle w:val="Compact"/>
+              <w:jc w:val="left"/>
+            </w:pPr>
+            <w:r>
+              <w:t xml:space="preserve">諷：誦讀。</w:t>
+            </w:r>
+          </w:p>
+        </w:tc>
+      </w:tr>
+      <w:tr>
+        <w:tc>
+          <w:tcPr/>
+          <w:p>
+            <w:pPr>
+              <w:pStyle w:val="Compact"/>
+              <w:jc w:val="left"/>
+            </w:pPr>
+            <w:r>
+              <w:t xml:space="preserve">38</w:t>
+            </w:r>
+          </w:p>
+        </w:tc>
+        <w:tc>
+          <w:tcPr/>
+          <w:p>
+            <w:pPr>
+              <w:pStyle w:val="Compact"/>
+              <w:jc w:val="left"/>
+            </w:pPr>
+            <w:r>
+              <w:t xml:space="preserve">A</w:t>
+            </w:r>
+          </w:p>
+        </w:tc>
+        <w:tc>
+          <w:tcPr/>
+          <w:p>
+            <w:pPr>
+              <w:pStyle w:val="Compact"/>
+              <w:jc w:val="left"/>
+            </w:pPr>
+            <w:r>
+              <w:t xml:space="preserve">肅然：莊嚴恭敬的樣子。</w:t>
+            </w:r>
+          </w:p>
+        </w:tc>
+      </w:tr>
+      <w:tr>
+        <w:tc>
+          <w:tcPr/>
+          <w:p>
+            <w:pPr>
+              <w:pStyle w:val="Compact"/>
+              <w:jc w:val="left"/>
+            </w:pPr>
+            <w:r>
+              <w:t xml:space="preserve">39</w:t>
             </w:r>
           </w:p>
         </w:tc>
@@ -9245,7 +11153,7 @@
               <w:jc w:val="left"/>
             </w:pPr>
             <w:r>
-              <w:t xml:space="preserve">34</w:t>
+              <w:t xml:space="preserve">40</w:t>
             </w:r>
           </w:p>
         </w:tc>
@@ -9283,7 +11191,7 @@
               <w:jc w:val="left"/>
             </w:pPr>
             <w:r>
-              <w:t xml:space="preserve">35</w:t>
+              <w:t xml:space="preserve">41</w:t>
             </w:r>
           </w:p>
         </w:tc>
@@ -9321,7 +11229,7 @@
               <w:jc w:val="left"/>
             </w:pPr>
             <w:r>
-              <w:t xml:space="preserve">36</w:t>
+              <w:t xml:space="preserve">42</w:t>
             </w:r>
           </w:p>
         </w:tc>
@@ -9359,7 +11267,83 @@
               <w:jc w:val="left"/>
             </w:pPr>
             <w:r>
-              <w:t xml:space="preserve">37</w:t>
+              <w:t xml:space="preserve">43</w:t>
+            </w:r>
+          </w:p>
+        </w:tc>
+        <w:tc>
+          <w:tcPr/>
+          <w:p>
+            <w:pPr>
+              <w:pStyle w:val="Compact"/>
+              <w:jc w:val="left"/>
+            </w:pPr>
+            <w:r>
+              <w:t xml:space="preserve">D</w:t>
+            </w:r>
+          </w:p>
+        </w:tc>
+        <w:tc>
+          <w:tcPr/>
+          <w:p>
+            <w:pPr>
+              <w:pStyle w:val="Compact"/>
+              <w:jc w:val="left"/>
+            </w:pPr>
+            <w:r>
+              <w:t xml:space="preserve">壹：實在、的確。</w:t>
+            </w:r>
+          </w:p>
+        </w:tc>
+      </w:tr>
+      <w:tr>
+        <w:tc>
+          <w:tcPr/>
+          <w:p>
+            <w:pPr>
+              <w:pStyle w:val="Compact"/>
+              <w:jc w:val="left"/>
+            </w:pPr>
+            <w:r>
+              <w:t xml:space="preserve">44</w:t>
+            </w:r>
+          </w:p>
+        </w:tc>
+        <w:tc>
+          <w:tcPr/>
+          <w:p>
+            <w:pPr>
+              <w:pStyle w:val="Compact"/>
+              <w:jc w:val="left"/>
+            </w:pPr>
+            <w:r>
+              <w:t xml:space="preserve">C</w:t>
+            </w:r>
+          </w:p>
+        </w:tc>
+        <w:tc>
+          <w:tcPr/>
+          <w:p>
+            <w:pPr>
+              <w:pStyle w:val="Compact"/>
+              <w:jc w:val="left"/>
+            </w:pPr>
+            <w:r>
+              <w:t xml:space="preserve">去：離開。</w:t>
+            </w:r>
+          </w:p>
+        </w:tc>
+      </w:tr>
+      <w:tr>
+        <w:tc>
+          <w:tcPr/>
+          <w:p>
+            <w:pPr>
+              <w:pStyle w:val="Compact"/>
+              <w:jc w:val="left"/>
+            </w:pPr>
+            <w:r>
+              <w:t xml:space="preserve">45</w:t>
             </w:r>
           </w:p>
         </w:tc>
@@ -9397,7 +11381,7 @@
               <w:jc w:val="left"/>
             </w:pPr>
             <w:r>
-              <w:t xml:space="preserve">38</w:t>
+              <w:t xml:space="preserve">46</w:t>
             </w:r>
           </w:p>
         </w:tc>
@@ -9435,7 +11419,7 @@
               <w:jc w:val="left"/>
             </w:pPr>
             <w:r>
-              <w:t xml:space="preserve">39</w:t>
+              <w:t xml:space="preserve">47</w:t>
             </w:r>
           </w:p>
         </w:tc>
@@ -9473,7 +11457,7 @@
               <w:jc w:val="left"/>
             </w:pPr>
             <w:r>
-              <w:t xml:space="preserve">40</w:t>
+              <w:t xml:space="preserve">48</w:t>
             </w:r>
           </w:p>
         </w:tc>
@@ -9511,7 +11495,83 @@
               <w:jc w:val="left"/>
             </w:pPr>
             <w:r>
-              <w:t xml:space="preserve">41</w:t>
+              <w:t xml:space="preserve">49</w:t>
+            </w:r>
+          </w:p>
+        </w:tc>
+        <w:tc>
+          <w:tcPr/>
+          <w:p>
+            <w:pPr>
+              <w:pStyle w:val="Compact"/>
+              <w:jc w:val="left"/>
+            </w:pPr>
+            <w:r>
+              <w:t xml:space="preserve">B</w:t>
+            </w:r>
+          </w:p>
+        </w:tc>
+        <w:tc>
+          <w:tcPr/>
+          <w:p>
+            <w:pPr>
+              <w:pStyle w:val="Compact"/>
+              <w:jc w:val="left"/>
+            </w:pPr>
+            <w:r>
+              <w:t xml:space="preserve">固：本來。</w:t>
+            </w:r>
+          </w:p>
+        </w:tc>
+      </w:tr>
+      <w:tr>
+        <w:tc>
+          <w:tcPr/>
+          <w:p>
+            <w:pPr>
+              <w:pStyle w:val="Compact"/>
+              <w:jc w:val="left"/>
+            </w:pPr>
+            <w:r>
+              <w:t xml:space="preserve">50</w:t>
+            </w:r>
+          </w:p>
+        </w:tc>
+        <w:tc>
+          <w:tcPr/>
+          <w:p>
+            <w:pPr>
+              <w:pStyle w:val="Compact"/>
+              <w:jc w:val="left"/>
+            </w:pPr>
+            <w:r>
+              <w:t xml:space="preserve">A</w:t>
+            </w:r>
+          </w:p>
+        </w:tc>
+        <w:tc>
+          <w:tcPr/>
+          <w:p>
+            <w:pPr>
+              <w:pStyle w:val="Compact"/>
+              <w:jc w:val="left"/>
+            </w:pPr>
+            <w:r>
+              <w:t xml:space="preserve">卮：古代盛酒的器具。</w:t>
+            </w:r>
+          </w:p>
+        </w:tc>
+      </w:tr>
+      <w:tr>
+        <w:tc>
+          <w:tcPr/>
+          <w:p>
+            <w:pPr>
+              <w:pStyle w:val="Compact"/>
+              <w:jc w:val="left"/>
+            </w:pPr>
+            <w:r>
+              <w:t xml:space="preserve">51</w:t>
             </w:r>
           </w:p>
         </w:tc>
@@ -9549,7 +11609,7 @@
               <w:jc w:val="left"/>
             </w:pPr>
             <w:r>
-              <w:t xml:space="preserve">42</w:t>
+              <w:t xml:space="preserve">52</w:t>
             </w:r>
           </w:p>
         </w:tc>
@@ -9587,7 +11647,7 @@
               <w:jc w:val="left"/>
             </w:pPr>
             <w:r>
-              <w:t xml:space="preserve">43</w:t>
+              <w:t xml:space="preserve">53</w:t>
             </w:r>
           </w:p>
         </w:tc>
@@ -9625,7 +11685,7 @@
               <w:jc w:val="left"/>
             </w:pPr>
             <w:r>
-              <w:t xml:space="preserve">44</w:t>
+              <w:t xml:space="preserve">54</w:t>
             </w:r>
           </w:p>
         </w:tc>
@@ -9663,7 +11723,7 @@
               <w:jc w:val="left"/>
             </w:pPr>
             <w:r>
-              <w:t xml:space="preserve">45</w:t>
+              <w:t xml:space="preserve">55</w:t>
             </w:r>
           </w:p>
         </w:tc>
@@ -9687,6 +11747,82 @@
               <w:jc w:val="left"/>
             </w:pPr>
             <w:r>
+              <w:t xml:space="preserve">少選：一會兒。</w:t>
+            </w:r>
+          </w:p>
+        </w:tc>
+      </w:tr>
+      <w:tr>
+        <w:tc>
+          <w:tcPr/>
+          <w:p>
+            <w:pPr>
+              <w:pStyle w:val="Compact"/>
+              <w:jc w:val="left"/>
+            </w:pPr>
+            <w:r>
+              <w:t xml:space="preserve">56</w:t>
+            </w:r>
+          </w:p>
+        </w:tc>
+        <w:tc>
+          <w:tcPr/>
+          <w:p>
+            <w:pPr>
+              <w:pStyle w:val="Compact"/>
+              <w:jc w:val="left"/>
+            </w:pPr>
+            <w:r>
+              <w:t xml:space="preserve">A</w:t>
+            </w:r>
+          </w:p>
+        </w:tc>
+        <w:tc>
+          <w:tcPr/>
+          <w:p>
+            <w:pPr>
+              <w:pStyle w:val="Compact"/>
+              <w:jc w:val="left"/>
+            </w:pPr>
+            <w:r>
+              <w:t xml:space="preserve">方鼓琴而志在太山。</w:t>
+            </w:r>
+          </w:p>
+        </w:tc>
+      </w:tr>
+      <w:tr>
+        <w:tc>
+          <w:tcPr/>
+          <w:p>
+            <w:pPr>
+              <w:pStyle w:val="Compact"/>
+              <w:jc w:val="left"/>
+            </w:pPr>
+            <w:r>
+              <w:t xml:space="preserve">57</w:t>
+            </w:r>
+          </w:p>
+        </w:tc>
+        <w:tc>
+          <w:tcPr/>
+          <w:p>
+            <w:pPr>
+              <w:pStyle w:val="Compact"/>
+              <w:jc w:val="left"/>
+            </w:pPr>
+            <w:r>
+              <w:t xml:space="preserve">C</w:t>
+            </w:r>
+          </w:p>
+        </w:tc>
+        <w:tc>
+          <w:tcPr/>
+          <w:p>
+            <w:pPr>
+              <w:pStyle w:val="Compact"/>
+              <w:jc w:val="left"/>
+            </w:pPr>
+            <w:r>
               <w:t xml:space="preserve">感謝楊震先前的薦舉。</w:t>
             </w:r>
           </w:p>
@@ -9701,7 +11837,7 @@
               <w:jc w:val="left"/>
             </w:pPr>
             <w:r>
-              <w:t xml:space="preserve">46</w:t>
+              <w:t xml:space="preserve">58</w:t>
             </w:r>
           </w:p>
         </w:tc>
@@ -9739,7 +11875,7 @@
               <w:jc w:val="left"/>
             </w:pPr>
             <w:r>
-              <w:t xml:space="preserve">47</w:t>
+              <w:t xml:space="preserve">59</w:t>
             </w:r>
           </w:p>
         </w:tc>
@@ -9777,7 +11913,7 @@
               <w:jc w:val="left"/>
             </w:pPr>
             <w:r>
-              <w:t xml:space="preserve">48</w:t>
+              <w:t xml:space="preserve">60</w:t>
             </w:r>
           </w:p>
         </w:tc>
@@ -9815,7 +11951,45 @@
               <w:jc w:val="left"/>
             </w:pPr>
             <w:r>
-              <w:t xml:space="preserve">49</w:t>
+              <w:t xml:space="preserve">61</w:t>
+            </w:r>
+          </w:p>
+        </w:tc>
+        <w:tc>
+          <w:tcPr/>
+          <w:p>
+            <w:pPr>
+              <w:pStyle w:val="Compact"/>
+              <w:jc w:val="left"/>
+            </w:pPr>
+            <w:r>
+              <w:t xml:space="preserve">D</w:t>
+            </w:r>
+          </w:p>
+        </w:tc>
+        <w:tc>
+          <w:tcPr/>
+          <w:p>
+            <w:pPr>
+              <w:pStyle w:val="Compact"/>
+              <w:jc w:val="left"/>
+            </w:pPr>
+            <w:r>
+              <w:t xml:space="preserve">故所舉荊州茂才王密。</w:t>
+            </w:r>
+          </w:p>
+        </w:tc>
+      </w:tr>
+      <w:tr>
+        <w:tc>
+          <w:tcPr/>
+          <w:p>
+            <w:pPr>
+              <w:pStyle w:val="Compact"/>
+              <w:jc w:val="left"/>
+            </w:pPr>
+            <w:r>
+              <w:t xml:space="preserve">62</w:t>
             </w:r>
           </w:p>
         </w:tc>
@@ -9839,6 +12013,44 @@
               <w:jc w:val="left"/>
             </w:pPr>
             <w:r>
+              <w:t xml:space="preserve">何謂無知？拒絕行賄。</w:t>
+            </w:r>
+          </w:p>
+        </w:tc>
+      </w:tr>
+      <w:tr>
+        <w:tc>
+          <w:tcPr/>
+          <w:p>
+            <w:pPr>
+              <w:pStyle w:val="Compact"/>
+              <w:jc w:val="left"/>
+            </w:pPr>
+            <w:r>
+              <w:t xml:space="preserve">63</w:t>
+            </w:r>
+          </w:p>
+        </w:tc>
+        <w:tc>
+          <w:tcPr/>
+          <w:p>
+            <w:pPr>
+              <w:pStyle w:val="Compact"/>
+              <w:jc w:val="left"/>
+            </w:pPr>
+            <w:r>
+              <w:t xml:space="preserve">B</w:t>
+            </w:r>
+          </w:p>
+        </w:tc>
+        <w:tc>
+          <w:tcPr/>
+          <w:p>
+            <w:pPr>
+              <w:pStyle w:val="Compact"/>
+              <w:jc w:val="left"/>
+            </w:pPr>
+            <w:r>
               <w:t xml:space="preserve">讚美預浩技藝獨步一時。</w:t>
             </w:r>
           </w:p>
@@ -9853,7 +12065,7 @@
               <w:jc w:val="left"/>
             </w:pPr>
             <w:r>
-              <w:t xml:space="preserve">50</w:t>
+              <w:t xml:space="preserve">64</w:t>
             </w:r>
           </w:p>
         </w:tc>
@@ -9891,7 +12103,7 @@
               <w:jc w:val="left"/>
             </w:pPr>
             <w:r>
-              <w:t xml:space="preserve">51</w:t>
+              <w:t xml:space="preserve">65</w:t>
             </w:r>
           </w:p>
         </w:tc>
@@ -9929,7 +12141,7 @@
               <w:jc w:val="left"/>
             </w:pPr>
             <w:r>
-              <w:t xml:space="preserve">52</w:t>
+              <w:t xml:space="preserve">66</w:t>
             </w:r>
           </w:p>
         </w:tc>
@@ -9953,6 +12165,82 @@
               <w:jc w:val="left"/>
             </w:pPr>
             <w:r>
+              <w:t xml:space="preserve">都料匠：掌管設計及施工的土木工程總負責人。</w:t>
+            </w:r>
+          </w:p>
+        </w:tc>
+      </w:tr>
+      <w:tr>
+        <w:tc>
+          <w:tcPr/>
+          <w:p>
+            <w:pPr>
+              <w:pStyle w:val="Compact"/>
+              <w:jc w:val="left"/>
+            </w:pPr>
+            <w:r>
+              <w:t xml:space="preserve">67</w:t>
+            </w:r>
+          </w:p>
+        </w:tc>
+        <w:tc>
+          <w:tcPr/>
+          <w:p>
+            <w:pPr>
+              <w:pStyle w:val="Compact"/>
+              <w:jc w:val="left"/>
+            </w:pPr>
+            <w:r>
+              <w:t xml:space="preserve">A</w:t>
+            </w:r>
+          </w:p>
+        </w:tc>
+        <w:tc>
+          <w:tcPr/>
+          <w:p>
+            <w:pPr>
+              <w:pStyle w:val="Compact"/>
+              <w:jc w:val="left"/>
+            </w:pPr>
+            <w:r>
+              <w:t xml:space="preserve">吹之不百年，當正也。</w:t>
+            </w:r>
+          </w:p>
+        </w:tc>
+      </w:tr>
+      <w:tr>
+        <w:tc>
+          <w:tcPr/>
+          <w:p>
+            <w:pPr>
+              <w:pStyle w:val="Compact"/>
+              <w:jc w:val="left"/>
+            </w:pPr>
+            <w:r>
+              <w:t xml:space="preserve">68</w:t>
+            </w:r>
+          </w:p>
+        </w:tc>
+        <w:tc>
+          <w:tcPr/>
+          <w:p>
+            <w:pPr>
+              <w:pStyle w:val="Compact"/>
+              <w:jc w:val="left"/>
+            </w:pPr>
+            <w:r>
+              <w:t xml:space="preserve">C</w:t>
+            </w:r>
+          </w:p>
+        </w:tc>
+        <w:tc>
+          <w:tcPr/>
+          <w:p>
+            <w:pPr>
+              <w:pStyle w:val="Compact"/>
+              <w:jc w:val="left"/>
+            </w:pPr>
+            <w:r>
               <w:t xml:space="preserve">以桃李比喻李將軍篤實。</w:t>
             </w:r>
           </w:p>
@@ -9967,7 +12255,7 @@
               <w:jc w:val="left"/>
             </w:pPr>
             <w:r>
-              <w:t xml:space="preserve">53</w:t>
+              <w:t xml:space="preserve">69</w:t>
             </w:r>
           </w:p>
         </w:tc>
@@ -10005,7 +12293,7 @@
               <w:jc w:val="left"/>
             </w:pPr>
             <w:r>
-              <w:t xml:space="preserve">54</w:t>
+              <w:t xml:space="preserve">70</w:t>
             </w:r>
           </w:p>
         </w:tc>
@@ -10043,7 +12331,7 @@
               <w:jc w:val="left"/>
             </w:pPr>
             <w:r>
-              <w:t xml:space="preserve">55</w:t>
+              <w:t xml:space="preserve">71</w:t>
             </w:r>
           </w:p>
         </w:tc>
@@ -10081,7 +12369,83 @@
               <w:jc w:val="left"/>
             </w:pPr>
             <w:r>
-              <w:t xml:space="preserve">56</w:t>
+              <w:t xml:space="preserve">72</w:t>
+            </w:r>
+          </w:p>
+        </w:tc>
+        <w:tc>
+          <w:tcPr/>
+          <w:p>
+            <w:pPr>
+              <w:pStyle w:val="Compact"/>
+              <w:jc w:val="left"/>
+            </w:pPr>
+            <w:r>
+              <w:t xml:space="preserve">B</w:t>
+            </w:r>
+          </w:p>
+        </w:tc>
+        <w:tc>
+          <w:tcPr/>
+          <w:p>
+            <w:pPr>
+              <w:pStyle w:val="Compact"/>
+              <w:jc w:val="left"/>
+            </w:pPr>
+            <w:r>
+              <w:t xml:space="preserve">悛悛：誠懇敦厚的樣子；鄙人：質樸淺陋的人。</w:t>
+            </w:r>
+          </w:p>
+        </w:tc>
+      </w:tr>
+      <w:tr>
+        <w:tc>
+          <w:tcPr/>
+          <w:p>
+            <w:pPr>
+              <w:pStyle w:val="Compact"/>
+              <w:jc w:val="left"/>
+            </w:pPr>
+            <w:r>
+              <w:t xml:space="preserve">73</w:t>
+            </w:r>
+          </w:p>
+        </w:tc>
+        <w:tc>
+          <w:tcPr/>
+          <w:p>
+            <w:pPr>
+              <w:pStyle w:val="Compact"/>
+              <w:jc w:val="left"/>
+            </w:pPr>
+            <w:r>
+              <w:t xml:space="preserve">D</w:t>
+            </w:r>
+          </w:p>
+        </w:tc>
+        <w:tc>
+          <w:tcPr/>
+          <w:p>
+            <w:pPr>
+              <w:pStyle w:val="Compact"/>
+              <w:jc w:val="left"/>
+            </w:pPr>
+            <w:r>
+              <w:t xml:space="preserve">蹊：小路。</w:t>
+            </w:r>
+          </w:p>
+        </w:tc>
+      </w:tr>
+      <w:tr>
+        <w:tc>
+          <w:tcPr/>
+          <w:p>
+            <w:pPr>
+              <w:pStyle w:val="Compact"/>
+              <w:jc w:val="left"/>
+            </w:pPr>
+            <w:r>
+              <w:t xml:space="preserve">74</w:t>
             </w:r>
           </w:p>
         </w:tc>
@@ -10119,7 +12483,7 @@
               <w:jc w:val="left"/>
             </w:pPr>
             <w:r>
-              <w:t xml:space="preserve">57</w:t>
+              <w:t xml:space="preserve">75</w:t>
             </w:r>
           </w:p>
         </w:tc>
@@ -10157,7 +12521,7 @@
               <w:jc w:val="left"/>
             </w:pPr>
             <w:r>
-              <w:t xml:space="preserve">58</w:t>
+              <w:t xml:space="preserve">76</w:t>
             </w:r>
           </w:p>
         </w:tc>
@@ -10195,7 +12559,7 @@
               <w:jc w:val="left"/>
             </w:pPr>
             <w:r>
-              <w:t xml:space="preserve">59</w:t>
+              <w:t xml:space="preserve">77</w:t>
             </w:r>
           </w:p>
         </w:tc>
@@ -10220,6 +12584,82 @@
             </w:pPr>
             <w:r>
               <w:t xml:space="preserve">三＋四＝四＋三＝七。</w:t>
+            </w:r>
+          </w:p>
+        </w:tc>
+      </w:tr>
+      <w:tr>
+        <w:tc>
+          <w:tcPr/>
+          <w:p>
+            <w:pPr>
+              <w:pStyle w:val="Compact"/>
+              <w:jc w:val="left"/>
+            </w:pPr>
+            <w:r>
+              <w:t xml:space="preserve">78</w:t>
+            </w:r>
+          </w:p>
+        </w:tc>
+        <w:tc>
+          <w:tcPr/>
+          <w:p>
+            <w:pPr>
+              <w:pStyle w:val="Compact"/>
+              <w:jc w:val="left"/>
+            </w:pPr>
+            <w:r>
+              <w:t xml:space="preserve">A</w:t>
+            </w:r>
+          </w:p>
+        </w:tc>
+        <w:tc>
+          <w:tcPr/>
+          <w:p>
+            <w:pPr>
+              <w:pStyle w:val="Compact"/>
+              <w:jc w:val="left"/>
+            </w:pPr>
+            <w:r>
+              <w:t xml:space="preserve">馴：順從。</w:t>
+            </w:r>
+          </w:p>
+        </w:tc>
+      </w:tr>
+      <w:tr>
+        <w:tc>
+          <w:tcPr/>
+          <w:p>
+            <w:pPr>
+              <w:pStyle w:val="Compact"/>
+              <w:jc w:val="left"/>
+            </w:pPr>
+            <w:r>
+              <w:t xml:space="preserve">79</w:t>
+            </w:r>
+          </w:p>
+        </w:tc>
+        <w:tc>
+          <w:tcPr/>
+          <w:p>
+            <w:pPr>
+              <w:pStyle w:val="Compact"/>
+              <w:jc w:val="left"/>
+            </w:pPr>
+            <w:r>
+              <w:t xml:space="preserve">C</w:t>
+            </w:r>
+          </w:p>
+        </w:tc>
+        <w:tc>
+          <w:tcPr/>
+          <w:p>
+            <w:pPr>
+              <w:pStyle w:val="Compact"/>
+              <w:jc w:val="left"/>
+            </w:pPr>
+            <w:r>
+              <w:t xml:space="preserve">朝三暮四與朝四暮三，總數都是七。</w:t>
             </w:r>
           </w:p>
         </w:tc>
@@ -10793,6 +13233,66 @@
     <w:abstractNumId w:val="991"/>
   </w:num>
   <w:num w:numId="1063">
+    <w:abstractNumId w:val="991"/>
+  </w:num>
+  <w:num w:numId="1064">
+    <w:abstractNumId w:val="991"/>
+  </w:num>
+  <w:num w:numId="1065">
+    <w:abstractNumId w:val="991"/>
+  </w:num>
+  <w:num w:numId="1066">
+    <w:abstractNumId w:val="991"/>
+  </w:num>
+  <w:num w:numId="1067">
+    <w:abstractNumId w:val="991"/>
+  </w:num>
+  <w:num w:numId="1068">
+    <w:abstractNumId w:val="991"/>
+  </w:num>
+  <w:num w:numId="1069">
+    <w:abstractNumId w:val="991"/>
+  </w:num>
+  <w:num w:numId="1070">
+    <w:abstractNumId w:val="991"/>
+  </w:num>
+  <w:num w:numId="1071">
+    <w:abstractNumId w:val="991"/>
+  </w:num>
+  <w:num w:numId="1072">
+    <w:abstractNumId w:val="991"/>
+  </w:num>
+  <w:num w:numId="1073">
+    <w:abstractNumId w:val="991"/>
+  </w:num>
+  <w:num w:numId="1074">
+    <w:abstractNumId w:val="991"/>
+  </w:num>
+  <w:num w:numId="1075">
+    <w:abstractNumId w:val="991"/>
+  </w:num>
+  <w:num w:numId="1076">
+    <w:abstractNumId w:val="991"/>
+  </w:num>
+  <w:num w:numId="1077">
+    <w:abstractNumId w:val="991"/>
+  </w:num>
+  <w:num w:numId="1078">
+    <w:abstractNumId w:val="991"/>
+  </w:num>
+  <w:num w:numId="1079">
+    <w:abstractNumId w:val="991"/>
+  </w:num>
+  <w:num w:numId="1080">
+    <w:abstractNumId w:val="991"/>
+  </w:num>
+  <w:num w:numId="1081">
+    <w:abstractNumId w:val="991"/>
+  </w:num>
+  <w:num w:numId="1082">
+    <w:abstractNumId w:val="991"/>
+  </w:num>
+  <w:num w:numId="1083">
     <w:abstractNumId w:val="991"/>
   </w:num>
 </w:numbering>

--- a/古文今讀101-110.docx
+++ b/古文今讀101-110.docx
@@ -22,7 +22,7 @@
         <w:t xml:space="preserve">課　虛字整理與選擇題</w:t>
       </w:r>
     </w:p>
-    <w:bookmarkStart w:id="51" w:name="古文今讀-第-101110-課"/>
+    <w:bookmarkStart w:id="52" w:name="古文今讀-第-101110-課"/>
     <w:p>
       <w:pPr>
         <w:pStyle w:val="Heading1"/>
@@ -119,7 +119,7 @@
         </w:r>
       </w:hyperlink>
     </w:p>
-    <w:bookmarkStart w:id="29" w:name="handout"/>
+    <w:bookmarkStart w:id="30" w:name="handout"/>
     <w:bookmarkStart w:id="22" w:name="一顧ㄍㄨˋ第101課"/>
     <w:p>
       <w:pPr>
@@ -1443,15 +1443,13 @@
       </w:tr>
     </w:tbl>
     <w:bookmarkEnd w:id="28"/>
-    <w:bookmarkEnd w:id="29"/>
-    <w:bookmarkStart w:id="31" w:name="idioms"/>
-    <w:bookmarkStart w:id="30" w:name="九成語整理"/>
+    <w:bookmarkStart w:id="29" w:name="八補充信守承諾第101課"/>
     <w:p>
       <w:pPr>
         <w:pStyle w:val="Heading2"/>
       </w:pPr>
       <w:r>
-        <w:t xml:space="preserve">九、成語整理</w:t>
+        <w:t xml:space="preserve">八、補充：信守承諾（第101課）</w:t>
       </w:r>
     </w:p>
     <w:tbl>
@@ -1477,6 +1475,137 @@
               <w:jc w:val="left"/>
             </w:pPr>
             <w:r>
+              <w:t xml:space="preserve">項目</w:t>
+            </w:r>
+          </w:p>
+        </w:tc>
+        <w:tc>
+          <w:tcPr/>
+          <w:p>
+            <w:pPr>
+              <w:pStyle w:val="Compact"/>
+              <w:jc w:val="left"/>
+            </w:pPr>
+            <w:r>
+              <w:t xml:space="preserve">例</w:t>
+            </w:r>
+          </w:p>
+        </w:tc>
+      </w:tr>
+      <w:tr>
+        <w:tc>
+          <w:tcPr/>
+          <w:p>
+            <w:pPr>
+              <w:pStyle w:val="Compact"/>
+              <w:jc w:val="left"/>
+            </w:pPr>
+            <w:r>
+              <w:t xml:space="preserve">柳季重信</w:t>
+            </w:r>
+          </w:p>
+        </w:tc>
+        <w:tc>
+          <w:tcPr/>
+          <w:p>
+            <w:pPr>
+              <w:pStyle w:val="Compact"/>
+              <w:jc w:val="left"/>
+            </w:pPr>
+            <w:r>
+              <w:t xml:space="preserve">課本頁31</w:t>
+            </w:r>
+          </w:p>
+        </w:tc>
+      </w:tr>
+      <w:tr>
+        <w:tc>
+          <w:tcPr/>
+          <w:p>
+            <w:pPr>
+              <w:pStyle w:val="Compact"/>
+              <w:jc w:val="left"/>
+            </w:pPr>
+            <w:r>
+              <w:t xml:space="preserve">季札掛劍</w:t>
+            </w:r>
+          </w:p>
+        </w:tc>
+        <w:tc>
+          <w:tcPr/>
+          <w:p>
+            <w:pPr>
+              <w:pStyle w:val="Compact"/>
+              <w:jc w:val="left"/>
+            </w:pPr>
+            <w:r>
+              <w:t xml:space="preserve">課本頁123</w:t>
+            </w:r>
+          </w:p>
+        </w:tc>
+      </w:tr>
+      <w:tr>
+        <w:tc>
+          <w:tcPr/>
+          <w:p>
+            <w:pPr>
+              <w:pStyle w:val="Compact"/>
+              <w:jc w:val="left"/>
+            </w:pPr>
+            <w:r>
+              <w:t xml:space="preserve">曾子殺彘</w:t>
+            </w:r>
+          </w:p>
+        </w:tc>
+        <w:tc>
+          <w:tcPr/>
+          <w:p>
+            <w:pPr>
+              <w:pStyle w:val="Compact"/>
+              <w:jc w:val="left"/>
+            </w:pPr>
+            <w:r>
+              <w:t xml:space="preserve">課本頁105</w:t>
+            </w:r>
+          </w:p>
+        </w:tc>
+      </w:tr>
+    </w:tbl>
+    <w:bookmarkEnd w:id="29"/>
+    <w:bookmarkEnd w:id="30"/>
+    <w:bookmarkStart w:id="32" w:name="idioms"/>
+    <w:bookmarkStart w:id="31" w:name="九成語整理"/>
+    <w:p>
+      <w:pPr>
+        <w:pStyle w:val="Heading2"/>
+      </w:pPr>
+      <w:r>
+        <w:t xml:space="preserve">九、成語整理</w:t>
+      </w:r>
+    </w:p>
+    <w:tbl>
+      <w:tblPr>
+        <w:tblStyle w:val="Table"/>
+        <w:tblW w:type="auto" w:w="0"/>
+        <w:tblLook w:firstRow="1" w:lastRow="0" w:firstColumn="0" w:lastColumn="0" w:noHBand="0" w:noVBand="0" w:val="0020"/>
+        <w:jc w:val="start"/>
+      </w:tblPr>
+      <w:tblGrid>
+        <w:gridCol w:w="3960"/>
+        <w:gridCol w:w="3960"/>
+      </w:tblGrid>
+      <w:tr>
+        <w:trPr>
+          <w:tblHeader w:val="true"/>
+        </w:trPr>
+        <w:tc>
+          <w:tcPr/>
+          <w:p>
+            <w:pPr>
+              <w:pStyle w:val="Compact"/>
+              <w:jc w:val="left"/>
+            </w:pPr>
+            <w:r>
               <w:t xml:space="preserve">成語</w:t>
             </w:r>
           </w:p>
@@ -2223,10 +2352,10 @@
         </w:tc>
       </w:tr>
     </w:tbl>
-    <w:bookmarkEnd w:id="30"/>
     <w:bookmarkEnd w:id="31"/>
-    <w:bookmarkStart w:id="43" w:name="notes"/>
-    <w:bookmarkStart w:id="42" w:name="十各課重點"/>
+    <w:bookmarkEnd w:id="32"/>
+    <w:bookmarkStart w:id="44" w:name="notes"/>
+    <w:bookmarkStart w:id="43" w:name="十各課重點"/>
     <w:p>
       <w:pPr>
         <w:pStyle w:val="Heading2"/>
@@ -2235,7 +2364,7 @@
         <w:t xml:space="preserve">十、各課重點</w:t>
       </w:r>
     </w:p>
-    <w:bookmarkStart w:id="32" w:name="第101課-曾子殺彘-韓非子"/>
+    <w:bookmarkStart w:id="33" w:name="第101課-曾子殺彘-韓非子"/>
     <w:p>
       <w:pPr>
         <w:pStyle w:val="Heading3"/>
@@ -2297,11 +2426,11 @@
         <w:t xml:space="preserve">詞語表：</w:t>
       </w:r>
       <w:r>
-        <w:t xml:space="preserve">曾子＝曾參，孔子的學生；市＝市集；女＝你，通「汝」；還＝回去；顧＝回頭；特＝只不過；嬰兒＝此指小孩；戲＝開玩笑；知＝智慧；教＝教導、教育；烹＝煮；之＝代，指曾子之妻；隨＝跟隨；止＝阻止；彘＝豬；注音：彘ㄓˋ、女ㄖㄨˇ、還ㄏㄨㄢˊ、知ㄓˋ（通「智」）；重信守承諾：柳季重信（頁31）、季札掛劍（頁123）、曾子殺彘（頁105）</w:t>
-      </w:r>
-    </w:p>
-    <w:bookmarkEnd w:id="32"/>
-    <w:bookmarkStart w:id="33" w:name="第102課-爭高下-唐語林"/>
+        <w:t xml:space="preserve">曾子＝曾參，孔子的學生；市＝市集；女＝你，通「汝」；還＝回去；顧＝回頭；特＝只不過；嬰兒＝此指小孩；戲＝開玩笑；知＝智慧；教＝教導、教育；烹＝煮；之＝代，指曾子之妻；隨＝跟隨；止＝阻止；彘＝豬；注音：彘ㄓˋ、女ㄖㄨˇ、還ㄏㄨㄢˊ、知ㄓˋ（通「智」）</w:t>
+      </w:r>
+    </w:p>
+    <w:bookmarkEnd w:id="33"/>
+    <w:bookmarkStart w:id="34" w:name="第102課-爭高下-唐語林"/>
     <w:p>
       <w:pPr>
         <w:pStyle w:val="Heading3"/>
@@ -2366,8 +2495,8 @@
         <w:t xml:space="preserve">高下＝上下、勝負；是非＝事理的對與錯；爾＝你；辨＝分別、判別；鑒＝審察；毫端＝毛的末端；益＝用處；禮儀＝禮節的規範與儀式；面目＝樣子、相貌；若＝如果；無＝同「毋」不要；唯＝只有</w:t>
       </w:r>
     </w:p>
-    <w:bookmarkEnd w:id="33"/>
-    <w:bookmarkStart w:id="34" w:name="第103課-遠公講學-世說新語"/>
+    <w:bookmarkEnd w:id="34"/>
+    <w:bookmarkStart w:id="35" w:name="第103課-遠公講學-世說新語"/>
     <w:p>
       <w:pPr>
         <w:pStyle w:val="Heading3"/>
@@ -2432,8 +2561,8 @@
         <w:t xml:space="preserve">遠公＝東晉高僧釋慧遠；輟＝停止；惰＝懈怠；桑榆之光＝日落時餘暉斜照桑樹、榆樹，比喻人的晚年；朝陽＝早晨的太陽，比喻少壯；暉＝日光；與＝跟隨；諷＝誦讀；苦＝懇切；高足＝對他人弟子的美稱；肅然＝莊嚴恭敬的樣子；名言：求學如植樹，春天開花朵，秋天結果實。（莎士比亞）知識像燭光，能照亮一個人，也能照亮無數的人。（培根）學習知識要善於思考，思考，再思考，我就是靠這個方法成為科學家的。（愛因斯坦）在讀書上，數量不是首要的重點，重要的是書的品質與所引起思索的程度。（富蘭克林）</w:t>
       </w:r>
     </w:p>
-    <w:bookmarkEnd w:id="34"/>
-    <w:bookmarkStart w:id="35" w:name="第104課-苛政猛於虎-禮記"/>
+    <w:bookmarkEnd w:id="35"/>
+    <w:bookmarkStart w:id="36" w:name="第104課-苛政猛於虎-禮記"/>
     <w:p>
       <w:pPr>
         <w:pStyle w:val="Heading3"/>
@@ -2498,8 +2627,8 @@
         <w:t xml:space="preserve">側＝旁；夫子＝先生，這裡指孔子；式＝車前橫木，這裡作動詞，扶在橫木上；子路＝孔子的學生；壹＝實在、的確；重＝重疊；舅＝公公；去＝離開；苛政＝專制暴虐的政令；小子＝年輕人；識＝記住；於＝比；之＝代，指苛政猛於虎這件事</w:t>
       </w:r>
     </w:p>
-    <w:bookmarkEnd w:id="35"/>
-    <w:bookmarkStart w:id="36" w:name="第105課-畫蛇添足-戰國策"/>
+    <w:bookmarkEnd w:id="36"/>
+    <w:bookmarkStart w:id="37" w:name="第105課-畫蛇添足-戰國策"/>
     <w:p>
       <w:pPr>
         <w:pStyle w:val="Heading3"/>
@@ -2564,8 +2693,8 @@
         <w:t xml:space="preserve">祠者＝負責祭祀的人；舍人＝門客，幫忙辦事的手下；卮酒＝一壺酒；引＝拿取；且＝將；乃＝才；卮＝古代盛酒的器具；奪＝強取；固＝本來；安能＝怎麼能；亡＝失去；為＝替</w:t>
       </w:r>
     </w:p>
-    <w:bookmarkEnd w:id="36"/>
-    <w:bookmarkStart w:id="37" w:name="第106課-高山流水-呂氏春秋"/>
+    <w:bookmarkEnd w:id="37"/>
+    <w:bookmarkStart w:id="38" w:name="第106課-高山流水-呂氏春秋"/>
     <w:p>
       <w:pPr>
         <w:pStyle w:val="Heading3"/>
@@ -2630,8 +2759,8 @@
         <w:t xml:space="preserve">鼓＝彈奏；志＝意向；太山＝即泰山；善哉＝太好了；巍巍＝崇高偉大的樣子；少選＝一會兒；湯湯＝水流盛大的樣子；破＝毀壞；絕＝斷；無足＝不值得；復＝再；高山流水：1.形容樂曲高妙 2.比喻知音難遇</w:t>
       </w:r>
     </w:p>
-    <w:bookmarkEnd w:id="37"/>
-    <w:bookmarkStart w:id="38" w:name="第107課-楊震不受賄-後漢書"/>
+    <w:bookmarkEnd w:id="38"/>
+    <w:bookmarkStart w:id="39" w:name="第107課-楊震不受賄-後漢書"/>
     <w:p>
       <w:pPr>
         <w:pStyle w:val="Heading3"/>
@@ -2696,8 +2825,8 @@
         <w:t xml:space="preserve">楊震＝東漢高官，博學廉潔，有「關西孔子」美譽；邑＝漢代縣名；故＝從前、過去；舉＝推薦；茂才＝即秀才，東漢避光武帝劉秀名諱而改稱；謁＝拜見；懷＝藏在腹中；遺＝贈送；故人＝老朋友；愧＝羞慚；為＝擔任</w:t>
       </w:r>
     </w:p>
-    <w:bookmarkEnd w:id="38"/>
-    <w:bookmarkStart w:id="39" w:name="第108課-預浩造塔-歸田錄"/>
+    <w:bookmarkEnd w:id="39"/>
+    <w:bookmarkStart w:id="40" w:name="第108課-預浩造塔-歸田錄"/>
     <w:p>
       <w:pPr>
         <w:pStyle w:val="Heading3"/>
@@ -2762,8 +2891,8 @@
         <w:t xml:space="preserve">開寶寺塔＝在京師的塔中最高；京師＝北宋都城汴梁；諸＝眾、所有；制度＝規劃、設計；都料匠＝掌管設計及施工的土木工程總負責人；預浩＝五代末至北宋初的建築師；初＝剛；傾＝傾斜；怪＝感到奇怪；如此＝這樣；國朝＝指本朝，即宋朝</w:t>
       </w:r>
     </w:p>
-    <w:bookmarkEnd w:id="39"/>
-    <w:bookmarkStart w:id="40" w:name="第109課-桃李不言-史記"/>
+    <w:bookmarkEnd w:id="40"/>
+    <w:bookmarkStart w:id="41" w:name="第109課-桃李不言-史記"/>
     <w:p>
       <w:pPr>
         <w:pStyle w:val="Heading3"/>
@@ -2828,8 +2957,8 @@
         <w:t xml:space="preserve">余＝我，指《史記》作者司馬遷；李將軍＝李廣；悛悛＝誠懇敦厚的樣子；鄙人＝質樸淺陋的人；道＝說、談；諺＝民間流傳具有說理、勸誡意義的話；蹊＝小路；喻＝比喻</w:t>
       </w:r>
     </w:p>
-    <w:bookmarkEnd w:id="40"/>
-    <w:bookmarkStart w:id="41" w:name="第110課-朝三暮四-列子"/>
+    <w:bookmarkEnd w:id="41"/>
+    <w:bookmarkStart w:id="42" w:name="第110課-朝三暮四-列子"/>
     <w:p>
       <w:pPr>
         <w:pStyle w:val="Heading3"/>
@@ -2894,11 +3023,11 @@
         <w:t xml:space="preserve">狙公＝養猴的人；狙＝獼猴；解＝理解；損＝減少；家口＝家中人口；充＝滿足；俄而＝不久；匱＝缺乏；馴＝順從；詛＝說謊、欺騙；若＝你們；芧＝橡樹的果實；伏＝趴在地上</w:t>
       </w:r>
     </w:p>
-    <w:bookmarkEnd w:id="41"/>
     <w:bookmarkEnd w:id="42"/>
     <w:bookmarkEnd w:id="43"/>
-    <w:bookmarkStart w:id="48" w:name="practice"/>
-    <w:bookmarkStart w:id="47" w:name="古文今讀-101110-課-練習題"/>
+    <w:bookmarkEnd w:id="44"/>
+    <w:bookmarkStart w:id="49" w:name="practice"/>
+    <w:bookmarkStart w:id="48" w:name="古文今讀-101110-課-練習題"/>
     <w:p>
       <w:pPr>
         <w:pStyle w:val="Heading2"/>
@@ -2923,7 +3052,7 @@
         <w:t xml:space="preserve">課文選擇題（每題 1 分，共 79 題）。</w:t>
       </w:r>
     </w:p>
-    <w:bookmarkStart w:id="44" w:name="壹虛字練習顧於固亡"/>
+    <w:bookmarkStart w:id="45" w:name="壹虛字練習顧於固亡"/>
     <w:p>
       <w:pPr>
         <w:pStyle w:val="Heading3"/>
@@ -3940,8 +4069,8 @@
         <w:t xml:space="preserve">失去</w:t>
       </w:r>
     </w:p>
-    <w:bookmarkEnd w:id="44"/>
-    <w:bookmarkStart w:id="45" w:name="貳成語練習"/>
+    <w:bookmarkEnd w:id="45"/>
+    <w:bookmarkStart w:id="46" w:name="貳成語練習"/>
     <w:p>
       <w:pPr>
         <w:pStyle w:val="Heading3"/>
@@ -4622,8 +4751,8 @@
         <w:t xml:space="preserve">預防勝於治療</w:t>
       </w:r>
     </w:p>
-    <w:bookmarkEnd w:id="45"/>
-    <w:bookmarkStart w:id="46" w:name="參課文選擇題"/>
+    <w:bookmarkEnd w:id="46"/>
+    <w:bookmarkStart w:id="47" w:name="參課文選擇題"/>
     <w:p>
       <w:pPr>
         <w:pStyle w:val="Heading3"/>
@@ -9588,11 +9717,11 @@
         <w:t xml:space="preserve">狙公道歉了</w:t>
       </w:r>
     </w:p>
-    <w:bookmarkEnd w:id="46"/>
     <w:bookmarkEnd w:id="47"/>
     <w:bookmarkEnd w:id="48"/>
-    <w:bookmarkStart w:id="50" w:name="answers"/>
-    <w:bookmarkStart w:id="49" w:name="參考答案與解析"/>
+    <w:bookmarkEnd w:id="49"/>
+    <w:bookmarkStart w:id="51" w:name="answers"/>
+    <w:bookmarkStart w:id="50" w:name="參考答案與解析"/>
     <w:p>
       <w:pPr>
         <w:pStyle w:val="Heading2"/>
@@ -12665,9 +12794,9 @@
         </w:tc>
       </w:tr>
     </w:tbl>
-    <w:bookmarkEnd w:id="49"/>
     <w:bookmarkEnd w:id="50"/>
     <w:bookmarkEnd w:id="51"/>
+    <w:bookmarkEnd w:id="52"/>
     <w:sectPr/>
   </w:body>
 </w:document>

--- a/古文今讀101-110.docx
+++ b/古文今讀101-110.docx
@@ -2048,6 +2048,32 @@
               <w:jc w:val="left"/>
             </w:pPr>
             <w:r>
+              <w:t xml:space="preserve">程門立雪</w:t>
+            </w:r>
+          </w:p>
+        </w:tc>
+        <w:tc>
+          <w:tcPr/>
+          <w:p>
+            <w:pPr>
+              <w:pStyle w:val="Compact"/>
+              <w:jc w:val="left"/>
+            </w:pPr>
+            <w:r>
+              <w:t xml:space="preserve">比喻尊敬師長和虔誠向學（程頤）</w:t>
+            </w:r>
+          </w:p>
+        </w:tc>
+      </w:tr>
+      <w:tr>
+        <w:tc>
+          <w:tcPr/>
+          <w:p>
+            <w:pPr>
+              <w:pStyle w:val="Compact"/>
+              <w:jc w:val="left"/>
+            </w:pPr>
+            <w:r>
               <w:t xml:space="preserve">老驥伏櫪</w:t>
             </w:r>
           </w:p>
@@ -2100,7 +2126,7 @@
               <w:jc w:val="left"/>
             </w:pPr>
             <w:r>
-              <w:t xml:space="preserve">豆蔻年華</w:t>
+              <w:t xml:space="preserve">荳蔻年華</w:t>
             </w:r>
           </w:p>
         </w:tc>
@@ -3049,7 +3075,7 @@
         <w:pStyle w:val="BodyText"/>
       </w:pPr>
       <w:r>
-        <w:t xml:space="preserve">課文選擇題（每題 1 分，共 79 題）。</w:t>
+        <w:t xml:space="preserve">課文選擇題（每題 1 分，共 88 題）。</w:t>
       </w:r>
     </w:p>
     <w:bookmarkStart w:id="45" w:name="壹虛字練習顧於固亡"/>
@@ -4751,6 +4777,762 @@
         <w:t xml:space="preserve">預防勝於治療</w:t>
       </w:r>
     </w:p>
+    <w:p>
+      <w:pPr>
+        <w:numPr>
+          <w:ilvl w:val="0"/>
+          <w:numId w:val="1015"/>
+        </w:numPr>
+        <w:pStyle w:val="Compact"/>
+      </w:pPr>
+      <w:r>
+        <w:t xml:space="preserve">「程門立雪」比喻？</w:t>
+      </w:r>
+    </w:p>
+    <w:p>
+      <w:pPr>
+        <w:numPr>
+          <w:ilvl w:val="1"/>
+          <w:numId w:val="1024"/>
+        </w:numPr>
+        <w:pStyle w:val="Compact"/>
+      </w:pPr>
+      <w:r>
+        <w:t xml:space="preserve">(A)</w:t>
+      </w:r>
+      <w:r>
+        <w:t xml:space="preserve"> </w:t>
+      </w:r>
+      <w:r>
+        <w:t xml:space="preserve">尊敬師長、虔誠向學</w:t>
+      </w:r>
+    </w:p>
+    <w:p>
+      <w:pPr>
+        <w:numPr>
+          <w:ilvl w:val="1"/>
+          <w:numId w:val="1024"/>
+        </w:numPr>
+        <w:pStyle w:val="Compact"/>
+      </w:pPr>
+      <w:r>
+        <w:t xml:space="preserve">(B)</w:t>
+      </w:r>
+      <w:r>
+        <w:t xml:space="preserve"> </w:t>
+      </w:r>
+      <w:r>
+        <w:t xml:space="preserve">雪中送炭</w:t>
+      </w:r>
+    </w:p>
+    <w:p>
+      <w:pPr>
+        <w:numPr>
+          <w:ilvl w:val="1"/>
+          <w:numId w:val="1024"/>
+        </w:numPr>
+        <w:pStyle w:val="Compact"/>
+      </w:pPr>
+      <w:r>
+        <w:t xml:space="preserve">(C)</w:t>
+      </w:r>
+      <w:r>
+        <w:t xml:space="preserve"> </w:t>
+      </w:r>
+      <w:r>
+        <w:t xml:space="preserve">居所簡陋</w:t>
+      </w:r>
+    </w:p>
+    <w:p>
+      <w:pPr>
+        <w:numPr>
+          <w:ilvl w:val="1"/>
+          <w:numId w:val="1024"/>
+        </w:numPr>
+        <w:pStyle w:val="Compact"/>
+      </w:pPr>
+      <w:r>
+        <w:t xml:space="preserve">(D)</w:t>
+      </w:r>
+      <w:r>
+        <w:t xml:space="preserve"> </w:t>
+      </w:r>
+      <w:r>
+        <w:t xml:space="preserve">隱居避世</w:t>
+      </w:r>
+    </w:p>
+    <w:p>
+      <w:pPr>
+        <w:numPr>
+          <w:ilvl w:val="0"/>
+          <w:numId w:val="1015"/>
+        </w:numPr>
+        <w:pStyle w:val="Compact"/>
+      </w:pPr>
+      <w:r>
+        <w:t xml:space="preserve">「老驥伏櫪」比喻？</w:t>
+      </w:r>
+    </w:p>
+    <w:p>
+      <w:pPr>
+        <w:numPr>
+          <w:ilvl w:val="1"/>
+          <w:numId w:val="1025"/>
+        </w:numPr>
+        <w:pStyle w:val="Compact"/>
+      </w:pPr>
+      <w:r>
+        <w:t xml:space="preserve">(A)</w:t>
+      </w:r>
+      <w:r>
+        <w:t xml:space="preserve"> </w:t>
+      </w:r>
+      <w:r>
+        <w:t xml:space="preserve">年老體衰</w:t>
+      </w:r>
+    </w:p>
+    <w:p>
+      <w:pPr>
+        <w:numPr>
+          <w:ilvl w:val="1"/>
+          <w:numId w:val="1025"/>
+        </w:numPr>
+        <w:pStyle w:val="Compact"/>
+      </w:pPr>
+      <w:r>
+        <w:t xml:space="preserve">(B)</w:t>
+      </w:r>
+      <w:r>
+        <w:t xml:space="preserve"> </w:t>
+      </w:r>
+      <w:r>
+        <w:t xml:space="preserve">年雖老而仍懷雄心壯志</w:t>
+      </w:r>
+    </w:p>
+    <w:p>
+      <w:pPr>
+        <w:numPr>
+          <w:ilvl w:val="1"/>
+          <w:numId w:val="1025"/>
+        </w:numPr>
+        <w:pStyle w:val="Compact"/>
+      </w:pPr>
+      <w:r>
+        <w:t xml:space="preserve">(C)</w:t>
+      </w:r>
+      <w:r>
+        <w:t xml:space="preserve"> </w:t>
+      </w:r>
+      <w:r>
+        <w:t xml:space="preserve">馬匹被關</w:t>
+      </w:r>
+    </w:p>
+    <w:p>
+      <w:pPr>
+        <w:numPr>
+          <w:ilvl w:val="1"/>
+          <w:numId w:val="1025"/>
+        </w:numPr>
+        <w:pStyle w:val="Compact"/>
+      </w:pPr>
+      <w:r>
+        <w:t xml:space="preserve">(D)</w:t>
+      </w:r>
+      <w:r>
+        <w:t xml:space="preserve"> </w:t>
+      </w:r>
+      <w:r>
+        <w:t xml:space="preserve">長途奔波</w:t>
+      </w:r>
+    </w:p>
+    <w:p>
+      <w:pPr>
+        <w:numPr>
+          <w:ilvl w:val="0"/>
+          <w:numId w:val="1015"/>
+        </w:numPr>
+        <w:pStyle w:val="Compact"/>
+      </w:pPr>
+      <w:r>
+        <w:t xml:space="preserve">「荳蔻年華」比喻？</w:t>
+      </w:r>
+    </w:p>
+    <w:p>
+      <w:pPr>
+        <w:numPr>
+          <w:ilvl w:val="1"/>
+          <w:numId w:val="1026"/>
+        </w:numPr>
+        <w:pStyle w:val="Compact"/>
+      </w:pPr>
+      <w:r>
+        <w:t xml:space="preserve">(A)</w:t>
+      </w:r>
+      <w:r>
+        <w:t xml:space="preserve"> </w:t>
+      </w:r>
+      <w:r>
+        <w:t xml:space="preserve">年輕少女，多指十三、四歲之時</w:t>
+      </w:r>
+    </w:p>
+    <w:p>
+      <w:pPr>
+        <w:numPr>
+          <w:ilvl w:val="1"/>
+          <w:numId w:val="1026"/>
+        </w:numPr>
+        <w:pStyle w:val="Compact"/>
+      </w:pPr>
+      <w:r>
+        <w:t xml:space="preserve">(B)</w:t>
+      </w:r>
+      <w:r>
+        <w:t xml:space="preserve"> </w:t>
+      </w:r>
+      <w:r>
+        <w:t xml:space="preserve">老年婦女</w:t>
+      </w:r>
+    </w:p>
+    <w:p>
+      <w:pPr>
+        <w:numPr>
+          <w:ilvl w:val="1"/>
+          <w:numId w:val="1026"/>
+        </w:numPr>
+        <w:pStyle w:val="Compact"/>
+      </w:pPr>
+      <w:r>
+        <w:t xml:space="preserve">(C)</w:t>
+      </w:r>
+      <w:r>
+        <w:t xml:space="preserve"> </w:t>
+      </w:r>
+      <w:r>
+        <w:t xml:space="preserve">幼兒</w:t>
+      </w:r>
+    </w:p>
+    <w:p>
+      <w:pPr>
+        <w:numPr>
+          <w:ilvl w:val="1"/>
+          <w:numId w:val="1026"/>
+        </w:numPr>
+        <w:pStyle w:val="Compact"/>
+      </w:pPr>
+      <w:r>
+        <w:t xml:space="preserve">(D)</w:t>
+      </w:r>
+      <w:r>
+        <w:t xml:space="preserve"> </w:t>
+      </w:r>
+      <w:r>
+        <w:t xml:space="preserve">學生時代</w:t>
+      </w:r>
+    </w:p>
+    <w:p>
+      <w:pPr>
+        <w:numPr>
+          <w:ilvl w:val="0"/>
+          <w:numId w:val="1015"/>
+        </w:numPr>
+        <w:pStyle w:val="Compact"/>
+      </w:pPr>
+      <w:r>
+        <w:t xml:space="preserve">「黃口孺子」比喻？</w:t>
+      </w:r>
+    </w:p>
+    <w:p>
+      <w:pPr>
+        <w:numPr>
+          <w:ilvl w:val="1"/>
+          <w:numId w:val="1027"/>
+        </w:numPr>
+        <w:pStyle w:val="Compact"/>
+      </w:pPr>
+      <w:r>
+        <w:t xml:space="preserve">(A)</w:t>
+      </w:r>
+      <w:r>
+        <w:t xml:space="preserve"> </w:t>
+      </w:r>
+      <w:r>
+        <w:t xml:space="preserve">年輕力壯的人</w:t>
+      </w:r>
+    </w:p>
+    <w:p>
+      <w:pPr>
+        <w:numPr>
+          <w:ilvl w:val="1"/>
+          <w:numId w:val="1027"/>
+        </w:numPr>
+        <w:pStyle w:val="Compact"/>
+      </w:pPr>
+      <w:r>
+        <w:t xml:space="preserve">(B)</w:t>
+      </w:r>
+      <w:r>
+        <w:t xml:space="preserve"> </w:t>
+      </w:r>
+      <w:r>
+        <w:t xml:space="preserve">淺薄幼稚的人</w:t>
+      </w:r>
+    </w:p>
+    <w:p>
+      <w:pPr>
+        <w:numPr>
+          <w:ilvl w:val="1"/>
+          <w:numId w:val="1027"/>
+        </w:numPr>
+        <w:pStyle w:val="Compact"/>
+      </w:pPr>
+      <w:r>
+        <w:t xml:space="preserve">(C)</w:t>
+      </w:r>
+      <w:r>
+        <w:t xml:space="preserve"> </w:t>
+      </w:r>
+      <w:r>
+        <w:t xml:space="preserve">老當益壯</w:t>
+      </w:r>
+    </w:p>
+    <w:p>
+      <w:pPr>
+        <w:numPr>
+          <w:ilvl w:val="1"/>
+          <w:numId w:val="1027"/>
+        </w:numPr>
+        <w:pStyle w:val="Compact"/>
+      </w:pPr>
+      <w:r>
+        <w:t xml:space="preserve">(D)</w:t>
+      </w:r>
+      <w:r>
+        <w:t xml:space="preserve"> </w:t>
+      </w:r>
+      <w:r>
+        <w:t xml:space="preserve">少年得志</w:t>
+      </w:r>
+    </w:p>
+    <w:p>
+      <w:pPr>
+        <w:numPr>
+          <w:ilvl w:val="0"/>
+          <w:numId w:val="1015"/>
+        </w:numPr>
+        <w:pStyle w:val="Compact"/>
+      </w:pPr>
+      <w:r>
+        <w:t xml:space="preserve">遠公以「朝陽之暉」比喻？</w:t>
+      </w:r>
+    </w:p>
+    <w:p>
+      <w:pPr>
+        <w:numPr>
+          <w:ilvl w:val="1"/>
+          <w:numId w:val="1028"/>
+        </w:numPr>
+        <w:pStyle w:val="Compact"/>
+      </w:pPr>
+      <w:r>
+        <w:t xml:space="preserve">(A)</w:t>
+      </w:r>
+      <w:r>
+        <w:t xml:space="preserve"> </w:t>
+      </w:r>
+      <w:r>
+        <w:t xml:space="preserve">年老的人</w:t>
+      </w:r>
+    </w:p>
+    <w:p>
+      <w:pPr>
+        <w:numPr>
+          <w:ilvl w:val="1"/>
+          <w:numId w:val="1028"/>
+        </w:numPr>
+        <w:pStyle w:val="Compact"/>
+      </w:pPr>
+      <w:r>
+        <w:t xml:space="preserve">(B)</w:t>
+      </w:r>
+      <w:r>
+        <w:t xml:space="preserve"> </w:t>
+      </w:r>
+      <w:r>
+        <w:t xml:space="preserve">少壯的學子</w:t>
+      </w:r>
+    </w:p>
+    <w:p>
+      <w:pPr>
+        <w:numPr>
+          <w:ilvl w:val="1"/>
+          <w:numId w:val="1028"/>
+        </w:numPr>
+        <w:pStyle w:val="Compact"/>
+      </w:pPr>
+      <w:r>
+        <w:t xml:space="preserve">(C)</w:t>
+      </w:r>
+      <w:r>
+        <w:t xml:space="preserve"> </w:t>
+      </w:r>
+      <w:r>
+        <w:t xml:space="preserve">過去的歲月</w:t>
+      </w:r>
+    </w:p>
+    <w:p>
+      <w:pPr>
+        <w:numPr>
+          <w:ilvl w:val="1"/>
+          <w:numId w:val="1028"/>
+        </w:numPr>
+        <w:pStyle w:val="Compact"/>
+      </w:pPr>
+      <w:r>
+        <w:t xml:space="preserve">(D)</w:t>
+      </w:r>
+      <w:r>
+        <w:t xml:space="preserve"> </w:t>
+      </w:r>
+      <w:r>
+        <w:t xml:space="preserve">早起的習慣</w:t>
+      </w:r>
+    </w:p>
+    <w:p>
+      <w:pPr>
+        <w:numPr>
+          <w:ilvl w:val="0"/>
+          <w:numId w:val="1015"/>
+        </w:numPr>
+        <w:pStyle w:val="Compact"/>
+      </w:pPr>
+      <w:r>
+        <w:t xml:space="preserve">「李代桃僵」的意思是？</w:t>
+      </w:r>
+    </w:p>
+    <w:p>
+      <w:pPr>
+        <w:numPr>
+          <w:ilvl w:val="1"/>
+          <w:numId w:val="1029"/>
+        </w:numPr>
+        <w:pStyle w:val="Compact"/>
+      </w:pPr>
+      <w:r>
+        <w:t xml:space="preserve">(A)</w:t>
+      </w:r>
+      <w:r>
+        <w:t xml:space="preserve"> </w:t>
+      </w:r>
+      <w:r>
+        <w:t xml:space="preserve">李樹桃樹爭長</w:t>
+      </w:r>
+    </w:p>
+    <w:p>
+      <w:pPr>
+        <w:numPr>
+          <w:ilvl w:val="1"/>
+          <w:numId w:val="1029"/>
+        </w:numPr>
+        <w:pStyle w:val="Compact"/>
+      </w:pPr>
+      <w:r>
+        <w:t xml:space="preserve">(B)</w:t>
+      </w:r>
+      <w:r>
+        <w:t xml:space="preserve"> </w:t>
+      </w:r>
+      <w:r>
+        <w:t xml:space="preserve">以這個代替那個，或代替別人承受苦難</w:t>
+      </w:r>
+    </w:p>
+    <w:p>
+      <w:pPr>
+        <w:numPr>
+          <w:ilvl w:val="1"/>
+          <w:numId w:val="1029"/>
+        </w:numPr>
+        <w:pStyle w:val="Compact"/>
+      </w:pPr>
+      <w:r>
+        <w:t xml:space="preserve">(C)</w:t>
+      </w:r>
+      <w:r>
+        <w:t xml:space="preserve"> </w:t>
+      </w:r>
+      <w:r>
+        <w:t xml:space="preserve">栽種果樹</w:t>
+      </w:r>
+    </w:p>
+    <w:p>
+      <w:pPr>
+        <w:numPr>
+          <w:ilvl w:val="1"/>
+          <w:numId w:val="1029"/>
+        </w:numPr>
+        <w:pStyle w:val="Compact"/>
+      </w:pPr>
+      <w:r>
+        <w:t xml:space="preserve">(D)</w:t>
+      </w:r>
+      <w:r>
+        <w:t xml:space="preserve"> </w:t>
+      </w:r>
+      <w:r>
+        <w:t xml:space="preserve">兄弟爭產</w:t>
+      </w:r>
+    </w:p>
+    <w:p>
+      <w:pPr>
+        <w:numPr>
+          <w:ilvl w:val="0"/>
+          <w:numId w:val="1015"/>
+        </w:numPr>
+        <w:pStyle w:val="Compact"/>
+      </w:pPr>
+      <w:r>
+        <w:t xml:space="preserve">「投桃報李」比喻？</w:t>
+      </w:r>
+    </w:p>
+    <w:p>
+      <w:pPr>
+        <w:numPr>
+          <w:ilvl w:val="1"/>
+          <w:numId w:val="1030"/>
+        </w:numPr>
+        <w:pStyle w:val="Compact"/>
+      </w:pPr>
+      <w:r>
+        <w:t xml:space="preserve">(A)</w:t>
+      </w:r>
+      <w:r>
+        <w:t xml:space="preserve"> </w:t>
+      </w:r>
+      <w:r>
+        <w:t xml:space="preserve">貪圖小利</w:t>
+      </w:r>
+    </w:p>
+    <w:p>
+      <w:pPr>
+        <w:numPr>
+          <w:ilvl w:val="1"/>
+          <w:numId w:val="1030"/>
+        </w:numPr>
+        <w:pStyle w:val="Compact"/>
+      </w:pPr>
+      <w:r>
+        <w:t xml:space="preserve">(B)</w:t>
+      </w:r>
+      <w:r>
+        <w:t xml:space="preserve"> </w:t>
+      </w:r>
+      <w:r>
+        <w:t xml:space="preserve">以恩報怨</w:t>
+      </w:r>
+    </w:p>
+    <w:p>
+      <w:pPr>
+        <w:numPr>
+          <w:ilvl w:val="1"/>
+          <w:numId w:val="1030"/>
+        </w:numPr>
+        <w:pStyle w:val="Compact"/>
+      </w:pPr>
+      <w:r>
+        <w:t xml:space="preserve">(C)</w:t>
+      </w:r>
+      <w:r>
+        <w:t xml:space="preserve"> </w:t>
+      </w:r>
+      <w:r>
+        <w:t xml:space="preserve">朋友間的贈答或友好往來</w:t>
+      </w:r>
+    </w:p>
+    <w:p>
+      <w:pPr>
+        <w:numPr>
+          <w:ilvl w:val="1"/>
+          <w:numId w:val="1030"/>
+        </w:numPr>
+        <w:pStyle w:val="Compact"/>
+      </w:pPr>
+      <w:r>
+        <w:t xml:space="preserve">(D)</w:t>
+      </w:r>
+      <w:r>
+        <w:t xml:space="preserve"> </w:t>
+      </w:r>
+      <w:r>
+        <w:t xml:space="preserve">送禮求人辦事</w:t>
+      </w:r>
+    </w:p>
+    <w:p>
+      <w:pPr>
+        <w:numPr>
+          <w:ilvl w:val="0"/>
+          <w:numId w:val="1015"/>
+        </w:numPr>
+        <w:pStyle w:val="Compact"/>
+      </w:pPr>
+      <w:r>
+        <w:t xml:space="preserve">「桃李春風」比喻？</w:t>
+      </w:r>
+    </w:p>
+    <w:p>
+      <w:pPr>
+        <w:numPr>
+          <w:ilvl w:val="1"/>
+          <w:numId w:val="1031"/>
+        </w:numPr>
+        <w:pStyle w:val="Compact"/>
+      </w:pPr>
+      <w:r>
+        <w:t xml:space="preserve">(A)</w:t>
+      </w:r>
+      <w:r>
+        <w:t xml:space="preserve"> </w:t>
+      </w:r>
+      <w:r>
+        <w:t xml:space="preserve">春天賞花</w:t>
+      </w:r>
+    </w:p>
+    <w:p>
+      <w:pPr>
+        <w:numPr>
+          <w:ilvl w:val="1"/>
+          <w:numId w:val="1031"/>
+        </w:numPr>
+        <w:pStyle w:val="Compact"/>
+      </w:pPr>
+      <w:r>
+        <w:t xml:space="preserve">(B)</w:t>
+      </w:r>
+      <w:r>
+        <w:t xml:space="preserve"> </w:t>
+      </w:r>
+      <w:r>
+        <w:t xml:space="preserve">所栽培的門生後輩，或學生受到良師的諄諄教誨</w:t>
+      </w:r>
+    </w:p>
+    <w:p>
+      <w:pPr>
+        <w:numPr>
+          <w:ilvl w:val="1"/>
+          <w:numId w:val="1031"/>
+        </w:numPr>
+        <w:pStyle w:val="Compact"/>
+      </w:pPr>
+      <w:r>
+        <w:t xml:space="preserve">(C)</w:t>
+      </w:r>
+      <w:r>
+        <w:t xml:space="preserve"> </w:t>
+      </w:r>
+      <w:r>
+        <w:t xml:space="preserve">春風得意</w:t>
+      </w:r>
+    </w:p>
+    <w:p>
+      <w:pPr>
+        <w:numPr>
+          <w:ilvl w:val="1"/>
+          <w:numId w:val="1031"/>
+        </w:numPr>
+        <w:pStyle w:val="Compact"/>
+      </w:pPr>
+      <w:r>
+        <w:t xml:space="preserve">(D)</w:t>
+      </w:r>
+      <w:r>
+        <w:t xml:space="preserve"> </w:t>
+      </w:r>
+      <w:r>
+        <w:t xml:space="preserve">果園豐收</w:t>
+      </w:r>
+    </w:p>
+    <w:p>
+      <w:pPr>
+        <w:numPr>
+          <w:ilvl w:val="0"/>
+          <w:numId w:val="1015"/>
+        </w:numPr>
+        <w:pStyle w:val="Compact"/>
+      </w:pPr>
+      <w:r>
+        <w:t xml:space="preserve">「鉤心鬥角」比喻？</w:t>
+      </w:r>
+    </w:p>
+    <w:p>
+      <w:pPr>
+        <w:numPr>
+          <w:ilvl w:val="1"/>
+          <w:numId w:val="1032"/>
+        </w:numPr>
+        <w:pStyle w:val="Compact"/>
+      </w:pPr>
+      <w:r>
+        <w:t xml:space="preserve">(A)</w:t>
+      </w:r>
+      <w:r>
+        <w:t xml:space="preserve"> </w:t>
+      </w:r>
+      <w:r>
+        <w:t xml:space="preserve">齊心協力</w:t>
+      </w:r>
+    </w:p>
+    <w:p>
+      <w:pPr>
+        <w:numPr>
+          <w:ilvl w:val="1"/>
+          <w:numId w:val="1032"/>
+        </w:numPr>
+        <w:pStyle w:val="Compact"/>
+      </w:pPr>
+      <w:r>
+        <w:t xml:space="preserve">(B)</w:t>
+      </w:r>
+      <w:r>
+        <w:t xml:space="preserve"> </w:t>
+      </w:r>
+      <w:r>
+        <w:t xml:space="preserve">彼此明爭暗鬥，各用心機</w:t>
+      </w:r>
+    </w:p>
+    <w:p>
+      <w:pPr>
+        <w:numPr>
+          <w:ilvl w:val="1"/>
+          <w:numId w:val="1032"/>
+        </w:numPr>
+        <w:pStyle w:val="Compact"/>
+      </w:pPr>
+      <w:r>
+        <w:t xml:space="preserve">(C)</w:t>
+      </w:r>
+      <w:r>
+        <w:t xml:space="preserve"> </w:t>
+      </w:r>
+      <w:r>
+        <w:t xml:space="preserve">建築雄偉</w:t>
+      </w:r>
+    </w:p>
+    <w:p>
+      <w:pPr>
+        <w:numPr>
+          <w:ilvl w:val="1"/>
+          <w:numId w:val="1032"/>
+        </w:numPr>
+        <w:pStyle w:val="Compact"/>
+      </w:pPr>
+      <w:r>
+        <w:t xml:space="preserve">(D)</w:t>
+      </w:r>
+      <w:r>
+        <w:t xml:space="preserve"> </w:t>
+      </w:r>
+      <w:r>
+        <w:t xml:space="preserve">互相禮讓</w:t>
+      </w:r>
+    </w:p>
     <w:bookmarkEnd w:id="46"/>
     <w:bookmarkStart w:id="47" w:name="參課文選擇題"/>
     <w:p>
@@ -4765,7 +5547,7 @@
       <w:pPr>
         <w:numPr>
           <w:ilvl w:val="0"/>
-          <w:numId w:val="1024"/>
+          <w:numId w:val="1033"/>
         </w:numPr>
         <w:pStyle w:val="Compact"/>
       </w:pPr>
@@ -4777,7 +5559,7 @@
       <w:pPr>
         <w:numPr>
           <w:ilvl w:val="1"/>
-          <w:numId w:val="1025"/>
+          <w:numId w:val="1034"/>
         </w:numPr>
         <w:pStyle w:val="Compact"/>
       </w:pPr>
@@ -4795,7 +5577,7 @@
       <w:pPr>
         <w:numPr>
           <w:ilvl w:val="1"/>
-          <w:numId w:val="1025"/>
+          <w:numId w:val="1034"/>
         </w:numPr>
         <w:pStyle w:val="Compact"/>
       </w:pPr>
@@ -4813,7 +5595,7 @@
       <w:pPr>
         <w:numPr>
           <w:ilvl w:val="1"/>
-          <w:numId w:val="1025"/>
+          <w:numId w:val="1034"/>
         </w:numPr>
         <w:pStyle w:val="Compact"/>
       </w:pPr>
@@ -4831,7 +5613,7 @@
       <w:pPr>
         <w:numPr>
           <w:ilvl w:val="1"/>
-          <w:numId w:val="1025"/>
+          <w:numId w:val="1034"/>
         </w:numPr>
         <w:pStyle w:val="Compact"/>
       </w:pPr>
@@ -4849,7 +5631,7 @@
       <w:pPr>
         <w:numPr>
           <w:ilvl w:val="0"/>
-          <w:numId w:val="1024"/>
+          <w:numId w:val="1033"/>
         </w:numPr>
         <w:pStyle w:val="Compact"/>
       </w:pPr>
@@ -4861,7 +5643,7 @@
       <w:pPr>
         <w:numPr>
           <w:ilvl w:val="1"/>
-          <w:numId w:val="1026"/>
+          <w:numId w:val="1035"/>
         </w:numPr>
         <w:pStyle w:val="Compact"/>
       </w:pPr>
@@ -4879,7 +5661,7 @@
       <w:pPr>
         <w:numPr>
           <w:ilvl w:val="1"/>
-          <w:numId w:val="1026"/>
+          <w:numId w:val="1035"/>
         </w:numPr>
         <w:pStyle w:val="Compact"/>
       </w:pPr>
@@ -4897,7 +5679,7 @@
       <w:pPr>
         <w:numPr>
           <w:ilvl w:val="1"/>
-          <w:numId w:val="1026"/>
+          <w:numId w:val="1035"/>
         </w:numPr>
         <w:pStyle w:val="Compact"/>
       </w:pPr>
@@ -4915,7 +5697,7 @@
       <w:pPr>
         <w:numPr>
           <w:ilvl w:val="1"/>
-          <w:numId w:val="1026"/>
+          <w:numId w:val="1035"/>
         </w:numPr>
         <w:pStyle w:val="Compact"/>
       </w:pPr>
@@ -4933,7 +5715,7 @@
       <w:pPr>
         <w:numPr>
           <w:ilvl w:val="0"/>
-          <w:numId w:val="1024"/>
+          <w:numId w:val="1033"/>
         </w:numPr>
         <w:pStyle w:val="Compact"/>
       </w:pPr>
@@ -4945,7 +5727,7 @@
       <w:pPr>
         <w:numPr>
           <w:ilvl w:val="1"/>
-          <w:numId w:val="1027"/>
+          <w:numId w:val="1036"/>
         </w:numPr>
         <w:pStyle w:val="Compact"/>
       </w:pPr>
@@ -4963,7 +5745,7 @@
       <w:pPr>
         <w:numPr>
           <w:ilvl w:val="1"/>
-          <w:numId w:val="1027"/>
+          <w:numId w:val="1036"/>
         </w:numPr>
         <w:pStyle w:val="Compact"/>
       </w:pPr>
@@ -4981,7 +5763,7 @@
       <w:pPr>
         <w:numPr>
           <w:ilvl w:val="1"/>
-          <w:numId w:val="1027"/>
+          <w:numId w:val="1036"/>
         </w:numPr>
         <w:pStyle w:val="Compact"/>
       </w:pPr>
@@ -4999,7 +5781,7 @@
       <w:pPr>
         <w:numPr>
           <w:ilvl w:val="1"/>
-          <w:numId w:val="1027"/>
+          <w:numId w:val="1036"/>
         </w:numPr>
         <w:pStyle w:val="Compact"/>
       </w:pPr>
@@ -5017,7 +5799,7 @@
       <w:pPr>
         <w:numPr>
           <w:ilvl w:val="0"/>
-          <w:numId w:val="1024"/>
+          <w:numId w:val="1033"/>
         </w:numPr>
         <w:pStyle w:val="Compact"/>
       </w:pPr>
@@ -5029,7 +5811,7 @@
       <w:pPr>
         <w:numPr>
           <w:ilvl w:val="1"/>
-          <w:numId w:val="1028"/>
+          <w:numId w:val="1037"/>
         </w:numPr>
         <w:pStyle w:val="Compact"/>
       </w:pPr>
@@ -5047,7 +5829,7 @@
       <w:pPr>
         <w:numPr>
           <w:ilvl w:val="1"/>
-          <w:numId w:val="1028"/>
+          <w:numId w:val="1037"/>
         </w:numPr>
         <w:pStyle w:val="Compact"/>
       </w:pPr>
@@ -5065,7 +5847,7 @@
       <w:pPr>
         <w:numPr>
           <w:ilvl w:val="1"/>
-          <w:numId w:val="1028"/>
+          <w:numId w:val="1037"/>
         </w:numPr>
         <w:pStyle w:val="Compact"/>
       </w:pPr>
@@ -5083,7 +5865,7 @@
       <w:pPr>
         <w:numPr>
           <w:ilvl w:val="1"/>
-          <w:numId w:val="1028"/>
+          <w:numId w:val="1037"/>
         </w:numPr>
         <w:pStyle w:val="Compact"/>
       </w:pPr>
@@ -5101,7 +5883,7 @@
       <w:pPr>
         <w:numPr>
           <w:ilvl w:val="0"/>
-          <w:numId w:val="1024"/>
+          <w:numId w:val="1033"/>
         </w:numPr>
         <w:pStyle w:val="Compact"/>
       </w:pPr>
@@ -5113,7 +5895,7 @@
       <w:pPr>
         <w:numPr>
           <w:ilvl w:val="1"/>
-          <w:numId w:val="1029"/>
+          <w:numId w:val="1038"/>
         </w:numPr>
         <w:pStyle w:val="Compact"/>
       </w:pPr>
@@ -5131,7 +5913,7 @@
       <w:pPr>
         <w:numPr>
           <w:ilvl w:val="1"/>
-          <w:numId w:val="1029"/>
+          <w:numId w:val="1038"/>
         </w:numPr>
         <w:pStyle w:val="Compact"/>
       </w:pPr>
@@ -5149,7 +5931,7 @@
       <w:pPr>
         <w:numPr>
           <w:ilvl w:val="1"/>
-          <w:numId w:val="1029"/>
+          <w:numId w:val="1038"/>
         </w:numPr>
         <w:pStyle w:val="Compact"/>
       </w:pPr>
@@ -5167,7 +5949,7 @@
       <w:pPr>
         <w:numPr>
           <w:ilvl w:val="1"/>
-          <w:numId w:val="1029"/>
+          <w:numId w:val="1038"/>
         </w:numPr>
         <w:pStyle w:val="Compact"/>
       </w:pPr>
@@ -5185,7 +5967,7 @@
       <w:pPr>
         <w:numPr>
           <w:ilvl w:val="0"/>
-          <w:numId w:val="1024"/>
+          <w:numId w:val="1033"/>
         </w:numPr>
         <w:pStyle w:val="Compact"/>
       </w:pPr>
@@ -5197,7 +5979,7 @@
       <w:pPr>
         <w:numPr>
           <w:ilvl w:val="1"/>
-          <w:numId w:val="1030"/>
+          <w:numId w:val="1039"/>
         </w:numPr>
         <w:pStyle w:val="Compact"/>
       </w:pPr>
@@ -5215,7 +5997,7 @@
       <w:pPr>
         <w:numPr>
           <w:ilvl w:val="1"/>
-          <w:numId w:val="1030"/>
+          <w:numId w:val="1039"/>
         </w:numPr>
         <w:pStyle w:val="Compact"/>
       </w:pPr>
@@ -5233,7 +6015,7 @@
       <w:pPr>
         <w:numPr>
           <w:ilvl w:val="1"/>
-          <w:numId w:val="1030"/>
+          <w:numId w:val="1039"/>
         </w:numPr>
         <w:pStyle w:val="Compact"/>
       </w:pPr>
@@ -5251,7 +6033,7 @@
       <w:pPr>
         <w:numPr>
           <w:ilvl w:val="1"/>
-          <w:numId w:val="1030"/>
+          <w:numId w:val="1039"/>
         </w:numPr>
         <w:pStyle w:val="Compact"/>
       </w:pPr>
@@ -5269,7 +6051,7 @@
       <w:pPr>
         <w:numPr>
           <w:ilvl w:val="0"/>
-          <w:numId w:val="1024"/>
+          <w:numId w:val="1033"/>
         </w:numPr>
         <w:pStyle w:val="Compact"/>
       </w:pPr>
@@ -5281,7 +6063,7 @@
       <w:pPr>
         <w:numPr>
           <w:ilvl w:val="1"/>
-          <w:numId w:val="1031"/>
+          <w:numId w:val="1040"/>
         </w:numPr>
         <w:pStyle w:val="Compact"/>
       </w:pPr>
@@ -5299,7 +6081,7 @@
       <w:pPr>
         <w:numPr>
           <w:ilvl w:val="1"/>
-          <w:numId w:val="1031"/>
+          <w:numId w:val="1040"/>
         </w:numPr>
         <w:pStyle w:val="Compact"/>
       </w:pPr>
@@ -5317,7 +6099,7 @@
       <w:pPr>
         <w:numPr>
           <w:ilvl w:val="1"/>
-          <w:numId w:val="1031"/>
+          <w:numId w:val="1040"/>
         </w:numPr>
         <w:pStyle w:val="Compact"/>
       </w:pPr>
@@ -5335,7 +6117,7 @@
       <w:pPr>
         <w:numPr>
           <w:ilvl w:val="1"/>
-          <w:numId w:val="1031"/>
+          <w:numId w:val="1040"/>
         </w:numPr>
         <w:pStyle w:val="Compact"/>
       </w:pPr>
@@ -5353,7 +6135,7 @@
       <w:pPr>
         <w:numPr>
           <w:ilvl w:val="0"/>
-          <w:numId w:val="1024"/>
+          <w:numId w:val="1033"/>
         </w:numPr>
         <w:pStyle w:val="Compact"/>
       </w:pPr>
@@ -5365,7 +6147,7 @@
       <w:pPr>
         <w:numPr>
           <w:ilvl w:val="1"/>
-          <w:numId w:val="1032"/>
+          <w:numId w:val="1041"/>
         </w:numPr>
         <w:pStyle w:val="Compact"/>
       </w:pPr>
@@ -5383,7 +6165,7 @@
       <w:pPr>
         <w:numPr>
           <w:ilvl w:val="1"/>
-          <w:numId w:val="1032"/>
+          <w:numId w:val="1041"/>
         </w:numPr>
         <w:pStyle w:val="Compact"/>
       </w:pPr>
@@ -5401,7 +6183,7 @@
       <w:pPr>
         <w:numPr>
           <w:ilvl w:val="1"/>
-          <w:numId w:val="1032"/>
+          <w:numId w:val="1041"/>
         </w:numPr>
         <w:pStyle w:val="Compact"/>
       </w:pPr>
@@ -5419,7 +6201,7 @@
       <w:pPr>
         <w:numPr>
           <w:ilvl w:val="1"/>
-          <w:numId w:val="1032"/>
+          <w:numId w:val="1041"/>
         </w:numPr>
         <w:pStyle w:val="Compact"/>
       </w:pPr>
@@ -5437,7 +6219,7 @@
       <w:pPr>
         <w:numPr>
           <w:ilvl w:val="0"/>
-          <w:numId w:val="1024"/>
+          <w:numId w:val="1033"/>
         </w:numPr>
         <w:pStyle w:val="Compact"/>
       </w:pPr>
@@ -5449,91 +6231,427 @@
       <w:pPr>
         <w:numPr>
           <w:ilvl w:val="1"/>
+          <w:numId w:val="1042"/>
+        </w:numPr>
+        <w:pStyle w:val="Compact"/>
+      </w:pPr>
+      <w:r>
+        <w:t xml:space="preserve">(A)</w:t>
+      </w:r>
+      <w:r>
+        <w:t xml:space="preserve"> </w:t>
+      </w:r>
+      <w:r>
+        <w:t xml:space="preserve">毫端</w:t>
+      </w:r>
+    </w:p>
+    <w:p>
+      <w:pPr>
+        <w:numPr>
+          <w:ilvl w:val="1"/>
+          <w:numId w:val="1042"/>
+        </w:numPr>
+        <w:pStyle w:val="Compact"/>
+      </w:pPr>
+      <w:r>
+        <w:t xml:space="preserve">(B)</w:t>
+      </w:r>
+      <w:r>
+        <w:t xml:space="preserve"> </w:t>
+      </w:r>
+      <w:r>
+        <w:t xml:space="preserve">賓客</w:t>
+      </w:r>
+    </w:p>
+    <w:p>
+      <w:pPr>
+        <w:numPr>
+          <w:ilvl w:val="1"/>
+          <w:numId w:val="1042"/>
+        </w:numPr>
+        <w:pStyle w:val="Compact"/>
+      </w:pPr>
+      <w:r>
+        <w:t xml:space="preserve">(C)</w:t>
+      </w:r>
+      <w:r>
+        <w:t xml:space="preserve"> </w:t>
+      </w:r>
+      <w:r>
+        <w:t xml:space="preserve">主人</w:t>
+      </w:r>
+    </w:p>
+    <w:p>
+      <w:pPr>
+        <w:numPr>
+          <w:ilvl w:val="1"/>
+          <w:numId w:val="1042"/>
+        </w:numPr>
+        <w:pStyle w:val="Compact"/>
+      </w:pPr>
+      <w:r>
+        <w:t xml:space="preserve">(D)</w:t>
+      </w:r>
+      <w:r>
+        <w:t xml:space="preserve"> </w:t>
+      </w:r>
+      <w:r>
+        <w:t xml:space="preserve">總指</w:t>
+      </w:r>
+    </w:p>
+    <w:p>
+      <w:pPr>
+        <w:numPr>
+          <w:ilvl w:val="0"/>
           <w:numId w:val="1033"/>
         </w:numPr>
         <w:pStyle w:val="Compact"/>
       </w:pPr>
       <w:r>
+        <w:t xml:space="preserve">【第102課　爭高下】這則寓言主要說明了什麼道理？</w:t>
+      </w:r>
+    </w:p>
+    <w:p>
+      <w:pPr>
+        <w:numPr>
+          <w:ilvl w:val="1"/>
+          <w:numId w:val="1043"/>
+        </w:numPr>
+        <w:pStyle w:val="Compact"/>
+      </w:pPr>
+      <w:r>
         <w:t xml:space="preserve">(A)</w:t>
       </w:r>
       <w:r>
         <w:t xml:space="preserve"> </w:t>
       </w:r>
       <w:r>
-        <w:t xml:space="preserve">毫端</w:t>
-      </w:r>
-    </w:p>
-    <w:p>
-      <w:pPr>
-        <w:numPr>
-          <w:ilvl w:val="1"/>
+        <w:t xml:space="preserve">一點小事都可能引發大衝突</w:t>
+      </w:r>
+    </w:p>
+    <w:p>
+      <w:pPr>
+        <w:numPr>
+          <w:ilvl w:val="1"/>
+          <w:numId w:val="1043"/>
+        </w:numPr>
+        <w:pStyle w:val="Compact"/>
+      </w:pPr>
+      <w:r>
+        <w:t xml:space="preserve">(B)</w:t>
+      </w:r>
+      <w:r>
+        <w:t xml:space="preserve"> </w:t>
+      </w:r>
+      <w:r>
+        <w:t xml:space="preserve">我們常看不到身邊人的缺點</w:t>
+      </w:r>
+    </w:p>
+    <w:p>
+      <w:pPr>
+        <w:numPr>
+          <w:ilvl w:val="1"/>
+          <w:numId w:val="1043"/>
+        </w:numPr>
+        <w:pStyle w:val="Compact"/>
+      </w:pPr>
+      <w:r>
+        <w:t xml:space="preserve">(C)</w:t>
+      </w:r>
+      <w:r>
+        <w:t xml:space="preserve"> </w:t>
+      </w:r>
+      <w:r>
+        <w:t xml:space="preserve">喜歡說大話的人往往能力不足</w:t>
+      </w:r>
+    </w:p>
+    <w:p>
+      <w:pPr>
+        <w:numPr>
+          <w:ilvl w:val="1"/>
+          <w:numId w:val="1043"/>
+        </w:numPr>
+        <w:pStyle w:val="Compact"/>
+      </w:pPr>
+      <w:r>
+        <w:t xml:space="preserve">(D)</w:t>
+      </w:r>
+      <w:r>
+        <w:t xml:space="preserve"> </w:t>
+      </w:r>
+      <w:r>
+        <w:t xml:space="preserve">團體之中尺有所短，寸有所長，應團結合作</w:t>
+      </w:r>
+    </w:p>
+    <w:p>
+      <w:pPr>
+        <w:numPr>
+          <w:ilvl w:val="0"/>
           <w:numId w:val="1033"/>
         </w:numPr>
         <w:pStyle w:val="Compact"/>
       </w:pPr>
       <w:r>
+        <w:t xml:space="preserve">【第102課　爭高下】「毫端」的意思是？</w:t>
+      </w:r>
+    </w:p>
+    <w:p>
+      <w:pPr>
+        <w:numPr>
+          <w:ilvl w:val="1"/>
+          <w:numId w:val="1044"/>
+        </w:numPr>
+        <w:pStyle w:val="Compact"/>
+      </w:pPr>
+      <w:r>
+        <w:t xml:space="preserve">(A)</w:t>
+      </w:r>
+      <w:r>
+        <w:t xml:space="preserve"> </w:t>
+      </w:r>
+      <w:r>
+        <w:t xml:space="preserve">細長的毛筆</w:t>
+      </w:r>
+    </w:p>
+    <w:p>
+      <w:pPr>
+        <w:numPr>
+          <w:ilvl w:val="1"/>
+          <w:numId w:val="1044"/>
+        </w:numPr>
+        <w:pStyle w:val="Compact"/>
+      </w:pPr>
+      <w:r>
         <w:t xml:space="preserve">(B)</w:t>
       </w:r>
       <w:r>
         <w:t xml:space="preserve"> </w:t>
       </w:r>
       <w:r>
-        <w:t xml:space="preserve">賓客</w:t>
-      </w:r>
-    </w:p>
-    <w:p>
-      <w:pPr>
-        <w:numPr>
-          <w:ilvl w:val="1"/>
+        <w:t xml:space="preserve">很小的聲音</w:t>
+      </w:r>
+    </w:p>
+    <w:p>
+      <w:pPr>
+        <w:numPr>
+          <w:ilvl w:val="1"/>
+          <w:numId w:val="1044"/>
+        </w:numPr>
+        <w:pStyle w:val="Compact"/>
+      </w:pPr>
+      <w:r>
+        <w:t xml:space="preserve">(C)</w:t>
+      </w:r>
+      <w:r>
+        <w:t xml:space="preserve"> </w:t>
+      </w:r>
+      <w:r>
+        <w:t xml:space="preserve">毛的末端</w:t>
+      </w:r>
+    </w:p>
+    <w:p>
+      <w:pPr>
+        <w:numPr>
+          <w:ilvl w:val="1"/>
+          <w:numId w:val="1044"/>
+        </w:numPr>
+        <w:pStyle w:val="Compact"/>
+      </w:pPr>
+      <w:r>
+        <w:t xml:space="preserve">(D)</w:t>
+      </w:r>
+      <w:r>
+        <w:t xml:space="preserve"> </w:t>
+      </w:r>
+      <w:r>
+        <w:t xml:space="preserve">極大的功勞</w:t>
+      </w:r>
+    </w:p>
+    <w:p>
+      <w:pPr>
+        <w:numPr>
+          <w:ilvl w:val="0"/>
           <w:numId w:val="1033"/>
         </w:numPr>
         <w:pStyle w:val="Compact"/>
       </w:pPr>
       <w:r>
+        <w:t xml:space="preserve">【第102課　爭高下】眼睛認為自己應排在最前面，理由是？</w:t>
+      </w:r>
+    </w:p>
+    <w:p>
+      <w:pPr>
+        <w:numPr>
+          <w:ilvl w:val="1"/>
+          <w:numId w:val="1045"/>
+        </w:numPr>
+        <w:pStyle w:val="Compact"/>
+      </w:pPr>
+      <w:r>
+        <w:t xml:space="preserve">(A)</w:t>
+      </w:r>
+      <w:r>
+        <w:t xml:space="preserve"> </w:t>
+      </w:r>
+      <w:r>
+        <w:t xml:space="preserve">能近看毫端，遠察天際</w:t>
+      </w:r>
+    </w:p>
+    <w:p>
+      <w:pPr>
+        <w:numPr>
+          <w:ilvl w:val="1"/>
+          <w:numId w:val="1045"/>
+        </w:numPr>
+        <w:pStyle w:val="Compact"/>
+      </w:pPr>
+      <w:r>
+        <w:t xml:space="preserve">(B)</w:t>
+      </w:r>
+      <w:r>
+        <w:t xml:space="preserve"> </w:t>
+      </w:r>
+      <w:r>
+        <w:t xml:space="preserve">能辨別飲食氣味</w:t>
+      </w:r>
+    </w:p>
+    <w:p>
+      <w:pPr>
+        <w:numPr>
+          <w:ilvl w:val="1"/>
+          <w:numId w:val="1045"/>
+        </w:numPr>
+        <w:pStyle w:val="Compact"/>
+      </w:pPr>
+      <w:r>
         <w:t xml:space="preserve">(C)</w:t>
       </w:r>
       <w:r>
         <w:t xml:space="preserve"> </w:t>
       </w:r>
       <w:r>
-        <w:t xml:space="preserve">主人</w:t>
-      </w:r>
-    </w:p>
-    <w:p>
-      <w:pPr>
-        <w:numPr>
-          <w:ilvl w:val="1"/>
+        <w:t xml:space="preserve">能談論古今是非</w:t>
+      </w:r>
+    </w:p>
+    <w:p>
+      <w:pPr>
+        <w:numPr>
+          <w:ilvl w:val="1"/>
+          <w:numId w:val="1045"/>
+        </w:numPr>
+        <w:pStyle w:val="Compact"/>
+      </w:pPr>
+      <w:r>
+        <w:t xml:space="preserve">(D)</w:t>
+      </w:r>
+      <w:r>
+        <w:t xml:space="preserve"> </w:t>
+      </w:r>
+      <w:r>
+        <w:t xml:space="preserve">能招待賓客</w:t>
+      </w:r>
+    </w:p>
+    <w:p>
+      <w:pPr>
+        <w:numPr>
+          <w:ilvl w:val="0"/>
           <w:numId w:val="1033"/>
         </w:numPr>
         <w:pStyle w:val="Compact"/>
       </w:pPr>
       <w:r>
+        <w:t xml:space="preserve">【第103課　遠公講學】本文中，遠公的形象是？</w:t>
+      </w:r>
+    </w:p>
+    <w:p>
+      <w:pPr>
+        <w:numPr>
+          <w:ilvl w:val="1"/>
+          <w:numId w:val="1046"/>
+        </w:numPr>
+        <w:pStyle w:val="Compact"/>
+      </w:pPr>
+      <w:r>
+        <w:t xml:space="preserve">(A)</w:t>
+      </w:r>
+      <w:r>
+        <w:t xml:space="preserve"> </w:t>
+      </w:r>
+      <w:r>
+        <w:t xml:space="preserve">程門立雪，誠心向學</w:t>
+      </w:r>
+    </w:p>
+    <w:p>
+      <w:pPr>
+        <w:numPr>
+          <w:ilvl w:val="1"/>
+          <w:numId w:val="1046"/>
+        </w:numPr>
+        <w:pStyle w:val="Compact"/>
+      </w:pPr>
+      <w:r>
+        <w:t xml:space="preserve">(B)</w:t>
+      </w:r>
+      <w:r>
+        <w:t xml:space="preserve"> </w:t>
+      </w:r>
+      <w:r>
+        <w:t xml:space="preserve">老驥伏櫪，志在千里</w:t>
+      </w:r>
+    </w:p>
+    <w:p>
+      <w:pPr>
+        <w:numPr>
+          <w:ilvl w:val="1"/>
+          <w:numId w:val="1046"/>
+        </w:numPr>
+        <w:pStyle w:val="Compact"/>
+      </w:pPr>
+      <w:r>
+        <w:t xml:space="preserve">(C)</w:t>
+      </w:r>
+      <w:r>
+        <w:t xml:space="preserve"> </w:t>
+      </w:r>
+      <w:r>
+        <w:t xml:space="preserve">言傳身教，誨人不倦</w:t>
+      </w:r>
+    </w:p>
+    <w:p>
+      <w:pPr>
+        <w:numPr>
+          <w:ilvl w:val="1"/>
+          <w:numId w:val="1046"/>
+        </w:numPr>
+        <w:pStyle w:val="Compact"/>
+      </w:pPr>
+      <w:r>
         <w:t xml:space="preserve">(D)</w:t>
       </w:r>
       <w:r>
         <w:t xml:space="preserve"> </w:t>
       </w:r>
       <w:r>
-        <w:t xml:space="preserve">總指</w:t>
+        <w:t xml:space="preserve">愁眉不展，憂心忡忡</w:t>
       </w:r>
     </w:p>
     <w:p>
       <w:pPr>
         <w:numPr>
           <w:ilvl w:val="0"/>
-          <w:numId w:val="1024"/>
-        </w:numPr>
-        <w:pStyle w:val="Compact"/>
-      </w:pPr>
-      <w:r>
-        <w:t xml:space="preserve">【第102課　爭高下】這則寓言主要說明了什麼道理？</w:t>
-      </w:r>
-    </w:p>
-    <w:p>
-      <w:pPr>
-        <w:numPr>
-          <w:ilvl w:val="1"/>
-          <w:numId w:val="1034"/>
+          <w:numId w:val="1033"/>
+        </w:numPr>
+        <w:pStyle w:val="Compact"/>
+      </w:pPr>
+      <w:r>
+        <w:t xml:space="preserve">【第103課　遠公講學】「桑榆之光」意近於？</w:t>
+      </w:r>
+    </w:p>
+    <w:p>
+      <w:pPr>
+        <w:numPr>
+          <w:ilvl w:val="1"/>
+          <w:numId w:val="1047"/>
         </w:numPr>
         <w:pStyle w:val="Compact"/>
       </w:pPr>
@@ -5544,14 +6662,14 @@
         <w:t xml:space="preserve"> </w:t>
       </w:r>
       <w:r>
-        <w:t xml:space="preserve">一點小事都可能引發大衝突</w:t>
-      </w:r>
-    </w:p>
-    <w:p>
-      <w:pPr>
-        <w:numPr>
-          <w:ilvl w:val="1"/>
-          <w:numId w:val="1034"/>
+        <w:t xml:space="preserve">初生之犢</w:t>
+      </w:r>
+    </w:p>
+    <w:p>
+      <w:pPr>
+        <w:numPr>
+          <w:ilvl w:val="1"/>
+          <w:numId w:val="1047"/>
         </w:numPr>
         <w:pStyle w:val="Compact"/>
       </w:pPr>
@@ -5562,14 +6680,14 @@
         <w:t xml:space="preserve"> </w:t>
       </w:r>
       <w:r>
-        <w:t xml:space="preserve">我們常看不到身邊人的缺點</w:t>
-      </w:r>
-    </w:p>
-    <w:p>
-      <w:pPr>
-        <w:numPr>
-          <w:ilvl w:val="1"/>
-          <w:numId w:val="1034"/>
+        <w:t xml:space="preserve">日薄西山</w:t>
+      </w:r>
+    </w:p>
+    <w:p>
+      <w:pPr>
+        <w:numPr>
+          <w:ilvl w:val="1"/>
+          <w:numId w:val="1047"/>
         </w:numPr>
         <w:pStyle w:val="Compact"/>
       </w:pPr>
@@ -5580,14 +6698,14 @@
         <w:t xml:space="preserve"> </w:t>
       </w:r>
       <w:r>
-        <w:t xml:space="preserve">喜歡說大話的人往往能力不足</w:t>
-      </w:r>
-    </w:p>
-    <w:p>
-      <w:pPr>
-        <w:numPr>
-          <w:ilvl w:val="1"/>
-          <w:numId w:val="1034"/>
+        <w:t xml:space="preserve">豆蔻年華</w:t>
+      </w:r>
+    </w:p>
+    <w:p>
+      <w:pPr>
+        <w:numPr>
+          <w:ilvl w:val="1"/>
+          <w:numId w:val="1047"/>
         </w:numPr>
         <w:pStyle w:val="Compact"/>
       </w:pPr>
@@ -5598,26 +6716,26 @@
         <w:t xml:space="preserve"> </w:t>
       </w:r>
       <w:r>
-        <w:t xml:space="preserve">團體之中尺有所短，寸有所長，應團結合作</w:t>
+        <w:t xml:space="preserve">黃口孺子</w:t>
       </w:r>
     </w:p>
     <w:p>
       <w:pPr>
         <w:numPr>
           <w:ilvl w:val="0"/>
-          <w:numId w:val="1024"/>
-        </w:numPr>
-        <w:pStyle w:val="Compact"/>
-      </w:pPr>
-      <w:r>
-        <w:t xml:space="preserve">【第102課　爭高下】「毫端」的意思是？</w:t>
-      </w:r>
-    </w:p>
-    <w:p>
-      <w:pPr>
-        <w:numPr>
-          <w:ilvl w:val="1"/>
-          <w:numId w:val="1035"/>
+          <w:numId w:val="1033"/>
+        </w:numPr>
+        <w:pStyle w:val="Compact"/>
+      </w:pPr>
+      <w:r>
+        <w:t xml:space="preserve">【第103課　遠公講學】遠公用「朝陽之暉」來比喻？</w:t>
+      </w:r>
+    </w:p>
+    <w:p>
+      <w:pPr>
+        <w:numPr>
+          <w:ilvl w:val="1"/>
+          <w:numId w:val="1048"/>
         </w:numPr>
         <w:pStyle w:val="Compact"/>
       </w:pPr>
@@ -5628,14 +6746,14 @@
         <w:t xml:space="preserve"> </w:t>
       </w:r>
       <w:r>
-        <w:t xml:space="preserve">細長的毛筆</w:t>
-      </w:r>
-    </w:p>
-    <w:p>
-      <w:pPr>
-        <w:numPr>
-          <w:ilvl w:val="1"/>
-          <w:numId w:val="1035"/>
+        <w:t xml:space="preserve">學海無涯</w:t>
+      </w:r>
+    </w:p>
+    <w:p>
+      <w:pPr>
+        <w:numPr>
+          <w:ilvl w:val="1"/>
+          <w:numId w:val="1048"/>
         </w:numPr>
         <w:pStyle w:val="Compact"/>
       </w:pPr>
@@ -5646,14 +6764,14 @@
         <w:t xml:space="preserve"> </w:t>
       </w:r>
       <w:r>
-        <w:t xml:space="preserve">很小的聲音</w:t>
-      </w:r>
-    </w:p>
-    <w:p>
-      <w:pPr>
-        <w:numPr>
-          <w:ilvl w:val="1"/>
-          <w:numId w:val="1035"/>
+        <w:t xml:space="preserve">求學態度</w:t>
+      </w:r>
+    </w:p>
+    <w:p>
+      <w:pPr>
+        <w:numPr>
+          <w:ilvl w:val="1"/>
+          <w:numId w:val="1048"/>
         </w:numPr>
         <w:pStyle w:val="Compact"/>
       </w:pPr>
@@ -5664,14 +6782,14 @@
         <w:t xml:space="preserve"> </w:t>
       </w:r>
       <w:r>
-        <w:t xml:space="preserve">毛的末端</w:t>
-      </w:r>
-    </w:p>
-    <w:p>
-      <w:pPr>
-        <w:numPr>
-          <w:ilvl w:val="1"/>
-          <w:numId w:val="1035"/>
+        <w:t xml:space="preserve">青年學子</w:t>
+      </w:r>
+    </w:p>
+    <w:p>
+      <w:pPr>
+        <w:numPr>
+          <w:ilvl w:val="1"/>
+          <w:numId w:val="1048"/>
         </w:numPr>
         <w:pStyle w:val="Compact"/>
       </w:pPr>
@@ -5682,26 +6800,26 @@
         <w:t xml:space="preserve"> </w:t>
       </w:r>
       <w:r>
-        <w:t xml:space="preserve">極大的功勞</w:t>
+        <w:t xml:space="preserve">老年人的智慧</w:t>
       </w:r>
     </w:p>
     <w:p>
       <w:pPr>
         <w:numPr>
           <w:ilvl w:val="0"/>
-          <w:numId w:val="1024"/>
-        </w:numPr>
-        <w:pStyle w:val="Compact"/>
-      </w:pPr>
-      <w:r>
-        <w:t xml:space="preserve">【第102課　爭高下】眼睛認為自己應排在最前面，理由是？</w:t>
-      </w:r>
-    </w:p>
-    <w:p>
-      <w:pPr>
-        <w:numPr>
-          <w:ilvl w:val="1"/>
-          <w:numId w:val="1036"/>
+          <w:numId w:val="1033"/>
+        </w:numPr>
+        <w:pStyle w:val="Compact"/>
+      </w:pPr>
+      <w:r>
+        <w:t xml:space="preserve">【第103課　遠公講學】遠公對學生說的一番話，用意是？</w:t>
+      </w:r>
+    </w:p>
+    <w:p>
+      <w:pPr>
+        <w:numPr>
+          <w:ilvl w:val="1"/>
+          <w:numId w:val="1049"/>
         </w:numPr>
         <w:pStyle w:val="Compact"/>
       </w:pPr>
@@ -5712,14 +6830,14 @@
         <w:t xml:space="preserve"> </w:t>
       </w:r>
       <w:r>
-        <w:t xml:space="preserve">能近看毫端，遠察天際</w:t>
-      </w:r>
-    </w:p>
-    <w:p>
-      <w:pPr>
-        <w:numPr>
-          <w:ilvl w:val="1"/>
-          <w:numId w:val="1036"/>
+        <w:t xml:space="preserve">訓勉學生尊師重道的重要</w:t>
+      </w:r>
+    </w:p>
+    <w:p>
+      <w:pPr>
+        <w:numPr>
+          <w:ilvl w:val="1"/>
+          <w:numId w:val="1049"/>
         </w:numPr>
         <w:pStyle w:val="Compact"/>
       </w:pPr>
@@ -5730,14 +6848,14 @@
         <w:t xml:space="preserve"> </w:t>
       </w:r>
       <w:r>
-        <w:t xml:space="preserve">能辨別飲食氣味</w:t>
-      </w:r>
-    </w:p>
-    <w:p>
-      <w:pPr>
-        <w:numPr>
-          <w:ilvl w:val="1"/>
-          <w:numId w:val="1036"/>
+        <w:t xml:space="preserve">告訴學生學習必須專心致志</w:t>
+      </w:r>
+    </w:p>
+    <w:p>
+      <w:pPr>
+        <w:numPr>
+          <w:ilvl w:val="1"/>
+          <w:numId w:val="1049"/>
         </w:numPr>
         <w:pStyle w:val="Compact"/>
       </w:pPr>
@@ -5748,14 +6866,14 @@
         <w:t xml:space="preserve"> </w:t>
       </w:r>
       <w:r>
-        <w:t xml:space="preserve">能談論古今是非</w:t>
-      </w:r>
-    </w:p>
-    <w:p>
-      <w:pPr>
-        <w:numPr>
-          <w:ilvl w:val="1"/>
-          <w:numId w:val="1036"/>
+        <w:t xml:space="preserve">希望學生像自己一樣，活到老，學到老</w:t>
+      </w:r>
+    </w:p>
+    <w:p>
+      <w:pPr>
+        <w:numPr>
+          <w:ilvl w:val="1"/>
+          <w:numId w:val="1049"/>
         </w:numPr>
         <w:pStyle w:val="Compact"/>
       </w:pPr>
@@ -5766,26 +6884,26 @@
         <w:t xml:space="preserve"> </w:t>
       </w:r>
       <w:r>
-        <w:t xml:space="preserve">能招待賓客</w:t>
+        <w:t xml:space="preserve">期勉年輕人不要蹉跎時光，要努力上進，有所成就</w:t>
       </w:r>
     </w:p>
     <w:p>
       <w:pPr>
         <w:numPr>
           <w:ilvl w:val="0"/>
-          <w:numId w:val="1024"/>
-        </w:numPr>
-        <w:pStyle w:val="Compact"/>
-      </w:pPr>
-      <w:r>
-        <w:t xml:space="preserve">【第103課　遠公講學】本文中，遠公的形象是？</w:t>
-      </w:r>
-    </w:p>
-    <w:p>
-      <w:pPr>
-        <w:numPr>
-          <w:ilvl w:val="1"/>
-          <w:numId w:val="1037"/>
+          <w:numId w:val="1033"/>
+        </w:numPr>
+        <w:pStyle w:val="Compact"/>
+      </w:pPr>
+      <w:r>
+        <w:t xml:space="preserve">【第103課　遠公講學】「諷誦朗暢」的「諷」意思是？</w:t>
+      </w:r>
+    </w:p>
+    <w:p>
+      <w:pPr>
+        <w:numPr>
+          <w:ilvl w:val="1"/>
+          <w:numId w:val="1050"/>
         </w:numPr>
         <w:pStyle w:val="Compact"/>
       </w:pPr>
@@ -5796,14 +6914,14 @@
         <w:t xml:space="preserve"> </w:t>
       </w:r>
       <w:r>
-        <w:t xml:space="preserve">程門立雪，誠心向學</w:t>
-      </w:r>
-    </w:p>
-    <w:p>
-      <w:pPr>
-        <w:numPr>
-          <w:ilvl w:val="1"/>
-          <w:numId w:val="1037"/>
+        <w:t xml:space="preserve">嘲諷</w:t>
+      </w:r>
+    </w:p>
+    <w:p>
+      <w:pPr>
+        <w:numPr>
+          <w:ilvl w:val="1"/>
+          <w:numId w:val="1050"/>
         </w:numPr>
         <w:pStyle w:val="Compact"/>
       </w:pPr>
@@ -5814,14 +6932,14 @@
         <w:t xml:space="preserve"> </w:t>
       </w:r>
       <w:r>
-        <w:t xml:space="preserve">老驥伏櫪，志在千里</w:t>
-      </w:r>
-    </w:p>
-    <w:p>
-      <w:pPr>
-        <w:numPr>
-          <w:ilvl w:val="1"/>
-          <w:numId w:val="1037"/>
+        <w:t xml:space="preserve">誦讀</w:t>
+      </w:r>
+    </w:p>
+    <w:p>
+      <w:pPr>
+        <w:numPr>
+          <w:ilvl w:val="1"/>
+          <w:numId w:val="1050"/>
         </w:numPr>
         <w:pStyle w:val="Compact"/>
       </w:pPr>
@@ -5832,14 +6950,14 @@
         <w:t xml:space="preserve"> </w:t>
       </w:r>
       <w:r>
-        <w:t xml:space="preserve">言傳身教，誨人不倦</w:t>
-      </w:r>
-    </w:p>
-    <w:p>
-      <w:pPr>
-        <w:numPr>
-          <w:ilvl w:val="1"/>
-          <w:numId w:val="1037"/>
+        <w:t xml:space="preserve">諷刺</w:t>
+      </w:r>
+    </w:p>
+    <w:p>
+      <w:pPr>
+        <w:numPr>
+          <w:ilvl w:val="1"/>
+          <w:numId w:val="1050"/>
         </w:numPr>
         <w:pStyle w:val="Compact"/>
       </w:pPr>
@@ -5850,26 +6968,26 @@
         <w:t xml:space="preserve"> </w:t>
       </w:r>
       <w:r>
-        <w:t xml:space="preserve">愁眉不展，憂心忡忡</w:t>
+        <w:t xml:space="preserve">勸告</w:t>
       </w:r>
     </w:p>
     <w:p>
       <w:pPr>
         <w:numPr>
           <w:ilvl w:val="0"/>
-          <w:numId w:val="1024"/>
-        </w:numPr>
-        <w:pStyle w:val="Compact"/>
-      </w:pPr>
-      <w:r>
-        <w:t xml:space="preserve">【第103課　遠公講學】「桑榆之光」意近於？</w:t>
-      </w:r>
-    </w:p>
-    <w:p>
-      <w:pPr>
-        <w:numPr>
-          <w:ilvl w:val="1"/>
-          <w:numId w:val="1038"/>
+          <w:numId w:val="1033"/>
+        </w:numPr>
+        <w:pStyle w:val="Compact"/>
+      </w:pPr>
+      <w:r>
+        <w:t xml:space="preserve">【第103課　遠公講學】「高足之徒，皆肅然增敬」的「肅然」是？</w:t>
+      </w:r>
+    </w:p>
+    <w:p>
+      <w:pPr>
+        <w:numPr>
+          <w:ilvl w:val="1"/>
+          <w:numId w:val="1051"/>
         </w:numPr>
         <w:pStyle w:val="Compact"/>
       </w:pPr>
@@ -5880,14 +6998,14 @@
         <w:t xml:space="preserve"> </w:t>
       </w:r>
       <w:r>
-        <w:t xml:space="preserve">初生之犢</w:t>
-      </w:r>
-    </w:p>
-    <w:p>
-      <w:pPr>
-        <w:numPr>
-          <w:ilvl w:val="1"/>
-          <w:numId w:val="1038"/>
+        <w:t xml:space="preserve">莊嚴恭敬的樣子</w:t>
+      </w:r>
+    </w:p>
+    <w:p>
+      <w:pPr>
+        <w:numPr>
+          <w:ilvl w:val="1"/>
+          <w:numId w:val="1051"/>
         </w:numPr>
         <w:pStyle w:val="Compact"/>
       </w:pPr>
@@ -5898,14 +7016,14 @@
         <w:t xml:space="preserve"> </w:t>
       </w:r>
       <w:r>
-        <w:t xml:space="preserve">日薄西山</w:t>
-      </w:r>
-    </w:p>
-    <w:p>
-      <w:pPr>
-        <w:numPr>
-          <w:ilvl w:val="1"/>
-          <w:numId w:val="1038"/>
+        <w:t xml:space="preserve">嚴厲責備的樣子</w:t>
+      </w:r>
+    </w:p>
+    <w:p>
+      <w:pPr>
+        <w:numPr>
+          <w:ilvl w:val="1"/>
+          <w:numId w:val="1051"/>
         </w:numPr>
         <w:pStyle w:val="Compact"/>
       </w:pPr>
@@ -5916,14 +7034,14 @@
         <w:t xml:space="preserve"> </w:t>
       </w:r>
       <w:r>
-        <w:t xml:space="preserve">豆蔻年華</w:t>
-      </w:r>
-    </w:p>
-    <w:p>
-      <w:pPr>
-        <w:numPr>
-          <w:ilvl w:val="1"/>
-          <w:numId w:val="1038"/>
+        <w:t xml:space="preserve">冷淡無情的樣子</w:t>
+      </w:r>
+    </w:p>
+    <w:p>
+      <w:pPr>
+        <w:numPr>
+          <w:ilvl w:val="1"/>
+          <w:numId w:val="1051"/>
         </w:numPr>
         <w:pStyle w:val="Compact"/>
       </w:pPr>
@@ -5934,26 +7052,26 @@
         <w:t xml:space="preserve"> </w:t>
       </w:r>
       <w:r>
-        <w:t xml:space="preserve">黃口孺子</w:t>
+        <w:t xml:space="preserve">驚慌失措的樣子</w:t>
       </w:r>
     </w:p>
     <w:p>
       <w:pPr>
         <w:numPr>
           <w:ilvl w:val="0"/>
-          <w:numId w:val="1024"/>
-        </w:numPr>
-        <w:pStyle w:val="Compact"/>
-      </w:pPr>
-      <w:r>
-        <w:t xml:space="preserve">【第103課　遠公講學】遠公用「朝陽之暉」來比喻？</w:t>
-      </w:r>
-    </w:p>
-    <w:p>
-      <w:pPr>
-        <w:numPr>
-          <w:ilvl w:val="1"/>
-          <w:numId w:val="1039"/>
+          <w:numId w:val="1033"/>
+        </w:numPr>
+        <w:pStyle w:val="Compact"/>
+      </w:pPr>
+      <w:r>
+        <w:t xml:space="preserve">【第104課　苛政猛於虎】本文的主旨是？</w:t>
+      </w:r>
+    </w:p>
+    <w:p>
+      <w:pPr>
+        <w:numPr>
+          <w:ilvl w:val="1"/>
+          <w:numId w:val="1052"/>
         </w:numPr>
         <w:pStyle w:val="Compact"/>
       </w:pPr>
@@ -5964,14 +7082,14 @@
         <w:t xml:space="preserve"> </w:t>
       </w:r>
       <w:r>
-        <w:t xml:space="preserve">學海無涯</w:t>
-      </w:r>
-    </w:p>
-    <w:p>
-      <w:pPr>
-        <w:numPr>
-          <w:ilvl w:val="1"/>
-          <w:numId w:val="1039"/>
+        <w:t xml:space="preserve">因材施教</w:t>
+      </w:r>
+    </w:p>
+    <w:p>
+      <w:pPr>
+        <w:numPr>
+          <w:ilvl w:val="1"/>
+          <w:numId w:val="1052"/>
         </w:numPr>
         <w:pStyle w:val="Compact"/>
       </w:pPr>
@@ -5982,14 +7100,14 @@
         <w:t xml:space="preserve"> </w:t>
       </w:r>
       <w:r>
-        <w:t xml:space="preserve">求學態度</w:t>
-      </w:r>
-    </w:p>
-    <w:p>
-      <w:pPr>
-        <w:numPr>
-          <w:ilvl w:val="1"/>
-          <w:numId w:val="1039"/>
+        <w:t xml:space="preserve">慎選環境</w:t>
+      </w:r>
+    </w:p>
+    <w:p>
+      <w:pPr>
+        <w:numPr>
+          <w:ilvl w:val="1"/>
+          <w:numId w:val="1052"/>
         </w:numPr>
         <w:pStyle w:val="Compact"/>
       </w:pPr>
@@ -6000,14 +7118,14 @@
         <w:t xml:space="preserve"> </w:t>
       </w:r>
       <w:r>
-        <w:t xml:space="preserve">青年學子</w:t>
-      </w:r>
-    </w:p>
-    <w:p>
-      <w:pPr>
-        <w:numPr>
-          <w:ilvl w:val="1"/>
-          <w:numId w:val="1039"/>
+        <w:t xml:space="preserve">苛政比老虎更可怕</w:t>
+      </w:r>
+    </w:p>
+    <w:p>
+      <w:pPr>
+        <w:numPr>
+          <w:ilvl w:val="1"/>
+          <w:numId w:val="1052"/>
         </w:numPr>
         <w:pStyle w:val="Compact"/>
       </w:pPr>
@@ -6018,26 +7136,26 @@
         <w:t xml:space="preserve"> </w:t>
       </w:r>
       <w:r>
-        <w:t xml:space="preserve">老年人的智慧</w:t>
+        <w:t xml:space="preserve">人心險惡更甚於老虎</w:t>
       </w:r>
     </w:p>
     <w:p>
       <w:pPr>
         <w:numPr>
           <w:ilvl w:val="0"/>
-          <w:numId w:val="1024"/>
-        </w:numPr>
-        <w:pStyle w:val="Compact"/>
-      </w:pPr>
-      <w:r>
-        <w:t xml:space="preserve">【第103課　遠公講學】遠公對學生說的一番話，用意是？</w:t>
-      </w:r>
-    </w:p>
-    <w:p>
-      <w:pPr>
-        <w:numPr>
-          <w:ilvl w:val="1"/>
-          <w:numId w:val="1040"/>
+          <w:numId w:val="1033"/>
+        </w:numPr>
+        <w:pStyle w:val="Compact"/>
+      </w:pPr>
+      <w:r>
+        <w:t xml:space="preserve">【第104課　苛政猛於虎】文中死於虎口的是婦人的？</w:t>
+      </w:r>
+    </w:p>
+    <w:p>
+      <w:pPr>
+        <w:numPr>
+          <w:ilvl w:val="1"/>
+          <w:numId w:val="1053"/>
         </w:numPr>
         <w:pStyle w:val="Compact"/>
       </w:pPr>
@@ -6048,14 +7166,14 @@
         <w:t xml:space="preserve"> </w:t>
       </w:r>
       <w:r>
-        <w:t xml:space="preserve">訓勉學生尊師重道的重要</w:t>
-      </w:r>
-    </w:p>
-    <w:p>
-      <w:pPr>
-        <w:numPr>
-          <w:ilvl w:val="1"/>
-          <w:numId w:val="1040"/>
+        <w:t xml:space="preserve">父親、哥哥和丈夫</w:t>
+      </w:r>
+    </w:p>
+    <w:p>
+      <w:pPr>
+        <w:numPr>
+          <w:ilvl w:val="1"/>
+          <w:numId w:val="1053"/>
         </w:numPr>
         <w:pStyle w:val="Compact"/>
       </w:pPr>
@@ -6066,14 +7184,14 @@
         <w:t xml:space="preserve"> </w:t>
       </w:r>
       <w:r>
-        <w:t xml:space="preserve">告訴學生學習必須專心致志</w:t>
-      </w:r>
-    </w:p>
-    <w:p>
-      <w:pPr>
-        <w:numPr>
-          <w:ilvl w:val="1"/>
-          <w:numId w:val="1040"/>
+        <w:t xml:space="preserve">父親、丈夫和兒子</w:t>
+      </w:r>
+    </w:p>
+    <w:p>
+      <w:pPr>
+        <w:numPr>
+          <w:ilvl w:val="1"/>
+          <w:numId w:val="1053"/>
         </w:numPr>
         <w:pStyle w:val="Compact"/>
       </w:pPr>
@@ -6084,14 +7202,14 @@
         <w:t xml:space="preserve"> </w:t>
       </w:r>
       <w:r>
-        <w:t xml:space="preserve">希望學生像自己一樣，活到老，學到老</w:t>
-      </w:r>
-    </w:p>
-    <w:p>
-      <w:pPr>
-        <w:numPr>
-          <w:ilvl w:val="1"/>
-          <w:numId w:val="1040"/>
+        <w:t xml:space="preserve">公公、丈夫和兒子</w:t>
+      </w:r>
+    </w:p>
+    <w:p>
+      <w:pPr>
+        <w:numPr>
+          <w:ilvl w:val="1"/>
+          <w:numId w:val="1053"/>
         </w:numPr>
         <w:pStyle w:val="Compact"/>
       </w:pPr>
@@ -6102,26 +7220,26 @@
         <w:t xml:space="preserve"> </w:t>
       </w:r>
       <w:r>
-        <w:t xml:space="preserve">期勉年輕人不要蹉跎時光，要努力上進，有所成就</w:t>
+        <w:t xml:space="preserve">丈夫、兒子和孫子</w:t>
       </w:r>
     </w:p>
     <w:p>
       <w:pPr>
         <w:numPr>
           <w:ilvl w:val="0"/>
-          <w:numId w:val="1024"/>
-        </w:numPr>
-        <w:pStyle w:val="Compact"/>
-      </w:pPr>
-      <w:r>
-        <w:t xml:space="preserve">【第103課　遠公講學】「諷誦朗暢」的「諷」意思是？</w:t>
-      </w:r>
-    </w:p>
-    <w:p>
-      <w:pPr>
-        <w:numPr>
-          <w:ilvl w:val="1"/>
-          <w:numId w:val="1041"/>
+          <w:numId w:val="1033"/>
+        </w:numPr>
+        <w:pStyle w:val="Compact"/>
+      </w:pPr>
+      <w:r>
+        <w:t xml:space="preserve">【第104課　苛政猛於虎】「子之哭也，壹似重有憂者」是形容這婦人？</w:t>
+      </w:r>
+    </w:p>
+    <w:p>
+      <w:pPr>
+        <w:numPr>
+          <w:ilvl w:val="1"/>
+          <w:numId w:val="1054"/>
         </w:numPr>
         <w:pStyle w:val="Compact"/>
       </w:pPr>
@@ -6132,14 +7250,14 @@
         <w:t xml:space="preserve"> </w:t>
       </w:r>
       <w:r>
-        <w:t xml:space="preserve">嘲諷</w:t>
-      </w:r>
-    </w:p>
-    <w:p>
-      <w:pPr>
-        <w:numPr>
-          <w:ilvl w:val="1"/>
-          <w:numId w:val="1041"/>
+        <w:t xml:space="preserve">悲慘痛哭的樣子</w:t>
+      </w:r>
+    </w:p>
+    <w:p>
+      <w:pPr>
+        <w:numPr>
+          <w:ilvl w:val="1"/>
+          <w:numId w:val="1054"/>
         </w:numPr>
         <w:pStyle w:val="Compact"/>
       </w:pPr>
@@ -6150,14 +7268,14 @@
         <w:t xml:space="preserve"> </w:t>
       </w:r>
       <w:r>
-        <w:t xml:space="preserve">誦讀</w:t>
-      </w:r>
-    </w:p>
-    <w:p>
-      <w:pPr>
-        <w:numPr>
-          <w:ilvl w:val="1"/>
-          <w:numId w:val="1041"/>
+        <w:t xml:space="preserve">身染重病的樣子</w:t>
+      </w:r>
+    </w:p>
+    <w:p>
+      <w:pPr>
+        <w:numPr>
+          <w:ilvl w:val="1"/>
+          <w:numId w:val="1054"/>
         </w:numPr>
         <w:pStyle w:val="Compact"/>
       </w:pPr>
@@ -6168,6 +7286,1854 @@
         <w:t xml:space="preserve"> </w:t>
       </w:r>
       <w:r>
+        <w:t xml:space="preserve">心事重重的樣子</w:t>
+      </w:r>
+    </w:p>
+    <w:p>
+      <w:pPr>
+        <w:numPr>
+          <w:ilvl w:val="1"/>
+          <w:numId w:val="1054"/>
+        </w:numPr>
+        <w:pStyle w:val="Compact"/>
+      </w:pPr>
+      <w:r>
+        <w:t xml:space="preserve">(D)</w:t>
+      </w:r>
+      <w:r>
+        <w:t xml:space="preserve"> </w:t>
+      </w:r>
+      <w:r>
+        <w:t xml:space="preserve">啜哭無淚的樣子</w:t>
+      </w:r>
+    </w:p>
+    <w:p>
+      <w:pPr>
+        <w:numPr>
+          <w:ilvl w:val="0"/>
+          <w:numId w:val="1033"/>
+        </w:numPr>
+        <w:pStyle w:val="Compact"/>
+      </w:pPr>
+      <w:r>
+        <w:t xml:space="preserve">【第104課　苛政猛於虎】夫子曰「小子識之」，是要晚輩記得什麼事？</w:t>
+      </w:r>
+    </w:p>
+    <w:p>
+      <w:pPr>
+        <w:numPr>
+          <w:ilvl w:val="1"/>
+          <w:numId w:val="1055"/>
+        </w:numPr>
+        <w:pStyle w:val="Compact"/>
+      </w:pPr>
+      <w:r>
+        <w:t xml:space="preserve">(A)</w:t>
+      </w:r>
+      <w:r>
+        <w:t xml:space="preserve"> </w:t>
+      </w:r>
+      <w:r>
+        <w:t xml:space="preserve">要挺身而出反抗暴政</w:t>
+      </w:r>
+    </w:p>
+    <w:p>
+      <w:pPr>
+        <w:numPr>
+          <w:ilvl w:val="1"/>
+          <w:numId w:val="1055"/>
+        </w:numPr>
+        <w:pStyle w:val="Compact"/>
+      </w:pPr>
+      <w:r>
+        <w:t xml:space="preserve">(B)</w:t>
+      </w:r>
+      <w:r>
+        <w:t xml:space="preserve"> </w:t>
+      </w:r>
+      <w:r>
+        <w:t xml:space="preserve">苛政比吃人的老虎更可怕</w:t>
+      </w:r>
+    </w:p>
+    <w:p>
+      <w:pPr>
+        <w:numPr>
+          <w:ilvl w:val="1"/>
+          <w:numId w:val="1055"/>
+        </w:numPr>
+        <w:pStyle w:val="Compact"/>
+      </w:pPr>
+      <w:r>
+        <w:t xml:space="preserve">(C)</w:t>
+      </w:r>
+      <w:r>
+        <w:t xml:space="preserve"> </w:t>
+      </w:r>
+      <w:r>
+        <w:t xml:space="preserve">出門在外要提高警覺</w:t>
+      </w:r>
+    </w:p>
+    <w:p>
+      <w:pPr>
+        <w:numPr>
+          <w:ilvl w:val="1"/>
+          <w:numId w:val="1055"/>
+        </w:numPr>
+        <w:pStyle w:val="Compact"/>
+      </w:pPr>
+      <w:r>
+        <w:t xml:space="preserve">(D)</w:t>
+      </w:r>
+      <w:r>
+        <w:t xml:space="preserve"> </w:t>
+      </w:r>
+      <w:r>
+        <w:t xml:space="preserve">一味逃避問題不去解決</w:t>
+      </w:r>
+    </w:p>
+    <w:p>
+      <w:pPr>
+        <w:numPr>
+          <w:ilvl w:val="0"/>
+          <w:numId w:val="1033"/>
+        </w:numPr>
+        <w:pStyle w:val="Compact"/>
+      </w:pPr>
+      <w:r>
+        <w:t xml:space="preserve">【第104課　苛政猛於虎】「壹似重有憂者」的「壹」意思是？</w:t>
+      </w:r>
+    </w:p>
+    <w:p>
+      <w:pPr>
+        <w:numPr>
+          <w:ilvl w:val="1"/>
+          <w:numId w:val="1056"/>
+        </w:numPr>
+        <w:pStyle w:val="Compact"/>
+      </w:pPr>
+      <w:r>
+        <w:t xml:space="preserve">(A)</w:t>
+      </w:r>
+      <w:r>
+        <w:t xml:space="preserve"> </w:t>
+      </w:r>
+      <w:r>
+        <w:t xml:space="preserve">一次</w:t>
+      </w:r>
+    </w:p>
+    <w:p>
+      <w:pPr>
+        <w:numPr>
+          <w:ilvl w:val="1"/>
+          <w:numId w:val="1056"/>
+        </w:numPr>
+        <w:pStyle w:val="Compact"/>
+      </w:pPr>
+      <w:r>
+        <w:t xml:space="preserve">(B)</w:t>
+      </w:r>
+      <w:r>
+        <w:t xml:space="preserve"> </w:t>
+      </w:r>
+      <w:r>
+        <w:t xml:space="preserve">全部</w:t>
+      </w:r>
+    </w:p>
+    <w:p>
+      <w:pPr>
+        <w:numPr>
+          <w:ilvl w:val="1"/>
+          <w:numId w:val="1056"/>
+        </w:numPr>
+        <w:pStyle w:val="Compact"/>
+      </w:pPr>
+      <w:r>
+        <w:t xml:space="preserve">(C)</w:t>
+      </w:r>
+      <w:r>
+        <w:t xml:space="preserve"> </w:t>
+      </w:r>
+      <w:r>
+        <w:t xml:space="preserve">統一</w:t>
+      </w:r>
+    </w:p>
+    <w:p>
+      <w:pPr>
+        <w:numPr>
+          <w:ilvl w:val="1"/>
+          <w:numId w:val="1056"/>
+        </w:numPr>
+        <w:pStyle w:val="Compact"/>
+      </w:pPr>
+      <w:r>
+        <w:t xml:space="preserve">(D)</w:t>
+      </w:r>
+      <w:r>
+        <w:t xml:space="preserve"> </w:t>
+      </w:r>
+      <w:r>
+        <w:t xml:space="preserve">實在、的確</w:t>
+      </w:r>
+    </w:p>
+    <w:p>
+      <w:pPr>
+        <w:numPr>
+          <w:ilvl w:val="0"/>
+          <w:numId w:val="1033"/>
+        </w:numPr>
+        <w:pStyle w:val="Compact"/>
+      </w:pPr>
+      <w:r>
+        <w:t xml:space="preserve">【第104課　苛政猛於虎】「何為不去也」的「去」意思是？</w:t>
+      </w:r>
+    </w:p>
+    <w:p>
+      <w:pPr>
+        <w:numPr>
+          <w:ilvl w:val="1"/>
+          <w:numId w:val="1057"/>
+        </w:numPr>
+        <w:pStyle w:val="Compact"/>
+      </w:pPr>
+      <w:r>
+        <w:t xml:space="preserve">(A)</w:t>
+      </w:r>
+      <w:r>
+        <w:t xml:space="preserve"> </w:t>
+      </w:r>
+      <w:r>
+        <w:t xml:space="preserve">前往</w:t>
+      </w:r>
+    </w:p>
+    <w:p>
+      <w:pPr>
+        <w:numPr>
+          <w:ilvl w:val="1"/>
+          <w:numId w:val="1057"/>
+        </w:numPr>
+        <w:pStyle w:val="Compact"/>
+      </w:pPr>
+      <w:r>
+        <w:t xml:space="preserve">(B)</w:t>
+      </w:r>
+      <w:r>
+        <w:t xml:space="preserve"> </w:t>
+      </w:r>
+      <w:r>
+        <w:t xml:space="preserve">除去</w:t>
+      </w:r>
+    </w:p>
+    <w:p>
+      <w:pPr>
+        <w:numPr>
+          <w:ilvl w:val="1"/>
+          <w:numId w:val="1057"/>
+        </w:numPr>
+        <w:pStyle w:val="Compact"/>
+      </w:pPr>
+      <w:r>
+        <w:t xml:space="preserve">(C)</w:t>
+      </w:r>
+      <w:r>
+        <w:t xml:space="preserve"> </w:t>
+      </w:r>
+      <w:r>
+        <w:t xml:space="preserve">離開</w:t>
+      </w:r>
+    </w:p>
+    <w:p>
+      <w:pPr>
+        <w:numPr>
+          <w:ilvl w:val="1"/>
+          <w:numId w:val="1057"/>
+        </w:numPr>
+        <w:pStyle w:val="Compact"/>
+      </w:pPr>
+      <w:r>
+        <w:t xml:space="preserve">(D)</w:t>
+      </w:r>
+      <w:r>
+        <w:t xml:space="preserve"> </w:t>
+      </w:r>
+      <w:r>
+        <w:t xml:space="preserve">過去</w:t>
+      </w:r>
+    </w:p>
+    <w:p>
+      <w:pPr>
+        <w:numPr>
+          <w:ilvl w:val="0"/>
+          <w:numId w:val="1033"/>
+        </w:numPr>
+        <w:pStyle w:val="Compact"/>
+      </w:pPr>
+      <w:r>
+        <w:t xml:space="preserve">【第105課　畫蛇添足】本文中舍人畫蛇是為了？</w:t>
+      </w:r>
+    </w:p>
+    <w:p>
+      <w:pPr>
+        <w:numPr>
+          <w:ilvl w:val="1"/>
+          <w:numId w:val="1058"/>
+        </w:numPr>
+        <w:pStyle w:val="Compact"/>
+      </w:pPr>
+      <w:r>
+        <w:t xml:space="preserve">(A)</w:t>
+      </w:r>
+      <w:r>
+        <w:t xml:space="preserve"> </w:t>
+      </w:r>
+      <w:r>
+        <w:t xml:space="preserve">決定誰先喝酒</w:t>
+      </w:r>
+    </w:p>
+    <w:p>
+      <w:pPr>
+        <w:numPr>
+          <w:ilvl w:val="1"/>
+          <w:numId w:val="1058"/>
+        </w:numPr>
+        <w:pStyle w:val="Compact"/>
+      </w:pPr>
+      <w:r>
+        <w:t xml:space="preserve">(B)</w:t>
+      </w:r>
+      <w:r>
+        <w:t xml:space="preserve"> </w:t>
+      </w:r>
+      <w:r>
+        <w:t xml:space="preserve">決定誰可獨飲一壺酒</w:t>
+      </w:r>
+    </w:p>
+    <w:p>
+      <w:pPr>
+        <w:numPr>
+          <w:ilvl w:val="1"/>
+          <w:numId w:val="1058"/>
+        </w:numPr>
+        <w:pStyle w:val="Compact"/>
+      </w:pPr>
+      <w:r>
+        <w:t xml:space="preserve">(C)</w:t>
+      </w:r>
+      <w:r>
+        <w:t xml:space="preserve"> </w:t>
+      </w:r>
+      <w:r>
+        <w:t xml:space="preserve">決定誰多喝一點</w:t>
+      </w:r>
+    </w:p>
+    <w:p>
+      <w:pPr>
+        <w:numPr>
+          <w:ilvl w:val="1"/>
+          <w:numId w:val="1058"/>
+        </w:numPr>
+        <w:pStyle w:val="Compact"/>
+      </w:pPr>
+      <w:r>
+        <w:t xml:space="preserve">(D)</w:t>
+      </w:r>
+      <w:r>
+        <w:t xml:space="preserve"> </w:t>
+      </w:r>
+      <w:r>
+        <w:t xml:space="preserve">決定誰擔任祠者</w:t>
+      </w:r>
+    </w:p>
+    <w:p>
+      <w:pPr>
+        <w:numPr>
+          <w:ilvl w:val="0"/>
+          <w:numId w:val="1033"/>
+        </w:numPr>
+        <w:pStyle w:val="Compact"/>
+      </w:pPr>
+      <w:r>
+        <w:t xml:space="preserve">【第105課　畫蛇添足】「畫蛇添足」後人用來比喻？</w:t>
+      </w:r>
+    </w:p>
+    <w:p>
+      <w:pPr>
+        <w:numPr>
+          <w:ilvl w:val="1"/>
+          <w:numId w:val="1059"/>
+        </w:numPr>
+        <w:pStyle w:val="Compact"/>
+      </w:pPr>
+      <w:r>
+        <w:t xml:space="preserve">(A)</w:t>
+      </w:r>
+      <w:r>
+        <w:t xml:space="preserve"> </w:t>
+      </w:r>
+      <w:r>
+        <w:t xml:space="preserve">自成一家</w:t>
+      </w:r>
+    </w:p>
+    <w:p>
+      <w:pPr>
+        <w:numPr>
+          <w:ilvl w:val="1"/>
+          <w:numId w:val="1059"/>
+        </w:numPr>
+        <w:pStyle w:val="Compact"/>
+      </w:pPr>
+      <w:r>
+        <w:t xml:space="preserve">(B)</w:t>
+      </w:r>
+      <w:r>
+        <w:t xml:space="preserve"> </w:t>
+      </w:r>
+      <w:r>
+        <w:t xml:space="preserve">心願得到滿足</w:t>
+      </w:r>
+    </w:p>
+    <w:p>
+      <w:pPr>
+        <w:numPr>
+          <w:ilvl w:val="1"/>
+          <w:numId w:val="1059"/>
+        </w:numPr>
+        <w:pStyle w:val="Compact"/>
+      </w:pPr>
+      <w:r>
+        <w:t xml:space="preserve">(C)</w:t>
+      </w:r>
+      <w:r>
+        <w:t xml:space="preserve"> </w:t>
+      </w:r>
+      <w:r>
+        <w:t xml:space="preserve">多此一舉，結果徒勞無功</w:t>
+      </w:r>
+    </w:p>
+    <w:p>
+      <w:pPr>
+        <w:numPr>
+          <w:ilvl w:val="1"/>
+          <w:numId w:val="1059"/>
+        </w:numPr>
+        <w:pStyle w:val="Compact"/>
+      </w:pPr>
+      <w:r>
+        <w:t xml:space="preserve">(D)</w:t>
+      </w:r>
+      <w:r>
+        <w:t xml:space="preserve"> </w:t>
+      </w:r>
+      <w:r>
+        <w:t xml:space="preserve">在最關鍵之處加上一筆</w:t>
+      </w:r>
+    </w:p>
+    <w:p>
+      <w:pPr>
+        <w:numPr>
+          <w:ilvl w:val="0"/>
+          <w:numId w:val="1033"/>
+        </w:numPr>
+        <w:pStyle w:val="Compact"/>
+      </w:pPr>
+      <w:r>
+        <w:t xml:space="preserve">【第105課　畫蛇添足】本文中，最後喝到酒的是？</w:t>
+      </w:r>
+    </w:p>
+    <w:p>
+      <w:pPr>
+        <w:numPr>
+          <w:ilvl w:val="1"/>
+          <w:numId w:val="1060"/>
+        </w:numPr>
+        <w:pStyle w:val="Compact"/>
+      </w:pPr>
+      <w:r>
+        <w:t xml:space="preserve">(A)</w:t>
+      </w:r>
+      <w:r>
+        <w:t xml:space="preserve"> </w:t>
+      </w:r>
+      <w:r>
+        <w:t xml:space="preserve">第一個畫好蛇的人</w:t>
+      </w:r>
+    </w:p>
+    <w:p>
+      <w:pPr>
+        <w:numPr>
+          <w:ilvl w:val="1"/>
+          <w:numId w:val="1060"/>
+        </w:numPr>
+        <w:pStyle w:val="Compact"/>
+      </w:pPr>
+      <w:r>
+        <w:t xml:space="preserve">(B)</w:t>
+      </w:r>
+      <w:r>
+        <w:t xml:space="preserve"> </w:t>
+      </w:r>
+      <w:r>
+        <w:t xml:space="preserve">第二個畫好蛇的人</w:t>
+      </w:r>
+    </w:p>
+    <w:p>
+      <w:pPr>
+        <w:numPr>
+          <w:ilvl w:val="1"/>
+          <w:numId w:val="1060"/>
+        </w:numPr>
+        <w:pStyle w:val="Compact"/>
+      </w:pPr>
+      <w:r>
+        <w:t xml:space="preserve">(C)</w:t>
+      </w:r>
+      <w:r>
+        <w:t xml:space="preserve"> </w:t>
+      </w:r>
+      <w:r>
+        <w:t xml:space="preserve">大家都喝到了酒</w:t>
+      </w:r>
+    </w:p>
+    <w:p>
+      <w:pPr>
+        <w:numPr>
+          <w:ilvl w:val="1"/>
+          <w:numId w:val="1060"/>
+        </w:numPr>
+        <w:pStyle w:val="Compact"/>
+      </w:pPr>
+      <w:r>
+        <w:t xml:space="preserve">(D)</w:t>
+      </w:r>
+      <w:r>
+        <w:t xml:space="preserve"> </w:t>
+      </w:r>
+      <w:r>
+        <w:t xml:space="preserve">大家都沒有喝到酒</w:t>
+      </w:r>
+    </w:p>
+    <w:p>
+      <w:pPr>
+        <w:numPr>
+          <w:ilvl w:val="0"/>
+          <w:numId w:val="1033"/>
+        </w:numPr>
+        <w:pStyle w:val="Compact"/>
+      </w:pPr>
+      <w:r>
+        <w:t xml:space="preserve">【第105課　畫蛇添足】本來得到酒的人，為何又失去了酒？</w:t>
+      </w:r>
+    </w:p>
+    <w:p>
+      <w:pPr>
+        <w:numPr>
+          <w:ilvl w:val="1"/>
+          <w:numId w:val="1061"/>
+        </w:numPr>
+        <w:pStyle w:val="Compact"/>
+      </w:pPr>
+      <w:r>
+        <w:t xml:space="preserve">(A)</w:t>
+      </w:r>
+      <w:r>
+        <w:t xml:space="preserve"> </w:t>
+      </w:r>
+      <w:r>
+        <w:t xml:space="preserve">畫得比別人慢</w:t>
+      </w:r>
+    </w:p>
+    <w:p>
+      <w:pPr>
+        <w:numPr>
+          <w:ilvl w:val="1"/>
+          <w:numId w:val="1061"/>
+        </w:numPr>
+        <w:pStyle w:val="Compact"/>
+      </w:pPr>
+      <w:r>
+        <w:t xml:space="preserve">(B)</w:t>
+      </w:r>
+      <w:r>
+        <w:t xml:space="preserve"> </w:t>
+      </w:r>
+      <w:r>
+        <w:t xml:space="preserve">忘記替蛇畫上了腳</w:t>
+      </w:r>
+    </w:p>
+    <w:p>
+      <w:pPr>
+        <w:numPr>
+          <w:ilvl w:val="1"/>
+          <w:numId w:val="1061"/>
+        </w:numPr>
+        <w:pStyle w:val="Compact"/>
+      </w:pPr>
+      <w:r>
+        <w:t xml:space="preserve">(C)</w:t>
+      </w:r>
+      <w:r>
+        <w:t xml:space="preserve"> </w:t>
+      </w:r>
+      <w:r>
+        <w:t xml:space="preserve">畫蛇太專注，被別人奪走了酒</w:t>
+      </w:r>
+    </w:p>
+    <w:p>
+      <w:pPr>
+        <w:numPr>
+          <w:ilvl w:val="1"/>
+          <w:numId w:val="1061"/>
+        </w:numPr>
+        <w:pStyle w:val="Compact"/>
+      </w:pPr>
+      <w:r>
+        <w:t xml:space="preserve">(D)</w:t>
+      </w:r>
+      <w:r>
+        <w:t xml:space="preserve"> </w:t>
+      </w:r>
+      <w:r>
+        <w:t xml:space="preserve">想替蛇畫上腳，結果所畫的已經不是蛇了</w:t>
+      </w:r>
+    </w:p>
+    <w:p>
+      <w:pPr>
+        <w:numPr>
+          <w:ilvl w:val="0"/>
+          <w:numId w:val="1033"/>
+        </w:numPr>
+        <w:pStyle w:val="Compact"/>
+      </w:pPr>
+      <w:r>
+        <w:t xml:space="preserve">【第105課　畫蛇添足】「蛇固無足」的「固」意思是？</w:t>
+      </w:r>
+    </w:p>
+    <w:p>
+      <w:pPr>
+        <w:numPr>
+          <w:ilvl w:val="1"/>
+          <w:numId w:val="1062"/>
+        </w:numPr>
+        <w:pStyle w:val="Compact"/>
+      </w:pPr>
+      <w:r>
+        <w:t xml:space="preserve">(A)</w:t>
+      </w:r>
+      <w:r>
+        <w:t xml:space="preserve"> </w:t>
+      </w:r>
+      <w:r>
+        <w:t xml:space="preserve">堅固</w:t>
+      </w:r>
+    </w:p>
+    <w:p>
+      <w:pPr>
+        <w:numPr>
+          <w:ilvl w:val="1"/>
+          <w:numId w:val="1062"/>
+        </w:numPr>
+        <w:pStyle w:val="Compact"/>
+      </w:pPr>
+      <w:r>
+        <w:t xml:space="preserve">(B)</w:t>
+      </w:r>
+      <w:r>
+        <w:t xml:space="preserve"> </w:t>
+      </w:r>
+      <w:r>
+        <w:t xml:space="preserve">本來</w:t>
+      </w:r>
+    </w:p>
+    <w:p>
+      <w:pPr>
+        <w:numPr>
+          <w:ilvl w:val="1"/>
+          <w:numId w:val="1062"/>
+        </w:numPr>
+        <w:pStyle w:val="Compact"/>
+      </w:pPr>
+      <w:r>
+        <w:t xml:space="preserve">(C)</w:t>
+      </w:r>
+      <w:r>
+        <w:t xml:space="preserve"> </w:t>
+      </w:r>
+      <w:r>
+        <w:t xml:space="preserve">堅決地</w:t>
+      </w:r>
+    </w:p>
+    <w:p>
+      <w:pPr>
+        <w:numPr>
+          <w:ilvl w:val="1"/>
+          <w:numId w:val="1062"/>
+        </w:numPr>
+        <w:pStyle w:val="Compact"/>
+      </w:pPr>
+      <w:r>
+        <w:t xml:space="preserve">(D)</w:t>
+      </w:r>
+      <w:r>
+        <w:t xml:space="preserve"> </w:t>
+      </w:r>
+      <w:r>
+        <w:t xml:space="preserve">鞏固</w:t>
+      </w:r>
+    </w:p>
+    <w:p>
+      <w:pPr>
+        <w:numPr>
+          <w:ilvl w:val="0"/>
+          <w:numId w:val="1033"/>
+        </w:numPr>
+        <w:pStyle w:val="Compact"/>
+      </w:pPr>
+      <w:r>
+        <w:t xml:space="preserve">【第105課　畫蛇添足】「卮」指的是？</w:t>
+      </w:r>
+    </w:p>
+    <w:p>
+      <w:pPr>
+        <w:numPr>
+          <w:ilvl w:val="1"/>
+          <w:numId w:val="1063"/>
+        </w:numPr>
+        <w:pStyle w:val="Compact"/>
+      </w:pPr>
+      <w:r>
+        <w:t xml:space="preserve">(A)</w:t>
+      </w:r>
+      <w:r>
+        <w:t xml:space="preserve"> </w:t>
+      </w:r>
+      <w:r>
+        <w:t xml:space="preserve">古代盛酒的器具</w:t>
+      </w:r>
+    </w:p>
+    <w:p>
+      <w:pPr>
+        <w:numPr>
+          <w:ilvl w:val="1"/>
+          <w:numId w:val="1063"/>
+        </w:numPr>
+        <w:pStyle w:val="Compact"/>
+      </w:pPr>
+      <w:r>
+        <w:t xml:space="preserve">(B)</w:t>
+      </w:r>
+      <w:r>
+        <w:t xml:space="preserve"> </w:t>
+      </w:r>
+      <w:r>
+        <w:t xml:space="preserve">祭祀用的蛇</w:t>
+      </w:r>
+    </w:p>
+    <w:p>
+      <w:pPr>
+        <w:numPr>
+          <w:ilvl w:val="1"/>
+          <w:numId w:val="1063"/>
+        </w:numPr>
+        <w:pStyle w:val="Compact"/>
+      </w:pPr>
+      <w:r>
+        <w:t xml:space="preserve">(C)</w:t>
+      </w:r>
+      <w:r>
+        <w:t xml:space="preserve"> </w:t>
+      </w:r>
+      <w:r>
+        <w:t xml:space="preserve">畫蛇的筆</w:t>
+      </w:r>
+    </w:p>
+    <w:p>
+      <w:pPr>
+        <w:numPr>
+          <w:ilvl w:val="1"/>
+          <w:numId w:val="1063"/>
+        </w:numPr>
+        <w:pStyle w:val="Compact"/>
+      </w:pPr>
+      <w:r>
+        <w:t xml:space="preserve">(D)</w:t>
+      </w:r>
+      <w:r>
+        <w:t xml:space="preserve"> </w:t>
+      </w:r>
+      <w:r>
+        <w:t xml:space="preserve">楚國的官名</w:t>
+      </w:r>
+    </w:p>
+    <w:p>
+      <w:pPr>
+        <w:numPr>
+          <w:ilvl w:val="0"/>
+          <w:numId w:val="1033"/>
+        </w:numPr>
+        <w:pStyle w:val="Compact"/>
+      </w:pPr>
+      <w:r>
+        <w:t xml:space="preserve">【第106課　高山流水】鍾子期善於？</w:t>
+      </w:r>
+    </w:p>
+    <w:p>
+      <w:pPr>
+        <w:numPr>
+          <w:ilvl w:val="1"/>
+          <w:numId w:val="1064"/>
+        </w:numPr>
+        <w:pStyle w:val="Compact"/>
+      </w:pPr>
+      <w:r>
+        <w:t xml:space="preserve">(A)</w:t>
+      </w:r>
+      <w:r>
+        <w:t xml:space="preserve"> </w:t>
+      </w:r>
+      <w:r>
+        <w:t xml:space="preserve">彈琴</w:t>
+      </w:r>
+    </w:p>
+    <w:p>
+      <w:pPr>
+        <w:numPr>
+          <w:ilvl w:val="1"/>
+          <w:numId w:val="1064"/>
+        </w:numPr>
+        <w:pStyle w:val="Compact"/>
+      </w:pPr>
+      <w:r>
+        <w:t xml:space="preserve">(B)</w:t>
+      </w:r>
+      <w:r>
+        <w:t xml:space="preserve"> </w:t>
+      </w:r>
+      <w:r>
+        <w:t xml:space="preserve">譜曲</w:t>
+      </w:r>
+    </w:p>
+    <w:p>
+      <w:pPr>
+        <w:numPr>
+          <w:ilvl w:val="1"/>
+          <w:numId w:val="1064"/>
+        </w:numPr>
+        <w:pStyle w:val="Compact"/>
+      </w:pPr>
+      <w:r>
+        <w:t xml:space="preserve">(C)</w:t>
+      </w:r>
+      <w:r>
+        <w:t xml:space="preserve"> </w:t>
+      </w:r>
+      <w:r>
+        <w:t xml:space="preserve">用琴音表達伯牙的情思</w:t>
+      </w:r>
+    </w:p>
+    <w:p>
+      <w:pPr>
+        <w:numPr>
+          <w:ilvl w:val="1"/>
+          <w:numId w:val="1064"/>
+        </w:numPr>
+        <w:pStyle w:val="Compact"/>
+      </w:pPr>
+      <w:r>
+        <w:t xml:space="preserve">(D)</w:t>
+      </w:r>
+      <w:r>
+        <w:t xml:space="preserve"> </w:t>
+      </w:r>
+      <w:r>
+        <w:t xml:space="preserve">聽出伯牙琴音裡要表達的心意</w:t>
+      </w:r>
+    </w:p>
+    <w:p>
+      <w:pPr>
+        <w:numPr>
+          <w:ilvl w:val="0"/>
+          <w:numId w:val="1033"/>
+        </w:numPr>
+        <w:pStyle w:val="Compact"/>
+      </w:pPr>
+      <w:r>
+        <w:t xml:space="preserve">【第106課　高山流水】「知音」的意思是？</w:t>
+      </w:r>
+    </w:p>
+    <w:p>
+      <w:pPr>
+        <w:numPr>
+          <w:ilvl w:val="1"/>
+          <w:numId w:val="1065"/>
+        </w:numPr>
+        <w:pStyle w:val="Compact"/>
+      </w:pPr>
+      <w:r>
+        <w:t xml:space="preserve">(A)</w:t>
+      </w:r>
+      <w:r>
+        <w:t xml:space="preserve"> </w:t>
+      </w:r>
+      <w:r>
+        <w:t xml:space="preserve">精通樂理的人</w:t>
+      </w:r>
+    </w:p>
+    <w:p>
+      <w:pPr>
+        <w:numPr>
+          <w:ilvl w:val="1"/>
+          <w:numId w:val="1065"/>
+        </w:numPr>
+        <w:pStyle w:val="Compact"/>
+      </w:pPr>
+      <w:r>
+        <w:t xml:space="preserve">(B)</w:t>
+      </w:r>
+      <w:r>
+        <w:t xml:space="preserve"> </w:t>
+      </w:r>
+      <w:r>
+        <w:t xml:space="preserve">不會違背自己意思的朋友</w:t>
+      </w:r>
+    </w:p>
+    <w:p>
+      <w:pPr>
+        <w:numPr>
+          <w:ilvl w:val="1"/>
+          <w:numId w:val="1065"/>
+        </w:numPr>
+        <w:pStyle w:val="Compact"/>
+      </w:pPr>
+      <w:r>
+        <w:t xml:space="preserve">(C)</w:t>
+      </w:r>
+      <w:r>
+        <w:t xml:space="preserve"> </w:t>
+      </w:r>
+      <w:r>
+        <w:t xml:space="preserve">心靈相契合、相知甚深的朋友</w:t>
+      </w:r>
+    </w:p>
+    <w:p>
+      <w:pPr>
+        <w:numPr>
+          <w:ilvl w:val="1"/>
+          <w:numId w:val="1065"/>
+        </w:numPr>
+        <w:pStyle w:val="Compact"/>
+      </w:pPr>
+      <w:r>
+        <w:t xml:space="preserve">(D)</w:t>
+      </w:r>
+      <w:r>
+        <w:t xml:space="preserve"> </w:t>
+      </w:r>
+      <w:r>
+        <w:t xml:space="preserve">共患難的朋友</w:t>
+      </w:r>
+    </w:p>
+    <w:p>
+      <w:pPr>
+        <w:numPr>
+          <w:ilvl w:val="0"/>
+          <w:numId w:val="1033"/>
+        </w:numPr>
+        <w:pStyle w:val="Compact"/>
+      </w:pPr>
+      <w:r>
+        <w:t xml:space="preserve">【第106課　高山流水】伯牙為什麼破琴絕弦？</w:t>
+      </w:r>
+    </w:p>
+    <w:p>
+      <w:pPr>
+        <w:numPr>
+          <w:ilvl w:val="1"/>
+          <w:numId w:val="1066"/>
+        </w:numPr>
+        <w:pStyle w:val="Compact"/>
+      </w:pPr>
+      <w:r>
+        <w:t xml:space="preserve">(A)</w:t>
+      </w:r>
+      <w:r>
+        <w:t xml:space="preserve"> </w:t>
+      </w:r>
+      <w:r>
+        <w:t xml:space="preserve">琴不夠好</w:t>
+      </w:r>
+    </w:p>
+    <w:p>
+      <w:pPr>
+        <w:numPr>
+          <w:ilvl w:val="1"/>
+          <w:numId w:val="1066"/>
+        </w:numPr>
+        <w:pStyle w:val="Compact"/>
+      </w:pPr>
+      <w:r>
+        <w:t xml:space="preserve">(B)</w:t>
+      </w:r>
+      <w:r>
+        <w:t xml:space="preserve"> </w:t>
+      </w:r>
+      <w:r>
+        <w:t xml:space="preserve">認為自己彈得沒有鍾子期好</w:t>
+      </w:r>
+    </w:p>
+    <w:p>
+      <w:pPr>
+        <w:numPr>
+          <w:ilvl w:val="1"/>
+          <w:numId w:val="1066"/>
+        </w:numPr>
+        <w:pStyle w:val="Compact"/>
+      </w:pPr>
+      <w:r>
+        <w:t xml:space="preserve">(C)</w:t>
+      </w:r>
+      <w:r>
+        <w:t xml:space="preserve"> </w:t>
+      </w:r>
+      <w:r>
+        <w:t xml:space="preserve">能欣賞他的朋友鍾子期已過世</w:t>
+      </w:r>
+    </w:p>
+    <w:p>
+      <w:pPr>
+        <w:numPr>
+          <w:ilvl w:val="1"/>
+          <w:numId w:val="1066"/>
+        </w:numPr>
+        <w:pStyle w:val="Compact"/>
+      </w:pPr>
+      <w:r>
+        <w:t xml:space="preserve">(D)</w:t>
+      </w:r>
+      <w:r>
+        <w:t xml:space="preserve"> </w:t>
+      </w:r>
+      <w:r>
+        <w:t xml:space="preserve">認為自己琴藝已是天下第一</w:t>
+      </w:r>
+    </w:p>
+    <w:p>
+      <w:pPr>
+        <w:numPr>
+          <w:ilvl w:val="0"/>
+          <w:numId w:val="1033"/>
+        </w:numPr>
+        <w:pStyle w:val="Compact"/>
+      </w:pPr>
+      <w:r>
+        <w:t xml:space="preserve">【第106課　高山流水】後人用「高山流水」形容樂曲高妙，並引申出什麼意思？</w:t>
+      </w:r>
+    </w:p>
+    <w:p>
+      <w:pPr>
+        <w:numPr>
+          <w:ilvl w:val="1"/>
+          <w:numId w:val="1067"/>
+        </w:numPr>
+        <w:pStyle w:val="Compact"/>
+      </w:pPr>
+      <w:r>
+        <w:t xml:space="preserve">(A)</w:t>
+      </w:r>
+      <w:r>
+        <w:t xml:space="preserve"> </w:t>
+      </w:r>
+      <w:r>
+        <w:t xml:space="preserve">自然美景</w:t>
+      </w:r>
+    </w:p>
+    <w:p>
+      <w:pPr>
+        <w:numPr>
+          <w:ilvl w:val="1"/>
+          <w:numId w:val="1067"/>
+        </w:numPr>
+        <w:pStyle w:val="Compact"/>
+      </w:pPr>
+      <w:r>
+        <w:t xml:space="preserve">(B)</w:t>
+      </w:r>
+      <w:r>
+        <w:t xml:space="preserve"> </w:t>
+      </w:r>
+      <w:r>
+        <w:t xml:space="preserve">知音難遇</w:t>
+      </w:r>
+    </w:p>
+    <w:p>
+      <w:pPr>
+        <w:numPr>
+          <w:ilvl w:val="1"/>
+          <w:numId w:val="1067"/>
+        </w:numPr>
+        <w:pStyle w:val="Compact"/>
+      </w:pPr>
+      <w:r>
+        <w:t xml:space="preserve">(C)</w:t>
+      </w:r>
+      <w:r>
+        <w:t xml:space="preserve"> </w:t>
+      </w:r>
+      <w:r>
+        <w:t xml:space="preserve">泛泛之交</w:t>
+      </w:r>
+    </w:p>
+    <w:p>
+      <w:pPr>
+        <w:numPr>
+          <w:ilvl w:val="1"/>
+          <w:numId w:val="1067"/>
+        </w:numPr>
+        <w:pStyle w:val="Compact"/>
+      </w:pPr>
+      <w:r>
+        <w:t xml:space="preserve">(D)</w:t>
+      </w:r>
+      <w:r>
+        <w:t xml:space="preserve"> </w:t>
+      </w:r>
+      <w:r>
+        <w:t xml:space="preserve">手足情深</w:t>
+      </w:r>
+    </w:p>
+    <w:p>
+      <w:pPr>
+        <w:numPr>
+          <w:ilvl w:val="0"/>
+          <w:numId w:val="1033"/>
+        </w:numPr>
+        <w:pStyle w:val="Compact"/>
+      </w:pPr>
+      <w:r>
+        <w:t xml:space="preserve">【第106課　高山流水】「少選之間」的「少選」意思是？</w:t>
+      </w:r>
+    </w:p>
+    <w:p>
+      <w:pPr>
+        <w:numPr>
+          <w:ilvl w:val="1"/>
+          <w:numId w:val="1068"/>
+        </w:numPr>
+        <w:pStyle w:val="Compact"/>
+      </w:pPr>
+      <w:r>
+        <w:t xml:space="preserve">(A)</w:t>
+      </w:r>
+      <w:r>
+        <w:t xml:space="preserve"> </w:t>
+      </w:r>
+      <w:r>
+        <w:t xml:space="preserve">年輕人</w:t>
+      </w:r>
+    </w:p>
+    <w:p>
+      <w:pPr>
+        <w:numPr>
+          <w:ilvl w:val="1"/>
+          <w:numId w:val="1068"/>
+        </w:numPr>
+        <w:pStyle w:val="Compact"/>
+      </w:pPr>
+      <w:r>
+        <w:t xml:space="preserve">(B)</w:t>
+      </w:r>
+      <w:r>
+        <w:t xml:space="preserve"> </w:t>
+      </w:r>
+      <w:r>
+        <w:t xml:space="preserve">少量選擇</w:t>
+      </w:r>
+    </w:p>
+    <w:p>
+      <w:pPr>
+        <w:numPr>
+          <w:ilvl w:val="1"/>
+          <w:numId w:val="1068"/>
+        </w:numPr>
+        <w:pStyle w:val="Compact"/>
+      </w:pPr>
+      <w:r>
+        <w:t xml:space="preserve">(C)</w:t>
+      </w:r>
+      <w:r>
+        <w:t xml:space="preserve"> </w:t>
+      </w:r>
+      <w:r>
+        <w:t xml:space="preserve">一會兒</w:t>
+      </w:r>
+    </w:p>
+    <w:p>
+      <w:pPr>
+        <w:numPr>
+          <w:ilvl w:val="1"/>
+          <w:numId w:val="1068"/>
+        </w:numPr>
+        <w:pStyle w:val="Compact"/>
+      </w:pPr>
+      <w:r>
+        <w:t xml:space="preserve">(D)</w:t>
+      </w:r>
+      <w:r>
+        <w:t xml:space="preserve"> </w:t>
+      </w:r>
+      <w:r>
+        <w:t xml:space="preserve">選拔人才</w:t>
+      </w:r>
+    </w:p>
+    <w:p>
+      <w:pPr>
+        <w:numPr>
+          <w:ilvl w:val="0"/>
+          <w:numId w:val="1033"/>
+        </w:numPr>
+        <w:pStyle w:val="Compact"/>
+      </w:pPr>
+      <w:r>
+        <w:t xml:space="preserve">【第106課　高山流水】鍾子期稱讚琴音「巍巍乎若太山」，是因為伯牙心中所想的是？</w:t>
+      </w:r>
+    </w:p>
+    <w:p>
+      <w:pPr>
+        <w:numPr>
+          <w:ilvl w:val="1"/>
+          <w:numId w:val="1069"/>
+        </w:numPr>
+        <w:pStyle w:val="Compact"/>
+      </w:pPr>
+      <w:r>
+        <w:t xml:space="preserve">(A)</w:t>
+      </w:r>
+      <w:r>
+        <w:t xml:space="preserve"> </w:t>
+      </w:r>
+      <w:r>
+        <w:t xml:space="preserve">高山</w:t>
+      </w:r>
+    </w:p>
+    <w:p>
+      <w:pPr>
+        <w:numPr>
+          <w:ilvl w:val="1"/>
+          <w:numId w:val="1069"/>
+        </w:numPr>
+        <w:pStyle w:val="Compact"/>
+      </w:pPr>
+      <w:r>
+        <w:t xml:space="preserve">(B)</w:t>
+      </w:r>
+      <w:r>
+        <w:t xml:space="preserve"> </w:t>
+      </w:r>
+      <w:r>
+        <w:t xml:space="preserve">流水</w:t>
+      </w:r>
+    </w:p>
+    <w:p>
+      <w:pPr>
+        <w:numPr>
+          <w:ilvl w:val="1"/>
+          <w:numId w:val="1069"/>
+        </w:numPr>
+        <w:pStyle w:val="Compact"/>
+      </w:pPr>
+      <w:r>
+        <w:t xml:space="preserve">(C)</w:t>
+      </w:r>
+      <w:r>
+        <w:t xml:space="preserve"> </w:t>
+      </w:r>
+      <w:r>
+        <w:t xml:space="preserve">明月</w:t>
+      </w:r>
+    </w:p>
+    <w:p>
+      <w:pPr>
+        <w:numPr>
+          <w:ilvl w:val="1"/>
+          <w:numId w:val="1069"/>
+        </w:numPr>
+        <w:pStyle w:val="Compact"/>
+      </w:pPr>
+      <w:r>
+        <w:t xml:space="preserve">(D)</w:t>
+      </w:r>
+      <w:r>
+        <w:t xml:space="preserve"> </w:t>
+      </w:r>
+      <w:r>
+        <w:t xml:space="preserve">松風</w:t>
+      </w:r>
+    </w:p>
+    <w:p>
+      <w:pPr>
+        <w:numPr>
+          <w:ilvl w:val="0"/>
+          <w:numId w:val="1033"/>
+        </w:numPr>
+        <w:pStyle w:val="Compact"/>
+      </w:pPr>
+      <w:r>
+        <w:t xml:space="preserve">【第107課　楊震不受賄】王密為何懷金贈楊震？</w:t>
+      </w:r>
+    </w:p>
+    <w:p>
+      <w:pPr>
+        <w:numPr>
+          <w:ilvl w:val="1"/>
+          <w:numId w:val="1070"/>
+        </w:numPr>
+        <w:pStyle w:val="Compact"/>
+      </w:pPr>
+      <w:r>
+        <w:t xml:space="preserve">(A)</w:t>
+      </w:r>
+      <w:r>
+        <w:t xml:space="preserve"> </w:t>
+      </w:r>
+      <w:r>
+        <w:t xml:space="preserve">希望楊震讓他考取秀才</w:t>
+      </w:r>
+    </w:p>
+    <w:p>
+      <w:pPr>
+        <w:numPr>
+          <w:ilvl w:val="1"/>
+          <w:numId w:val="1070"/>
+        </w:numPr>
+        <w:pStyle w:val="Compact"/>
+      </w:pPr>
+      <w:r>
+        <w:t xml:space="preserve">(B)</w:t>
+      </w:r>
+      <w:r>
+        <w:t xml:space="preserve"> </w:t>
+      </w:r>
+      <w:r>
+        <w:t xml:space="preserve">希望楊震推薦他為秀才</w:t>
+      </w:r>
+    </w:p>
+    <w:p>
+      <w:pPr>
+        <w:numPr>
+          <w:ilvl w:val="1"/>
+          <w:numId w:val="1070"/>
+        </w:numPr>
+        <w:pStyle w:val="Compact"/>
+      </w:pPr>
+      <w:r>
+        <w:t xml:space="preserve">(C)</w:t>
+      </w:r>
+      <w:r>
+        <w:t xml:space="preserve"> </w:t>
+      </w:r>
+      <w:r>
+        <w:t xml:space="preserve">感謝楊震薦舉他為秀才</w:t>
+      </w:r>
+    </w:p>
+    <w:p>
+      <w:pPr>
+        <w:numPr>
+          <w:ilvl w:val="1"/>
+          <w:numId w:val="1070"/>
+        </w:numPr>
+        <w:pStyle w:val="Compact"/>
+      </w:pPr>
+      <w:r>
+        <w:t xml:space="preserve">(D)</w:t>
+      </w:r>
+      <w:r>
+        <w:t xml:space="preserve"> </w:t>
+      </w:r>
+      <w:r>
+        <w:t xml:space="preserve">請楊震收買他</w:t>
+      </w:r>
+    </w:p>
+    <w:p>
+      <w:pPr>
+        <w:numPr>
+          <w:ilvl w:val="0"/>
+          <w:numId w:val="1033"/>
+        </w:numPr>
+        <w:pStyle w:val="Compact"/>
+      </w:pPr>
+      <w:r>
+        <w:t xml:space="preserve">【第107課　楊震不受賄】「暮夜懷金」後人用來比喻？</w:t>
+      </w:r>
+    </w:p>
+    <w:p>
+      <w:pPr>
+        <w:numPr>
+          <w:ilvl w:val="1"/>
+          <w:numId w:val="1071"/>
+        </w:numPr>
+        <w:pStyle w:val="Compact"/>
+      </w:pPr>
+      <w:r>
+        <w:t xml:space="preserve">(A)</w:t>
+      </w:r>
+      <w:r>
+        <w:t xml:space="preserve"> </w:t>
+      </w:r>
+      <w:r>
+        <w:t xml:space="preserve">中飽私囊</w:t>
+      </w:r>
+    </w:p>
+    <w:p>
+      <w:pPr>
+        <w:numPr>
+          <w:ilvl w:val="1"/>
+          <w:numId w:val="1071"/>
+        </w:numPr>
+        <w:pStyle w:val="Compact"/>
+      </w:pPr>
+      <w:r>
+        <w:t xml:space="preserve">(B)</w:t>
+      </w:r>
+      <w:r>
+        <w:t xml:space="preserve"> </w:t>
+      </w:r>
+      <w:r>
+        <w:t xml:space="preserve">暗中行賄</w:t>
+      </w:r>
+    </w:p>
+    <w:p>
+      <w:pPr>
+        <w:numPr>
+          <w:ilvl w:val="1"/>
+          <w:numId w:val="1071"/>
+        </w:numPr>
+        <w:pStyle w:val="Compact"/>
+      </w:pPr>
+      <w:r>
+        <w:t xml:space="preserve">(C)</w:t>
+      </w:r>
+      <w:r>
+        <w:t xml:space="preserve"> </w:t>
+      </w:r>
+      <w:r>
+        <w:t xml:space="preserve">知恩圖報</w:t>
+      </w:r>
+    </w:p>
+    <w:p>
+      <w:pPr>
+        <w:numPr>
+          <w:ilvl w:val="1"/>
+          <w:numId w:val="1071"/>
+        </w:numPr>
+        <w:pStyle w:val="Compact"/>
+      </w:pPr>
+      <w:r>
+        <w:t xml:space="preserve">(D)</w:t>
+      </w:r>
+      <w:r>
+        <w:t xml:space="preserve"> </w:t>
+      </w:r>
+      <w:r>
+        <w:t xml:space="preserve">徇私舞弊</w:t>
+      </w:r>
+    </w:p>
+    <w:p>
+      <w:pPr>
+        <w:numPr>
+          <w:ilvl w:val="0"/>
+          <w:numId w:val="1033"/>
+        </w:numPr>
+        <w:pStyle w:val="Compact"/>
+      </w:pPr>
+      <w:r>
+        <w:t xml:space="preserve">【第107課　楊震不受賄】「故人知君，君不知故人」句中的「故人」是指？</w:t>
+      </w:r>
+    </w:p>
+    <w:p>
+      <w:pPr>
+        <w:numPr>
+          <w:ilvl w:val="1"/>
+          <w:numId w:val="1072"/>
+        </w:numPr>
+        <w:pStyle w:val="Compact"/>
+      </w:pPr>
+      <w:r>
+        <w:t xml:space="preserve">(A)</w:t>
+      </w:r>
+      <w:r>
+        <w:t xml:space="preserve"> </w:t>
+      </w:r>
+      <w:r>
+        <w:t xml:space="preserve">楊震</w:t>
+      </w:r>
+    </w:p>
+    <w:p>
+      <w:pPr>
+        <w:numPr>
+          <w:ilvl w:val="1"/>
+          <w:numId w:val="1072"/>
+        </w:numPr>
+        <w:pStyle w:val="Compact"/>
+      </w:pPr>
+      <w:r>
+        <w:t xml:space="preserve">(B)</w:t>
+      </w:r>
+      <w:r>
+        <w:t xml:space="preserve"> </w:t>
+      </w:r>
+      <w:r>
+        <w:t xml:space="preserve">王密</w:t>
+      </w:r>
+    </w:p>
+    <w:p>
+      <w:pPr>
+        <w:numPr>
+          <w:ilvl w:val="1"/>
+          <w:numId w:val="1072"/>
+        </w:numPr>
+        <w:pStyle w:val="Compact"/>
+      </w:pPr>
+      <w:r>
+        <w:t xml:space="preserve">(C)</w:t>
+      </w:r>
+      <w:r>
+        <w:t xml:space="preserve"> </w:t>
+      </w:r>
+      <w:r>
+        <w:t xml:space="preserve">上天</w:t>
+      </w:r>
+    </w:p>
+    <w:p>
+      <w:pPr>
+        <w:numPr>
+          <w:ilvl w:val="1"/>
+          <w:numId w:val="1072"/>
+        </w:numPr>
+        <w:pStyle w:val="Compact"/>
+      </w:pPr>
+      <w:r>
+        <w:t xml:space="preserve">(D)</w:t>
+      </w:r>
+      <w:r>
+        <w:t xml:space="preserve"> </w:t>
+      </w:r>
+      <w:r>
+        <w:t xml:space="preserve">神明</w:t>
+      </w:r>
+    </w:p>
+    <w:p>
+      <w:pPr>
+        <w:numPr>
+          <w:ilvl w:val="0"/>
+          <w:numId w:val="1033"/>
+        </w:numPr>
+        <w:pStyle w:val="Compact"/>
+      </w:pPr>
+      <w:r>
+        <w:t xml:space="preserve">【第107課　楊震不受賄】下列哪一句最適合用來形容楊震的為人？</w:t>
+      </w:r>
+    </w:p>
+    <w:p>
+      <w:pPr>
+        <w:numPr>
+          <w:ilvl w:val="1"/>
+          <w:numId w:val="1073"/>
+        </w:numPr>
+        <w:pStyle w:val="Compact"/>
+      </w:pPr>
+      <w:r>
+        <w:t xml:space="preserve">(A)</w:t>
+      </w:r>
+      <w:r>
+        <w:t xml:space="preserve"> </w:t>
+      </w:r>
+      <w:r>
+        <w:t xml:space="preserve">安貧樂道，遠離塵囂</w:t>
+      </w:r>
+    </w:p>
+    <w:p>
+      <w:pPr>
+        <w:numPr>
+          <w:ilvl w:val="1"/>
+          <w:numId w:val="1073"/>
+        </w:numPr>
+        <w:pStyle w:val="Compact"/>
+      </w:pPr>
+      <w:r>
+        <w:t xml:space="preserve">(B)</w:t>
+      </w:r>
+      <w:r>
+        <w:t xml:space="preserve"> </w:t>
+      </w:r>
+      <w:r>
+        <w:t xml:space="preserve">見賢思齊，聞過則喜</w:t>
+      </w:r>
+    </w:p>
+    <w:p>
+      <w:pPr>
+        <w:numPr>
+          <w:ilvl w:val="1"/>
+          <w:numId w:val="1073"/>
+        </w:numPr>
+        <w:pStyle w:val="Compact"/>
+      </w:pPr>
+      <w:r>
+        <w:t xml:space="preserve">(C)</w:t>
+      </w:r>
+      <w:r>
+        <w:t xml:space="preserve"> </w:t>
+      </w:r>
+      <w:r>
+        <w:t xml:space="preserve">道貌岸然，文過飾非</w:t>
+      </w:r>
+    </w:p>
+    <w:p>
+      <w:pPr>
+        <w:numPr>
+          <w:ilvl w:val="1"/>
+          <w:numId w:val="1073"/>
+        </w:numPr>
+        <w:pStyle w:val="Compact"/>
+      </w:pPr>
+      <w:r>
+        <w:t xml:space="preserve">(D)</w:t>
+      </w:r>
+      <w:r>
+        <w:t xml:space="preserve"> </w:t>
+      </w:r>
+      <w:r>
+        <w:t xml:space="preserve">堅持操守，一介不取</w:t>
+      </w:r>
+    </w:p>
+    <w:p>
+      <w:pPr>
+        <w:numPr>
+          <w:ilvl w:val="0"/>
+          <w:numId w:val="1033"/>
+        </w:numPr>
+        <w:pStyle w:val="Compact"/>
+      </w:pPr>
+      <w:r>
+        <w:t xml:space="preserve">【第107課　楊震不受賄】楊震所舉薦的人是？</w:t>
+      </w:r>
+    </w:p>
+    <w:p>
+      <w:pPr>
+        <w:numPr>
+          <w:ilvl w:val="1"/>
+          <w:numId w:val="1074"/>
+        </w:numPr>
+        <w:pStyle w:val="Compact"/>
+      </w:pPr>
+      <w:r>
+        <w:t xml:space="preserve">(A)</w:t>
+      </w:r>
+      <w:r>
+        <w:t xml:space="preserve"> </w:t>
+      </w:r>
+      <w:r>
+        <w:t xml:space="preserve">荊州刺史</w:t>
+      </w:r>
+    </w:p>
+    <w:p>
+      <w:pPr>
+        <w:numPr>
+          <w:ilvl w:val="1"/>
+          <w:numId w:val="1074"/>
+        </w:numPr>
+        <w:pStyle w:val="Compact"/>
+      </w:pPr>
+      <w:r>
+        <w:t xml:space="preserve">(B)</w:t>
+      </w:r>
+      <w:r>
+        <w:t xml:space="preserve"> </w:t>
+      </w:r>
+      <w:r>
+        <w:t xml:space="preserve">昌邑百姓</w:t>
+      </w:r>
+    </w:p>
+    <w:p>
+      <w:pPr>
+        <w:numPr>
+          <w:ilvl w:val="1"/>
+          <w:numId w:val="1074"/>
+        </w:numPr>
+        <w:pStyle w:val="Compact"/>
+      </w:pPr>
+      <w:r>
+        <w:t xml:space="preserve">(C)</w:t>
+      </w:r>
+      <w:r>
+        <w:t xml:space="preserve"> </w:t>
+      </w:r>
+      <w:r>
+        <w:t xml:space="preserve">朝廷大臣</w:t>
+      </w:r>
+    </w:p>
+    <w:p>
+      <w:pPr>
+        <w:numPr>
+          <w:ilvl w:val="1"/>
+          <w:numId w:val="1074"/>
+        </w:numPr>
+        <w:pStyle w:val="Compact"/>
+      </w:pPr>
+      <w:r>
+        <w:t xml:space="preserve">(D)</w:t>
+      </w:r>
+      <w:r>
+        <w:t xml:space="preserve"> </w:t>
+      </w:r>
+      <w:r>
+        <w:t xml:space="preserve">王密</w:t>
+      </w:r>
+    </w:p>
+    <w:p>
+      <w:pPr>
+        <w:numPr>
+          <w:ilvl w:val="0"/>
+          <w:numId w:val="1033"/>
+        </w:numPr>
+        <w:pStyle w:val="Compact"/>
+      </w:pPr>
+      <w:r>
+        <w:t xml:space="preserve">【第107課　楊震不受賄】「天知，神知，我知，子知」，楊震想表達？</w:t>
+      </w:r>
+    </w:p>
+    <w:p>
+      <w:pPr>
+        <w:numPr>
+          <w:ilvl w:val="1"/>
+          <w:numId w:val="1075"/>
+        </w:numPr>
+        <w:pStyle w:val="Compact"/>
+      </w:pPr>
+      <w:r>
+        <w:t xml:space="preserve">(A)</w:t>
+      </w:r>
+      <w:r>
+        <w:t xml:space="preserve"> </w:t>
+      </w:r>
+      <w:r>
+        <w:t xml:space="preserve">夜裡不會有人發現</w:t>
+      </w:r>
+    </w:p>
+    <w:p>
+      <w:pPr>
+        <w:numPr>
+          <w:ilvl w:val="1"/>
+          <w:numId w:val="1075"/>
+        </w:numPr>
+        <w:pStyle w:val="Compact"/>
+      </w:pPr>
+      <w:r>
+        <w:t xml:space="preserve">(B)</w:t>
+      </w:r>
+      <w:r>
+        <w:t xml:space="preserve"> </w:t>
+      </w:r>
+      <w:r>
+        <w:t xml:space="preserve">不義之財無人不知，不可接受</w:t>
+      </w:r>
+    </w:p>
+    <w:p>
+      <w:pPr>
+        <w:numPr>
+          <w:ilvl w:val="1"/>
+          <w:numId w:val="1075"/>
+        </w:numPr>
+        <w:pStyle w:val="Compact"/>
+      </w:pPr>
+      <w:r>
+        <w:t xml:space="preserve">(C)</w:t>
+      </w:r>
+      <w:r>
+        <w:t xml:space="preserve"> </w:t>
+      </w:r>
+      <w:r>
+        <w:t xml:space="preserve">自己知道感謝王密</w:t>
+      </w:r>
+    </w:p>
+    <w:p>
+      <w:pPr>
+        <w:numPr>
+          <w:ilvl w:val="1"/>
+          <w:numId w:val="1075"/>
+        </w:numPr>
+        <w:pStyle w:val="Compact"/>
+      </w:pPr>
+      <w:r>
+        <w:t xml:space="preserve">(D)</w:t>
+      </w:r>
+      <w:r>
+        <w:t xml:space="preserve"> </w:t>
+      </w:r>
+      <w:r>
+        <w:t xml:space="preserve">上天會賜福給清廉的人</w:t>
+      </w:r>
+    </w:p>
+    <w:p>
+      <w:pPr>
+        <w:numPr>
+          <w:ilvl w:val="0"/>
+          <w:numId w:val="1033"/>
+        </w:numPr>
+        <w:pStyle w:val="Compact"/>
+      </w:pPr>
+      <w:r>
+        <w:t xml:space="preserve">【第108課　預浩造塔】「國朝以來木工，一人而已」的語氣是？</w:t>
+      </w:r>
+    </w:p>
+    <w:p>
+      <w:pPr>
+        <w:numPr>
+          <w:ilvl w:val="1"/>
+          <w:numId w:val="1076"/>
+        </w:numPr>
+        <w:pStyle w:val="Compact"/>
+      </w:pPr>
+      <w:r>
+        <w:t xml:space="preserve">(A)</w:t>
+      </w:r>
+      <w:r>
+        <w:t xml:space="preserve"> </w:t>
+      </w:r>
+      <w:r>
+        <w:t xml:space="preserve">調侃</w:t>
+      </w:r>
+    </w:p>
+    <w:p>
+      <w:pPr>
+        <w:numPr>
+          <w:ilvl w:val="1"/>
+          <w:numId w:val="1076"/>
+        </w:numPr>
+        <w:pStyle w:val="Compact"/>
+      </w:pPr>
+      <w:r>
+        <w:t xml:space="preserve">(B)</w:t>
+      </w:r>
+      <w:r>
+        <w:t xml:space="preserve"> </w:t>
+      </w:r>
+      <w:r>
+        <w:t xml:space="preserve">盛讚</w:t>
+      </w:r>
+    </w:p>
+    <w:p>
+      <w:pPr>
+        <w:numPr>
+          <w:ilvl w:val="1"/>
+          <w:numId w:val="1076"/>
+        </w:numPr>
+        <w:pStyle w:val="Compact"/>
+      </w:pPr>
+      <w:r>
+        <w:t xml:space="preserve">(C)</w:t>
+      </w:r>
+      <w:r>
+        <w:t xml:space="preserve"> </w:t>
+      </w:r>
+      <w:r>
         <w:t xml:space="preserve">諷刺</w:t>
       </w:r>
     </w:p>
@@ -6175,7 +9141,7 @@
       <w:pPr>
         <w:numPr>
           <w:ilvl w:val="1"/>
-          <w:numId w:val="1041"/>
+          <w:numId w:val="1076"/>
         </w:numPr>
         <w:pStyle w:val="Compact"/>
       </w:pPr>
@@ -6186,26 +9152,26 @@
         <w:t xml:space="preserve"> </w:t>
       </w:r>
       <w:r>
-        <w:t xml:space="preserve">勸告</w:t>
+        <w:t xml:space="preserve">不予置評</w:t>
       </w:r>
     </w:p>
     <w:p>
       <w:pPr>
         <w:numPr>
           <w:ilvl w:val="0"/>
-          <w:numId w:val="1024"/>
-        </w:numPr>
-        <w:pStyle w:val="Compact"/>
-      </w:pPr>
-      <w:r>
-        <w:t xml:space="preserve">【第103課　遠公講學】「高足之徒，皆肅然增敬」的「肅然」是？</w:t>
-      </w:r>
-    </w:p>
-    <w:p>
-      <w:pPr>
-        <w:numPr>
-          <w:ilvl w:val="1"/>
-          <w:numId w:val="1042"/>
+          <w:numId w:val="1033"/>
+        </w:numPr>
+        <w:pStyle w:val="Compact"/>
+      </w:pPr>
+      <w:r>
+        <w:t xml:space="preserve">【第108課　預浩造塔】本文主要在敘述？</w:t>
+      </w:r>
+    </w:p>
+    <w:p>
+      <w:pPr>
+        <w:numPr>
+          <w:ilvl w:val="1"/>
+          <w:numId w:val="1077"/>
         </w:numPr>
         <w:pStyle w:val="Compact"/>
       </w:pPr>
@@ -6216,14 +9182,14 @@
         <w:t xml:space="preserve"> </w:t>
       </w:r>
       <w:r>
-        <w:t xml:space="preserve">莊嚴恭敬的樣子</w:t>
-      </w:r>
-    </w:p>
-    <w:p>
-      <w:pPr>
-        <w:numPr>
-          <w:ilvl w:val="1"/>
-          <w:numId w:val="1042"/>
+        <w:t xml:space="preserve">開寶寺塔的宏偉</w:t>
+      </w:r>
+    </w:p>
+    <w:p>
+      <w:pPr>
+        <w:numPr>
+          <w:ilvl w:val="1"/>
+          <w:numId w:val="1077"/>
         </w:numPr>
         <w:pStyle w:val="Compact"/>
       </w:pPr>
@@ -6234,14 +9200,14 @@
         <w:t xml:space="preserve"> </w:t>
       </w:r>
       <w:r>
-        <w:t xml:space="preserve">嚴厲責備的樣子</w:t>
-      </w:r>
-    </w:p>
-    <w:p>
-      <w:pPr>
-        <w:numPr>
-          <w:ilvl w:val="1"/>
-          <w:numId w:val="1042"/>
+        <w:t xml:space="preserve">開寶寺塔是斜塔</w:t>
+      </w:r>
+    </w:p>
+    <w:p>
+      <w:pPr>
+        <w:numPr>
+          <w:ilvl w:val="1"/>
+          <w:numId w:val="1077"/>
         </w:numPr>
         <w:pStyle w:val="Compact"/>
       </w:pPr>
@@ -6252,14 +9218,14 @@
         <w:t xml:space="preserve"> </w:t>
       </w:r>
       <w:r>
-        <w:t xml:space="preserve">冷淡無情的樣子</w:t>
-      </w:r>
-    </w:p>
-    <w:p>
-      <w:pPr>
-        <w:numPr>
-          <w:ilvl w:val="1"/>
-          <w:numId w:val="1042"/>
+        <w:t xml:space="preserve">都料匠預浩高超的建築才能</w:t>
+      </w:r>
+    </w:p>
+    <w:p>
+      <w:pPr>
+        <w:numPr>
+          <w:ilvl w:val="1"/>
+          <w:numId w:val="1077"/>
         </w:numPr>
         <w:pStyle w:val="Compact"/>
       </w:pPr>
@@ -6270,26 +9236,26 @@
         <w:t xml:space="preserve"> </w:t>
       </w:r>
       <w:r>
-        <w:t xml:space="preserve">驚慌失措的樣子</w:t>
+        <w:t xml:space="preserve">都料匠預浩造塔過程非常艱辛</w:t>
       </w:r>
     </w:p>
     <w:p>
       <w:pPr>
         <w:numPr>
           <w:ilvl w:val="0"/>
-          <w:numId w:val="1024"/>
-        </w:numPr>
-        <w:pStyle w:val="Compact"/>
-      </w:pPr>
-      <w:r>
-        <w:t xml:space="preserve">【第104課　苛政猛於虎】本文的主旨是？</w:t>
-      </w:r>
-    </w:p>
-    <w:p>
-      <w:pPr>
-        <w:numPr>
-          <w:ilvl w:val="1"/>
-          <w:numId w:val="1043"/>
+          <w:numId w:val="1033"/>
+        </w:numPr>
+        <w:pStyle w:val="Compact"/>
+      </w:pPr>
+      <w:r>
+        <w:t xml:space="preserve">【第108課　預浩造塔】京師地平無山，多西北風，說明？</w:t>
+      </w:r>
+    </w:p>
+    <w:p>
+      <w:pPr>
+        <w:numPr>
+          <w:ilvl w:val="1"/>
+          <w:numId w:val="1078"/>
         </w:numPr>
         <w:pStyle w:val="Compact"/>
       </w:pPr>
@@ -6300,14 +9266,14 @@
         <w:t xml:space="preserve"> </w:t>
       </w:r>
       <w:r>
-        <w:t xml:space="preserve">因材施教</w:t>
-      </w:r>
-    </w:p>
-    <w:p>
-      <w:pPr>
-        <w:numPr>
-          <w:ilvl w:val="1"/>
-          <w:numId w:val="1043"/>
+        <w:t xml:space="preserve">地形、氣候對建築物的影響</w:t>
+      </w:r>
+    </w:p>
+    <w:p>
+      <w:pPr>
+        <w:numPr>
+          <w:ilvl w:val="1"/>
+          <w:numId w:val="1078"/>
         </w:numPr>
         <w:pStyle w:val="Compact"/>
       </w:pPr>
@@ -6318,14 +9284,14 @@
         <w:t xml:space="preserve"> </w:t>
       </w:r>
       <w:r>
-        <w:t xml:space="preserve">慎選環境</w:t>
-      </w:r>
-    </w:p>
-    <w:p>
-      <w:pPr>
-        <w:numPr>
-          <w:ilvl w:val="1"/>
-          <w:numId w:val="1043"/>
+        <w:t xml:space="preserve">風勢愈大塔愈穩</w:t>
+      </w:r>
+    </w:p>
+    <w:p>
+      <w:pPr>
+        <w:numPr>
+          <w:ilvl w:val="1"/>
+          <w:numId w:val="1078"/>
         </w:numPr>
         <w:pStyle w:val="Compact"/>
       </w:pPr>
@@ -6336,14 +9302,14 @@
         <w:t xml:space="preserve"> </w:t>
       </w:r>
       <w:r>
-        <w:t xml:space="preserve">苛政比老虎更可怕</w:t>
-      </w:r>
-    </w:p>
-    <w:p>
-      <w:pPr>
-        <w:numPr>
-          <w:ilvl w:val="1"/>
-          <w:numId w:val="1043"/>
+        <w:t xml:space="preserve">塔必須建在山上</w:t>
+      </w:r>
+    </w:p>
+    <w:p>
+      <w:pPr>
+        <w:numPr>
+          <w:ilvl w:val="1"/>
+          <w:numId w:val="1078"/>
         </w:numPr>
         <w:pStyle w:val="Compact"/>
       </w:pPr>
@@ -6354,26 +9320,26 @@
         <w:t xml:space="preserve"> </w:t>
       </w:r>
       <w:r>
-        <w:t xml:space="preserve">人心險惡更甚於老虎</w:t>
+        <w:t xml:space="preserve">北宋風沙嚴重</w:t>
       </w:r>
     </w:p>
     <w:p>
       <w:pPr>
         <w:numPr>
           <w:ilvl w:val="0"/>
-          <w:numId w:val="1024"/>
-        </w:numPr>
-        <w:pStyle w:val="Compact"/>
-      </w:pPr>
-      <w:r>
-        <w:t xml:space="preserve">【第104課　苛政猛於虎】文中死於虎口的是婦人的？</w:t>
-      </w:r>
-    </w:p>
-    <w:p>
-      <w:pPr>
-        <w:numPr>
-          <w:ilvl w:val="1"/>
-          <w:numId w:val="1044"/>
+          <w:numId w:val="1033"/>
+        </w:numPr>
+        <w:pStyle w:val="Compact"/>
+      </w:pPr>
+      <w:r>
+        <w:t xml:space="preserve">【第108課　預浩造塔】「都料匠」指的是？</w:t>
+      </w:r>
+    </w:p>
+    <w:p>
+      <w:pPr>
+        <w:numPr>
+          <w:ilvl w:val="1"/>
+          <w:numId w:val="1079"/>
         </w:numPr>
         <w:pStyle w:val="Compact"/>
       </w:pPr>
@@ -6384,14 +9350,14 @@
         <w:t xml:space="preserve"> </w:t>
       </w:r>
       <w:r>
-        <w:t xml:space="preserve">父親、哥哥和丈夫</w:t>
-      </w:r>
-    </w:p>
-    <w:p>
-      <w:pPr>
-        <w:numPr>
-          <w:ilvl w:val="1"/>
-          <w:numId w:val="1044"/>
+        <w:t xml:space="preserve">收稅的官員</w:t>
+      </w:r>
+    </w:p>
+    <w:p>
+      <w:pPr>
+        <w:numPr>
+          <w:ilvl w:val="1"/>
+          <w:numId w:val="1079"/>
         </w:numPr>
         <w:pStyle w:val="Compact"/>
       </w:pPr>
@@ -6402,14 +9368,14 @@
         <w:t xml:space="preserve"> </w:t>
       </w:r>
       <w:r>
-        <w:t xml:space="preserve">父親、丈夫和兒子</w:t>
-      </w:r>
-    </w:p>
-    <w:p>
-      <w:pPr>
-        <w:numPr>
-          <w:ilvl w:val="1"/>
-          <w:numId w:val="1044"/>
+        <w:t xml:space="preserve">京城的守衛</w:t>
+      </w:r>
+    </w:p>
+    <w:p>
+      <w:pPr>
+        <w:numPr>
+          <w:ilvl w:val="1"/>
+          <w:numId w:val="1079"/>
         </w:numPr>
         <w:pStyle w:val="Compact"/>
       </w:pPr>
@@ -6420,14 +9386,14 @@
         <w:t xml:space="preserve"> </w:t>
       </w:r>
       <w:r>
-        <w:t xml:space="preserve">公公、丈夫和兒子</w:t>
-      </w:r>
-    </w:p>
-    <w:p>
-      <w:pPr>
-        <w:numPr>
-          <w:ilvl w:val="1"/>
-          <w:numId w:val="1044"/>
+        <w:t xml:space="preserve">掌管設計及施工的土木工程總負責人</w:t>
+      </w:r>
+    </w:p>
+    <w:p>
+      <w:pPr>
+        <w:numPr>
+          <w:ilvl w:val="1"/>
+          <w:numId w:val="1079"/>
         </w:numPr>
         <w:pStyle w:val="Compact"/>
       </w:pPr>
@@ -6438,26 +9404,26 @@
         <w:t xml:space="preserve"> </w:t>
       </w:r>
       <w:r>
-        <w:t xml:space="preserve">丈夫、兒子和孫子</w:t>
+        <w:t xml:space="preserve">負責造塔的工人</w:t>
       </w:r>
     </w:p>
     <w:p>
       <w:pPr>
         <w:numPr>
           <w:ilvl w:val="0"/>
-          <w:numId w:val="1024"/>
-        </w:numPr>
-        <w:pStyle w:val="Compact"/>
-      </w:pPr>
-      <w:r>
-        <w:t xml:space="preserve">【第104課　苛政猛於虎】「子之哭也，壹似重有憂者」是形容這婦人？</w:t>
-      </w:r>
-    </w:p>
-    <w:p>
-      <w:pPr>
-        <w:numPr>
-          <w:ilvl w:val="1"/>
-          <w:numId w:val="1045"/>
+          <w:numId w:val="1033"/>
+        </w:numPr>
+        <w:pStyle w:val="Compact"/>
+      </w:pPr>
+      <w:r>
+        <w:t xml:space="preserve">【第108課　預浩造塔】預浩說塔會自己正的原因是？</w:t>
+      </w:r>
+    </w:p>
+    <w:p>
+      <w:pPr>
+        <w:numPr>
+          <w:ilvl w:val="1"/>
+          <w:numId w:val="1080"/>
         </w:numPr>
         <w:pStyle w:val="Compact"/>
       </w:pPr>
@@ -6468,14 +9434,14 @@
         <w:t xml:space="preserve"> </w:t>
       </w:r>
       <w:r>
-        <w:t xml:space="preserve">悲慘痛哭的樣子</w:t>
-      </w:r>
-    </w:p>
-    <w:p>
-      <w:pPr>
-        <w:numPr>
-          <w:ilvl w:val="1"/>
-          <w:numId w:val="1045"/>
+        <w:t xml:space="preserve">京師多西北風，會把塔吹正</w:t>
+      </w:r>
+    </w:p>
+    <w:p>
+      <w:pPr>
+        <w:numPr>
+          <w:ilvl w:val="1"/>
+          <w:numId w:val="1080"/>
         </w:numPr>
         <w:pStyle w:val="Compact"/>
       </w:pPr>
@@ -6486,14 +9452,14 @@
         <w:t xml:space="preserve"> </w:t>
       </w:r>
       <w:r>
-        <w:t xml:space="preserve">身染重病的樣子</w:t>
-      </w:r>
-    </w:p>
-    <w:p>
-      <w:pPr>
-        <w:numPr>
-          <w:ilvl w:val="1"/>
-          <w:numId w:val="1045"/>
+        <w:t xml:space="preserve">塔基會慢慢下沉</w:t>
+      </w:r>
+    </w:p>
+    <w:p>
+      <w:pPr>
+        <w:numPr>
+          <w:ilvl w:val="1"/>
+          <w:numId w:val="1080"/>
         </w:numPr>
         <w:pStyle w:val="Compact"/>
       </w:pPr>
@@ -6504,14 +9470,14 @@
         <w:t xml:space="preserve"> </w:t>
       </w:r>
       <w:r>
-        <w:t xml:space="preserve">心事重重的樣子</w:t>
-      </w:r>
-    </w:p>
-    <w:p>
-      <w:pPr>
-        <w:numPr>
-          <w:ilvl w:val="1"/>
-          <w:numId w:val="1045"/>
+        <w:t xml:space="preserve">地震會震正它</w:t>
+      </w:r>
+    </w:p>
+    <w:p>
+      <w:pPr>
+        <w:numPr>
+          <w:ilvl w:val="1"/>
+          <w:numId w:val="1080"/>
         </w:numPr>
         <w:pStyle w:val="Compact"/>
       </w:pPr>
@@ -6522,26 +9488,26 @@
         <w:t xml:space="preserve"> </w:t>
       </w:r>
       <w:r>
-        <w:t xml:space="preserve">啜哭無淚的樣子</w:t>
+        <w:t xml:space="preserve">工匠日後會修補</w:t>
       </w:r>
     </w:p>
     <w:p>
       <w:pPr>
         <w:numPr>
           <w:ilvl w:val="0"/>
-          <w:numId w:val="1024"/>
-        </w:numPr>
-        <w:pStyle w:val="Compact"/>
-      </w:pPr>
-      <w:r>
-        <w:t xml:space="preserve">【第104課　苛政猛於虎】夫子曰「小子識之」，是要晚輩記得什麼事？</w:t>
-      </w:r>
-    </w:p>
-    <w:p>
-      <w:pPr>
-        <w:numPr>
-          <w:ilvl w:val="1"/>
-          <w:numId w:val="1046"/>
+          <w:numId w:val="1033"/>
+        </w:numPr>
+        <w:pStyle w:val="Compact"/>
+      </w:pPr>
+      <w:r>
+        <w:t xml:space="preserve">【第109課　桃李不言】本文的主旨是？</w:t>
+      </w:r>
+    </w:p>
+    <w:p>
+      <w:pPr>
+        <w:numPr>
+          <w:ilvl w:val="1"/>
+          <w:numId w:val="1081"/>
         </w:numPr>
         <w:pStyle w:val="Compact"/>
       </w:pPr>
@@ -6552,14 +9518,14 @@
         <w:t xml:space="preserve"> </w:t>
       </w:r>
       <w:r>
-        <w:t xml:space="preserve">要挺身而出反抗暴政</w:t>
-      </w:r>
-    </w:p>
-    <w:p>
-      <w:pPr>
-        <w:numPr>
-          <w:ilvl w:val="1"/>
-          <w:numId w:val="1046"/>
+        <w:t xml:space="preserve">讚揚李將軍愛護百姓</w:t>
+      </w:r>
+    </w:p>
+    <w:p>
+      <w:pPr>
+        <w:numPr>
+          <w:ilvl w:val="1"/>
+          <w:numId w:val="1081"/>
         </w:numPr>
         <w:pStyle w:val="Compact"/>
       </w:pPr>
@@ -6570,14 +9536,14 @@
         <w:t xml:space="preserve"> </w:t>
       </w:r>
       <w:r>
-        <w:t xml:space="preserve">苛政比吃人的老虎更可怕</w:t>
-      </w:r>
-    </w:p>
-    <w:p>
-      <w:pPr>
-        <w:numPr>
-          <w:ilvl w:val="1"/>
-          <w:numId w:val="1046"/>
+        <w:t xml:space="preserve">讚美李將軍外形如桃李</w:t>
+      </w:r>
+    </w:p>
+    <w:p>
+      <w:pPr>
+        <w:numPr>
+          <w:ilvl w:val="1"/>
+          <w:numId w:val="1081"/>
         </w:numPr>
         <w:pStyle w:val="Compact"/>
       </w:pPr>
@@ -6588,14 +9554,14 @@
         <w:t xml:space="preserve"> </w:t>
       </w:r>
       <w:r>
-        <w:t xml:space="preserve">出門在外要提高警覺</w:t>
-      </w:r>
-    </w:p>
-    <w:p>
-      <w:pPr>
-        <w:numPr>
-          <w:ilvl w:val="1"/>
-          <w:numId w:val="1046"/>
+        <w:t xml:space="preserve">讚揚李廣忠厚篤實的人格，令人景仰</w:t>
+      </w:r>
+    </w:p>
+    <w:p>
+      <w:pPr>
+        <w:numPr>
+          <w:ilvl w:val="1"/>
+          <w:numId w:val="1081"/>
         </w:numPr>
         <w:pStyle w:val="Compact"/>
       </w:pPr>
@@ -6606,26 +9572,26 @@
         <w:t xml:space="preserve"> </w:t>
       </w:r>
       <w:r>
-        <w:t xml:space="preserve">一味逃避問題不去解決</w:t>
+        <w:t xml:space="preserve">感嘆李將軍人格偉大</w:t>
       </w:r>
     </w:p>
     <w:p>
       <w:pPr>
         <w:numPr>
           <w:ilvl w:val="0"/>
-          <w:numId w:val="1024"/>
-        </w:numPr>
-        <w:pStyle w:val="Compact"/>
-      </w:pPr>
-      <w:r>
-        <w:t xml:space="preserve">【第104課　苛政猛於虎】「壹似重有憂者」的「壹」意思是？</w:t>
-      </w:r>
-    </w:p>
-    <w:p>
-      <w:pPr>
-        <w:numPr>
-          <w:ilvl w:val="1"/>
-          <w:numId w:val="1047"/>
+          <w:numId w:val="1033"/>
+        </w:numPr>
+        <w:pStyle w:val="Compact"/>
+      </w:pPr>
+      <w:r>
+        <w:t xml:space="preserve">【第109課　桃李不言】「桃李不言，下自成蹊」說明了什麼道理？</w:t>
+      </w:r>
+    </w:p>
+    <w:p>
+      <w:pPr>
+        <w:numPr>
+          <w:ilvl w:val="1"/>
+          <w:numId w:val="1082"/>
         </w:numPr>
         <w:pStyle w:val="Compact"/>
       </w:pPr>
@@ -6636,14 +9602,14 @@
         <w:t xml:space="preserve"> </w:t>
       </w:r>
       <w:r>
-        <w:t xml:space="preserve">一次</w:t>
-      </w:r>
-    </w:p>
-    <w:p>
-      <w:pPr>
-        <w:numPr>
-          <w:ilvl w:val="1"/>
-          <w:numId w:val="1047"/>
+        <w:t xml:space="preserve">不善言辭的人常被忽略</w:t>
+      </w:r>
+    </w:p>
+    <w:p>
+      <w:pPr>
+        <w:numPr>
+          <w:ilvl w:val="1"/>
+          <w:numId w:val="1082"/>
         </w:numPr>
         <w:pStyle w:val="Compact"/>
       </w:pPr>
@@ -6654,14 +9620,14 @@
         <w:t xml:space="preserve"> </w:t>
       </w:r>
       <w:r>
-        <w:t xml:space="preserve">全部</w:t>
-      </w:r>
-    </w:p>
-    <w:p>
-      <w:pPr>
-        <w:numPr>
-          <w:ilvl w:val="1"/>
-          <w:numId w:val="1047"/>
+        <w:t xml:space="preserve">不喜歡說話的人朋友較少</w:t>
+      </w:r>
+    </w:p>
+    <w:p>
+      <w:pPr>
+        <w:numPr>
+          <w:ilvl w:val="1"/>
+          <w:numId w:val="1082"/>
         </w:numPr>
         <w:pStyle w:val="Compact"/>
       </w:pPr>
@@ -6672,14 +9638,14 @@
         <w:t xml:space="preserve"> </w:t>
       </w:r>
       <w:r>
-        <w:t xml:space="preserve">統一</w:t>
-      </w:r>
-    </w:p>
-    <w:p>
-      <w:pPr>
-        <w:numPr>
-          <w:ilvl w:val="1"/>
-          <w:numId w:val="1047"/>
+        <w:t xml:space="preserve">只要努力付出，一定有豐碩成果</w:t>
+      </w:r>
+    </w:p>
+    <w:p>
+      <w:pPr>
+        <w:numPr>
+          <w:ilvl w:val="1"/>
+          <w:numId w:val="1082"/>
         </w:numPr>
         <w:pStyle w:val="Compact"/>
       </w:pPr>
@@ -6690,26 +9656,26 @@
         <w:t xml:space="preserve"> </w:t>
       </w:r>
       <w:r>
-        <w:t xml:space="preserve">實在、的確</w:t>
+        <w:t xml:space="preserve">為人真誠篤實，自然能感召人</w:t>
       </w:r>
     </w:p>
     <w:p>
       <w:pPr>
         <w:numPr>
           <w:ilvl w:val="0"/>
-          <w:numId w:val="1024"/>
-        </w:numPr>
-        <w:pStyle w:val="Compact"/>
-      </w:pPr>
-      <w:r>
-        <w:t xml:space="preserve">【第104課　苛政猛於虎】「何為不去也」的「去」意思是？</w:t>
-      </w:r>
-    </w:p>
-    <w:p>
-      <w:pPr>
-        <w:numPr>
-          <w:ilvl w:val="1"/>
-          <w:numId w:val="1048"/>
+          <w:numId w:val="1033"/>
+        </w:numPr>
+        <w:pStyle w:val="Compact"/>
+      </w:pPr>
+      <w:r>
+        <w:t xml:space="preserve">【第109課　桃李不言】根據《史記》，李將軍的外形是？</w:t>
+      </w:r>
+    </w:p>
+    <w:p>
+      <w:pPr>
+        <w:numPr>
+          <w:ilvl w:val="1"/>
+          <w:numId w:val="1083"/>
         </w:numPr>
         <w:pStyle w:val="Compact"/>
       </w:pPr>
@@ -6720,14 +9686,14 @@
         <w:t xml:space="preserve"> </w:t>
       </w:r>
       <w:r>
-        <w:t xml:space="preserve">前往</w:t>
-      </w:r>
-    </w:p>
-    <w:p>
-      <w:pPr>
-        <w:numPr>
-          <w:ilvl w:val="1"/>
-          <w:numId w:val="1048"/>
+        <w:t xml:space="preserve">貌不驚人</w:t>
+      </w:r>
+    </w:p>
+    <w:p>
+      <w:pPr>
+        <w:numPr>
+          <w:ilvl w:val="1"/>
+          <w:numId w:val="1083"/>
         </w:numPr>
         <w:pStyle w:val="Compact"/>
       </w:pPr>
@@ -6738,14 +9704,14 @@
         <w:t xml:space="preserve"> </w:t>
       </w:r>
       <w:r>
-        <w:t xml:space="preserve">除去</w:t>
-      </w:r>
-    </w:p>
-    <w:p>
-      <w:pPr>
-        <w:numPr>
-          <w:ilvl w:val="1"/>
-          <w:numId w:val="1048"/>
+        <w:t xml:space="preserve">相貌堂堂</w:t>
+      </w:r>
+    </w:p>
+    <w:p>
+      <w:pPr>
+        <w:numPr>
+          <w:ilvl w:val="1"/>
+          <w:numId w:val="1083"/>
         </w:numPr>
         <w:pStyle w:val="Compact"/>
       </w:pPr>
@@ -6756,14 +9722,14 @@
         <w:t xml:space="preserve"> </w:t>
       </w:r>
       <w:r>
-        <w:t xml:space="preserve">離開</w:t>
-      </w:r>
-    </w:p>
-    <w:p>
-      <w:pPr>
-        <w:numPr>
-          <w:ilvl w:val="1"/>
-          <w:numId w:val="1048"/>
+        <w:t xml:space="preserve">玉樹臨風</w:t>
+      </w:r>
+    </w:p>
+    <w:p>
+      <w:pPr>
+        <w:numPr>
+          <w:ilvl w:val="1"/>
+          <w:numId w:val="1083"/>
         </w:numPr>
         <w:pStyle w:val="Compact"/>
       </w:pPr>
@@ -6774,26 +9740,26 @@
         <w:t xml:space="preserve"> </w:t>
       </w:r>
       <w:r>
-        <w:t xml:space="preserve">過去</w:t>
+        <w:t xml:space="preserve">虎背熊腰</w:t>
       </w:r>
     </w:p>
     <w:p>
       <w:pPr>
         <w:numPr>
           <w:ilvl w:val="0"/>
-          <w:numId w:val="1024"/>
-        </w:numPr>
-        <w:pStyle w:val="Compact"/>
-      </w:pPr>
-      <w:r>
-        <w:t xml:space="preserve">【第105課　畫蛇添足】本文中舍人畫蛇是為了？</w:t>
-      </w:r>
-    </w:p>
-    <w:p>
-      <w:pPr>
-        <w:numPr>
-          <w:ilvl w:val="1"/>
-          <w:numId w:val="1049"/>
+          <w:numId w:val="1033"/>
+        </w:numPr>
+        <w:pStyle w:val="Compact"/>
+      </w:pPr>
+      <w:r>
+        <w:t xml:space="preserve">【第109課　桃李不言】「口不能道辭」的意思是？</w:t>
+      </w:r>
+    </w:p>
+    <w:p>
+      <w:pPr>
+        <w:numPr>
+          <w:ilvl w:val="1"/>
+          <w:numId w:val="1084"/>
         </w:numPr>
         <w:pStyle w:val="Compact"/>
       </w:pPr>
@@ -6804,14 +9770,14 @@
         <w:t xml:space="preserve"> </w:t>
       </w:r>
       <w:r>
-        <w:t xml:space="preserve">決定誰先喝酒</w:t>
-      </w:r>
-    </w:p>
-    <w:p>
-      <w:pPr>
-        <w:numPr>
-          <w:ilvl w:val="1"/>
-          <w:numId w:val="1049"/>
+        <w:t xml:space="preserve">啞巴</w:t>
+      </w:r>
+    </w:p>
+    <w:p>
+      <w:pPr>
+        <w:numPr>
+          <w:ilvl w:val="1"/>
+          <w:numId w:val="1084"/>
         </w:numPr>
         <w:pStyle w:val="Compact"/>
       </w:pPr>
@@ -6822,14 +9788,14 @@
         <w:t xml:space="preserve"> </w:t>
       </w:r>
       <w:r>
-        <w:t xml:space="preserve">決定誰可獨飲一壺酒</w:t>
-      </w:r>
-    </w:p>
-    <w:p>
-      <w:pPr>
-        <w:numPr>
-          <w:ilvl w:val="1"/>
-          <w:numId w:val="1049"/>
+        <w:t xml:space="preserve">說起話來結結巴巴</w:t>
+      </w:r>
+    </w:p>
+    <w:p>
+      <w:pPr>
+        <w:numPr>
+          <w:ilvl w:val="1"/>
+          <w:numId w:val="1084"/>
         </w:numPr>
         <w:pStyle w:val="Compact"/>
       </w:pPr>
@@ -6840,14 +9806,14 @@
         <w:t xml:space="preserve"> </w:t>
       </w:r>
       <w:r>
-        <w:t xml:space="preserve">決定誰多喝一點</w:t>
-      </w:r>
-    </w:p>
-    <w:p>
-      <w:pPr>
-        <w:numPr>
-          <w:ilvl w:val="1"/>
-          <w:numId w:val="1049"/>
+        <w:t xml:space="preserve">不善言辭</w:t>
+      </w:r>
+    </w:p>
+    <w:p>
+      <w:pPr>
+        <w:numPr>
+          <w:ilvl w:val="1"/>
+          <w:numId w:val="1084"/>
         </w:numPr>
         <w:pStyle w:val="Compact"/>
       </w:pPr>
@@ -6858,26 +9824,26 @@
         <w:t xml:space="preserve"> </w:t>
       </w:r>
       <w:r>
-        <w:t xml:space="preserve">決定誰擔任祠者</w:t>
+        <w:t xml:space="preserve">書讀得不夠多</w:t>
       </w:r>
     </w:p>
     <w:p>
       <w:pPr>
         <w:numPr>
           <w:ilvl w:val="0"/>
-          <w:numId w:val="1024"/>
-        </w:numPr>
-        <w:pStyle w:val="Compact"/>
-      </w:pPr>
-      <w:r>
-        <w:t xml:space="preserve">【第105課　畫蛇添足】「畫蛇添足」後人用來比喻？</w:t>
-      </w:r>
-    </w:p>
-    <w:p>
-      <w:pPr>
-        <w:numPr>
-          <w:ilvl w:val="1"/>
-          <w:numId w:val="1050"/>
+          <w:numId w:val="1033"/>
+        </w:numPr>
+        <w:pStyle w:val="Compact"/>
+      </w:pPr>
+      <w:r>
+        <w:t xml:space="preserve">【第109課　桃李不言】「悛悛如鄙人」是形容李將軍？</w:t>
+      </w:r>
+    </w:p>
+    <w:p>
+      <w:pPr>
+        <w:numPr>
+          <w:ilvl w:val="1"/>
+          <w:numId w:val="1085"/>
         </w:numPr>
         <w:pStyle w:val="Compact"/>
       </w:pPr>
@@ -6888,14 +9854,14 @@
         <w:t xml:space="preserve"> </w:t>
       </w:r>
       <w:r>
-        <w:t xml:space="preserve">自成一家</w:t>
-      </w:r>
-    </w:p>
-    <w:p>
-      <w:pPr>
-        <w:numPr>
-          <w:ilvl w:val="1"/>
-          <w:numId w:val="1050"/>
+        <w:t xml:space="preserve">性情暴躁</w:t>
+      </w:r>
+    </w:p>
+    <w:p>
+      <w:pPr>
+        <w:numPr>
+          <w:ilvl w:val="1"/>
+          <w:numId w:val="1085"/>
         </w:numPr>
         <w:pStyle w:val="Compact"/>
       </w:pPr>
@@ -6906,14 +9872,14 @@
         <w:t xml:space="preserve"> </w:t>
       </w:r>
       <w:r>
-        <w:t xml:space="preserve">心願得到滿足</w:t>
-      </w:r>
-    </w:p>
-    <w:p>
-      <w:pPr>
-        <w:numPr>
-          <w:ilvl w:val="1"/>
-          <w:numId w:val="1050"/>
+        <w:t xml:space="preserve">誠懇敦厚而質樸</w:t>
+      </w:r>
+    </w:p>
+    <w:p>
+      <w:pPr>
+        <w:numPr>
+          <w:ilvl w:val="1"/>
+          <w:numId w:val="1085"/>
         </w:numPr>
         <w:pStyle w:val="Compact"/>
       </w:pPr>
@@ -6924,14 +9890,14 @@
         <w:t xml:space="preserve"> </w:t>
       </w:r>
       <w:r>
-        <w:t xml:space="preserve">多此一舉，結果徒勞無功</w:t>
-      </w:r>
-    </w:p>
-    <w:p>
-      <w:pPr>
-        <w:numPr>
-          <w:ilvl w:val="1"/>
-          <w:numId w:val="1050"/>
+        <w:t xml:space="preserve">不屑與人交談</w:t>
+      </w:r>
+    </w:p>
+    <w:p>
+      <w:pPr>
+        <w:numPr>
+          <w:ilvl w:val="1"/>
+          <w:numId w:val="1085"/>
         </w:numPr>
         <w:pStyle w:val="Compact"/>
       </w:pPr>
@@ -6942,26 +9908,26 @@
         <w:t xml:space="preserve"> </w:t>
       </w:r>
       <w:r>
-        <w:t xml:space="preserve">在最關鍵之處加上一筆</w:t>
+        <w:t xml:space="preserve">喜歡誇耀</w:t>
       </w:r>
     </w:p>
     <w:p>
       <w:pPr>
         <w:numPr>
           <w:ilvl w:val="0"/>
-          <w:numId w:val="1024"/>
-        </w:numPr>
-        <w:pStyle w:val="Compact"/>
-      </w:pPr>
-      <w:r>
-        <w:t xml:space="preserve">【第105課　畫蛇添足】本文中，最後喝到酒的是？</w:t>
-      </w:r>
-    </w:p>
-    <w:p>
-      <w:pPr>
-        <w:numPr>
-          <w:ilvl w:val="1"/>
-          <w:numId w:val="1051"/>
+          <w:numId w:val="1033"/>
+        </w:numPr>
+        <w:pStyle w:val="Compact"/>
+      </w:pPr>
+      <w:r>
+        <w:t xml:space="preserve">【第109課　桃李不言】「桃李不言，下自成蹊」的「蹊」是？</w:t>
+      </w:r>
+    </w:p>
+    <w:p>
+      <w:pPr>
+        <w:numPr>
+          <w:ilvl w:val="1"/>
+          <w:numId w:val="1086"/>
         </w:numPr>
         <w:pStyle w:val="Compact"/>
       </w:pPr>
@@ -6972,14 +9938,14 @@
         <w:t xml:space="preserve"> </w:t>
       </w:r>
       <w:r>
-        <w:t xml:space="preserve">第一個畫好蛇的人</w:t>
-      </w:r>
-    </w:p>
-    <w:p>
-      <w:pPr>
-        <w:numPr>
-          <w:ilvl w:val="1"/>
-          <w:numId w:val="1051"/>
+        <w:t xml:space="preserve">果實</w:t>
+      </w:r>
+    </w:p>
+    <w:p>
+      <w:pPr>
+        <w:numPr>
+          <w:ilvl w:val="1"/>
+          <w:numId w:val="1086"/>
         </w:numPr>
         <w:pStyle w:val="Compact"/>
       </w:pPr>
@@ -6990,14 +9956,14 @@
         <w:t xml:space="preserve"> </w:t>
       </w:r>
       <w:r>
-        <w:t xml:space="preserve">第二個畫好蛇的人</w:t>
-      </w:r>
-    </w:p>
-    <w:p>
-      <w:pPr>
-        <w:numPr>
-          <w:ilvl w:val="1"/>
-          <w:numId w:val="1051"/>
+        <w:t xml:space="preserve">花朵</w:t>
+      </w:r>
+    </w:p>
+    <w:p>
+      <w:pPr>
+        <w:numPr>
+          <w:ilvl w:val="1"/>
+          <w:numId w:val="1086"/>
         </w:numPr>
         <w:pStyle w:val="Compact"/>
       </w:pPr>
@@ -7008,14 +9974,14 @@
         <w:t xml:space="preserve"> </w:t>
       </w:r>
       <w:r>
-        <w:t xml:space="preserve">大家都喝到了酒</w:t>
-      </w:r>
-    </w:p>
-    <w:p>
-      <w:pPr>
-        <w:numPr>
-          <w:ilvl w:val="1"/>
-          <w:numId w:val="1051"/>
+        <w:t xml:space="preserve">樹蔭</w:t>
+      </w:r>
+    </w:p>
+    <w:p>
+      <w:pPr>
+        <w:numPr>
+          <w:ilvl w:val="1"/>
+          <w:numId w:val="1086"/>
         </w:numPr>
         <w:pStyle w:val="Compact"/>
       </w:pPr>
@@ -7026,26 +9992,26 @@
         <w:t xml:space="preserve"> </w:t>
       </w:r>
       <w:r>
-        <w:t xml:space="preserve">大家都沒有喝到酒</w:t>
+        <w:t xml:space="preserve">小路</w:t>
       </w:r>
     </w:p>
     <w:p>
       <w:pPr>
         <w:numPr>
           <w:ilvl w:val="0"/>
-          <w:numId w:val="1024"/>
-        </w:numPr>
-        <w:pStyle w:val="Compact"/>
-      </w:pPr>
-      <w:r>
-        <w:t xml:space="preserve">【第105課　畫蛇添足】本來得到酒的人，為何又失去了酒？</w:t>
-      </w:r>
-    </w:p>
-    <w:p>
-      <w:pPr>
-        <w:numPr>
-          <w:ilvl w:val="1"/>
-          <w:numId w:val="1052"/>
+          <w:numId w:val="1033"/>
+        </w:numPr>
+        <w:pStyle w:val="Compact"/>
+      </w:pPr>
+      <w:r>
+        <w:t xml:space="preserve">【第110課　朝三暮四】狙公「恐眾狙之不馴於己也」是在擔心？</w:t>
+      </w:r>
+    </w:p>
+    <w:p>
+      <w:pPr>
+        <w:numPr>
+          <w:ilvl w:val="1"/>
+          <w:numId w:val="1087"/>
         </w:numPr>
         <w:pStyle w:val="Compact"/>
       </w:pPr>
@@ -7056,14 +10022,14 @@
         <w:t xml:space="preserve"> </w:t>
       </w:r>
       <w:r>
-        <w:t xml:space="preserve">畫得比別人慢</w:t>
-      </w:r>
-    </w:p>
-    <w:p>
-      <w:pPr>
-        <w:numPr>
-          <w:ilvl w:val="1"/>
-          <w:numId w:val="1052"/>
+        <w:t xml:space="preserve">猴子不順從</w:t>
+      </w:r>
+    </w:p>
+    <w:p>
+      <w:pPr>
+        <w:numPr>
+          <w:ilvl w:val="1"/>
+          <w:numId w:val="1087"/>
         </w:numPr>
         <w:pStyle w:val="Compact"/>
       </w:pPr>
@@ -7074,14 +10040,14 @@
         <w:t xml:space="preserve"> </w:t>
       </w:r>
       <w:r>
-        <w:t xml:space="preserve">忘記替蛇畫上了腳</w:t>
-      </w:r>
-    </w:p>
-    <w:p>
-      <w:pPr>
-        <w:numPr>
-          <w:ilvl w:val="1"/>
-          <w:numId w:val="1052"/>
+        <w:t xml:space="preserve">減少食糧</w:t>
+      </w:r>
+    </w:p>
+    <w:p>
+      <w:pPr>
+        <w:numPr>
+          <w:ilvl w:val="1"/>
+          <w:numId w:val="1087"/>
         </w:numPr>
         <w:pStyle w:val="Compact"/>
       </w:pPr>
@@ -7092,14 +10058,14 @@
         <w:t xml:space="preserve"> </w:t>
       </w:r>
       <w:r>
-        <w:t xml:space="preserve">畫蛇太專注，被別人奪走了酒</w:t>
-      </w:r>
-    </w:p>
-    <w:p>
-      <w:pPr>
-        <w:numPr>
-          <w:ilvl w:val="1"/>
-          <w:numId w:val="1052"/>
+        <w:t xml:space="preserve">改吃香蕉</w:t>
+      </w:r>
+    </w:p>
+    <w:p>
+      <w:pPr>
+        <w:numPr>
+          <w:ilvl w:val="1"/>
+          <w:numId w:val="1087"/>
         </w:numPr>
         <w:pStyle w:val="Compact"/>
       </w:pPr>
@@ -7110,26 +10076,26 @@
         <w:t xml:space="preserve"> </w:t>
       </w:r>
       <w:r>
-        <w:t xml:space="preserve">想替蛇畫上腳，結果所畫的已經不是蛇了</w:t>
+        <w:t xml:space="preserve">增加飼養</w:t>
       </w:r>
     </w:p>
     <w:p>
       <w:pPr>
         <w:numPr>
           <w:ilvl w:val="0"/>
-          <w:numId w:val="1024"/>
-        </w:numPr>
-        <w:pStyle w:val="Compact"/>
-      </w:pPr>
-      <w:r>
-        <w:t xml:space="preserve">【第105課　畫蛇添足】「蛇固無足」的「固」意思是？</w:t>
-      </w:r>
-    </w:p>
-    <w:p>
-      <w:pPr>
-        <w:numPr>
-          <w:ilvl w:val="1"/>
-          <w:numId w:val="1053"/>
+          <w:numId w:val="1033"/>
+        </w:numPr>
+        <w:pStyle w:val="Compact"/>
+      </w:pPr>
+      <w:r>
+        <w:t xml:space="preserve">【第110課　朝三暮四】本文的寓意是？</w:t>
+      </w:r>
+    </w:p>
+    <w:p>
+      <w:pPr>
+        <w:numPr>
+          <w:ilvl w:val="1"/>
+          <w:numId w:val="1088"/>
         </w:numPr>
         <w:pStyle w:val="Compact"/>
       </w:pPr>
@@ -7140,14 +10106,14 @@
         <w:t xml:space="preserve"> </w:t>
       </w:r>
       <w:r>
-        <w:t xml:space="preserve">堅固</w:t>
-      </w:r>
-    </w:p>
-    <w:p>
-      <w:pPr>
-        <w:numPr>
-          <w:ilvl w:val="1"/>
-          <w:numId w:val="1053"/>
+        <w:t xml:space="preserve">飼養動物不能半途而廢</w:t>
+      </w:r>
+    </w:p>
+    <w:p>
+      <w:pPr>
+        <w:numPr>
+          <w:ilvl w:val="1"/>
+          <w:numId w:val="1088"/>
         </w:numPr>
         <w:pStyle w:val="Compact"/>
       </w:pPr>
@@ -7158,14 +10124,14 @@
         <w:t xml:space="preserve"> </w:t>
       </w:r>
       <w:r>
-        <w:t xml:space="preserve">本來</w:t>
-      </w:r>
-    </w:p>
-    <w:p>
-      <w:pPr>
-        <w:numPr>
-          <w:ilvl w:val="1"/>
-          <w:numId w:val="1053"/>
+        <w:t xml:space="preserve">貪圖眼前的利益常有後患</w:t>
+      </w:r>
+    </w:p>
+    <w:p>
+      <w:pPr>
+        <w:numPr>
+          <w:ilvl w:val="1"/>
+          <w:numId w:val="1088"/>
         </w:numPr>
         <w:pStyle w:val="Compact"/>
       </w:pPr>
@@ -7176,14 +10142,14 @@
         <w:t xml:space="preserve"> </w:t>
       </w:r>
       <w:r>
-        <w:t xml:space="preserve">堅決地</w:t>
-      </w:r>
-    </w:p>
-    <w:p>
-      <w:pPr>
-        <w:numPr>
-          <w:ilvl w:val="1"/>
-          <w:numId w:val="1053"/>
+        <w:t xml:space="preserve">對牛彈琴</w:t>
+      </w:r>
+    </w:p>
+    <w:p>
+      <w:pPr>
+        <w:numPr>
+          <w:ilvl w:val="1"/>
+          <w:numId w:val="1088"/>
         </w:numPr>
         <w:pStyle w:val="Compact"/>
       </w:pPr>
@@ -7194,26 +10160,26 @@
         <w:t xml:space="preserve"> </w:t>
       </w:r>
       <w:r>
-        <w:t xml:space="preserve">鞏固</w:t>
+        <w:t xml:space="preserve">看事情要重實際，不要被形式迷惑</w:t>
       </w:r>
     </w:p>
     <w:p>
       <w:pPr>
         <w:numPr>
           <w:ilvl w:val="0"/>
-          <w:numId w:val="1024"/>
-        </w:numPr>
-        <w:pStyle w:val="Compact"/>
-      </w:pPr>
-      <w:r>
-        <w:t xml:space="preserve">【第105課　畫蛇添足】「卮」指的是？</w:t>
-      </w:r>
-    </w:p>
-    <w:p>
-      <w:pPr>
-        <w:numPr>
-          <w:ilvl w:val="1"/>
-          <w:numId w:val="1054"/>
+          <w:numId w:val="1033"/>
+        </w:numPr>
+        <w:pStyle w:val="Compact"/>
+      </w:pPr>
+      <w:r>
+        <w:t xml:space="preserve">【第110課　朝三暮四】「朝三暮四」用來比喻？</w:t>
+      </w:r>
+    </w:p>
+    <w:p>
+      <w:pPr>
+        <w:numPr>
+          <w:ilvl w:val="1"/>
+          <w:numId w:val="1089"/>
         </w:numPr>
         <w:pStyle w:val="Compact"/>
       </w:pPr>
@@ -7224,14 +10190,14 @@
         <w:t xml:space="preserve"> </w:t>
       </w:r>
       <w:r>
-        <w:t xml:space="preserve">古代盛酒的器具</w:t>
-      </w:r>
-    </w:p>
-    <w:p>
-      <w:pPr>
-        <w:numPr>
-          <w:ilvl w:val="1"/>
-          <w:numId w:val="1054"/>
+        <w:t xml:space="preserve">陷入絕境</w:t>
+      </w:r>
+    </w:p>
+    <w:p>
+      <w:pPr>
+        <w:numPr>
+          <w:ilvl w:val="1"/>
+          <w:numId w:val="1089"/>
         </w:numPr>
         <w:pStyle w:val="Compact"/>
       </w:pPr>
@@ -7242,14 +10208,14 @@
         <w:t xml:space="preserve"> </w:t>
       </w:r>
       <w:r>
-        <w:t xml:space="preserve">祭祀用的蛇</w:t>
-      </w:r>
-    </w:p>
-    <w:p>
-      <w:pPr>
-        <w:numPr>
-          <w:ilvl w:val="1"/>
-          <w:numId w:val="1054"/>
+        <w:t xml:space="preserve">心意不定、反覆無常</w:t>
+      </w:r>
+    </w:p>
+    <w:p>
+      <w:pPr>
+        <w:numPr>
+          <w:ilvl w:val="1"/>
+          <w:numId w:val="1089"/>
         </w:numPr>
         <w:pStyle w:val="Compact"/>
       </w:pPr>
@@ -7260,14 +10226,14 @@
         <w:t xml:space="preserve"> </w:t>
       </w:r>
       <w:r>
-        <w:t xml:space="preserve">畫蛇的筆</w:t>
-      </w:r>
-    </w:p>
-    <w:p>
-      <w:pPr>
-        <w:numPr>
-          <w:ilvl w:val="1"/>
-          <w:numId w:val="1054"/>
+        <w:t xml:space="preserve">鉤心鬥角</w:t>
+      </w:r>
+    </w:p>
+    <w:p>
+      <w:pPr>
+        <w:numPr>
+          <w:ilvl w:val="1"/>
+          <w:numId w:val="1089"/>
         </w:numPr>
         <w:pStyle w:val="Compact"/>
       </w:pPr>
@@ -7278,26 +10244,26 @@
         <w:t xml:space="preserve"> </w:t>
       </w:r>
       <w:r>
-        <w:t xml:space="preserve">楚國的官名</w:t>
+        <w:t xml:space="preserve">騎虎難下</w:t>
       </w:r>
     </w:p>
     <w:p>
       <w:pPr>
         <w:numPr>
           <w:ilvl w:val="0"/>
-          <w:numId w:val="1024"/>
-        </w:numPr>
-        <w:pStyle w:val="Compact"/>
-      </w:pPr>
-      <w:r>
-        <w:t xml:space="preserve">【第106課　高山流水】鍾子期善於？</w:t>
-      </w:r>
-    </w:p>
-    <w:p>
-      <w:pPr>
-        <w:numPr>
-          <w:ilvl w:val="1"/>
-          <w:numId w:val="1055"/>
+          <w:numId w:val="1033"/>
+        </w:numPr>
+        <w:pStyle w:val="Compact"/>
+      </w:pPr>
+      <w:r>
+        <w:t xml:space="preserve">【第110課　朝三暮四】狙公給猴子的糧食，由朝三暮四改為朝四暮三，差別是？</w:t>
+      </w:r>
+    </w:p>
+    <w:p>
+      <w:pPr>
+        <w:numPr>
+          <w:ilvl w:val="1"/>
+          <w:numId w:val="1090"/>
         </w:numPr>
         <w:pStyle w:val="Compact"/>
       </w:pPr>
@@ -7308,14 +10274,14 @@
         <w:t xml:space="preserve"> </w:t>
       </w:r>
       <w:r>
-        <w:t xml:space="preserve">彈琴</w:t>
-      </w:r>
-    </w:p>
-    <w:p>
-      <w:pPr>
-        <w:numPr>
-          <w:ilvl w:val="1"/>
-          <w:numId w:val="1055"/>
+        <w:t xml:space="preserve">數量變多了</w:t>
+      </w:r>
+    </w:p>
+    <w:p>
+      <w:pPr>
+        <w:numPr>
+          <w:ilvl w:val="1"/>
+          <w:numId w:val="1090"/>
         </w:numPr>
         <w:pStyle w:val="Compact"/>
       </w:pPr>
@@ -7326,14 +10292,14 @@
         <w:t xml:space="preserve"> </w:t>
       </w:r>
       <w:r>
-        <w:t xml:space="preserve">譜曲</w:t>
-      </w:r>
-    </w:p>
-    <w:p>
-      <w:pPr>
-        <w:numPr>
-          <w:ilvl w:val="1"/>
-          <w:numId w:val="1055"/>
+        <w:t xml:space="preserve">數量變少了</w:t>
+      </w:r>
+    </w:p>
+    <w:p>
+      <w:pPr>
+        <w:numPr>
+          <w:ilvl w:val="1"/>
+          <w:numId w:val="1090"/>
         </w:numPr>
         <w:pStyle w:val="Compact"/>
       </w:pPr>
@@ -7344,14 +10310,14 @@
         <w:t xml:space="preserve"> </w:t>
       </w:r>
       <w:r>
-        <w:t xml:space="preserve">用琴音表達伯牙的情思</w:t>
-      </w:r>
-    </w:p>
-    <w:p>
-      <w:pPr>
-        <w:numPr>
-          <w:ilvl w:val="1"/>
-          <w:numId w:val="1055"/>
+        <w:t xml:space="preserve">數量不變，沒有差別</w:t>
+      </w:r>
+    </w:p>
+    <w:p>
+      <w:pPr>
+        <w:numPr>
+          <w:ilvl w:val="1"/>
+          <w:numId w:val="1090"/>
         </w:numPr>
         <w:pStyle w:val="Compact"/>
       </w:pPr>
@@ -7362,26 +10328,26 @@
         <w:t xml:space="preserve"> </w:t>
       </w:r>
       <w:r>
-        <w:t xml:space="preserve">聽出伯牙琴音裡要表達的心意</w:t>
+        <w:t xml:space="preserve">數量不變，次數變多</w:t>
       </w:r>
     </w:p>
     <w:p>
       <w:pPr>
         <w:numPr>
           <w:ilvl w:val="0"/>
-          <w:numId w:val="1024"/>
-        </w:numPr>
-        <w:pStyle w:val="Compact"/>
-      </w:pPr>
-      <w:r>
-        <w:t xml:space="preserve">【第106課　高山流水】「知音」的意思是？</w:t>
-      </w:r>
-    </w:p>
-    <w:p>
-      <w:pPr>
-        <w:numPr>
-          <w:ilvl w:val="1"/>
-          <w:numId w:val="1056"/>
+          <w:numId w:val="1033"/>
+        </w:numPr>
+        <w:pStyle w:val="Compact"/>
+      </w:pPr>
+      <w:r>
+        <w:t xml:space="preserve">【第110課　朝三暮四】「恐眾狙之不馴於己也」的「馴」意思是？</w:t>
+      </w:r>
+    </w:p>
+    <w:p>
+      <w:pPr>
+        <w:numPr>
+          <w:ilvl w:val="1"/>
+          <w:numId w:val="1091"/>
         </w:numPr>
         <w:pStyle w:val="Compact"/>
       </w:pPr>
@@ -7392,14 +10358,14 @@
         <w:t xml:space="preserve"> </w:t>
       </w:r>
       <w:r>
-        <w:t xml:space="preserve">精通樂理的人</w:t>
-      </w:r>
-    </w:p>
-    <w:p>
-      <w:pPr>
-        <w:numPr>
-          <w:ilvl w:val="1"/>
-          <w:numId w:val="1056"/>
+        <w:t xml:space="preserve">順從</w:t>
+      </w:r>
+    </w:p>
+    <w:p>
+      <w:pPr>
+        <w:numPr>
+          <w:ilvl w:val="1"/>
+          <w:numId w:val="1091"/>
         </w:numPr>
         <w:pStyle w:val="Compact"/>
       </w:pPr>
@@ -7410,14 +10376,14 @@
         <w:t xml:space="preserve"> </w:t>
       </w:r>
       <w:r>
-        <w:t xml:space="preserve">不會違背自己意思的朋友</w:t>
-      </w:r>
-    </w:p>
-    <w:p>
-      <w:pPr>
-        <w:numPr>
-          <w:ilvl w:val="1"/>
-          <w:numId w:val="1056"/>
+        <w:t xml:space="preserve">勇猛</w:t>
+      </w:r>
+    </w:p>
+    <w:p>
+      <w:pPr>
+        <w:numPr>
+          <w:ilvl w:val="1"/>
+          <w:numId w:val="1091"/>
         </w:numPr>
         <w:pStyle w:val="Compact"/>
       </w:pPr>
@@ -7428,14 +10394,14 @@
         <w:t xml:space="preserve"> </w:t>
       </w:r>
       <w:r>
-        <w:t xml:space="preserve">心靈相契合、相知甚深的朋友</w:t>
-      </w:r>
-    </w:p>
-    <w:p>
-      <w:pPr>
-        <w:numPr>
-          <w:ilvl w:val="1"/>
-          <w:numId w:val="1056"/>
+        <w:t xml:space="preserve">飢餓</w:t>
+      </w:r>
+    </w:p>
+    <w:p>
+      <w:pPr>
+        <w:numPr>
+          <w:ilvl w:val="1"/>
+          <w:numId w:val="1091"/>
         </w:numPr>
         <w:pStyle w:val="Compact"/>
       </w:pPr>
@@ -7446,26 +10412,26 @@
         <w:t xml:space="preserve"> </w:t>
       </w:r>
       <w:r>
-        <w:t xml:space="preserve">共患難的朋友</w:t>
+        <w:t xml:space="preserve">訓練</w:t>
       </w:r>
     </w:p>
     <w:p>
       <w:pPr>
         <w:numPr>
           <w:ilvl w:val="0"/>
-          <w:numId w:val="1024"/>
-        </w:numPr>
-        <w:pStyle w:val="Compact"/>
-      </w:pPr>
-      <w:r>
-        <w:t xml:space="preserve">【第106課　高山流水】伯牙為什麼破琴絕弦？</w:t>
-      </w:r>
-    </w:p>
-    <w:p>
-      <w:pPr>
-        <w:numPr>
-          <w:ilvl w:val="1"/>
-          <w:numId w:val="1057"/>
+          <w:numId w:val="1033"/>
+        </w:numPr>
+        <w:pStyle w:val="Compact"/>
+      </w:pPr>
+      <w:r>
+        <w:t xml:space="preserve">【第110課　朝三暮四】眾狙先怒後喜，原因是？</w:t>
+      </w:r>
+    </w:p>
+    <w:p>
+      <w:pPr>
+        <w:numPr>
+          <w:ilvl w:val="1"/>
+          <w:numId w:val="1092"/>
         </w:numPr>
         <w:pStyle w:val="Compact"/>
       </w:pPr>
@@ -7476,14 +10442,14 @@
         <w:t xml:space="preserve"> </w:t>
       </w:r>
       <w:r>
-        <w:t xml:space="preserve">琴不夠好</w:t>
-      </w:r>
-    </w:p>
-    <w:p>
-      <w:pPr>
-        <w:numPr>
-          <w:ilvl w:val="1"/>
-          <w:numId w:val="1057"/>
+        <w:t xml:space="preserve">糧食增加了</w:t>
+      </w:r>
+    </w:p>
+    <w:p>
+      <w:pPr>
+        <w:numPr>
+          <w:ilvl w:val="1"/>
+          <w:numId w:val="1092"/>
         </w:numPr>
         <w:pStyle w:val="Compact"/>
       </w:pPr>
@@ -7494,14 +10460,14 @@
         <w:t xml:space="preserve"> </w:t>
       </w:r>
       <w:r>
-        <w:t xml:space="preserve">認為自己彈得沒有鍾子期好</w:t>
-      </w:r>
-    </w:p>
-    <w:p>
-      <w:pPr>
-        <w:numPr>
-          <w:ilvl w:val="1"/>
-          <w:numId w:val="1057"/>
+        <w:t xml:space="preserve">猴子換了主人</w:t>
+      </w:r>
+    </w:p>
+    <w:p>
+      <w:pPr>
+        <w:numPr>
+          <w:ilvl w:val="1"/>
+          <w:numId w:val="1092"/>
         </w:numPr>
         <w:pStyle w:val="Compact"/>
       </w:pPr>
@@ -7512,2190 +10478,6 @@
         <w:t xml:space="preserve"> </w:t>
       </w:r>
       <w:r>
-        <w:t xml:space="preserve">能欣賞他的朋友鍾子期已過世</w:t>
-      </w:r>
-    </w:p>
-    <w:p>
-      <w:pPr>
-        <w:numPr>
-          <w:ilvl w:val="1"/>
-          <w:numId w:val="1057"/>
-        </w:numPr>
-        <w:pStyle w:val="Compact"/>
-      </w:pPr>
-      <w:r>
-        <w:t xml:space="preserve">(D)</w:t>
-      </w:r>
-      <w:r>
-        <w:t xml:space="preserve"> </w:t>
-      </w:r>
-      <w:r>
-        <w:t xml:space="preserve">認為自己琴藝已是天下第一</w:t>
-      </w:r>
-    </w:p>
-    <w:p>
-      <w:pPr>
-        <w:numPr>
-          <w:ilvl w:val="0"/>
-          <w:numId w:val="1024"/>
-        </w:numPr>
-        <w:pStyle w:val="Compact"/>
-      </w:pPr>
-      <w:r>
-        <w:t xml:space="preserve">【第106課　高山流水】後人用「高山流水」形容樂曲高妙，並引申出什麼意思？</w:t>
-      </w:r>
-    </w:p>
-    <w:p>
-      <w:pPr>
-        <w:numPr>
-          <w:ilvl w:val="1"/>
-          <w:numId w:val="1058"/>
-        </w:numPr>
-        <w:pStyle w:val="Compact"/>
-      </w:pPr>
-      <w:r>
-        <w:t xml:space="preserve">(A)</w:t>
-      </w:r>
-      <w:r>
-        <w:t xml:space="preserve"> </w:t>
-      </w:r>
-      <w:r>
-        <w:t xml:space="preserve">自然美景</w:t>
-      </w:r>
-    </w:p>
-    <w:p>
-      <w:pPr>
-        <w:numPr>
-          <w:ilvl w:val="1"/>
-          <w:numId w:val="1058"/>
-        </w:numPr>
-        <w:pStyle w:val="Compact"/>
-      </w:pPr>
-      <w:r>
-        <w:t xml:space="preserve">(B)</w:t>
-      </w:r>
-      <w:r>
-        <w:t xml:space="preserve"> </w:t>
-      </w:r>
-      <w:r>
-        <w:t xml:space="preserve">知音難遇</w:t>
-      </w:r>
-    </w:p>
-    <w:p>
-      <w:pPr>
-        <w:numPr>
-          <w:ilvl w:val="1"/>
-          <w:numId w:val="1058"/>
-        </w:numPr>
-        <w:pStyle w:val="Compact"/>
-      </w:pPr>
-      <w:r>
-        <w:t xml:space="preserve">(C)</w:t>
-      </w:r>
-      <w:r>
-        <w:t xml:space="preserve"> </w:t>
-      </w:r>
-      <w:r>
-        <w:t xml:space="preserve">泛泛之交</w:t>
-      </w:r>
-    </w:p>
-    <w:p>
-      <w:pPr>
-        <w:numPr>
-          <w:ilvl w:val="1"/>
-          <w:numId w:val="1058"/>
-        </w:numPr>
-        <w:pStyle w:val="Compact"/>
-      </w:pPr>
-      <w:r>
-        <w:t xml:space="preserve">(D)</w:t>
-      </w:r>
-      <w:r>
-        <w:t xml:space="preserve"> </w:t>
-      </w:r>
-      <w:r>
-        <w:t xml:space="preserve">手足情深</w:t>
-      </w:r>
-    </w:p>
-    <w:p>
-      <w:pPr>
-        <w:numPr>
-          <w:ilvl w:val="0"/>
-          <w:numId w:val="1024"/>
-        </w:numPr>
-        <w:pStyle w:val="Compact"/>
-      </w:pPr>
-      <w:r>
-        <w:t xml:space="preserve">【第106課　高山流水】「少選之間」的「少選」意思是？</w:t>
-      </w:r>
-    </w:p>
-    <w:p>
-      <w:pPr>
-        <w:numPr>
-          <w:ilvl w:val="1"/>
-          <w:numId w:val="1059"/>
-        </w:numPr>
-        <w:pStyle w:val="Compact"/>
-      </w:pPr>
-      <w:r>
-        <w:t xml:space="preserve">(A)</w:t>
-      </w:r>
-      <w:r>
-        <w:t xml:space="preserve"> </w:t>
-      </w:r>
-      <w:r>
-        <w:t xml:space="preserve">年輕人</w:t>
-      </w:r>
-    </w:p>
-    <w:p>
-      <w:pPr>
-        <w:numPr>
-          <w:ilvl w:val="1"/>
-          <w:numId w:val="1059"/>
-        </w:numPr>
-        <w:pStyle w:val="Compact"/>
-      </w:pPr>
-      <w:r>
-        <w:t xml:space="preserve">(B)</w:t>
-      </w:r>
-      <w:r>
-        <w:t xml:space="preserve"> </w:t>
-      </w:r>
-      <w:r>
-        <w:t xml:space="preserve">少量選擇</w:t>
-      </w:r>
-    </w:p>
-    <w:p>
-      <w:pPr>
-        <w:numPr>
-          <w:ilvl w:val="1"/>
-          <w:numId w:val="1059"/>
-        </w:numPr>
-        <w:pStyle w:val="Compact"/>
-      </w:pPr>
-      <w:r>
-        <w:t xml:space="preserve">(C)</w:t>
-      </w:r>
-      <w:r>
-        <w:t xml:space="preserve"> </w:t>
-      </w:r>
-      <w:r>
-        <w:t xml:space="preserve">一會兒</w:t>
-      </w:r>
-    </w:p>
-    <w:p>
-      <w:pPr>
-        <w:numPr>
-          <w:ilvl w:val="1"/>
-          <w:numId w:val="1059"/>
-        </w:numPr>
-        <w:pStyle w:val="Compact"/>
-      </w:pPr>
-      <w:r>
-        <w:t xml:space="preserve">(D)</w:t>
-      </w:r>
-      <w:r>
-        <w:t xml:space="preserve"> </w:t>
-      </w:r>
-      <w:r>
-        <w:t xml:space="preserve">選拔人才</w:t>
-      </w:r>
-    </w:p>
-    <w:p>
-      <w:pPr>
-        <w:numPr>
-          <w:ilvl w:val="0"/>
-          <w:numId w:val="1024"/>
-        </w:numPr>
-        <w:pStyle w:val="Compact"/>
-      </w:pPr>
-      <w:r>
-        <w:t xml:space="preserve">【第106課　高山流水】鍾子期稱讚琴音「巍巍乎若太山」，是因為伯牙心中所想的是？</w:t>
-      </w:r>
-    </w:p>
-    <w:p>
-      <w:pPr>
-        <w:numPr>
-          <w:ilvl w:val="1"/>
-          <w:numId w:val="1060"/>
-        </w:numPr>
-        <w:pStyle w:val="Compact"/>
-      </w:pPr>
-      <w:r>
-        <w:t xml:space="preserve">(A)</w:t>
-      </w:r>
-      <w:r>
-        <w:t xml:space="preserve"> </w:t>
-      </w:r>
-      <w:r>
-        <w:t xml:space="preserve">高山</w:t>
-      </w:r>
-    </w:p>
-    <w:p>
-      <w:pPr>
-        <w:numPr>
-          <w:ilvl w:val="1"/>
-          <w:numId w:val="1060"/>
-        </w:numPr>
-        <w:pStyle w:val="Compact"/>
-      </w:pPr>
-      <w:r>
-        <w:t xml:space="preserve">(B)</w:t>
-      </w:r>
-      <w:r>
-        <w:t xml:space="preserve"> </w:t>
-      </w:r>
-      <w:r>
-        <w:t xml:space="preserve">流水</w:t>
-      </w:r>
-    </w:p>
-    <w:p>
-      <w:pPr>
-        <w:numPr>
-          <w:ilvl w:val="1"/>
-          <w:numId w:val="1060"/>
-        </w:numPr>
-        <w:pStyle w:val="Compact"/>
-      </w:pPr>
-      <w:r>
-        <w:t xml:space="preserve">(C)</w:t>
-      </w:r>
-      <w:r>
-        <w:t xml:space="preserve"> </w:t>
-      </w:r>
-      <w:r>
-        <w:t xml:space="preserve">明月</w:t>
-      </w:r>
-    </w:p>
-    <w:p>
-      <w:pPr>
-        <w:numPr>
-          <w:ilvl w:val="1"/>
-          <w:numId w:val="1060"/>
-        </w:numPr>
-        <w:pStyle w:val="Compact"/>
-      </w:pPr>
-      <w:r>
-        <w:t xml:space="preserve">(D)</w:t>
-      </w:r>
-      <w:r>
-        <w:t xml:space="preserve"> </w:t>
-      </w:r>
-      <w:r>
-        <w:t xml:space="preserve">松風</w:t>
-      </w:r>
-    </w:p>
-    <w:p>
-      <w:pPr>
-        <w:numPr>
-          <w:ilvl w:val="0"/>
-          <w:numId w:val="1024"/>
-        </w:numPr>
-        <w:pStyle w:val="Compact"/>
-      </w:pPr>
-      <w:r>
-        <w:t xml:space="preserve">【第107課　楊震不受賄】王密為何懷金贈楊震？</w:t>
-      </w:r>
-    </w:p>
-    <w:p>
-      <w:pPr>
-        <w:numPr>
-          <w:ilvl w:val="1"/>
-          <w:numId w:val="1061"/>
-        </w:numPr>
-        <w:pStyle w:val="Compact"/>
-      </w:pPr>
-      <w:r>
-        <w:t xml:space="preserve">(A)</w:t>
-      </w:r>
-      <w:r>
-        <w:t xml:space="preserve"> </w:t>
-      </w:r>
-      <w:r>
-        <w:t xml:space="preserve">希望楊震讓他考取秀才</w:t>
-      </w:r>
-    </w:p>
-    <w:p>
-      <w:pPr>
-        <w:numPr>
-          <w:ilvl w:val="1"/>
-          <w:numId w:val="1061"/>
-        </w:numPr>
-        <w:pStyle w:val="Compact"/>
-      </w:pPr>
-      <w:r>
-        <w:t xml:space="preserve">(B)</w:t>
-      </w:r>
-      <w:r>
-        <w:t xml:space="preserve"> </w:t>
-      </w:r>
-      <w:r>
-        <w:t xml:space="preserve">希望楊震推薦他為秀才</w:t>
-      </w:r>
-    </w:p>
-    <w:p>
-      <w:pPr>
-        <w:numPr>
-          <w:ilvl w:val="1"/>
-          <w:numId w:val="1061"/>
-        </w:numPr>
-        <w:pStyle w:val="Compact"/>
-      </w:pPr>
-      <w:r>
-        <w:t xml:space="preserve">(C)</w:t>
-      </w:r>
-      <w:r>
-        <w:t xml:space="preserve"> </w:t>
-      </w:r>
-      <w:r>
-        <w:t xml:space="preserve">感謝楊震薦舉他為秀才</w:t>
-      </w:r>
-    </w:p>
-    <w:p>
-      <w:pPr>
-        <w:numPr>
-          <w:ilvl w:val="1"/>
-          <w:numId w:val="1061"/>
-        </w:numPr>
-        <w:pStyle w:val="Compact"/>
-      </w:pPr>
-      <w:r>
-        <w:t xml:space="preserve">(D)</w:t>
-      </w:r>
-      <w:r>
-        <w:t xml:space="preserve"> </w:t>
-      </w:r>
-      <w:r>
-        <w:t xml:space="preserve">請楊震收買他</w:t>
-      </w:r>
-    </w:p>
-    <w:p>
-      <w:pPr>
-        <w:numPr>
-          <w:ilvl w:val="0"/>
-          <w:numId w:val="1024"/>
-        </w:numPr>
-        <w:pStyle w:val="Compact"/>
-      </w:pPr>
-      <w:r>
-        <w:t xml:space="preserve">【第107課　楊震不受賄】「暮夜懷金」後人用來比喻？</w:t>
-      </w:r>
-    </w:p>
-    <w:p>
-      <w:pPr>
-        <w:numPr>
-          <w:ilvl w:val="1"/>
-          <w:numId w:val="1062"/>
-        </w:numPr>
-        <w:pStyle w:val="Compact"/>
-      </w:pPr>
-      <w:r>
-        <w:t xml:space="preserve">(A)</w:t>
-      </w:r>
-      <w:r>
-        <w:t xml:space="preserve"> </w:t>
-      </w:r>
-      <w:r>
-        <w:t xml:space="preserve">中飽私囊</w:t>
-      </w:r>
-    </w:p>
-    <w:p>
-      <w:pPr>
-        <w:numPr>
-          <w:ilvl w:val="1"/>
-          <w:numId w:val="1062"/>
-        </w:numPr>
-        <w:pStyle w:val="Compact"/>
-      </w:pPr>
-      <w:r>
-        <w:t xml:space="preserve">(B)</w:t>
-      </w:r>
-      <w:r>
-        <w:t xml:space="preserve"> </w:t>
-      </w:r>
-      <w:r>
-        <w:t xml:space="preserve">暗中行賄</w:t>
-      </w:r>
-    </w:p>
-    <w:p>
-      <w:pPr>
-        <w:numPr>
-          <w:ilvl w:val="1"/>
-          <w:numId w:val="1062"/>
-        </w:numPr>
-        <w:pStyle w:val="Compact"/>
-      </w:pPr>
-      <w:r>
-        <w:t xml:space="preserve">(C)</w:t>
-      </w:r>
-      <w:r>
-        <w:t xml:space="preserve"> </w:t>
-      </w:r>
-      <w:r>
-        <w:t xml:space="preserve">知恩圖報</w:t>
-      </w:r>
-    </w:p>
-    <w:p>
-      <w:pPr>
-        <w:numPr>
-          <w:ilvl w:val="1"/>
-          <w:numId w:val="1062"/>
-        </w:numPr>
-        <w:pStyle w:val="Compact"/>
-      </w:pPr>
-      <w:r>
-        <w:t xml:space="preserve">(D)</w:t>
-      </w:r>
-      <w:r>
-        <w:t xml:space="preserve"> </w:t>
-      </w:r>
-      <w:r>
-        <w:t xml:space="preserve">徇私舞弊</w:t>
-      </w:r>
-    </w:p>
-    <w:p>
-      <w:pPr>
-        <w:numPr>
-          <w:ilvl w:val="0"/>
-          <w:numId w:val="1024"/>
-        </w:numPr>
-        <w:pStyle w:val="Compact"/>
-      </w:pPr>
-      <w:r>
-        <w:t xml:space="preserve">【第107課　楊震不受賄】「故人知君，君不知故人」句中的「故人」是指？</w:t>
-      </w:r>
-    </w:p>
-    <w:p>
-      <w:pPr>
-        <w:numPr>
-          <w:ilvl w:val="1"/>
-          <w:numId w:val="1063"/>
-        </w:numPr>
-        <w:pStyle w:val="Compact"/>
-      </w:pPr>
-      <w:r>
-        <w:t xml:space="preserve">(A)</w:t>
-      </w:r>
-      <w:r>
-        <w:t xml:space="preserve"> </w:t>
-      </w:r>
-      <w:r>
-        <w:t xml:space="preserve">楊震</w:t>
-      </w:r>
-    </w:p>
-    <w:p>
-      <w:pPr>
-        <w:numPr>
-          <w:ilvl w:val="1"/>
-          <w:numId w:val="1063"/>
-        </w:numPr>
-        <w:pStyle w:val="Compact"/>
-      </w:pPr>
-      <w:r>
-        <w:t xml:space="preserve">(B)</w:t>
-      </w:r>
-      <w:r>
-        <w:t xml:space="preserve"> </w:t>
-      </w:r>
-      <w:r>
-        <w:t xml:space="preserve">王密</w:t>
-      </w:r>
-    </w:p>
-    <w:p>
-      <w:pPr>
-        <w:numPr>
-          <w:ilvl w:val="1"/>
-          <w:numId w:val="1063"/>
-        </w:numPr>
-        <w:pStyle w:val="Compact"/>
-      </w:pPr>
-      <w:r>
-        <w:t xml:space="preserve">(C)</w:t>
-      </w:r>
-      <w:r>
-        <w:t xml:space="preserve"> </w:t>
-      </w:r>
-      <w:r>
-        <w:t xml:space="preserve">上天</w:t>
-      </w:r>
-    </w:p>
-    <w:p>
-      <w:pPr>
-        <w:numPr>
-          <w:ilvl w:val="1"/>
-          <w:numId w:val="1063"/>
-        </w:numPr>
-        <w:pStyle w:val="Compact"/>
-      </w:pPr>
-      <w:r>
-        <w:t xml:space="preserve">(D)</w:t>
-      </w:r>
-      <w:r>
-        <w:t xml:space="preserve"> </w:t>
-      </w:r>
-      <w:r>
-        <w:t xml:space="preserve">神明</w:t>
-      </w:r>
-    </w:p>
-    <w:p>
-      <w:pPr>
-        <w:numPr>
-          <w:ilvl w:val="0"/>
-          <w:numId w:val="1024"/>
-        </w:numPr>
-        <w:pStyle w:val="Compact"/>
-      </w:pPr>
-      <w:r>
-        <w:t xml:space="preserve">【第107課　楊震不受賄】下列哪一句最適合用來形容楊震的為人？</w:t>
-      </w:r>
-    </w:p>
-    <w:p>
-      <w:pPr>
-        <w:numPr>
-          <w:ilvl w:val="1"/>
-          <w:numId w:val="1064"/>
-        </w:numPr>
-        <w:pStyle w:val="Compact"/>
-      </w:pPr>
-      <w:r>
-        <w:t xml:space="preserve">(A)</w:t>
-      </w:r>
-      <w:r>
-        <w:t xml:space="preserve"> </w:t>
-      </w:r>
-      <w:r>
-        <w:t xml:space="preserve">安貧樂道，遠離塵囂</w:t>
-      </w:r>
-    </w:p>
-    <w:p>
-      <w:pPr>
-        <w:numPr>
-          <w:ilvl w:val="1"/>
-          <w:numId w:val="1064"/>
-        </w:numPr>
-        <w:pStyle w:val="Compact"/>
-      </w:pPr>
-      <w:r>
-        <w:t xml:space="preserve">(B)</w:t>
-      </w:r>
-      <w:r>
-        <w:t xml:space="preserve"> </w:t>
-      </w:r>
-      <w:r>
-        <w:t xml:space="preserve">見賢思齊，聞過則喜</w:t>
-      </w:r>
-    </w:p>
-    <w:p>
-      <w:pPr>
-        <w:numPr>
-          <w:ilvl w:val="1"/>
-          <w:numId w:val="1064"/>
-        </w:numPr>
-        <w:pStyle w:val="Compact"/>
-      </w:pPr>
-      <w:r>
-        <w:t xml:space="preserve">(C)</w:t>
-      </w:r>
-      <w:r>
-        <w:t xml:space="preserve"> </w:t>
-      </w:r>
-      <w:r>
-        <w:t xml:space="preserve">道貌岸然，文過飾非</w:t>
-      </w:r>
-    </w:p>
-    <w:p>
-      <w:pPr>
-        <w:numPr>
-          <w:ilvl w:val="1"/>
-          <w:numId w:val="1064"/>
-        </w:numPr>
-        <w:pStyle w:val="Compact"/>
-      </w:pPr>
-      <w:r>
-        <w:t xml:space="preserve">(D)</w:t>
-      </w:r>
-      <w:r>
-        <w:t xml:space="preserve"> </w:t>
-      </w:r>
-      <w:r>
-        <w:t xml:space="preserve">堅持操守，一介不取</w:t>
-      </w:r>
-    </w:p>
-    <w:p>
-      <w:pPr>
-        <w:numPr>
-          <w:ilvl w:val="0"/>
-          <w:numId w:val="1024"/>
-        </w:numPr>
-        <w:pStyle w:val="Compact"/>
-      </w:pPr>
-      <w:r>
-        <w:t xml:space="preserve">【第107課　楊震不受賄】楊震所舉薦的人是？</w:t>
-      </w:r>
-    </w:p>
-    <w:p>
-      <w:pPr>
-        <w:numPr>
-          <w:ilvl w:val="1"/>
-          <w:numId w:val="1065"/>
-        </w:numPr>
-        <w:pStyle w:val="Compact"/>
-      </w:pPr>
-      <w:r>
-        <w:t xml:space="preserve">(A)</w:t>
-      </w:r>
-      <w:r>
-        <w:t xml:space="preserve"> </w:t>
-      </w:r>
-      <w:r>
-        <w:t xml:space="preserve">荊州刺史</w:t>
-      </w:r>
-    </w:p>
-    <w:p>
-      <w:pPr>
-        <w:numPr>
-          <w:ilvl w:val="1"/>
-          <w:numId w:val="1065"/>
-        </w:numPr>
-        <w:pStyle w:val="Compact"/>
-      </w:pPr>
-      <w:r>
-        <w:t xml:space="preserve">(B)</w:t>
-      </w:r>
-      <w:r>
-        <w:t xml:space="preserve"> </w:t>
-      </w:r>
-      <w:r>
-        <w:t xml:space="preserve">昌邑百姓</w:t>
-      </w:r>
-    </w:p>
-    <w:p>
-      <w:pPr>
-        <w:numPr>
-          <w:ilvl w:val="1"/>
-          <w:numId w:val="1065"/>
-        </w:numPr>
-        <w:pStyle w:val="Compact"/>
-      </w:pPr>
-      <w:r>
-        <w:t xml:space="preserve">(C)</w:t>
-      </w:r>
-      <w:r>
-        <w:t xml:space="preserve"> </w:t>
-      </w:r>
-      <w:r>
-        <w:t xml:space="preserve">朝廷大臣</w:t>
-      </w:r>
-    </w:p>
-    <w:p>
-      <w:pPr>
-        <w:numPr>
-          <w:ilvl w:val="1"/>
-          <w:numId w:val="1065"/>
-        </w:numPr>
-        <w:pStyle w:val="Compact"/>
-      </w:pPr>
-      <w:r>
-        <w:t xml:space="preserve">(D)</w:t>
-      </w:r>
-      <w:r>
-        <w:t xml:space="preserve"> </w:t>
-      </w:r>
-      <w:r>
-        <w:t xml:space="preserve">王密</w:t>
-      </w:r>
-    </w:p>
-    <w:p>
-      <w:pPr>
-        <w:numPr>
-          <w:ilvl w:val="0"/>
-          <w:numId w:val="1024"/>
-        </w:numPr>
-        <w:pStyle w:val="Compact"/>
-      </w:pPr>
-      <w:r>
-        <w:t xml:space="preserve">【第107課　楊震不受賄】「天知，神知，我知，子知」，楊震想表達？</w:t>
-      </w:r>
-    </w:p>
-    <w:p>
-      <w:pPr>
-        <w:numPr>
-          <w:ilvl w:val="1"/>
-          <w:numId w:val="1066"/>
-        </w:numPr>
-        <w:pStyle w:val="Compact"/>
-      </w:pPr>
-      <w:r>
-        <w:t xml:space="preserve">(A)</w:t>
-      </w:r>
-      <w:r>
-        <w:t xml:space="preserve"> </w:t>
-      </w:r>
-      <w:r>
-        <w:t xml:space="preserve">夜裡不會有人發現</w:t>
-      </w:r>
-    </w:p>
-    <w:p>
-      <w:pPr>
-        <w:numPr>
-          <w:ilvl w:val="1"/>
-          <w:numId w:val="1066"/>
-        </w:numPr>
-        <w:pStyle w:val="Compact"/>
-      </w:pPr>
-      <w:r>
-        <w:t xml:space="preserve">(B)</w:t>
-      </w:r>
-      <w:r>
-        <w:t xml:space="preserve"> </w:t>
-      </w:r>
-      <w:r>
-        <w:t xml:space="preserve">不義之財無人不知，不可接受</w:t>
-      </w:r>
-    </w:p>
-    <w:p>
-      <w:pPr>
-        <w:numPr>
-          <w:ilvl w:val="1"/>
-          <w:numId w:val="1066"/>
-        </w:numPr>
-        <w:pStyle w:val="Compact"/>
-      </w:pPr>
-      <w:r>
-        <w:t xml:space="preserve">(C)</w:t>
-      </w:r>
-      <w:r>
-        <w:t xml:space="preserve"> </w:t>
-      </w:r>
-      <w:r>
-        <w:t xml:space="preserve">自己知道感謝王密</w:t>
-      </w:r>
-    </w:p>
-    <w:p>
-      <w:pPr>
-        <w:numPr>
-          <w:ilvl w:val="1"/>
-          <w:numId w:val="1066"/>
-        </w:numPr>
-        <w:pStyle w:val="Compact"/>
-      </w:pPr>
-      <w:r>
-        <w:t xml:space="preserve">(D)</w:t>
-      </w:r>
-      <w:r>
-        <w:t xml:space="preserve"> </w:t>
-      </w:r>
-      <w:r>
-        <w:t xml:space="preserve">上天會賜福給清廉的人</w:t>
-      </w:r>
-    </w:p>
-    <w:p>
-      <w:pPr>
-        <w:numPr>
-          <w:ilvl w:val="0"/>
-          <w:numId w:val="1024"/>
-        </w:numPr>
-        <w:pStyle w:val="Compact"/>
-      </w:pPr>
-      <w:r>
-        <w:t xml:space="preserve">【第108課　預浩造塔】「國朝以來木工，一人而已」的語氣是？</w:t>
-      </w:r>
-    </w:p>
-    <w:p>
-      <w:pPr>
-        <w:numPr>
-          <w:ilvl w:val="1"/>
-          <w:numId w:val="1067"/>
-        </w:numPr>
-        <w:pStyle w:val="Compact"/>
-      </w:pPr>
-      <w:r>
-        <w:t xml:space="preserve">(A)</w:t>
-      </w:r>
-      <w:r>
-        <w:t xml:space="preserve"> </w:t>
-      </w:r>
-      <w:r>
-        <w:t xml:space="preserve">調侃</w:t>
-      </w:r>
-    </w:p>
-    <w:p>
-      <w:pPr>
-        <w:numPr>
-          <w:ilvl w:val="1"/>
-          <w:numId w:val="1067"/>
-        </w:numPr>
-        <w:pStyle w:val="Compact"/>
-      </w:pPr>
-      <w:r>
-        <w:t xml:space="preserve">(B)</w:t>
-      </w:r>
-      <w:r>
-        <w:t xml:space="preserve"> </w:t>
-      </w:r>
-      <w:r>
-        <w:t xml:space="preserve">盛讚</w:t>
-      </w:r>
-    </w:p>
-    <w:p>
-      <w:pPr>
-        <w:numPr>
-          <w:ilvl w:val="1"/>
-          <w:numId w:val="1067"/>
-        </w:numPr>
-        <w:pStyle w:val="Compact"/>
-      </w:pPr>
-      <w:r>
-        <w:t xml:space="preserve">(C)</w:t>
-      </w:r>
-      <w:r>
-        <w:t xml:space="preserve"> </w:t>
-      </w:r>
-      <w:r>
-        <w:t xml:space="preserve">諷刺</w:t>
-      </w:r>
-    </w:p>
-    <w:p>
-      <w:pPr>
-        <w:numPr>
-          <w:ilvl w:val="1"/>
-          <w:numId w:val="1067"/>
-        </w:numPr>
-        <w:pStyle w:val="Compact"/>
-      </w:pPr>
-      <w:r>
-        <w:t xml:space="preserve">(D)</w:t>
-      </w:r>
-      <w:r>
-        <w:t xml:space="preserve"> </w:t>
-      </w:r>
-      <w:r>
-        <w:t xml:space="preserve">不予置評</w:t>
-      </w:r>
-    </w:p>
-    <w:p>
-      <w:pPr>
-        <w:numPr>
-          <w:ilvl w:val="0"/>
-          <w:numId w:val="1024"/>
-        </w:numPr>
-        <w:pStyle w:val="Compact"/>
-      </w:pPr>
-      <w:r>
-        <w:t xml:space="preserve">【第108課　預浩造塔】本文主要在敘述？</w:t>
-      </w:r>
-    </w:p>
-    <w:p>
-      <w:pPr>
-        <w:numPr>
-          <w:ilvl w:val="1"/>
-          <w:numId w:val="1068"/>
-        </w:numPr>
-        <w:pStyle w:val="Compact"/>
-      </w:pPr>
-      <w:r>
-        <w:t xml:space="preserve">(A)</w:t>
-      </w:r>
-      <w:r>
-        <w:t xml:space="preserve"> </w:t>
-      </w:r>
-      <w:r>
-        <w:t xml:space="preserve">開寶寺塔的宏偉</w:t>
-      </w:r>
-    </w:p>
-    <w:p>
-      <w:pPr>
-        <w:numPr>
-          <w:ilvl w:val="1"/>
-          <w:numId w:val="1068"/>
-        </w:numPr>
-        <w:pStyle w:val="Compact"/>
-      </w:pPr>
-      <w:r>
-        <w:t xml:space="preserve">(B)</w:t>
-      </w:r>
-      <w:r>
-        <w:t xml:space="preserve"> </w:t>
-      </w:r>
-      <w:r>
-        <w:t xml:space="preserve">開寶寺塔是斜塔</w:t>
-      </w:r>
-    </w:p>
-    <w:p>
-      <w:pPr>
-        <w:numPr>
-          <w:ilvl w:val="1"/>
-          <w:numId w:val="1068"/>
-        </w:numPr>
-        <w:pStyle w:val="Compact"/>
-      </w:pPr>
-      <w:r>
-        <w:t xml:space="preserve">(C)</w:t>
-      </w:r>
-      <w:r>
-        <w:t xml:space="preserve"> </w:t>
-      </w:r>
-      <w:r>
-        <w:t xml:space="preserve">都料匠預浩高超的建築才能</w:t>
-      </w:r>
-    </w:p>
-    <w:p>
-      <w:pPr>
-        <w:numPr>
-          <w:ilvl w:val="1"/>
-          <w:numId w:val="1068"/>
-        </w:numPr>
-        <w:pStyle w:val="Compact"/>
-      </w:pPr>
-      <w:r>
-        <w:t xml:space="preserve">(D)</w:t>
-      </w:r>
-      <w:r>
-        <w:t xml:space="preserve"> </w:t>
-      </w:r>
-      <w:r>
-        <w:t xml:space="preserve">都料匠預浩造塔過程非常艱辛</w:t>
-      </w:r>
-    </w:p>
-    <w:p>
-      <w:pPr>
-        <w:numPr>
-          <w:ilvl w:val="0"/>
-          <w:numId w:val="1024"/>
-        </w:numPr>
-        <w:pStyle w:val="Compact"/>
-      </w:pPr>
-      <w:r>
-        <w:t xml:space="preserve">【第108課　預浩造塔】京師地平無山，多西北風，說明？</w:t>
-      </w:r>
-    </w:p>
-    <w:p>
-      <w:pPr>
-        <w:numPr>
-          <w:ilvl w:val="1"/>
-          <w:numId w:val="1069"/>
-        </w:numPr>
-        <w:pStyle w:val="Compact"/>
-      </w:pPr>
-      <w:r>
-        <w:t xml:space="preserve">(A)</w:t>
-      </w:r>
-      <w:r>
-        <w:t xml:space="preserve"> </w:t>
-      </w:r>
-      <w:r>
-        <w:t xml:space="preserve">地形、氣候對建築物的影響</w:t>
-      </w:r>
-    </w:p>
-    <w:p>
-      <w:pPr>
-        <w:numPr>
-          <w:ilvl w:val="1"/>
-          <w:numId w:val="1069"/>
-        </w:numPr>
-        <w:pStyle w:val="Compact"/>
-      </w:pPr>
-      <w:r>
-        <w:t xml:space="preserve">(B)</w:t>
-      </w:r>
-      <w:r>
-        <w:t xml:space="preserve"> </w:t>
-      </w:r>
-      <w:r>
-        <w:t xml:space="preserve">風勢愈大塔愈穩</w:t>
-      </w:r>
-    </w:p>
-    <w:p>
-      <w:pPr>
-        <w:numPr>
-          <w:ilvl w:val="1"/>
-          <w:numId w:val="1069"/>
-        </w:numPr>
-        <w:pStyle w:val="Compact"/>
-      </w:pPr>
-      <w:r>
-        <w:t xml:space="preserve">(C)</w:t>
-      </w:r>
-      <w:r>
-        <w:t xml:space="preserve"> </w:t>
-      </w:r>
-      <w:r>
-        <w:t xml:space="preserve">塔必須建在山上</w:t>
-      </w:r>
-    </w:p>
-    <w:p>
-      <w:pPr>
-        <w:numPr>
-          <w:ilvl w:val="1"/>
-          <w:numId w:val="1069"/>
-        </w:numPr>
-        <w:pStyle w:val="Compact"/>
-      </w:pPr>
-      <w:r>
-        <w:t xml:space="preserve">(D)</w:t>
-      </w:r>
-      <w:r>
-        <w:t xml:space="preserve"> </w:t>
-      </w:r>
-      <w:r>
-        <w:t xml:space="preserve">北宋風沙嚴重</w:t>
-      </w:r>
-    </w:p>
-    <w:p>
-      <w:pPr>
-        <w:numPr>
-          <w:ilvl w:val="0"/>
-          <w:numId w:val="1024"/>
-        </w:numPr>
-        <w:pStyle w:val="Compact"/>
-      </w:pPr>
-      <w:r>
-        <w:t xml:space="preserve">【第108課　預浩造塔】「都料匠」指的是？</w:t>
-      </w:r>
-    </w:p>
-    <w:p>
-      <w:pPr>
-        <w:numPr>
-          <w:ilvl w:val="1"/>
-          <w:numId w:val="1070"/>
-        </w:numPr>
-        <w:pStyle w:val="Compact"/>
-      </w:pPr>
-      <w:r>
-        <w:t xml:space="preserve">(A)</w:t>
-      </w:r>
-      <w:r>
-        <w:t xml:space="preserve"> </w:t>
-      </w:r>
-      <w:r>
-        <w:t xml:space="preserve">收稅的官員</w:t>
-      </w:r>
-    </w:p>
-    <w:p>
-      <w:pPr>
-        <w:numPr>
-          <w:ilvl w:val="1"/>
-          <w:numId w:val="1070"/>
-        </w:numPr>
-        <w:pStyle w:val="Compact"/>
-      </w:pPr>
-      <w:r>
-        <w:t xml:space="preserve">(B)</w:t>
-      </w:r>
-      <w:r>
-        <w:t xml:space="preserve"> </w:t>
-      </w:r>
-      <w:r>
-        <w:t xml:space="preserve">京城的守衛</w:t>
-      </w:r>
-    </w:p>
-    <w:p>
-      <w:pPr>
-        <w:numPr>
-          <w:ilvl w:val="1"/>
-          <w:numId w:val="1070"/>
-        </w:numPr>
-        <w:pStyle w:val="Compact"/>
-      </w:pPr>
-      <w:r>
-        <w:t xml:space="preserve">(C)</w:t>
-      </w:r>
-      <w:r>
-        <w:t xml:space="preserve"> </w:t>
-      </w:r>
-      <w:r>
-        <w:t xml:space="preserve">掌管設計及施工的土木工程總負責人</w:t>
-      </w:r>
-    </w:p>
-    <w:p>
-      <w:pPr>
-        <w:numPr>
-          <w:ilvl w:val="1"/>
-          <w:numId w:val="1070"/>
-        </w:numPr>
-        <w:pStyle w:val="Compact"/>
-      </w:pPr>
-      <w:r>
-        <w:t xml:space="preserve">(D)</w:t>
-      </w:r>
-      <w:r>
-        <w:t xml:space="preserve"> </w:t>
-      </w:r>
-      <w:r>
-        <w:t xml:space="preserve">負責造塔的工人</w:t>
-      </w:r>
-    </w:p>
-    <w:p>
-      <w:pPr>
-        <w:numPr>
-          <w:ilvl w:val="0"/>
-          <w:numId w:val="1024"/>
-        </w:numPr>
-        <w:pStyle w:val="Compact"/>
-      </w:pPr>
-      <w:r>
-        <w:t xml:space="preserve">【第108課　預浩造塔】預浩說塔會自己正的原因是？</w:t>
-      </w:r>
-    </w:p>
-    <w:p>
-      <w:pPr>
-        <w:numPr>
-          <w:ilvl w:val="1"/>
-          <w:numId w:val="1071"/>
-        </w:numPr>
-        <w:pStyle w:val="Compact"/>
-      </w:pPr>
-      <w:r>
-        <w:t xml:space="preserve">(A)</w:t>
-      </w:r>
-      <w:r>
-        <w:t xml:space="preserve"> </w:t>
-      </w:r>
-      <w:r>
-        <w:t xml:space="preserve">京師多西北風，會把塔吹正</w:t>
-      </w:r>
-    </w:p>
-    <w:p>
-      <w:pPr>
-        <w:numPr>
-          <w:ilvl w:val="1"/>
-          <w:numId w:val="1071"/>
-        </w:numPr>
-        <w:pStyle w:val="Compact"/>
-      </w:pPr>
-      <w:r>
-        <w:t xml:space="preserve">(B)</w:t>
-      </w:r>
-      <w:r>
-        <w:t xml:space="preserve"> </w:t>
-      </w:r>
-      <w:r>
-        <w:t xml:space="preserve">塔基會慢慢下沉</w:t>
-      </w:r>
-    </w:p>
-    <w:p>
-      <w:pPr>
-        <w:numPr>
-          <w:ilvl w:val="1"/>
-          <w:numId w:val="1071"/>
-        </w:numPr>
-        <w:pStyle w:val="Compact"/>
-      </w:pPr>
-      <w:r>
-        <w:t xml:space="preserve">(C)</w:t>
-      </w:r>
-      <w:r>
-        <w:t xml:space="preserve"> </w:t>
-      </w:r>
-      <w:r>
-        <w:t xml:space="preserve">地震會震正它</w:t>
-      </w:r>
-    </w:p>
-    <w:p>
-      <w:pPr>
-        <w:numPr>
-          <w:ilvl w:val="1"/>
-          <w:numId w:val="1071"/>
-        </w:numPr>
-        <w:pStyle w:val="Compact"/>
-      </w:pPr>
-      <w:r>
-        <w:t xml:space="preserve">(D)</w:t>
-      </w:r>
-      <w:r>
-        <w:t xml:space="preserve"> </w:t>
-      </w:r>
-      <w:r>
-        <w:t xml:space="preserve">工匠日後會修補</w:t>
-      </w:r>
-    </w:p>
-    <w:p>
-      <w:pPr>
-        <w:numPr>
-          <w:ilvl w:val="0"/>
-          <w:numId w:val="1024"/>
-        </w:numPr>
-        <w:pStyle w:val="Compact"/>
-      </w:pPr>
-      <w:r>
-        <w:t xml:space="preserve">【第109課　桃李不言】本文的主旨是？</w:t>
-      </w:r>
-    </w:p>
-    <w:p>
-      <w:pPr>
-        <w:numPr>
-          <w:ilvl w:val="1"/>
-          <w:numId w:val="1072"/>
-        </w:numPr>
-        <w:pStyle w:val="Compact"/>
-      </w:pPr>
-      <w:r>
-        <w:t xml:space="preserve">(A)</w:t>
-      </w:r>
-      <w:r>
-        <w:t xml:space="preserve"> </w:t>
-      </w:r>
-      <w:r>
-        <w:t xml:space="preserve">讚揚李將軍愛護百姓</w:t>
-      </w:r>
-    </w:p>
-    <w:p>
-      <w:pPr>
-        <w:numPr>
-          <w:ilvl w:val="1"/>
-          <w:numId w:val="1072"/>
-        </w:numPr>
-        <w:pStyle w:val="Compact"/>
-      </w:pPr>
-      <w:r>
-        <w:t xml:space="preserve">(B)</w:t>
-      </w:r>
-      <w:r>
-        <w:t xml:space="preserve"> </w:t>
-      </w:r>
-      <w:r>
-        <w:t xml:space="preserve">讚美李將軍外形如桃李</w:t>
-      </w:r>
-    </w:p>
-    <w:p>
-      <w:pPr>
-        <w:numPr>
-          <w:ilvl w:val="1"/>
-          <w:numId w:val="1072"/>
-        </w:numPr>
-        <w:pStyle w:val="Compact"/>
-      </w:pPr>
-      <w:r>
-        <w:t xml:space="preserve">(C)</w:t>
-      </w:r>
-      <w:r>
-        <w:t xml:space="preserve"> </w:t>
-      </w:r>
-      <w:r>
-        <w:t xml:space="preserve">讚揚李廣忠厚篤實的人格，令人景仰</w:t>
-      </w:r>
-    </w:p>
-    <w:p>
-      <w:pPr>
-        <w:numPr>
-          <w:ilvl w:val="1"/>
-          <w:numId w:val="1072"/>
-        </w:numPr>
-        <w:pStyle w:val="Compact"/>
-      </w:pPr>
-      <w:r>
-        <w:t xml:space="preserve">(D)</w:t>
-      </w:r>
-      <w:r>
-        <w:t xml:space="preserve"> </w:t>
-      </w:r>
-      <w:r>
-        <w:t xml:space="preserve">感嘆李將軍人格偉大</w:t>
-      </w:r>
-    </w:p>
-    <w:p>
-      <w:pPr>
-        <w:numPr>
-          <w:ilvl w:val="0"/>
-          <w:numId w:val="1024"/>
-        </w:numPr>
-        <w:pStyle w:val="Compact"/>
-      </w:pPr>
-      <w:r>
-        <w:t xml:space="preserve">【第109課　桃李不言】「桃李不言，下自成蹊」說明了什麼道理？</w:t>
-      </w:r>
-    </w:p>
-    <w:p>
-      <w:pPr>
-        <w:numPr>
-          <w:ilvl w:val="1"/>
-          <w:numId w:val="1073"/>
-        </w:numPr>
-        <w:pStyle w:val="Compact"/>
-      </w:pPr>
-      <w:r>
-        <w:t xml:space="preserve">(A)</w:t>
-      </w:r>
-      <w:r>
-        <w:t xml:space="preserve"> </w:t>
-      </w:r>
-      <w:r>
-        <w:t xml:space="preserve">不善言辭的人常被忽略</w:t>
-      </w:r>
-    </w:p>
-    <w:p>
-      <w:pPr>
-        <w:numPr>
-          <w:ilvl w:val="1"/>
-          <w:numId w:val="1073"/>
-        </w:numPr>
-        <w:pStyle w:val="Compact"/>
-      </w:pPr>
-      <w:r>
-        <w:t xml:space="preserve">(B)</w:t>
-      </w:r>
-      <w:r>
-        <w:t xml:space="preserve"> </w:t>
-      </w:r>
-      <w:r>
-        <w:t xml:space="preserve">不喜歡說話的人朋友較少</w:t>
-      </w:r>
-    </w:p>
-    <w:p>
-      <w:pPr>
-        <w:numPr>
-          <w:ilvl w:val="1"/>
-          <w:numId w:val="1073"/>
-        </w:numPr>
-        <w:pStyle w:val="Compact"/>
-      </w:pPr>
-      <w:r>
-        <w:t xml:space="preserve">(C)</w:t>
-      </w:r>
-      <w:r>
-        <w:t xml:space="preserve"> </w:t>
-      </w:r>
-      <w:r>
-        <w:t xml:space="preserve">只要努力付出，一定有豐碩成果</w:t>
-      </w:r>
-    </w:p>
-    <w:p>
-      <w:pPr>
-        <w:numPr>
-          <w:ilvl w:val="1"/>
-          <w:numId w:val="1073"/>
-        </w:numPr>
-        <w:pStyle w:val="Compact"/>
-      </w:pPr>
-      <w:r>
-        <w:t xml:space="preserve">(D)</w:t>
-      </w:r>
-      <w:r>
-        <w:t xml:space="preserve"> </w:t>
-      </w:r>
-      <w:r>
-        <w:t xml:space="preserve">為人真誠篤實，自然能感召人</w:t>
-      </w:r>
-    </w:p>
-    <w:p>
-      <w:pPr>
-        <w:numPr>
-          <w:ilvl w:val="0"/>
-          <w:numId w:val="1024"/>
-        </w:numPr>
-        <w:pStyle w:val="Compact"/>
-      </w:pPr>
-      <w:r>
-        <w:t xml:space="preserve">【第109課　桃李不言】根據《史記》，李將軍的外形是？</w:t>
-      </w:r>
-    </w:p>
-    <w:p>
-      <w:pPr>
-        <w:numPr>
-          <w:ilvl w:val="1"/>
-          <w:numId w:val="1074"/>
-        </w:numPr>
-        <w:pStyle w:val="Compact"/>
-      </w:pPr>
-      <w:r>
-        <w:t xml:space="preserve">(A)</w:t>
-      </w:r>
-      <w:r>
-        <w:t xml:space="preserve"> </w:t>
-      </w:r>
-      <w:r>
-        <w:t xml:space="preserve">貌不驚人</w:t>
-      </w:r>
-    </w:p>
-    <w:p>
-      <w:pPr>
-        <w:numPr>
-          <w:ilvl w:val="1"/>
-          <w:numId w:val="1074"/>
-        </w:numPr>
-        <w:pStyle w:val="Compact"/>
-      </w:pPr>
-      <w:r>
-        <w:t xml:space="preserve">(B)</w:t>
-      </w:r>
-      <w:r>
-        <w:t xml:space="preserve"> </w:t>
-      </w:r>
-      <w:r>
-        <w:t xml:space="preserve">相貌堂堂</w:t>
-      </w:r>
-    </w:p>
-    <w:p>
-      <w:pPr>
-        <w:numPr>
-          <w:ilvl w:val="1"/>
-          <w:numId w:val="1074"/>
-        </w:numPr>
-        <w:pStyle w:val="Compact"/>
-      </w:pPr>
-      <w:r>
-        <w:t xml:space="preserve">(C)</w:t>
-      </w:r>
-      <w:r>
-        <w:t xml:space="preserve"> </w:t>
-      </w:r>
-      <w:r>
-        <w:t xml:space="preserve">玉樹臨風</w:t>
-      </w:r>
-    </w:p>
-    <w:p>
-      <w:pPr>
-        <w:numPr>
-          <w:ilvl w:val="1"/>
-          <w:numId w:val="1074"/>
-        </w:numPr>
-        <w:pStyle w:val="Compact"/>
-      </w:pPr>
-      <w:r>
-        <w:t xml:space="preserve">(D)</w:t>
-      </w:r>
-      <w:r>
-        <w:t xml:space="preserve"> </w:t>
-      </w:r>
-      <w:r>
-        <w:t xml:space="preserve">虎背熊腰</w:t>
-      </w:r>
-    </w:p>
-    <w:p>
-      <w:pPr>
-        <w:numPr>
-          <w:ilvl w:val="0"/>
-          <w:numId w:val="1024"/>
-        </w:numPr>
-        <w:pStyle w:val="Compact"/>
-      </w:pPr>
-      <w:r>
-        <w:t xml:space="preserve">【第109課　桃李不言】「口不能道辭」的意思是？</w:t>
-      </w:r>
-    </w:p>
-    <w:p>
-      <w:pPr>
-        <w:numPr>
-          <w:ilvl w:val="1"/>
-          <w:numId w:val="1075"/>
-        </w:numPr>
-        <w:pStyle w:val="Compact"/>
-      </w:pPr>
-      <w:r>
-        <w:t xml:space="preserve">(A)</w:t>
-      </w:r>
-      <w:r>
-        <w:t xml:space="preserve"> </w:t>
-      </w:r>
-      <w:r>
-        <w:t xml:space="preserve">啞巴</w:t>
-      </w:r>
-    </w:p>
-    <w:p>
-      <w:pPr>
-        <w:numPr>
-          <w:ilvl w:val="1"/>
-          <w:numId w:val="1075"/>
-        </w:numPr>
-        <w:pStyle w:val="Compact"/>
-      </w:pPr>
-      <w:r>
-        <w:t xml:space="preserve">(B)</w:t>
-      </w:r>
-      <w:r>
-        <w:t xml:space="preserve"> </w:t>
-      </w:r>
-      <w:r>
-        <w:t xml:space="preserve">說起話來結結巴巴</w:t>
-      </w:r>
-    </w:p>
-    <w:p>
-      <w:pPr>
-        <w:numPr>
-          <w:ilvl w:val="1"/>
-          <w:numId w:val="1075"/>
-        </w:numPr>
-        <w:pStyle w:val="Compact"/>
-      </w:pPr>
-      <w:r>
-        <w:t xml:space="preserve">(C)</w:t>
-      </w:r>
-      <w:r>
-        <w:t xml:space="preserve"> </w:t>
-      </w:r>
-      <w:r>
-        <w:t xml:space="preserve">不善言辭</w:t>
-      </w:r>
-    </w:p>
-    <w:p>
-      <w:pPr>
-        <w:numPr>
-          <w:ilvl w:val="1"/>
-          <w:numId w:val="1075"/>
-        </w:numPr>
-        <w:pStyle w:val="Compact"/>
-      </w:pPr>
-      <w:r>
-        <w:t xml:space="preserve">(D)</w:t>
-      </w:r>
-      <w:r>
-        <w:t xml:space="preserve"> </w:t>
-      </w:r>
-      <w:r>
-        <w:t xml:space="preserve">書讀得不夠多</w:t>
-      </w:r>
-    </w:p>
-    <w:p>
-      <w:pPr>
-        <w:numPr>
-          <w:ilvl w:val="0"/>
-          <w:numId w:val="1024"/>
-        </w:numPr>
-        <w:pStyle w:val="Compact"/>
-      </w:pPr>
-      <w:r>
-        <w:t xml:space="preserve">【第109課　桃李不言】「悛悛如鄙人」是形容李將軍？</w:t>
-      </w:r>
-    </w:p>
-    <w:p>
-      <w:pPr>
-        <w:numPr>
-          <w:ilvl w:val="1"/>
-          <w:numId w:val="1076"/>
-        </w:numPr>
-        <w:pStyle w:val="Compact"/>
-      </w:pPr>
-      <w:r>
-        <w:t xml:space="preserve">(A)</w:t>
-      </w:r>
-      <w:r>
-        <w:t xml:space="preserve"> </w:t>
-      </w:r>
-      <w:r>
-        <w:t xml:space="preserve">性情暴躁</w:t>
-      </w:r>
-    </w:p>
-    <w:p>
-      <w:pPr>
-        <w:numPr>
-          <w:ilvl w:val="1"/>
-          <w:numId w:val="1076"/>
-        </w:numPr>
-        <w:pStyle w:val="Compact"/>
-      </w:pPr>
-      <w:r>
-        <w:t xml:space="preserve">(B)</w:t>
-      </w:r>
-      <w:r>
-        <w:t xml:space="preserve"> </w:t>
-      </w:r>
-      <w:r>
-        <w:t xml:space="preserve">誠懇敦厚而質樸</w:t>
-      </w:r>
-    </w:p>
-    <w:p>
-      <w:pPr>
-        <w:numPr>
-          <w:ilvl w:val="1"/>
-          <w:numId w:val="1076"/>
-        </w:numPr>
-        <w:pStyle w:val="Compact"/>
-      </w:pPr>
-      <w:r>
-        <w:t xml:space="preserve">(C)</w:t>
-      </w:r>
-      <w:r>
-        <w:t xml:space="preserve"> </w:t>
-      </w:r>
-      <w:r>
-        <w:t xml:space="preserve">不屑與人交談</w:t>
-      </w:r>
-    </w:p>
-    <w:p>
-      <w:pPr>
-        <w:numPr>
-          <w:ilvl w:val="1"/>
-          <w:numId w:val="1076"/>
-        </w:numPr>
-        <w:pStyle w:val="Compact"/>
-      </w:pPr>
-      <w:r>
-        <w:t xml:space="preserve">(D)</w:t>
-      </w:r>
-      <w:r>
-        <w:t xml:space="preserve"> </w:t>
-      </w:r>
-      <w:r>
-        <w:t xml:space="preserve">喜歡誇耀</w:t>
-      </w:r>
-    </w:p>
-    <w:p>
-      <w:pPr>
-        <w:numPr>
-          <w:ilvl w:val="0"/>
-          <w:numId w:val="1024"/>
-        </w:numPr>
-        <w:pStyle w:val="Compact"/>
-      </w:pPr>
-      <w:r>
-        <w:t xml:space="preserve">【第109課　桃李不言】「桃李不言，下自成蹊」的「蹊」是？</w:t>
-      </w:r>
-    </w:p>
-    <w:p>
-      <w:pPr>
-        <w:numPr>
-          <w:ilvl w:val="1"/>
-          <w:numId w:val="1077"/>
-        </w:numPr>
-        <w:pStyle w:val="Compact"/>
-      </w:pPr>
-      <w:r>
-        <w:t xml:space="preserve">(A)</w:t>
-      </w:r>
-      <w:r>
-        <w:t xml:space="preserve"> </w:t>
-      </w:r>
-      <w:r>
-        <w:t xml:space="preserve">果實</w:t>
-      </w:r>
-    </w:p>
-    <w:p>
-      <w:pPr>
-        <w:numPr>
-          <w:ilvl w:val="1"/>
-          <w:numId w:val="1077"/>
-        </w:numPr>
-        <w:pStyle w:val="Compact"/>
-      </w:pPr>
-      <w:r>
-        <w:t xml:space="preserve">(B)</w:t>
-      </w:r>
-      <w:r>
-        <w:t xml:space="preserve"> </w:t>
-      </w:r>
-      <w:r>
-        <w:t xml:space="preserve">花朵</w:t>
-      </w:r>
-    </w:p>
-    <w:p>
-      <w:pPr>
-        <w:numPr>
-          <w:ilvl w:val="1"/>
-          <w:numId w:val="1077"/>
-        </w:numPr>
-        <w:pStyle w:val="Compact"/>
-      </w:pPr>
-      <w:r>
-        <w:t xml:space="preserve">(C)</w:t>
-      </w:r>
-      <w:r>
-        <w:t xml:space="preserve"> </w:t>
-      </w:r>
-      <w:r>
-        <w:t xml:space="preserve">樹蔭</w:t>
-      </w:r>
-    </w:p>
-    <w:p>
-      <w:pPr>
-        <w:numPr>
-          <w:ilvl w:val="1"/>
-          <w:numId w:val="1077"/>
-        </w:numPr>
-        <w:pStyle w:val="Compact"/>
-      </w:pPr>
-      <w:r>
-        <w:t xml:space="preserve">(D)</w:t>
-      </w:r>
-      <w:r>
-        <w:t xml:space="preserve"> </w:t>
-      </w:r>
-      <w:r>
-        <w:t xml:space="preserve">小路</w:t>
-      </w:r>
-    </w:p>
-    <w:p>
-      <w:pPr>
-        <w:numPr>
-          <w:ilvl w:val="0"/>
-          <w:numId w:val="1024"/>
-        </w:numPr>
-        <w:pStyle w:val="Compact"/>
-      </w:pPr>
-      <w:r>
-        <w:t xml:space="preserve">【第110課　朝三暮四】狙公「恐眾狙之不馴於己也」是在擔心？</w:t>
-      </w:r>
-    </w:p>
-    <w:p>
-      <w:pPr>
-        <w:numPr>
-          <w:ilvl w:val="1"/>
-          <w:numId w:val="1078"/>
-        </w:numPr>
-        <w:pStyle w:val="Compact"/>
-      </w:pPr>
-      <w:r>
-        <w:t xml:space="preserve">(A)</w:t>
-      </w:r>
-      <w:r>
-        <w:t xml:space="preserve"> </w:t>
-      </w:r>
-      <w:r>
-        <w:t xml:space="preserve">猴子不順從</w:t>
-      </w:r>
-    </w:p>
-    <w:p>
-      <w:pPr>
-        <w:numPr>
-          <w:ilvl w:val="1"/>
-          <w:numId w:val="1078"/>
-        </w:numPr>
-        <w:pStyle w:val="Compact"/>
-      </w:pPr>
-      <w:r>
-        <w:t xml:space="preserve">(B)</w:t>
-      </w:r>
-      <w:r>
-        <w:t xml:space="preserve"> </w:t>
-      </w:r>
-      <w:r>
-        <w:t xml:space="preserve">減少食糧</w:t>
-      </w:r>
-    </w:p>
-    <w:p>
-      <w:pPr>
-        <w:numPr>
-          <w:ilvl w:val="1"/>
-          <w:numId w:val="1078"/>
-        </w:numPr>
-        <w:pStyle w:val="Compact"/>
-      </w:pPr>
-      <w:r>
-        <w:t xml:space="preserve">(C)</w:t>
-      </w:r>
-      <w:r>
-        <w:t xml:space="preserve"> </w:t>
-      </w:r>
-      <w:r>
-        <w:t xml:space="preserve">改吃香蕉</w:t>
-      </w:r>
-    </w:p>
-    <w:p>
-      <w:pPr>
-        <w:numPr>
-          <w:ilvl w:val="1"/>
-          <w:numId w:val="1078"/>
-        </w:numPr>
-        <w:pStyle w:val="Compact"/>
-      </w:pPr>
-      <w:r>
-        <w:t xml:space="preserve">(D)</w:t>
-      </w:r>
-      <w:r>
-        <w:t xml:space="preserve"> </w:t>
-      </w:r>
-      <w:r>
-        <w:t xml:space="preserve">增加飼養</w:t>
-      </w:r>
-    </w:p>
-    <w:p>
-      <w:pPr>
-        <w:numPr>
-          <w:ilvl w:val="0"/>
-          <w:numId w:val="1024"/>
-        </w:numPr>
-        <w:pStyle w:val="Compact"/>
-      </w:pPr>
-      <w:r>
-        <w:t xml:space="preserve">【第110課　朝三暮四】本文的寓意是？</w:t>
-      </w:r>
-    </w:p>
-    <w:p>
-      <w:pPr>
-        <w:numPr>
-          <w:ilvl w:val="1"/>
-          <w:numId w:val="1079"/>
-        </w:numPr>
-        <w:pStyle w:val="Compact"/>
-      </w:pPr>
-      <w:r>
-        <w:t xml:space="preserve">(A)</w:t>
-      </w:r>
-      <w:r>
-        <w:t xml:space="preserve"> </w:t>
-      </w:r>
-      <w:r>
-        <w:t xml:space="preserve">飼養動物不能半途而廢</w:t>
-      </w:r>
-    </w:p>
-    <w:p>
-      <w:pPr>
-        <w:numPr>
-          <w:ilvl w:val="1"/>
-          <w:numId w:val="1079"/>
-        </w:numPr>
-        <w:pStyle w:val="Compact"/>
-      </w:pPr>
-      <w:r>
-        <w:t xml:space="preserve">(B)</w:t>
-      </w:r>
-      <w:r>
-        <w:t xml:space="preserve"> </w:t>
-      </w:r>
-      <w:r>
-        <w:t xml:space="preserve">貪圖眼前的利益常有後患</w:t>
-      </w:r>
-    </w:p>
-    <w:p>
-      <w:pPr>
-        <w:numPr>
-          <w:ilvl w:val="1"/>
-          <w:numId w:val="1079"/>
-        </w:numPr>
-        <w:pStyle w:val="Compact"/>
-      </w:pPr>
-      <w:r>
-        <w:t xml:space="preserve">(C)</w:t>
-      </w:r>
-      <w:r>
-        <w:t xml:space="preserve"> </w:t>
-      </w:r>
-      <w:r>
-        <w:t xml:space="preserve">對牛彈琴</w:t>
-      </w:r>
-    </w:p>
-    <w:p>
-      <w:pPr>
-        <w:numPr>
-          <w:ilvl w:val="1"/>
-          <w:numId w:val="1079"/>
-        </w:numPr>
-        <w:pStyle w:val="Compact"/>
-      </w:pPr>
-      <w:r>
-        <w:t xml:space="preserve">(D)</w:t>
-      </w:r>
-      <w:r>
-        <w:t xml:space="preserve"> </w:t>
-      </w:r>
-      <w:r>
-        <w:t xml:space="preserve">看事情要重實際，不要被形式迷惑</w:t>
-      </w:r>
-    </w:p>
-    <w:p>
-      <w:pPr>
-        <w:numPr>
-          <w:ilvl w:val="0"/>
-          <w:numId w:val="1024"/>
-        </w:numPr>
-        <w:pStyle w:val="Compact"/>
-      </w:pPr>
-      <w:r>
-        <w:t xml:space="preserve">【第110課　朝三暮四】「朝三暮四」用來比喻？</w:t>
-      </w:r>
-    </w:p>
-    <w:p>
-      <w:pPr>
-        <w:numPr>
-          <w:ilvl w:val="1"/>
-          <w:numId w:val="1080"/>
-        </w:numPr>
-        <w:pStyle w:val="Compact"/>
-      </w:pPr>
-      <w:r>
-        <w:t xml:space="preserve">(A)</w:t>
-      </w:r>
-      <w:r>
-        <w:t xml:space="preserve"> </w:t>
-      </w:r>
-      <w:r>
-        <w:t xml:space="preserve">陷入絕境</w:t>
-      </w:r>
-    </w:p>
-    <w:p>
-      <w:pPr>
-        <w:numPr>
-          <w:ilvl w:val="1"/>
-          <w:numId w:val="1080"/>
-        </w:numPr>
-        <w:pStyle w:val="Compact"/>
-      </w:pPr>
-      <w:r>
-        <w:t xml:space="preserve">(B)</w:t>
-      </w:r>
-      <w:r>
-        <w:t xml:space="preserve"> </w:t>
-      </w:r>
-      <w:r>
-        <w:t xml:space="preserve">心意不定、反覆無常</w:t>
-      </w:r>
-    </w:p>
-    <w:p>
-      <w:pPr>
-        <w:numPr>
-          <w:ilvl w:val="1"/>
-          <w:numId w:val="1080"/>
-        </w:numPr>
-        <w:pStyle w:val="Compact"/>
-      </w:pPr>
-      <w:r>
-        <w:t xml:space="preserve">(C)</w:t>
-      </w:r>
-      <w:r>
-        <w:t xml:space="preserve"> </w:t>
-      </w:r>
-      <w:r>
-        <w:t xml:space="preserve">鉤心鬥角</w:t>
-      </w:r>
-    </w:p>
-    <w:p>
-      <w:pPr>
-        <w:numPr>
-          <w:ilvl w:val="1"/>
-          <w:numId w:val="1080"/>
-        </w:numPr>
-        <w:pStyle w:val="Compact"/>
-      </w:pPr>
-      <w:r>
-        <w:t xml:space="preserve">(D)</w:t>
-      </w:r>
-      <w:r>
-        <w:t xml:space="preserve"> </w:t>
-      </w:r>
-      <w:r>
-        <w:t xml:space="preserve">騎虎難下</w:t>
-      </w:r>
-    </w:p>
-    <w:p>
-      <w:pPr>
-        <w:numPr>
-          <w:ilvl w:val="0"/>
-          <w:numId w:val="1024"/>
-        </w:numPr>
-        <w:pStyle w:val="Compact"/>
-      </w:pPr>
-      <w:r>
-        <w:t xml:space="preserve">【第110課　朝三暮四】狙公給猴子的糧食，由朝三暮四改為朝四暮三，差別是？</w:t>
-      </w:r>
-    </w:p>
-    <w:p>
-      <w:pPr>
-        <w:numPr>
-          <w:ilvl w:val="1"/>
-          <w:numId w:val="1081"/>
-        </w:numPr>
-        <w:pStyle w:val="Compact"/>
-      </w:pPr>
-      <w:r>
-        <w:t xml:space="preserve">(A)</w:t>
-      </w:r>
-      <w:r>
-        <w:t xml:space="preserve"> </w:t>
-      </w:r>
-      <w:r>
-        <w:t xml:space="preserve">數量變多了</w:t>
-      </w:r>
-    </w:p>
-    <w:p>
-      <w:pPr>
-        <w:numPr>
-          <w:ilvl w:val="1"/>
-          <w:numId w:val="1081"/>
-        </w:numPr>
-        <w:pStyle w:val="Compact"/>
-      </w:pPr>
-      <w:r>
-        <w:t xml:space="preserve">(B)</w:t>
-      </w:r>
-      <w:r>
-        <w:t xml:space="preserve"> </w:t>
-      </w:r>
-      <w:r>
-        <w:t xml:space="preserve">數量變少了</w:t>
-      </w:r>
-    </w:p>
-    <w:p>
-      <w:pPr>
-        <w:numPr>
-          <w:ilvl w:val="1"/>
-          <w:numId w:val="1081"/>
-        </w:numPr>
-        <w:pStyle w:val="Compact"/>
-      </w:pPr>
-      <w:r>
-        <w:t xml:space="preserve">(C)</w:t>
-      </w:r>
-      <w:r>
-        <w:t xml:space="preserve"> </w:t>
-      </w:r>
-      <w:r>
-        <w:t xml:space="preserve">數量不變，沒有差別</w:t>
-      </w:r>
-    </w:p>
-    <w:p>
-      <w:pPr>
-        <w:numPr>
-          <w:ilvl w:val="1"/>
-          <w:numId w:val="1081"/>
-        </w:numPr>
-        <w:pStyle w:val="Compact"/>
-      </w:pPr>
-      <w:r>
-        <w:t xml:space="preserve">(D)</w:t>
-      </w:r>
-      <w:r>
-        <w:t xml:space="preserve"> </w:t>
-      </w:r>
-      <w:r>
-        <w:t xml:space="preserve">數量不變，次數變多</w:t>
-      </w:r>
-    </w:p>
-    <w:p>
-      <w:pPr>
-        <w:numPr>
-          <w:ilvl w:val="0"/>
-          <w:numId w:val="1024"/>
-        </w:numPr>
-        <w:pStyle w:val="Compact"/>
-      </w:pPr>
-      <w:r>
-        <w:t xml:space="preserve">【第110課　朝三暮四】「恐眾狙之不馴於己也」的「馴」意思是？</w:t>
-      </w:r>
-    </w:p>
-    <w:p>
-      <w:pPr>
-        <w:numPr>
-          <w:ilvl w:val="1"/>
-          <w:numId w:val="1082"/>
-        </w:numPr>
-        <w:pStyle w:val="Compact"/>
-      </w:pPr>
-      <w:r>
-        <w:t xml:space="preserve">(A)</w:t>
-      </w:r>
-      <w:r>
-        <w:t xml:space="preserve"> </w:t>
-      </w:r>
-      <w:r>
-        <w:t xml:space="preserve">順從</w:t>
-      </w:r>
-    </w:p>
-    <w:p>
-      <w:pPr>
-        <w:numPr>
-          <w:ilvl w:val="1"/>
-          <w:numId w:val="1082"/>
-        </w:numPr>
-        <w:pStyle w:val="Compact"/>
-      </w:pPr>
-      <w:r>
-        <w:t xml:space="preserve">(B)</w:t>
-      </w:r>
-      <w:r>
-        <w:t xml:space="preserve"> </w:t>
-      </w:r>
-      <w:r>
-        <w:t xml:space="preserve">勇猛</w:t>
-      </w:r>
-    </w:p>
-    <w:p>
-      <w:pPr>
-        <w:numPr>
-          <w:ilvl w:val="1"/>
-          <w:numId w:val="1082"/>
-        </w:numPr>
-        <w:pStyle w:val="Compact"/>
-      </w:pPr>
-      <w:r>
-        <w:t xml:space="preserve">(C)</w:t>
-      </w:r>
-      <w:r>
-        <w:t xml:space="preserve"> </w:t>
-      </w:r>
-      <w:r>
-        <w:t xml:space="preserve">飢餓</w:t>
-      </w:r>
-    </w:p>
-    <w:p>
-      <w:pPr>
-        <w:numPr>
-          <w:ilvl w:val="1"/>
-          <w:numId w:val="1082"/>
-        </w:numPr>
-        <w:pStyle w:val="Compact"/>
-      </w:pPr>
-      <w:r>
-        <w:t xml:space="preserve">(D)</w:t>
-      </w:r>
-      <w:r>
-        <w:t xml:space="preserve"> </w:t>
-      </w:r>
-      <w:r>
-        <w:t xml:space="preserve">訓練</w:t>
-      </w:r>
-    </w:p>
-    <w:p>
-      <w:pPr>
-        <w:numPr>
-          <w:ilvl w:val="0"/>
-          <w:numId w:val="1024"/>
-        </w:numPr>
-        <w:pStyle w:val="Compact"/>
-      </w:pPr>
-      <w:r>
-        <w:t xml:space="preserve">【第110課　朝三暮四】眾狙先怒後喜，原因是？</w:t>
-      </w:r>
-    </w:p>
-    <w:p>
-      <w:pPr>
-        <w:numPr>
-          <w:ilvl w:val="1"/>
-          <w:numId w:val="1083"/>
-        </w:numPr>
-        <w:pStyle w:val="Compact"/>
-      </w:pPr>
-      <w:r>
-        <w:t xml:space="preserve">(A)</w:t>
-      </w:r>
-      <w:r>
-        <w:t xml:space="preserve"> </w:t>
-      </w:r>
-      <w:r>
-        <w:t xml:space="preserve">糧食增加了</w:t>
-      </w:r>
-    </w:p>
-    <w:p>
-      <w:pPr>
-        <w:numPr>
-          <w:ilvl w:val="1"/>
-          <w:numId w:val="1083"/>
-        </w:numPr>
-        <w:pStyle w:val="Compact"/>
-      </w:pPr>
-      <w:r>
-        <w:t xml:space="preserve">(B)</w:t>
-      </w:r>
-      <w:r>
-        <w:t xml:space="preserve"> </w:t>
-      </w:r>
-      <w:r>
-        <w:t xml:space="preserve">猴子換了主人</w:t>
-      </w:r>
-    </w:p>
-    <w:p>
-      <w:pPr>
-        <w:numPr>
-          <w:ilvl w:val="1"/>
-          <w:numId w:val="1083"/>
-        </w:numPr>
-        <w:pStyle w:val="Compact"/>
-      </w:pPr>
-      <w:r>
-        <w:t xml:space="preserve">(C)</w:t>
-      </w:r>
-      <w:r>
-        <w:t xml:space="preserve"> </w:t>
-      </w:r>
-      <w:r>
         <w:t xml:space="preserve">只重視早晚數量的形式，忽略總數相同</w:t>
       </w:r>
     </w:p>
@@ -9703,7 +10485,7 @@
       <w:pPr>
         <w:numPr>
           <w:ilvl w:val="1"/>
-          <w:numId w:val="1083"/>
+          <w:numId w:val="1092"/>
         </w:numPr>
         <w:pStyle w:val="Compact"/>
       </w:pPr>
@@ -10572,6 +11354,348 @@
               <w:jc w:val="left"/>
             </w:pPr>
             <w:r>
+              <w:t xml:space="preserve">A</w:t>
+            </w:r>
+          </w:p>
+        </w:tc>
+        <w:tc>
+          <w:tcPr/>
+          <w:p>
+            <w:pPr>
+              <w:pStyle w:val="Compact"/>
+              <w:jc w:val="left"/>
+            </w:pPr>
+            <w:r>
+              <w:t xml:space="preserve">程頤立雪，比喻尊師重道、誠心向學。</w:t>
+            </w:r>
+          </w:p>
+        </w:tc>
+      </w:tr>
+      <w:tr>
+        <w:tc>
+          <w:tcPr/>
+          <w:p>
+            <w:pPr>
+              <w:pStyle w:val="Compact"/>
+              <w:jc w:val="left"/>
+            </w:pPr>
+            <w:r>
+              <w:t xml:space="preserve">22</w:t>
+            </w:r>
+          </w:p>
+        </w:tc>
+        <w:tc>
+          <w:tcPr/>
+          <w:p>
+            <w:pPr>
+              <w:pStyle w:val="Compact"/>
+              <w:jc w:val="left"/>
+            </w:pPr>
+            <w:r>
+              <w:t xml:space="preserve">B</w:t>
+            </w:r>
+          </w:p>
+        </w:tc>
+        <w:tc>
+          <w:tcPr/>
+          <w:p>
+            <w:pPr>
+              <w:pStyle w:val="Compact"/>
+              <w:jc w:val="left"/>
+            </w:pPr>
+            <w:r>
+              <w:t xml:space="preserve">好馬雖老，仍想奔跑千里。</w:t>
+            </w:r>
+          </w:p>
+        </w:tc>
+      </w:tr>
+      <w:tr>
+        <w:tc>
+          <w:tcPr/>
+          <w:p>
+            <w:pPr>
+              <w:pStyle w:val="Compact"/>
+              <w:jc w:val="left"/>
+            </w:pPr>
+            <w:r>
+              <w:t xml:space="preserve">23</w:t>
+            </w:r>
+          </w:p>
+        </w:tc>
+        <w:tc>
+          <w:tcPr/>
+          <w:p>
+            <w:pPr>
+              <w:pStyle w:val="Compact"/>
+              <w:jc w:val="left"/>
+            </w:pPr>
+            <w:r>
+              <w:t xml:space="preserve">A</w:t>
+            </w:r>
+          </w:p>
+        </w:tc>
+        <w:tc>
+          <w:tcPr/>
+          <w:p>
+            <w:pPr>
+              <w:pStyle w:val="Compact"/>
+              <w:jc w:val="left"/>
+            </w:pPr>
+            <w:r>
+              <w:t xml:space="preserve">比喻年輕少女。</w:t>
+            </w:r>
+          </w:p>
+        </w:tc>
+      </w:tr>
+      <w:tr>
+        <w:tc>
+          <w:tcPr/>
+          <w:p>
+            <w:pPr>
+              <w:pStyle w:val="Compact"/>
+              <w:jc w:val="left"/>
+            </w:pPr>
+            <w:r>
+              <w:t xml:space="preserve">24</w:t>
+            </w:r>
+          </w:p>
+        </w:tc>
+        <w:tc>
+          <w:tcPr/>
+          <w:p>
+            <w:pPr>
+              <w:pStyle w:val="Compact"/>
+              <w:jc w:val="left"/>
+            </w:pPr>
+            <w:r>
+              <w:t xml:space="preserve">B</w:t>
+            </w:r>
+          </w:p>
+        </w:tc>
+        <w:tc>
+          <w:tcPr/>
+          <w:p>
+            <w:pPr>
+              <w:pStyle w:val="Compact"/>
+              <w:jc w:val="left"/>
+            </w:pPr>
+            <w:r>
+              <w:t xml:space="preserve">黃口：幼兒；比喻淺薄幼稚的人。</w:t>
+            </w:r>
+          </w:p>
+        </w:tc>
+      </w:tr>
+      <w:tr>
+        <w:tc>
+          <w:tcPr/>
+          <w:p>
+            <w:pPr>
+              <w:pStyle w:val="Compact"/>
+              <w:jc w:val="left"/>
+            </w:pPr>
+            <w:r>
+              <w:t xml:space="preserve">25</w:t>
+            </w:r>
+          </w:p>
+        </w:tc>
+        <w:tc>
+          <w:tcPr/>
+          <w:p>
+            <w:pPr>
+              <w:pStyle w:val="Compact"/>
+              <w:jc w:val="left"/>
+            </w:pPr>
+            <w:r>
+              <w:t xml:space="preserve">B</w:t>
+            </w:r>
+          </w:p>
+        </w:tc>
+        <w:tc>
+          <w:tcPr/>
+          <w:p>
+            <w:pPr>
+              <w:pStyle w:val="Compact"/>
+              <w:jc w:val="left"/>
+            </w:pPr>
+            <w:r>
+              <w:t xml:space="preserve">朝陽比喻少壯、青年學子。</w:t>
+            </w:r>
+          </w:p>
+        </w:tc>
+      </w:tr>
+      <w:tr>
+        <w:tc>
+          <w:tcPr/>
+          <w:p>
+            <w:pPr>
+              <w:pStyle w:val="Compact"/>
+              <w:jc w:val="left"/>
+            </w:pPr>
+            <w:r>
+              <w:t xml:space="preserve">26</w:t>
+            </w:r>
+          </w:p>
+        </w:tc>
+        <w:tc>
+          <w:tcPr/>
+          <w:p>
+            <w:pPr>
+              <w:pStyle w:val="Compact"/>
+              <w:jc w:val="left"/>
+            </w:pPr>
+            <w:r>
+              <w:t xml:space="preserve">B</w:t>
+            </w:r>
+          </w:p>
+        </w:tc>
+        <w:tc>
+          <w:tcPr/>
+          <w:p>
+            <w:pPr>
+              <w:pStyle w:val="Compact"/>
+              <w:jc w:val="left"/>
+            </w:pPr>
+            <w:r>
+              <w:t xml:space="preserve">李樹代替桃樹受蟲蛀而枯乾。</w:t>
+            </w:r>
+          </w:p>
+        </w:tc>
+      </w:tr>
+      <w:tr>
+        <w:tc>
+          <w:tcPr/>
+          <w:p>
+            <w:pPr>
+              <w:pStyle w:val="Compact"/>
+              <w:jc w:val="left"/>
+            </w:pPr>
+            <w:r>
+              <w:t xml:space="preserve">27</w:t>
+            </w:r>
+          </w:p>
+        </w:tc>
+        <w:tc>
+          <w:tcPr/>
+          <w:p>
+            <w:pPr>
+              <w:pStyle w:val="Compact"/>
+              <w:jc w:val="left"/>
+            </w:pPr>
+            <w:r>
+              <w:t xml:space="preserve">C</w:t>
+            </w:r>
+          </w:p>
+        </w:tc>
+        <w:tc>
+          <w:tcPr/>
+          <w:p>
+            <w:pPr>
+              <w:pStyle w:val="Compact"/>
+              <w:jc w:val="left"/>
+            </w:pPr>
+            <w:r>
+              <w:t xml:space="preserve">你送我桃子，我回贈以李子。</w:t>
+            </w:r>
+          </w:p>
+        </w:tc>
+      </w:tr>
+      <w:tr>
+        <w:tc>
+          <w:tcPr/>
+          <w:p>
+            <w:pPr>
+              <w:pStyle w:val="Compact"/>
+              <w:jc w:val="left"/>
+            </w:pPr>
+            <w:r>
+              <w:t xml:space="preserve">28</w:t>
+            </w:r>
+          </w:p>
+        </w:tc>
+        <w:tc>
+          <w:tcPr/>
+          <w:p>
+            <w:pPr>
+              <w:pStyle w:val="Compact"/>
+              <w:jc w:val="left"/>
+            </w:pPr>
+            <w:r>
+              <w:t xml:space="preserve">B</w:t>
+            </w:r>
+          </w:p>
+        </w:tc>
+        <w:tc>
+          <w:tcPr/>
+          <w:p>
+            <w:pPr>
+              <w:pStyle w:val="Compact"/>
+              <w:jc w:val="left"/>
+            </w:pPr>
+            <w:r>
+              <w:t xml:space="preserve">比喻門生後輩與師長教誨。</w:t>
+            </w:r>
+          </w:p>
+        </w:tc>
+      </w:tr>
+      <w:tr>
+        <w:tc>
+          <w:tcPr/>
+          <w:p>
+            <w:pPr>
+              <w:pStyle w:val="Compact"/>
+              <w:jc w:val="left"/>
+            </w:pPr>
+            <w:r>
+              <w:t xml:space="preserve">29</w:t>
+            </w:r>
+          </w:p>
+        </w:tc>
+        <w:tc>
+          <w:tcPr/>
+          <w:p>
+            <w:pPr>
+              <w:pStyle w:val="Compact"/>
+              <w:jc w:val="left"/>
+            </w:pPr>
+            <w:r>
+              <w:t xml:space="preserve">B</w:t>
+            </w:r>
+          </w:p>
+        </w:tc>
+        <w:tc>
+          <w:tcPr/>
+          <w:p>
+            <w:pPr>
+              <w:pStyle w:val="Compact"/>
+              <w:jc w:val="left"/>
+            </w:pPr>
+            <w:r>
+              <w:t xml:space="preserve">各用心機，明爭暗鬥。</w:t>
+            </w:r>
+          </w:p>
+        </w:tc>
+      </w:tr>
+      <w:tr>
+        <w:tc>
+          <w:tcPr/>
+          <w:p>
+            <w:pPr>
+              <w:pStyle w:val="Compact"/>
+              <w:jc w:val="left"/>
+            </w:pPr>
+            <w:r>
+              <w:t xml:space="preserve">30</w:t>
+            </w:r>
+          </w:p>
+        </w:tc>
+        <w:tc>
+          <w:tcPr/>
+          <w:p>
+            <w:pPr>
+              <w:pStyle w:val="Compact"/>
+              <w:jc w:val="left"/>
+            </w:pPr>
+            <w:r>
               <w:t xml:space="preserve">D</w:t>
             </w:r>
           </w:p>
@@ -10598,7 +11722,7 @@
               <w:jc w:val="left"/>
             </w:pPr>
             <w:r>
-              <w:t xml:space="preserve">22</w:t>
+              <w:t xml:space="preserve">31</w:t>
             </w:r>
           </w:p>
         </w:tc>
@@ -10636,7 +11760,7 @@
               <w:jc w:val="left"/>
             </w:pPr>
             <w:r>
-              <w:t xml:space="preserve">23</w:t>
+              <w:t xml:space="preserve">32</w:t>
             </w:r>
           </w:p>
         </w:tc>
@@ -10674,7 +11798,7 @@
               <w:jc w:val="left"/>
             </w:pPr>
             <w:r>
-              <w:t xml:space="preserve">24</w:t>
+              <w:t xml:space="preserve">33</w:t>
             </w:r>
           </w:p>
         </w:tc>
@@ -10712,7 +11836,7 @@
               <w:jc w:val="left"/>
             </w:pPr>
             <w:r>
-              <w:t xml:space="preserve">25</w:t>
+              <w:t xml:space="preserve">34</w:t>
             </w:r>
           </w:p>
         </w:tc>
@@ -10750,7 +11874,7 @@
               <w:jc w:val="left"/>
             </w:pPr>
             <w:r>
-              <w:t xml:space="preserve">26</w:t>
+              <w:t xml:space="preserve">35</w:t>
             </w:r>
           </w:p>
         </w:tc>
@@ -10788,7 +11912,7 @@
               <w:jc w:val="left"/>
             </w:pPr>
             <w:r>
-              <w:t xml:space="preserve">27</w:t>
+              <w:t xml:space="preserve">36</w:t>
             </w:r>
           </w:p>
         </w:tc>
@@ -10826,7 +11950,7 @@
               <w:jc w:val="left"/>
             </w:pPr>
             <w:r>
-              <w:t xml:space="preserve">28</w:t>
+              <w:t xml:space="preserve">37</w:t>
             </w:r>
           </w:p>
         </w:tc>
@@ -10864,7 +11988,7 @@
               <w:jc w:val="left"/>
             </w:pPr>
             <w:r>
-              <w:t xml:space="preserve">29</w:t>
+              <w:t xml:space="preserve">38</w:t>
             </w:r>
           </w:p>
         </w:tc>
@@ -10902,7 +12026,7 @@
               <w:jc w:val="left"/>
             </w:pPr>
             <w:r>
-              <w:t xml:space="preserve">30</w:t>
+              <w:t xml:space="preserve">39</w:t>
             </w:r>
           </w:p>
         </w:tc>
@@ -10940,7 +12064,7 @@
               <w:jc w:val="left"/>
             </w:pPr>
             <w:r>
-              <w:t xml:space="preserve">31</w:t>
+              <w:t xml:space="preserve">40</w:t>
             </w:r>
           </w:p>
         </w:tc>
@@ -10978,7 +12102,7 @@
               <w:jc w:val="left"/>
             </w:pPr>
             <w:r>
-              <w:t xml:space="preserve">32</w:t>
+              <w:t xml:space="preserve">41</w:t>
             </w:r>
           </w:p>
         </w:tc>
@@ -11016,7 +12140,7 @@
               <w:jc w:val="left"/>
             </w:pPr>
             <w:r>
-              <w:t xml:space="preserve">33</w:t>
+              <w:t xml:space="preserve">42</w:t>
             </w:r>
           </w:p>
         </w:tc>
@@ -11054,7 +12178,7 @@
               <w:jc w:val="left"/>
             </w:pPr>
             <w:r>
-              <w:t xml:space="preserve">34</w:t>
+              <w:t xml:space="preserve">43</w:t>
             </w:r>
           </w:p>
         </w:tc>
@@ -11092,7 +12216,7 @@
               <w:jc w:val="left"/>
             </w:pPr>
             <w:r>
-              <w:t xml:space="preserve">35</w:t>
+              <w:t xml:space="preserve">44</w:t>
             </w:r>
           </w:p>
         </w:tc>
@@ -11130,7 +12254,7 @@
               <w:jc w:val="left"/>
             </w:pPr>
             <w:r>
-              <w:t xml:space="preserve">36</w:t>
+              <w:t xml:space="preserve">45</w:t>
             </w:r>
           </w:p>
         </w:tc>
@@ -11168,7 +12292,7 @@
               <w:jc w:val="left"/>
             </w:pPr>
             <w:r>
-              <w:t xml:space="preserve">37</w:t>
+              <w:t xml:space="preserve">46</w:t>
             </w:r>
           </w:p>
         </w:tc>
@@ -11206,7 +12330,7 @@
               <w:jc w:val="left"/>
             </w:pPr>
             <w:r>
-              <w:t xml:space="preserve">38</w:t>
+              <w:t xml:space="preserve">47</w:t>
             </w:r>
           </w:p>
         </w:tc>
@@ -11244,7 +12368,7 @@
               <w:jc w:val="left"/>
             </w:pPr>
             <w:r>
-              <w:t xml:space="preserve">39</w:t>
+              <w:t xml:space="preserve">48</w:t>
             </w:r>
           </w:p>
         </w:tc>
@@ -11282,7 +12406,7 @@
               <w:jc w:val="left"/>
             </w:pPr>
             <w:r>
-              <w:t xml:space="preserve">40</w:t>
+              <w:t xml:space="preserve">49</w:t>
             </w:r>
           </w:p>
         </w:tc>
@@ -11320,7 +12444,7 @@
               <w:jc w:val="left"/>
             </w:pPr>
             <w:r>
-              <w:t xml:space="preserve">41</w:t>
+              <w:t xml:space="preserve">50</w:t>
             </w:r>
           </w:p>
         </w:tc>
@@ -11358,7 +12482,7 @@
               <w:jc w:val="left"/>
             </w:pPr>
             <w:r>
-              <w:t xml:space="preserve">42</w:t>
+              <w:t xml:space="preserve">51</w:t>
             </w:r>
           </w:p>
         </w:tc>
@@ -11396,7 +12520,7 @@
               <w:jc w:val="left"/>
             </w:pPr>
             <w:r>
-              <w:t xml:space="preserve">43</w:t>
+              <w:t xml:space="preserve">52</w:t>
             </w:r>
           </w:p>
         </w:tc>
@@ -11434,7 +12558,7 @@
               <w:jc w:val="left"/>
             </w:pPr>
             <w:r>
-              <w:t xml:space="preserve">44</w:t>
+              <w:t xml:space="preserve">53</w:t>
             </w:r>
           </w:p>
         </w:tc>
@@ -11472,7 +12596,7 @@
               <w:jc w:val="left"/>
             </w:pPr>
             <w:r>
-              <w:t xml:space="preserve">45</w:t>
+              <w:t xml:space="preserve">54</w:t>
             </w:r>
           </w:p>
         </w:tc>
@@ -11510,7 +12634,7 @@
               <w:jc w:val="left"/>
             </w:pPr>
             <w:r>
-              <w:t xml:space="preserve">46</w:t>
+              <w:t xml:space="preserve">55</w:t>
             </w:r>
           </w:p>
         </w:tc>
@@ -11548,7 +12672,7 @@
               <w:jc w:val="left"/>
             </w:pPr>
             <w:r>
-              <w:t xml:space="preserve">47</w:t>
+              <w:t xml:space="preserve">56</w:t>
             </w:r>
           </w:p>
         </w:tc>
@@ -11586,7 +12710,7 @@
               <w:jc w:val="left"/>
             </w:pPr>
             <w:r>
-              <w:t xml:space="preserve">48</w:t>
+              <w:t xml:space="preserve">57</w:t>
             </w:r>
           </w:p>
         </w:tc>
@@ -11624,7 +12748,7 @@
               <w:jc w:val="left"/>
             </w:pPr>
             <w:r>
-              <w:t xml:space="preserve">49</w:t>
+              <w:t xml:space="preserve">58</w:t>
             </w:r>
           </w:p>
         </w:tc>
@@ -11662,7 +12786,7 @@
               <w:jc w:val="left"/>
             </w:pPr>
             <w:r>
-              <w:t xml:space="preserve">50</w:t>
+              <w:t xml:space="preserve">59</w:t>
             </w:r>
           </w:p>
         </w:tc>
@@ -11700,7 +12824,7 @@
               <w:jc w:val="left"/>
             </w:pPr>
             <w:r>
-              <w:t xml:space="preserve">51</w:t>
+              <w:t xml:space="preserve">60</w:t>
             </w:r>
           </w:p>
         </w:tc>
@@ -11738,7 +12862,7 @@
               <w:jc w:val="left"/>
             </w:pPr>
             <w:r>
-              <w:t xml:space="preserve">52</w:t>
+              <w:t xml:space="preserve">61</w:t>
             </w:r>
           </w:p>
         </w:tc>
@@ -11776,7 +12900,7 @@
               <w:jc w:val="left"/>
             </w:pPr>
             <w:r>
-              <w:t xml:space="preserve">53</w:t>
+              <w:t xml:space="preserve">62</w:t>
             </w:r>
           </w:p>
         </w:tc>
@@ -11814,7 +12938,7 @@
               <w:jc w:val="left"/>
             </w:pPr>
             <w:r>
-              <w:t xml:space="preserve">54</w:t>
+              <w:t xml:space="preserve">63</w:t>
             </w:r>
           </w:p>
         </w:tc>
@@ -11852,7 +12976,7 @@
               <w:jc w:val="left"/>
             </w:pPr>
             <w:r>
-              <w:t xml:space="preserve">55</w:t>
+              <w:t xml:space="preserve">64</w:t>
             </w:r>
           </w:p>
         </w:tc>
@@ -11890,7 +13014,7 @@
               <w:jc w:val="left"/>
             </w:pPr>
             <w:r>
-              <w:t xml:space="preserve">56</w:t>
+              <w:t xml:space="preserve">65</w:t>
             </w:r>
           </w:p>
         </w:tc>
@@ -11928,7 +13052,7 @@
               <w:jc w:val="left"/>
             </w:pPr>
             <w:r>
-              <w:t xml:space="preserve">57</w:t>
+              <w:t xml:space="preserve">66</w:t>
             </w:r>
           </w:p>
         </w:tc>
@@ -11966,7 +13090,7 @@
               <w:jc w:val="left"/>
             </w:pPr>
             <w:r>
-              <w:t xml:space="preserve">58</w:t>
+              <w:t xml:space="preserve">67</w:t>
             </w:r>
           </w:p>
         </w:tc>
@@ -12004,7 +13128,7 @@
               <w:jc w:val="left"/>
             </w:pPr>
             <w:r>
-              <w:t xml:space="preserve">59</w:t>
+              <w:t xml:space="preserve">68</w:t>
             </w:r>
           </w:p>
         </w:tc>
@@ -12042,7 +13166,7 @@
               <w:jc w:val="left"/>
             </w:pPr>
             <w:r>
-              <w:t xml:space="preserve">60</w:t>
+              <w:t xml:space="preserve">69</w:t>
             </w:r>
           </w:p>
         </w:tc>
@@ -12080,7 +13204,7 @@
               <w:jc w:val="left"/>
             </w:pPr>
             <w:r>
-              <w:t xml:space="preserve">61</w:t>
+              <w:t xml:space="preserve">70</w:t>
             </w:r>
           </w:p>
         </w:tc>
@@ -12118,7 +13242,7 @@
               <w:jc w:val="left"/>
             </w:pPr>
             <w:r>
-              <w:t xml:space="preserve">62</w:t>
+              <w:t xml:space="preserve">71</w:t>
             </w:r>
           </w:p>
         </w:tc>
@@ -12156,7 +13280,7 @@
               <w:jc w:val="left"/>
             </w:pPr>
             <w:r>
-              <w:t xml:space="preserve">63</w:t>
+              <w:t xml:space="preserve">72</w:t>
             </w:r>
           </w:p>
         </w:tc>
@@ -12194,7 +13318,7 @@
               <w:jc w:val="left"/>
             </w:pPr>
             <w:r>
-              <w:t xml:space="preserve">64</w:t>
+              <w:t xml:space="preserve">73</w:t>
             </w:r>
           </w:p>
         </w:tc>
@@ -12232,7 +13356,7 @@
               <w:jc w:val="left"/>
             </w:pPr>
             <w:r>
-              <w:t xml:space="preserve">65</w:t>
+              <w:t xml:space="preserve">74</w:t>
             </w:r>
           </w:p>
         </w:tc>
@@ -12270,7 +13394,7 @@
               <w:jc w:val="left"/>
             </w:pPr>
             <w:r>
-              <w:t xml:space="preserve">66</w:t>
+              <w:t xml:space="preserve">75</w:t>
             </w:r>
           </w:p>
         </w:tc>
@@ -12308,7 +13432,7 @@
               <w:jc w:val="left"/>
             </w:pPr>
             <w:r>
-              <w:t xml:space="preserve">67</w:t>
+              <w:t xml:space="preserve">76</w:t>
             </w:r>
           </w:p>
         </w:tc>
@@ -12346,7 +13470,7 @@
               <w:jc w:val="left"/>
             </w:pPr>
             <w:r>
-              <w:t xml:space="preserve">68</w:t>
+              <w:t xml:space="preserve">77</w:t>
             </w:r>
           </w:p>
         </w:tc>
@@ -12384,7 +13508,7 @@
               <w:jc w:val="left"/>
             </w:pPr>
             <w:r>
-              <w:t xml:space="preserve">69</w:t>
+              <w:t xml:space="preserve">78</w:t>
             </w:r>
           </w:p>
         </w:tc>
@@ -12422,7 +13546,7 @@
               <w:jc w:val="left"/>
             </w:pPr>
             <w:r>
-              <w:t xml:space="preserve">70</w:t>
+              <w:t xml:space="preserve">79</w:t>
             </w:r>
           </w:p>
         </w:tc>
@@ -12460,7 +13584,7 @@
               <w:jc w:val="left"/>
             </w:pPr>
             <w:r>
-              <w:t xml:space="preserve">71</w:t>
+              <w:t xml:space="preserve">80</w:t>
             </w:r>
           </w:p>
         </w:tc>
@@ -12498,7 +13622,7 @@
               <w:jc w:val="left"/>
             </w:pPr>
             <w:r>
-              <w:t xml:space="preserve">72</w:t>
+              <w:t xml:space="preserve">81</w:t>
             </w:r>
           </w:p>
         </w:tc>
@@ -12536,7 +13660,7 @@
               <w:jc w:val="left"/>
             </w:pPr>
             <w:r>
-              <w:t xml:space="preserve">73</w:t>
+              <w:t xml:space="preserve">82</w:t>
             </w:r>
           </w:p>
         </w:tc>
@@ -12574,7 +13698,7 @@
               <w:jc w:val="left"/>
             </w:pPr>
             <w:r>
-              <w:t xml:space="preserve">74</w:t>
+              <w:t xml:space="preserve">83</w:t>
             </w:r>
           </w:p>
         </w:tc>
@@ -12612,7 +13736,7 @@
               <w:jc w:val="left"/>
             </w:pPr>
             <w:r>
-              <w:t xml:space="preserve">75</w:t>
+              <w:t xml:space="preserve">84</w:t>
             </w:r>
           </w:p>
         </w:tc>
@@ -12650,7 +13774,7 @@
               <w:jc w:val="left"/>
             </w:pPr>
             <w:r>
-              <w:t xml:space="preserve">76</w:t>
+              <w:t xml:space="preserve">85</w:t>
             </w:r>
           </w:p>
         </w:tc>
@@ -12688,7 +13812,7 @@
               <w:jc w:val="left"/>
             </w:pPr>
             <w:r>
-              <w:t xml:space="preserve">77</w:t>
+              <w:t xml:space="preserve">86</w:t>
             </w:r>
           </w:p>
         </w:tc>
@@ -12726,7 +13850,7 @@
               <w:jc w:val="left"/>
             </w:pPr>
             <w:r>
-              <w:t xml:space="preserve">78</w:t>
+              <w:t xml:space="preserve">87</w:t>
             </w:r>
           </w:p>
         </w:tc>
@@ -12764,7 +13888,7 @@
               <w:jc w:val="left"/>
             </w:pPr>
             <w:r>
-              <w:t xml:space="preserve">79</w:t>
+              <w:t xml:space="preserve">88</w:t>
             </w:r>
           </w:p>
         </w:tc>
@@ -13218,6 +14342,33 @@
     <w:abstractNumId w:val="991"/>
   </w:num>
   <w:num w:numId="1024">
+    <w:abstractNumId w:val="991"/>
+  </w:num>
+  <w:num w:numId="1025">
+    <w:abstractNumId w:val="991"/>
+  </w:num>
+  <w:num w:numId="1026">
+    <w:abstractNumId w:val="991"/>
+  </w:num>
+  <w:num w:numId="1027">
+    <w:abstractNumId w:val="991"/>
+  </w:num>
+  <w:num w:numId="1028">
+    <w:abstractNumId w:val="991"/>
+  </w:num>
+  <w:num w:numId="1029">
+    <w:abstractNumId w:val="991"/>
+  </w:num>
+  <w:num w:numId="1030">
+    <w:abstractNumId w:val="991"/>
+  </w:num>
+  <w:num w:numId="1031">
+    <w:abstractNumId w:val="991"/>
+  </w:num>
+  <w:num w:numId="1032">
+    <w:abstractNumId w:val="991"/>
+  </w:num>
+  <w:num w:numId="1033">
     <w:abstractNumId w:val="99201"/>
     <w:lvlOverride w:ilvl="0">
       <w:startOverride w:val="1"/>
@@ -13246,33 +14397,6 @@
     <w:lvlOverride w:ilvl="8">
       <w:startOverride w:val="1"/>
     </w:lvlOverride>
-  </w:num>
-  <w:num w:numId="1025">
-    <w:abstractNumId w:val="991"/>
-  </w:num>
-  <w:num w:numId="1026">
-    <w:abstractNumId w:val="991"/>
-  </w:num>
-  <w:num w:numId="1027">
-    <w:abstractNumId w:val="991"/>
-  </w:num>
-  <w:num w:numId="1028">
-    <w:abstractNumId w:val="991"/>
-  </w:num>
-  <w:num w:numId="1029">
-    <w:abstractNumId w:val="991"/>
-  </w:num>
-  <w:num w:numId="1030">
-    <w:abstractNumId w:val="991"/>
-  </w:num>
-  <w:num w:numId="1031">
-    <w:abstractNumId w:val="991"/>
-  </w:num>
-  <w:num w:numId="1032">
-    <w:abstractNumId w:val="991"/>
-  </w:num>
-  <w:num w:numId="1033">
-    <w:abstractNumId w:val="991"/>
   </w:num>
   <w:num w:numId="1034">
     <w:abstractNumId w:val="991"/>
@@ -13422,6 +14546,33 @@
     <w:abstractNumId w:val="991"/>
   </w:num>
   <w:num w:numId="1083">
+    <w:abstractNumId w:val="991"/>
+  </w:num>
+  <w:num w:numId="1084">
+    <w:abstractNumId w:val="991"/>
+  </w:num>
+  <w:num w:numId="1085">
+    <w:abstractNumId w:val="991"/>
+  </w:num>
+  <w:num w:numId="1086">
+    <w:abstractNumId w:val="991"/>
+  </w:num>
+  <w:num w:numId="1087">
+    <w:abstractNumId w:val="991"/>
+  </w:num>
+  <w:num w:numId="1088">
+    <w:abstractNumId w:val="991"/>
+  </w:num>
+  <w:num w:numId="1089">
+    <w:abstractNumId w:val="991"/>
+  </w:num>
+  <w:num w:numId="1090">
+    <w:abstractNumId w:val="991"/>
+  </w:num>
+  <w:num w:numId="1091">
+    <w:abstractNumId w:val="991"/>
+  </w:num>
+  <w:num w:numId="1092">
     <w:abstractNumId w:val="991"/>
   </w:num>
 </w:numbering>

--- a/古文今讀101-110.docx
+++ b/古文今讀101-110.docx
@@ -200,7 +200,7 @@
         <w:pStyle w:val="BodyText"/>
       </w:pPr>
       <w:r>
-        <w:t xml:space="preserve">共 59 題課文選擇題，每題 1 分。</w:t>
+        <w:t xml:space="preserve">共 60 題課文選擇題，每題 1 分。</w:t>
       </w:r>
     </w:p>
     <w:bookmarkStart w:id="27" w:name="lesson-101"/>
@@ -4934,6 +4934,90 @@
         <w:t xml:space="preserve">工匠日後會修補</w:t>
       </w:r>
     </w:p>
+    <w:p>
+      <w:pPr>
+        <w:numPr>
+          <w:ilvl w:val="0"/>
+          <w:numId w:val="1050"/>
+        </w:numPr>
+        <w:pStyle w:val="Compact"/>
+      </w:pPr>
+      <w:r>
+        <w:t xml:space="preserve">「塔初成，望之不正」的「初」意思是？</w:t>
+      </w:r>
+    </w:p>
+    <w:p>
+      <w:pPr>
+        <w:numPr>
+          <w:ilvl w:val="1"/>
+          <w:numId w:val="1056"/>
+        </w:numPr>
+        <w:pStyle w:val="Compact"/>
+      </w:pPr>
+      <w:r>
+        <w:t xml:space="preserve">(A)</w:t>
+      </w:r>
+      <w:r>
+        <w:t xml:space="preserve"> </w:t>
+      </w:r>
+      <w:r>
+        <w:t xml:space="preserve">最初</w:t>
+      </w:r>
+    </w:p>
+    <w:p>
+      <w:pPr>
+        <w:numPr>
+          <w:ilvl w:val="1"/>
+          <w:numId w:val="1056"/>
+        </w:numPr>
+        <w:pStyle w:val="Compact"/>
+      </w:pPr>
+      <w:r>
+        <w:t xml:space="preserve">(B)</w:t>
+      </w:r>
+      <w:r>
+        <w:t xml:space="preserve"> </w:t>
+      </w:r>
+      <w:r>
+        <w:t xml:space="preserve">剛</w:t>
+      </w:r>
+    </w:p>
+    <w:p>
+      <w:pPr>
+        <w:numPr>
+          <w:ilvl w:val="1"/>
+          <w:numId w:val="1056"/>
+        </w:numPr>
+        <w:pStyle w:val="Compact"/>
+      </w:pPr>
+      <w:r>
+        <w:t xml:space="preserve">(C)</w:t>
+      </w:r>
+      <w:r>
+        <w:t xml:space="preserve"> </w:t>
+      </w:r>
+      <w:r>
+        <w:t xml:space="preserve">原來</w:t>
+      </w:r>
+    </w:p>
+    <w:p>
+      <w:pPr>
+        <w:numPr>
+          <w:ilvl w:val="1"/>
+          <w:numId w:val="1056"/>
+        </w:numPr>
+        <w:pStyle w:val="Compact"/>
+      </w:pPr>
+      <w:r>
+        <w:t xml:space="preserve">(D)</w:t>
+      </w:r>
+      <w:r>
+        <w:t xml:space="preserve"> </w:t>
+      </w:r>
+      <w:r>
+        <w:t xml:space="preserve">首先</w:t>
+      </w:r>
+    </w:p>
     <w:bookmarkEnd w:id="69"/>
     <w:bookmarkStart w:id="75" w:name="lesson-109"/>
     <w:p>
@@ -5033,7 +5117,7 @@
       <w:pPr>
         <w:numPr>
           <w:ilvl w:val="0"/>
-          <w:numId w:val="1056"/>
+          <w:numId w:val="1057"/>
         </w:numPr>
         <w:pStyle w:val="Compact"/>
       </w:pPr>
@@ -5045,91 +5129,427 @@
       <w:pPr>
         <w:numPr>
           <w:ilvl w:val="1"/>
+          <w:numId w:val="1058"/>
+        </w:numPr>
+        <w:pStyle w:val="Compact"/>
+      </w:pPr>
+      <w:r>
+        <w:t xml:space="preserve">(A)</w:t>
+      </w:r>
+      <w:r>
+        <w:t xml:space="preserve"> </w:t>
+      </w:r>
+      <w:r>
+        <w:t xml:space="preserve">讚揚李將軍愛護百姓</w:t>
+      </w:r>
+    </w:p>
+    <w:p>
+      <w:pPr>
+        <w:numPr>
+          <w:ilvl w:val="1"/>
+          <w:numId w:val="1058"/>
+        </w:numPr>
+        <w:pStyle w:val="Compact"/>
+      </w:pPr>
+      <w:r>
+        <w:t xml:space="preserve">(B)</w:t>
+      </w:r>
+      <w:r>
+        <w:t xml:space="preserve"> </w:t>
+      </w:r>
+      <w:r>
+        <w:t xml:space="preserve">讚美李將軍外形如桃李</w:t>
+      </w:r>
+    </w:p>
+    <w:p>
+      <w:pPr>
+        <w:numPr>
+          <w:ilvl w:val="1"/>
+          <w:numId w:val="1058"/>
+        </w:numPr>
+        <w:pStyle w:val="Compact"/>
+      </w:pPr>
+      <w:r>
+        <w:t xml:space="preserve">(C)</w:t>
+      </w:r>
+      <w:r>
+        <w:t xml:space="preserve"> </w:t>
+      </w:r>
+      <w:r>
+        <w:t xml:space="preserve">讚揚李廣忠厚篤實的人格，令人景仰</w:t>
+      </w:r>
+    </w:p>
+    <w:p>
+      <w:pPr>
+        <w:numPr>
+          <w:ilvl w:val="1"/>
+          <w:numId w:val="1058"/>
+        </w:numPr>
+        <w:pStyle w:val="Compact"/>
+      </w:pPr>
+      <w:r>
+        <w:t xml:space="preserve">(D)</w:t>
+      </w:r>
+      <w:r>
+        <w:t xml:space="preserve"> </w:t>
+      </w:r>
+      <w:r>
+        <w:t xml:space="preserve">感嘆李將軍人格偉大</w:t>
+      </w:r>
+    </w:p>
+    <w:p>
+      <w:pPr>
+        <w:numPr>
+          <w:ilvl w:val="0"/>
           <w:numId w:val="1057"/>
         </w:numPr>
         <w:pStyle w:val="Compact"/>
       </w:pPr>
       <w:r>
+        <w:t xml:space="preserve">「桃李不言，下自成蹊」說明了什麼道理？</w:t>
+      </w:r>
+    </w:p>
+    <w:p>
+      <w:pPr>
+        <w:numPr>
+          <w:ilvl w:val="1"/>
+          <w:numId w:val="1059"/>
+        </w:numPr>
+        <w:pStyle w:val="Compact"/>
+      </w:pPr>
+      <w:r>
         <w:t xml:space="preserve">(A)</w:t>
       </w:r>
       <w:r>
         <w:t xml:space="preserve"> </w:t>
       </w:r>
       <w:r>
-        <w:t xml:space="preserve">讚揚李將軍愛護百姓</w:t>
-      </w:r>
-    </w:p>
-    <w:p>
-      <w:pPr>
-        <w:numPr>
-          <w:ilvl w:val="1"/>
+        <w:t xml:space="preserve">不善言辭的人常被忽略</w:t>
+      </w:r>
+    </w:p>
+    <w:p>
+      <w:pPr>
+        <w:numPr>
+          <w:ilvl w:val="1"/>
+          <w:numId w:val="1059"/>
+        </w:numPr>
+        <w:pStyle w:val="Compact"/>
+      </w:pPr>
+      <w:r>
+        <w:t xml:space="preserve">(B)</w:t>
+      </w:r>
+      <w:r>
+        <w:t xml:space="preserve"> </w:t>
+      </w:r>
+      <w:r>
+        <w:t xml:space="preserve">不喜歡說話的人朋友較少</w:t>
+      </w:r>
+    </w:p>
+    <w:p>
+      <w:pPr>
+        <w:numPr>
+          <w:ilvl w:val="1"/>
+          <w:numId w:val="1059"/>
+        </w:numPr>
+        <w:pStyle w:val="Compact"/>
+      </w:pPr>
+      <w:r>
+        <w:t xml:space="preserve">(C)</w:t>
+      </w:r>
+      <w:r>
+        <w:t xml:space="preserve"> </w:t>
+      </w:r>
+      <w:r>
+        <w:t xml:space="preserve">只要努力付出，一定有豐碩成果</w:t>
+      </w:r>
+    </w:p>
+    <w:p>
+      <w:pPr>
+        <w:numPr>
+          <w:ilvl w:val="1"/>
+          <w:numId w:val="1059"/>
+        </w:numPr>
+        <w:pStyle w:val="Compact"/>
+      </w:pPr>
+      <w:r>
+        <w:t xml:space="preserve">(D)</w:t>
+      </w:r>
+      <w:r>
+        <w:t xml:space="preserve"> </w:t>
+      </w:r>
+      <w:r>
+        <w:t xml:space="preserve">為人真誠篤實，自然能感召人</w:t>
+      </w:r>
+    </w:p>
+    <w:p>
+      <w:pPr>
+        <w:numPr>
+          <w:ilvl w:val="0"/>
           <w:numId w:val="1057"/>
         </w:numPr>
         <w:pStyle w:val="Compact"/>
       </w:pPr>
       <w:r>
+        <w:t xml:space="preserve">根據《史記》，李將軍的外形是？</w:t>
+      </w:r>
+    </w:p>
+    <w:p>
+      <w:pPr>
+        <w:numPr>
+          <w:ilvl w:val="1"/>
+          <w:numId w:val="1060"/>
+        </w:numPr>
+        <w:pStyle w:val="Compact"/>
+      </w:pPr>
+      <w:r>
+        <w:t xml:space="preserve">(A)</w:t>
+      </w:r>
+      <w:r>
+        <w:t xml:space="preserve"> </w:t>
+      </w:r>
+      <w:r>
+        <w:t xml:space="preserve">貌不驚人</w:t>
+      </w:r>
+    </w:p>
+    <w:p>
+      <w:pPr>
+        <w:numPr>
+          <w:ilvl w:val="1"/>
+          <w:numId w:val="1060"/>
+        </w:numPr>
+        <w:pStyle w:val="Compact"/>
+      </w:pPr>
+      <w:r>
         <w:t xml:space="preserve">(B)</w:t>
       </w:r>
       <w:r>
         <w:t xml:space="preserve"> </w:t>
       </w:r>
       <w:r>
-        <w:t xml:space="preserve">讚美李將軍外形如桃李</w:t>
-      </w:r>
-    </w:p>
-    <w:p>
-      <w:pPr>
-        <w:numPr>
-          <w:ilvl w:val="1"/>
+        <w:t xml:space="preserve">相貌堂堂</w:t>
+      </w:r>
+    </w:p>
+    <w:p>
+      <w:pPr>
+        <w:numPr>
+          <w:ilvl w:val="1"/>
+          <w:numId w:val="1060"/>
+        </w:numPr>
+        <w:pStyle w:val="Compact"/>
+      </w:pPr>
+      <w:r>
+        <w:t xml:space="preserve">(C)</w:t>
+      </w:r>
+      <w:r>
+        <w:t xml:space="preserve"> </w:t>
+      </w:r>
+      <w:r>
+        <w:t xml:space="preserve">玉樹臨風</w:t>
+      </w:r>
+    </w:p>
+    <w:p>
+      <w:pPr>
+        <w:numPr>
+          <w:ilvl w:val="1"/>
+          <w:numId w:val="1060"/>
+        </w:numPr>
+        <w:pStyle w:val="Compact"/>
+      </w:pPr>
+      <w:r>
+        <w:t xml:space="preserve">(D)</w:t>
+      </w:r>
+      <w:r>
+        <w:t xml:space="preserve"> </w:t>
+      </w:r>
+      <w:r>
+        <w:t xml:space="preserve">虎背熊腰</w:t>
+      </w:r>
+    </w:p>
+    <w:p>
+      <w:pPr>
+        <w:numPr>
+          <w:ilvl w:val="0"/>
           <w:numId w:val="1057"/>
         </w:numPr>
         <w:pStyle w:val="Compact"/>
       </w:pPr>
       <w:r>
+        <w:t xml:space="preserve">「口不能道辭」的意思是？</w:t>
+      </w:r>
+    </w:p>
+    <w:p>
+      <w:pPr>
+        <w:numPr>
+          <w:ilvl w:val="1"/>
+          <w:numId w:val="1061"/>
+        </w:numPr>
+        <w:pStyle w:val="Compact"/>
+      </w:pPr>
+      <w:r>
+        <w:t xml:space="preserve">(A)</w:t>
+      </w:r>
+      <w:r>
+        <w:t xml:space="preserve"> </w:t>
+      </w:r>
+      <w:r>
+        <w:t xml:space="preserve">啞巴</w:t>
+      </w:r>
+    </w:p>
+    <w:p>
+      <w:pPr>
+        <w:numPr>
+          <w:ilvl w:val="1"/>
+          <w:numId w:val="1061"/>
+        </w:numPr>
+        <w:pStyle w:val="Compact"/>
+      </w:pPr>
+      <w:r>
+        <w:t xml:space="preserve">(B)</w:t>
+      </w:r>
+      <w:r>
+        <w:t xml:space="preserve"> </w:t>
+      </w:r>
+      <w:r>
+        <w:t xml:space="preserve">說起話來結結巴巴</w:t>
+      </w:r>
+    </w:p>
+    <w:p>
+      <w:pPr>
+        <w:numPr>
+          <w:ilvl w:val="1"/>
+          <w:numId w:val="1061"/>
+        </w:numPr>
+        <w:pStyle w:val="Compact"/>
+      </w:pPr>
+      <w:r>
         <w:t xml:space="preserve">(C)</w:t>
       </w:r>
       <w:r>
         <w:t xml:space="preserve"> </w:t>
       </w:r>
       <w:r>
-        <w:t xml:space="preserve">讚揚李廣忠厚篤實的人格，令人景仰</w:t>
-      </w:r>
-    </w:p>
-    <w:p>
-      <w:pPr>
-        <w:numPr>
-          <w:ilvl w:val="1"/>
+        <w:t xml:space="preserve">不善言辭</w:t>
+      </w:r>
+    </w:p>
+    <w:p>
+      <w:pPr>
+        <w:numPr>
+          <w:ilvl w:val="1"/>
+          <w:numId w:val="1061"/>
+        </w:numPr>
+        <w:pStyle w:val="Compact"/>
+      </w:pPr>
+      <w:r>
+        <w:t xml:space="preserve">(D)</w:t>
+      </w:r>
+      <w:r>
+        <w:t xml:space="preserve"> </w:t>
+      </w:r>
+      <w:r>
+        <w:t xml:space="preserve">書讀得不夠多</w:t>
+      </w:r>
+    </w:p>
+    <w:p>
+      <w:pPr>
+        <w:numPr>
+          <w:ilvl w:val="0"/>
           <w:numId w:val="1057"/>
         </w:numPr>
         <w:pStyle w:val="Compact"/>
       </w:pPr>
       <w:r>
+        <w:t xml:space="preserve">「悛悛如鄙人」是形容李將軍？</w:t>
+      </w:r>
+    </w:p>
+    <w:p>
+      <w:pPr>
+        <w:numPr>
+          <w:ilvl w:val="1"/>
+          <w:numId w:val="1062"/>
+        </w:numPr>
+        <w:pStyle w:val="Compact"/>
+      </w:pPr>
+      <w:r>
+        <w:t xml:space="preserve">(A)</w:t>
+      </w:r>
+      <w:r>
+        <w:t xml:space="preserve"> </w:t>
+      </w:r>
+      <w:r>
+        <w:t xml:space="preserve">性情暴躁</w:t>
+      </w:r>
+    </w:p>
+    <w:p>
+      <w:pPr>
+        <w:numPr>
+          <w:ilvl w:val="1"/>
+          <w:numId w:val="1062"/>
+        </w:numPr>
+        <w:pStyle w:val="Compact"/>
+      </w:pPr>
+      <w:r>
+        <w:t xml:space="preserve">(B)</w:t>
+      </w:r>
+      <w:r>
+        <w:t xml:space="preserve"> </w:t>
+      </w:r>
+      <w:r>
+        <w:t xml:space="preserve">誠懇敦厚而質樸</w:t>
+      </w:r>
+    </w:p>
+    <w:p>
+      <w:pPr>
+        <w:numPr>
+          <w:ilvl w:val="1"/>
+          <w:numId w:val="1062"/>
+        </w:numPr>
+        <w:pStyle w:val="Compact"/>
+      </w:pPr>
+      <w:r>
+        <w:t xml:space="preserve">(C)</w:t>
+      </w:r>
+      <w:r>
+        <w:t xml:space="preserve"> </w:t>
+      </w:r>
+      <w:r>
+        <w:t xml:space="preserve">不屑與人交談</w:t>
+      </w:r>
+    </w:p>
+    <w:p>
+      <w:pPr>
+        <w:numPr>
+          <w:ilvl w:val="1"/>
+          <w:numId w:val="1062"/>
+        </w:numPr>
+        <w:pStyle w:val="Compact"/>
+      </w:pPr>
+      <w:r>
         <w:t xml:space="preserve">(D)</w:t>
       </w:r>
       <w:r>
         <w:t xml:space="preserve"> </w:t>
       </w:r>
       <w:r>
-        <w:t xml:space="preserve">感嘆李將軍人格偉大</w:t>
+        <w:t xml:space="preserve">喜歡誇耀</w:t>
       </w:r>
     </w:p>
     <w:p>
       <w:pPr>
         <w:numPr>
           <w:ilvl w:val="0"/>
-          <w:numId w:val="1056"/>
-        </w:numPr>
-        <w:pStyle w:val="Compact"/>
-      </w:pPr>
-      <w:r>
-        <w:t xml:space="preserve">「桃李不言，下自成蹊」說明了什麼道理？</w:t>
-      </w:r>
-    </w:p>
-    <w:p>
-      <w:pPr>
-        <w:numPr>
-          <w:ilvl w:val="1"/>
-          <w:numId w:val="1058"/>
+          <w:numId w:val="1057"/>
+        </w:numPr>
+        <w:pStyle w:val="Compact"/>
+      </w:pPr>
+      <w:r>
+        <w:t xml:space="preserve">「桃李不言，下自成蹊」的「蹊」是？</w:t>
+      </w:r>
+    </w:p>
+    <w:p>
+      <w:pPr>
+        <w:numPr>
+          <w:ilvl w:val="1"/>
+          <w:numId w:val="1063"/>
         </w:numPr>
         <w:pStyle w:val="Compact"/>
       </w:pPr>
@@ -5140,14 +5560,14 @@
         <w:t xml:space="preserve"> </w:t>
       </w:r>
       <w:r>
-        <w:t xml:space="preserve">不善言辭的人常被忽略</w:t>
-      </w:r>
-    </w:p>
-    <w:p>
-      <w:pPr>
-        <w:numPr>
-          <w:ilvl w:val="1"/>
-          <w:numId w:val="1058"/>
+        <w:t xml:space="preserve">果實</w:t>
+      </w:r>
+    </w:p>
+    <w:p>
+      <w:pPr>
+        <w:numPr>
+          <w:ilvl w:val="1"/>
+          <w:numId w:val="1063"/>
         </w:numPr>
         <w:pStyle w:val="Compact"/>
       </w:pPr>
@@ -5158,14 +5578,14 @@
         <w:t xml:space="preserve"> </w:t>
       </w:r>
       <w:r>
-        <w:t xml:space="preserve">不喜歡說話的人朋友較少</w:t>
-      </w:r>
-    </w:p>
-    <w:p>
-      <w:pPr>
-        <w:numPr>
-          <w:ilvl w:val="1"/>
-          <w:numId w:val="1058"/>
+        <w:t xml:space="preserve">花朵</w:t>
+      </w:r>
+    </w:p>
+    <w:p>
+      <w:pPr>
+        <w:numPr>
+          <w:ilvl w:val="1"/>
+          <w:numId w:val="1063"/>
         </w:numPr>
         <w:pStyle w:val="Compact"/>
       </w:pPr>
@@ -5176,342 +5596,6 @@
         <w:t xml:space="preserve"> </w:t>
       </w:r>
       <w:r>
-        <w:t xml:space="preserve">只要努力付出，一定有豐碩成果</w:t>
-      </w:r>
-    </w:p>
-    <w:p>
-      <w:pPr>
-        <w:numPr>
-          <w:ilvl w:val="1"/>
-          <w:numId w:val="1058"/>
-        </w:numPr>
-        <w:pStyle w:val="Compact"/>
-      </w:pPr>
-      <w:r>
-        <w:t xml:space="preserve">(D)</w:t>
-      </w:r>
-      <w:r>
-        <w:t xml:space="preserve"> </w:t>
-      </w:r>
-      <w:r>
-        <w:t xml:space="preserve">為人真誠篤實，自然能感召人</w:t>
-      </w:r>
-    </w:p>
-    <w:p>
-      <w:pPr>
-        <w:numPr>
-          <w:ilvl w:val="0"/>
-          <w:numId w:val="1056"/>
-        </w:numPr>
-        <w:pStyle w:val="Compact"/>
-      </w:pPr>
-      <w:r>
-        <w:t xml:space="preserve">根據《史記》，李將軍的外形是？</w:t>
-      </w:r>
-    </w:p>
-    <w:p>
-      <w:pPr>
-        <w:numPr>
-          <w:ilvl w:val="1"/>
-          <w:numId w:val="1059"/>
-        </w:numPr>
-        <w:pStyle w:val="Compact"/>
-      </w:pPr>
-      <w:r>
-        <w:t xml:space="preserve">(A)</w:t>
-      </w:r>
-      <w:r>
-        <w:t xml:space="preserve"> </w:t>
-      </w:r>
-      <w:r>
-        <w:t xml:space="preserve">貌不驚人</w:t>
-      </w:r>
-    </w:p>
-    <w:p>
-      <w:pPr>
-        <w:numPr>
-          <w:ilvl w:val="1"/>
-          <w:numId w:val="1059"/>
-        </w:numPr>
-        <w:pStyle w:val="Compact"/>
-      </w:pPr>
-      <w:r>
-        <w:t xml:space="preserve">(B)</w:t>
-      </w:r>
-      <w:r>
-        <w:t xml:space="preserve"> </w:t>
-      </w:r>
-      <w:r>
-        <w:t xml:space="preserve">相貌堂堂</w:t>
-      </w:r>
-    </w:p>
-    <w:p>
-      <w:pPr>
-        <w:numPr>
-          <w:ilvl w:val="1"/>
-          <w:numId w:val="1059"/>
-        </w:numPr>
-        <w:pStyle w:val="Compact"/>
-      </w:pPr>
-      <w:r>
-        <w:t xml:space="preserve">(C)</w:t>
-      </w:r>
-      <w:r>
-        <w:t xml:space="preserve"> </w:t>
-      </w:r>
-      <w:r>
-        <w:t xml:space="preserve">玉樹臨風</w:t>
-      </w:r>
-    </w:p>
-    <w:p>
-      <w:pPr>
-        <w:numPr>
-          <w:ilvl w:val="1"/>
-          <w:numId w:val="1059"/>
-        </w:numPr>
-        <w:pStyle w:val="Compact"/>
-      </w:pPr>
-      <w:r>
-        <w:t xml:space="preserve">(D)</w:t>
-      </w:r>
-      <w:r>
-        <w:t xml:space="preserve"> </w:t>
-      </w:r>
-      <w:r>
-        <w:t xml:space="preserve">虎背熊腰</w:t>
-      </w:r>
-    </w:p>
-    <w:p>
-      <w:pPr>
-        <w:numPr>
-          <w:ilvl w:val="0"/>
-          <w:numId w:val="1056"/>
-        </w:numPr>
-        <w:pStyle w:val="Compact"/>
-      </w:pPr>
-      <w:r>
-        <w:t xml:space="preserve">「口不能道辭」的意思是？</w:t>
-      </w:r>
-    </w:p>
-    <w:p>
-      <w:pPr>
-        <w:numPr>
-          <w:ilvl w:val="1"/>
-          <w:numId w:val="1060"/>
-        </w:numPr>
-        <w:pStyle w:val="Compact"/>
-      </w:pPr>
-      <w:r>
-        <w:t xml:space="preserve">(A)</w:t>
-      </w:r>
-      <w:r>
-        <w:t xml:space="preserve"> </w:t>
-      </w:r>
-      <w:r>
-        <w:t xml:space="preserve">啞巴</w:t>
-      </w:r>
-    </w:p>
-    <w:p>
-      <w:pPr>
-        <w:numPr>
-          <w:ilvl w:val="1"/>
-          <w:numId w:val="1060"/>
-        </w:numPr>
-        <w:pStyle w:val="Compact"/>
-      </w:pPr>
-      <w:r>
-        <w:t xml:space="preserve">(B)</w:t>
-      </w:r>
-      <w:r>
-        <w:t xml:space="preserve"> </w:t>
-      </w:r>
-      <w:r>
-        <w:t xml:space="preserve">說起話來結結巴巴</w:t>
-      </w:r>
-    </w:p>
-    <w:p>
-      <w:pPr>
-        <w:numPr>
-          <w:ilvl w:val="1"/>
-          <w:numId w:val="1060"/>
-        </w:numPr>
-        <w:pStyle w:val="Compact"/>
-      </w:pPr>
-      <w:r>
-        <w:t xml:space="preserve">(C)</w:t>
-      </w:r>
-      <w:r>
-        <w:t xml:space="preserve"> </w:t>
-      </w:r>
-      <w:r>
-        <w:t xml:space="preserve">不善言辭</w:t>
-      </w:r>
-    </w:p>
-    <w:p>
-      <w:pPr>
-        <w:numPr>
-          <w:ilvl w:val="1"/>
-          <w:numId w:val="1060"/>
-        </w:numPr>
-        <w:pStyle w:val="Compact"/>
-      </w:pPr>
-      <w:r>
-        <w:t xml:space="preserve">(D)</w:t>
-      </w:r>
-      <w:r>
-        <w:t xml:space="preserve"> </w:t>
-      </w:r>
-      <w:r>
-        <w:t xml:space="preserve">書讀得不夠多</w:t>
-      </w:r>
-    </w:p>
-    <w:p>
-      <w:pPr>
-        <w:numPr>
-          <w:ilvl w:val="0"/>
-          <w:numId w:val="1056"/>
-        </w:numPr>
-        <w:pStyle w:val="Compact"/>
-      </w:pPr>
-      <w:r>
-        <w:t xml:space="preserve">「悛悛如鄙人」是形容李將軍？</w:t>
-      </w:r>
-    </w:p>
-    <w:p>
-      <w:pPr>
-        <w:numPr>
-          <w:ilvl w:val="1"/>
-          <w:numId w:val="1061"/>
-        </w:numPr>
-        <w:pStyle w:val="Compact"/>
-      </w:pPr>
-      <w:r>
-        <w:t xml:space="preserve">(A)</w:t>
-      </w:r>
-      <w:r>
-        <w:t xml:space="preserve"> </w:t>
-      </w:r>
-      <w:r>
-        <w:t xml:space="preserve">性情暴躁</w:t>
-      </w:r>
-    </w:p>
-    <w:p>
-      <w:pPr>
-        <w:numPr>
-          <w:ilvl w:val="1"/>
-          <w:numId w:val="1061"/>
-        </w:numPr>
-        <w:pStyle w:val="Compact"/>
-      </w:pPr>
-      <w:r>
-        <w:t xml:space="preserve">(B)</w:t>
-      </w:r>
-      <w:r>
-        <w:t xml:space="preserve"> </w:t>
-      </w:r>
-      <w:r>
-        <w:t xml:space="preserve">誠懇敦厚而質樸</w:t>
-      </w:r>
-    </w:p>
-    <w:p>
-      <w:pPr>
-        <w:numPr>
-          <w:ilvl w:val="1"/>
-          <w:numId w:val="1061"/>
-        </w:numPr>
-        <w:pStyle w:val="Compact"/>
-      </w:pPr>
-      <w:r>
-        <w:t xml:space="preserve">(C)</w:t>
-      </w:r>
-      <w:r>
-        <w:t xml:space="preserve"> </w:t>
-      </w:r>
-      <w:r>
-        <w:t xml:space="preserve">不屑與人交談</w:t>
-      </w:r>
-    </w:p>
-    <w:p>
-      <w:pPr>
-        <w:numPr>
-          <w:ilvl w:val="1"/>
-          <w:numId w:val="1061"/>
-        </w:numPr>
-        <w:pStyle w:val="Compact"/>
-      </w:pPr>
-      <w:r>
-        <w:t xml:space="preserve">(D)</w:t>
-      </w:r>
-      <w:r>
-        <w:t xml:space="preserve"> </w:t>
-      </w:r>
-      <w:r>
-        <w:t xml:space="preserve">喜歡誇耀</w:t>
-      </w:r>
-    </w:p>
-    <w:p>
-      <w:pPr>
-        <w:numPr>
-          <w:ilvl w:val="0"/>
-          <w:numId w:val="1056"/>
-        </w:numPr>
-        <w:pStyle w:val="Compact"/>
-      </w:pPr>
-      <w:r>
-        <w:t xml:space="preserve">「桃李不言，下自成蹊」的「蹊」是？</w:t>
-      </w:r>
-    </w:p>
-    <w:p>
-      <w:pPr>
-        <w:numPr>
-          <w:ilvl w:val="1"/>
-          <w:numId w:val="1062"/>
-        </w:numPr>
-        <w:pStyle w:val="Compact"/>
-      </w:pPr>
-      <w:r>
-        <w:t xml:space="preserve">(A)</w:t>
-      </w:r>
-      <w:r>
-        <w:t xml:space="preserve"> </w:t>
-      </w:r>
-      <w:r>
-        <w:t xml:space="preserve">果實</w:t>
-      </w:r>
-    </w:p>
-    <w:p>
-      <w:pPr>
-        <w:numPr>
-          <w:ilvl w:val="1"/>
-          <w:numId w:val="1062"/>
-        </w:numPr>
-        <w:pStyle w:val="Compact"/>
-      </w:pPr>
-      <w:r>
-        <w:t xml:space="preserve">(B)</w:t>
-      </w:r>
-      <w:r>
-        <w:t xml:space="preserve"> </w:t>
-      </w:r>
-      <w:r>
-        <w:t xml:space="preserve">花朵</w:t>
-      </w:r>
-    </w:p>
-    <w:p>
-      <w:pPr>
-        <w:numPr>
-          <w:ilvl w:val="1"/>
-          <w:numId w:val="1062"/>
-        </w:numPr>
-        <w:pStyle w:val="Compact"/>
-      </w:pPr>
-      <w:r>
-        <w:t xml:space="preserve">(C)</w:t>
-      </w:r>
-      <w:r>
-        <w:t xml:space="preserve"> </w:t>
-      </w:r>
-      <w:r>
         <w:t xml:space="preserve">樹蔭</w:t>
       </w:r>
     </w:p>
@@ -5519,7 +5603,7 @@
       <w:pPr>
         <w:numPr>
           <w:ilvl w:val="1"/>
-          <w:numId w:val="1062"/>
+          <w:numId w:val="1063"/>
         </w:numPr>
         <w:pStyle w:val="Compact"/>
       </w:pPr>
@@ -5632,7 +5716,7 @@
       <w:pPr>
         <w:numPr>
           <w:ilvl w:val="0"/>
-          <w:numId w:val="1063"/>
+          <w:numId w:val="1064"/>
         </w:numPr>
         <w:pStyle w:val="Compact"/>
       </w:pPr>
@@ -5644,91 +5728,427 @@
       <w:pPr>
         <w:numPr>
           <w:ilvl w:val="1"/>
+          <w:numId w:val="1065"/>
+        </w:numPr>
+        <w:pStyle w:val="Compact"/>
+      </w:pPr>
+      <w:r>
+        <w:t xml:space="preserve">(A)</w:t>
+      </w:r>
+      <w:r>
+        <w:t xml:space="preserve"> </w:t>
+      </w:r>
+      <w:r>
+        <w:t xml:space="preserve">猴子不順從</w:t>
+      </w:r>
+    </w:p>
+    <w:p>
+      <w:pPr>
+        <w:numPr>
+          <w:ilvl w:val="1"/>
+          <w:numId w:val="1065"/>
+        </w:numPr>
+        <w:pStyle w:val="Compact"/>
+      </w:pPr>
+      <w:r>
+        <w:t xml:space="preserve">(B)</w:t>
+      </w:r>
+      <w:r>
+        <w:t xml:space="preserve"> </w:t>
+      </w:r>
+      <w:r>
+        <w:t xml:space="preserve">減少食糧</w:t>
+      </w:r>
+    </w:p>
+    <w:p>
+      <w:pPr>
+        <w:numPr>
+          <w:ilvl w:val="1"/>
+          <w:numId w:val="1065"/>
+        </w:numPr>
+        <w:pStyle w:val="Compact"/>
+      </w:pPr>
+      <w:r>
+        <w:t xml:space="preserve">(C)</w:t>
+      </w:r>
+      <w:r>
+        <w:t xml:space="preserve"> </w:t>
+      </w:r>
+      <w:r>
+        <w:t xml:space="preserve">改吃香蕉</w:t>
+      </w:r>
+    </w:p>
+    <w:p>
+      <w:pPr>
+        <w:numPr>
+          <w:ilvl w:val="1"/>
+          <w:numId w:val="1065"/>
+        </w:numPr>
+        <w:pStyle w:val="Compact"/>
+      </w:pPr>
+      <w:r>
+        <w:t xml:space="preserve">(D)</w:t>
+      </w:r>
+      <w:r>
+        <w:t xml:space="preserve"> </w:t>
+      </w:r>
+      <w:r>
+        <w:t xml:space="preserve">增加飼養</w:t>
+      </w:r>
+    </w:p>
+    <w:p>
+      <w:pPr>
+        <w:numPr>
+          <w:ilvl w:val="0"/>
           <w:numId w:val="1064"/>
         </w:numPr>
         <w:pStyle w:val="Compact"/>
       </w:pPr>
       <w:r>
+        <w:t xml:space="preserve">本文的寓意是？</w:t>
+      </w:r>
+    </w:p>
+    <w:p>
+      <w:pPr>
+        <w:numPr>
+          <w:ilvl w:val="1"/>
+          <w:numId w:val="1066"/>
+        </w:numPr>
+        <w:pStyle w:val="Compact"/>
+      </w:pPr>
+      <w:r>
         <w:t xml:space="preserve">(A)</w:t>
       </w:r>
       <w:r>
         <w:t xml:space="preserve"> </w:t>
       </w:r>
       <w:r>
-        <w:t xml:space="preserve">猴子不順從</w:t>
-      </w:r>
-    </w:p>
-    <w:p>
-      <w:pPr>
-        <w:numPr>
-          <w:ilvl w:val="1"/>
+        <w:t xml:space="preserve">飼養動物不能半途而廢</w:t>
+      </w:r>
+    </w:p>
+    <w:p>
+      <w:pPr>
+        <w:numPr>
+          <w:ilvl w:val="1"/>
+          <w:numId w:val="1066"/>
+        </w:numPr>
+        <w:pStyle w:val="Compact"/>
+      </w:pPr>
+      <w:r>
+        <w:t xml:space="preserve">(B)</w:t>
+      </w:r>
+      <w:r>
+        <w:t xml:space="preserve"> </w:t>
+      </w:r>
+      <w:r>
+        <w:t xml:space="preserve">貪圖眼前的利益常有後患</w:t>
+      </w:r>
+    </w:p>
+    <w:p>
+      <w:pPr>
+        <w:numPr>
+          <w:ilvl w:val="1"/>
+          <w:numId w:val="1066"/>
+        </w:numPr>
+        <w:pStyle w:val="Compact"/>
+      </w:pPr>
+      <w:r>
+        <w:t xml:space="preserve">(C)</w:t>
+      </w:r>
+      <w:r>
+        <w:t xml:space="preserve"> </w:t>
+      </w:r>
+      <w:r>
+        <w:t xml:space="preserve">對牛彈琴</w:t>
+      </w:r>
+    </w:p>
+    <w:p>
+      <w:pPr>
+        <w:numPr>
+          <w:ilvl w:val="1"/>
+          <w:numId w:val="1066"/>
+        </w:numPr>
+        <w:pStyle w:val="Compact"/>
+      </w:pPr>
+      <w:r>
+        <w:t xml:space="preserve">(D)</w:t>
+      </w:r>
+      <w:r>
+        <w:t xml:space="preserve"> </w:t>
+      </w:r>
+      <w:r>
+        <w:t xml:space="preserve">看事情要重實際，不要被形式迷惑</w:t>
+      </w:r>
+    </w:p>
+    <w:p>
+      <w:pPr>
+        <w:numPr>
+          <w:ilvl w:val="0"/>
           <w:numId w:val="1064"/>
         </w:numPr>
         <w:pStyle w:val="Compact"/>
       </w:pPr>
       <w:r>
+        <w:t xml:space="preserve">「朝三暮四」用來比喻？</w:t>
+      </w:r>
+    </w:p>
+    <w:p>
+      <w:pPr>
+        <w:numPr>
+          <w:ilvl w:val="1"/>
+          <w:numId w:val="1067"/>
+        </w:numPr>
+        <w:pStyle w:val="Compact"/>
+      </w:pPr>
+      <w:r>
+        <w:t xml:space="preserve">(A)</w:t>
+      </w:r>
+      <w:r>
+        <w:t xml:space="preserve"> </w:t>
+      </w:r>
+      <w:r>
+        <w:t xml:space="preserve">陷入絕境</w:t>
+      </w:r>
+    </w:p>
+    <w:p>
+      <w:pPr>
+        <w:numPr>
+          <w:ilvl w:val="1"/>
+          <w:numId w:val="1067"/>
+        </w:numPr>
+        <w:pStyle w:val="Compact"/>
+      </w:pPr>
+      <w:r>
         <w:t xml:space="preserve">(B)</w:t>
       </w:r>
       <w:r>
         <w:t xml:space="preserve"> </w:t>
       </w:r>
       <w:r>
-        <w:t xml:space="preserve">減少食糧</w:t>
-      </w:r>
-    </w:p>
-    <w:p>
-      <w:pPr>
-        <w:numPr>
-          <w:ilvl w:val="1"/>
+        <w:t xml:space="preserve">心意不定、反覆無常</w:t>
+      </w:r>
+    </w:p>
+    <w:p>
+      <w:pPr>
+        <w:numPr>
+          <w:ilvl w:val="1"/>
+          <w:numId w:val="1067"/>
+        </w:numPr>
+        <w:pStyle w:val="Compact"/>
+      </w:pPr>
+      <w:r>
+        <w:t xml:space="preserve">(C)</w:t>
+      </w:r>
+      <w:r>
+        <w:t xml:space="preserve"> </w:t>
+      </w:r>
+      <w:r>
+        <w:t xml:space="preserve">鉤心鬥角</w:t>
+      </w:r>
+    </w:p>
+    <w:p>
+      <w:pPr>
+        <w:numPr>
+          <w:ilvl w:val="1"/>
+          <w:numId w:val="1067"/>
+        </w:numPr>
+        <w:pStyle w:val="Compact"/>
+      </w:pPr>
+      <w:r>
+        <w:t xml:space="preserve">(D)</w:t>
+      </w:r>
+      <w:r>
+        <w:t xml:space="preserve"> </w:t>
+      </w:r>
+      <w:r>
+        <w:t xml:space="preserve">騎虎難下</w:t>
+      </w:r>
+    </w:p>
+    <w:p>
+      <w:pPr>
+        <w:numPr>
+          <w:ilvl w:val="0"/>
           <w:numId w:val="1064"/>
         </w:numPr>
         <w:pStyle w:val="Compact"/>
       </w:pPr>
       <w:r>
+        <w:t xml:space="preserve">狙公給猴子的糧食，由朝三暮四改為朝四暮三，差別是？</w:t>
+      </w:r>
+    </w:p>
+    <w:p>
+      <w:pPr>
+        <w:numPr>
+          <w:ilvl w:val="1"/>
+          <w:numId w:val="1068"/>
+        </w:numPr>
+        <w:pStyle w:val="Compact"/>
+      </w:pPr>
+      <w:r>
+        <w:t xml:space="preserve">(A)</w:t>
+      </w:r>
+      <w:r>
+        <w:t xml:space="preserve"> </w:t>
+      </w:r>
+      <w:r>
+        <w:t xml:space="preserve">數量變多了</w:t>
+      </w:r>
+    </w:p>
+    <w:p>
+      <w:pPr>
+        <w:numPr>
+          <w:ilvl w:val="1"/>
+          <w:numId w:val="1068"/>
+        </w:numPr>
+        <w:pStyle w:val="Compact"/>
+      </w:pPr>
+      <w:r>
+        <w:t xml:space="preserve">(B)</w:t>
+      </w:r>
+      <w:r>
+        <w:t xml:space="preserve"> </w:t>
+      </w:r>
+      <w:r>
+        <w:t xml:space="preserve">數量變少了</w:t>
+      </w:r>
+    </w:p>
+    <w:p>
+      <w:pPr>
+        <w:numPr>
+          <w:ilvl w:val="1"/>
+          <w:numId w:val="1068"/>
+        </w:numPr>
+        <w:pStyle w:val="Compact"/>
+      </w:pPr>
+      <w:r>
         <w:t xml:space="preserve">(C)</w:t>
       </w:r>
       <w:r>
         <w:t xml:space="preserve"> </w:t>
       </w:r>
       <w:r>
-        <w:t xml:space="preserve">改吃香蕉</w:t>
-      </w:r>
-    </w:p>
-    <w:p>
-      <w:pPr>
-        <w:numPr>
-          <w:ilvl w:val="1"/>
+        <w:t xml:space="preserve">數量不變，沒有差別</w:t>
+      </w:r>
+    </w:p>
+    <w:p>
+      <w:pPr>
+        <w:numPr>
+          <w:ilvl w:val="1"/>
+          <w:numId w:val="1068"/>
+        </w:numPr>
+        <w:pStyle w:val="Compact"/>
+      </w:pPr>
+      <w:r>
+        <w:t xml:space="preserve">(D)</w:t>
+      </w:r>
+      <w:r>
+        <w:t xml:space="preserve"> </w:t>
+      </w:r>
+      <w:r>
+        <w:t xml:space="preserve">數量不變，次數變多</w:t>
+      </w:r>
+    </w:p>
+    <w:p>
+      <w:pPr>
+        <w:numPr>
+          <w:ilvl w:val="0"/>
           <w:numId w:val="1064"/>
         </w:numPr>
         <w:pStyle w:val="Compact"/>
       </w:pPr>
       <w:r>
+        <w:t xml:space="preserve">「恐眾狙之不馴於己也」的「馴」意思是？</w:t>
+      </w:r>
+    </w:p>
+    <w:p>
+      <w:pPr>
+        <w:numPr>
+          <w:ilvl w:val="1"/>
+          <w:numId w:val="1069"/>
+        </w:numPr>
+        <w:pStyle w:val="Compact"/>
+      </w:pPr>
+      <w:r>
+        <w:t xml:space="preserve">(A)</w:t>
+      </w:r>
+      <w:r>
+        <w:t xml:space="preserve"> </w:t>
+      </w:r>
+      <w:r>
+        <w:t xml:space="preserve">順從</w:t>
+      </w:r>
+    </w:p>
+    <w:p>
+      <w:pPr>
+        <w:numPr>
+          <w:ilvl w:val="1"/>
+          <w:numId w:val="1069"/>
+        </w:numPr>
+        <w:pStyle w:val="Compact"/>
+      </w:pPr>
+      <w:r>
+        <w:t xml:space="preserve">(B)</w:t>
+      </w:r>
+      <w:r>
+        <w:t xml:space="preserve"> </w:t>
+      </w:r>
+      <w:r>
+        <w:t xml:space="preserve">勇猛</w:t>
+      </w:r>
+    </w:p>
+    <w:p>
+      <w:pPr>
+        <w:numPr>
+          <w:ilvl w:val="1"/>
+          <w:numId w:val="1069"/>
+        </w:numPr>
+        <w:pStyle w:val="Compact"/>
+      </w:pPr>
+      <w:r>
+        <w:t xml:space="preserve">(C)</w:t>
+      </w:r>
+      <w:r>
+        <w:t xml:space="preserve"> </w:t>
+      </w:r>
+      <w:r>
+        <w:t xml:space="preserve">飢餓</w:t>
+      </w:r>
+    </w:p>
+    <w:p>
+      <w:pPr>
+        <w:numPr>
+          <w:ilvl w:val="1"/>
+          <w:numId w:val="1069"/>
+        </w:numPr>
+        <w:pStyle w:val="Compact"/>
+      </w:pPr>
+      <w:r>
         <w:t xml:space="preserve">(D)</w:t>
       </w:r>
       <w:r>
         <w:t xml:space="preserve"> </w:t>
       </w:r>
       <w:r>
-        <w:t xml:space="preserve">增加飼養</w:t>
+        <w:t xml:space="preserve">訓練</w:t>
       </w:r>
     </w:p>
     <w:p>
       <w:pPr>
         <w:numPr>
           <w:ilvl w:val="0"/>
-          <w:numId w:val="1063"/>
-        </w:numPr>
-        <w:pStyle w:val="Compact"/>
-      </w:pPr>
-      <w:r>
-        <w:t xml:space="preserve">本文的寓意是？</w:t>
-      </w:r>
-    </w:p>
-    <w:p>
-      <w:pPr>
-        <w:numPr>
-          <w:ilvl w:val="1"/>
-          <w:numId w:val="1065"/>
+          <w:numId w:val="1064"/>
+        </w:numPr>
+        <w:pStyle w:val="Compact"/>
+      </w:pPr>
+      <w:r>
+        <w:t xml:space="preserve">眾狙先怒後喜，原因是？</w:t>
+      </w:r>
+    </w:p>
+    <w:p>
+      <w:pPr>
+        <w:numPr>
+          <w:ilvl w:val="1"/>
+          <w:numId w:val="1070"/>
         </w:numPr>
         <w:pStyle w:val="Compact"/>
       </w:pPr>
@@ -5739,14 +6159,14 @@
         <w:t xml:space="preserve"> </w:t>
       </w:r>
       <w:r>
-        <w:t xml:space="preserve">飼養動物不能半途而廢</w:t>
-      </w:r>
-    </w:p>
-    <w:p>
-      <w:pPr>
-        <w:numPr>
-          <w:ilvl w:val="1"/>
-          <w:numId w:val="1065"/>
+        <w:t xml:space="preserve">糧食增加了</w:t>
+      </w:r>
+    </w:p>
+    <w:p>
+      <w:pPr>
+        <w:numPr>
+          <w:ilvl w:val="1"/>
+          <w:numId w:val="1070"/>
         </w:numPr>
         <w:pStyle w:val="Compact"/>
       </w:pPr>
@@ -5757,14 +6177,14 @@
         <w:t xml:space="preserve"> </w:t>
       </w:r>
       <w:r>
-        <w:t xml:space="preserve">貪圖眼前的利益常有後患</w:t>
-      </w:r>
-    </w:p>
-    <w:p>
-      <w:pPr>
-        <w:numPr>
-          <w:ilvl w:val="1"/>
-          <w:numId w:val="1065"/>
+        <w:t xml:space="preserve">猴子換了主人</w:t>
+      </w:r>
+    </w:p>
+    <w:p>
+      <w:pPr>
+        <w:numPr>
+          <w:ilvl w:val="1"/>
+          <w:numId w:val="1070"/>
         </w:numPr>
         <w:pStyle w:val="Compact"/>
       </w:pPr>
@@ -5775,342 +6195,6 @@
         <w:t xml:space="preserve"> </w:t>
       </w:r>
       <w:r>
-        <w:t xml:space="preserve">對牛彈琴</w:t>
-      </w:r>
-    </w:p>
-    <w:p>
-      <w:pPr>
-        <w:numPr>
-          <w:ilvl w:val="1"/>
-          <w:numId w:val="1065"/>
-        </w:numPr>
-        <w:pStyle w:val="Compact"/>
-      </w:pPr>
-      <w:r>
-        <w:t xml:space="preserve">(D)</w:t>
-      </w:r>
-      <w:r>
-        <w:t xml:space="preserve"> </w:t>
-      </w:r>
-      <w:r>
-        <w:t xml:space="preserve">看事情要重實際，不要被形式迷惑</w:t>
-      </w:r>
-    </w:p>
-    <w:p>
-      <w:pPr>
-        <w:numPr>
-          <w:ilvl w:val="0"/>
-          <w:numId w:val="1063"/>
-        </w:numPr>
-        <w:pStyle w:val="Compact"/>
-      </w:pPr>
-      <w:r>
-        <w:t xml:space="preserve">「朝三暮四」用來比喻？</w:t>
-      </w:r>
-    </w:p>
-    <w:p>
-      <w:pPr>
-        <w:numPr>
-          <w:ilvl w:val="1"/>
-          <w:numId w:val="1066"/>
-        </w:numPr>
-        <w:pStyle w:val="Compact"/>
-      </w:pPr>
-      <w:r>
-        <w:t xml:space="preserve">(A)</w:t>
-      </w:r>
-      <w:r>
-        <w:t xml:space="preserve"> </w:t>
-      </w:r>
-      <w:r>
-        <w:t xml:space="preserve">陷入絕境</w:t>
-      </w:r>
-    </w:p>
-    <w:p>
-      <w:pPr>
-        <w:numPr>
-          <w:ilvl w:val="1"/>
-          <w:numId w:val="1066"/>
-        </w:numPr>
-        <w:pStyle w:val="Compact"/>
-      </w:pPr>
-      <w:r>
-        <w:t xml:space="preserve">(B)</w:t>
-      </w:r>
-      <w:r>
-        <w:t xml:space="preserve"> </w:t>
-      </w:r>
-      <w:r>
-        <w:t xml:space="preserve">心意不定、反覆無常</w:t>
-      </w:r>
-    </w:p>
-    <w:p>
-      <w:pPr>
-        <w:numPr>
-          <w:ilvl w:val="1"/>
-          <w:numId w:val="1066"/>
-        </w:numPr>
-        <w:pStyle w:val="Compact"/>
-      </w:pPr>
-      <w:r>
-        <w:t xml:space="preserve">(C)</w:t>
-      </w:r>
-      <w:r>
-        <w:t xml:space="preserve"> </w:t>
-      </w:r>
-      <w:r>
-        <w:t xml:space="preserve">鉤心鬥角</w:t>
-      </w:r>
-    </w:p>
-    <w:p>
-      <w:pPr>
-        <w:numPr>
-          <w:ilvl w:val="1"/>
-          <w:numId w:val="1066"/>
-        </w:numPr>
-        <w:pStyle w:val="Compact"/>
-      </w:pPr>
-      <w:r>
-        <w:t xml:space="preserve">(D)</w:t>
-      </w:r>
-      <w:r>
-        <w:t xml:space="preserve"> </w:t>
-      </w:r>
-      <w:r>
-        <w:t xml:space="preserve">騎虎難下</w:t>
-      </w:r>
-    </w:p>
-    <w:p>
-      <w:pPr>
-        <w:numPr>
-          <w:ilvl w:val="0"/>
-          <w:numId w:val="1063"/>
-        </w:numPr>
-        <w:pStyle w:val="Compact"/>
-      </w:pPr>
-      <w:r>
-        <w:t xml:space="preserve">狙公給猴子的糧食，由朝三暮四改為朝四暮三，差別是？</w:t>
-      </w:r>
-    </w:p>
-    <w:p>
-      <w:pPr>
-        <w:numPr>
-          <w:ilvl w:val="1"/>
-          <w:numId w:val="1067"/>
-        </w:numPr>
-        <w:pStyle w:val="Compact"/>
-      </w:pPr>
-      <w:r>
-        <w:t xml:space="preserve">(A)</w:t>
-      </w:r>
-      <w:r>
-        <w:t xml:space="preserve"> </w:t>
-      </w:r>
-      <w:r>
-        <w:t xml:space="preserve">數量變多了</w:t>
-      </w:r>
-    </w:p>
-    <w:p>
-      <w:pPr>
-        <w:numPr>
-          <w:ilvl w:val="1"/>
-          <w:numId w:val="1067"/>
-        </w:numPr>
-        <w:pStyle w:val="Compact"/>
-      </w:pPr>
-      <w:r>
-        <w:t xml:space="preserve">(B)</w:t>
-      </w:r>
-      <w:r>
-        <w:t xml:space="preserve"> </w:t>
-      </w:r>
-      <w:r>
-        <w:t xml:space="preserve">數量變少了</w:t>
-      </w:r>
-    </w:p>
-    <w:p>
-      <w:pPr>
-        <w:numPr>
-          <w:ilvl w:val="1"/>
-          <w:numId w:val="1067"/>
-        </w:numPr>
-        <w:pStyle w:val="Compact"/>
-      </w:pPr>
-      <w:r>
-        <w:t xml:space="preserve">(C)</w:t>
-      </w:r>
-      <w:r>
-        <w:t xml:space="preserve"> </w:t>
-      </w:r>
-      <w:r>
-        <w:t xml:space="preserve">數量不變，沒有差別</w:t>
-      </w:r>
-    </w:p>
-    <w:p>
-      <w:pPr>
-        <w:numPr>
-          <w:ilvl w:val="1"/>
-          <w:numId w:val="1067"/>
-        </w:numPr>
-        <w:pStyle w:val="Compact"/>
-      </w:pPr>
-      <w:r>
-        <w:t xml:space="preserve">(D)</w:t>
-      </w:r>
-      <w:r>
-        <w:t xml:space="preserve"> </w:t>
-      </w:r>
-      <w:r>
-        <w:t xml:space="preserve">數量不變，次數變多</w:t>
-      </w:r>
-    </w:p>
-    <w:p>
-      <w:pPr>
-        <w:numPr>
-          <w:ilvl w:val="0"/>
-          <w:numId w:val="1063"/>
-        </w:numPr>
-        <w:pStyle w:val="Compact"/>
-      </w:pPr>
-      <w:r>
-        <w:t xml:space="preserve">「恐眾狙之不馴於己也」的「馴」意思是？</w:t>
-      </w:r>
-    </w:p>
-    <w:p>
-      <w:pPr>
-        <w:numPr>
-          <w:ilvl w:val="1"/>
-          <w:numId w:val="1068"/>
-        </w:numPr>
-        <w:pStyle w:val="Compact"/>
-      </w:pPr>
-      <w:r>
-        <w:t xml:space="preserve">(A)</w:t>
-      </w:r>
-      <w:r>
-        <w:t xml:space="preserve"> </w:t>
-      </w:r>
-      <w:r>
-        <w:t xml:space="preserve">順從</w:t>
-      </w:r>
-    </w:p>
-    <w:p>
-      <w:pPr>
-        <w:numPr>
-          <w:ilvl w:val="1"/>
-          <w:numId w:val="1068"/>
-        </w:numPr>
-        <w:pStyle w:val="Compact"/>
-      </w:pPr>
-      <w:r>
-        <w:t xml:space="preserve">(B)</w:t>
-      </w:r>
-      <w:r>
-        <w:t xml:space="preserve"> </w:t>
-      </w:r>
-      <w:r>
-        <w:t xml:space="preserve">勇猛</w:t>
-      </w:r>
-    </w:p>
-    <w:p>
-      <w:pPr>
-        <w:numPr>
-          <w:ilvl w:val="1"/>
-          <w:numId w:val="1068"/>
-        </w:numPr>
-        <w:pStyle w:val="Compact"/>
-      </w:pPr>
-      <w:r>
-        <w:t xml:space="preserve">(C)</w:t>
-      </w:r>
-      <w:r>
-        <w:t xml:space="preserve"> </w:t>
-      </w:r>
-      <w:r>
-        <w:t xml:space="preserve">飢餓</w:t>
-      </w:r>
-    </w:p>
-    <w:p>
-      <w:pPr>
-        <w:numPr>
-          <w:ilvl w:val="1"/>
-          <w:numId w:val="1068"/>
-        </w:numPr>
-        <w:pStyle w:val="Compact"/>
-      </w:pPr>
-      <w:r>
-        <w:t xml:space="preserve">(D)</w:t>
-      </w:r>
-      <w:r>
-        <w:t xml:space="preserve"> </w:t>
-      </w:r>
-      <w:r>
-        <w:t xml:space="preserve">訓練</w:t>
-      </w:r>
-    </w:p>
-    <w:p>
-      <w:pPr>
-        <w:numPr>
-          <w:ilvl w:val="0"/>
-          <w:numId w:val="1063"/>
-        </w:numPr>
-        <w:pStyle w:val="Compact"/>
-      </w:pPr>
-      <w:r>
-        <w:t xml:space="preserve">眾狙先怒後喜，原因是？</w:t>
-      </w:r>
-    </w:p>
-    <w:p>
-      <w:pPr>
-        <w:numPr>
-          <w:ilvl w:val="1"/>
-          <w:numId w:val="1069"/>
-        </w:numPr>
-        <w:pStyle w:val="Compact"/>
-      </w:pPr>
-      <w:r>
-        <w:t xml:space="preserve">(A)</w:t>
-      </w:r>
-      <w:r>
-        <w:t xml:space="preserve"> </w:t>
-      </w:r>
-      <w:r>
-        <w:t xml:space="preserve">糧食增加了</w:t>
-      </w:r>
-    </w:p>
-    <w:p>
-      <w:pPr>
-        <w:numPr>
-          <w:ilvl w:val="1"/>
-          <w:numId w:val="1069"/>
-        </w:numPr>
-        <w:pStyle w:val="Compact"/>
-      </w:pPr>
-      <w:r>
-        <w:t xml:space="preserve">(B)</w:t>
-      </w:r>
-      <w:r>
-        <w:t xml:space="preserve"> </w:t>
-      </w:r>
-      <w:r>
-        <w:t xml:space="preserve">猴子換了主人</w:t>
-      </w:r>
-    </w:p>
-    <w:p>
-      <w:pPr>
-        <w:numPr>
-          <w:ilvl w:val="1"/>
-          <w:numId w:val="1069"/>
-        </w:numPr>
-        <w:pStyle w:val="Compact"/>
-      </w:pPr>
-      <w:r>
-        <w:t xml:space="preserve">(C)</w:t>
-      </w:r>
-      <w:r>
-        <w:t xml:space="preserve"> </w:t>
-      </w:r>
-      <w:r>
         <w:t xml:space="preserve">只重視早晚數量的形式，忽略總數相同</w:t>
       </w:r>
     </w:p>
@@ -6118,7 +6202,7 @@
       <w:pPr>
         <w:numPr>
           <w:ilvl w:val="1"/>
-          <w:numId w:val="1069"/>
+          <w:numId w:val="1070"/>
         </w:numPr>
         <w:pStyle w:val="Compact"/>
       </w:pPr>
@@ -8418,7 +8502,7 @@
       <w:pPr>
         <w:numPr>
           <w:ilvl w:val="0"/>
-          <w:numId w:val="1070"/>
+          <w:numId w:val="1071"/>
         </w:numPr>
         <w:pStyle w:val="Compact"/>
       </w:pPr>
@@ -8430,17 +8514,185 @@
       <w:pPr>
         <w:numPr>
           <w:ilvl w:val="1"/>
+          <w:numId w:val="1072"/>
+        </w:numPr>
+        <w:pStyle w:val="Compact"/>
+      </w:pPr>
+      <w:r>
+        <w:t xml:space="preserve">(A)</w:t>
+      </w:r>
+      <w:r>
+        <w:t xml:space="preserve"> </w:t>
+      </w:r>
+      <w:r>
+        <w:t xml:space="preserve">回頭、回首看</w:t>
+      </w:r>
+    </w:p>
+    <w:p>
+      <w:pPr>
+        <w:numPr>
+          <w:ilvl w:val="1"/>
+          <w:numId w:val="1072"/>
+        </w:numPr>
+        <w:pStyle w:val="Compact"/>
+      </w:pPr>
+      <w:r>
+        <w:t xml:space="preserve">(B)</w:t>
+      </w:r>
+      <w:r>
+        <w:t xml:space="preserve"> </w:t>
+      </w:r>
+      <w:r>
+        <w:t xml:space="preserve">拜訪、探望</w:t>
+      </w:r>
+    </w:p>
+    <w:p>
+      <w:pPr>
+        <w:numPr>
+          <w:ilvl w:val="1"/>
+          <w:numId w:val="1072"/>
+        </w:numPr>
+        <w:pStyle w:val="Compact"/>
+      </w:pPr>
+      <w:r>
+        <w:t xml:space="preserve">(C)</w:t>
+      </w:r>
+      <w:r>
+        <w:t xml:space="preserve"> </w:t>
+      </w:r>
+      <w:r>
+        <w:t xml:space="preserve">關注、照應</w:t>
+      </w:r>
+    </w:p>
+    <w:p>
+      <w:pPr>
+        <w:numPr>
+          <w:ilvl w:val="1"/>
+          <w:numId w:val="1072"/>
+        </w:numPr>
+        <w:pStyle w:val="Compact"/>
+      </w:pPr>
+      <w:r>
+        <w:t xml:space="preserve">(D)</w:t>
+      </w:r>
+      <w:r>
+        <w:t xml:space="preserve"> </w:t>
+      </w:r>
+      <w:r>
+        <w:t xml:space="preserve">反而、連</w:t>
+      </w:r>
+    </w:p>
+    <w:p>
+      <w:pPr>
+        <w:numPr>
+          <w:ilvl w:val="0"/>
           <w:numId w:val="1071"/>
         </w:numPr>
         <w:pStyle w:val="Compact"/>
       </w:pPr>
       <w:r>
+        <w:t xml:space="preserve">三「顧」茅廬的「顧」？</w:t>
+      </w:r>
+    </w:p>
+    <w:p>
+      <w:pPr>
+        <w:numPr>
+          <w:ilvl w:val="1"/>
+          <w:numId w:val="1073"/>
+        </w:numPr>
+        <w:pStyle w:val="Compact"/>
+      </w:pPr>
+      <w:r>
         <w:t xml:space="preserve">(A)</w:t>
       </w:r>
       <w:r>
         <w:t xml:space="preserve"> </w:t>
       </w:r>
       <w:r>
+        <w:t xml:space="preserve">看、張望</w:t>
+      </w:r>
+    </w:p>
+    <w:p>
+      <w:pPr>
+        <w:numPr>
+          <w:ilvl w:val="1"/>
+          <w:numId w:val="1073"/>
+        </w:numPr>
+        <w:pStyle w:val="Compact"/>
+      </w:pPr>
+      <w:r>
+        <w:t xml:space="preserve">(B)</w:t>
+      </w:r>
+      <w:r>
+        <w:t xml:space="preserve"> </w:t>
+      </w:r>
+      <w:r>
+        <w:t xml:space="preserve">拜訪、探望</w:t>
+      </w:r>
+    </w:p>
+    <w:p>
+      <w:pPr>
+        <w:numPr>
+          <w:ilvl w:val="1"/>
+          <w:numId w:val="1073"/>
+        </w:numPr>
+        <w:pStyle w:val="Compact"/>
+      </w:pPr>
+      <w:r>
+        <w:t xml:space="preserve">(C)</w:t>
+      </w:r>
+      <w:r>
+        <w:t xml:space="preserve"> </w:t>
+      </w:r>
+      <w:r>
+        <w:t xml:space="preserve">關注、照應</w:t>
+      </w:r>
+    </w:p>
+    <w:p>
+      <w:pPr>
+        <w:numPr>
+          <w:ilvl w:val="1"/>
+          <w:numId w:val="1073"/>
+        </w:numPr>
+        <w:pStyle w:val="Compact"/>
+      </w:pPr>
+      <w:r>
+        <w:t xml:space="preserve">(D)</w:t>
+      </w:r>
+      <w:r>
+        <w:t xml:space="preserve"> </w:t>
+      </w:r>
+      <w:r>
+        <w:t xml:space="preserve">反而、連</w:t>
+      </w:r>
+    </w:p>
+    <w:p>
+      <w:pPr>
+        <w:numPr>
+          <w:ilvl w:val="0"/>
+          <w:numId w:val="1071"/>
+        </w:numPr>
+        <w:pStyle w:val="Compact"/>
+      </w:pPr>
+      <w:r>
+        <w:t xml:space="preserve">奮不「顧」身的「顧」？</w:t>
+      </w:r>
+    </w:p>
+    <w:p>
+      <w:pPr>
+        <w:numPr>
+          <w:ilvl w:val="1"/>
+          <w:numId w:val="1074"/>
+        </w:numPr>
+        <w:pStyle w:val="Compact"/>
+      </w:pPr>
+      <w:r>
+        <w:t xml:space="preserve">(A)</w:t>
+      </w:r>
+      <w:r>
+        <w:t xml:space="preserve"> </w:t>
+      </w:r>
+      <w:r>
         <w:t xml:space="preserve">回頭、回首看</w:t>
       </w:r>
     </w:p>
@@ -8448,73 +8700,325 @@
       <w:pPr>
         <w:numPr>
           <w:ilvl w:val="1"/>
+          <w:numId w:val="1074"/>
+        </w:numPr>
+        <w:pStyle w:val="Compact"/>
+      </w:pPr>
+      <w:r>
+        <w:t xml:space="preserve">(B)</w:t>
+      </w:r>
+      <w:r>
+        <w:t xml:space="preserve"> </w:t>
+      </w:r>
+      <w:r>
+        <w:t xml:space="preserve">拜訪、探望</w:t>
+      </w:r>
+    </w:p>
+    <w:p>
+      <w:pPr>
+        <w:numPr>
+          <w:ilvl w:val="1"/>
+          <w:numId w:val="1074"/>
+        </w:numPr>
+        <w:pStyle w:val="Compact"/>
+      </w:pPr>
+      <w:r>
+        <w:t xml:space="preserve">(C)</w:t>
+      </w:r>
+      <w:r>
+        <w:t xml:space="preserve"> </w:t>
+      </w:r>
+      <w:r>
+        <w:t xml:space="preserve">關注、照應</w:t>
+      </w:r>
+    </w:p>
+    <w:p>
+      <w:pPr>
+        <w:numPr>
+          <w:ilvl w:val="1"/>
+          <w:numId w:val="1074"/>
+        </w:numPr>
+        <w:pStyle w:val="Compact"/>
+      </w:pPr>
+      <w:r>
+        <w:t xml:space="preserve">(D)</w:t>
+      </w:r>
+      <w:r>
+        <w:t xml:space="preserve"> </w:t>
+      </w:r>
+      <w:r>
+        <w:t xml:space="preserve">反而、連</w:t>
+      </w:r>
+    </w:p>
+    <w:p>
+      <w:pPr>
+        <w:numPr>
+          <w:ilvl w:val="0"/>
           <w:numId w:val="1071"/>
         </w:numPr>
         <w:pStyle w:val="Compact"/>
       </w:pPr>
       <w:r>
+        <w:t xml:space="preserve">「顧」不如蜀鄙之僧哉的「顧」？</w:t>
+      </w:r>
+    </w:p>
+    <w:p>
+      <w:pPr>
+        <w:numPr>
+          <w:ilvl w:val="1"/>
+          <w:numId w:val="1075"/>
+        </w:numPr>
+        <w:pStyle w:val="Compact"/>
+      </w:pPr>
+      <w:r>
+        <w:t xml:space="preserve">(A)</w:t>
+      </w:r>
+      <w:r>
+        <w:t xml:space="preserve"> </w:t>
+      </w:r>
+      <w:r>
+        <w:t xml:space="preserve">回頭看</w:t>
+      </w:r>
+    </w:p>
+    <w:p>
+      <w:pPr>
+        <w:numPr>
+          <w:ilvl w:val="1"/>
+          <w:numId w:val="1075"/>
+        </w:numPr>
+        <w:pStyle w:val="Compact"/>
+      </w:pPr>
+      <w:r>
         <w:t xml:space="preserve">(B)</w:t>
       </w:r>
       <w:r>
         <w:t xml:space="preserve"> </w:t>
       </w:r>
       <w:r>
-        <w:t xml:space="preserve">拜訪、探望</w:t>
-      </w:r>
-    </w:p>
-    <w:p>
-      <w:pPr>
-        <w:numPr>
-          <w:ilvl w:val="1"/>
+        <w:t xml:space="preserve">拜訪</w:t>
+      </w:r>
+    </w:p>
+    <w:p>
+      <w:pPr>
+        <w:numPr>
+          <w:ilvl w:val="1"/>
+          <w:numId w:val="1075"/>
+        </w:numPr>
+        <w:pStyle w:val="Compact"/>
+      </w:pPr>
+      <w:r>
+        <w:t xml:space="preserve">(C)</w:t>
+      </w:r>
+      <w:r>
+        <w:t xml:space="preserve"> </w:t>
+      </w:r>
+      <w:r>
+        <w:t xml:space="preserve">關注、照應</w:t>
+      </w:r>
+    </w:p>
+    <w:p>
+      <w:pPr>
+        <w:numPr>
+          <w:ilvl w:val="1"/>
+          <w:numId w:val="1075"/>
+        </w:numPr>
+        <w:pStyle w:val="Compact"/>
+      </w:pPr>
+      <w:r>
+        <w:t xml:space="preserve">(D)</w:t>
+      </w:r>
+      <w:r>
+        <w:t xml:space="preserve"> </w:t>
+      </w:r>
+      <w:r>
+        <w:t xml:space="preserve">反而、連</w:t>
+      </w:r>
+    </w:p>
+    <w:p>
+      <w:pPr>
+        <w:numPr>
+          <w:ilvl w:val="0"/>
           <w:numId w:val="1071"/>
         </w:numPr>
         <w:pStyle w:val="Compact"/>
       </w:pPr>
       <w:r>
+        <w:t xml:space="preserve">苛政猛「於」虎的「於」？</w:t>
+      </w:r>
+    </w:p>
+    <w:p>
+      <w:pPr>
+        <w:numPr>
+          <w:ilvl w:val="1"/>
+          <w:numId w:val="1076"/>
+        </w:numPr>
+        <w:pStyle w:val="Compact"/>
+      </w:pPr>
+      <w:r>
+        <w:t xml:space="preserve">(A)</w:t>
+      </w:r>
+      <w:r>
+        <w:t xml:space="preserve"> </w:t>
+      </w:r>
+      <w:r>
+        <w:t xml:space="preserve">對</w:t>
+      </w:r>
+    </w:p>
+    <w:p>
+      <w:pPr>
+        <w:numPr>
+          <w:ilvl w:val="1"/>
+          <w:numId w:val="1076"/>
+        </w:numPr>
+        <w:pStyle w:val="Compact"/>
+      </w:pPr>
+      <w:r>
+        <w:t xml:space="preserve">(B)</w:t>
+      </w:r>
+      <w:r>
+        <w:t xml:space="preserve"> </w:t>
+      </w:r>
+      <w:r>
+        <w:t xml:space="preserve">給</w:t>
+      </w:r>
+    </w:p>
+    <w:p>
+      <w:pPr>
+        <w:numPr>
+          <w:ilvl w:val="1"/>
+          <w:numId w:val="1076"/>
+        </w:numPr>
+        <w:pStyle w:val="Compact"/>
+      </w:pPr>
+      <w:r>
         <w:t xml:space="preserve">(C)</w:t>
       </w:r>
       <w:r>
         <w:t xml:space="preserve"> </w:t>
       </w:r>
       <w:r>
-        <w:t xml:space="preserve">關注、照應</w:t>
-      </w:r>
-    </w:p>
-    <w:p>
-      <w:pPr>
-        <w:numPr>
-          <w:ilvl w:val="1"/>
+        <w:t xml:space="preserve">比</w:t>
+      </w:r>
+    </w:p>
+    <w:p>
+      <w:pPr>
+        <w:numPr>
+          <w:ilvl w:val="1"/>
+          <w:numId w:val="1076"/>
+        </w:numPr>
+        <w:pStyle w:val="Compact"/>
+      </w:pPr>
+      <w:r>
+        <w:t xml:space="preserve">(D)</w:t>
+      </w:r>
+      <w:r>
+        <w:t xml:space="preserve"> </w:t>
+      </w:r>
+      <w:r>
+        <w:t xml:space="preserve">向</w:t>
+      </w:r>
+    </w:p>
+    <w:p>
+      <w:pPr>
+        <w:numPr>
+          <w:ilvl w:val="0"/>
           <w:numId w:val="1071"/>
         </w:numPr>
         <w:pStyle w:val="Compact"/>
       </w:pPr>
       <w:r>
+        <w:t xml:space="preserve">己所不欲，勿施「於」人的「於」？</w:t>
+      </w:r>
+    </w:p>
+    <w:p>
+      <w:pPr>
+        <w:numPr>
+          <w:ilvl w:val="1"/>
+          <w:numId w:val="1077"/>
+        </w:numPr>
+        <w:pStyle w:val="Compact"/>
+      </w:pPr>
+      <w:r>
+        <w:t xml:space="preserve">(A)</w:t>
+      </w:r>
+      <w:r>
+        <w:t xml:space="preserve"> </w:t>
+      </w:r>
+      <w:r>
+        <w:t xml:space="preserve">對</w:t>
+      </w:r>
+    </w:p>
+    <w:p>
+      <w:pPr>
+        <w:numPr>
+          <w:ilvl w:val="1"/>
+          <w:numId w:val="1077"/>
+        </w:numPr>
+        <w:pStyle w:val="Compact"/>
+      </w:pPr>
+      <w:r>
+        <w:t xml:space="preserve">(B)</w:t>
+      </w:r>
+      <w:r>
+        <w:t xml:space="preserve"> </w:t>
+      </w:r>
+      <w:r>
+        <w:t xml:space="preserve">給</w:t>
+      </w:r>
+    </w:p>
+    <w:p>
+      <w:pPr>
+        <w:numPr>
+          <w:ilvl w:val="1"/>
+          <w:numId w:val="1077"/>
+        </w:numPr>
+        <w:pStyle w:val="Compact"/>
+      </w:pPr>
+      <w:r>
+        <w:t xml:space="preserve">(C)</w:t>
+      </w:r>
+      <w:r>
+        <w:t xml:space="preserve"> </w:t>
+      </w:r>
+      <w:r>
+        <w:t xml:space="preserve">從</w:t>
+      </w:r>
+    </w:p>
+    <w:p>
+      <w:pPr>
+        <w:numPr>
+          <w:ilvl w:val="1"/>
+          <w:numId w:val="1077"/>
+        </w:numPr>
+        <w:pStyle w:val="Compact"/>
+      </w:pPr>
+      <w:r>
         <w:t xml:space="preserve">(D)</w:t>
       </w:r>
       <w:r>
         <w:t xml:space="preserve"> </w:t>
       </w:r>
       <w:r>
-        <w:t xml:space="preserve">反而、連</w:t>
+        <w:t xml:space="preserve">在</w:t>
       </w:r>
     </w:p>
     <w:p>
       <w:pPr>
         <w:numPr>
           <w:ilvl w:val="0"/>
-          <w:numId w:val="1070"/>
-        </w:numPr>
-        <w:pStyle w:val="Compact"/>
-      </w:pPr>
-      <w:r>
-        <w:t xml:space="preserve">三「顧」茅廬的「顧」？</w:t>
-      </w:r>
-    </w:p>
-    <w:p>
-      <w:pPr>
-        <w:numPr>
-          <w:ilvl w:val="1"/>
-          <w:numId w:val="1072"/>
+          <w:numId w:val="1071"/>
+        </w:numPr>
+        <w:pStyle w:val="Compact"/>
+      </w:pPr>
+      <w:r>
+        <w:t xml:space="preserve">得之「於」人者太多的「於」？</w:t>
+      </w:r>
+    </w:p>
+    <w:p>
+      <w:pPr>
+        <w:numPr>
+          <w:ilvl w:val="1"/>
+          <w:numId w:val="1078"/>
         </w:numPr>
         <w:pStyle w:val="Compact"/>
       </w:pPr>
@@ -8525,14 +9029,14 @@
         <w:t xml:space="preserve"> </w:t>
       </w:r>
       <w:r>
-        <w:t xml:space="preserve">看、張望</w:t>
-      </w:r>
-    </w:p>
-    <w:p>
-      <w:pPr>
-        <w:numPr>
-          <w:ilvl w:val="1"/>
-          <w:numId w:val="1072"/>
+        <w:t xml:space="preserve">向</w:t>
+      </w:r>
+    </w:p>
+    <w:p>
+      <w:pPr>
+        <w:numPr>
+          <w:ilvl w:val="1"/>
+          <w:numId w:val="1078"/>
         </w:numPr>
         <w:pStyle w:val="Compact"/>
       </w:pPr>
@@ -8543,14 +9047,14 @@
         <w:t xml:space="preserve"> </w:t>
       </w:r>
       <w:r>
-        <w:t xml:space="preserve">拜訪、探望</w:t>
-      </w:r>
-    </w:p>
-    <w:p>
-      <w:pPr>
-        <w:numPr>
-          <w:ilvl w:val="1"/>
-          <w:numId w:val="1072"/>
+        <w:t xml:space="preserve">比</w:t>
+      </w:r>
+    </w:p>
+    <w:p>
+      <w:pPr>
+        <w:numPr>
+          <w:ilvl w:val="1"/>
+          <w:numId w:val="1078"/>
         </w:numPr>
         <w:pStyle w:val="Compact"/>
       </w:pPr>
@@ -8561,14 +9065,14 @@
         <w:t xml:space="preserve"> </w:t>
       </w:r>
       <w:r>
-        <w:t xml:space="preserve">關注、照應</w:t>
-      </w:r>
-    </w:p>
-    <w:p>
-      <w:pPr>
-        <w:numPr>
-          <w:ilvl w:val="1"/>
-          <w:numId w:val="1072"/>
+        <w:t xml:space="preserve">從</w:t>
+      </w:r>
+    </w:p>
+    <w:p>
+      <w:pPr>
+        <w:numPr>
+          <w:ilvl w:val="1"/>
+          <w:numId w:val="1078"/>
         </w:numPr>
         <w:pStyle w:val="Compact"/>
       </w:pPr>
@@ -8579,26 +9083,26 @@
         <w:t xml:space="preserve"> </w:t>
       </w:r>
       <w:r>
-        <w:t xml:space="preserve">反而、連</w:t>
+        <w:t xml:space="preserve">在</w:t>
       </w:r>
     </w:p>
     <w:p>
       <w:pPr>
         <w:numPr>
           <w:ilvl w:val="0"/>
-          <w:numId w:val="1070"/>
-        </w:numPr>
-        <w:pStyle w:val="Compact"/>
-      </w:pPr>
-      <w:r>
-        <w:t xml:space="preserve">奮不「顧」身的「顧」？</w:t>
-      </w:r>
-    </w:p>
-    <w:p>
-      <w:pPr>
-        <w:numPr>
-          <w:ilvl w:val="1"/>
-          <w:numId w:val="1073"/>
+          <w:numId w:val="1071"/>
+        </w:numPr>
+        <w:pStyle w:val="Compact"/>
+      </w:pPr>
+      <w:r>
+        <w:t xml:space="preserve">子禽問「於」子貢的「於」？</w:t>
+      </w:r>
+    </w:p>
+    <w:p>
+      <w:pPr>
+        <w:numPr>
+          <w:ilvl w:val="1"/>
+          <w:numId w:val="1079"/>
         </w:numPr>
         <w:pStyle w:val="Compact"/>
       </w:pPr>
@@ -8609,14 +9113,14 @@
         <w:t xml:space="preserve"> </w:t>
       </w:r>
       <w:r>
-        <w:t xml:space="preserve">回頭、回首看</w:t>
-      </w:r>
-    </w:p>
-    <w:p>
-      <w:pPr>
-        <w:numPr>
-          <w:ilvl w:val="1"/>
-          <w:numId w:val="1073"/>
+        <w:t xml:space="preserve">向</w:t>
+      </w:r>
+    </w:p>
+    <w:p>
+      <w:pPr>
+        <w:numPr>
+          <w:ilvl w:val="1"/>
+          <w:numId w:val="1079"/>
         </w:numPr>
         <w:pStyle w:val="Compact"/>
       </w:pPr>
@@ -8627,14 +9131,14 @@
         <w:t xml:space="preserve"> </w:t>
       </w:r>
       <w:r>
-        <w:t xml:space="preserve">拜訪、探望</w:t>
-      </w:r>
-    </w:p>
-    <w:p>
-      <w:pPr>
-        <w:numPr>
-          <w:ilvl w:val="1"/>
-          <w:numId w:val="1073"/>
+        <w:t xml:space="preserve">在</w:t>
+      </w:r>
+    </w:p>
+    <w:p>
+      <w:pPr>
+        <w:numPr>
+          <w:ilvl w:val="1"/>
+          <w:numId w:val="1079"/>
         </w:numPr>
         <w:pStyle w:val="Compact"/>
       </w:pPr>
@@ -8645,14 +9149,14 @@
         <w:t xml:space="preserve"> </w:t>
       </w:r>
       <w:r>
-        <w:t xml:space="preserve">關注、照應</w:t>
-      </w:r>
-    </w:p>
-    <w:p>
-      <w:pPr>
-        <w:numPr>
-          <w:ilvl w:val="1"/>
-          <w:numId w:val="1073"/>
+        <w:t xml:space="preserve">對</w:t>
+      </w:r>
+    </w:p>
+    <w:p>
+      <w:pPr>
+        <w:numPr>
+          <w:ilvl w:val="1"/>
+          <w:numId w:val="1079"/>
         </w:numPr>
         <w:pStyle w:val="Compact"/>
       </w:pPr>
@@ -8663,26 +9167,26 @@
         <w:t xml:space="preserve"> </w:t>
       </w:r>
       <w:r>
-        <w:t xml:space="preserve">反而、連</w:t>
+        <w:t xml:space="preserve">比</w:t>
       </w:r>
     </w:p>
     <w:p>
       <w:pPr>
         <w:numPr>
           <w:ilvl w:val="0"/>
-          <w:numId w:val="1070"/>
-        </w:numPr>
-        <w:pStyle w:val="Compact"/>
-      </w:pPr>
-      <w:r>
-        <w:t xml:space="preserve">「顧」不如蜀鄙之僧哉的「顧」？</w:t>
-      </w:r>
-    </w:p>
-    <w:p>
-      <w:pPr>
-        <w:numPr>
-          <w:ilvl w:val="1"/>
-          <w:numId w:val="1074"/>
+          <w:numId w:val="1071"/>
+        </w:numPr>
+        <w:pStyle w:val="Compact"/>
+      </w:pPr>
+      <w:r>
+        <w:t xml:space="preserve">「固」守的「固」？</w:t>
+      </w:r>
+    </w:p>
+    <w:p>
+      <w:pPr>
+        <w:numPr>
+          <w:ilvl w:val="1"/>
+          <w:numId w:val="1080"/>
         </w:numPr>
         <w:pStyle w:val="Compact"/>
       </w:pPr>
@@ -8693,14 +9197,14 @@
         <w:t xml:space="preserve"> </w:t>
       </w:r>
       <w:r>
-        <w:t xml:space="preserve">回頭看</w:t>
-      </w:r>
-    </w:p>
-    <w:p>
-      <w:pPr>
-        <w:numPr>
-          <w:ilvl w:val="1"/>
-          <w:numId w:val="1074"/>
+        <w:t xml:space="preserve">結實的</w:t>
+      </w:r>
+    </w:p>
+    <w:p>
+      <w:pPr>
+        <w:numPr>
+          <w:ilvl w:val="1"/>
+          <w:numId w:val="1080"/>
         </w:numPr>
         <w:pStyle w:val="Compact"/>
       </w:pPr>
@@ -8711,14 +9215,14 @@
         <w:t xml:space="preserve"> </w:t>
       </w:r>
       <w:r>
-        <w:t xml:space="preserve">拜訪</w:t>
-      </w:r>
-    </w:p>
-    <w:p>
-      <w:pPr>
-        <w:numPr>
-          <w:ilvl w:val="1"/>
-          <w:numId w:val="1074"/>
+        <w:t xml:space="preserve">安定</w:t>
+      </w:r>
+    </w:p>
+    <w:p>
+      <w:pPr>
+        <w:numPr>
+          <w:ilvl w:val="1"/>
+          <w:numId w:val="1080"/>
         </w:numPr>
         <w:pStyle w:val="Compact"/>
       </w:pPr>
@@ -8729,14 +9233,14 @@
         <w:t xml:space="preserve"> </w:t>
       </w:r>
       <w:r>
-        <w:t xml:space="preserve">關注、照應</w:t>
-      </w:r>
-    </w:p>
-    <w:p>
-      <w:pPr>
-        <w:numPr>
-          <w:ilvl w:val="1"/>
-          <w:numId w:val="1074"/>
+        <w:t xml:space="preserve">堅決地</w:t>
+      </w:r>
+    </w:p>
+    <w:p>
+      <w:pPr>
+        <w:numPr>
+          <w:ilvl w:val="1"/>
+          <w:numId w:val="1080"/>
         </w:numPr>
         <w:pStyle w:val="Compact"/>
       </w:pPr>
@@ -8747,26 +9251,26 @@
         <w:t xml:space="preserve"> </w:t>
       </w:r>
       <w:r>
-        <w:t xml:space="preserve">反而、連</w:t>
+        <w:t xml:space="preserve">本來</w:t>
       </w:r>
     </w:p>
     <w:p>
       <w:pPr>
         <w:numPr>
           <w:ilvl w:val="0"/>
-          <w:numId w:val="1070"/>
-        </w:numPr>
-        <w:pStyle w:val="Compact"/>
-      </w:pPr>
-      <w:r>
-        <w:t xml:space="preserve">苛政猛「於」虎的「於」？</w:t>
-      </w:r>
-    </w:p>
-    <w:p>
-      <w:pPr>
-        <w:numPr>
-          <w:ilvl w:val="1"/>
-          <w:numId w:val="1075"/>
+          <w:numId w:val="1071"/>
+        </w:numPr>
+        <w:pStyle w:val="Compact"/>
+      </w:pPr>
+      <w:r>
+        <w:t xml:space="preserve">「固」有道德的「固」？</w:t>
+      </w:r>
+    </w:p>
+    <w:p>
+      <w:pPr>
+        <w:numPr>
+          <w:ilvl w:val="1"/>
+          <w:numId w:val="1081"/>
         </w:numPr>
         <w:pStyle w:val="Compact"/>
       </w:pPr>
@@ -8777,14 +9281,14 @@
         <w:t xml:space="preserve"> </w:t>
       </w:r>
       <w:r>
-        <w:t xml:space="preserve">對</w:t>
-      </w:r>
-    </w:p>
-    <w:p>
-      <w:pPr>
-        <w:numPr>
-          <w:ilvl w:val="1"/>
-          <w:numId w:val="1075"/>
+        <w:t xml:space="preserve">安定</w:t>
+      </w:r>
+    </w:p>
+    <w:p>
+      <w:pPr>
+        <w:numPr>
+          <w:ilvl w:val="1"/>
+          <w:numId w:val="1081"/>
         </w:numPr>
         <w:pStyle w:val="Compact"/>
       </w:pPr>
@@ -8795,14 +9299,14 @@
         <w:t xml:space="preserve"> </w:t>
       </w:r>
       <w:r>
-        <w:t xml:space="preserve">給</w:t>
-      </w:r>
-    </w:p>
-    <w:p>
-      <w:pPr>
-        <w:numPr>
-          <w:ilvl w:val="1"/>
-          <w:numId w:val="1075"/>
+        <w:t xml:space="preserve">本來、一向</w:t>
+      </w:r>
+    </w:p>
+    <w:p>
+      <w:pPr>
+        <w:numPr>
+          <w:ilvl w:val="1"/>
+          <w:numId w:val="1081"/>
         </w:numPr>
         <w:pStyle w:val="Compact"/>
       </w:pPr>
@@ -8813,14 +9317,14 @@
         <w:t xml:space="preserve"> </w:t>
       </w:r>
       <w:r>
-        <w:t xml:space="preserve">比</w:t>
-      </w:r>
-    </w:p>
-    <w:p>
-      <w:pPr>
-        <w:numPr>
-          <w:ilvl w:val="1"/>
-          <w:numId w:val="1075"/>
+        <w:t xml:space="preserve">堅決地</w:t>
+      </w:r>
+    </w:p>
+    <w:p>
+      <w:pPr>
+        <w:numPr>
+          <w:ilvl w:val="1"/>
+          <w:numId w:val="1081"/>
         </w:numPr>
         <w:pStyle w:val="Compact"/>
       </w:pPr>
@@ -8831,26 +9335,26 @@
         <w:t xml:space="preserve"> </w:t>
       </w:r>
       <w:r>
-        <w:t xml:space="preserve">向</w:t>
+        <w:t xml:space="preserve">結實的</w:t>
       </w:r>
     </w:p>
     <w:p>
       <w:pPr>
         <w:numPr>
           <w:ilvl w:val="0"/>
-          <w:numId w:val="1070"/>
-        </w:numPr>
-        <w:pStyle w:val="Compact"/>
-      </w:pPr>
-      <w:r>
-        <w:t xml:space="preserve">己所不欲，勿施「於」人的「於」？</w:t>
-      </w:r>
-    </w:p>
-    <w:p>
-      <w:pPr>
-        <w:numPr>
-          <w:ilvl w:val="1"/>
-          <w:numId w:val="1076"/>
+          <w:numId w:val="1071"/>
+        </w:numPr>
+        <w:pStyle w:val="Compact"/>
+      </w:pPr>
+      <w:r>
+        <w:t xml:space="preserve">「亡」羊補牢的「亡」？</w:t>
+      </w:r>
+    </w:p>
+    <w:p>
+      <w:pPr>
+        <w:numPr>
+          <w:ilvl w:val="1"/>
+          <w:numId w:val="1082"/>
         </w:numPr>
         <w:pStyle w:val="Compact"/>
       </w:pPr>
@@ -8861,14 +9365,14 @@
         <w:t xml:space="preserve"> </w:t>
       </w:r>
       <w:r>
-        <w:t xml:space="preserve">對</w:t>
-      </w:r>
-    </w:p>
-    <w:p>
-      <w:pPr>
-        <w:numPr>
-          <w:ilvl w:val="1"/>
-          <w:numId w:val="1076"/>
+        <w:t xml:space="preserve">逃跑</w:t>
+      </w:r>
+    </w:p>
+    <w:p>
+      <w:pPr>
+        <w:numPr>
+          <w:ilvl w:val="1"/>
+          <w:numId w:val="1082"/>
         </w:numPr>
         <w:pStyle w:val="Compact"/>
       </w:pPr>
@@ -8879,14 +9383,14 @@
         <w:t xml:space="preserve"> </w:t>
       </w:r>
       <w:r>
-        <w:t xml:space="preserve">給</w:t>
-      </w:r>
-    </w:p>
-    <w:p>
-      <w:pPr>
-        <w:numPr>
-          <w:ilvl w:val="1"/>
-          <w:numId w:val="1076"/>
+        <w:t xml:space="preserve">死去</w:t>
+      </w:r>
+    </w:p>
+    <w:p>
+      <w:pPr>
+        <w:numPr>
+          <w:ilvl w:val="1"/>
+          <w:numId w:val="1082"/>
         </w:numPr>
         <w:pStyle w:val="Compact"/>
       </w:pPr>
@@ -8897,14 +9401,14 @@
         <w:t xml:space="preserve"> </w:t>
       </w:r>
       <w:r>
-        <w:t xml:space="preserve">從</w:t>
-      </w:r>
-    </w:p>
-    <w:p>
-      <w:pPr>
-        <w:numPr>
-          <w:ilvl w:val="1"/>
-          <w:numId w:val="1076"/>
+        <w:t xml:space="preserve">失去</w:t>
+      </w:r>
+    </w:p>
+    <w:p>
+      <w:pPr>
+        <w:numPr>
+          <w:ilvl w:val="1"/>
+          <w:numId w:val="1082"/>
         </w:numPr>
         <w:pStyle w:val="Compact"/>
       </w:pPr>
@@ -8915,26 +9419,26 @@
         <w:t xml:space="preserve"> </w:t>
       </w:r>
       <w:r>
-        <w:t xml:space="preserve">在</w:t>
+        <w:t xml:space="preserve">滅亡</w:t>
       </w:r>
     </w:p>
     <w:p>
       <w:pPr>
         <w:numPr>
           <w:ilvl w:val="0"/>
-          <w:numId w:val="1070"/>
-        </w:numPr>
-        <w:pStyle w:val="Compact"/>
-      </w:pPr>
-      <w:r>
-        <w:t xml:space="preserve">得之「於」人者太多的「於」？</w:t>
-      </w:r>
-    </w:p>
-    <w:p>
-      <w:pPr>
-        <w:numPr>
-          <w:ilvl w:val="1"/>
-          <w:numId w:val="1077"/>
+          <w:numId w:val="1071"/>
+        </w:numPr>
+        <w:pStyle w:val="Compact"/>
+      </w:pPr>
+      <w:r>
+        <w:t xml:space="preserve">日知其所「亡」的「亡」？</w:t>
+      </w:r>
+    </w:p>
+    <w:p>
+      <w:pPr>
+        <w:numPr>
+          <w:ilvl w:val="1"/>
+          <w:numId w:val="1083"/>
         </w:numPr>
         <w:pStyle w:val="Compact"/>
       </w:pPr>
@@ -8945,14 +9449,14 @@
         <w:t xml:space="preserve"> </w:t>
       </w:r>
       <w:r>
-        <w:t xml:space="preserve">向</w:t>
-      </w:r>
-    </w:p>
-    <w:p>
-      <w:pPr>
-        <w:numPr>
-          <w:ilvl w:val="1"/>
-          <w:numId w:val="1077"/>
+        <w:t xml:space="preserve">沒有</w:t>
+      </w:r>
+    </w:p>
+    <w:p>
+      <w:pPr>
+        <w:numPr>
+          <w:ilvl w:val="1"/>
+          <w:numId w:val="1083"/>
         </w:numPr>
         <w:pStyle w:val="Compact"/>
       </w:pPr>
@@ -8963,14 +9467,14 @@
         <w:t xml:space="preserve"> </w:t>
       </w:r>
       <w:r>
-        <w:t xml:space="preserve">比</w:t>
-      </w:r>
-    </w:p>
-    <w:p>
-      <w:pPr>
-        <w:numPr>
-          <w:ilvl w:val="1"/>
-          <w:numId w:val="1077"/>
+        <w:t xml:space="preserve">死去</w:t>
+      </w:r>
+    </w:p>
+    <w:p>
+      <w:pPr>
+        <w:numPr>
+          <w:ilvl w:val="1"/>
+          <w:numId w:val="1083"/>
         </w:numPr>
         <w:pStyle w:val="Compact"/>
       </w:pPr>
@@ -8981,14 +9485,14 @@
         <w:t xml:space="preserve"> </w:t>
       </w:r>
       <w:r>
-        <w:t xml:space="preserve">從</w:t>
-      </w:r>
-    </w:p>
-    <w:p>
-      <w:pPr>
-        <w:numPr>
-          <w:ilvl w:val="1"/>
-          <w:numId w:val="1077"/>
+        <w:t xml:space="preserve">逃跑</w:t>
+      </w:r>
+    </w:p>
+    <w:p>
+      <w:pPr>
+        <w:numPr>
+          <w:ilvl w:val="1"/>
+          <w:numId w:val="1083"/>
         </w:numPr>
         <w:pStyle w:val="Compact"/>
       </w:pPr>
@@ -8999,26 +9503,26 @@
         <w:t xml:space="preserve"> </w:t>
       </w:r>
       <w:r>
-        <w:t xml:space="preserve">在</w:t>
+        <w:t xml:space="preserve">失去</w:t>
       </w:r>
     </w:p>
     <w:p>
       <w:pPr>
         <w:numPr>
           <w:ilvl w:val="0"/>
-          <w:numId w:val="1070"/>
-        </w:numPr>
-        <w:pStyle w:val="Compact"/>
-      </w:pPr>
-      <w:r>
-        <w:t xml:space="preserve">子禽問「於」子貢的「於」？</w:t>
-      </w:r>
-    </w:p>
-    <w:p>
-      <w:pPr>
-        <w:numPr>
-          <w:ilvl w:val="1"/>
-          <w:numId w:val="1078"/>
+          <w:numId w:val="1071"/>
+        </w:numPr>
+        <w:pStyle w:val="Compact"/>
+      </w:pPr>
+      <w:r>
+        <w:t xml:space="preserve">「畫蛇添足」比喻？</w:t>
+      </w:r>
+    </w:p>
+    <w:p>
+      <w:pPr>
+        <w:numPr>
+          <w:ilvl w:val="1"/>
+          <w:numId w:val="1084"/>
         </w:numPr>
         <w:pStyle w:val="Compact"/>
       </w:pPr>
@@ -9029,14 +9533,14 @@
         <w:t xml:space="preserve"> </w:t>
       </w:r>
       <w:r>
-        <w:t xml:space="preserve">向</w:t>
-      </w:r>
-    </w:p>
-    <w:p>
-      <w:pPr>
-        <w:numPr>
-          <w:ilvl w:val="1"/>
-          <w:numId w:val="1078"/>
+        <w:t xml:space="preserve">做事周全</w:t>
+      </w:r>
+    </w:p>
+    <w:p>
+      <w:pPr>
+        <w:numPr>
+          <w:ilvl w:val="1"/>
+          <w:numId w:val="1084"/>
         </w:numPr>
         <w:pStyle w:val="Compact"/>
       </w:pPr>
@@ -9047,14 +9551,14 @@
         <w:t xml:space="preserve"> </w:t>
       </w:r>
       <w:r>
-        <w:t xml:space="preserve">在</w:t>
-      </w:r>
-    </w:p>
-    <w:p>
-      <w:pPr>
-        <w:numPr>
-          <w:ilvl w:val="1"/>
-          <w:numId w:val="1078"/>
+        <w:t xml:space="preserve">多此一舉，反而弄巧成拙</w:t>
+      </w:r>
+    </w:p>
+    <w:p>
+      <w:pPr>
+        <w:numPr>
+          <w:ilvl w:val="1"/>
+          <w:numId w:val="1084"/>
         </w:numPr>
         <w:pStyle w:val="Compact"/>
       </w:pPr>
@@ -9065,14 +9569,14 @@
         <w:t xml:space="preserve"> </w:t>
       </w:r>
       <w:r>
-        <w:t xml:space="preserve">對</w:t>
-      </w:r>
-    </w:p>
-    <w:p>
-      <w:pPr>
-        <w:numPr>
-          <w:ilvl w:val="1"/>
-          <w:numId w:val="1078"/>
+        <w:t xml:space="preserve">畫技高超</w:t>
+      </w:r>
+    </w:p>
+    <w:p>
+      <w:pPr>
+        <w:numPr>
+          <w:ilvl w:val="1"/>
+          <w:numId w:val="1084"/>
         </w:numPr>
         <w:pStyle w:val="Compact"/>
       </w:pPr>
@@ -9083,26 +9587,26 @@
         <w:t xml:space="preserve"> </w:t>
       </w:r>
       <w:r>
-        <w:t xml:space="preserve">比</w:t>
+        <w:t xml:space="preserve">錦上添花</w:t>
       </w:r>
     </w:p>
     <w:p>
       <w:pPr>
         <w:numPr>
           <w:ilvl w:val="0"/>
-          <w:numId w:val="1070"/>
-        </w:numPr>
-        <w:pStyle w:val="Compact"/>
-      </w:pPr>
-      <w:r>
-        <w:t xml:space="preserve">「固」守的「固」？</w:t>
-      </w:r>
-    </w:p>
-    <w:p>
-      <w:pPr>
-        <w:numPr>
-          <w:ilvl w:val="1"/>
-          <w:numId w:val="1079"/>
+          <w:numId w:val="1071"/>
+        </w:numPr>
+        <w:pStyle w:val="Compact"/>
+      </w:pPr>
+      <w:r>
+        <w:t xml:space="preserve">「高山流水」可比喻？</w:t>
+      </w:r>
+    </w:p>
+    <w:p>
+      <w:pPr>
+        <w:numPr>
+          <w:ilvl w:val="1"/>
+          <w:numId w:val="1085"/>
         </w:numPr>
         <w:pStyle w:val="Compact"/>
       </w:pPr>
@@ -9113,14 +9617,14 @@
         <w:t xml:space="preserve"> </w:t>
       </w:r>
       <w:r>
-        <w:t xml:space="preserve">結實的</w:t>
-      </w:r>
-    </w:p>
-    <w:p>
-      <w:pPr>
-        <w:numPr>
-          <w:ilvl w:val="1"/>
-          <w:numId w:val="1079"/>
+        <w:t xml:space="preserve">風景優美</w:t>
+      </w:r>
+    </w:p>
+    <w:p>
+      <w:pPr>
+        <w:numPr>
+          <w:ilvl w:val="1"/>
+          <w:numId w:val="1085"/>
         </w:numPr>
         <w:pStyle w:val="Compact"/>
       </w:pPr>
@@ -9131,14 +9635,14 @@
         <w:t xml:space="preserve"> </w:t>
       </w:r>
       <w:r>
-        <w:t xml:space="preserve">安定</w:t>
-      </w:r>
-    </w:p>
-    <w:p>
-      <w:pPr>
-        <w:numPr>
-          <w:ilvl w:val="1"/>
-          <w:numId w:val="1079"/>
+        <w:t xml:space="preserve">知音難遇</w:t>
+      </w:r>
+    </w:p>
+    <w:p>
+      <w:pPr>
+        <w:numPr>
+          <w:ilvl w:val="1"/>
+          <w:numId w:val="1085"/>
         </w:numPr>
         <w:pStyle w:val="Compact"/>
       </w:pPr>
@@ -9149,14 +9653,14 @@
         <w:t xml:space="preserve"> </w:t>
       </w:r>
       <w:r>
-        <w:t xml:space="preserve">堅決地</w:t>
-      </w:r>
-    </w:p>
-    <w:p>
-      <w:pPr>
-        <w:numPr>
-          <w:ilvl w:val="1"/>
-          <w:numId w:val="1079"/>
+        <w:t xml:space="preserve">堅持不懈</w:t>
+      </w:r>
+    </w:p>
+    <w:p>
+      <w:pPr>
+        <w:numPr>
+          <w:ilvl w:val="1"/>
+          <w:numId w:val="1085"/>
         </w:numPr>
         <w:pStyle w:val="Compact"/>
       </w:pPr>
@@ -9167,26 +9671,26 @@
         <w:t xml:space="preserve"> </w:t>
       </w:r>
       <w:r>
-        <w:t xml:space="preserve">本來</w:t>
+        <w:t xml:space="preserve">隱居山林</w:t>
       </w:r>
     </w:p>
     <w:p>
       <w:pPr>
         <w:numPr>
           <w:ilvl w:val="0"/>
-          <w:numId w:val="1070"/>
-        </w:numPr>
-        <w:pStyle w:val="Compact"/>
-      </w:pPr>
-      <w:r>
-        <w:t xml:space="preserve">「固」有道德的「固」？</w:t>
-      </w:r>
-    </w:p>
-    <w:p>
-      <w:pPr>
-        <w:numPr>
-          <w:ilvl w:val="1"/>
-          <w:numId w:val="1080"/>
+          <w:numId w:val="1071"/>
+        </w:numPr>
+        <w:pStyle w:val="Compact"/>
+      </w:pPr>
+      <w:r>
+        <w:t xml:space="preserve">「暮夜懷金」指？</w:t>
+      </w:r>
+    </w:p>
+    <w:p>
+      <w:pPr>
+        <w:numPr>
+          <w:ilvl w:val="1"/>
+          <w:numId w:val="1086"/>
         </w:numPr>
         <w:pStyle w:val="Compact"/>
       </w:pPr>
@@ -9197,14 +9701,14 @@
         <w:t xml:space="preserve"> </w:t>
       </w:r>
       <w:r>
-        <w:t xml:space="preserve">安定</w:t>
-      </w:r>
-    </w:p>
-    <w:p>
-      <w:pPr>
-        <w:numPr>
-          <w:ilvl w:val="1"/>
-          <w:numId w:val="1080"/>
+        <w:t xml:space="preserve">暗中行賄</w:t>
+      </w:r>
+    </w:p>
+    <w:p>
+      <w:pPr>
+        <w:numPr>
+          <w:ilvl w:val="1"/>
+          <w:numId w:val="1086"/>
         </w:numPr>
         <w:pStyle w:val="Compact"/>
       </w:pPr>
@@ -9215,14 +9719,14 @@
         <w:t xml:space="preserve"> </w:t>
       </w:r>
       <w:r>
-        <w:t xml:space="preserve">本來、一向</w:t>
-      </w:r>
-    </w:p>
-    <w:p>
-      <w:pPr>
-        <w:numPr>
-          <w:ilvl w:val="1"/>
-          <w:numId w:val="1080"/>
+        <w:t xml:space="preserve">夜行遠路</w:t>
+      </w:r>
+    </w:p>
+    <w:p>
+      <w:pPr>
+        <w:numPr>
+          <w:ilvl w:val="1"/>
+          <w:numId w:val="1086"/>
         </w:numPr>
         <w:pStyle w:val="Compact"/>
       </w:pPr>
@@ -9233,14 +9737,14 @@
         <w:t xml:space="preserve"> </w:t>
       </w:r>
       <w:r>
-        <w:t xml:space="preserve">堅決地</w:t>
-      </w:r>
-    </w:p>
-    <w:p>
-      <w:pPr>
-        <w:numPr>
-          <w:ilvl w:val="1"/>
-          <w:numId w:val="1080"/>
+        <w:t xml:space="preserve">攜帶盤纏</w:t>
+      </w:r>
+    </w:p>
+    <w:p>
+      <w:pPr>
+        <w:numPr>
+          <w:ilvl w:val="1"/>
+          <w:numId w:val="1086"/>
         </w:numPr>
         <w:pStyle w:val="Compact"/>
       </w:pPr>
@@ -9251,26 +9755,26 @@
         <w:t xml:space="preserve"> </w:t>
       </w:r>
       <w:r>
-        <w:t xml:space="preserve">結實的</w:t>
+        <w:t xml:space="preserve">偷竊錢財</w:t>
       </w:r>
     </w:p>
     <w:p>
       <w:pPr>
         <w:numPr>
           <w:ilvl w:val="0"/>
-          <w:numId w:val="1070"/>
-        </w:numPr>
-        <w:pStyle w:val="Compact"/>
-      </w:pPr>
-      <w:r>
-        <w:t xml:space="preserve">「亡」羊補牢的「亡」？</w:t>
-      </w:r>
-    </w:p>
-    <w:p>
-      <w:pPr>
-        <w:numPr>
-          <w:ilvl w:val="1"/>
-          <w:numId w:val="1081"/>
+          <w:numId w:val="1071"/>
+        </w:numPr>
+        <w:pStyle w:val="Compact"/>
+      </w:pPr>
+      <w:r>
+        <w:t xml:space="preserve">「朝三暮四」比喻？</w:t>
+      </w:r>
+    </w:p>
+    <w:p>
+      <w:pPr>
+        <w:numPr>
+          <w:ilvl w:val="1"/>
+          <w:numId w:val="1087"/>
         </w:numPr>
         <w:pStyle w:val="Compact"/>
       </w:pPr>
@@ -9281,14 +9785,14 @@
         <w:t xml:space="preserve"> </w:t>
       </w:r>
       <w:r>
-        <w:t xml:space="preserve">逃跑</w:t>
-      </w:r>
-    </w:p>
-    <w:p>
-      <w:pPr>
-        <w:numPr>
-          <w:ilvl w:val="1"/>
-          <w:numId w:val="1081"/>
+        <w:t xml:space="preserve">早晚勤學</w:t>
+      </w:r>
+    </w:p>
+    <w:p>
+      <w:pPr>
+        <w:numPr>
+          <w:ilvl w:val="1"/>
+          <w:numId w:val="1087"/>
         </w:numPr>
         <w:pStyle w:val="Compact"/>
       </w:pPr>
@@ -9299,14 +9803,14 @@
         <w:t xml:space="preserve"> </w:t>
       </w:r>
       <w:r>
-        <w:t xml:space="preserve">死去</w:t>
-      </w:r>
-    </w:p>
-    <w:p>
-      <w:pPr>
-        <w:numPr>
-          <w:ilvl w:val="1"/>
-          <w:numId w:val="1081"/>
+        <w:t xml:space="preserve">心意不定，反覆無常</w:t>
+      </w:r>
+    </w:p>
+    <w:p>
+      <w:pPr>
+        <w:numPr>
+          <w:ilvl w:val="1"/>
+          <w:numId w:val="1087"/>
         </w:numPr>
         <w:pStyle w:val="Compact"/>
       </w:pPr>
@@ -9317,14 +9821,14 @@
         <w:t xml:space="preserve"> </w:t>
       </w:r>
       <w:r>
-        <w:t xml:space="preserve">失去</w:t>
-      </w:r>
-    </w:p>
-    <w:p>
-      <w:pPr>
-        <w:numPr>
-          <w:ilvl w:val="1"/>
-          <w:numId w:val="1081"/>
+        <w:t xml:space="preserve">做事有計畫</w:t>
+      </w:r>
+    </w:p>
+    <w:p>
+      <w:pPr>
+        <w:numPr>
+          <w:ilvl w:val="1"/>
+          <w:numId w:val="1087"/>
         </w:numPr>
         <w:pStyle w:val="Compact"/>
       </w:pPr>
@@ -9335,26 +9839,26 @@
         <w:t xml:space="preserve"> </w:t>
       </w:r>
       <w:r>
-        <w:t xml:space="preserve">滅亡</w:t>
+        <w:t xml:space="preserve">時間短暫</w:t>
       </w:r>
     </w:p>
     <w:p>
       <w:pPr>
         <w:numPr>
           <w:ilvl w:val="0"/>
-          <w:numId w:val="1070"/>
-        </w:numPr>
-        <w:pStyle w:val="Compact"/>
-      </w:pPr>
-      <w:r>
-        <w:t xml:space="preserve">日知其所「亡」的「亡」？</w:t>
-      </w:r>
-    </w:p>
-    <w:p>
-      <w:pPr>
-        <w:numPr>
-          <w:ilvl w:val="1"/>
-          <w:numId w:val="1082"/>
+          <w:numId w:val="1071"/>
+        </w:numPr>
+        <w:pStyle w:val="Compact"/>
+      </w:pPr>
+      <w:r>
+        <w:t xml:space="preserve">「兩袖清風」形容？</w:t>
+      </w:r>
+    </w:p>
+    <w:p>
+      <w:pPr>
+        <w:numPr>
+          <w:ilvl w:val="1"/>
+          <w:numId w:val="1088"/>
         </w:numPr>
         <w:pStyle w:val="Compact"/>
       </w:pPr>
@@ -9365,14 +9869,14 @@
         <w:t xml:space="preserve"> </w:t>
       </w:r>
       <w:r>
-        <w:t xml:space="preserve">沒有</w:t>
-      </w:r>
-    </w:p>
-    <w:p>
-      <w:pPr>
-        <w:numPr>
-          <w:ilvl w:val="1"/>
-          <w:numId w:val="1082"/>
+        <w:t xml:space="preserve">衣服單薄</w:t>
+      </w:r>
+    </w:p>
+    <w:p>
+      <w:pPr>
+        <w:numPr>
+          <w:ilvl w:val="1"/>
+          <w:numId w:val="1088"/>
         </w:numPr>
         <w:pStyle w:val="Compact"/>
       </w:pPr>
@@ -9383,14 +9887,14 @@
         <w:t xml:space="preserve"> </w:t>
       </w:r>
       <w:r>
-        <w:t xml:space="preserve">死去</w:t>
-      </w:r>
-    </w:p>
-    <w:p>
-      <w:pPr>
-        <w:numPr>
-          <w:ilvl w:val="1"/>
-          <w:numId w:val="1082"/>
+        <w:t xml:space="preserve">天氣涼爽</w:t>
+      </w:r>
+    </w:p>
+    <w:p>
+      <w:pPr>
+        <w:numPr>
+          <w:ilvl w:val="1"/>
+          <w:numId w:val="1088"/>
         </w:numPr>
         <w:pStyle w:val="Compact"/>
       </w:pPr>
@@ -9401,14 +9905,14 @@
         <w:t xml:space="preserve"> </w:t>
       </w:r>
       <w:r>
-        <w:t xml:space="preserve">逃跑</w:t>
-      </w:r>
-    </w:p>
-    <w:p>
-      <w:pPr>
-        <w:numPr>
-          <w:ilvl w:val="1"/>
-          <w:numId w:val="1082"/>
+        <w:t xml:space="preserve">官吏清廉</w:t>
+      </w:r>
+    </w:p>
+    <w:p>
+      <w:pPr>
+        <w:numPr>
+          <w:ilvl w:val="1"/>
+          <w:numId w:val="1088"/>
         </w:numPr>
         <w:pStyle w:val="Compact"/>
       </w:pPr>
@@ -9419,26 +9923,26 @@
         <w:t xml:space="preserve"> </w:t>
       </w:r>
       <w:r>
-        <w:t xml:space="preserve">失去</w:t>
+        <w:t xml:space="preserve">生活悠閒</w:t>
       </w:r>
     </w:p>
     <w:p>
       <w:pPr>
         <w:numPr>
           <w:ilvl w:val="0"/>
-          <w:numId w:val="1070"/>
-        </w:numPr>
-        <w:pStyle w:val="Compact"/>
-      </w:pPr>
-      <w:r>
-        <w:t xml:space="preserve">「畫蛇添足」比喻？</w:t>
-      </w:r>
-    </w:p>
-    <w:p>
-      <w:pPr>
-        <w:numPr>
-          <w:ilvl w:val="1"/>
-          <w:numId w:val="1083"/>
+          <w:numId w:val="1071"/>
+        </w:numPr>
+        <w:pStyle w:val="Compact"/>
+      </w:pPr>
+      <w:r>
+        <w:t xml:space="preserve">「三顧茅廬」比喻？</w:t>
+      </w:r>
+    </w:p>
+    <w:p>
+      <w:pPr>
+        <w:numPr>
+          <w:ilvl w:val="1"/>
+          <w:numId w:val="1089"/>
         </w:numPr>
         <w:pStyle w:val="Compact"/>
       </w:pPr>
@@ -9449,14 +9953,14 @@
         <w:t xml:space="preserve"> </w:t>
       </w:r>
       <w:r>
-        <w:t xml:space="preserve">做事周全</w:t>
-      </w:r>
-    </w:p>
-    <w:p>
-      <w:pPr>
-        <w:numPr>
-          <w:ilvl w:val="1"/>
-          <w:numId w:val="1083"/>
+        <w:t xml:space="preserve">誠心邀請賢才</w:t>
+      </w:r>
+    </w:p>
+    <w:p>
+      <w:pPr>
+        <w:numPr>
+          <w:ilvl w:val="1"/>
+          <w:numId w:val="1089"/>
         </w:numPr>
         <w:pStyle w:val="Compact"/>
       </w:pPr>
@@ -9467,14 +9971,14 @@
         <w:t xml:space="preserve"> </w:t>
       </w:r>
       <w:r>
-        <w:t xml:space="preserve">多此一舉，反而弄巧成拙</w:t>
-      </w:r>
-    </w:p>
-    <w:p>
-      <w:pPr>
-        <w:numPr>
-          <w:ilvl w:val="1"/>
-          <w:numId w:val="1083"/>
+        <w:t xml:space="preserve">屢次拜訪朋友</w:t>
+      </w:r>
+    </w:p>
+    <w:p>
+      <w:pPr>
+        <w:numPr>
+          <w:ilvl w:val="1"/>
+          <w:numId w:val="1089"/>
         </w:numPr>
         <w:pStyle w:val="Compact"/>
       </w:pPr>
@@ -9485,14 +9989,14 @@
         <w:t xml:space="preserve"> </w:t>
       </w:r>
       <w:r>
-        <w:t xml:space="preserve">畫技高超</w:t>
-      </w:r>
-    </w:p>
-    <w:p>
-      <w:pPr>
-        <w:numPr>
-          <w:ilvl w:val="1"/>
-          <w:numId w:val="1083"/>
+        <w:t xml:space="preserve">居住簡陋</w:t>
+      </w:r>
+    </w:p>
+    <w:p>
+      <w:pPr>
+        <w:numPr>
+          <w:ilvl w:val="1"/>
+          <w:numId w:val="1089"/>
         </w:numPr>
         <w:pStyle w:val="Compact"/>
       </w:pPr>
@@ -9503,26 +10007,26 @@
         <w:t xml:space="preserve"> </w:t>
       </w:r>
       <w:r>
-        <w:t xml:space="preserve">錦上添花</w:t>
+        <w:t xml:space="preserve">隱居山林</w:t>
       </w:r>
     </w:p>
     <w:p>
       <w:pPr>
         <w:numPr>
           <w:ilvl w:val="0"/>
-          <w:numId w:val="1070"/>
-        </w:numPr>
-        <w:pStyle w:val="Compact"/>
-      </w:pPr>
-      <w:r>
-        <w:t xml:space="preserve">「高山流水」可比喻？</w:t>
-      </w:r>
-    </w:p>
-    <w:p>
-      <w:pPr>
-        <w:numPr>
-          <w:ilvl w:val="1"/>
-          <w:numId w:val="1084"/>
+          <w:numId w:val="1071"/>
+        </w:numPr>
+        <w:pStyle w:val="Compact"/>
+      </w:pPr>
+      <w:r>
+        <w:t xml:space="preserve">「桃李不言，下自成蹊」比喻？</w:t>
+      </w:r>
+    </w:p>
+    <w:p>
+      <w:pPr>
+        <w:numPr>
+          <w:ilvl w:val="1"/>
+          <w:numId w:val="1090"/>
         </w:numPr>
         <w:pStyle w:val="Compact"/>
       </w:pPr>
@@ -9533,14 +10037,14 @@
         <w:t xml:space="preserve"> </w:t>
       </w:r>
       <w:r>
-        <w:t xml:space="preserve">風景優美</w:t>
-      </w:r>
-    </w:p>
-    <w:p>
-      <w:pPr>
-        <w:numPr>
-          <w:ilvl w:val="1"/>
-          <w:numId w:val="1084"/>
+        <w:t xml:space="preserve">做人要少說話</w:t>
+      </w:r>
+    </w:p>
+    <w:p>
+      <w:pPr>
+        <w:numPr>
+          <w:ilvl w:val="1"/>
+          <w:numId w:val="1090"/>
         </w:numPr>
         <w:pStyle w:val="Compact"/>
       </w:pPr>
@@ -9551,14 +10055,14 @@
         <w:t xml:space="preserve"> </w:t>
       </w:r>
       <w:r>
-        <w:t xml:space="preserve">知音難遇</w:t>
-      </w:r>
-    </w:p>
-    <w:p>
-      <w:pPr>
-        <w:numPr>
-          <w:ilvl w:val="1"/>
-          <w:numId w:val="1084"/>
+        <w:t xml:space="preserve">真誠篤實，自然感召人</w:t>
+      </w:r>
+    </w:p>
+    <w:p>
+      <w:pPr>
+        <w:numPr>
+          <w:ilvl w:val="1"/>
+          <w:numId w:val="1090"/>
         </w:numPr>
         <w:pStyle w:val="Compact"/>
       </w:pPr>
@@ -9569,14 +10073,14 @@
         <w:t xml:space="preserve"> </w:t>
       </w:r>
       <w:r>
-        <w:t xml:space="preserve">堅持不懈</w:t>
-      </w:r>
-    </w:p>
-    <w:p>
-      <w:pPr>
-        <w:numPr>
-          <w:ilvl w:val="1"/>
-          <w:numId w:val="1084"/>
+        <w:t xml:space="preserve">桃李樹下有路</w:t>
+      </w:r>
+    </w:p>
+    <w:p>
+      <w:pPr>
+        <w:numPr>
+          <w:ilvl w:val="1"/>
+          <w:numId w:val="1090"/>
         </w:numPr>
         <w:pStyle w:val="Compact"/>
       </w:pPr>
@@ -9587,26 +10091,26 @@
         <w:t xml:space="preserve"> </w:t>
       </w:r>
       <w:r>
-        <w:t xml:space="preserve">隱居山林</w:t>
+        <w:t xml:space="preserve">成功要靠運氣</w:t>
       </w:r>
     </w:p>
     <w:p>
       <w:pPr>
         <w:numPr>
           <w:ilvl w:val="0"/>
-          <w:numId w:val="1070"/>
-        </w:numPr>
-        <w:pStyle w:val="Compact"/>
-      </w:pPr>
-      <w:r>
-        <w:t xml:space="preserve">「暮夜懷金」指？</w:t>
-      </w:r>
-    </w:p>
-    <w:p>
-      <w:pPr>
-        <w:numPr>
-          <w:ilvl w:val="1"/>
-          <w:numId w:val="1085"/>
+          <w:numId w:val="1071"/>
+        </w:numPr>
+        <w:pStyle w:val="Compact"/>
+      </w:pPr>
+      <w:r>
+        <w:t xml:space="preserve">「亡羊補牢」比喻？</w:t>
+      </w:r>
+    </w:p>
+    <w:p>
+      <w:pPr>
+        <w:numPr>
+          <w:ilvl w:val="1"/>
+          <w:numId w:val="1091"/>
         </w:numPr>
         <w:pStyle w:val="Compact"/>
       </w:pPr>
@@ -9617,14 +10121,14 @@
         <w:t xml:space="preserve"> </w:t>
       </w:r>
       <w:r>
-        <w:t xml:space="preserve">暗中行賄</w:t>
-      </w:r>
-    </w:p>
-    <w:p>
-      <w:pPr>
-        <w:numPr>
-          <w:ilvl w:val="1"/>
-          <w:numId w:val="1085"/>
+        <w:t xml:space="preserve">羊群走失</w:t>
+      </w:r>
+    </w:p>
+    <w:p>
+      <w:pPr>
+        <w:numPr>
+          <w:ilvl w:val="1"/>
+          <w:numId w:val="1091"/>
         </w:numPr>
         <w:pStyle w:val="Compact"/>
       </w:pPr>
@@ -9635,14 +10139,14 @@
         <w:t xml:space="preserve"> </w:t>
       </w:r>
       <w:r>
-        <w:t xml:space="preserve">夜行遠路</w:t>
-      </w:r>
-    </w:p>
-    <w:p>
-      <w:pPr>
-        <w:numPr>
-          <w:ilvl w:val="1"/>
-          <w:numId w:val="1085"/>
+        <w:t xml:space="preserve">犯錯後及時更正，尚能補救</w:t>
+      </w:r>
+    </w:p>
+    <w:p>
+      <w:pPr>
+        <w:numPr>
+          <w:ilvl w:val="1"/>
+          <w:numId w:val="1091"/>
         </w:numPr>
         <w:pStyle w:val="Compact"/>
       </w:pPr>
@@ -9653,14 +10157,14 @@
         <w:t xml:space="preserve"> </w:t>
       </w:r>
       <w:r>
-        <w:t xml:space="preserve">攜帶盤纏</w:t>
-      </w:r>
-    </w:p>
-    <w:p>
-      <w:pPr>
-        <w:numPr>
-          <w:ilvl w:val="1"/>
-          <w:numId w:val="1085"/>
+        <w:t xml:space="preserve">做事不用心</w:t>
+      </w:r>
+    </w:p>
+    <w:p>
+      <w:pPr>
+        <w:numPr>
+          <w:ilvl w:val="1"/>
+          <w:numId w:val="1091"/>
         </w:numPr>
         <w:pStyle w:val="Compact"/>
       </w:pPr>
@@ -9671,26 +10175,26 @@
         <w:t xml:space="preserve"> </w:t>
       </w:r>
       <w:r>
-        <w:t xml:space="preserve">偷竊錢財</w:t>
+        <w:t xml:space="preserve">預防勝於治療</w:t>
       </w:r>
     </w:p>
     <w:p>
       <w:pPr>
         <w:numPr>
           <w:ilvl w:val="0"/>
-          <w:numId w:val="1070"/>
-        </w:numPr>
-        <w:pStyle w:val="Compact"/>
-      </w:pPr>
-      <w:r>
-        <w:t xml:space="preserve">「朝三暮四」比喻？</w:t>
-      </w:r>
-    </w:p>
-    <w:p>
-      <w:pPr>
-        <w:numPr>
-          <w:ilvl w:val="1"/>
-          <w:numId w:val="1086"/>
+          <w:numId w:val="1071"/>
+        </w:numPr>
+        <w:pStyle w:val="Compact"/>
+      </w:pPr>
+      <w:r>
+        <w:t xml:space="preserve">「程門立雪」比喻？</w:t>
+      </w:r>
+    </w:p>
+    <w:p>
+      <w:pPr>
+        <w:numPr>
+          <w:ilvl w:val="1"/>
+          <w:numId w:val="1092"/>
         </w:numPr>
         <w:pStyle w:val="Compact"/>
       </w:pPr>
@@ -9701,14 +10205,14 @@
         <w:t xml:space="preserve"> </w:t>
       </w:r>
       <w:r>
-        <w:t xml:space="preserve">早晚勤學</w:t>
-      </w:r>
-    </w:p>
-    <w:p>
-      <w:pPr>
-        <w:numPr>
-          <w:ilvl w:val="1"/>
-          <w:numId w:val="1086"/>
+        <w:t xml:space="preserve">尊敬師長、虔誠向學</w:t>
+      </w:r>
+    </w:p>
+    <w:p>
+      <w:pPr>
+        <w:numPr>
+          <w:ilvl w:val="1"/>
+          <w:numId w:val="1092"/>
         </w:numPr>
         <w:pStyle w:val="Compact"/>
       </w:pPr>
@@ -9719,14 +10223,14 @@
         <w:t xml:space="preserve"> </w:t>
       </w:r>
       <w:r>
-        <w:t xml:space="preserve">心意不定，反覆無常</w:t>
-      </w:r>
-    </w:p>
-    <w:p>
-      <w:pPr>
-        <w:numPr>
-          <w:ilvl w:val="1"/>
-          <w:numId w:val="1086"/>
+        <w:t xml:space="preserve">雪中送炭</w:t>
+      </w:r>
+    </w:p>
+    <w:p>
+      <w:pPr>
+        <w:numPr>
+          <w:ilvl w:val="1"/>
+          <w:numId w:val="1092"/>
         </w:numPr>
         <w:pStyle w:val="Compact"/>
       </w:pPr>
@@ -9737,14 +10241,14 @@
         <w:t xml:space="preserve"> </w:t>
       </w:r>
       <w:r>
-        <w:t xml:space="preserve">做事有計畫</w:t>
-      </w:r>
-    </w:p>
-    <w:p>
-      <w:pPr>
-        <w:numPr>
-          <w:ilvl w:val="1"/>
-          <w:numId w:val="1086"/>
+        <w:t xml:space="preserve">居所簡陋</w:t>
+      </w:r>
+    </w:p>
+    <w:p>
+      <w:pPr>
+        <w:numPr>
+          <w:ilvl w:val="1"/>
+          <w:numId w:val="1092"/>
         </w:numPr>
         <w:pStyle w:val="Compact"/>
       </w:pPr>
@@ -9755,26 +10259,26 @@
         <w:t xml:space="preserve"> </w:t>
       </w:r>
       <w:r>
-        <w:t xml:space="preserve">時間短暫</w:t>
+        <w:t xml:space="preserve">隱居避世</w:t>
       </w:r>
     </w:p>
     <w:p>
       <w:pPr>
         <w:numPr>
           <w:ilvl w:val="0"/>
-          <w:numId w:val="1070"/>
-        </w:numPr>
-        <w:pStyle w:val="Compact"/>
-      </w:pPr>
-      <w:r>
-        <w:t xml:space="preserve">「兩袖清風」形容？</w:t>
-      </w:r>
-    </w:p>
-    <w:p>
-      <w:pPr>
-        <w:numPr>
-          <w:ilvl w:val="1"/>
-          <w:numId w:val="1087"/>
+          <w:numId w:val="1071"/>
+        </w:numPr>
+        <w:pStyle w:val="Compact"/>
+      </w:pPr>
+      <w:r>
+        <w:t xml:space="preserve">「老驥伏櫪」比喻？</w:t>
+      </w:r>
+    </w:p>
+    <w:p>
+      <w:pPr>
+        <w:numPr>
+          <w:ilvl w:val="1"/>
+          <w:numId w:val="1093"/>
         </w:numPr>
         <w:pStyle w:val="Compact"/>
       </w:pPr>
@@ -9785,14 +10289,14 @@
         <w:t xml:space="preserve"> </w:t>
       </w:r>
       <w:r>
-        <w:t xml:space="preserve">衣服單薄</w:t>
-      </w:r>
-    </w:p>
-    <w:p>
-      <w:pPr>
-        <w:numPr>
-          <w:ilvl w:val="1"/>
-          <w:numId w:val="1087"/>
+        <w:t xml:space="preserve">年老體衰</w:t>
+      </w:r>
+    </w:p>
+    <w:p>
+      <w:pPr>
+        <w:numPr>
+          <w:ilvl w:val="1"/>
+          <w:numId w:val="1093"/>
         </w:numPr>
         <w:pStyle w:val="Compact"/>
       </w:pPr>
@@ -9803,14 +10307,14 @@
         <w:t xml:space="preserve"> </w:t>
       </w:r>
       <w:r>
-        <w:t xml:space="preserve">天氣涼爽</w:t>
-      </w:r>
-    </w:p>
-    <w:p>
-      <w:pPr>
-        <w:numPr>
-          <w:ilvl w:val="1"/>
-          <w:numId w:val="1087"/>
+        <w:t xml:space="preserve">年雖老而仍懷雄心壯志</w:t>
+      </w:r>
+    </w:p>
+    <w:p>
+      <w:pPr>
+        <w:numPr>
+          <w:ilvl w:val="1"/>
+          <w:numId w:val="1093"/>
         </w:numPr>
         <w:pStyle w:val="Compact"/>
       </w:pPr>
@@ -9821,14 +10325,14 @@
         <w:t xml:space="preserve"> </w:t>
       </w:r>
       <w:r>
-        <w:t xml:space="preserve">官吏清廉</w:t>
-      </w:r>
-    </w:p>
-    <w:p>
-      <w:pPr>
-        <w:numPr>
-          <w:ilvl w:val="1"/>
-          <w:numId w:val="1087"/>
+        <w:t xml:space="preserve">馬匹被關</w:t>
+      </w:r>
+    </w:p>
+    <w:p>
+      <w:pPr>
+        <w:numPr>
+          <w:ilvl w:val="1"/>
+          <w:numId w:val="1093"/>
         </w:numPr>
         <w:pStyle w:val="Compact"/>
       </w:pPr>
@@ -9839,26 +10343,26 @@
         <w:t xml:space="preserve"> </w:t>
       </w:r>
       <w:r>
-        <w:t xml:space="preserve">生活悠閒</w:t>
+        <w:t xml:space="preserve">長途奔波</w:t>
       </w:r>
     </w:p>
     <w:p>
       <w:pPr>
         <w:numPr>
           <w:ilvl w:val="0"/>
-          <w:numId w:val="1070"/>
-        </w:numPr>
-        <w:pStyle w:val="Compact"/>
-      </w:pPr>
-      <w:r>
-        <w:t xml:space="preserve">「三顧茅廬」比喻？</w:t>
-      </w:r>
-    </w:p>
-    <w:p>
-      <w:pPr>
-        <w:numPr>
-          <w:ilvl w:val="1"/>
-          <w:numId w:val="1088"/>
+          <w:numId w:val="1071"/>
+        </w:numPr>
+        <w:pStyle w:val="Compact"/>
+      </w:pPr>
+      <w:r>
+        <w:t xml:space="preserve">「荳蔻年華」比喻？</w:t>
+      </w:r>
+    </w:p>
+    <w:p>
+      <w:pPr>
+        <w:numPr>
+          <w:ilvl w:val="1"/>
+          <w:numId w:val="1094"/>
         </w:numPr>
         <w:pStyle w:val="Compact"/>
       </w:pPr>
@@ -9869,14 +10373,14 @@
         <w:t xml:space="preserve"> </w:t>
       </w:r>
       <w:r>
-        <w:t xml:space="preserve">誠心邀請賢才</w:t>
-      </w:r>
-    </w:p>
-    <w:p>
-      <w:pPr>
-        <w:numPr>
-          <w:ilvl w:val="1"/>
-          <w:numId w:val="1088"/>
+        <w:t xml:space="preserve">年輕少女，多指十三、四歲之時</w:t>
+      </w:r>
+    </w:p>
+    <w:p>
+      <w:pPr>
+        <w:numPr>
+          <w:ilvl w:val="1"/>
+          <w:numId w:val="1094"/>
         </w:numPr>
         <w:pStyle w:val="Compact"/>
       </w:pPr>
@@ -9887,14 +10391,14 @@
         <w:t xml:space="preserve"> </w:t>
       </w:r>
       <w:r>
-        <w:t xml:space="preserve">屢次拜訪朋友</w:t>
-      </w:r>
-    </w:p>
-    <w:p>
-      <w:pPr>
-        <w:numPr>
-          <w:ilvl w:val="1"/>
-          <w:numId w:val="1088"/>
+        <w:t xml:space="preserve">老年婦女</w:t>
+      </w:r>
+    </w:p>
+    <w:p>
+      <w:pPr>
+        <w:numPr>
+          <w:ilvl w:val="1"/>
+          <w:numId w:val="1094"/>
         </w:numPr>
         <w:pStyle w:val="Compact"/>
       </w:pPr>
@@ -9905,14 +10409,14 @@
         <w:t xml:space="preserve"> </w:t>
       </w:r>
       <w:r>
-        <w:t xml:space="preserve">居住簡陋</w:t>
-      </w:r>
-    </w:p>
-    <w:p>
-      <w:pPr>
-        <w:numPr>
-          <w:ilvl w:val="1"/>
-          <w:numId w:val="1088"/>
+        <w:t xml:space="preserve">幼兒</w:t>
+      </w:r>
+    </w:p>
+    <w:p>
+      <w:pPr>
+        <w:numPr>
+          <w:ilvl w:val="1"/>
+          <w:numId w:val="1094"/>
         </w:numPr>
         <w:pStyle w:val="Compact"/>
       </w:pPr>
@@ -9923,26 +10427,26 @@
         <w:t xml:space="preserve"> </w:t>
       </w:r>
       <w:r>
-        <w:t xml:space="preserve">隱居山林</w:t>
+        <w:t xml:space="preserve">學生時代</w:t>
       </w:r>
     </w:p>
     <w:p>
       <w:pPr>
         <w:numPr>
           <w:ilvl w:val="0"/>
-          <w:numId w:val="1070"/>
-        </w:numPr>
-        <w:pStyle w:val="Compact"/>
-      </w:pPr>
-      <w:r>
-        <w:t xml:space="preserve">「桃李不言，下自成蹊」比喻？</w:t>
-      </w:r>
-    </w:p>
-    <w:p>
-      <w:pPr>
-        <w:numPr>
-          <w:ilvl w:val="1"/>
-          <w:numId w:val="1089"/>
+          <w:numId w:val="1071"/>
+        </w:numPr>
+        <w:pStyle w:val="Compact"/>
+      </w:pPr>
+      <w:r>
+        <w:t xml:space="preserve">「黃口孺子」比喻？</w:t>
+      </w:r>
+    </w:p>
+    <w:p>
+      <w:pPr>
+        <w:numPr>
+          <w:ilvl w:val="1"/>
+          <w:numId w:val="1095"/>
         </w:numPr>
         <w:pStyle w:val="Compact"/>
       </w:pPr>
@@ -9953,14 +10457,14 @@
         <w:t xml:space="preserve"> </w:t>
       </w:r>
       <w:r>
-        <w:t xml:space="preserve">做人要少說話</w:t>
-      </w:r>
-    </w:p>
-    <w:p>
-      <w:pPr>
-        <w:numPr>
-          <w:ilvl w:val="1"/>
-          <w:numId w:val="1089"/>
+        <w:t xml:space="preserve">年輕力壯的人</w:t>
+      </w:r>
+    </w:p>
+    <w:p>
+      <w:pPr>
+        <w:numPr>
+          <w:ilvl w:val="1"/>
+          <w:numId w:val="1095"/>
         </w:numPr>
         <w:pStyle w:val="Compact"/>
       </w:pPr>
@@ -9971,14 +10475,14 @@
         <w:t xml:space="preserve"> </w:t>
       </w:r>
       <w:r>
-        <w:t xml:space="preserve">真誠篤實，自然感召人</w:t>
-      </w:r>
-    </w:p>
-    <w:p>
-      <w:pPr>
-        <w:numPr>
-          <w:ilvl w:val="1"/>
-          <w:numId w:val="1089"/>
+        <w:t xml:space="preserve">淺薄幼稚的人</w:t>
+      </w:r>
+    </w:p>
+    <w:p>
+      <w:pPr>
+        <w:numPr>
+          <w:ilvl w:val="1"/>
+          <w:numId w:val="1095"/>
         </w:numPr>
         <w:pStyle w:val="Compact"/>
       </w:pPr>
@@ -9989,14 +10493,14 @@
         <w:t xml:space="preserve"> </w:t>
       </w:r>
       <w:r>
-        <w:t xml:space="preserve">桃李樹下有路</w:t>
-      </w:r>
-    </w:p>
-    <w:p>
-      <w:pPr>
-        <w:numPr>
-          <w:ilvl w:val="1"/>
-          <w:numId w:val="1089"/>
+        <w:t xml:space="preserve">老當益壯</w:t>
+      </w:r>
+    </w:p>
+    <w:p>
+      <w:pPr>
+        <w:numPr>
+          <w:ilvl w:val="1"/>
+          <w:numId w:val="1095"/>
         </w:numPr>
         <w:pStyle w:val="Compact"/>
       </w:pPr>
@@ -10007,26 +10511,26 @@
         <w:t xml:space="preserve"> </w:t>
       </w:r>
       <w:r>
-        <w:t xml:space="preserve">成功要靠運氣</w:t>
+        <w:t xml:space="preserve">少年得志</w:t>
       </w:r>
     </w:p>
     <w:p>
       <w:pPr>
         <w:numPr>
           <w:ilvl w:val="0"/>
-          <w:numId w:val="1070"/>
-        </w:numPr>
-        <w:pStyle w:val="Compact"/>
-      </w:pPr>
-      <w:r>
-        <w:t xml:space="preserve">「亡羊補牢」比喻？</w:t>
-      </w:r>
-    </w:p>
-    <w:p>
-      <w:pPr>
-        <w:numPr>
-          <w:ilvl w:val="1"/>
-          <w:numId w:val="1090"/>
+          <w:numId w:val="1071"/>
+        </w:numPr>
+        <w:pStyle w:val="Compact"/>
+      </w:pPr>
+      <w:r>
+        <w:t xml:space="preserve">遠公以「朝陽之暉」比喻？</w:t>
+      </w:r>
+    </w:p>
+    <w:p>
+      <w:pPr>
+        <w:numPr>
+          <w:ilvl w:val="1"/>
+          <w:numId w:val="1096"/>
         </w:numPr>
         <w:pStyle w:val="Compact"/>
       </w:pPr>
@@ -10037,14 +10541,14 @@
         <w:t xml:space="preserve"> </w:t>
       </w:r>
       <w:r>
-        <w:t xml:space="preserve">羊群走失</w:t>
-      </w:r>
-    </w:p>
-    <w:p>
-      <w:pPr>
-        <w:numPr>
-          <w:ilvl w:val="1"/>
-          <w:numId w:val="1090"/>
+        <w:t xml:space="preserve">年老的人</w:t>
+      </w:r>
+    </w:p>
+    <w:p>
+      <w:pPr>
+        <w:numPr>
+          <w:ilvl w:val="1"/>
+          <w:numId w:val="1096"/>
         </w:numPr>
         <w:pStyle w:val="Compact"/>
       </w:pPr>
@@ -10055,14 +10559,14 @@
         <w:t xml:space="preserve"> </w:t>
       </w:r>
       <w:r>
-        <w:t xml:space="preserve">犯錯後及時更正，尚能補救</w:t>
-      </w:r>
-    </w:p>
-    <w:p>
-      <w:pPr>
-        <w:numPr>
-          <w:ilvl w:val="1"/>
-          <w:numId w:val="1090"/>
+        <w:t xml:space="preserve">少壯的學子</w:t>
+      </w:r>
+    </w:p>
+    <w:p>
+      <w:pPr>
+        <w:numPr>
+          <w:ilvl w:val="1"/>
+          <w:numId w:val="1096"/>
         </w:numPr>
         <w:pStyle w:val="Compact"/>
       </w:pPr>
@@ -10073,14 +10577,14 @@
         <w:t xml:space="preserve"> </w:t>
       </w:r>
       <w:r>
-        <w:t xml:space="preserve">做事不用心</w:t>
-      </w:r>
-    </w:p>
-    <w:p>
-      <w:pPr>
-        <w:numPr>
-          <w:ilvl w:val="1"/>
-          <w:numId w:val="1090"/>
+        <w:t xml:space="preserve">過去的歲月</w:t>
+      </w:r>
+    </w:p>
+    <w:p>
+      <w:pPr>
+        <w:numPr>
+          <w:ilvl w:val="1"/>
+          <w:numId w:val="1096"/>
         </w:numPr>
         <w:pStyle w:val="Compact"/>
       </w:pPr>
@@ -10091,26 +10595,26 @@
         <w:t xml:space="preserve"> </w:t>
       </w:r>
       <w:r>
-        <w:t xml:space="preserve">預防勝於治療</w:t>
+        <w:t xml:space="preserve">早起的習慣</w:t>
       </w:r>
     </w:p>
     <w:p>
       <w:pPr>
         <w:numPr>
           <w:ilvl w:val="0"/>
-          <w:numId w:val="1070"/>
-        </w:numPr>
-        <w:pStyle w:val="Compact"/>
-      </w:pPr>
-      <w:r>
-        <w:t xml:space="preserve">「程門立雪」比喻？</w:t>
-      </w:r>
-    </w:p>
-    <w:p>
-      <w:pPr>
-        <w:numPr>
-          <w:ilvl w:val="1"/>
-          <w:numId w:val="1091"/>
+          <w:numId w:val="1071"/>
+        </w:numPr>
+        <w:pStyle w:val="Compact"/>
+      </w:pPr>
+      <w:r>
+        <w:t xml:space="preserve">「李代桃僵」的意思是？</w:t>
+      </w:r>
+    </w:p>
+    <w:p>
+      <w:pPr>
+        <w:numPr>
+          <w:ilvl w:val="1"/>
+          <w:numId w:val="1097"/>
         </w:numPr>
         <w:pStyle w:val="Compact"/>
       </w:pPr>
@@ -10121,14 +10625,14 @@
         <w:t xml:space="preserve"> </w:t>
       </w:r>
       <w:r>
-        <w:t xml:space="preserve">尊敬師長、虔誠向學</w:t>
-      </w:r>
-    </w:p>
-    <w:p>
-      <w:pPr>
-        <w:numPr>
-          <w:ilvl w:val="1"/>
-          <w:numId w:val="1091"/>
+        <w:t xml:space="preserve">李樹桃樹爭長</w:t>
+      </w:r>
+    </w:p>
+    <w:p>
+      <w:pPr>
+        <w:numPr>
+          <w:ilvl w:val="1"/>
+          <w:numId w:val="1097"/>
         </w:numPr>
         <w:pStyle w:val="Compact"/>
       </w:pPr>
@@ -10139,14 +10643,14 @@
         <w:t xml:space="preserve"> </w:t>
       </w:r>
       <w:r>
-        <w:t xml:space="preserve">雪中送炭</w:t>
-      </w:r>
-    </w:p>
-    <w:p>
-      <w:pPr>
-        <w:numPr>
-          <w:ilvl w:val="1"/>
-          <w:numId w:val="1091"/>
+        <w:t xml:space="preserve">以這個代替那個，或代替別人承受苦難</w:t>
+      </w:r>
+    </w:p>
+    <w:p>
+      <w:pPr>
+        <w:numPr>
+          <w:ilvl w:val="1"/>
+          <w:numId w:val="1097"/>
         </w:numPr>
         <w:pStyle w:val="Compact"/>
       </w:pPr>
@@ -10157,14 +10661,14 @@
         <w:t xml:space="preserve"> </w:t>
       </w:r>
       <w:r>
-        <w:t xml:space="preserve">居所簡陋</w:t>
-      </w:r>
-    </w:p>
-    <w:p>
-      <w:pPr>
-        <w:numPr>
-          <w:ilvl w:val="1"/>
-          <w:numId w:val="1091"/>
+        <w:t xml:space="preserve">栽種果樹</w:t>
+      </w:r>
+    </w:p>
+    <w:p>
+      <w:pPr>
+        <w:numPr>
+          <w:ilvl w:val="1"/>
+          <w:numId w:val="1097"/>
         </w:numPr>
         <w:pStyle w:val="Compact"/>
       </w:pPr>
@@ -10175,26 +10679,26 @@
         <w:t xml:space="preserve"> </w:t>
       </w:r>
       <w:r>
-        <w:t xml:space="preserve">隱居避世</w:t>
+        <w:t xml:space="preserve">兄弟爭產</w:t>
       </w:r>
     </w:p>
     <w:p>
       <w:pPr>
         <w:numPr>
           <w:ilvl w:val="0"/>
-          <w:numId w:val="1070"/>
-        </w:numPr>
-        <w:pStyle w:val="Compact"/>
-      </w:pPr>
-      <w:r>
-        <w:t xml:space="preserve">「老驥伏櫪」比喻？</w:t>
-      </w:r>
-    </w:p>
-    <w:p>
-      <w:pPr>
-        <w:numPr>
-          <w:ilvl w:val="1"/>
-          <w:numId w:val="1092"/>
+          <w:numId w:val="1071"/>
+        </w:numPr>
+        <w:pStyle w:val="Compact"/>
+      </w:pPr>
+      <w:r>
+        <w:t xml:space="preserve">「投桃報李」比喻？</w:t>
+      </w:r>
+    </w:p>
+    <w:p>
+      <w:pPr>
+        <w:numPr>
+          <w:ilvl w:val="1"/>
+          <w:numId w:val="1098"/>
         </w:numPr>
         <w:pStyle w:val="Compact"/>
       </w:pPr>
@@ -10205,14 +10709,14 @@
         <w:t xml:space="preserve"> </w:t>
       </w:r>
       <w:r>
-        <w:t xml:space="preserve">年老體衰</w:t>
-      </w:r>
-    </w:p>
-    <w:p>
-      <w:pPr>
-        <w:numPr>
-          <w:ilvl w:val="1"/>
-          <w:numId w:val="1092"/>
+        <w:t xml:space="preserve">貪圖小利</w:t>
+      </w:r>
+    </w:p>
+    <w:p>
+      <w:pPr>
+        <w:numPr>
+          <w:ilvl w:val="1"/>
+          <w:numId w:val="1098"/>
         </w:numPr>
         <w:pStyle w:val="Compact"/>
       </w:pPr>
@@ -10223,14 +10727,14 @@
         <w:t xml:space="preserve"> </w:t>
       </w:r>
       <w:r>
-        <w:t xml:space="preserve">年雖老而仍懷雄心壯志</w:t>
-      </w:r>
-    </w:p>
-    <w:p>
-      <w:pPr>
-        <w:numPr>
-          <w:ilvl w:val="1"/>
-          <w:numId w:val="1092"/>
+        <w:t xml:space="preserve">以恩報怨</w:t>
+      </w:r>
+    </w:p>
+    <w:p>
+      <w:pPr>
+        <w:numPr>
+          <w:ilvl w:val="1"/>
+          <w:numId w:val="1098"/>
         </w:numPr>
         <w:pStyle w:val="Compact"/>
       </w:pPr>
@@ -10241,14 +10745,14 @@
         <w:t xml:space="preserve"> </w:t>
       </w:r>
       <w:r>
-        <w:t xml:space="preserve">馬匹被關</w:t>
-      </w:r>
-    </w:p>
-    <w:p>
-      <w:pPr>
-        <w:numPr>
-          <w:ilvl w:val="1"/>
-          <w:numId w:val="1092"/>
+        <w:t xml:space="preserve">朋友間的贈答或友好往來</w:t>
+      </w:r>
+    </w:p>
+    <w:p>
+      <w:pPr>
+        <w:numPr>
+          <w:ilvl w:val="1"/>
+          <w:numId w:val="1098"/>
         </w:numPr>
         <w:pStyle w:val="Compact"/>
       </w:pPr>
@@ -10259,26 +10763,26 @@
         <w:t xml:space="preserve"> </w:t>
       </w:r>
       <w:r>
-        <w:t xml:space="preserve">長途奔波</w:t>
+        <w:t xml:space="preserve">送禮求人辦事</w:t>
       </w:r>
     </w:p>
     <w:p>
       <w:pPr>
         <w:numPr>
           <w:ilvl w:val="0"/>
-          <w:numId w:val="1070"/>
-        </w:numPr>
-        <w:pStyle w:val="Compact"/>
-      </w:pPr>
-      <w:r>
-        <w:t xml:space="preserve">「荳蔻年華」比喻？</w:t>
-      </w:r>
-    </w:p>
-    <w:p>
-      <w:pPr>
-        <w:numPr>
-          <w:ilvl w:val="1"/>
-          <w:numId w:val="1093"/>
+          <w:numId w:val="1071"/>
+        </w:numPr>
+        <w:pStyle w:val="Compact"/>
+      </w:pPr>
+      <w:r>
+        <w:t xml:space="preserve">「桃李春風」比喻？</w:t>
+      </w:r>
+    </w:p>
+    <w:p>
+      <w:pPr>
+        <w:numPr>
+          <w:ilvl w:val="1"/>
+          <w:numId w:val="1099"/>
         </w:numPr>
         <w:pStyle w:val="Compact"/>
       </w:pPr>
@@ -10289,14 +10793,14 @@
         <w:t xml:space="preserve"> </w:t>
       </w:r>
       <w:r>
-        <w:t xml:space="preserve">年輕少女，多指十三、四歲之時</w:t>
-      </w:r>
-    </w:p>
-    <w:p>
-      <w:pPr>
-        <w:numPr>
-          <w:ilvl w:val="1"/>
-          <w:numId w:val="1093"/>
+        <w:t xml:space="preserve">春天賞花</w:t>
+      </w:r>
+    </w:p>
+    <w:p>
+      <w:pPr>
+        <w:numPr>
+          <w:ilvl w:val="1"/>
+          <w:numId w:val="1099"/>
         </w:numPr>
         <w:pStyle w:val="Compact"/>
       </w:pPr>
@@ -10307,14 +10811,14 @@
         <w:t xml:space="preserve"> </w:t>
       </w:r>
       <w:r>
-        <w:t xml:space="preserve">老年婦女</w:t>
-      </w:r>
-    </w:p>
-    <w:p>
-      <w:pPr>
-        <w:numPr>
-          <w:ilvl w:val="1"/>
-          <w:numId w:val="1093"/>
+        <w:t xml:space="preserve">所栽培的門生後輩，或學生受到良師的諄諄教誨</w:t>
+      </w:r>
+    </w:p>
+    <w:p>
+      <w:pPr>
+        <w:numPr>
+          <w:ilvl w:val="1"/>
+          <w:numId w:val="1099"/>
         </w:numPr>
         <w:pStyle w:val="Compact"/>
       </w:pPr>
@@ -10325,14 +10829,14 @@
         <w:t xml:space="preserve"> </w:t>
       </w:r>
       <w:r>
-        <w:t xml:space="preserve">幼兒</w:t>
-      </w:r>
-    </w:p>
-    <w:p>
-      <w:pPr>
-        <w:numPr>
-          <w:ilvl w:val="1"/>
-          <w:numId w:val="1093"/>
+        <w:t xml:space="preserve">春風得意</w:t>
+      </w:r>
+    </w:p>
+    <w:p>
+      <w:pPr>
+        <w:numPr>
+          <w:ilvl w:val="1"/>
+          <w:numId w:val="1099"/>
         </w:numPr>
         <w:pStyle w:val="Compact"/>
       </w:pPr>
@@ -10343,26 +10847,26 @@
         <w:t xml:space="preserve"> </w:t>
       </w:r>
       <w:r>
-        <w:t xml:space="preserve">學生時代</w:t>
+        <w:t xml:space="preserve">果園豐收</w:t>
       </w:r>
     </w:p>
     <w:p>
       <w:pPr>
         <w:numPr>
           <w:ilvl w:val="0"/>
-          <w:numId w:val="1070"/>
-        </w:numPr>
-        <w:pStyle w:val="Compact"/>
-      </w:pPr>
-      <w:r>
-        <w:t xml:space="preserve">「黃口孺子」比喻？</w:t>
-      </w:r>
-    </w:p>
-    <w:p>
-      <w:pPr>
-        <w:numPr>
-          <w:ilvl w:val="1"/>
-          <w:numId w:val="1094"/>
+          <w:numId w:val="1071"/>
+        </w:numPr>
+        <w:pStyle w:val="Compact"/>
+      </w:pPr>
+      <w:r>
+        <w:t xml:space="preserve">「鉤心鬥角」比喻？</w:t>
+      </w:r>
+    </w:p>
+    <w:p>
+      <w:pPr>
+        <w:numPr>
+          <w:ilvl w:val="1"/>
+          <w:numId w:val="1100"/>
         </w:numPr>
         <w:pStyle w:val="Compact"/>
       </w:pPr>
@@ -10373,14 +10877,14 @@
         <w:t xml:space="preserve"> </w:t>
       </w:r>
       <w:r>
-        <w:t xml:space="preserve">年輕力壯的人</w:t>
-      </w:r>
-    </w:p>
-    <w:p>
-      <w:pPr>
-        <w:numPr>
-          <w:ilvl w:val="1"/>
-          <w:numId w:val="1094"/>
+        <w:t xml:space="preserve">齊心協力</w:t>
+      </w:r>
+    </w:p>
+    <w:p>
+      <w:pPr>
+        <w:numPr>
+          <w:ilvl w:val="1"/>
+          <w:numId w:val="1100"/>
         </w:numPr>
         <w:pStyle w:val="Compact"/>
       </w:pPr>
@@ -10391,14 +10895,14 @@
         <w:t xml:space="preserve"> </w:t>
       </w:r>
       <w:r>
-        <w:t xml:space="preserve">淺薄幼稚的人</w:t>
-      </w:r>
-    </w:p>
-    <w:p>
-      <w:pPr>
-        <w:numPr>
-          <w:ilvl w:val="1"/>
-          <w:numId w:val="1094"/>
+        <w:t xml:space="preserve">彼此明爭暗鬥，各用心機</w:t>
+      </w:r>
+    </w:p>
+    <w:p>
+      <w:pPr>
+        <w:numPr>
+          <w:ilvl w:val="1"/>
+          <w:numId w:val="1100"/>
         </w:numPr>
         <w:pStyle w:val="Compact"/>
       </w:pPr>
@@ -10409,426 +10913,6 @@
         <w:t xml:space="preserve"> </w:t>
       </w:r>
       <w:r>
-        <w:t xml:space="preserve">老當益壯</w:t>
-      </w:r>
-    </w:p>
-    <w:p>
-      <w:pPr>
-        <w:numPr>
-          <w:ilvl w:val="1"/>
-          <w:numId w:val="1094"/>
-        </w:numPr>
-        <w:pStyle w:val="Compact"/>
-      </w:pPr>
-      <w:r>
-        <w:t xml:space="preserve">(D)</w:t>
-      </w:r>
-      <w:r>
-        <w:t xml:space="preserve"> </w:t>
-      </w:r>
-      <w:r>
-        <w:t xml:space="preserve">少年得志</w:t>
-      </w:r>
-    </w:p>
-    <w:p>
-      <w:pPr>
-        <w:numPr>
-          <w:ilvl w:val="0"/>
-          <w:numId w:val="1070"/>
-        </w:numPr>
-        <w:pStyle w:val="Compact"/>
-      </w:pPr>
-      <w:r>
-        <w:t xml:space="preserve">遠公以「朝陽之暉」比喻？</w:t>
-      </w:r>
-    </w:p>
-    <w:p>
-      <w:pPr>
-        <w:numPr>
-          <w:ilvl w:val="1"/>
-          <w:numId w:val="1095"/>
-        </w:numPr>
-        <w:pStyle w:val="Compact"/>
-      </w:pPr>
-      <w:r>
-        <w:t xml:space="preserve">(A)</w:t>
-      </w:r>
-      <w:r>
-        <w:t xml:space="preserve"> </w:t>
-      </w:r>
-      <w:r>
-        <w:t xml:space="preserve">年老的人</w:t>
-      </w:r>
-    </w:p>
-    <w:p>
-      <w:pPr>
-        <w:numPr>
-          <w:ilvl w:val="1"/>
-          <w:numId w:val="1095"/>
-        </w:numPr>
-        <w:pStyle w:val="Compact"/>
-      </w:pPr>
-      <w:r>
-        <w:t xml:space="preserve">(B)</w:t>
-      </w:r>
-      <w:r>
-        <w:t xml:space="preserve"> </w:t>
-      </w:r>
-      <w:r>
-        <w:t xml:space="preserve">少壯的學子</w:t>
-      </w:r>
-    </w:p>
-    <w:p>
-      <w:pPr>
-        <w:numPr>
-          <w:ilvl w:val="1"/>
-          <w:numId w:val="1095"/>
-        </w:numPr>
-        <w:pStyle w:val="Compact"/>
-      </w:pPr>
-      <w:r>
-        <w:t xml:space="preserve">(C)</w:t>
-      </w:r>
-      <w:r>
-        <w:t xml:space="preserve"> </w:t>
-      </w:r>
-      <w:r>
-        <w:t xml:space="preserve">過去的歲月</w:t>
-      </w:r>
-    </w:p>
-    <w:p>
-      <w:pPr>
-        <w:numPr>
-          <w:ilvl w:val="1"/>
-          <w:numId w:val="1095"/>
-        </w:numPr>
-        <w:pStyle w:val="Compact"/>
-      </w:pPr>
-      <w:r>
-        <w:t xml:space="preserve">(D)</w:t>
-      </w:r>
-      <w:r>
-        <w:t xml:space="preserve"> </w:t>
-      </w:r>
-      <w:r>
-        <w:t xml:space="preserve">早起的習慣</w:t>
-      </w:r>
-    </w:p>
-    <w:p>
-      <w:pPr>
-        <w:numPr>
-          <w:ilvl w:val="0"/>
-          <w:numId w:val="1070"/>
-        </w:numPr>
-        <w:pStyle w:val="Compact"/>
-      </w:pPr>
-      <w:r>
-        <w:t xml:space="preserve">「李代桃僵」的意思是？</w:t>
-      </w:r>
-    </w:p>
-    <w:p>
-      <w:pPr>
-        <w:numPr>
-          <w:ilvl w:val="1"/>
-          <w:numId w:val="1096"/>
-        </w:numPr>
-        <w:pStyle w:val="Compact"/>
-      </w:pPr>
-      <w:r>
-        <w:t xml:space="preserve">(A)</w:t>
-      </w:r>
-      <w:r>
-        <w:t xml:space="preserve"> </w:t>
-      </w:r>
-      <w:r>
-        <w:t xml:space="preserve">李樹桃樹爭長</w:t>
-      </w:r>
-    </w:p>
-    <w:p>
-      <w:pPr>
-        <w:numPr>
-          <w:ilvl w:val="1"/>
-          <w:numId w:val="1096"/>
-        </w:numPr>
-        <w:pStyle w:val="Compact"/>
-      </w:pPr>
-      <w:r>
-        <w:t xml:space="preserve">(B)</w:t>
-      </w:r>
-      <w:r>
-        <w:t xml:space="preserve"> </w:t>
-      </w:r>
-      <w:r>
-        <w:t xml:space="preserve">以這個代替那個，或代替別人承受苦難</w:t>
-      </w:r>
-    </w:p>
-    <w:p>
-      <w:pPr>
-        <w:numPr>
-          <w:ilvl w:val="1"/>
-          <w:numId w:val="1096"/>
-        </w:numPr>
-        <w:pStyle w:val="Compact"/>
-      </w:pPr>
-      <w:r>
-        <w:t xml:space="preserve">(C)</w:t>
-      </w:r>
-      <w:r>
-        <w:t xml:space="preserve"> </w:t>
-      </w:r>
-      <w:r>
-        <w:t xml:space="preserve">栽種果樹</w:t>
-      </w:r>
-    </w:p>
-    <w:p>
-      <w:pPr>
-        <w:numPr>
-          <w:ilvl w:val="1"/>
-          <w:numId w:val="1096"/>
-        </w:numPr>
-        <w:pStyle w:val="Compact"/>
-      </w:pPr>
-      <w:r>
-        <w:t xml:space="preserve">(D)</w:t>
-      </w:r>
-      <w:r>
-        <w:t xml:space="preserve"> </w:t>
-      </w:r>
-      <w:r>
-        <w:t xml:space="preserve">兄弟爭產</w:t>
-      </w:r>
-    </w:p>
-    <w:p>
-      <w:pPr>
-        <w:numPr>
-          <w:ilvl w:val="0"/>
-          <w:numId w:val="1070"/>
-        </w:numPr>
-        <w:pStyle w:val="Compact"/>
-      </w:pPr>
-      <w:r>
-        <w:t xml:space="preserve">「投桃報李」比喻？</w:t>
-      </w:r>
-    </w:p>
-    <w:p>
-      <w:pPr>
-        <w:numPr>
-          <w:ilvl w:val="1"/>
-          <w:numId w:val="1097"/>
-        </w:numPr>
-        <w:pStyle w:val="Compact"/>
-      </w:pPr>
-      <w:r>
-        <w:t xml:space="preserve">(A)</w:t>
-      </w:r>
-      <w:r>
-        <w:t xml:space="preserve"> </w:t>
-      </w:r>
-      <w:r>
-        <w:t xml:space="preserve">貪圖小利</w:t>
-      </w:r>
-    </w:p>
-    <w:p>
-      <w:pPr>
-        <w:numPr>
-          <w:ilvl w:val="1"/>
-          <w:numId w:val="1097"/>
-        </w:numPr>
-        <w:pStyle w:val="Compact"/>
-      </w:pPr>
-      <w:r>
-        <w:t xml:space="preserve">(B)</w:t>
-      </w:r>
-      <w:r>
-        <w:t xml:space="preserve"> </w:t>
-      </w:r>
-      <w:r>
-        <w:t xml:space="preserve">以恩報怨</w:t>
-      </w:r>
-    </w:p>
-    <w:p>
-      <w:pPr>
-        <w:numPr>
-          <w:ilvl w:val="1"/>
-          <w:numId w:val="1097"/>
-        </w:numPr>
-        <w:pStyle w:val="Compact"/>
-      </w:pPr>
-      <w:r>
-        <w:t xml:space="preserve">(C)</w:t>
-      </w:r>
-      <w:r>
-        <w:t xml:space="preserve"> </w:t>
-      </w:r>
-      <w:r>
-        <w:t xml:space="preserve">朋友間的贈答或友好往來</w:t>
-      </w:r>
-    </w:p>
-    <w:p>
-      <w:pPr>
-        <w:numPr>
-          <w:ilvl w:val="1"/>
-          <w:numId w:val="1097"/>
-        </w:numPr>
-        <w:pStyle w:val="Compact"/>
-      </w:pPr>
-      <w:r>
-        <w:t xml:space="preserve">(D)</w:t>
-      </w:r>
-      <w:r>
-        <w:t xml:space="preserve"> </w:t>
-      </w:r>
-      <w:r>
-        <w:t xml:space="preserve">送禮求人辦事</w:t>
-      </w:r>
-    </w:p>
-    <w:p>
-      <w:pPr>
-        <w:numPr>
-          <w:ilvl w:val="0"/>
-          <w:numId w:val="1070"/>
-        </w:numPr>
-        <w:pStyle w:val="Compact"/>
-      </w:pPr>
-      <w:r>
-        <w:t xml:space="preserve">「桃李春風」比喻？</w:t>
-      </w:r>
-    </w:p>
-    <w:p>
-      <w:pPr>
-        <w:numPr>
-          <w:ilvl w:val="1"/>
-          <w:numId w:val="1098"/>
-        </w:numPr>
-        <w:pStyle w:val="Compact"/>
-      </w:pPr>
-      <w:r>
-        <w:t xml:space="preserve">(A)</w:t>
-      </w:r>
-      <w:r>
-        <w:t xml:space="preserve"> </w:t>
-      </w:r>
-      <w:r>
-        <w:t xml:space="preserve">春天賞花</w:t>
-      </w:r>
-    </w:p>
-    <w:p>
-      <w:pPr>
-        <w:numPr>
-          <w:ilvl w:val="1"/>
-          <w:numId w:val="1098"/>
-        </w:numPr>
-        <w:pStyle w:val="Compact"/>
-      </w:pPr>
-      <w:r>
-        <w:t xml:space="preserve">(B)</w:t>
-      </w:r>
-      <w:r>
-        <w:t xml:space="preserve"> </w:t>
-      </w:r>
-      <w:r>
-        <w:t xml:space="preserve">所栽培的門生後輩，或學生受到良師的諄諄教誨</w:t>
-      </w:r>
-    </w:p>
-    <w:p>
-      <w:pPr>
-        <w:numPr>
-          <w:ilvl w:val="1"/>
-          <w:numId w:val="1098"/>
-        </w:numPr>
-        <w:pStyle w:val="Compact"/>
-      </w:pPr>
-      <w:r>
-        <w:t xml:space="preserve">(C)</w:t>
-      </w:r>
-      <w:r>
-        <w:t xml:space="preserve"> </w:t>
-      </w:r>
-      <w:r>
-        <w:t xml:space="preserve">春風得意</w:t>
-      </w:r>
-    </w:p>
-    <w:p>
-      <w:pPr>
-        <w:numPr>
-          <w:ilvl w:val="1"/>
-          <w:numId w:val="1098"/>
-        </w:numPr>
-        <w:pStyle w:val="Compact"/>
-      </w:pPr>
-      <w:r>
-        <w:t xml:space="preserve">(D)</w:t>
-      </w:r>
-      <w:r>
-        <w:t xml:space="preserve"> </w:t>
-      </w:r>
-      <w:r>
-        <w:t xml:space="preserve">果園豐收</w:t>
-      </w:r>
-    </w:p>
-    <w:p>
-      <w:pPr>
-        <w:numPr>
-          <w:ilvl w:val="0"/>
-          <w:numId w:val="1070"/>
-        </w:numPr>
-        <w:pStyle w:val="Compact"/>
-      </w:pPr>
-      <w:r>
-        <w:t xml:space="preserve">「鉤心鬥角」比喻？</w:t>
-      </w:r>
-    </w:p>
-    <w:p>
-      <w:pPr>
-        <w:numPr>
-          <w:ilvl w:val="1"/>
-          <w:numId w:val="1099"/>
-        </w:numPr>
-        <w:pStyle w:val="Compact"/>
-      </w:pPr>
-      <w:r>
-        <w:t xml:space="preserve">(A)</w:t>
-      </w:r>
-      <w:r>
-        <w:t xml:space="preserve"> </w:t>
-      </w:r>
-      <w:r>
-        <w:t xml:space="preserve">齊心協力</w:t>
-      </w:r>
-    </w:p>
-    <w:p>
-      <w:pPr>
-        <w:numPr>
-          <w:ilvl w:val="1"/>
-          <w:numId w:val="1099"/>
-        </w:numPr>
-        <w:pStyle w:val="Compact"/>
-      </w:pPr>
-      <w:r>
-        <w:t xml:space="preserve">(B)</w:t>
-      </w:r>
-      <w:r>
-        <w:t xml:space="preserve"> </w:t>
-      </w:r>
-      <w:r>
-        <w:t xml:space="preserve">彼此明爭暗鬥，各用心機</w:t>
-      </w:r>
-    </w:p>
-    <w:p>
-      <w:pPr>
-        <w:numPr>
-          <w:ilvl w:val="1"/>
-          <w:numId w:val="1099"/>
-        </w:numPr>
-        <w:pStyle w:val="Compact"/>
-      </w:pPr>
-      <w:r>
-        <w:t xml:space="preserve">(C)</w:t>
-      </w:r>
-      <w:r>
-        <w:t xml:space="preserve"> </w:t>
-      </w:r>
-      <w:r>
         <w:t xml:space="preserve">建築雄偉</w:t>
       </w:r>
     </w:p>
@@ -10836,7 +10920,7 @@
       <w:pPr>
         <w:numPr>
           <w:ilvl w:val="1"/>
-          <w:numId w:val="1099"/>
+          <w:numId w:val="1100"/>
         </w:numPr>
         <w:pStyle w:val="Compact"/>
       </w:pPr>
@@ -12705,6 +12789,44 @@
             </w:pPr>
             <w:r>
               <w:t xml:space="preserve">吹之不百年，當正也。</w:t>
+            </w:r>
+          </w:p>
+        </w:tc>
+      </w:tr>
+      <w:tr>
+        <w:tc>
+          <w:tcPr/>
+          <w:p>
+            <w:pPr>
+              <w:pStyle w:val="Compact"/>
+              <w:jc w:val="left"/>
+            </w:pPr>
+            <w:r>
+              <w:t xml:space="preserve">108－6</w:t>
+            </w:r>
+          </w:p>
+        </w:tc>
+        <w:tc>
+          <w:tcPr/>
+          <w:p>
+            <w:pPr>
+              <w:pStyle w:val="Compact"/>
+              <w:jc w:val="left"/>
+            </w:pPr>
+            <w:r>
+              <w:t xml:space="preserve">B</w:t>
+            </w:r>
+          </w:p>
+        </w:tc>
+        <w:tc>
+          <w:tcPr/>
+          <w:p>
+            <w:pPr>
+              <w:pStyle w:val="Compact"/>
+              <w:jc w:val="left"/>
+            </w:pPr>
+            <w:r>
+              <w:t xml:space="preserve">初：剛；塔剛建成時看起來不正。</w:t>
             </w:r>
           </w:p>
         </w:tc>
@@ -14923,6 +15045,9 @@
     <w:abstractNumId w:val="991"/>
   </w:num>
   <w:num w:numId="1056">
+    <w:abstractNumId w:val="991"/>
+  </w:num>
+  <w:num w:numId="1057">
     <w:abstractNumId w:val="99201"/>
     <w:lvlOverride w:ilvl="0">
       <w:startOverride w:val="1"/>
@@ -14952,9 +15077,6 @@
       <w:startOverride w:val="1"/>
     </w:lvlOverride>
   </w:num>
-  <w:num w:numId="1057">
-    <w:abstractNumId w:val="991"/>
-  </w:num>
   <w:num w:numId="1058">
     <w:abstractNumId w:val="991"/>
   </w:num>
@@ -14971,6 +15093,9 @@
     <w:abstractNumId w:val="991"/>
   </w:num>
   <w:num w:numId="1063">
+    <w:abstractNumId w:val="991"/>
+  </w:num>
+  <w:num w:numId="1064">
     <w:abstractNumId w:val="99201"/>
     <w:lvlOverride w:ilvl="0">
       <w:startOverride w:val="1"/>
@@ -15000,9 +15125,6 @@
       <w:startOverride w:val="1"/>
     </w:lvlOverride>
   </w:num>
-  <w:num w:numId="1064">
-    <w:abstractNumId w:val="991"/>
-  </w:num>
   <w:num w:numId="1065">
     <w:abstractNumId w:val="991"/>
   </w:num>
@@ -15019,6 +15141,9 @@
     <w:abstractNumId w:val="991"/>
   </w:num>
   <w:num w:numId="1070">
+    <w:abstractNumId w:val="991"/>
+  </w:num>
+  <w:num w:numId="1071">
     <w:abstractNumId w:val="99201"/>
     <w:lvlOverride w:ilvl="0">
       <w:startOverride w:val="1"/>
@@ -15047,9 +15172,6 @@
     <w:lvlOverride w:ilvl="8">
       <w:startOverride w:val="1"/>
     </w:lvlOverride>
-  </w:num>
-  <w:num w:numId="1071">
-    <w:abstractNumId w:val="991"/>
   </w:num>
   <w:num w:numId="1072">
     <w:abstractNumId w:val="991"/>
@@ -15133,6 +15255,9 @@
     <w:abstractNumId w:val="991"/>
   </w:num>
   <w:num w:numId="1099">
+    <w:abstractNumId w:val="991"/>
+  </w:num>
+  <w:num w:numId="1100">
     <w:abstractNumId w:val="991"/>
   </w:num>
 </w:numbering>
